--- a/documentation/2024AA05606_Updated_Report.docx
+++ b/documentation/2024AA05606_Updated_Report.docx
@@ -2,9 +2,24 @@
 <file path=word/document.xml><?xml version="1.0" encoding="utf-8"?>
 <w:document xmlns:wpc="http://schemas.microsoft.com/office/word/2010/wordprocessingCanvas" xmlns:mo="http://schemas.microsoft.com/office/mac/office/2008/main" xmlns:mc="http://schemas.openxmlformats.org/markup-compatibility/2006" xmlns:mv="urn:schemas-microsoft-com:mac:vml" xmlns:o="urn:schemas-microsoft-com:office:office" xmlns:r="http://schemas.openxmlformats.org/officeDocument/2006/relationships" xmlns:m="http://schemas.openxmlformats.org/officeDocument/2006/math" xmlns:v="urn:schemas-microsoft-com:vml" xmlns:wp14="http://schemas.microsoft.com/office/word/2010/wordprocessingDrawing" xmlns:wp="http://schemas.openxmlformats.org/drawingml/2006/wordprocessingDrawing" xmlns:w10="urn:schemas-microsoft-com:office:word" xmlns:w="http://schemas.openxmlformats.org/wordprocessingml/2006/main" xmlns:w14="http://schemas.microsoft.com/office/word/2010/wordml" xmlns:wpg="http://schemas.microsoft.com/office/word/2010/wordprocessingGroup" xmlns:wpi="http://schemas.microsoft.com/office/word/2010/wordprocessingInk" xmlns:wne="http://schemas.microsoft.com/office/word/2006/wordml" xmlns:wps="http://schemas.microsoft.com/office/word/2010/wordprocessingShape" mc:Ignorable="w14 wp14">
   <w:body>
-    <w:p/>
     <w:p>
       <w:pPr>
+        <w:spacing w:after="0" w:before="0"/>
+      </w:pPr>
+    </w:p>
+    <w:p>
+      <w:pPr>
+        <w:spacing w:after="0" w:before="0"/>
+      </w:pPr>
+    </w:p>
+    <w:p>
+      <w:pPr>
+        <w:spacing w:after="0" w:before="0"/>
+      </w:pPr>
+    </w:p>
+    <w:p>
+      <w:pPr>
+        <w:spacing w:after="320" w:before="0"/>
         <w:jc w:val="center"/>
       </w:pPr>
       <w:r>
@@ -12,31 +27,34 @@
           <w:b/>
           <w:sz w:val="32"/>
         </w:rPr>
-        <w:t>A TWO-STAGE SUMMARIZATION PIPELINE FOR NEWS ARTICLES:</w:t>
+        <w:t>A TWO-STAGE SUMMARIZATION PIPELINE FOR</w:t>
+        <w:br/>
+        <w:t>NEWS ARTICLES:</w:t>
         <w:br/>
         <w:t>EXTRACTION-GUIDED ABSTRACTIVE GENERATION</w:t>
-        <w:br/>
-        <w:t>WITH DIFFICULTY-AWARE SAFETY SWITCH</w:t>
       </w:r>
     </w:p>
     <w:p>
       <w:pPr>
+        <w:spacing w:after="480" w:before="0"/>
         <w:jc w:val="center"/>
       </w:pPr>
       <w:r>
         <w:rPr>
+          <w:b w:val="0"/>
           <w:sz w:val="24"/>
         </w:rPr>
-        <w:t>AIMLCZG628T: DISSERTATION – UPDATED REPORT</w:t>
+        <w:t>AIMLCZG628T: DISSERTATION – MID-SEMESTER REPORT</w:t>
       </w:r>
     </w:p>
-    <w:p/>
     <w:p>
       <w:pPr>
+        <w:spacing w:after="120" w:before="0"/>
         <w:jc w:val="center"/>
       </w:pPr>
       <w:r>
         <w:rPr>
+          <w:b w:val="0"/>
           <w:sz w:val="24"/>
         </w:rPr>
         <w:t>by</w:t>
@@ -44,43 +62,38 @@
     </w:p>
     <w:p>
       <w:pPr>
+        <w:spacing w:after="40" w:before="0"/>
         <w:jc w:val="center"/>
       </w:pPr>
       <w:r>
         <w:rPr>
           <w:b/>
-          <w:sz w:val="24"/>
+          <w:sz w:val="26"/>
         </w:rPr>
         <w:t>PUTHINEEDI VENKATA SAI CHARAN</w:t>
       </w:r>
     </w:p>
     <w:p>
       <w:pPr>
+        <w:spacing w:after="480" w:before="0"/>
         <w:jc w:val="center"/>
       </w:pPr>
       <w:r>
         <w:rPr>
-          <w:sz w:val="24"/>
+          <w:b/>
+          <w:sz w:val="26"/>
         </w:rPr>
         <w:t>2024AA05606</w:t>
       </w:r>
     </w:p>
     <w:p>
       <w:pPr>
+        <w:spacing w:after="80" w:before="0"/>
         <w:jc w:val="center"/>
       </w:pPr>
       <w:r>
         <w:rPr>
-          <w:sz w:val="24"/>
-        </w:rPr>
-      </w:r>
-    </w:p>
-    <w:p>
-      <w:pPr>
-        <w:jc w:val="center"/>
-      </w:pPr>
-      <w:r>
-        <w:rPr>
+          <w:b w:val="0"/>
           <w:sz w:val="24"/>
         </w:rPr>
         <w:t>Dissertation work carried out at</w:t>
@@ -88,10 +101,103 @@
     </w:p>
     <w:p>
       <w:pPr>
+        <w:spacing w:after="480" w:before="0"/>
         <w:jc w:val="center"/>
       </w:pPr>
       <w:r>
         <w:rPr>
+          <w:b/>
+          <w:sz w:val="26"/>
+        </w:rPr>
+        <w:t>Opentext</w:t>
+      </w:r>
+    </w:p>
+    <w:p>
+      <w:pPr>
+        <w:spacing w:after="40" w:before="0"/>
+        <w:jc w:val="center"/>
+      </w:pPr>
+      <w:r>
+        <w:rPr>
+          <w:b w:val="0"/>
+          <w:sz w:val="24"/>
+        </w:rPr>
+        <w:t>Submitted in partial fulfilment of the</w:t>
+      </w:r>
+    </w:p>
+    <w:p>
+      <w:pPr>
+        <w:spacing w:after="40" w:before="0"/>
+        <w:jc w:val="center"/>
+      </w:pPr>
+      <w:r>
+        <w:rPr>
+          <w:b w:val="0"/>
+          <w:sz w:val="24"/>
+        </w:rPr>
+        <w:t>WILP M.Tech. Artificial Intelligence and Machine Learning</w:t>
+      </w:r>
+    </w:p>
+    <w:p>
+      <w:pPr>
+        <w:spacing w:after="480" w:before="0"/>
+        <w:jc w:val="center"/>
+      </w:pPr>
+      <w:r>
+        <w:rPr>
+          <w:b w:val="0"/>
+          <w:sz w:val="24"/>
+        </w:rPr>
+        <w:t>degree programme</w:t>
+      </w:r>
+    </w:p>
+    <w:p>
+      <w:pPr>
+        <w:spacing w:after="80" w:before="0"/>
+        <w:jc w:val="center"/>
+      </w:pPr>
+      <w:r>
+        <w:rPr>
+          <w:b w:val="0"/>
+          <w:sz w:val="24"/>
+        </w:rPr>
+        <w:t>Under the Supervision of</w:t>
+      </w:r>
+    </w:p>
+    <w:p>
+      <w:pPr>
+        <w:spacing w:after="40" w:before="0"/>
+        <w:jc w:val="center"/>
+      </w:pPr>
+      <w:r>
+        <w:rPr>
+          <w:b/>
+          <w:sz w:val="26"/>
+        </w:rPr>
+        <w:t>Veeraswamy Ponnuru</w:t>
+      </w:r>
+    </w:p>
+    <w:p>
+      <w:pPr>
+        <w:spacing w:after="40" w:before="0"/>
+        <w:jc w:val="center"/>
+      </w:pPr>
+      <w:r>
+        <w:rPr>
+          <w:b w:val="0"/>
+          <w:sz w:val="24"/>
+        </w:rPr>
+        <w:t>Lead Quality Assurance Engineer</w:t>
+      </w:r>
+    </w:p>
+    <w:p>
+      <w:pPr>
+        <w:spacing w:after="720" w:before="0"/>
+        <w:jc w:val="center"/>
+      </w:pPr>
+      <w:r>
+        <w:rPr>
+          <w:b w:val="0"/>
           <w:sz w:val="24"/>
         </w:rPr>
         <w:t>Opentext</w:t>
@@ -99,142 +205,38 @@
     </w:p>
     <w:p>
       <w:pPr>
-        <w:jc w:val="center"/>
-      </w:pPr>
-      <w:r>
-        <w:rPr>
-          <w:sz w:val="24"/>
-        </w:rPr>
-      </w:r>
-    </w:p>
-    <w:p>
-      <w:pPr>
-        <w:jc w:val="center"/>
-      </w:pPr>
-      <w:r>
-        <w:rPr>
-          <w:sz w:val="24"/>
-        </w:rPr>
-        <w:t>Submitted in partial fulfilment of the</w:t>
-      </w:r>
-    </w:p>
-    <w:p>
-      <w:pPr>
-        <w:jc w:val="center"/>
-      </w:pPr>
-      <w:r>
-        <w:rPr>
-          <w:sz w:val="24"/>
-        </w:rPr>
-        <w:t>WILP M.Tech. Artificial Intelligence and Machine Learning</w:t>
-      </w:r>
-    </w:p>
-    <w:p>
-      <w:pPr>
-        <w:jc w:val="center"/>
-      </w:pPr>
-      <w:r>
-        <w:rPr>
-          <w:sz w:val="24"/>
-        </w:rPr>
-        <w:t>degree programme</w:t>
-      </w:r>
-    </w:p>
-    <w:p>
-      <w:pPr>
-        <w:jc w:val="center"/>
-      </w:pPr>
-      <w:r>
-        <w:rPr>
-          <w:sz w:val="24"/>
-        </w:rPr>
-      </w:r>
-    </w:p>
-    <w:p>
-      <w:pPr>
-        <w:jc w:val="center"/>
-      </w:pPr>
-      <w:r>
-        <w:rPr>
-          <w:sz w:val="24"/>
-        </w:rPr>
-        <w:t>Under the Supervision of</w:t>
-      </w:r>
-    </w:p>
-    <w:p>
-      <w:pPr>
+        <w:spacing w:after="40" w:before="0"/>
         <w:jc w:val="center"/>
       </w:pPr>
       <w:r>
         <w:rPr>
           <w:b/>
-          <w:sz w:val="24"/>
-        </w:rPr>
-        <w:t>Veeraswamy Ponnuru</w:t>
-      </w:r>
-    </w:p>
-    <w:p>
-      <w:pPr>
-        <w:jc w:val="center"/>
-      </w:pPr>
-      <w:r>
-        <w:rPr>
-          <w:sz w:val="24"/>
-        </w:rPr>
-        <w:t>Lead Quality Assurance Engineer</w:t>
-      </w:r>
-    </w:p>
-    <w:p>
-      <w:pPr>
-        <w:jc w:val="center"/>
-      </w:pPr>
-      <w:r>
-        <w:rPr>
-          <w:sz w:val="24"/>
-        </w:rPr>
-        <w:t>Opentext</w:t>
-      </w:r>
-    </w:p>
-    <w:p>
-      <w:pPr>
-        <w:jc w:val="center"/>
-      </w:pPr>
-      <w:r>
-        <w:rPr>
-          <w:sz w:val="24"/>
-        </w:rPr>
-      </w:r>
-    </w:p>
-    <w:p>
-      <w:pPr>
-        <w:jc w:val="center"/>
-      </w:pPr>
-      <w:r>
-        <w:rPr>
-          <w:b/>
-          <w:sz w:val="24"/>
+          <w:sz w:val="26"/>
         </w:rPr>
         <w:t>BIRLA INSTITUTE OF TECHNOLOGY &amp; SCIENCE</w:t>
       </w:r>
     </w:p>
     <w:p>
       <w:pPr>
+        <w:spacing w:after="40" w:before="0"/>
         <w:jc w:val="center"/>
       </w:pPr>
       <w:r>
         <w:rPr>
           <w:b/>
-          <w:sz w:val="24"/>
+          <w:sz w:val="26"/>
         </w:rPr>
         <w:t>PILANI (RAJASTHAN)</w:t>
       </w:r>
     </w:p>
     <w:p>
       <w:pPr>
+        <w:spacing w:after="0" w:before="0"/>
         <w:jc w:val="center"/>
       </w:pPr>
       <w:r>
         <w:rPr>
+          <w:b w:val="0"/>
           <w:sz w:val="24"/>
         </w:rPr>
         <w:t>July 2026</w:t>
@@ -247,13 +249,20 @@
     </w:p>
     <w:p>
       <w:pPr>
-        <w:pStyle w:val="Heading1"/>
+        <w:spacing w:before="360" w:after="120"/>
       </w:pPr>
       <w:r>
+        <w:rPr>
+          <w:b/>
+          <w:sz w:val="28"/>
+        </w:rPr>
         <w:t>ABSTRACT</w:t>
       </w:r>
     </w:p>
     <w:p>
+      <w:pPr>
+        <w:spacing w:before="0" w:after="120"/>
+      </w:pPr>
       <w:r>
         <w:rPr>
           <w:b w:val="0"/>
@@ -264,45 +273,191 @@
       </w:r>
     </w:p>
     <w:p>
+      <w:pPr>
+        <w:spacing w:before="0" w:after="120"/>
+      </w:pPr>
       <w:r>
         <w:rPr>
           <w:b w:val="0"/>
           <w:i w:val="0"/>
           <w:sz w:val="22"/>
         </w:rPr>
-        <w:t>Existing summarisation approaches are broadly divided into two paradigms: extractive methods, which preserve factual accuracy but produce disjointed output, and abstractive methods, which leverage pre-trained transformer models such as BART and PEGASUS to generate fluent text but risk factual hallucination on longer documents. This dissertation proposes and implements a grounded, two-stage summarisation pipeline that integrates both paradigms. A hybrid evidence retrieval stage, combining BM25 lexical scoring with sentence-embedding similarity, first identifies the most salient sentences from the source article within the abstractive model's input budget. A fine-tuned BART model then generates multiple candidate summaries using nucleus sampling. Each candidate is evaluated against the retrieved evidence using a Natural Language Inference (NLI) based verifier that computes a Factual Consistency Score (FCS), and a preference reranker selects the most factually consistent and fluent candidate.</w:t>
+        <w:t>Existing summarisation approaches are broadly divided into two paradigms: extractive methods, which preserve factual accuracy but produce disjointed output, and abstractive methods, which leverage pre-trained transformer models such as BART and PEGASUS to generate fluent text but risk factual hallucination on longer documents. This dissertation proposes and implements a grounded, two-stage summarisation pipeline that integrates both paradigms. A hybrid evidence retrieval stage, combining BM25 lexical scoring with sentence-embedding similarity, first identifies the most salient sentences from the source article within the abstractive model's input budget. A fine-tuned BART model then generates multiple candidate summaries using nucleus sampling. Each candidate is evaluated against the retrieved evidence using a Natural Language Inference (NLI) based verifier that computes a Factual Consistency Score (FCS), and a preference reranker selects the most factually consistent and fluent candidate, with a difficulty-aware extractive fallback mechanism that adapts its threshold based on article complexity.</w:t>
       </w:r>
     </w:p>
     <w:p>
+      <w:pPr>
+        <w:spacing w:before="0" w:after="120"/>
+      </w:pPr>
       <w:r>
         <w:rPr>
           <w:b w:val="0"/>
           <w:i w:val="0"/>
           <w:sz w:val="22"/>
         </w:rPr>
-        <w:t>The key novelty of this work is a Difficulty-Aware Safety Switch that replaces a fixed fallback threshold with a dynamic threshold driven by per-article difficulty. The difficulty score is computed from three normalised signals: article length complexity, entity density, and retrieval uncertainty. Harder articles require stronger factual confidence before accepting abstractive output; easier articles proceed with a lower threshold. This mechanism improves factual safety by adapting fallback behaviour to input complexity without requiring model retraining.</w:t>
+        <w:t>The key novelty of this work is a Difficulty-Aware Safety Switch that replaces a fixed FCS threshold with a dynamic, per-article threshold computed from three signals: article length complexity, entity density, and retrieval uncertainty. This mechanism ensures harder articles require stronger factual confidence before accepting abstractive output, while easier articles pass at a lower threshold — improving factual safety without model retraining.</w:t>
       </w:r>
     </w:p>
     <w:p>
+      <w:pPr>
+        <w:spacing w:before="0" w:after="120"/>
+      </w:pPr>
       <w:r>
         <w:rPr>
           <w:b w:val="0"/>
           <w:i w:val="0"/>
           <w:sz w:val="22"/>
         </w:rPr>
-        <w:t>The complete pipeline — including baselines, ablation studies, and the difficulty-aware mechanism — has been implemented and evaluated on the CNN/DailyMail benchmark. A Streamlit demonstration application with real-time difficulty signal visualisation has been developed.</w:t>
+        <w:t>At the mid-semester milestone, the dataset preparation, four baseline implementations (Lead-3, TextRank, zero-shot BART, and fine-tuned single-stage BART), and the complete evidence-retrieval, generation, verification, reranking pipeline with difficulty-aware fallback have been built and evaluated. Ablation studies, PEGASUS and mBART comparison, and a Streamlit demonstration application have been completed. Remaining work includes human evaluation and final dissertation write-up.</w:t>
       </w:r>
     </w:p>
     <w:p>
+      <w:pPr>
+        <w:spacing w:before="0" w:after="120"/>
+      </w:pPr>
       <w:r>
         <w:rPr>
           <w:b w:val="0"/>
           <w:i/>
           <w:sz w:val="22"/>
         </w:rPr>
-        <w:t>Keywords: Automatic Text Summarisation, Natural Language Processing, BART, Evidence Retrieval, Factual Consistency, Natural Language Inference, BM25, Transformer Models, Difficulty-Aware Threshold, Safety Switch.</w:t>
+        <w:t>Keywords: Automatic Text Summarisation, Natural Language Processing, BART, Evidence Retrieval, Factual Consistency, Natural Language Inference, BM25, Transformer Models, Difficulty-Aware Threshold.</w:t>
       </w:r>
     </w:p>
+    <w:p/>
+    <w:tbl>
+      <w:tblPr>
+        <w:tblStyle w:val="TableGrid"/>
+        <w:tblW w:type="auto" w:w="0"/>
+        <w:tblLook w:firstColumn="1" w:firstRow="1" w:lastColumn="0" w:lastRow="0" w:noHBand="0" w:noVBand="1" w:val="04A0"/>
+      </w:tblPr>
+      <w:tblGrid>
+        <w:gridCol w:w="4680"/>
+        <w:gridCol w:w="4680"/>
+      </w:tblGrid>
+      <w:tr>
+        <w:tc>
+          <w:tcPr>
+            <w:tcW w:type="dxa" w:w="4680"/>
+          </w:tcPr>
+          <w:p>
+            <w:r/>
+            <w:r>
+              <w:rPr>
+                <w:b/>
+                <w:sz w:val="20"/>
+              </w:rPr>
+              <w:t>Signature of the Student</w:t>
+            </w:r>
+          </w:p>
+        </w:tc>
+        <w:tc>
+          <w:tcPr>
+            <w:tcW w:type="dxa" w:w="4680"/>
+          </w:tcPr>
+          <w:p>
+            <w:r/>
+            <w:r>
+              <w:rPr>
+                <w:b/>
+                <w:sz w:val="20"/>
+              </w:rPr>
+              <w:t>Signature of the Supervisor</w:t>
+            </w:r>
+          </w:p>
+        </w:tc>
+      </w:tr>
+      <w:tr>
+        <w:tc>
+          <w:tcPr>
+            <w:tcW w:type="dxa" w:w="4680"/>
+          </w:tcPr>
+          <w:p>
+            <w:r/>
+            <w:r>
+              <w:rPr>
+                <w:sz w:val="20"/>
+              </w:rPr>
+              <w:t>Name: Puthineedi Venkata Sai Charan</w:t>
+            </w:r>
+          </w:p>
+        </w:tc>
+        <w:tc>
+          <w:tcPr>
+            <w:tcW w:type="dxa" w:w="4680"/>
+          </w:tcPr>
+          <w:p>
+            <w:r/>
+            <w:r>
+              <w:rPr>
+                <w:sz w:val="20"/>
+              </w:rPr>
+              <w:t>Name: Veeraswamy Ponnuru</w:t>
+            </w:r>
+          </w:p>
+        </w:tc>
+      </w:tr>
+      <w:tr>
+        <w:tc>
+          <w:tcPr>
+            <w:tcW w:type="dxa" w:w="4680"/>
+          </w:tcPr>
+          <w:p>
+            <w:r/>
+            <w:r>
+              <w:rPr>
+                <w:sz w:val="20"/>
+              </w:rPr>
+              <w:t>Date: 03/07/2026</w:t>
+            </w:r>
+          </w:p>
+        </w:tc>
+        <w:tc>
+          <w:tcPr>
+            <w:tcW w:type="dxa" w:w="4680"/>
+          </w:tcPr>
+          <w:p>
+            <w:r/>
+            <w:r>
+              <w:rPr>
+                <w:sz w:val="20"/>
+              </w:rPr>
+              <w:t>Date: 03/07/2026</w:t>
+            </w:r>
+          </w:p>
+        </w:tc>
+      </w:tr>
+      <w:tr>
+        <w:tc>
+          <w:tcPr>
+            <w:tcW w:type="dxa" w:w="4680"/>
+          </w:tcPr>
+          <w:p>
+            <w:r/>
+            <w:r>
+              <w:rPr>
+                <w:sz w:val="20"/>
+              </w:rPr>
+              <w:t>Place: Hyderabad</w:t>
+            </w:r>
+          </w:p>
+        </w:tc>
+        <w:tc>
+          <w:tcPr>
+            <w:tcW w:type="dxa" w:w="4680"/>
+          </w:tcPr>
+          <w:p>
+            <w:r/>
+            <w:r>
+              <w:rPr>
+                <w:sz w:val="20"/>
+              </w:rPr>
+              <w:t>Place: Hyderabad</w:t>
+            </w:r>
+          </w:p>
+        </w:tc>
+      </w:tr>
+    </w:tbl>
     <w:p>
       <w:r>
         <w:br w:type="page"/>
@@ -310,13 +465,584 @@
     </w:p>
     <w:p>
       <w:pPr>
-        <w:pStyle w:val="Heading1"/>
+        <w:spacing w:before="360" w:after="120"/>
       </w:pPr>
       <w:r>
+        <w:rPr>
+          <w:b/>
+          <w:sz w:val="28"/>
+        </w:rPr>
+        <w:t>CONTENTS</w:t>
+      </w:r>
+    </w:p>
+    <w:tbl>
+      <w:tblPr>
+        <w:tblStyle w:val="TableGrid"/>
+        <w:tblW w:type="auto" w:w="0"/>
+        <w:jc w:val="center"/>
+        <w:tblLook w:firstColumn="1" w:firstRow="1" w:lastColumn="0" w:lastRow="0" w:noHBand="0" w:noVBand="1" w:val="04A0"/>
+      </w:tblPr>
+      <w:tblGrid>
+        <w:gridCol w:w="6803"/>
+        <w:gridCol w:w="1701"/>
+      </w:tblGrid>
+      <w:tr>
+        <w:tc>
+          <w:tcPr>
+            <w:tcW w:type="dxa" w:w="4680"/>
+            <w:shd w:fill="D9E2F3"/>
+          </w:tcPr>
+          <w:p>
+            <w:pPr>
+              <w:jc w:val="center"/>
+            </w:pPr>
+            <w:r/>
+            <w:r>
+              <w:rPr>
+                <w:b/>
+                <w:sz w:val="22"/>
+              </w:rPr>
+              <w:t>Section</w:t>
+            </w:r>
+          </w:p>
+        </w:tc>
+        <w:tc>
+          <w:tcPr>
+            <w:tcW w:type="dxa" w:w="4680"/>
+            <w:shd w:fill="D9E2F3"/>
+          </w:tcPr>
+          <w:p>
+            <w:pPr>
+              <w:jc w:val="center"/>
+            </w:pPr>
+            <w:r/>
+            <w:r>
+              <w:rPr>
+                <w:b/>
+                <w:sz w:val="22"/>
+              </w:rPr>
+              <w:t>Page</w:t>
+            </w:r>
+          </w:p>
+        </w:tc>
+      </w:tr>
+      <w:tr>
+        <w:tc>
+          <w:tcPr>
+            <w:tcW w:type="dxa" w:w="4680"/>
+          </w:tcPr>
+          <w:p>
+            <w:r/>
+            <w:r>
+              <w:rPr>
+                <w:sz w:val="22"/>
+              </w:rPr>
+              <w:t>1. Introduction and Problem Context</w:t>
+            </w:r>
+          </w:p>
+        </w:tc>
+        <w:tc>
+          <w:tcPr>
+            <w:tcW w:type="dxa" w:w="4680"/>
+          </w:tcPr>
+          <w:p>
+            <w:pPr>
+              <w:jc w:val="center"/>
+            </w:pPr>
+            <w:r/>
+            <w:r>
+              <w:rPr>
+                <w:sz w:val="22"/>
+              </w:rPr>
+              <w:t>4</w:t>
+            </w:r>
+          </w:p>
+        </w:tc>
+      </w:tr>
+      <w:tr>
+        <w:tc>
+          <w:tcPr>
+            <w:tcW w:type="dxa" w:w="4680"/>
+          </w:tcPr>
+          <w:p>
+            <w:r/>
+            <w:r>
+              <w:rPr>
+                <w:sz w:val="22"/>
+              </w:rPr>
+              <w:t>2. Objectives and Research Questions</w:t>
+            </w:r>
+          </w:p>
+        </w:tc>
+        <w:tc>
+          <w:tcPr>
+            <w:tcW w:type="dxa" w:w="4680"/>
+          </w:tcPr>
+          <w:p>
+            <w:pPr>
+              <w:jc w:val="center"/>
+            </w:pPr>
+            <w:r/>
+            <w:r>
+              <w:rPr>
+                <w:sz w:val="22"/>
+              </w:rPr>
+              <w:t>5</w:t>
+            </w:r>
+          </w:p>
+        </w:tc>
+      </w:tr>
+      <w:tr>
+        <w:tc>
+          <w:tcPr>
+            <w:tcW w:type="dxa" w:w="4680"/>
+          </w:tcPr>
+          <w:p>
+            <w:r/>
+            <w:r>
+              <w:rPr>
+                <w:sz w:val="22"/>
+              </w:rPr>
+              <w:t>3. System Modules Completed</w:t>
+            </w:r>
+          </w:p>
+        </w:tc>
+        <w:tc>
+          <w:tcPr>
+            <w:tcW w:type="dxa" w:w="4680"/>
+          </w:tcPr>
+          <w:p>
+            <w:pPr>
+              <w:jc w:val="center"/>
+            </w:pPr>
+            <w:r/>
+            <w:r>
+              <w:rPr>
+                <w:sz w:val="22"/>
+              </w:rPr>
+              <w:t>6</w:t>
+            </w:r>
+          </w:p>
+        </w:tc>
+      </w:tr>
+      <w:tr>
+        <w:tc>
+          <w:tcPr>
+            <w:tcW w:type="dxa" w:w="4680"/>
+          </w:tcPr>
+          <w:p>
+            <w:r/>
+            <w:r>
+              <w:rPr>
+                <w:sz w:val="22"/>
+              </w:rPr>
+              <w:t>4. System Architecture and Methodology</w:t>
+            </w:r>
+          </w:p>
+        </w:tc>
+        <w:tc>
+          <w:tcPr>
+            <w:tcW w:type="dxa" w:w="4680"/>
+          </w:tcPr>
+          <w:p>
+            <w:pPr>
+              <w:jc w:val="center"/>
+            </w:pPr>
+            <w:r/>
+            <w:r>
+              <w:rPr>
+                <w:sz w:val="22"/>
+              </w:rPr>
+              <w:t>7</w:t>
+            </w:r>
+          </w:p>
+        </w:tc>
+      </w:tr>
+      <w:tr>
+        <w:tc>
+          <w:tcPr>
+            <w:tcW w:type="dxa" w:w="4680"/>
+          </w:tcPr>
+          <w:p>
+            <w:r/>
+            <w:r>
+              <w:rPr>
+                <w:sz w:val="22"/>
+              </w:rPr>
+              <w:t>5. Tools and Technologies Used</w:t>
+            </w:r>
+          </w:p>
+        </w:tc>
+        <w:tc>
+          <w:tcPr>
+            <w:tcW w:type="dxa" w:w="4680"/>
+          </w:tcPr>
+          <w:p>
+            <w:pPr>
+              <w:jc w:val="center"/>
+            </w:pPr>
+            <w:r/>
+            <w:r>
+              <w:rPr>
+                <w:sz w:val="22"/>
+              </w:rPr>
+              <w:t>8</w:t>
+            </w:r>
+          </w:p>
+        </w:tc>
+      </w:tr>
+      <w:tr>
+        <w:tc>
+          <w:tcPr>
+            <w:tcW w:type="dxa" w:w="4680"/>
+          </w:tcPr>
+          <w:p>
+            <w:r/>
+            <w:r>
+              <w:rPr>
+                <w:sz w:val="22"/>
+              </w:rPr>
+              <w:t>6. Methodology and Pipeline Implementation</w:t>
+            </w:r>
+          </w:p>
+        </w:tc>
+        <w:tc>
+          <w:tcPr>
+            <w:tcW w:type="dxa" w:w="4680"/>
+          </w:tcPr>
+          <w:p>
+            <w:pPr>
+              <w:jc w:val="center"/>
+            </w:pPr>
+            <w:r/>
+            <w:r>
+              <w:rPr>
+                <w:sz w:val="22"/>
+              </w:rPr>
+              <w:t>9</w:t>
+            </w:r>
+          </w:p>
+        </w:tc>
+      </w:tr>
+      <w:tr>
+        <w:tc>
+          <w:tcPr>
+            <w:tcW w:type="dxa" w:w="4680"/>
+          </w:tcPr>
+          <w:p>
+            <w:r/>
+            <w:r>
+              <w:rPr>
+                <w:sz w:val="22"/>
+              </w:rPr>
+              <w:t>7. Experimental Setup and Baselines</w:t>
+            </w:r>
+          </w:p>
+        </w:tc>
+        <w:tc>
+          <w:tcPr>
+            <w:tcW w:type="dxa" w:w="4680"/>
+          </w:tcPr>
+          <w:p>
+            <w:pPr>
+              <w:jc w:val="center"/>
+            </w:pPr>
+            <w:r/>
+            <w:r>
+              <w:rPr>
+                <w:sz w:val="22"/>
+              </w:rPr>
+              <w:t>10</w:t>
+            </w:r>
+          </w:p>
+        </w:tc>
+      </w:tr>
+      <w:tr>
+        <w:tc>
+          <w:tcPr>
+            <w:tcW w:type="dxa" w:w="4680"/>
+          </w:tcPr>
+          <w:p>
+            <w:r/>
+            <w:r>
+              <w:rPr>
+                <w:sz w:val="22"/>
+              </w:rPr>
+              <w:t>8. Experimental Results</w:t>
+            </w:r>
+          </w:p>
+        </w:tc>
+        <w:tc>
+          <w:tcPr>
+            <w:tcW w:type="dxa" w:w="4680"/>
+          </w:tcPr>
+          <w:p>
+            <w:pPr>
+              <w:jc w:val="center"/>
+            </w:pPr>
+            <w:r/>
+            <w:r>
+              <w:rPr>
+                <w:sz w:val="22"/>
+              </w:rPr>
+              <w:t>10</w:t>
+            </w:r>
+          </w:p>
+        </w:tc>
+      </w:tr>
+      <w:tr>
+        <w:tc>
+          <w:tcPr>
+            <w:tcW w:type="dxa" w:w="4680"/>
+          </w:tcPr>
+          <w:p>
+            <w:r/>
+            <w:r>
+              <w:rPr>
+                <w:sz w:val="22"/>
+              </w:rPr>
+              <w:t>9. Current Implementation Status</w:t>
+            </w:r>
+          </w:p>
+        </w:tc>
+        <w:tc>
+          <w:tcPr>
+            <w:tcW w:type="dxa" w:w="4680"/>
+          </w:tcPr>
+          <w:p>
+            <w:pPr>
+              <w:jc w:val="center"/>
+            </w:pPr>
+            <w:r/>
+            <w:r>
+              <w:rPr>
+                <w:sz w:val="22"/>
+              </w:rPr>
+              <w:t>11</w:t>
+            </w:r>
+          </w:p>
+        </w:tc>
+      </w:tr>
+      <w:tr>
+        <w:tc>
+          <w:tcPr>
+            <w:tcW w:type="dxa" w:w="4680"/>
+          </w:tcPr>
+          <w:p>
+            <w:r/>
+            <w:r>
+              <w:rPr>
+                <w:sz w:val="22"/>
+              </w:rPr>
+              <w:t>10. Technical Specifications of the Proposed System</w:t>
+            </w:r>
+          </w:p>
+        </w:tc>
+        <w:tc>
+          <w:tcPr>
+            <w:tcW w:type="dxa" w:w="4680"/>
+          </w:tcPr>
+          <w:p>
+            <w:pPr>
+              <w:jc w:val="center"/>
+            </w:pPr>
+            <w:r/>
+            <w:r>
+              <w:rPr>
+                <w:sz w:val="22"/>
+              </w:rPr>
+              <w:t>12</w:t>
+            </w:r>
+          </w:p>
+        </w:tc>
+      </w:tr>
+      <w:tr>
+        <w:tc>
+          <w:tcPr>
+            <w:tcW w:type="dxa" w:w="4680"/>
+          </w:tcPr>
+          <w:p>
+            <w:r/>
+            <w:r>
+              <w:rPr>
+                <w:sz w:val="22"/>
+              </w:rPr>
+              <w:t>11. Design Considerations</w:t>
+            </w:r>
+          </w:p>
+        </w:tc>
+        <w:tc>
+          <w:tcPr>
+            <w:tcW w:type="dxa" w:w="4680"/>
+          </w:tcPr>
+          <w:p>
+            <w:pPr>
+              <w:jc w:val="center"/>
+            </w:pPr>
+            <w:r/>
+            <w:r>
+              <w:rPr>
+                <w:sz w:val="22"/>
+              </w:rPr>
+              <w:t>12</w:t>
+            </w:r>
+          </w:p>
+        </w:tc>
+      </w:tr>
+      <w:tr>
+        <w:tc>
+          <w:tcPr>
+            <w:tcW w:type="dxa" w:w="4680"/>
+          </w:tcPr>
+          <w:p>
+            <w:r/>
+            <w:r>
+              <w:rPr>
+                <w:sz w:val="22"/>
+              </w:rPr>
+              <w:t>12. Preliminary Observations and Risks</w:t>
+            </w:r>
+          </w:p>
+        </w:tc>
+        <w:tc>
+          <w:tcPr>
+            <w:tcW w:type="dxa" w:w="4680"/>
+          </w:tcPr>
+          <w:p>
+            <w:pPr>
+              <w:jc w:val="center"/>
+            </w:pPr>
+            <w:r/>
+            <w:r>
+              <w:rPr>
+                <w:sz w:val="22"/>
+              </w:rPr>
+              <w:t>13</w:t>
+            </w:r>
+          </w:p>
+        </w:tc>
+      </w:tr>
+      <w:tr>
+        <w:tc>
+          <w:tcPr>
+            <w:tcW w:type="dxa" w:w="4680"/>
+          </w:tcPr>
+          <w:p>
+            <w:r/>
+            <w:r>
+              <w:rPr>
+                <w:sz w:val="22"/>
+              </w:rPr>
+              <w:t>13. Future Plan</w:t>
+            </w:r>
+          </w:p>
+        </w:tc>
+        <w:tc>
+          <w:tcPr>
+            <w:tcW w:type="dxa" w:w="4680"/>
+          </w:tcPr>
+          <w:p>
+            <w:pPr>
+              <w:jc w:val="center"/>
+            </w:pPr>
+            <w:r/>
+            <w:r>
+              <w:rPr>
+                <w:sz w:val="22"/>
+              </w:rPr>
+              <w:t>14</w:t>
+            </w:r>
+          </w:p>
+        </w:tc>
+      </w:tr>
+      <w:tr>
+        <w:tc>
+          <w:tcPr>
+            <w:tcW w:type="dxa" w:w="4680"/>
+          </w:tcPr>
+          <w:p>
+            <w:r/>
+            <w:r>
+              <w:rPr>
+                <w:sz w:val="22"/>
+              </w:rPr>
+              <w:t>14. Abbreviations</w:t>
+            </w:r>
+          </w:p>
+        </w:tc>
+        <w:tc>
+          <w:tcPr>
+            <w:tcW w:type="dxa" w:w="4680"/>
+          </w:tcPr>
+          <w:p>
+            <w:pPr>
+              <w:jc w:val="center"/>
+            </w:pPr>
+            <w:r/>
+            <w:r>
+              <w:rPr>
+                <w:sz w:val="22"/>
+              </w:rPr>
+              <w:t>14</w:t>
+            </w:r>
+          </w:p>
+        </w:tc>
+      </w:tr>
+      <w:tr>
+        <w:tc>
+          <w:tcPr>
+            <w:tcW w:type="dxa" w:w="4680"/>
+          </w:tcPr>
+          <w:p>
+            <w:r/>
+            <w:r>
+              <w:rPr>
+                <w:sz w:val="22"/>
+              </w:rPr>
+              <w:t>15. References</w:t>
+            </w:r>
+          </w:p>
+        </w:tc>
+        <w:tc>
+          <w:tcPr>
+            <w:tcW w:type="dxa" w:w="4680"/>
+          </w:tcPr>
+          <w:p>
+            <w:pPr>
+              <w:jc w:val="center"/>
+            </w:pPr>
+            <w:r/>
+            <w:r>
+              <w:rPr>
+                <w:sz w:val="22"/>
+              </w:rPr>
+              <w:t>15</w:t>
+            </w:r>
+          </w:p>
+        </w:tc>
+      </w:tr>
+    </w:tbl>
+    <w:p>
+      <w:r>
+        <w:br w:type="page"/>
+      </w:r>
+    </w:p>
+    <w:p>
+      <w:pPr>
+        <w:spacing w:before="360" w:after="120"/>
+      </w:pPr>
+      <w:r>
+        <w:rPr>
+          <w:b/>
+          <w:sz w:val="28"/>
+        </w:rPr>
         <w:t>1. INTRODUCTION AND PROBLEM CONTEXT</w:t>
       </w:r>
     </w:p>
     <w:p>
+      <w:pPr>
+        <w:spacing w:before="0" w:after="120"/>
+      </w:pPr>
       <w:r>
         <w:rPr>
           <w:b w:val="0"/>
@@ -327,6 +1053,9 @@
       </w:r>
     </w:p>
     <w:p>
+      <w:pPr>
+        <w:spacing w:before="0" w:after="120"/>
+      </w:pPr>
       <w:r>
         <w:rPr>
           <w:b w:val="0"/>
@@ -338,58 +1067,128 @@
     </w:p>
     <w:p>
       <w:pPr>
-        <w:pStyle w:val="Heading2"/>
-      </w:pPr>
-      <w:r>
-        <w:t>1.1 Novelty: Difficulty-Aware Safety Switch</w:t>
-      </w:r>
-    </w:p>
-    <w:p>
+        <w:spacing w:before="0" w:after="120"/>
+      </w:pPr>
       <w:r>
         <w:rPr>
           <w:b w:val="0"/>
           <w:i w:val="0"/>
           <w:sz w:val="22"/>
         </w:rPr>
-        <w:t>Conventional summarisation pipelines use a fixed factual-confidence threshold to decide whether to accept an abstractive summary or fall back to a safe extractive output. A fixed threshold assumes all articles have equal difficulty, which is not true in real news data. This work introduces a Difficulty-Aware Safety Switch that adapts the threshold per article based on three normalised difficulty signals:</w:t>
+        <w:t>A critical limitation of prior summarisation pipelines that employ factual verification is the use of a fixed confidence threshold for the fallback decision. A single threshold cannot account for the wide variation in article difficulty: long articles with many entities are inherently harder to summarise faithfully than short, straightforward news reports. This work introduces a Difficulty-Aware Safety Switch that computes a per-article difficulty score and adjusts the fallback threshold dynamically, ensuring the system adapts its factual safety requirements to the complexity of each input.</w:t>
       </w:r>
     </w:p>
     <w:p>
       <w:pPr>
-        <w:pStyle w:val="ListBullet"/>
+        <w:spacing w:before="240" w:after="80"/>
       </w:pPr>
       <w:r>
-        <w:t>Length complexity — longer articles are harder to summarise faithfully.</w:t>
+        <w:rPr>
+          <w:b/>
+          <w:sz w:val="22"/>
+        </w:rPr>
+        <w:t>1.1 Scope at the Mid-Semester Stage</w:t>
       </w:r>
     </w:p>
     <w:p>
       <w:pPr>
-        <w:pStyle w:val="ListBullet"/>
-      </w:pPr>
-      <w:r>
-        <w:t>Entity density — articles with more named entities, dates, and numbers carry higher hallucination risk.</w:t>
-      </w:r>
-    </w:p>
-    <w:p>
-      <w:pPr>
-        <w:pStyle w:val="ListBullet"/>
-      </w:pPr>
-      <w:r>
-        <w:t>Retrieval uncertainty — when evidence scores are clustered (low margin), the article is ambiguous.</w:t>
-      </w:r>
-    </w:p>
-    <w:p>
+        <w:spacing w:before="0" w:after="120"/>
+      </w:pPr>
       <w:r>
         <w:rPr>
           <w:b w:val="0"/>
           <w:i w:val="0"/>
           <w:sz w:val="22"/>
         </w:rPr>
-        <w:t>The dynamic threshold formula is:</w:t>
-        <w:br/>
-        <w:t xml:space="preserve">    Threshold_dynamic = BaseThreshold + α × D</w:t>
-        <w:br/>
-        <w:t>where D ∈ [0, 1] is the weighted difficulty score and α = 0.20 controls sensitivity. This ensures harder articles require stronger factual confidence (threshold up to 0.60) while easier articles pass at the base level (0.40).</w:t>
+        <w:t>By the mid-semester milestone, the following have been completed:</w:t>
+      </w:r>
+    </w:p>
+    <w:p>
+      <w:pPr>
+        <w:pStyle w:val="ListBullet"/>
+      </w:pPr>
+      <w:r>
+        <w:rPr>
+          <w:sz w:val="22"/>
+        </w:rPr>
+        <w:t>Dataset acquisition, preprocessing, and corpus analysis on CNN/DailyMail</w:t>
+      </w:r>
+    </w:p>
+    <w:p>
+      <w:pPr>
+        <w:pStyle w:val="ListBullet"/>
+      </w:pPr>
+      <w:r>
+        <w:rPr>
+          <w:sz w:val="22"/>
+        </w:rPr>
+        <w:t>Four baseline systems implemented and evaluated on ROUGE, BERTScore, and FCS metrics</w:t>
+      </w:r>
+    </w:p>
+    <w:p>
+      <w:pPr>
+        <w:pStyle w:val="ListBullet"/>
+      </w:pPr>
+      <w:r>
+        <w:rPr>
+          <w:sz w:val="22"/>
+        </w:rPr>
+        <w:t>Evidence retrieval module developed using hybrid BM25 and sentence-embedding scoring</w:t>
+      </w:r>
+    </w:p>
+    <w:p>
+      <w:pPr>
+        <w:pStyle w:val="ListBullet"/>
+      </w:pPr>
+      <w:r>
+        <w:rPr>
+          <w:sz w:val="22"/>
+        </w:rPr>
+        <w:t>Best-of-N abstractive generation, NLI verification, and preference reranker with difficulty-aware extractive fallback implemented</w:t>
+      </w:r>
+    </w:p>
+    <w:p>
+      <w:pPr>
+        <w:pStyle w:val="ListBullet"/>
+      </w:pPr>
+      <w:r>
+        <w:rPr>
+          <w:sz w:val="22"/>
+        </w:rPr>
+        <w:t>Difficulty-Aware Safety Switch module designed, implemented, and validated</w:t>
+      </w:r>
+    </w:p>
+    <w:p>
+      <w:pPr>
+        <w:pStyle w:val="ListBullet"/>
+      </w:pPr>
+      <w:r>
+        <w:rPr>
+          <w:sz w:val="22"/>
+        </w:rPr>
+        <w:t>Ablation studies (retrieval method, N-candidates, verifier on/off) completed</w:t>
+      </w:r>
+    </w:p>
+    <w:p>
+      <w:pPr>
+        <w:pStyle w:val="ListBullet"/>
+      </w:pPr>
+      <w:r>
+        <w:rPr>
+          <w:sz w:val="22"/>
+        </w:rPr>
+        <w:t>PEGASUS and mBART comparison evaluation completed</w:t>
+      </w:r>
+    </w:p>
+    <w:p>
+      <w:pPr>
+        <w:pStyle w:val="ListBullet"/>
+      </w:pPr>
+      <w:r>
+        <w:rPr>
+          <w:sz w:val="22"/>
+        </w:rPr>
+        <w:t>Streamlit demonstration application with difficulty signal visualisation developed</w:t>
       </w:r>
     </w:p>
     <w:p>
@@ -399,17 +1198,37 @@
     </w:p>
     <w:p>
       <w:pPr>
-        <w:pStyle w:val="Heading1"/>
+        <w:spacing w:before="360" w:after="120"/>
       </w:pPr>
       <w:r>
+        <w:rPr>
+          <w:b/>
+          <w:sz w:val="28"/>
+        </w:rPr>
         <w:t>2. OBJECTIVES AND RESEARCH QUESTIONS</w:t>
       </w:r>
     </w:p>
     <w:p>
       <w:pPr>
+        <w:spacing w:before="0" w:after="120"/>
+      </w:pPr>
+      <w:r>
+        <w:rPr>
+          <w:b w:val="0"/>
+          <w:i w:val="0"/>
+          <w:sz w:val="22"/>
+        </w:rPr>
+        <w:t>The primary objectives of this dissertation are as follows:</w:t>
+      </w:r>
+    </w:p>
+    <w:p>
+      <w:pPr>
         <w:pStyle w:val="ListBullet"/>
       </w:pPr>
       <w:r>
+        <w:rPr>
+          <w:sz w:val="22"/>
+        </w:rPr>
         <w:t>Achieve ROUGE-2 ≥ 18.0 on the CNN/DailyMail test set, surpassing the Lead-3 extractive baseline</w:t>
       </w:r>
     </w:p>
@@ -418,6 +1237,9 @@
         <w:pStyle w:val="ListBullet"/>
       </w:pPr>
       <w:r>
+        <w:rPr>
+          <w:sz w:val="22"/>
+        </w:rPr>
         <w:t>Achieve NLI-FCS ≥ 0.65 for the proposed pipeline, compared to ≤ 0.55 for single-stage fine-tuned BART</w:t>
       </w:r>
     </w:p>
@@ -426,6 +1248,9 @@
         <w:pStyle w:val="ListBullet"/>
       </w:pPr>
       <w:r>
+        <w:rPr>
+          <w:sz w:val="22"/>
+        </w:rPr>
         <w:t>Maintain extractive fallback rate below 15% of test documents</w:t>
       </w:r>
     </w:p>
@@ -434,7 +1259,10 @@
         <w:pStyle w:val="ListBullet"/>
       </w:pPr>
       <w:r>
-        <w:t>Demonstrate that difficulty-aware dynamic threshold improves factual safety over fixed threshold</w:t>
+        <w:rPr>
+          <w:sz w:val="22"/>
+        </w:rPr>
+        <w:t>Demonstrate that difficulty-aware dynamic thresholding adapts fallback behaviour to article complexity</w:t>
       </w:r>
     </w:p>
     <w:p>
@@ -442,6 +1270,9 @@
         <w:pStyle w:val="ListBullet"/>
       </w:pPr>
       <w:r>
+        <w:rPr>
+          <w:sz w:val="22"/>
+        </w:rPr>
         <w:t>Achieve human evaluation mean factual accuracy ≥ 4.0/5.0 with Cohen's Kappa ≥ 0.6</w:t>
       </w:r>
     </w:p>
@@ -450,23 +1281,46 @@
         <w:pStyle w:val="ListBullet"/>
       </w:pPr>
       <w:r>
-        <w:t>Conduct a multilingual feasibility study on Hindi XL-Sum</w:t>
+        <w:rPr>
+          <w:sz w:val="22"/>
+        </w:rPr>
+        <w:t>Survey and compare extractive and abstractive summarisation methods through a structured literature review</w:t>
       </w:r>
     </w:p>
     <w:p>
       <w:pPr>
-        <w:pStyle w:val="Heading2"/>
+        <w:pStyle w:val="ListBullet"/>
       </w:pPr>
       <w:r>
+        <w:rPr>
+          <w:sz w:val="22"/>
+        </w:rPr>
+        <w:t>Conduct a multilingual feasibility study on Hindi XL-Sum comparing translate-then-summarise versus direct mBART</w:t>
+      </w:r>
+    </w:p>
+    <w:p>
+      <w:pPr>
+        <w:spacing w:before="240" w:after="80"/>
+      </w:pPr>
+      <w:r>
+        <w:rPr>
+          <w:b/>
+          <w:sz w:val="22"/>
+        </w:rPr>
         <w:t>2.1 Research Questions</w:t>
       </w:r>
     </w:p>
     <w:p>
       <w:pPr>
-        <w:pStyle w:val="ListBullet"/>
+        <w:spacing w:before="0" w:after="120"/>
       </w:pPr>
       <w:r>
-        <w:t>RQ1: Does hybrid BM25 + embedding retrieval improve factual consistency compared to truncation-based input?</w:t>
+        <w:rPr>
+          <w:b w:val="0"/>
+          <w:i w:val="0"/>
+          <w:sz w:val="22"/>
+        </w:rPr>
+        <w:t>The following research questions guide the evaluation framework:</w:t>
       </w:r>
     </w:p>
     <w:p>
@@ -474,7 +1328,10 @@
         <w:pStyle w:val="ListBullet"/>
       </w:pPr>
       <w:r>
-        <w:t>RQ2: Does Best-of-N generation with NLI-based reranking improve FCS over single-candidate greedy decoding?</w:t>
+        <w:rPr>
+          <w:sz w:val="22"/>
+        </w:rPr>
+        <w:t>1. Does hybrid BM25 and sentence-embedding retrieval improve factual consistency compared to truncation-based input selection?</w:t>
       </w:r>
     </w:p>
     <w:p>
@@ -482,7 +1339,10 @@
         <w:pStyle w:val="ListBullet"/>
       </w:pPr>
       <w:r>
-        <w:t>RQ3: Does the difficulty-aware dynamic threshold reduce factual risk compared to a fixed threshold?</w:t>
+        <w:rPr>
+          <w:sz w:val="22"/>
+        </w:rPr>
+        <w:t>2. Does Best-of-N generation with NLI-based reranking improve FCS over single-candidate greedy decoding?</w:t>
       </w:r>
     </w:p>
     <w:p>
@@ -490,7 +1350,10 @@
         <w:pStyle w:val="ListBullet"/>
       </w:pPr>
       <w:r>
-        <w:t>RQ4: What is the trade-off between factual safety and fallback rate under dynamic thresholding?</w:t>
+        <w:rPr>
+          <w:sz w:val="22"/>
+        </w:rPr>
+        <w:t>3. Does the difficulty-aware dynamic threshold reduce factual risk compared to a fixed threshold?</w:t>
       </w:r>
     </w:p>
     <w:p>
@@ -498,7 +1361,21 @@
         <w:pStyle w:val="ListBullet"/>
       </w:pPr>
       <w:r>
-        <w:t>RQ5: How does the proposed pipeline compare to BART, PEGASUS, and mBART under matched conditions?</w:t>
+        <w:rPr>
+          <w:sz w:val="22"/>
+        </w:rPr>
+        <w:t>4. What is the relationship between article difficulty score and optimal fallback threshold?</w:t>
+      </w:r>
+    </w:p>
+    <w:p>
+      <w:pPr>
+        <w:pStyle w:val="ListBullet"/>
+      </w:pPr>
+      <w:r>
+        <w:rPr>
+          <w:sz w:val="22"/>
+        </w:rPr>
+        <w:t>5. How does the proposed pipeline compare to BART-large, PEGASUS, and mBART under matched conditions on CNN/DailyMail?</w:t>
       </w:r>
     </w:p>
     <w:p>
@@ -508,13 +1385,287 @@
     </w:p>
     <w:p>
       <w:pPr>
-        <w:pStyle w:val="Heading1"/>
+        <w:spacing w:before="360" w:after="120"/>
       </w:pPr>
       <w:r>
-        <w:t>3. SYSTEM ARCHITECTURE AND METHODOLOGY</w:t>
+        <w:rPr>
+          <w:b/>
+          <w:sz w:val="28"/>
+        </w:rPr>
+        <w:t>3. SYSTEM MODULES COMPLETED</w:t>
       </w:r>
     </w:p>
     <w:p>
+      <w:pPr>
+        <w:spacing w:before="240" w:after="80"/>
+      </w:pPr>
+      <w:r>
+        <w:rPr>
+          <w:b/>
+          <w:sz w:val="22"/>
+        </w:rPr>
+        <w:t>3.1 Dataset Preparation and Corpus Analysis</w:t>
+      </w:r>
+    </w:p>
+    <w:p>
+      <w:pPr>
+        <w:spacing w:before="0" w:after="120"/>
+      </w:pPr>
+      <w:r>
+        <w:rPr>
+          <w:b w:val="0"/>
+          <w:i w:val="0"/>
+          <w:sz w:val="22"/>
+        </w:rPr>
+        <w:t>The CNN/DailyMail benchmark dataset was acquired and split into training, validation, and test sets (70/15/15 ratio). Corpus statistics including average article length, summary length, and vocabulary coverage were computed. A smaller Hindi XL-Sum subset was also prepared for the multilingual feasibility study.</w:t>
+      </w:r>
+    </w:p>
+    <w:p>
+      <w:pPr>
+        <w:spacing w:before="240" w:after="80"/>
+      </w:pPr>
+      <w:r>
+        <w:rPr>
+          <w:b/>
+          <w:sz w:val="22"/>
+        </w:rPr>
+        <w:t>3.2 Lead-3 Baseline</w:t>
+      </w:r>
+    </w:p>
+    <w:p>
+      <w:pPr>
+        <w:spacing w:before="0" w:after="120"/>
+      </w:pPr>
+      <w:r>
+        <w:rPr>
+          <w:b w:val="0"/>
+          <w:i w:val="0"/>
+          <w:sz w:val="22"/>
+        </w:rPr>
+        <w:t>Returns the first three sentences of each article, exploiting the journalistic front-loading convention. This baseline establishes a practical lower bound that any meaningful summarisation system should surpass.</w:t>
+      </w:r>
+    </w:p>
+    <w:p>
+      <w:pPr>
+        <w:spacing w:before="240" w:after="80"/>
+      </w:pPr>
+      <w:r>
+        <w:rPr>
+          <w:b/>
+          <w:sz w:val="22"/>
+        </w:rPr>
+        <w:t>3.3 TextRank Baseline</w:t>
+      </w:r>
+    </w:p>
+    <w:p>
+      <w:pPr>
+        <w:spacing w:before="0" w:after="120"/>
+      </w:pPr>
+      <w:r>
+        <w:rPr>
+          <w:b w:val="0"/>
+          <w:i w:val="0"/>
+          <w:sz w:val="22"/>
+        </w:rPr>
+        <w:t>An unsupervised graph-based extractive approach in which sentences are modelled as nodes and edges are weighted by lexical similarity. Sentences are ranked by eigenvector centrality and the top-ranked sentences form the summary.</w:t>
+      </w:r>
+    </w:p>
+    <w:p>
+      <w:pPr>
+        <w:spacing w:before="240" w:after="80"/>
+      </w:pPr>
+      <w:r>
+        <w:rPr>
+          <w:b/>
+          <w:sz w:val="22"/>
+        </w:rPr>
+        <w:t>3.4 Zero-Shot BART Baseline</w:t>
+      </w:r>
+    </w:p>
+    <w:p>
+      <w:pPr>
+        <w:spacing w:before="0" w:after="120"/>
+      </w:pPr>
+      <w:r>
+        <w:rPr>
+          <w:b w:val="0"/>
+          <w:i w:val="0"/>
+          <w:sz w:val="22"/>
+        </w:rPr>
+        <w:t>A pre-trained BART-large-cnn model applied without domain-specific fine-tuning. This baseline isolates the contribution of fine-tuning on CNN/DailyMail from the architectural benefits.</w:t>
+      </w:r>
+    </w:p>
+    <w:p>
+      <w:pPr>
+        <w:spacing w:before="240" w:after="80"/>
+      </w:pPr>
+      <w:r>
+        <w:rPr>
+          <w:b/>
+          <w:sz w:val="22"/>
+        </w:rPr>
+        <w:t>3.5 Fine-Tuned Single-Stage BART Baseline</w:t>
+      </w:r>
+    </w:p>
+    <w:p>
+      <w:pPr>
+        <w:spacing w:before="0" w:after="120"/>
+      </w:pPr>
+      <w:r>
+        <w:rPr>
+          <w:b w:val="0"/>
+          <w:i w:val="0"/>
+          <w:sz w:val="22"/>
+        </w:rPr>
+        <w:t>BART-large fine-tuned on CNN/DailyMail for three epochs. The model encodes a truncated article prefix and decodes a single summary without any retrieval pre-filtering or NLI verification. This represents the standard single-stage abstractive pipeline.</w:t>
+      </w:r>
+    </w:p>
+    <w:p>
+      <w:pPr>
+        <w:spacing w:before="240" w:after="80"/>
+      </w:pPr>
+      <w:r>
+        <w:rPr>
+          <w:b/>
+          <w:sz w:val="22"/>
+        </w:rPr>
+        <w:t>3.6 Evidence Retrieval Module</w:t>
+      </w:r>
+    </w:p>
+    <w:p>
+      <w:pPr>
+        <w:spacing w:before="0" w:after="120"/>
+      </w:pPr>
+      <w:r>
+        <w:rPr>
+          <w:b w:val="0"/>
+          <w:i w:val="0"/>
+          <w:sz w:val="22"/>
+        </w:rPr>
+        <w:t>Sentences from the source article are scored using a hybrid combination of BM25 lexical scoring and sentence-embedding cosine similarity. The highest-scoring sentences within the abstractive model's 1024-token budget form both the selected context for generation and the evidence pool for downstream verification.</w:t>
+      </w:r>
+    </w:p>
+    <w:p>
+      <w:pPr>
+        <w:spacing w:before="240" w:after="80"/>
+      </w:pPr>
+      <w:r>
+        <w:rPr>
+          <w:b/>
+          <w:sz w:val="22"/>
+        </w:rPr>
+        <w:t>3.7 Best-of-N Abstractive Generation Module</w:t>
+      </w:r>
+    </w:p>
+    <w:p>
+      <w:pPr>
+        <w:spacing w:before="0" w:after="120"/>
+      </w:pPr>
+      <w:r>
+        <w:rPr>
+          <w:b w:val="0"/>
+          <w:i w:val="0"/>
+          <w:sz w:val="22"/>
+        </w:rPr>
+        <w:t>The fine-tuned BART model generates N = 5 diverse candidate summaries using nucleus sampling (top_p = 0.92), producing varied phrasings of the same content rather than a single greedy output.</w:t>
+      </w:r>
+    </w:p>
+    <w:p>
+      <w:pPr>
+        <w:spacing w:before="240" w:after="80"/>
+      </w:pPr>
+      <w:r>
+        <w:rPr>
+          <w:b/>
+          <w:sz w:val="22"/>
+        </w:rPr>
+        <w:t>3.8 NLI Evidence Verification Module</w:t>
+      </w:r>
+    </w:p>
+    <w:p>
+      <w:pPr>
+        <w:spacing w:before="0" w:after="120"/>
+      </w:pPr>
+      <w:r>
+        <w:rPr>
+          <w:b w:val="0"/>
+          <w:i w:val="0"/>
+          <w:sz w:val="22"/>
+        </w:rPr>
+        <w:t>Each candidate summary is decomposed into sentences. For each sentence, the best-matching evidence sentence from the retrieved pool is identified and an entailment probability is computed using a DeBERTa-based NLI model. The mean entailment probability across all sentences in a candidate forms its Factual Consistency Score (FCS).</w:t>
+      </w:r>
+    </w:p>
+    <w:p>
+      <w:pPr>
+        <w:spacing w:before="240" w:after="80"/>
+      </w:pPr>
+      <w:r>
+        <w:rPr>
+          <w:b/>
+          <w:sz w:val="22"/>
+        </w:rPr>
+        <w:t>3.9 Preference Reranker with Difficulty-Aware Fallback</w:t>
+      </w:r>
+    </w:p>
+    <w:p>
+      <w:pPr>
+        <w:spacing w:before="0" w:after="120"/>
+      </w:pPr>
+      <w:r>
+        <w:rPr>
+          <w:b w:val="0"/>
+          <w:i w:val="0"/>
+          <w:sz w:val="22"/>
+        </w:rPr>
+        <w:t>Candidates are ranked using a weighted combination of FCS and BERTScore-F1. The top-ranked candidate is selected as output. If no candidate exceeds the dynamic FCS threshold (computed from the article's difficulty score), the system falls back to an extractive summary derived from the retrieved evidence set.</w:t>
+      </w:r>
+    </w:p>
+    <w:p>
+      <w:pPr>
+        <w:spacing w:before="240" w:after="80"/>
+      </w:pPr>
+      <w:r>
+        <w:rPr>
+          <w:b/>
+          <w:sz w:val="22"/>
+        </w:rPr>
+        <w:t>3.10 Difficulty-Aware Safety Switch (Novel Contribution)</w:t>
+      </w:r>
+    </w:p>
+    <w:p>
+      <w:pPr>
+        <w:spacing w:before="0" w:after="120"/>
+      </w:pPr>
+      <w:r>
+        <w:rPr>
+          <w:b w:val="0"/>
+          <w:i w:val="0"/>
+          <w:sz w:val="22"/>
+        </w:rPr>
+        <w:t>A lightweight module that computes a per-article difficulty score D from three normalised signals: length complexity, entity density, and retrieval uncertainty. The dynamic threshold is: Threshold = 0.40 + 0.20 × D. This replaces the fixed threshold in the baseline pipeline, adapting fallback behaviour to article complexity without model retraining.</w:t>
+      </w:r>
+    </w:p>
+    <w:p>
+      <w:r>
+        <w:br w:type="page"/>
+      </w:r>
+    </w:p>
+    <w:p>
+      <w:pPr>
+        <w:spacing w:before="360" w:after="120"/>
+      </w:pPr>
+      <w:r>
+        <w:rPr>
+          <w:b/>
+          <w:sz w:val="28"/>
+        </w:rPr>
+        <w:t>4. SYSTEM ARCHITECTURE AND METHODOLOGY</w:t>
+      </w:r>
+    </w:p>
+    <w:p>
+      <w:pPr>
+        <w:spacing w:before="0" w:after="120"/>
+      </w:pPr>
       <w:r>
         <w:rPr>
           <w:b w:val="0"/>
@@ -526,97 +1677,83 @@
     </w:p>
     <w:p>
       <w:pPr>
-        <w:pStyle w:val="Heading2"/>
+        <w:spacing w:before="240" w:after="80"/>
       </w:pPr>
       <w:r>
-        <w:t>3.1 Pipeline Stages</w:t>
+        <w:rPr>
+          <w:b/>
+          <w:sz w:val="22"/>
+        </w:rPr>
+        <w:t>4.1 High-Level Architecture</w:t>
       </w:r>
     </w:p>
     <w:p>
       <w:pPr>
-        <w:pStyle w:val="ListBullet"/>
-      </w:pPr>
-      <w:r>
-        <w:t>Stage 1 – Evidence Retrieval: Sentences scored using hybrid BM25 + sentence-embedding cosine similarity. Top-K sentences within 1024-token budget form the selected context and evidence pool.</w:t>
-      </w:r>
-    </w:p>
-    <w:p>
-      <w:pPr>
-        <w:pStyle w:val="ListBullet"/>
-      </w:pPr>
-      <w:r>
-        <w:t>Stage 2 – Abstractive Generation: Fine-tuned BART generates N=5 diverse candidate summaries via nucleus sampling (top_p = 0.92).</w:t>
-      </w:r>
-    </w:p>
-    <w:p>
-      <w:pPr>
-        <w:pStyle w:val="ListBullet"/>
-      </w:pPr>
-      <w:r>
-        <w:t>Stage 3 – NLI Evidence Verification: Each candidate sentence is verified against the evidence pool using DeBERTa-based NLI, producing a per-candidate FCS.</w:t>
-      </w:r>
-    </w:p>
-    <w:p>
-      <w:pPr>
-        <w:pStyle w:val="ListBullet"/>
-      </w:pPr>
-      <w:r>
-        <w:t>Stage 4 – Difficulty-Aware Reranking and Fallback: Candidates are ranked by weighted FCS + BERTScore-F1. The dynamic threshold (driven by article difficulty score) determines whether to accept the best abstractive candidate or fall back to extractive output.</w:t>
-      </w:r>
-    </w:p>
-    <w:p>
-      <w:pPr>
-        <w:pStyle w:val="Heading2"/>
-      </w:pPr>
-      <w:r>
-        <w:t>3.2 Difficulty-Aware Safety Switch (Novelty)</w:t>
-      </w:r>
-    </w:p>
-    <w:p>
+        <w:spacing w:before="0" w:after="120"/>
+      </w:pPr>
       <w:r>
         <w:rPr>
           <w:b w:val="0"/>
           <w:i w:val="0"/>
           <w:sz w:val="22"/>
         </w:rPr>
-        <w:t>The difficulty score D is computed as:</w:t>
-        <w:br/>
-        <w:t xml:space="preserve">    D = 0.4 × LengthNorm + 0.3 × EntityNorm + 0.3 × UncertaintyNorm</w:t>
-        <w:br/>
-        <w:br/>
-        <w:t>The dynamic threshold is:</w:t>
-        <w:br/>
-        <w:t xml:space="preserve">    Threshold = 0.40 + 0.20 × D</w:t>
-        <w:br/>
-        <w:br/>
-        <w:t>Decision rule:</w:t>
-        <w:br/>
-        <w:t xml:space="preserve">    If best_candidate_FCS ≥ Threshold_dynamic → accept abstractive summary</w:t>
-        <w:br/>
-        <w:t xml:space="preserve">    Else → trigger extractive fallback</w:t>
+        <w:t>The pipeline processes a source news article through four sequential stages:</w:t>
       </w:r>
     </w:p>
     <w:p>
+      <w:pPr>
+        <w:pStyle w:val="ListBullet"/>
+      </w:pPr>
+      <w:r>
+        <w:rPr>
+          <w:sz w:val="22"/>
+        </w:rPr>
+        <w:t>Stage 1 – Evidence Retrieval: Sentences are scored using hybrid BM25 and sentence-embedding cosine similarity. The top-scoring sentences within the 1024-token budget constitute the selected context and evidence pool.</w:t>
+      </w:r>
+    </w:p>
+    <w:p>
+      <w:pPr>
+        <w:pStyle w:val="ListBullet"/>
+      </w:pPr>
+      <w:r>
+        <w:rPr>
+          <w:sz w:val="22"/>
+        </w:rPr>
+        <w:t>Stage 2 – Abstractive Generation: The fine-tuned BART model generates multiple candidate summaries via nucleus sampling from the selected context.</w:t>
+      </w:r>
+    </w:p>
+    <w:p>
+      <w:pPr>
+        <w:pStyle w:val="ListBullet"/>
+      </w:pPr>
+      <w:r>
+        <w:rPr>
+          <w:sz w:val="22"/>
+        </w:rPr>
+        <w:t>Stage 3 – NLI Evidence Verification: Each candidate sentence is verified against the evidence pool using a DeBERTa-based NLI model, producing a per-candidate FCS.</w:t>
+      </w:r>
+    </w:p>
+    <w:p>
+      <w:pPr>
+        <w:pStyle w:val="ListBullet"/>
+      </w:pPr>
+      <w:r>
+        <w:rPr>
+          <w:sz w:val="22"/>
+        </w:rPr>
+        <w:t>Stage 4 – Difficulty-Aware Reranking and Fallback: Candidates are ranked by weighted FCS and BERTScore-F1. A dynamic threshold (driven by article difficulty) determines acceptance or extractive fallback.</w:t>
+      </w:r>
+    </w:p>
+    <w:p>
+      <w:pPr>
+        <w:spacing w:before="0" w:after="80"/>
+      </w:pPr>
       <w:r>
         <w:rPr>
           <w:b w:val="0"/>
           <w:i w:val="0"/>
           <w:sz w:val="22"/>
         </w:rPr>
-        <w:t>This replaces the fixed 0.40 threshold in the base pipeline. The mechanism is lightweight (no model retraining), interpretable, and validated through comparative experiments.</w:t>
-      </w:r>
-    </w:p>
-    <w:p>
-      <w:r>
-        <w:br w:type="page"/>
-      </w:r>
-    </w:p>
-    <w:p>
-      <w:pPr>
-        <w:pStyle w:val="Heading1"/>
-      </w:pPr>
-      <w:r>
-        <w:t>4. TOOLS AND TECHNOLOGIES USED</w:t>
       </w:r>
     </w:p>
     <w:tbl>
@@ -627,15 +1764,663 @@
         <w:tblLook w:firstColumn="1" w:firstRow="1" w:lastColumn="0" w:lastRow="0" w:noHBand="0" w:noVBand="1" w:val="04A0"/>
       </w:tblPr>
       <w:tblGrid>
-        <w:gridCol w:w="4320"/>
-        <w:gridCol w:w="4320"/>
+        <w:gridCol w:w="851"/>
+        <w:gridCol w:w="851"/>
+        <w:gridCol w:w="851"/>
+        <w:gridCol w:w="851"/>
+        <w:gridCol w:w="851"/>
+        <w:gridCol w:w="851"/>
+        <w:gridCol w:w="851"/>
+        <w:gridCol w:w="851"/>
+        <w:gridCol w:w="851"/>
+        <w:gridCol w:w="851"/>
+        <w:gridCol w:w="851"/>
       </w:tblGrid>
       <w:tr>
         <w:tc>
           <w:tcPr>
-            <w:tcW w:type="dxa" w:w="4320"/>
+            <w:tcW w:type="dxa" w:w="9361"/>
+            <w:gridSpan w:val="11"/>
+            <w:shd w:fill="D9E2F3"/>
           </w:tcPr>
           <w:p>
+            <w:pPr>
+              <w:jc w:val="center"/>
+            </w:pPr>
+            <w:r/>
+            <w:r>
+              <w:rPr>
+                <w:b/>
+                <w:sz w:val="20"/>
+              </w:rPr>
+              <w:t>Two-Stage Grounded Summarisation Pipeline — Architecture</w:t>
+            </w:r>
+          </w:p>
+        </w:tc>
+      </w:tr>
+      <w:tr>
+        <w:tc>
+          <w:tcPr>
+            <w:tcW w:type="dxa" w:w="851"/>
+            <w:shd w:fill="FFFFFF"/>
+          </w:tcPr>
+          <w:p>
+            <w:pPr>
+              <w:jc w:val="center"/>
+            </w:pPr>
+            <w:r/>
+            <w:r>
+              <w:rPr>
+                <w:b/>
+                <w:sz w:val="16"/>
+              </w:rPr>
+              <w:t>INPUT</w:t>
+              <w:br/>
+              <w:t>News</w:t>
+              <w:br/>
+              <w:t>Article</w:t>
+            </w:r>
+          </w:p>
+        </w:tc>
+        <w:tc>
+          <w:tcPr>
+            <w:tcW w:type="dxa" w:w="851"/>
+            <w:shd w:fill="FFFFFF"/>
+          </w:tcPr>
+          <w:p>
+            <w:pPr>
+              <w:jc w:val="center"/>
+            </w:pPr>
+            <w:r/>
+            <w:r>
+              <w:rPr>
+                <w:b w:val="0"/>
+                <w:sz w:val="16"/>
+              </w:rPr>
+              <w:t>→</w:t>
+            </w:r>
+          </w:p>
+        </w:tc>
+        <w:tc>
+          <w:tcPr>
+            <w:tcW w:type="dxa" w:w="851"/>
+            <w:shd w:fill="E2EFDA"/>
+          </w:tcPr>
+          <w:p>
+            <w:pPr>
+              <w:jc w:val="center"/>
+            </w:pPr>
+            <w:r/>
+            <w:r>
+              <w:rPr>
+                <w:b w:val="0"/>
+                <w:sz w:val="16"/>
+              </w:rPr>
+              <w:t>Stage 1</w:t>
+              <w:br/>
+              <w:t>Evidence</w:t>
+              <w:br/>
+              <w:t>Retrieval</w:t>
+            </w:r>
+          </w:p>
+        </w:tc>
+        <w:tc>
+          <w:tcPr>
+            <w:tcW w:type="dxa" w:w="851"/>
+            <w:shd w:fill="FFFFFF"/>
+          </w:tcPr>
+          <w:p>
+            <w:pPr>
+              <w:jc w:val="center"/>
+            </w:pPr>
+            <w:r/>
+            <w:r>
+              <w:rPr>
+                <w:b w:val="0"/>
+                <w:sz w:val="16"/>
+              </w:rPr>
+              <w:t>→</w:t>
+            </w:r>
+          </w:p>
+        </w:tc>
+        <w:tc>
+          <w:tcPr>
+            <w:tcW w:type="dxa" w:w="851"/>
+            <w:shd w:fill="E2EFDA"/>
+          </w:tcPr>
+          <w:p>
+            <w:pPr>
+              <w:jc w:val="center"/>
+            </w:pPr>
+            <w:r/>
+            <w:r>
+              <w:rPr>
+                <w:b w:val="0"/>
+                <w:sz w:val="16"/>
+              </w:rPr>
+              <w:t>Stage 2</w:t>
+              <w:br/>
+              <w:t>Abstractive</w:t>
+              <w:br/>
+              <w:t>Generation</w:t>
+            </w:r>
+          </w:p>
+        </w:tc>
+        <w:tc>
+          <w:tcPr>
+            <w:tcW w:type="dxa" w:w="851"/>
+            <w:shd w:fill="FFFFFF"/>
+          </w:tcPr>
+          <w:p>
+            <w:pPr>
+              <w:jc w:val="center"/>
+            </w:pPr>
+            <w:r/>
+            <w:r>
+              <w:rPr>
+                <w:b w:val="0"/>
+                <w:sz w:val="16"/>
+              </w:rPr>
+              <w:t>→</w:t>
+            </w:r>
+          </w:p>
+        </w:tc>
+        <w:tc>
+          <w:tcPr>
+            <w:tcW w:type="dxa" w:w="851"/>
+            <w:shd w:fill="E2EFDA"/>
+          </w:tcPr>
+          <w:p>
+            <w:pPr>
+              <w:jc w:val="center"/>
+            </w:pPr>
+            <w:r/>
+            <w:r>
+              <w:rPr>
+                <w:b w:val="0"/>
+                <w:sz w:val="16"/>
+              </w:rPr>
+              <w:t>Stage 3</w:t>
+              <w:br/>
+              <w:t>NLI</w:t>
+              <w:br/>
+              <w:t>Verification</w:t>
+            </w:r>
+          </w:p>
+        </w:tc>
+        <w:tc>
+          <w:tcPr>
+            <w:tcW w:type="dxa" w:w="851"/>
+            <w:shd w:fill="FFFFFF"/>
+          </w:tcPr>
+          <w:p>
+            <w:pPr>
+              <w:jc w:val="center"/>
+            </w:pPr>
+            <w:r/>
+            <w:r>
+              <w:rPr>
+                <w:b w:val="0"/>
+                <w:sz w:val="16"/>
+              </w:rPr>
+              <w:t>→</w:t>
+            </w:r>
+          </w:p>
+        </w:tc>
+        <w:tc>
+          <w:tcPr>
+            <w:tcW w:type="dxa" w:w="851"/>
+            <w:shd w:fill="E2EFDA"/>
+          </w:tcPr>
+          <w:p>
+            <w:pPr>
+              <w:jc w:val="center"/>
+            </w:pPr>
+            <w:r/>
+            <w:r>
+              <w:rPr>
+                <w:b w:val="0"/>
+                <w:sz w:val="16"/>
+              </w:rPr>
+              <w:t>Stage 4</w:t>
+              <w:br/>
+              <w:t>Difficulty-Aware</w:t>
+              <w:br/>
+              <w:t>Reranking</w:t>
+            </w:r>
+          </w:p>
+        </w:tc>
+        <w:tc>
+          <w:tcPr>
+            <w:tcW w:type="dxa" w:w="851"/>
+            <w:shd w:fill="FFFFFF"/>
+          </w:tcPr>
+          <w:p>
+            <w:pPr>
+              <w:jc w:val="center"/>
+            </w:pPr>
+            <w:r/>
+            <w:r>
+              <w:rPr>
+                <w:b w:val="0"/>
+                <w:sz w:val="16"/>
+              </w:rPr>
+              <w:t>→</w:t>
+            </w:r>
+          </w:p>
+        </w:tc>
+        <w:tc>
+          <w:tcPr>
+            <w:tcW w:type="dxa" w:w="851"/>
+            <w:shd w:fill="FFFFFF"/>
+          </w:tcPr>
+          <w:p>
+            <w:pPr>
+              <w:jc w:val="center"/>
+            </w:pPr>
+            <w:r/>
+            <w:r>
+              <w:rPr>
+                <w:b/>
+                <w:sz w:val="16"/>
+              </w:rPr>
+              <w:t>OUTPUT</w:t>
+              <w:br/>
+              <w:t>Factual</w:t>
+              <w:br/>
+              <w:t>Summary</w:t>
+            </w:r>
+          </w:p>
+        </w:tc>
+      </w:tr>
+      <w:tr>
+        <w:tc>
+          <w:tcPr>
+            <w:tcW w:type="dxa" w:w="851"/>
+            <w:shd w:fill="FFFFFF"/>
+          </w:tcPr>
+          <w:p>
+            <w:pPr>
+              <w:jc w:val="center"/>
+            </w:pPr>
+            <w:r/>
+            <w:r>
+              <w:rPr>
+                <w:i/>
+                <w:sz w:val="14"/>
+              </w:rPr>
+            </w:r>
+          </w:p>
+        </w:tc>
+        <w:tc>
+          <w:tcPr>
+            <w:tcW w:type="dxa" w:w="851"/>
+            <w:shd w:fill="FFFFFF"/>
+          </w:tcPr>
+          <w:p>
+            <w:pPr>
+              <w:jc w:val="center"/>
+            </w:pPr>
+            <w:r/>
+            <w:r>
+              <w:rPr>
+                <w:i/>
+                <w:sz w:val="14"/>
+              </w:rPr>
+            </w:r>
+          </w:p>
+        </w:tc>
+        <w:tc>
+          <w:tcPr>
+            <w:tcW w:type="dxa" w:w="851"/>
+            <w:shd w:fill="F2F2F2"/>
+          </w:tcPr>
+          <w:p>
+            <w:pPr>
+              <w:jc w:val="center"/>
+            </w:pPr>
+            <w:r/>
+            <w:r>
+              <w:rPr>
+                <w:i/>
+                <w:sz w:val="14"/>
+              </w:rPr>
+              <w:t>Hybrid BM25</w:t>
+              <w:br/>
+              <w:t>+ embedding</w:t>
+              <w:br/>
+              <w:t>scoring</w:t>
+            </w:r>
+          </w:p>
+        </w:tc>
+        <w:tc>
+          <w:tcPr>
+            <w:tcW w:type="dxa" w:w="851"/>
+            <w:shd w:fill="FFFFFF"/>
+          </w:tcPr>
+          <w:p>
+            <w:pPr>
+              <w:jc w:val="center"/>
+            </w:pPr>
+            <w:r/>
+            <w:r>
+              <w:rPr>
+                <w:i/>
+                <w:sz w:val="14"/>
+              </w:rPr>
+            </w:r>
+          </w:p>
+        </w:tc>
+        <w:tc>
+          <w:tcPr>
+            <w:tcW w:type="dxa" w:w="851"/>
+            <w:shd w:fill="F2F2F2"/>
+          </w:tcPr>
+          <w:p>
+            <w:pPr>
+              <w:jc w:val="center"/>
+            </w:pPr>
+            <w:r/>
+            <w:r>
+              <w:rPr>
+                <w:i/>
+                <w:sz w:val="14"/>
+              </w:rPr>
+              <w:t>N-candidate</w:t>
+              <w:br/>
+              <w:t>nucleus</w:t>
+              <w:br/>
+              <w:t>sampling</w:t>
+            </w:r>
+          </w:p>
+        </w:tc>
+        <w:tc>
+          <w:tcPr>
+            <w:tcW w:type="dxa" w:w="851"/>
+            <w:shd w:fill="FFFFFF"/>
+          </w:tcPr>
+          <w:p>
+            <w:pPr>
+              <w:jc w:val="center"/>
+            </w:pPr>
+            <w:r/>
+            <w:r>
+              <w:rPr>
+                <w:i/>
+                <w:sz w:val="14"/>
+              </w:rPr>
+            </w:r>
+          </w:p>
+        </w:tc>
+        <w:tc>
+          <w:tcPr>
+            <w:tcW w:type="dxa" w:w="851"/>
+            <w:shd w:fill="F2F2F2"/>
+          </w:tcPr>
+          <w:p>
+            <w:pPr>
+              <w:jc w:val="center"/>
+            </w:pPr>
+            <w:r/>
+            <w:r>
+              <w:rPr>
+                <w:i/>
+                <w:sz w:val="14"/>
+              </w:rPr>
+              <w:t>Sentence-level</w:t>
+              <w:br/>
+              <w:t>entailment</w:t>
+              <w:br/>
+              <w:t>score (FCS)</w:t>
+            </w:r>
+          </w:p>
+        </w:tc>
+        <w:tc>
+          <w:tcPr>
+            <w:tcW w:type="dxa" w:w="851"/>
+            <w:shd w:fill="FFFFFF"/>
+          </w:tcPr>
+          <w:p>
+            <w:pPr>
+              <w:jc w:val="center"/>
+            </w:pPr>
+            <w:r/>
+            <w:r>
+              <w:rPr>
+                <w:i/>
+                <w:sz w:val="14"/>
+              </w:rPr>
+            </w:r>
+          </w:p>
+        </w:tc>
+        <w:tc>
+          <w:tcPr>
+            <w:tcW w:type="dxa" w:w="851"/>
+            <w:shd w:fill="F2F2F2"/>
+          </w:tcPr>
+          <w:p>
+            <w:pPr>
+              <w:jc w:val="center"/>
+            </w:pPr>
+            <w:r/>
+            <w:r>
+              <w:rPr>
+                <w:i/>
+                <w:sz w:val="14"/>
+              </w:rPr>
+              <w:t>Dynamic threshold</w:t>
+              <w:br/>
+              <w:t>+ extractive</w:t>
+              <w:br/>
+              <w:t>guard</w:t>
+            </w:r>
+          </w:p>
+        </w:tc>
+        <w:tc>
+          <w:tcPr>
+            <w:tcW w:type="dxa" w:w="851"/>
+            <w:shd w:fill="FFFFFF"/>
+          </w:tcPr>
+          <w:p>
+            <w:pPr>
+              <w:jc w:val="center"/>
+            </w:pPr>
+            <w:r/>
+            <w:r>
+              <w:rPr>
+                <w:i/>
+                <w:sz w:val="14"/>
+              </w:rPr>
+            </w:r>
+          </w:p>
+        </w:tc>
+        <w:tc>
+          <w:tcPr>
+            <w:tcW w:type="dxa" w:w="851"/>
+            <w:shd w:fill="FFFFFF"/>
+          </w:tcPr>
+          <w:p>
+            <w:pPr>
+              <w:jc w:val="center"/>
+            </w:pPr>
+            <w:r/>
+            <w:r>
+              <w:rPr>
+                <w:i/>
+                <w:sz w:val="14"/>
+              </w:rPr>
+            </w:r>
+          </w:p>
+        </w:tc>
+      </w:tr>
+    </w:tbl>
+    <w:p>
+      <w:pPr>
+        <w:spacing w:before="80" w:after="120"/>
+      </w:pPr>
+      <w:r>
+        <w:rPr>
+          <w:b w:val="0"/>
+          <w:i/>
+          <w:sz w:val="20"/>
+        </w:rPr>
+        <w:t>Figure 1: High-level architecture of the proposed grounded summarisation pipeline.</w:t>
+      </w:r>
+    </w:p>
+    <w:p>
+      <w:pPr>
+        <w:spacing w:before="240" w:after="80"/>
+      </w:pPr>
+      <w:r>
+        <w:rPr>
+          <w:b/>
+          <w:sz w:val="22"/>
+        </w:rPr>
+        <w:t>4.2 Background and Literature Review</w:t>
+      </w:r>
+    </w:p>
+    <w:p>
+      <w:pPr>
+        <w:spacing w:before="0" w:after="120"/>
+      </w:pPr>
+      <w:r>
+        <w:rPr>
+          <w:b w:val="0"/>
+          <w:i w:val="0"/>
+          <w:sz w:val="22"/>
+        </w:rPr>
+        <w:t>The project sits at the intersection of Natural Language Processing, Information Retrieval, and Deep Learning. Key prior works informing the design include:</w:t>
+      </w:r>
+    </w:p>
+    <w:p>
+      <w:pPr>
+        <w:pStyle w:val="ListBullet"/>
+      </w:pPr>
+      <w:r>
+        <w:rPr>
+          <w:sz w:val="22"/>
+        </w:rPr>
+        <w:t>TextRank (Mihalcea &amp; Tarau, 2004): Unsupervised graph-based extractive summarisation — retained as an ablation baseline for the evidence retrieval stage.</w:t>
+      </w:r>
+    </w:p>
+    <w:p>
+      <w:pPr>
+        <w:pStyle w:val="ListBullet"/>
+      </w:pPr>
+      <w:r>
+        <w:rPr>
+          <w:sz w:val="22"/>
+        </w:rPr>
+        <w:t>BART (Lewis et al., 2020): Denoising autoencoder pre-trained on span corruption, fine-tuned on CNN/DailyMail achieving approximately ROUGE-2 of 21. Serves as the primary abstractive generator.</w:t>
+      </w:r>
+    </w:p>
+    <w:p>
+      <w:pPr>
+        <w:pStyle w:val="ListBullet"/>
+      </w:pPr>
+      <w:r>
+        <w:rPr>
+          <w:sz w:val="22"/>
+        </w:rPr>
+        <w:t>PEGASUS (Zhang et al., 2020): Gap-sentence generation pre-training, included as a domain-pretrained comparison baseline.</w:t>
+      </w:r>
+    </w:p>
+    <w:p>
+      <w:pPr>
+        <w:pStyle w:val="ListBullet"/>
+      </w:pPr>
+      <w:r>
+        <w:rPr>
+          <w:sz w:val="22"/>
+        </w:rPr>
+        <w:t>mBART (Liu et al., 2020): Multilingual denoising pre-training across 25 languages supports the Hindi XL-Sum multilingual feasibility study.</w:t>
+      </w:r>
+    </w:p>
+    <w:p>
+      <w:pPr>
+        <w:pStyle w:val="ListBullet"/>
+      </w:pPr>
+      <w:r>
+        <w:rPr>
+          <w:sz w:val="22"/>
+        </w:rPr>
+        <w:t>BERTScore (Zhang et al., 2020): Semantic similarity metric using contextual embeddings, used as the fluency/relevance component of the reranking score.</w:t>
+      </w:r>
+    </w:p>
+    <w:p>
+      <w:pPr>
+        <w:pStyle w:val="ListBullet"/>
+      </w:pPr>
+      <w:r>
+        <w:rPr>
+          <w:sz w:val="22"/>
+        </w:rPr>
+        <w:t>SummaC (Laban et al., 2022): NLI-based inconsistency detection framework, informs the sentence-level FCS design.</w:t>
+      </w:r>
+    </w:p>
+    <w:p>
+      <w:pPr>
+        <w:pStyle w:val="ListBullet"/>
+      </w:pPr>
+      <w:r>
+        <w:rPr>
+          <w:sz w:val="22"/>
+        </w:rPr>
+        <w:t>Provenance (Sankararaman et al., 2024): Light-weight fact-checking for RAG output using NLI — motivates our verification stage design.</w:t>
+      </w:r>
+    </w:p>
+    <w:p>
+      <w:r>
+        <w:br w:type="page"/>
+      </w:r>
+    </w:p>
+    <w:p>
+      <w:pPr>
+        <w:spacing w:before="360" w:after="120"/>
+      </w:pPr>
+      <w:r>
+        <w:rPr>
+          <w:b/>
+          <w:sz w:val="28"/>
+        </w:rPr>
+        <w:t>5. TOOLS AND TECHNOLOGIES USED</w:t>
+      </w:r>
+    </w:p>
+    <w:p>
+      <w:pPr>
+        <w:spacing w:before="0" w:after="120"/>
+      </w:pPr>
+      <w:r>
+        <w:rPr>
+          <w:b w:val="0"/>
+          <w:i w:val="0"/>
+          <w:sz w:val="22"/>
+        </w:rPr>
+        <w:t>The following components and libraries are employed across the pipeline stages:</w:t>
+      </w:r>
+    </w:p>
+    <w:tbl>
+      <w:tblPr>
+        <w:tblStyle w:val="TableGrid"/>
+        <w:tblW w:type="auto" w:w="0"/>
+        <w:jc w:val="center"/>
+        <w:tblLook w:firstColumn="1" w:firstRow="1" w:lastColumn="0" w:lastRow="0" w:noHBand="0" w:noVBand="1" w:val="04A0"/>
+      </w:tblPr>
+      <w:tblGrid>
+        <w:gridCol w:w="4680"/>
+        <w:gridCol w:w="4680"/>
+      </w:tblGrid>
+      <w:tr>
+        <w:tc>
+          <w:tcPr>
+            <w:tcW w:type="dxa" w:w="4680"/>
+            <w:shd w:fill="D9E2F3"/>
+          </w:tcPr>
+          <w:p>
+            <w:pPr>
+              <w:jc w:val="center"/>
+            </w:pPr>
+            <w:r/>
             <w:r>
               <w:rPr>
                 <w:b/>
@@ -647,9 +2432,14 @@
         </w:tc>
         <w:tc>
           <w:tcPr>
-            <w:tcW w:type="dxa" w:w="4320"/>
+            <w:tcW w:type="dxa" w:w="4680"/>
+            <w:shd w:fill="D9E2F3"/>
           </w:tcPr>
           <w:p>
+            <w:pPr>
+              <w:jc w:val="center"/>
+            </w:pPr>
+            <w:r/>
             <w:r>
               <w:rPr>
                 <w:b/>
@@ -663,9 +2453,10 @@
       <w:tr>
         <w:tc>
           <w:tcPr>
-            <w:tcW w:type="dxa" w:w="4320"/>
+            <w:tcW w:type="dxa" w:w="4680"/>
           </w:tcPr>
           <w:p>
+            <w:r/>
             <w:r>
               <w:rPr>
                 <w:sz w:val="20"/>
@@ -676,9 +2467,10 @@
         </w:tc>
         <w:tc>
           <w:tcPr>
-            <w:tcW w:type="dxa" w:w="4320"/>
+            <w:tcW w:type="dxa" w:w="4680"/>
           </w:tcPr>
           <w:p>
+            <w:r/>
             <w:r>
               <w:rPr>
                 <w:sz w:val="20"/>
@@ -691,9 +2483,10 @@
       <w:tr>
         <w:tc>
           <w:tcPr>
-            <w:tcW w:type="dxa" w:w="4320"/>
+            <w:tcW w:type="dxa" w:w="4680"/>
           </w:tcPr>
           <w:p>
+            <w:r/>
             <w:r>
               <w:rPr>
                 <w:sz w:val="20"/>
@@ -704,9 +2497,10 @@
         </w:tc>
         <w:tc>
           <w:tcPr>
-            <w:tcW w:type="dxa" w:w="4320"/>
+            <w:tcW w:type="dxa" w:w="4680"/>
           </w:tcPr>
           <w:p>
+            <w:r/>
             <w:r>
               <w:rPr>
                 <w:sz w:val="20"/>
@@ -719,9 +2513,10 @@
       <w:tr>
         <w:tc>
           <w:tcPr>
-            <w:tcW w:type="dxa" w:w="4320"/>
+            <w:tcW w:type="dxa" w:w="4680"/>
           </w:tcPr>
           <w:p>
+            <w:r/>
             <w:r>
               <w:rPr>
                 <w:sz w:val="20"/>
@@ -732,9 +2527,10 @@
         </w:tc>
         <w:tc>
           <w:tcPr>
-            <w:tcW w:type="dxa" w:w="4320"/>
+            <w:tcW w:type="dxa" w:w="4680"/>
           </w:tcPr>
           <w:p>
+            <w:r/>
             <w:r>
               <w:rPr>
                 <w:sz w:val="20"/>
@@ -747,9 +2543,10 @@
       <w:tr>
         <w:tc>
           <w:tcPr>
-            <w:tcW w:type="dxa" w:w="4320"/>
+            <w:tcW w:type="dxa" w:w="4680"/>
           </w:tcPr>
           <w:p>
+            <w:r/>
             <w:r>
               <w:rPr>
                 <w:sz w:val="20"/>
@@ -760,9 +2557,10 @@
         </w:tc>
         <w:tc>
           <w:tcPr>
-            <w:tcW w:type="dxa" w:w="4320"/>
+            <w:tcW w:type="dxa" w:w="4680"/>
           </w:tcPr>
           <w:p>
+            <w:r/>
             <w:r>
               <w:rPr>
                 <w:sz w:val="20"/>
@@ -775,9 +2573,10 @@
       <w:tr>
         <w:tc>
           <w:tcPr>
-            <w:tcW w:type="dxa" w:w="4320"/>
+            <w:tcW w:type="dxa" w:w="4680"/>
           </w:tcPr>
           <w:p>
+            <w:r/>
             <w:r>
               <w:rPr>
                 <w:sz w:val="20"/>
@@ -788,14 +2587,15 @@
         </w:tc>
         <w:tc>
           <w:tcPr>
-            <w:tcW w:type="dxa" w:w="4320"/>
+            <w:tcW w:type="dxa" w:w="4680"/>
           </w:tcPr>
           <w:p>
+            <w:r/>
             <w:r>
               <w:rPr>
                 <w:sz w:val="20"/>
               </w:rPr>
-              <w:t>Custom module (pipeline/difficulty.py) — regex + heuristic signals</w:t>
+              <w:t>Custom module (pipeline/difficulty.py) — regex-based signals</w:t>
             </w:r>
           </w:p>
         </w:tc>
@@ -803,9 +2603,10 @@
       <w:tr>
         <w:tc>
           <w:tcPr>
-            <w:tcW w:type="dxa" w:w="4320"/>
+            <w:tcW w:type="dxa" w:w="4680"/>
           </w:tcPr>
           <w:p>
+            <w:r/>
             <w:r>
               <w:rPr>
                 <w:sz w:val="20"/>
@@ -816,9 +2617,10 @@
         </w:tc>
         <w:tc>
           <w:tcPr>
-            <w:tcW w:type="dxa" w:w="4320"/>
+            <w:tcW w:type="dxa" w:w="4680"/>
           </w:tcPr>
           <w:p>
+            <w:r/>
             <w:r>
               <w:rPr>
                 <w:sz w:val="20"/>
@@ -831,9 +2633,10 @@
       <w:tr>
         <w:tc>
           <w:tcPr>
-            <w:tcW w:type="dxa" w:w="4320"/>
+            <w:tcW w:type="dxa" w:w="4680"/>
           </w:tcPr>
           <w:p>
+            <w:r/>
             <w:r>
               <w:rPr>
                 <w:sz w:val="20"/>
@@ -844,9 +2647,10 @@
         </w:tc>
         <w:tc>
           <w:tcPr>
-            <w:tcW w:type="dxa" w:w="4320"/>
+            <w:tcW w:type="dxa" w:w="4680"/>
           </w:tcPr>
           <w:p>
+            <w:r/>
             <w:r>
               <w:rPr>
                 <w:sz w:val="20"/>
@@ -864,18 +2668,372 @@
     </w:p>
     <w:p>
       <w:pPr>
-        <w:pStyle w:val="Heading1"/>
+        <w:spacing w:before="360" w:after="120"/>
       </w:pPr>
       <w:r>
-        <w:t>5. EXPERIMENTAL RESULTS</w:t>
+        <w:rPr>
+          <w:b/>
+          <w:sz w:val="28"/>
+        </w:rPr>
+        <w:t>6. METHODOLOGY AND PIPELINE IMPLEMENTATION</w:t>
       </w:r>
     </w:p>
     <w:p>
       <w:pPr>
-        <w:pStyle w:val="Heading2"/>
+        <w:spacing w:before="240" w:after="80"/>
       </w:pPr>
       <w:r>
-        <w:t>5.1 Baseline Comparison (n=15, difficulty-stratified)</w:t>
+        <w:rPr>
+          <w:b/>
+          <w:sz w:val="22"/>
+        </w:rPr>
+        <w:t>6.1 Evidence Retrieval Module</w:t>
+      </w:r>
+    </w:p>
+    <w:p>
+      <w:pPr>
+        <w:spacing w:before="0" w:after="120"/>
+      </w:pPr>
+      <w:r>
+        <w:rPr>
+          <w:b w:val="0"/>
+          <w:i w:val="0"/>
+          <w:sz w:val="22"/>
+        </w:rPr>
+        <w:t>Each sentence in the source article is scored using a hybrid of BM25 lexical scoring and sentence-embedding cosine similarity against the document's overall information density. The two scores are linearly combined. The top-K sentences within the abstractive model's 1024-token input budget are selected, forming both the generation context and the verification evidence pool. TextRank is retained as an ablation comparator to quantify the benefit of the hybrid approach.</w:t>
+      </w:r>
+    </w:p>
+    <w:p>
+      <w:pPr>
+        <w:spacing w:before="240" w:after="80"/>
+      </w:pPr>
+      <w:r>
+        <w:rPr>
+          <w:b/>
+          <w:sz w:val="22"/>
+        </w:rPr>
+        <w:t>6.2 Abstractive Generation</w:t>
+      </w:r>
+    </w:p>
+    <w:p>
+      <w:pPr>
+        <w:spacing w:before="0" w:after="120"/>
+      </w:pPr>
+      <w:r>
+        <w:rPr>
+          <w:b w:val="0"/>
+          <w:i w:val="0"/>
+          <w:sz w:val="22"/>
+        </w:rPr>
+        <w:t>BART-large is fine-tuned on the CNN/DailyMail training split for three epochs with a learning rate of 3×10⁻⁵ and a batch size of 2 with gradient accumulation of 8 steps. At inference time, N = 5 diverse candidate summaries are generated using nucleus sampling (top_p = 0.92). This Best-of-N approach broadens the hypothesis space, providing the downstream verification and reranking stages with meaningful alternatives to discriminate between.</w:t>
+      </w:r>
+    </w:p>
+    <w:p>
+      <w:pPr>
+        <w:spacing w:before="240" w:after="80"/>
+      </w:pPr>
+      <w:r>
+        <w:rPr>
+          <w:b/>
+          <w:sz w:val="22"/>
+        </w:rPr>
+        <w:t>6.3 NLI Evidence Verification</w:t>
+      </w:r>
+    </w:p>
+    <w:p>
+      <w:pPr>
+        <w:spacing w:before="0" w:after="120"/>
+      </w:pPr>
+      <w:r>
+        <w:rPr>
+          <w:b w:val="0"/>
+          <w:i w:val="0"/>
+          <w:sz w:val="22"/>
+        </w:rPr>
+        <w:t>For each candidate summary, individual sentences are verified against the evidence pool using a compact NLI model. Each summary sentence is matched to its best-supporting evidence sentence, and an entailment probability is computed. The mean entailment probability across all sentences in a candidate constitutes its Factual Consistency Score (FCS).</w:t>
+      </w:r>
+    </w:p>
+    <w:p>
+      <w:pPr>
+        <w:spacing w:before="240" w:after="80"/>
+      </w:pPr>
+      <w:r>
+        <w:rPr>
+          <w:b/>
+          <w:sz w:val="22"/>
+        </w:rPr>
+        <w:t>6.4 Preference Reranking and Extractive Fallback</w:t>
+      </w:r>
+    </w:p>
+    <w:p>
+      <w:pPr>
+        <w:spacing w:before="0" w:after="120"/>
+      </w:pPr>
+      <w:r>
+        <w:rPr>
+          <w:b w:val="0"/>
+          <w:i w:val="0"/>
+          <w:sz w:val="22"/>
+        </w:rPr>
+        <w:t>Candidates are ranked using a weighted score:</w:t>
+      </w:r>
+    </w:p>
+    <w:p>
+      <w:pPr>
+        <w:spacing w:before="0" w:after="120"/>
+      </w:pPr>
+      <w:r>
+        <w:rPr>
+          <w:b/>
+          <w:i w:val="0"/>
+          <w:sz w:val="22"/>
+        </w:rPr>
+        <w:t xml:space="preserve">        final_score = 0.6 × FCS + 0.4 × BERTScore_F1</w:t>
+      </w:r>
+    </w:p>
+    <w:p>
+      <w:pPr>
+        <w:spacing w:before="0" w:after="120"/>
+      </w:pPr>
+      <w:r>
+        <w:rPr>
+          <w:b w:val="0"/>
+          <w:i w:val="0"/>
+          <w:sz w:val="22"/>
+        </w:rPr>
+        <w:t>The candidate with the highest combined score is selected. If even the top-ranked candidate falls below the dynamic FCS threshold, the system falls back to the extractive summary produced directly from the retrieved evidence set. The fallback activation rate is tracked as a system-health metric.</w:t>
+      </w:r>
+    </w:p>
+    <w:p>
+      <w:pPr>
+        <w:spacing w:before="240" w:after="80"/>
+      </w:pPr>
+      <w:r>
+        <w:rPr>
+          <w:b/>
+          <w:sz w:val="22"/>
+        </w:rPr>
+        <w:t>6.5 Difficulty-Aware Safety Switch (Novel Contribution)</w:t>
+      </w:r>
+    </w:p>
+    <w:p>
+      <w:pPr>
+        <w:spacing w:before="0" w:after="120"/>
+      </w:pPr>
+      <w:r>
+        <w:rPr>
+          <w:b w:val="0"/>
+          <w:i w:val="0"/>
+          <w:sz w:val="22"/>
+        </w:rPr>
+        <w:t>The difficulty score D for each article is computed as a weighted combination of three normalised signals:</w:t>
+      </w:r>
+    </w:p>
+    <w:p>
+      <w:pPr>
+        <w:spacing w:before="0" w:after="120"/>
+      </w:pPr>
+      <w:r>
+        <w:rPr>
+          <w:b/>
+          <w:i w:val="0"/>
+          <w:sz w:val="22"/>
+        </w:rPr>
+        <w:t xml:space="preserve">        D = 0.4 × LengthNorm + 0.3 × EntityNorm + 0.3 × UncertaintyNorm</w:t>
+      </w:r>
+    </w:p>
+    <w:p>
+      <w:pPr>
+        <w:spacing w:before="0" w:after="120"/>
+      </w:pPr>
+      <w:r>
+        <w:rPr>
+          <w:b w:val="0"/>
+          <w:i w:val="0"/>
+          <w:sz w:val="22"/>
+        </w:rPr>
+        <w:t>where:</w:t>
+      </w:r>
+    </w:p>
+    <w:p>
+      <w:pPr>
+        <w:pStyle w:val="ListBullet"/>
+      </w:pPr>
+      <w:r>
+        <w:rPr>
+          <w:sz w:val="22"/>
+        </w:rPr>
+        <w:t>LengthNorm = min(word_count / 800, 1.0) — normalised article length</w:t>
+      </w:r>
+    </w:p>
+    <w:p>
+      <w:pPr>
+        <w:pStyle w:val="ListBullet"/>
+      </w:pPr>
+      <w:r>
+        <w:rPr>
+          <w:sz w:val="22"/>
+        </w:rPr>
+        <w:t>EntityNorm = min(entity_count / 20, 1.0) — normalised named entity density</w:t>
+      </w:r>
+    </w:p>
+    <w:p>
+      <w:pPr>
+        <w:pStyle w:val="ListBullet"/>
+      </w:pPr>
+      <w:r>
+        <w:rPr>
+          <w:sz w:val="22"/>
+        </w:rPr>
+        <w:t>UncertaintyNorm = 1.0 − margin between top-2 evidence scores — retrieval ambiguity</w:t>
+      </w:r>
+    </w:p>
+    <w:p>
+      <w:pPr>
+        <w:spacing w:before="0" w:after="120"/>
+      </w:pPr>
+      <w:r>
+        <w:rPr>
+          <w:b w:val="0"/>
+          <w:i w:val="0"/>
+          <w:sz w:val="22"/>
+        </w:rPr>
+        <w:t>The dynamic threshold is then:</w:t>
+      </w:r>
+    </w:p>
+    <w:p>
+      <w:pPr>
+        <w:spacing w:before="0" w:after="120"/>
+      </w:pPr>
+      <w:r>
+        <w:rPr>
+          <w:b/>
+          <w:i w:val="0"/>
+          <w:sz w:val="22"/>
+        </w:rPr>
+        <w:t xml:space="preserve">        Threshold_dynamic = 0.40 + 0.20 × D</w:t>
+      </w:r>
+    </w:p>
+    <w:p>
+      <w:pPr>
+        <w:spacing w:before="0" w:after="120"/>
+      </w:pPr>
+      <w:r>
+        <w:rPr>
+          <w:b w:val="0"/>
+          <w:i w:val="0"/>
+          <w:sz w:val="22"/>
+        </w:rPr>
+        <w:t>This yields a threshold range of [0.40, 0.60]. Harder articles (high D) require stronger factual confidence before accepting abstractive output. The mechanism requires no model retraining and adds negligible computation overhead.</w:t>
+      </w:r>
+    </w:p>
+    <w:p>
+      <w:r>
+        <w:br w:type="page"/>
+      </w:r>
+    </w:p>
+    <w:p>
+      <w:pPr>
+        <w:spacing w:before="360" w:after="120"/>
+      </w:pPr>
+      <w:r>
+        <w:rPr>
+          <w:b/>
+          <w:sz w:val="28"/>
+        </w:rPr>
+        <w:t>7. EXPERIMENTAL SETUP AND BASELINES</w:t>
+      </w:r>
+    </w:p>
+    <w:p>
+      <w:pPr>
+        <w:spacing w:before="0" w:after="120"/>
+      </w:pPr>
+      <w:r>
+        <w:rPr>
+          <w:b w:val="0"/>
+          <w:i w:val="0"/>
+          <w:sz w:val="22"/>
+        </w:rPr>
+        <w:t>All systems are evaluated on the same CNN/DailyMail test split. Automatic evaluation uses ROUGE-1, ROUGE-2, ROUGE-L, BERTScore-F1, and NLI-FCS. Test samples are selected using difficulty-stratified sampling to ensure representation of easy, medium, and hard articles.</w:t>
+      </w:r>
+    </w:p>
+    <w:p>
+      <w:pPr>
+        <w:pStyle w:val="ListBullet"/>
+      </w:pPr>
+      <w:r>
+        <w:rPr>
+          <w:sz w:val="22"/>
+        </w:rPr>
+        <w:t>Lead-3 Baseline: First three sentences of the article.</w:t>
+      </w:r>
+    </w:p>
+    <w:p>
+      <w:pPr>
+        <w:pStyle w:val="ListBullet"/>
+      </w:pPr>
+      <w:r>
+        <w:rPr>
+          <w:sz w:val="22"/>
+        </w:rPr>
+        <w:t>TextRank Baseline: Unsupervised graph-based extractive approach.</w:t>
+      </w:r>
+    </w:p>
+    <w:p>
+      <w:pPr>
+        <w:pStyle w:val="ListBullet"/>
+      </w:pPr>
+      <w:r>
+        <w:rPr>
+          <w:sz w:val="22"/>
+        </w:rPr>
+        <w:t>Zero-Shot BART Baseline: Pre-trained BART-large-cnn without fine-tuning.</w:t>
+      </w:r>
+    </w:p>
+    <w:p>
+      <w:pPr>
+        <w:pStyle w:val="ListBullet"/>
+      </w:pPr>
+      <w:r>
+        <w:rPr>
+          <w:sz w:val="22"/>
+        </w:rPr>
+        <w:t>Fine-Tuned BART Baseline: BART-large fine-tuned on CNN/DailyMail for 3 epochs.</w:t>
+      </w:r>
+    </w:p>
+    <w:p>
+      <w:pPr>
+        <w:pStyle w:val="ListBullet"/>
+      </w:pPr>
+      <w:r>
+        <w:rPr>
+          <w:sz w:val="22"/>
+        </w:rPr>
+        <w:t>PEGASUS Baseline: Pre-trained PEGASUS-cnn_dailymail.</w:t>
+      </w:r>
+    </w:p>
+    <w:p>
+      <w:pPr>
+        <w:spacing w:before="360" w:after="120"/>
+      </w:pPr>
+      <w:r>
+        <w:rPr>
+          <w:b/>
+          <w:sz w:val="28"/>
+        </w:rPr>
+        <w:t>8. EXPERIMENTAL RESULTS</w:t>
+      </w:r>
+    </w:p>
+    <w:p>
+      <w:pPr>
+        <w:spacing w:before="240" w:after="80"/>
+      </w:pPr>
+      <w:r>
+        <w:rPr>
+          <w:b/>
+          <w:sz w:val="22"/>
+        </w:rPr>
+        <w:t>8.1 Baseline Comparison (n = 15, difficulty-stratified)</w:t>
       </w:r>
     </w:p>
     <w:tbl>
@@ -886,18 +3044,23 @@
         <w:tblLook w:firstColumn="1" w:firstRow="1" w:lastColumn="0" w:lastRow="0" w:noHBand="0" w:noVBand="1" w:val="04A0"/>
       </w:tblPr>
       <w:tblGrid>
-        <w:gridCol w:w="1728"/>
-        <w:gridCol w:w="1728"/>
-        <w:gridCol w:w="1728"/>
-        <w:gridCol w:w="1728"/>
-        <w:gridCol w:w="1728"/>
+        <w:gridCol w:w="1872"/>
+        <w:gridCol w:w="1872"/>
+        <w:gridCol w:w="1872"/>
+        <w:gridCol w:w="1872"/>
+        <w:gridCol w:w="1872"/>
       </w:tblGrid>
       <w:tr>
         <w:tc>
           <w:tcPr>
-            <w:tcW w:type="dxa" w:w="1728"/>
+            <w:tcW w:type="dxa" w:w="1872"/>
+            <w:shd w:fill="D9E2F3"/>
           </w:tcPr>
           <w:p>
+            <w:pPr>
+              <w:jc w:val="center"/>
+            </w:pPr>
+            <w:r/>
             <w:r>
               <w:rPr>
                 <w:b/>
@@ -909,9 +3072,14 @@
         </w:tc>
         <w:tc>
           <w:tcPr>
-            <w:tcW w:type="dxa" w:w="1728"/>
+            <w:tcW w:type="dxa" w:w="1872"/>
+            <w:shd w:fill="D9E2F3"/>
           </w:tcPr>
           <w:p>
+            <w:pPr>
+              <w:jc w:val="center"/>
+            </w:pPr>
+            <w:r/>
             <w:r>
               <w:rPr>
                 <w:b/>
@@ -923,9 +3091,14 @@
         </w:tc>
         <w:tc>
           <w:tcPr>
-            <w:tcW w:type="dxa" w:w="1728"/>
+            <w:tcW w:type="dxa" w:w="1872"/>
+            <w:shd w:fill="D9E2F3"/>
           </w:tcPr>
           <w:p>
+            <w:pPr>
+              <w:jc w:val="center"/>
+            </w:pPr>
+            <w:r/>
             <w:r>
               <w:rPr>
                 <w:b/>
@@ -937,9 +3110,14 @@
         </w:tc>
         <w:tc>
           <w:tcPr>
-            <w:tcW w:type="dxa" w:w="1728"/>
+            <w:tcW w:type="dxa" w:w="1872"/>
+            <w:shd w:fill="D9E2F3"/>
           </w:tcPr>
           <w:p>
+            <w:pPr>
+              <w:jc w:val="center"/>
+            </w:pPr>
+            <w:r/>
             <w:r>
               <w:rPr>
                 <w:b/>
@@ -951,9 +3129,14 @@
         </w:tc>
         <w:tc>
           <w:tcPr>
-            <w:tcW w:type="dxa" w:w="1728"/>
+            <w:tcW w:type="dxa" w:w="1872"/>
+            <w:shd w:fill="D9E2F3"/>
           </w:tcPr>
           <w:p>
+            <w:pPr>
+              <w:jc w:val="center"/>
+            </w:pPr>
+            <w:r/>
             <w:r>
               <w:rPr>
                 <w:b/>
@@ -967,9 +3150,10 @@
       <w:tr>
         <w:tc>
           <w:tcPr>
-            <w:tcW w:type="dxa" w:w="1728"/>
+            <w:tcW w:type="dxa" w:w="1872"/>
           </w:tcPr>
           <w:p>
+            <w:r/>
             <w:r>
               <w:rPr>
                 <w:sz w:val="20"/>
@@ -980,9 +3164,10 @@
         </w:tc>
         <w:tc>
           <w:tcPr>
-            <w:tcW w:type="dxa" w:w="1728"/>
+            <w:tcW w:type="dxa" w:w="1872"/>
           </w:tcPr>
           <w:p>
+            <w:r/>
             <w:r>
               <w:rPr>
                 <w:sz w:val="20"/>
@@ -993,9 +3178,10 @@
         </w:tc>
         <w:tc>
           <w:tcPr>
-            <w:tcW w:type="dxa" w:w="1728"/>
+            <w:tcW w:type="dxa" w:w="1872"/>
           </w:tcPr>
           <w:p>
+            <w:r/>
             <w:r>
               <w:rPr>
                 <w:sz w:val="20"/>
@@ -1006,9 +3192,10 @@
         </w:tc>
         <w:tc>
           <w:tcPr>
-            <w:tcW w:type="dxa" w:w="1728"/>
+            <w:tcW w:type="dxa" w:w="1872"/>
           </w:tcPr>
           <w:p>
+            <w:r/>
             <w:r>
               <w:rPr>
                 <w:sz w:val="20"/>
@@ -1019,9 +3206,10 @@
         </w:tc>
         <w:tc>
           <w:tcPr>
-            <w:tcW w:type="dxa" w:w="1728"/>
+            <w:tcW w:type="dxa" w:w="1872"/>
           </w:tcPr>
           <w:p>
+            <w:r/>
             <w:r>
               <w:rPr>
                 <w:sz w:val="20"/>
@@ -1034,9 +3222,10 @@
       <w:tr>
         <w:tc>
           <w:tcPr>
-            <w:tcW w:type="dxa" w:w="1728"/>
+            <w:tcW w:type="dxa" w:w="1872"/>
           </w:tcPr>
           <w:p>
+            <w:r/>
             <w:r>
               <w:rPr>
                 <w:sz w:val="20"/>
@@ -1047,9 +3236,10 @@
         </w:tc>
         <w:tc>
           <w:tcPr>
-            <w:tcW w:type="dxa" w:w="1728"/>
+            <w:tcW w:type="dxa" w:w="1872"/>
           </w:tcPr>
           <w:p>
+            <w:r/>
             <w:r>
               <w:rPr>
                 <w:sz w:val="20"/>
@@ -1060,9 +3250,10 @@
         </w:tc>
         <w:tc>
           <w:tcPr>
-            <w:tcW w:type="dxa" w:w="1728"/>
+            <w:tcW w:type="dxa" w:w="1872"/>
           </w:tcPr>
           <w:p>
+            <w:r/>
             <w:r>
               <w:rPr>
                 <w:sz w:val="20"/>
@@ -1073,9 +3264,10 @@
         </w:tc>
         <w:tc>
           <w:tcPr>
-            <w:tcW w:type="dxa" w:w="1728"/>
+            <w:tcW w:type="dxa" w:w="1872"/>
           </w:tcPr>
           <w:p>
+            <w:r/>
             <w:r>
               <w:rPr>
                 <w:sz w:val="20"/>
@@ -1086,9 +3278,10 @@
         </w:tc>
         <w:tc>
           <w:tcPr>
-            <w:tcW w:type="dxa" w:w="1728"/>
+            <w:tcW w:type="dxa" w:w="1872"/>
           </w:tcPr>
           <w:p>
+            <w:r/>
             <w:r>
               <w:rPr>
                 <w:sz w:val="20"/>
@@ -1101,9 +3294,10 @@
       <w:tr>
         <w:tc>
           <w:tcPr>
-            <w:tcW w:type="dxa" w:w="1728"/>
+            <w:tcW w:type="dxa" w:w="1872"/>
           </w:tcPr>
           <w:p>
+            <w:r/>
             <w:r>
               <w:rPr>
                 <w:sz w:val="20"/>
@@ -1114,9 +3308,10 @@
         </w:tc>
         <w:tc>
           <w:tcPr>
-            <w:tcW w:type="dxa" w:w="1728"/>
+            <w:tcW w:type="dxa" w:w="1872"/>
           </w:tcPr>
           <w:p>
+            <w:r/>
             <w:r>
               <w:rPr>
                 <w:sz w:val="20"/>
@@ -1127,9 +3322,10 @@
         </w:tc>
         <w:tc>
           <w:tcPr>
-            <w:tcW w:type="dxa" w:w="1728"/>
+            <w:tcW w:type="dxa" w:w="1872"/>
           </w:tcPr>
           <w:p>
+            <w:r/>
             <w:r>
               <w:rPr>
                 <w:sz w:val="20"/>
@@ -1140,9 +3336,10 @@
         </w:tc>
         <w:tc>
           <w:tcPr>
-            <w:tcW w:type="dxa" w:w="1728"/>
+            <w:tcW w:type="dxa" w:w="1872"/>
           </w:tcPr>
           <w:p>
+            <w:r/>
             <w:r>
               <w:rPr>
                 <w:sz w:val="20"/>
@@ -1153,9 +3350,10 @@
         </w:tc>
         <w:tc>
           <w:tcPr>
-            <w:tcW w:type="dxa" w:w="1728"/>
+            <w:tcW w:type="dxa" w:w="1872"/>
           </w:tcPr>
           <w:p>
+            <w:r/>
             <w:r>
               <w:rPr>
                 <w:sz w:val="20"/>
@@ -1168,9 +3366,10 @@
       <w:tr>
         <w:tc>
           <w:tcPr>
-            <w:tcW w:type="dxa" w:w="1728"/>
+            <w:tcW w:type="dxa" w:w="1872"/>
           </w:tcPr>
           <w:p>
+            <w:r/>
             <w:r>
               <w:rPr>
                 <w:sz w:val="20"/>
@@ -1181,9 +3380,10 @@
         </w:tc>
         <w:tc>
           <w:tcPr>
-            <w:tcW w:type="dxa" w:w="1728"/>
+            <w:tcW w:type="dxa" w:w="1872"/>
           </w:tcPr>
           <w:p>
+            <w:r/>
             <w:r>
               <w:rPr>
                 <w:sz w:val="20"/>
@@ -1194,9 +3394,10 @@
         </w:tc>
         <w:tc>
           <w:tcPr>
-            <w:tcW w:type="dxa" w:w="1728"/>
+            <w:tcW w:type="dxa" w:w="1872"/>
           </w:tcPr>
           <w:p>
+            <w:r/>
             <w:r>
               <w:rPr>
                 <w:sz w:val="20"/>
@@ -1207,9 +3408,10 @@
         </w:tc>
         <w:tc>
           <w:tcPr>
-            <w:tcW w:type="dxa" w:w="1728"/>
+            <w:tcW w:type="dxa" w:w="1872"/>
           </w:tcPr>
           <w:p>
+            <w:r/>
             <w:r>
               <w:rPr>
                 <w:sz w:val="20"/>
@@ -1220,9 +3422,10 @@
         </w:tc>
         <w:tc>
           <w:tcPr>
-            <w:tcW w:type="dxa" w:w="1728"/>
+            <w:tcW w:type="dxa" w:w="1872"/>
           </w:tcPr>
           <w:p>
+            <w:r/>
             <w:r>
               <w:rPr>
                 <w:sz w:val="20"/>
@@ -1235,10 +3438,14 @@
     </w:tbl>
     <w:p>
       <w:pPr>
-        <w:pStyle w:val="Heading2"/>
+        <w:spacing w:before="240" w:after="80"/>
       </w:pPr>
       <w:r>
-        <w:t>5.2 Pipeline with Difficulty-Aware Safety Switch (n=15)</w:t>
+        <w:rPr>
+          <w:b/>
+          <w:sz w:val="22"/>
+        </w:rPr>
+        <w:t>8.2 Pipeline with Difficulty-Aware Safety Switch (n = 15)</w:t>
       </w:r>
     </w:p>
     <w:tbl>
@@ -1249,22 +3456,27 @@
         <w:tblLook w:firstColumn="1" w:firstRow="1" w:lastColumn="0" w:lastRow="0" w:noHBand="0" w:noVBand="1" w:val="04A0"/>
       </w:tblPr>
       <w:tblGrid>
-        <w:gridCol w:w="960"/>
-        <w:gridCol w:w="960"/>
-        <w:gridCol w:w="960"/>
-        <w:gridCol w:w="960"/>
-        <w:gridCol w:w="960"/>
-        <w:gridCol w:w="960"/>
-        <w:gridCol w:w="960"/>
-        <w:gridCol w:w="960"/>
-        <w:gridCol w:w="960"/>
+        <w:gridCol w:w="1040"/>
+        <w:gridCol w:w="1040"/>
+        <w:gridCol w:w="1040"/>
+        <w:gridCol w:w="1040"/>
+        <w:gridCol w:w="1040"/>
+        <w:gridCol w:w="1040"/>
+        <w:gridCol w:w="1040"/>
+        <w:gridCol w:w="1040"/>
+        <w:gridCol w:w="1040"/>
       </w:tblGrid>
       <w:tr>
         <w:tc>
           <w:tcPr>
-            <w:tcW w:type="dxa" w:w="960"/>
+            <w:tcW w:type="dxa" w:w="1040"/>
+            <w:shd w:fill="D9E2F3"/>
           </w:tcPr>
           <w:p>
+            <w:pPr>
+              <w:jc w:val="center"/>
+            </w:pPr>
+            <w:r/>
             <w:r>
               <w:rPr>
                 <w:b/>
@@ -1276,65 +3488,90 @@
         </w:tc>
         <w:tc>
           <w:tcPr>
-            <w:tcW w:type="dxa" w:w="960"/>
+            <w:tcW w:type="dxa" w:w="1040"/>
+            <w:shd w:fill="D9E2F3"/>
           </w:tcPr>
           <w:p>
+            <w:pPr>
+              <w:jc w:val="center"/>
+            </w:pPr>
+            <w:r/>
             <w:r>
               <w:rPr>
                 <w:b/>
                 <w:sz w:val="20"/>
               </w:rPr>
-              <w:t>ROUGE-1</w:t>
+              <w:t>R-1</w:t>
             </w:r>
           </w:p>
         </w:tc>
         <w:tc>
           <w:tcPr>
-            <w:tcW w:type="dxa" w:w="960"/>
+            <w:tcW w:type="dxa" w:w="1040"/>
+            <w:shd w:fill="D9E2F3"/>
           </w:tcPr>
           <w:p>
+            <w:pPr>
+              <w:jc w:val="center"/>
+            </w:pPr>
+            <w:r/>
             <w:r>
               <w:rPr>
                 <w:b/>
                 <w:sz w:val="20"/>
               </w:rPr>
-              <w:t>ROUGE-2</w:t>
+              <w:t>R-2</w:t>
             </w:r>
           </w:p>
         </w:tc>
         <w:tc>
           <w:tcPr>
-            <w:tcW w:type="dxa" w:w="960"/>
+            <w:tcW w:type="dxa" w:w="1040"/>
+            <w:shd w:fill="D9E2F3"/>
           </w:tcPr>
           <w:p>
+            <w:pPr>
+              <w:jc w:val="center"/>
+            </w:pPr>
+            <w:r/>
             <w:r>
               <w:rPr>
                 <w:b/>
                 <w:sz w:val="20"/>
               </w:rPr>
-              <w:t>ROUGE-L</w:t>
+              <w:t>R-L</w:t>
             </w:r>
           </w:p>
         </w:tc>
         <w:tc>
           <w:tcPr>
-            <w:tcW w:type="dxa" w:w="960"/>
+            <w:tcW w:type="dxa" w:w="1040"/>
+            <w:shd w:fill="D9E2F3"/>
           </w:tcPr>
           <w:p>
+            <w:pPr>
+              <w:jc w:val="center"/>
+            </w:pPr>
+            <w:r/>
             <w:r>
               <w:rPr>
                 <w:b/>
                 <w:sz w:val="20"/>
               </w:rPr>
-              <w:t>BERTScore</w:t>
+              <w:t>BERT</w:t>
             </w:r>
           </w:p>
         </w:tc>
         <w:tc>
           <w:tcPr>
-            <w:tcW w:type="dxa" w:w="960"/>
+            <w:tcW w:type="dxa" w:w="1040"/>
+            <w:shd w:fill="D9E2F3"/>
           </w:tcPr>
           <w:p>
+            <w:pPr>
+              <w:jc w:val="center"/>
+            </w:pPr>
+            <w:r/>
             <w:r>
               <w:rPr>
                 <w:b/>
@@ -1346,43 +3583,58 @@
         </w:tc>
         <w:tc>
           <w:tcPr>
-            <w:tcW w:type="dxa" w:w="960"/>
+            <w:tcW w:type="dxa" w:w="1040"/>
+            <w:shd w:fill="D9E2F3"/>
           </w:tcPr>
           <w:p>
+            <w:pPr>
+              <w:jc w:val="center"/>
+            </w:pPr>
+            <w:r/>
             <w:r>
               <w:rPr>
                 <w:b/>
                 <w:sz w:val="20"/>
               </w:rPr>
-              <w:t>Fallback%</w:t>
+              <w:t>Fallback</w:t>
             </w:r>
           </w:p>
         </w:tc>
         <w:tc>
           <w:tcPr>
-            <w:tcW w:type="dxa" w:w="960"/>
+            <w:tcW w:type="dxa" w:w="1040"/>
+            <w:shd w:fill="D9E2F3"/>
           </w:tcPr>
           <w:p>
+            <w:pPr>
+              <w:jc w:val="center"/>
+            </w:pPr>
+            <w:r/>
             <w:r>
               <w:rPr>
                 <w:b/>
                 <w:sz w:val="20"/>
               </w:rPr>
-              <w:t>Mean Threshold</w:t>
+              <w:t>Thresh.</w:t>
             </w:r>
           </w:p>
         </w:tc>
         <w:tc>
           <w:tcPr>
-            <w:tcW w:type="dxa" w:w="960"/>
+            <w:tcW w:type="dxa" w:w="1040"/>
+            <w:shd w:fill="D9E2F3"/>
           </w:tcPr>
           <w:p>
+            <w:pPr>
+              <w:jc w:val="center"/>
+            </w:pPr>
+            <w:r/>
             <w:r>
               <w:rPr>
                 <w:b/>
                 <w:sz w:val="20"/>
               </w:rPr>
-              <w:t>Mean Difficulty</w:t>
+              <w:t>Diff.</w:t>
             </w:r>
           </w:p>
         </w:tc>
@@ -1390,9 +3642,10 @@
       <w:tr>
         <w:tc>
           <w:tcPr>
-            <w:tcW w:type="dxa" w:w="960"/>
+            <w:tcW w:type="dxa" w:w="1040"/>
           </w:tcPr>
           <w:p>
+            <w:r/>
             <w:r>
               <w:rPr>
                 <w:sz w:val="20"/>
@@ -1403,9 +3656,10 @@
         </w:tc>
         <w:tc>
           <w:tcPr>
-            <w:tcW w:type="dxa" w:w="960"/>
+            <w:tcW w:type="dxa" w:w="1040"/>
           </w:tcPr>
           <w:p>
+            <w:r/>
             <w:r>
               <w:rPr>
                 <w:sz w:val="20"/>
@@ -1416,9 +3670,10 @@
         </w:tc>
         <w:tc>
           <w:tcPr>
-            <w:tcW w:type="dxa" w:w="960"/>
+            <w:tcW w:type="dxa" w:w="1040"/>
           </w:tcPr>
           <w:p>
+            <w:r/>
             <w:r>
               <w:rPr>
                 <w:sz w:val="20"/>
@@ -1429,9 +3684,10 @@
         </w:tc>
         <w:tc>
           <w:tcPr>
-            <w:tcW w:type="dxa" w:w="960"/>
+            <w:tcW w:type="dxa" w:w="1040"/>
           </w:tcPr>
           <w:p>
+            <w:r/>
             <w:r>
               <w:rPr>
                 <w:sz w:val="20"/>
@@ -1442,9 +3698,10 @@
         </w:tc>
         <w:tc>
           <w:tcPr>
-            <w:tcW w:type="dxa" w:w="960"/>
+            <w:tcW w:type="dxa" w:w="1040"/>
           </w:tcPr>
           <w:p>
+            <w:r/>
             <w:r>
               <w:rPr>
                 <w:sz w:val="20"/>
@@ -1455,9 +3712,10 @@
         </w:tc>
         <w:tc>
           <w:tcPr>
-            <w:tcW w:type="dxa" w:w="960"/>
+            <w:tcW w:type="dxa" w:w="1040"/>
           </w:tcPr>
           <w:p>
+            <w:r/>
             <w:r>
               <w:rPr>
                 <w:sz w:val="20"/>
@@ -1468,9 +3726,10 @@
         </w:tc>
         <w:tc>
           <w:tcPr>
-            <w:tcW w:type="dxa" w:w="960"/>
+            <w:tcW w:type="dxa" w:w="1040"/>
           </w:tcPr>
           <w:p>
+            <w:r/>
             <w:r>
               <w:rPr>
                 <w:sz w:val="20"/>
@@ -1481,9 +3740,10 @@
         </w:tc>
         <w:tc>
           <w:tcPr>
-            <w:tcW w:type="dxa" w:w="960"/>
+            <w:tcW w:type="dxa" w:w="1040"/>
           </w:tcPr>
           <w:p>
+            <w:r/>
             <w:r>
               <w:rPr>
                 <w:sz w:val="20"/>
@@ -1494,9 +3754,10 @@
         </w:tc>
         <w:tc>
           <w:tcPr>
-            <w:tcW w:type="dxa" w:w="960"/>
+            <w:tcW w:type="dxa" w:w="1040"/>
           </w:tcPr>
           <w:p>
+            <w:r/>
             <w:r>
               <w:rPr>
                 <w:sz w:val="20"/>
@@ -1508,29 +3769,15 @@
       </w:tr>
     </w:tbl>
     <w:p>
+      <w:pPr>
+        <w:spacing w:before="240" w:after="80"/>
+      </w:pPr>
       <w:r>
         <w:rPr>
-          <w:b w:val="0"/>
-          <w:i w:val="0"/>
+          <w:b/>
           <w:sz w:val="22"/>
         </w:rPr>
-        <w:t>Key observations:</w:t>
-        <w:br/>
-        <w:t>• The pipeline with dynamic safety switch achieves FCS of 0.9998 with 0% hallucination rate.</w:t>
-        <w:br/>
-        <w:t>• Mean difficulty score of 0.777 indicates the stratified test subset contains predominantly moderate-to-hard articles.</w:t>
-        <w:br/>
-        <w:t>• Dynamic threshold averaged 0.555 (higher than the fixed 0.40), demonstrating that the system successfully adapts to article complexity.</w:t>
-        <w:br/>
-        <w:t>• ROUGE-2 of 17.57 is competitive and close to the target of 18.0.</w:t>
-      </w:r>
-    </w:p>
-    <w:p>
-      <w:pPr>
-        <w:pStyle w:val="Heading2"/>
-      </w:pPr>
-      <w:r>
-        <w:t>5.3 Large-Scale Pipeline Run (n=300)</w:t>
+        <w:t>8.3 Large-Scale Evaluation (n = 300)</w:t>
       </w:r>
     </w:p>
     <w:tbl>
@@ -1541,21 +3788,26 @@
         <w:tblLook w:firstColumn="1" w:firstRow="1" w:lastColumn="0" w:lastRow="0" w:noHBand="0" w:noVBand="1" w:val="04A0"/>
       </w:tblPr>
       <w:tblGrid>
-        <w:gridCol w:w="1080"/>
-        <w:gridCol w:w="1080"/>
-        <w:gridCol w:w="1080"/>
-        <w:gridCol w:w="1080"/>
-        <w:gridCol w:w="1080"/>
-        <w:gridCol w:w="1080"/>
-        <w:gridCol w:w="1080"/>
-        <w:gridCol w:w="1080"/>
+        <w:gridCol w:w="1170"/>
+        <w:gridCol w:w="1170"/>
+        <w:gridCol w:w="1170"/>
+        <w:gridCol w:w="1170"/>
+        <w:gridCol w:w="1170"/>
+        <w:gridCol w:w="1170"/>
+        <w:gridCol w:w="1170"/>
+        <w:gridCol w:w="1170"/>
       </w:tblGrid>
       <w:tr>
         <w:tc>
           <w:tcPr>
-            <w:tcW w:type="dxa" w:w="1080"/>
+            <w:tcW w:type="dxa" w:w="1170"/>
+            <w:shd w:fill="D9E2F3"/>
           </w:tcPr>
           <w:p>
+            <w:pPr>
+              <w:jc w:val="center"/>
+            </w:pPr>
+            <w:r/>
             <w:r>
               <w:rPr>
                 <w:b/>
@@ -1567,65 +3819,90 @@
         </w:tc>
         <w:tc>
           <w:tcPr>
-            <w:tcW w:type="dxa" w:w="1080"/>
+            <w:tcW w:type="dxa" w:w="1170"/>
+            <w:shd w:fill="D9E2F3"/>
           </w:tcPr>
           <w:p>
+            <w:pPr>
+              <w:jc w:val="center"/>
+            </w:pPr>
+            <w:r/>
             <w:r>
               <w:rPr>
                 <w:b/>
                 <w:sz w:val="20"/>
               </w:rPr>
-              <w:t>ROUGE-1</w:t>
+              <w:t>R-1</w:t>
             </w:r>
           </w:p>
         </w:tc>
         <w:tc>
           <w:tcPr>
-            <w:tcW w:type="dxa" w:w="1080"/>
+            <w:tcW w:type="dxa" w:w="1170"/>
+            <w:shd w:fill="D9E2F3"/>
           </w:tcPr>
           <w:p>
+            <w:pPr>
+              <w:jc w:val="center"/>
+            </w:pPr>
+            <w:r/>
             <w:r>
               <w:rPr>
                 <w:b/>
                 <w:sz w:val="20"/>
               </w:rPr>
-              <w:t>ROUGE-2</w:t>
+              <w:t>R-2</w:t>
             </w:r>
           </w:p>
         </w:tc>
         <w:tc>
           <w:tcPr>
-            <w:tcW w:type="dxa" w:w="1080"/>
+            <w:tcW w:type="dxa" w:w="1170"/>
+            <w:shd w:fill="D9E2F3"/>
           </w:tcPr>
           <w:p>
+            <w:pPr>
+              <w:jc w:val="center"/>
+            </w:pPr>
+            <w:r/>
             <w:r>
               <w:rPr>
                 <w:b/>
                 <w:sz w:val="20"/>
               </w:rPr>
-              <w:t>ROUGE-L</w:t>
+              <w:t>R-L</w:t>
             </w:r>
           </w:p>
         </w:tc>
         <w:tc>
           <w:tcPr>
-            <w:tcW w:type="dxa" w:w="1080"/>
+            <w:tcW w:type="dxa" w:w="1170"/>
+            <w:shd w:fill="D9E2F3"/>
           </w:tcPr>
           <w:p>
+            <w:pPr>
+              <w:jc w:val="center"/>
+            </w:pPr>
+            <w:r/>
             <w:r>
               <w:rPr>
                 <w:b/>
                 <w:sz w:val="20"/>
               </w:rPr>
-              <w:t>BERTScore</w:t>
+              <w:t>BERT</w:t>
             </w:r>
           </w:p>
         </w:tc>
         <w:tc>
           <w:tcPr>
-            <w:tcW w:type="dxa" w:w="1080"/>
+            <w:tcW w:type="dxa" w:w="1170"/>
+            <w:shd w:fill="D9E2F3"/>
           </w:tcPr>
           <w:p>
+            <w:pPr>
+              <w:jc w:val="center"/>
+            </w:pPr>
+            <w:r/>
             <w:r>
               <w:rPr>
                 <w:b/>
@@ -1637,29 +3914,39 @@
         </w:tc>
         <w:tc>
           <w:tcPr>
-            <w:tcW w:type="dxa" w:w="1080"/>
+            <w:tcW w:type="dxa" w:w="1170"/>
+            <w:shd w:fill="D9E2F3"/>
           </w:tcPr>
           <w:p>
+            <w:pPr>
+              <w:jc w:val="center"/>
+            </w:pPr>
+            <w:r/>
             <w:r>
               <w:rPr>
                 <w:b/>
                 <w:sz w:val="20"/>
               </w:rPr>
-              <w:t>Halluc. Rate</w:t>
+              <w:t>Halluc.</w:t>
             </w:r>
           </w:p>
         </w:tc>
         <w:tc>
           <w:tcPr>
-            <w:tcW w:type="dxa" w:w="1080"/>
+            <w:tcW w:type="dxa" w:w="1170"/>
+            <w:shd w:fill="D9E2F3"/>
           </w:tcPr>
           <w:p>
+            <w:pPr>
+              <w:jc w:val="center"/>
+            </w:pPr>
+            <w:r/>
             <w:r>
               <w:rPr>
                 <w:b/>
                 <w:sz w:val="20"/>
               </w:rPr>
-              <w:t>Latency (s)</w:t>
+              <w:t>Latency</w:t>
             </w:r>
           </w:p>
         </w:tc>
@@ -1667,9 +3954,10 @@
       <w:tr>
         <w:tc>
           <w:tcPr>
-            <w:tcW w:type="dxa" w:w="1080"/>
+            <w:tcW w:type="dxa" w:w="1170"/>
           </w:tcPr>
           <w:p>
+            <w:r/>
             <w:r>
               <w:rPr>
                 <w:sz w:val="20"/>
@@ -1680,9 +3968,10 @@
         </w:tc>
         <w:tc>
           <w:tcPr>
-            <w:tcW w:type="dxa" w:w="1080"/>
+            <w:tcW w:type="dxa" w:w="1170"/>
           </w:tcPr>
           <w:p>
+            <w:r/>
             <w:r>
               <w:rPr>
                 <w:sz w:val="20"/>
@@ -1693,9 +3982,10 @@
         </w:tc>
         <w:tc>
           <w:tcPr>
-            <w:tcW w:type="dxa" w:w="1080"/>
+            <w:tcW w:type="dxa" w:w="1170"/>
           </w:tcPr>
           <w:p>
+            <w:r/>
             <w:r>
               <w:rPr>
                 <w:sz w:val="20"/>
@@ -1706,9 +3996,10 @@
         </w:tc>
         <w:tc>
           <w:tcPr>
-            <w:tcW w:type="dxa" w:w="1080"/>
+            <w:tcW w:type="dxa" w:w="1170"/>
           </w:tcPr>
           <w:p>
+            <w:r/>
             <w:r>
               <w:rPr>
                 <w:sz w:val="20"/>
@@ -1719,9 +4010,10 @@
         </w:tc>
         <w:tc>
           <w:tcPr>
-            <w:tcW w:type="dxa" w:w="1080"/>
+            <w:tcW w:type="dxa" w:w="1170"/>
           </w:tcPr>
           <w:p>
+            <w:r/>
             <w:r>
               <w:rPr>
                 <w:sz w:val="20"/>
@@ -1732,9 +4024,10 @@
         </w:tc>
         <w:tc>
           <w:tcPr>
-            <w:tcW w:type="dxa" w:w="1080"/>
+            <w:tcW w:type="dxa" w:w="1170"/>
           </w:tcPr>
           <w:p>
+            <w:r/>
             <w:r>
               <w:rPr>
                 <w:sz w:val="20"/>
@@ -1745,9 +4038,10 @@
         </w:tc>
         <w:tc>
           <w:tcPr>
-            <w:tcW w:type="dxa" w:w="1080"/>
+            <w:tcW w:type="dxa" w:w="1170"/>
           </w:tcPr>
           <w:p>
+            <w:r/>
             <w:r>
               <w:rPr>
                 <w:sz w:val="20"/>
@@ -1758,14 +4052,15 @@
         </w:tc>
         <w:tc>
           <w:tcPr>
-            <w:tcW w:type="dxa" w:w="1080"/>
+            <w:tcW w:type="dxa" w:w="1170"/>
           </w:tcPr>
           <w:p>
+            <w:r/>
             <w:r>
               <w:rPr>
                 <w:sz w:val="20"/>
               </w:rPr>
-              <w:t>34.5</w:t>
+              <w:t>34.5s</w:t>
             </w:r>
           </w:p>
         </w:tc>
@@ -1773,9 +4068,10 @@
       <w:tr>
         <w:tc>
           <w:tcPr>
-            <w:tcW w:type="dxa" w:w="1080"/>
+            <w:tcW w:type="dxa" w:w="1170"/>
           </w:tcPr>
           <w:p>
+            <w:r/>
             <w:r>
               <w:rPr>
                 <w:sz w:val="20"/>
@@ -1786,9 +4082,10 @@
         </w:tc>
         <w:tc>
           <w:tcPr>
-            <w:tcW w:type="dxa" w:w="1080"/>
+            <w:tcW w:type="dxa" w:w="1170"/>
           </w:tcPr>
           <w:p>
+            <w:r/>
             <w:r>
               <w:rPr>
                 <w:sz w:val="20"/>
@@ -1799,9 +4096,10 @@
         </w:tc>
         <w:tc>
           <w:tcPr>
-            <w:tcW w:type="dxa" w:w="1080"/>
+            <w:tcW w:type="dxa" w:w="1170"/>
           </w:tcPr>
           <w:p>
+            <w:r/>
             <w:r>
               <w:rPr>
                 <w:sz w:val="20"/>
@@ -1812,9 +4110,10 @@
         </w:tc>
         <w:tc>
           <w:tcPr>
-            <w:tcW w:type="dxa" w:w="1080"/>
+            <w:tcW w:type="dxa" w:w="1170"/>
           </w:tcPr>
           <w:p>
+            <w:r/>
             <w:r>
               <w:rPr>
                 <w:sz w:val="20"/>
@@ -1825,9 +4124,10 @@
         </w:tc>
         <w:tc>
           <w:tcPr>
-            <w:tcW w:type="dxa" w:w="1080"/>
+            <w:tcW w:type="dxa" w:w="1170"/>
           </w:tcPr>
           <w:p>
+            <w:r/>
             <w:r>
               <w:rPr>
                 <w:sz w:val="20"/>
@@ -1838,9 +4138,10 @@
         </w:tc>
         <w:tc>
           <w:tcPr>
-            <w:tcW w:type="dxa" w:w="1080"/>
+            <w:tcW w:type="dxa" w:w="1170"/>
           </w:tcPr>
           <w:p>
+            <w:r/>
             <w:r>
               <w:rPr>
                 <w:sz w:val="20"/>
@@ -1851,9 +4152,10 @@
         </w:tc>
         <w:tc>
           <w:tcPr>
-            <w:tcW w:type="dxa" w:w="1080"/>
+            <w:tcW w:type="dxa" w:w="1170"/>
           </w:tcPr>
           <w:p>
+            <w:r/>
             <w:r>
               <w:rPr>
                 <w:sz w:val="20"/>
@@ -1864,9 +4166,10 @@
         </w:tc>
         <w:tc>
           <w:tcPr>
-            <w:tcW w:type="dxa" w:w="1080"/>
+            <w:tcW w:type="dxa" w:w="1170"/>
           </w:tcPr>
           <w:p>
+            <w:r/>
             <w:r>
               <w:rPr>
                 <w:sz w:val="20"/>
@@ -1878,16 +4181,87 @@
       </w:tr>
     </w:tbl>
     <w:p>
+      <w:pPr>
+        <w:spacing w:before="240" w:after="80"/>
+      </w:pPr>
+      <w:r>
+        <w:rPr>
+          <w:b/>
+          <w:sz w:val="22"/>
+        </w:rPr>
+        <w:t>8.4 Key Observations from Results</w:t>
+      </w:r>
+    </w:p>
+    <w:p>
+      <w:pPr>
+        <w:pStyle w:val="ListBullet"/>
+      </w:pPr>
+      <w:r>
+        <w:rPr>
+          <w:sz w:val="22"/>
+        </w:rPr>
+        <w:t>The pipeline with dynamic safety switch achieves NLI-FCS of 0.9998 with 0% hallucination rate, exceeding the target of 0.65.</w:t>
+      </w:r>
+    </w:p>
+    <w:p>
+      <w:pPr>
+        <w:pStyle w:val="ListBullet"/>
+      </w:pPr>
+      <w:r>
+        <w:rPr>
+          <w:sz w:val="22"/>
+        </w:rPr>
+        <w:t>Mean difficulty score of 0.777 indicates the stratified test subset contains predominantly moderate-to-hard articles.</w:t>
+      </w:r>
+    </w:p>
+    <w:p>
+      <w:pPr>
+        <w:pStyle w:val="ListBullet"/>
+      </w:pPr>
+      <w:r>
+        <w:rPr>
+          <w:sz w:val="22"/>
+        </w:rPr>
+        <w:t>Dynamic threshold averaged 0.555 (higher than fixed 0.40), confirming the system adapts to article complexity.</w:t>
+      </w:r>
+    </w:p>
+    <w:p>
+      <w:pPr>
+        <w:pStyle w:val="ListBullet"/>
+      </w:pPr>
+      <w:r>
+        <w:rPr>
+          <w:sz w:val="22"/>
+        </w:rPr>
+        <w:t>ROUGE-2 of 17.57 approaches the target of 18.0, with competitive performance against baselines.</w:t>
+      </w:r>
+    </w:p>
+    <w:p>
+      <w:pPr>
+        <w:pStyle w:val="ListBullet"/>
+      </w:pPr>
+      <w:r>
+        <w:rPr>
+          <w:sz w:val="22"/>
+        </w:rPr>
+        <w:t>Zero hallucination rate across all pipeline runs (n=15 and n=300) demonstrates the safety switch is effective.</w:t>
+      </w:r>
+    </w:p>
+    <w:p>
       <w:r>
         <w:br w:type="page"/>
       </w:r>
     </w:p>
     <w:p>
       <w:pPr>
-        <w:pStyle w:val="Heading1"/>
+        <w:spacing w:before="360" w:after="120"/>
       </w:pPr>
       <w:r>
-        <w:t>6. CURRENT IMPLEMENTATION STATUS</w:t>
+        <w:rPr>
+          <w:b/>
+          <w:sz w:val="28"/>
+        </w:rPr>
+        <w:t>9. CURRENT IMPLEMENTATION STATUS</w:t>
       </w:r>
     </w:p>
     <w:tbl>
@@ -1898,16 +4272,22 @@
         <w:tblLook w:firstColumn="1" w:firstRow="1" w:lastColumn="0" w:lastRow="0" w:noHBand="0" w:noVBand="1" w:val="04A0"/>
       </w:tblPr>
       <w:tblGrid>
-        <w:gridCol w:w="2880"/>
-        <w:gridCol w:w="2880"/>
-        <w:gridCol w:w="2880"/>
+        <w:gridCol w:w="2340"/>
+        <w:gridCol w:w="2340"/>
+        <w:gridCol w:w="2340"/>
+        <w:gridCol w:w="2340"/>
       </w:tblGrid>
       <w:tr>
         <w:tc>
           <w:tcPr>
-            <w:tcW w:type="dxa" w:w="2880"/>
+            <w:tcW w:type="dxa" w:w="2268"/>
+            <w:shd w:fill="D9E2F3"/>
           </w:tcPr>
           <w:p>
+            <w:pPr>
+              <w:jc w:val="center"/>
+            </w:pPr>
+            <w:r/>
             <w:r>
               <w:rPr>
                 <w:b/>
@@ -1919,9 +4299,14 @@
         </w:tc>
         <w:tc>
           <w:tcPr>
-            <w:tcW w:type="dxa" w:w="2880"/>
+            <w:tcW w:type="dxa" w:w="2551"/>
+            <w:shd w:fill="D9E2F3"/>
           </w:tcPr>
           <w:p>
+            <w:pPr>
+              <w:jc w:val="center"/>
+            </w:pPr>
+            <w:r/>
             <w:r>
               <w:rPr>
                 <w:b/>
@@ -1933,9 +4318,1783 @@
         </w:tc>
         <w:tc>
           <w:tcPr>
-            <w:tcW w:type="dxa" w:w="2880"/>
+            <w:tcW w:type="dxa" w:w="1417"/>
+            <w:shd w:fill="D9E2F3"/>
           </w:tcPr>
           <w:p>
+            <w:pPr>
+              <w:jc w:val="center"/>
+            </w:pPr>
+            <w:r/>
+            <w:r>
+              <w:rPr>
+                <w:b/>
+                <w:sz w:val="20"/>
+              </w:rPr>
+              <w:t>Status</w:t>
+            </w:r>
+          </w:p>
+        </w:tc>
+        <w:tc>
+          <w:tcPr>
+            <w:tcW w:type="dxa" w:w="1984"/>
+            <w:shd w:fill="D9E2F3"/>
+          </w:tcPr>
+          <w:p>
+            <w:pPr>
+              <w:jc w:val="center"/>
+            </w:pPr>
+            <w:r/>
+            <w:r>
+              <w:rPr>
+                <w:b/>
+                <w:sz w:val="20"/>
+              </w:rPr>
+              <w:t>Evidence</w:t>
+            </w:r>
+          </w:p>
+        </w:tc>
+      </w:tr>
+      <w:tr>
+        <w:tc>
+          <w:tcPr>
+            <w:tcW w:type="dxa" w:w="2268"/>
+          </w:tcPr>
+          <w:p>
+            <w:r/>
+            <w:r>
+              <w:rPr>
+                <w:sz w:val="20"/>
+              </w:rPr>
+              <w:t>Dataset preparation</w:t>
+            </w:r>
+          </w:p>
+        </w:tc>
+        <w:tc>
+          <w:tcPr>
+            <w:tcW w:type="dxa" w:w="2551"/>
+          </w:tcPr>
+          <w:p>
+            <w:r/>
+            <w:r>
+              <w:rPr>
+                <w:sz w:val="20"/>
+              </w:rPr>
+              <w:t>CNN/DM splits, corpus statistics</w:t>
+            </w:r>
+          </w:p>
+        </w:tc>
+        <w:tc>
+          <w:tcPr>
+            <w:tcW w:type="dxa" w:w="1417"/>
+          </w:tcPr>
+          <w:p>
+            <w:r/>
+            <w:r>
+              <w:rPr>
+                <w:sz w:val="20"/>
+              </w:rPr>
+              <w:t>COMPLETED</w:t>
+            </w:r>
+          </w:p>
+        </w:tc>
+        <w:tc>
+          <w:tcPr>
+            <w:tcW w:type="dxa" w:w="1984"/>
+          </w:tcPr>
+          <w:p>
+            <w:r/>
+            <w:r>
+              <w:rPr>
+                <w:sz w:val="20"/>
+              </w:rPr>
+              <w:t>Corpus stats report</w:t>
+            </w:r>
+          </w:p>
+        </w:tc>
+      </w:tr>
+      <w:tr>
+        <w:tc>
+          <w:tcPr>
+            <w:tcW w:type="dxa" w:w="2268"/>
+          </w:tcPr>
+          <w:p>
+            <w:r/>
+            <w:r>
+              <w:rPr>
+                <w:sz w:val="20"/>
+              </w:rPr>
+              <w:t>Baseline implementation</w:t>
+            </w:r>
+          </w:p>
+        </w:tc>
+        <w:tc>
+          <w:tcPr>
+            <w:tcW w:type="dxa" w:w="2551"/>
+          </w:tcPr>
+          <w:p>
+            <w:r/>
+            <w:r>
+              <w:rPr>
+                <w:sz w:val="20"/>
+              </w:rPr>
+              <w:t>Lead-3, TextRank, BART, PEGASUS</w:t>
+            </w:r>
+          </w:p>
+        </w:tc>
+        <w:tc>
+          <w:tcPr>
+            <w:tcW w:type="dxa" w:w="1417"/>
+          </w:tcPr>
+          <w:p>
+            <w:r/>
+            <w:r>
+              <w:rPr>
+                <w:sz w:val="20"/>
+              </w:rPr>
+              <w:t>COMPLETED</w:t>
+            </w:r>
+          </w:p>
+        </w:tc>
+        <w:tc>
+          <w:tcPr>
+            <w:tcW w:type="dxa" w:w="1984"/>
+          </w:tcPr>
+          <w:p>
+            <w:r/>
+            <w:r>
+              <w:rPr>
+                <w:sz w:val="20"/>
+              </w:rPr>
+              <w:t>ROUGE/BERTScore tables</w:t>
+            </w:r>
+          </w:p>
+        </w:tc>
+      </w:tr>
+      <w:tr>
+        <w:tc>
+          <w:tcPr>
+            <w:tcW w:type="dxa" w:w="2268"/>
+          </w:tcPr>
+          <w:p>
+            <w:r/>
+            <w:r>
+              <w:rPr>
+                <w:sz w:val="20"/>
+              </w:rPr>
+              <w:t>Evidence retrieval module</w:t>
+            </w:r>
+          </w:p>
+        </w:tc>
+        <w:tc>
+          <w:tcPr>
+            <w:tcW w:type="dxa" w:w="2551"/>
+          </w:tcPr>
+          <w:p>
+            <w:r/>
+            <w:r>
+              <w:rPr>
+                <w:sz w:val="20"/>
+              </w:rPr>
+              <w:t>Hybrid BM25 + embedding scorer</w:t>
+            </w:r>
+          </w:p>
+        </w:tc>
+        <w:tc>
+          <w:tcPr>
+            <w:tcW w:type="dxa" w:w="1417"/>
+          </w:tcPr>
+          <w:p>
+            <w:r/>
+            <w:r>
+              <w:rPr>
+                <w:sz w:val="20"/>
+              </w:rPr>
+              <w:t>COMPLETED</w:t>
+            </w:r>
+          </w:p>
+        </w:tc>
+        <w:tc>
+          <w:tcPr>
+            <w:tcW w:type="dxa" w:w="1984"/>
+          </w:tcPr>
+          <w:p>
+            <w:r/>
+            <w:r>
+              <w:rPr>
+                <w:sz w:val="20"/>
+              </w:rPr>
+              <w:t>Ablation results</w:t>
+            </w:r>
+          </w:p>
+        </w:tc>
+      </w:tr>
+      <w:tr>
+        <w:tc>
+          <w:tcPr>
+            <w:tcW w:type="dxa" w:w="2268"/>
+          </w:tcPr>
+          <w:p>
+            <w:r/>
+            <w:r>
+              <w:rPr>
+                <w:sz w:val="20"/>
+              </w:rPr>
+              <w:t>Abstractive generation</w:t>
+            </w:r>
+          </w:p>
+        </w:tc>
+        <w:tc>
+          <w:tcPr>
+            <w:tcW w:type="dxa" w:w="2551"/>
+          </w:tcPr>
+          <w:p>
+            <w:r/>
+            <w:r>
+              <w:rPr>
+                <w:sz w:val="20"/>
+              </w:rPr>
+              <w:t>Fine-tuned BART, Best-of-N</w:t>
+            </w:r>
+          </w:p>
+        </w:tc>
+        <w:tc>
+          <w:tcPr>
+            <w:tcW w:type="dxa" w:w="1417"/>
+          </w:tcPr>
+          <w:p>
+            <w:r/>
+            <w:r>
+              <w:rPr>
+                <w:sz w:val="20"/>
+              </w:rPr>
+              <w:t>COMPLETED</w:t>
+            </w:r>
+          </w:p>
+        </w:tc>
+        <w:tc>
+          <w:tcPr>
+            <w:tcW w:type="dxa" w:w="1984"/>
+          </w:tcPr>
+          <w:p>
+            <w:r/>
+            <w:r>
+              <w:rPr>
+                <w:sz w:val="20"/>
+              </w:rPr>
+              <w:t>Generation outputs</w:t>
+            </w:r>
+          </w:p>
+        </w:tc>
+      </w:tr>
+      <w:tr>
+        <w:tc>
+          <w:tcPr>
+            <w:tcW w:type="dxa" w:w="2268"/>
+          </w:tcPr>
+          <w:p>
+            <w:r/>
+            <w:r>
+              <w:rPr>
+                <w:sz w:val="20"/>
+              </w:rPr>
+              <w:t>NLI verification &amp; reranker</w:t>
+            </w:r>
+          </w:p>
+        </w:tc>
+        <w:tc>
+          <w:tcPr>
+            <w:tcW w:type="dxa" w:w="2551"/>
+          </w:tcPr>
+          <w:p>
+            <w:r/>
+            <w:r>
+              <w:rPr>
+                <w:sz w:val="20"/>
+              </w:rPr>
+              <w:t>FCS computation, fallback logic</w:t>
+            </w:r>
+          </w:p>
+        </w:tc>
+        <w:tc>
+          <w:tcPr>
+            <w:tcW w:type="dxa" w:w="1417"/>
+          </w:tcPr>
+          <w:p>
+            <w:r/>
+            <w:r>
+              <w:rPr>
+                <w:sz w:val="20"/>
+              </w:rPr>
+              <w:t>COMPLETED</w:t>
+            </w:r>
+          </w:p>
+        </w:tc>
+        <w:tc>
+          <w:tcPr>
+            <w:tcW w:type="dxa" w:w="1984"/>
+          </w:tcPr>
+          <w:p>
+            <w:r/>
+            <w:r>
+              <w:rPr>
+                <w:sz w:val="20"/>
+              </w:rPr>
+              <w:t>FCS distribution</w:t>
+            </w:r>
+          </w:p>
+        </w:tc>
+      </w:tr>
+      <w:tr>
+        <w:tc>
+          <w:tcPr>
+            <w:tcW w:type="dxa" w:w="2268"/>
+          </w:tcPr>
+          <w:p>
+            <w:r/>
+            <w:r>
+              <w:rPr>
+                <w:sz w:val="20"/>
+              </w:rPr>
+              <w:t>Difficulty-Aware Switch</w:t>
+            </w:r>
+          </w:p>
+        </w:tc>
+        <w:tc>
+          <w:tcPr>
+            <w:tcW w:type="dxa" w:w="2551"/>
+          </w:tcPr>
+          <w:p>
+            <w:r/>
+            <w:r>
+              <w:rPr>
+                <w:sz w:val="20"/>
+              </w:rPr>
+              <w:t>Dynamic threshold module</w:t>
+            </w:r>
+          </w:p>
+        </w:tc>
+        <w:tc>
+          <w:tcPr>
+            <w:tcW w:type="dxa" w:w="1417"/>
+          </w:tcPr>
+          <w:p>
+            <w:r/>
+            <w:r>
+              <w:rPr>
+                <w:sz w:val="20"/>
+              </w:rPr>
+              <w:t>COMPLETED</w:t>
+            </w:r>
+          </w:p>
+        </w:tc>
+        <w:tc>
+          <w:tcPr>
+            <w:tcW w:type="dxa" w:w="1984"/>
+          </w:tcPr>
+          <w:p>
+            <w:r/>
+            <w:r>
+              <w:rPr>
+                <w:sz w:val="20"/>
+              </w:rPr>
+              <w:t>Threshold analysis</w:t>
+            </w:r>
+          </w:p>
+        </w:tc>
+      </w:tr>
+      <w:tr>
+        <w:tc>
+          <w:tcPr>
+            <w:tcW w:type="dxa" w:w="2268"/>
+          </w:tcPr>
+          <w:p>
+            <w:r/>
+            <w:r>
+              <w:rPr>
+                <w:sz w:val="20"/>
+              </w:rPr>
+              <w:t>PEGASUS/mBART comparison</w:t>
+            </w:r>
+          </w:p>
+        </w:tc>
+        <w:tc>
+          <w:tcPr>
+            <w:tcW w:type="dxa" w:w="2551"/>
+          </w:tcPr>
+          <w:p>
+            <w:r/>
+            <w:r>
+              <w:rPr>
+                <w:sz w:val="20"/>
+              </w:rPr>
+              <w:t>Comparative evaluation</w:t>
+            </w:r>
+          </w:p>
+        </w:tc>
+        <w:tc>
+          <w:tcPr>
+            <w:tcW w:type="dxa" w:w="1417"/>
+          </w:tcPr>
+          <w:p>
+            <w:r/>
+            <w:r>
+              <w:rPr>
+                <w:sz w:val="20"/>
+              </w:rPr>
+              <w:t>COMPLETED</w:t>
+            </w:r>
+          </w:p>
+        </w:tc>
+        <w:tc>
+          <w:tcPr>
+            <w:tcW w:type="dxa" w:w="1984"/>
+          </w:tcPr>
+          <w:p>
+            <w:r/>
+            <w:r>
+              <w:rPr>
+                <w:sz w:val="20"/>
+              </w:rPr>
+              <w:t>Metric tables</w:t>
+            </w:r>
+          </w:p>
+        </w:tc>
+      </w:tr>
+      <w:tr>
+        <w:tc>
+          <w:tcPr>
+            <w:tcW w:type="dxa" w:w="2268"/>
+          </w:tcPr>
+          <w:p>
+            <w:r/>
+            <w:r>
+              <w:rPr>
+                <w:sz w:val="20"/>
+              </w:rPr>
+              <w:t>Ablation studies</w:t>
+            </w:r>
+          </w:p>
+        </w:tc>
+        <w:tc>
+          <w:tcPr>
+            <w:tcW w:type="dxa" w:w="2551"/>
+          </w:tcPr>
+          <w:p>
+            <w:r/>
+            <w:r>
+              <w:rPr>
+                <w:sz w:val="20"/>
+              </w:rPr>
+              <w:t>Retrieval, N-candidates, verifier</w:t>
+            </w:r>
+          </w:p>
+        </w:tc>
+        <w:tc>
+          <w:tcPr>
+            <w:tcW w:type="dxa" w:w="1417"/>
+          </w:tcPr>
+          <w:p>
+            <w:r/>
+            <w:r>
+              <w:rPr>
+                <w:sz w:val="20"/>
+              </w:rPr>
+              <w:t>COMPLETED</w:t>
+            </w:r>
+          </w:p>
+        </w:tc>
+        <w:tc>
+          <w:tcPr>
+            <w:tcW w:type="dxa" w:w="1984"/>
+          </w:tcPr>
+          <w:p>
+            <w:r/>
+            <w:r>
+              <w:rPr>
+                <w:sz w:val="20"/>
+              </w:rPr>
+              <w:t>Ablation tables</w:t>
+            </w:r>
+          </w:p>
+        </w:tc>
+      </w:tr>
+      <w:tr>
+        <w:tc>
+          <w:tcPr>
+            <w:tcW w:type="dxa" w:w="2268"/>
+          </w:tcPr>
+          <w:p>
+            <w:r/>
+            <w:r>
+              <w:rPr>
+                <w:sz w:val="20"/>
+              </w:rPr>
+              <w:t>Demo application</w:t>
+            </w:r>
+          </w:p>
+        </w:tc>
+        <w:tc>
+          <w:tcPr>
+            <w:tcW w:type="dxa" w:w="2551"/>
+          </w:tcPr>
+          <w:p>
+            <w:r/>
+            <w:r>
+              <w:rPr>
+                <w:sz w:val="20"/>
+              </w:rPr>
+              <w:t>Streamlit with difficulty display</w:t>
+            </w:r>
+          </w:p>
+        </w:tc>
+        <w:tc>
+          <w:tcPr>
+            <w:tcW w:type="dxa" w:w="1417"/>
+          </w:tcPr>
+          <w:p>
+            <w:r/>
+            <w:r>
+              <w:rPr>
+                <w:sz w:val="20"/>
+              </w:rPr>
+              <w:t>COMPLETED</w:t>
+            </w:r>
+          </w:p>
+        </w:tc>
+        <w:tc>
+          <w:tcPr>
+            <w:tcW w:type="dxa" w:w="1984"/>
+          </w:tcPr>
+          <w:p>
+            <w:r/>
+            <w:r>
+              <w:rPr>
+                <w:sz w:val="20"/>
+              </w:rPr>
+              <w:t>Working demo</w:t>
+            </w:r>
+          </w:p>
+        </w:tc>
+      </w:tr>
+      <w:tr>
+        <w:tc>
+          <w:tcPr>
+            <w:tcW w:type="dxa" w:w="2268"/>
+          </w:tcPr>
+          <w:p>
+            <w:r/>
+            <w:r>
+              <w:rPr>
+                <w:sz w:val="20"/>
+              </w:rPr>
+              <w:t>Human evaluation</w:t>
+            </w:r>
+          </w:p>
+        </w:tc>
+        <w:tc>
+          <w:tcPr>
+            <w:tcW w:type="dxa" w:w="2551"/>
+          </w:tcPr>
+          <w:p>
+            <w:r/>
+            <w:r>
+              <w:rPr>
+                <w:sz w:val="20"/>
+              </w:rPr>
+              <w:t>50 samples, 3 raters, Likert</w:t>
+            </w:r>
+          </w:p>
+        </w:tc>
+        <w:tc>
+          <w:tcPr>
+            <w:tcW w:type="dxa" w:w="1417"/>
+          </w:tcPr>
+          <w:p>
+            <w:r/>
+            <w:r>
+              <w:rPr>
+                <w:sz w:val="20"/>
+              </w:rPr>
+              <w:t>PENDING</w:t>
+            </w:r>
+          </w:p>
+        </w:tc>
+        <w:tc>
+          <w:tcPr>
+            <w:tcW w:type="dxa" w:w="1984"/>
+          </w:tcPr>
+          <w:p>
+            <w:r/>
+            <w:r>
+              <w:rPr>
+                <w:sz w:val="20"/>
+              </w:rPr>
+              <w:t>Inter-rater agreement</w:t>
+            </w:r>
+          </w:p>
+        </w:tc>
+      </w:tr>
+    </w:tbl>
+    <w:p>
+      <w:r>
+        <w:br w:type="page"/>
+      </w:r>
+    </w:p>
+    <w:p>
+      <w:pPr>
+        <w:spacing w:before="360" w:after="120"/>
+      </w:pPr>
+      <w:r>
+        <w:rPr>
+          <w:b/>
+          <w:sz w:val="28"/>
+        </w:rPr>
+        <w:t>10. TECHNICAL SPECIFICATIONS OF THE PROPOSED SYSTEM</w:t>
+      </w:r>
+    </w:p>
+    <w:tbl>
+      <w:tblPr>
+        <w:tblStyle w:val="TableGrid"/>
+        <w:tblW w:type="auto" w:w="0"/>
+        <w:jc w:val="center"/>
+        <w:tblLook w:firstColumn="1" w:firstRow="1" w:lastColumn="0" w:lastRow="0" w:noHBand="0" w:noVBand="1" w:val="04A0"/>
+      </w:tblPr>
+      <w:tblGrid>
+        <w:gridCol w:w="3120"/>
+        <w:gridCol w:w="3120"/>
+        <w:gridCol w:w="3120"/>
+      </w:tblGrid>
+      <w:tr>
+        <w:tc>
+          <w:tcPr>
+            <w:tcW w:type="dxa" w:w="567"/>
+            <w:shd w:fill="D9E2F3"/>
+          </w:tcPr>
+          <w:p>
+            <w:pPr>
+              <w:jc w:val="center"/>
+            </w:pPr>
+            <w:r/>
+            <w:r>
+              <w:rPr>
+                <w:b/>
+                <w:sz w:val="20"/>
+              </w:rPr>
+              <w:t>Sl.</w:t>
+            </w:r>
+          </w:p>
+        </w:tc>
+        <w:tc>
+          <w:tcPr>
+            <w:tcW w:type="dxa" w:w="2268"/>
+            <w:shd w:fill="D9E2F3"/>
+          </w:tcPr>
+          <w:p>
+            <w:pPr>
+              <w:jc w:val="center"/>
+            </w:pPr>
+            <w:r/>
+            <w:r>
+              <w:rPr>
+                <w:b/>
+                <w:sz w:val="20"/>
+              </w:rPr>
+              <w:t>Technical Parameter</w:t>
+            </w:r>
+          </w:p>
+        </w:tc>
+        <w:tc>
+          <w:tcPr>
+            <w:tcW w:type="dxa" w:w="5669"/>
+            <w:shd w:fill="D9E2F3"/>
+          </w:tcPr>
+          <w:p>
+            <w:pPr>
+              <w:jc w:val="center"/>
+            </w:pPr>
+            <w:r/>
+            <w:r>
+              <w:rPr>
+                <w:b/>
+                <w:sz w:val="20"/>
+              </w:rPr>
+              <w:t>Proposed Specification</w:t>
+            </w:r>
+          </w:p>
+        </w:tc>
+      </w:tr>
+      <w:tr>
+        <w:tc>
+          <w:tcPr>
+            <w:tcW w:type="dxa" w:w="567"/>
+          </w:tcPr>
+          <w:p>
+            <w:r/>
+            <w:r>
+              <w:rPr>
+                <w:sz w:val="20"/>
+              </w:rPr>
+              <w:t>1</w:t>
+            </w:r>
+          </w:p>
+        </w:tc>
+        <w:tc>
+          <w:tcPr>
+            <w:tcW w:type="dxa" w:w="2268"/>
+          </w:tcPr>
+          <w:p>
+            <w:r/>
+            <w:r>
+              <w:rPr>
+                <w:sz w:val="20"/>
+              </w:rPr>
+              <w:t>Primary dataset</w:t>
+            </w:r>
+          </w:p>
+        </w:tc>
+        <w:tc>
+          <w:tcPr>
+            <w:tcW w:type="dxa" w:w="5669"/>
+          </w:tcPr>
+          <w:p>
+            <w:r/>
+            <w:r>
+              <w:rPr>
+                <w:sz w:val="20"/>
+              </w:rPr>
+              <w:t>CNN/DailyMail (70/15/15 split)</w:t>
+            </w:r>
+          </w:p>
+        </w:tc>
+      </w:tr>
+      <w:tr>
+        <w:tc>
+          <w:tcPr>
+            <w:tcW w:type="dxa" w:w="567"/>
+          </w:tcPr>
+          <w:p>
+            <w:r/>
+            <w:r>
+              <w:rPr>
+                <w:sz w:val="20"/>
+              </w:rPr>
+              <w:t>2</w:t>
+            </w:r>
+          </w:p>
+        </w:tc>
+        <w:tc>
+          <w:tcPr>
+            <w:tcW w:type="dxa" w:w="2268"/>
+          </w:tcPr>
+          <w:p>
+            <w:r/>
+            <w:r>
+              <w:rPr>
+                <w:sz w:val="20"/>
+              </w:rPr>
+              <w:t>Secondary dataset</w:t>
+            </w:r>
+          </w:p>
+        </w:tc>
+        <w:tc>
+          <w:tcPr>
+            <w:tcW w:type="dxa" w:w="5669"/>
+          </w:tcPr>
+          <w:p>
+            <w:r/>
+            <w:r>
+              <w:rPr>
+                <w:sz w:val="20"/>
+              </w:rPr>
+              <w:t>Hindi XL-Sum subset (multilingual feasibility)</w:t>
+            </w:r>
+          </w:p>
+        </w:tc>
+      </w:tr>
+      <w:tr>
+        <w:tc>
+          <w:tcPr>
+            <w:tcW w:type="dxa" w:w="567"/>
+          </w:tcPr>
+          <w:p>
+            <w:r/>
+            <w:r>
+              <w:rPr>
+                <w:sz w:val="20"/>
+              </w:rPr>
+              <w:t>3</w:t>
+            </w:r>
+          </w:p>
+        </w:tc>
+        <w:tc>
+          <w:tcPr>
+            <w:tcW w:type="dxa" w:w="2268"/>
+          </w:tcPr>
+          <w:p>
+            <w:r/>
+            <w:r>
+              <w:rPr>
+                <w:sz w:val="20"/>
+              </w:rPr>
+              <w:t>Evidence retrieval</w:t>
+            </w:r>
+          </w:p>
+        </w:tc>
+        <w:tc>
+          <w:tcPr>
+            <w:tcW w:type="dxa" w:w="5669"/>
+          </w:tcPr>
+          <w:p>
+            <w:r/>
+            <w:r>
+              <w:rPr>
+                <w:sz w:val="20"/>
+              </w:rPr>
+              <w:t>Hybrid BM25 + all-MiniLM-L6-v2 (384-dim)</w:t>
+            </w:r>
+          </w:p>
+        </w:tc>
+      </w:tr>
+      <w:tr>
+        <w:tc>
+          <w:tcPr>
+            <w:tcW w:type="dxa" w:w="567"/>
+          </w:tcPr>
+          <w:p>
+            <w:r/>
+            <w:r>
+              <w:rPr>
+                <w:sz w:val="20"/>
+              </w:rPr>
+              <w:t>4</w:t>
+            </w:r>
+          </w:p>
+        </w:tc>
+        <w:tc>
+          <w:tcPr>
+            <w:tcW w:type="dxa" w:w="2268"/>
+          </w:tcPr>
+          <w:p>
+            <w:r/>
+            <w:r>
+              <w:rPr>
+                <w:sz w:val="20"/>
+              </w:rPr>
+              <w:t>Primary generator</w:t>
+            </w:r>
+          </w:p>
+        </w:tc>
+        <w:tc>
+          <w:tcPr>
+            <w:tcW w:type="dxa" w:w="5669"/>
+          </w:tcPr>
+          <w:p>
+            <w:r/>
+            <w:r>
+              <w:rPr>
+                <w:sz w:val="20"/>
+              </w:rPr>
+              <w:t>BART-large-cnn, fine-tuned 3 epochs, lr=3e-5, batch 2, grad accum 8</w:t>
+            </w:r>
+          </w:p>
+        </w:tc>
+      </w:tr>
+      <w:tr>
+        <w:tc>
+          <w:tcPr>
+            <w:tcW w:type="dxa" w:w="567"/>
+          </w:tcPr>
+          <w:p>
+            <w:r/>
+            <w:r>
+              <w:rPr>
+                <w:sz w:val="20"/>
+              </w:rPr>
+              <w:t>5</w:t>
+            </w:r>
+          </w:p>
+        </w:tc>
+        <w:tc>
+          <w:tcPr>
+            <w:tcW w:type="dxa" w:w="2268"/>
+          </w:tcPr>
+          <w:p>
+            <w:r/>
+            <w:r>
+              <w:rPr>
+                <w:sz w:val="20"/>
+              </w:rPr>
+              <w:t>Comparison generators</w:t>
+            </w:r>
+          </w:p>
+        </w:tc>
+        <w:tc>
+          <w:tcPr>
+            <w:tcW w:type="dxa" w:w="5669"/>
+          </w:tcPr>
+          <w:p>
+            <w:r/>
+            <w:r>
+              <w:rPr>
+                <w:sz w:val="20"/>
+              </w:rPr>
+              <w:t>PEGASUS-cnn_dailymail, mBART-large-cc25</w:t>
+            </w:r>
+          </w:p>
+        </w:tc>
+      </w:tr>
+      <w:tr>
+        <w:tc>
+          <w:tcPr>
+            <w:tcW w:type="dxa" w:w="567"/>
+          </w:tcPr>
+          <w:p>
+            <w:r/>
+            <w:r>
+              <w:rPr>
+                <w:sz w:val="20"/>
+              </w:rPr>
+              <w:t>6</w:t>
+            </w:r>
+          </w:p>
+        </w:tc>
+        <w:tc>
+          <w:tcPr>
+            <w:tcW w:type="dxa" w:w="2268"/>
+          </w:tcPr>
+          <w:p>
+            <w:r/>
+            <w:r>
+              <w:rPr>
+                <w:sz w:val="20"/>
+              </w:rPr>
+              <w:t>Generation strategy</w:t>
+            </w:r>
+          </w:p>
+        </w:tc>
+        <w:tc>
+          <w:tcPr>
+            <w:tcW w:type="dxa" w:w="5669"/>
+          </w:tcPr>
+          <w:p>
+            <w:r/>
+            <w:r>
+              <w:rPr>
+                <w:sz w:val="20"/>
+              </w:rPr>
+              <w:t>Nucleus sampling, top_p = 0.92, N = 5 candidates</w:t>
+            </w:r>
+          </w:p>
+        </w:tc>
+      </w:tr>
+      <w:tr>
+        <w:tc>
+          <w:tcPr>
+            <w:tcW w:type="dxa" w:w="567"/>
+          </w:tcPr>
+          <w:p>
+            <w:r/>
+            <w:r>
+              <w:rPr>
+                <w:sz w:val="20"/>
+              </w:rPr>
+              <w:t>7</w:t>
+            </w:r>
+          </w:p>
+        </w:tc>
+        <w:tc>
+          <w:tcPr>
+            <w:tcW w:type="dxa" w:w="2268"/>
+          </w:tcPr>
+          <w:p>
+            <w:r/>
+            <w:r>
+              <w:rPr>
+                <w:sz w:val="20"/>
+              </w:rPr>
+              <w:t>NLI verifier</w:t>
+            </w:r>
+          </w:p>
+        </w:tc>
+        <w:tc>
+          <w:tcPr>
+            <w:tcW w:type="dxa" w:w="5669"/>
+          </w:tcPr>
+          <w:p>
+            <w:r/>
+            <w:r>
+              <w:rPr>
+                <w:sz w:val="20"/>
+              </w:rPr>
+              <w:t>cross-encoder/nli-deberta-v3-base (sentence-level entailment)</w:t>
+            </w:r>
+          </w:p>
+        </w:tc>
+      </w:tr>
+      <w:tr>
+        <w:tc>
+          <w:tcPr>
+            <w:tcW w:type="dxa" w:w="567"/>
+          </w:tcPr>
+          <w:p>
+            <w:r/>
+            <w:r>
+              <w:rPr>
+                <w:sz w:val="20"/>
+              </w:rPr>
+              <w:t>8</w:t>
+            </w:r>
+          </w:p>
+        </w:tc>
+        <w:tc>
+          <w:tcPr>
+            <w:tcW w:type="dxa" w:w="2268"/>
+          </w:tcPr>
+          <w:p>
+            <w:r/>
+            <w:r>
+              <w:rPr>
+                <w:sz w:val="20"/>
+              </w:rPr>
+              <w:t>Reranking formula</w:t>
+            </w:r>
+          </w:p>
+        </w:tc>
+        <w:tc>
+          <w:tcPr>
+            <w:tcW w:type="dxa" w:w="5669"/>
+          </w:tcPr>
+          <w:p>
+            <w:r/>
+            <w:r>
+              <w:rPr>
+                <w:sz w:val="20"/>
+              </w:rPr>
+              <w:t>0.6 × FCS + 0.4 × BERTScore-F1</w:t>
+            </w:r>
+          </w:p>
+        </w:tc>
+      </w:tr>
+      <w:tr>
+        <w:tc>
+          <w:tcPr>
+            <w:tcW w:type="dxa" w:w="567"/>
+          </w:tcPr>
+          <w:p>
+            <w:r/>
+            <w:r>
+              <w:rPr>
+                <w:sz w:val="20"/>
+              </w:rPr>
+              <w:t>9</w:t>
+            </w:r>
+          </w:p>
+        </w:tc>
+        <w:tc>
+          <w:tcPr>
+            <w:tcW w:type="dxa" w:w="2268"/>
+          </w:tcPr>
+          <w:p>
+            <w:r/>
+            <w:r>
+              <w:rPr>
+                <w:sz w:val="20"/>
+              </w:rPr>
+              <w:t>Safety switch mode</w:t>
+            </w:r>
+          </w:p>
+        </w:tc>
+        <w:tc>
+          <w:tcPr>
+            <w:tcW w:type="dxa" w:w="5669"/>
+          </w:tcPr>
+          <w:p>
+            <w:r/>
+            <w:r>
+              <w:rPr>
+                <w:sz w:val="20"/>
+              </w:rPr>
+              <w:t>Dynamic: Threshold = 0.40 + 0.20 × D</w:t>
+            </w:r>
+          </w:p>
+        </w:tc>
+      </w:tr>
+      <w:tr>
+        <w:tc>
+          <w:tcPr>
+            <w:tcW w:type="dxa" w:w="567"/>
+          </w:tcPr>
+          <w:p>
+            <w:r/>
+            <w:r>
+              <w:rPr>
+                <w:sz w:val="20"/>
+              </w:rPr>
+              <w:t>10</w:t>
+            </w:r>
+          </w:p>
+        </w:tc>
+        <w:tc>
+          <w:tcPr>
+            <w:tcW w:type="dxa" w:w="2268"/>
+          </w:tcPr>
+          <w:p>
+            <w:r/>
+            <w:r>
+              <w:rPr>
+                <w:sz w:val="20"/>
+              </w:rPr>
+              <w:t>Difficulty weights</w:t>
+            </w:r>
+          </w:p>
+        </w:tc>
+        <w:tc>
+          <w:tcPr>
+            <w:tcW w:type="dxa" w:w="5669"/>
+          </w:tcPr>
+          <w:p>
+            <w:r/>
+            <w:r>
+              <w:rPr>
+                <w:sz w:val="20"/>
+              </w:rPr>
+              <w:t>Length: 0.4, Entity: 0.3, Uncertainty: 0.3</w:t>
+            </w:r>
+          </w:p>
+        </w:tc>
+      </w:tr>
+      <w:tr>
+        <w:tc>
+          <w:tcPr>
+            <w:tcW w:type="dxa" w:w="567"/>
+          </w:tcPr>
+          <w:p>
+            <w:r/>
+            <w:r>
+              <w:rPr>
+                <w:sz w:val="20"/>
+              </w:rPr>
+              <w:t>11</w:t>
+            </w:r>
+          </w:p>
+        </w:tc>
+        <w:tc>
+          <w:tcPr>
+            <w:tcW w:type="dxa" w:w="2268"/>
+          </w:tcPr>
+          <w:p>
+            <w:r/>
+            <w:r>
+              <w:rPr>
+                <w:sz w:val="20"/>
+              </w:rPr>
+              <w:t>Evaluation metrics</w:t>
+            </w:r>
+          </w:p>
+        </w:tc>
+        <w:tc>
+          <w:tcPr>
+            <w:tcW w:type="dxa" w:w="5669"/>
+          </w:tcPr>
+          <w:p>
+            <w:r/>
+            <w:r>
+              <w:rPr>
+                <w:sz w:val="20"/>
+              </w:rPr>
+              <w:t>ROUGE-1/2/L, BERTScore-F1, NLI-FCS, fallback rate</w:t>
+            </w:r>
+          </w:p>
+        </w:tc>
+      </w:tr>
+      <w:tr>
+        <w:tc>
+          <w:tcPr>
+            <w:tcW w:type="dxa" w:w="567"/>
+          </w:tcPr>
+          <w:p>
+            <w:r/>
+            <w:r>
+              <w:rPr>
+                <w:sz w:val="20"/>
+              </w:rPr>
+              <w:t>12</w:t>
+            </w:r>
+          </w:p>
+        </w:tc>
+        <w:tc>
+          <w:tcPr>
+            <w:tcW w:type="dxa" w:w="2268"/>
+          </w:tcPr>
+          <w:p>
+            <w:r/>
+            <w:r>
+              <w:rPr>
+                <w:sz w:val="20"/>
+              </w:rPr>
+              <w:t>Demo application</w:t>
+            </w:r>
+          </w:p>
+        </w:tc>
+        <w:tc>
+          <w:tcPr>
+            <w:tcW w:type="dxa" w:w="5669"/>
+          </w:tcPr>
+          <w:p>
+            <w:r/>
+            <w:r>
+              <w:rPr>
+                <w:sz w:val="20"/>
+              </w:rPr>
+              <w:t>Streamlit — summary, evidence trace, difficulty signals</w:t>
+            </w:r>
+          </w:p>
+        </w:tc>
+      </w:tr>
+    </w:tbl>
+    <w:p>
+      <w:pPr>
+        <w:spacing w:before="360" w:after="120"/>
+      </w:pPr>
+      <w:r>
+        <w:rPr>
+          <w:b/>
+          <w:sz w:val="28"/>
+        </w:rPr>
+        <w:t>11. DESIGN CONSIDERATIONS</w:t>
+      </w:r>
+    </w:p>
+    <w:p>
+      <w:pPr>
+        <w:spacing w:before="0" w:after="120"/>
+      </w:pPr>
+      <w:r>
+        <w:rPr>
+          <w:b w:val="0"/>
+          <w:i w:val="0"/>
+          <w:sz w:val="22"/>
+        </w:rPr>
+        <w:t>The following principles guide the architectural and implementation choices:</w:t>
+      </w:r>
+    </w:p>
+    <w:p>
+      <w:pPr>
+        <w:pStyle w:val="ListBullet"/>
+      </w:pPr>
+      <w:r>
+        <w:rPr>
+          <w:sz w:val="22"/>
+        </w:rPr>
+        <w:t>Modularity: Each stage (retrieval, generation, verification, reranking) is independently testable and replaceable, enabling controlled ablation.</w:t>
+      </w:r>
+    </w:p>
+    <w:p>
+      <w:pPr>
+        <w:pStyle w:val="ListBullet"/>
+      </w:pPr>
+      <w:r>
+        <w:rPr>
+          <w:sz w:val="22"/>
+        </w:rPr>
+        <w:t>Traceability: Every generated summary is accompanied by an evidence trace linking it to specific source sentences.</w:t>
+      </w:r>
+    </w:p>
+    <w:p>
+      <w:pPr>
+        <w:pStyle w:val="ListBullet"/>
+      </w:pPr>
+      <w:r>
+        <w:rPr>
+          <w:sz w:val="22"/>
+        </w:rPr>
+        <w:t>Graceful degradation: The difficulty-aware fallback ensures the system never silently returns a low-confidence or potentially hallucinated abstractive summary.</w:t>
+      </w:r>
+    </w:p>
+    <w:p>
+      <w:pPr>
+        <w:pStyle w:val="ListBullet"/>
+      </w:pPr>
+      <w:r>
+        <w:rPr>
+          <w:sz w:val="22"/>
+        </w:rPr>
+        <w:t>Adaptivity: The dynamic threshold adapts to input complexity without requiring model retraining or additional learned parameters.</w:t>
+      </w:r>
+    </w:p>
+    <w:p>
+      <w:pPr>
+        <w:pStyle w:val="ListBullet"/>
+      </w:pPr>
+      <w:r>
+        <w:rPr>
+          <w:sz w:val="22"/>
+        </w:rPr>
+        <w:t>Evaluation rigour: The evaluation harness accepts BART, PEGASUS, or mBART under identical conditions, enabling fair comparison.</w:t>
+      </w:r>
+    </w:p>
+    <w:p>
+      <w:pPr>
+        <w:pStyle w:val="ListBullet"/>
+      </w:pPr>
+      <w:r>
+        <w:rPr>
+          <w:sz w:val="22"/>
+        </w:rPr>
+        <w:t>Reproducibility: All model versions, hyperparameters, and random seeds are documented; dataset splits are fixed and versioned.</w:t>
+      </w:r>
+    </w:p>
+    <w:p>
+      <w:pPr>
+        <w:pStyle w:val="ListBullet"/>
+      </w:pPr>
+      <w:r>
+        <w:rPr>
+          <w:sz w:val="22"/>
+        </w:rPr>
+        <w:t>Scope management: Production deployment is out of scope; a local Streamlit demonstration satisfies presentability requirements.</w:t>
+      </w:r>
+    </w:p>
+    <w:p>
+      <w:r>
+        <w:br w:type="page"/>
+      </w:r>
+    </w:p>
+    <w:p>
+      <w:pPr>
+        <w:spacing w:before="360" w:after="120"/>
+      </w:pPr>
+      <w:r>
+        <w:rPr>
+          <w:b/>
+          <w:sz w:val="28"/>
+        </w:rPr>
+        <w:t>12. PRELIMINARY OBSERVATIONS AND RISKS</w:t>
+      </w:r>
+    </w:p>
+    <w:p>
+      <w:pPr>
+        <w:spacing w:before="240" w:after="80"/>
+      </w:pPr>
+      <w:r>
+        <w:rPr>
+          <w:b/>
+          <w:sz w:val="22"/>
+        </w:rPr>
+        <w:t>12.1 Preliminary Observations</w:t>
+      </w:r>
+    </w:p>
+    <w:p>
+      <w:pPr>
+        <w:pStyle w:val="ListBullet"/>
+      </w:pPr>
+      <w:r>
+        <w:rPr>
+          <w:sz w:val="22"/>
+        </w:rPr>
+        <w:t>Hybrid BM25 and embedding retrieval consistently selects semantically coherent evidence sentences that are not always captured by pure keyword overlap.</w:t>
+      </w:r>
+    </w:p>
+    <w:p>
+      <w:pPr>
+        <w:pStyle w:val="ListBullet"/>
+      </w:pPr>
+      <w:r>
+        <w:rPr>
+          <w:sz w:val="22"/>
+        </w:rPr>
+        <w:t>Best-of-N sampling with nucleus decoding (top_p = 0.92) produces candidates with meaningfully different phrasings for the reranker to discriminate between.</w:t>
+      </w:r>
+    </w:p>
+    <w:p>
+      <w:pPr>
+        <w:pStyle w:val="ListBullet"/>
+      </w:pPr>
+      <w:r>
+        <w:rPr>
+          <w:sz w:val="22"/>
+        </w:rPr>
+        <w:t>The difficulty-aware threshold averaged 0.555 on the stratified test set (vs. fixed 0.40), indicating most test articles are moderately difficult.</w:t>
+      </w:r>
+    </w:p>
+    <w:p>
+      <w:pPr>
+        <w:pStyle w:val="ListBullet"/>
+      </w:pPr>
+      <w:r>
+        <w:rPr>
+          <w:sz w:val="22"/>
+        </w:rPr>
+        <w:t>Zero hallucination rate (0.0%) was observed across all pipeline evaluations (n=15 and n=300), confirming the safety switch is effective.</w:t>
+      </w:r>
+    </w:p>
+    <w:p>
+      <w:pPr>
+        <w:pStyle w:val="ListBullet"/>
+      </w:pPr>
+      <w:r>
+        <w:rPr>
+          <w:sz w:val="22"/>
+        </w:rPr>
+        <w:t>The extractive fallback was not activated in current runs (0% fallback rate), suggesting the NLI-verified candidates consistently exceed the dynamic threshold.</w:t>
+      </w:r>
+    </w:p>
+    <w:p>
+      <w:pPr>
+        <w:pStyle w:val="ListBullet"/>
+      </w:pPr>
+      <w:r>
+        <w:rPr>
+          <w:sz w:val="22"/>
+        </w:rPr>
+        <w:t>Mean pipeline latency of 34.5 seconds per article (n=300) is acceptable for offline batch processing but requires optimisation for real-time use.</w:t>
+      </w:r>
+    </w:p>
+    <w:p>
+      <w:pPr>
+        <w:spacing w:before="240" w:after="80"/>
+      </w:pPr>
+      <w:r>
+        <w:rPr>
+          <w:b/>
+          <w:sz w:val="22"/>
+        </w:rPr>
+        <w:t>12.2 Current Risks and Mitigations</w:t>
+      </w:r>
+    </w:p>
+    <w:tbl>
+      <w:tblPr>
+        <w:tblStyle w:val="TableGrid"/>
+        <w:tblW w:type="auto" w:w="0"/>
+        <w:jc w:val="center"/>
+        <w:tblLook w:firstColumn="1" w:firstRow="1" w:lastColumn="0" w:lastRow="0" w:noHBand="0" w:noVBand="1" w:val="04A0"/>
+      </w:tblPr>
+      <w:tblGrid>
+        <w:gridCol w:w="4680"/>
+        <w:gridCol w:w="4680"/>
+      </w:tblGrid>
+      <w:tr>
+        <w:tc>
+          <w:tcPr>
+            <w:tcW w:type="dxa" w:w="3118"/>
+            <w:shd w:fill="D9E2F3"/>
+          </w:tcPr>
+          <w:p>
+            <w:pPr>
+              <w:jc w:val="center"/>
+            </w:pPr>
+            <w:r/>
+            <w:r>
+              <w:rPr>
+                <w:b/>
+                <w:sz w:val="20"/>
+              </w:rPr>
+              <w:t>Risk</w:t>
+            </w:r>
+          </w:p>
+        </w:tc>
+        <w:tc>
+          <w:tcPr>
+            <w:tcW w:type="dxa" w:w="5386"/>
+            <w:shd w:fill="D9E2F3"/>
+          </w:tcPr>
+          <w:p>
+            <w:pPr>
+              <w:jc w:val="center"/>
+            </w:pPr>
+            <w:r/>
+            <w:r>
+              <w:rPr>
+                <w:b/>
+                <w:sz w:val="20"/>
+              </w:rPr>
+              <w:t>Mitigation</w:t>
+            </w:r>
+          </w:p>
+        </w:tc>
+      </w:tr>
+      <w:tr>
+        <w:tc>
+          <w:tcPr>
+            <w:tcW w:type="dxa" w:w="3118"/>
+          </w:tcPr>
+          <w:p>
+            <w:r/>
+            <w:r>
+              <w:rPr>
+                <w:sz w:val="20"/>
+              </w:rPr>
+              <w:t>NLI metric reliability on longer documents</w:t>
+            </w:r>
+          </w:p>
+        </w:tc>
+        <w:tc>
+          <w:tcPr>
+            <w:tcW w:type="dxa" w:w="5386"/>
+          </w:tcPr>
+          <w:p>
+            <w:r/>
+            <w:r>
+              <w:rPr>
+                <w:sz w:val="20"/>
+              </w:rPr>
+              <w:t>Primary evaluation restricted to CNN/DailyMail (short-document setting).</w:t>
+            </w:r>
+          </w:p>
+        </w:tc>
+      </w:tr>
+      <w:tr>
+        <w:tc>
+          <w:tcPr>
+            <w:tcW w:type="dxa" w:w="3118"/>
+          </w:tcPr>
+          <w:p>
+            <w:r/>
+            <w:r>
+              <w:rPr>
+                <w:sz w:val="20"/>
+              </w:rPr>
+              <w:t>Fine-tuning compute cost</w:t>
+            </w:r>
+          </w:p>
+        </w:tc>
+        <w:tc>
+          <w:tcPr>
+            <w:tcW w:type="dxa" w:w="5386"/>
+          </w:tcPr>
+          <w:p>
+            <w:r/>
+            <w:r>
+              <w:rPr>
+                <w:sz w:val="20"/>
+              </w:rPr>
+              <w:t>Colab Pro+ and Kaggle A100 GPU; gradient accumulation reduces memory.</w:t>
+            </w:r>
+          </w:p>
+        </w:tc>
+      </w:tr>
+      <w:tr>
+        <w:tc>
+          <w:tcPr>
+            <w:tcW w:type="dxa" w:w="3118"/>
+          </w:tcPr>
+          <w:p>
+            <w:r/>
+            <w:r>
+              <w:rPr>
+                <w:sz w:val="20"/>
+              </w:rPr>
+              <w:t>Human evaluation annotator availability</w:t>
+            </w:r>
+          </w:p>
+        </w:tc>
+        <w:tc>
+          <w:tcPr>
+            <w:tcW w:type="dxa" w:w="5386"/>
+          </w:tcPr>
+          <w:p>
+            <w:r/>
+            <w:r>
+              <w:rPr>
+                <w:sz w:val="20"/>
+              </w:rPr>
+              <w:t>Limited to 50 samples across 3 raters to control effort.</w:t>
+            </w:r>
+          </w:p>
+        </w:tc>
+      </w:tr>
+      <w:tr>
+        <w:tc>
+          <w:tcPr>
+            <w:tcW w:type="dxa" w:w="3118"/>
+          </w:tcPr>
+          <w:p>
+            <w:r/>
+            <w:r>
+              <w:rPr>
+                <w:sz w:val="20"/>
+              </w:rPr>
+              <w:t>Multilingual quality degradation</w:t>
+            </w:r>
+          </w:p>
+        </w:tc>
+        <w:tc>
+          <w:tcPr>
+            <w:tcW w:type="dxa" w:w="5386"/>
+          </w:tcPr>
+          <w:p>
+            <w:r/>
+            <w:r>
+              <w:rPr>
+                <w:sz w:val="20"/>
+              </w:rPr>
+              <w:t>Direct mBART fine-tuning provides fallback; framed as exploratory.</w:t>
+            </w:r>
+          </w:p>
+        </w:tc>
+      </w:tr>
+      <w:tr>
+        <w:tc>
+          <w:tcPr>
+            <w:tcW w:type="dxa" w:w="3118"/>
+          </w:tcPr>
+          <w:p>
+            <w:r/>
+            <w:r>
+              <w:rPr>
+                <w:sz w:val="20"/>
+              </w:rPr>
+              <w:t>Threshold sensitivity</w:t>
+            </w:r>
+          </w:p>
+        </w:tc>
+        <w:tc>
+          <w:tcPr>
+            <w:tcW w:type="dxa" w:w="5386"/>
+          </w:tcPr>
+          <w:p>
+            <w:r/>
+            <w:r>
+              <w:rPr>
+                <w:sz w:val="20"/>
+              </w:rPr>
+              <w:t>Threshold treated as ablation variable; results reported across range.</w:t>
+            </w:r>
+          </w:p>
+        </w:tc>
+      </w:tr>
+    </w:tbl>
+    <w:p>
+      <w:r>
+        <w:br w:type="page"/>
+      </w:r>
+    </w:p>
+    <w:p>
+      <w:pPr>
+        <w:spacing w:before="360" w:after="120"/>
+      </w:pPr>
+      <w:r>
+        <w:rPr>
+          <w:b/>
+          <w:sz w:val="28"/>
+        </w:rPr>
+        <w:t>13. FUTURE PLAN</w:t>
+      </w:r>
+    </w:p>
+    <w:p>
+      <w:pPr>
+        <w:spacing w:before="0" w:after="120"/>
+      </w:pPr>
+      <w:r>
+        <w:rPr>
+          <w:b w:val="0"/>
+          <w:i w:val="0"/>
+          <w:sz w:val="22"/>
+        </w:rPr>
+        <w:t>The plan below follows the approved dissertation schedule. Phases 1 through 4 are completed. The remaining phase focuses on human evaluation, final review, and submission.</w:t>
+      </w:r>
+    </w:p>
+    <w:tbl>
+      <w:tblPr>
+        <w:tblStyle w:val="TableGrid"/>
+        <w:tblW w:type="auto" w:w="0"/>
+        <w:jc w:val="center"/>
+        <w:tblLook w:firstColumn="1" w:firstRow="1" w:lastColumn="0" w:lastRow="0" w:noHBand="0" w:noVBand="1" w:val="04A0"/>
+      </w:tblPr>
+      <w:tblGrid>
+        <w:gridCol w:w="1872"/>
+        <w:gridCol w:w="1872"/>
+        <w:gridCol w:w="1872"/>
+        <w:gridCol w:w="1872"/>
+        <w:gridCol w:w="1872"/>
+      </w:tblGrid>
+      <w:tr>
+        <w:tc>
+          <w:tcPr>
+            <w:tcW w:type="dxa" w:w="567"/>
+            <w:shd w:fill="D9E2F3"/>
+          </w:tcPr>
+          <w:p>
+            <w:pPr>
+              <w:jc w:val="center"/>
+            </w:pPr>
+            <w:r/>
+            <w:r>
+              <w:rPr>
+                <w:b/>
+                <w:sz w:val="20"/>
+              </w:rPr>
+              <w:t>Sl.</w:t>
+            </w:r>
+          </w:p>
+        </w:tc>
+        <w:tc>
+          <w:tcPr>
+            <w:tcW w:type="dxa" w:w="1984"/>
+            <w:shd w:fill="D9E2F3"/>
+          </w:tcPr>
+          <w:p>
+            <w:pPr>
+              <w:jc w:val="center"/>
+            </w:pPr>
+            <w:r/>
+            <w:r>
+              <w:rPr>
+                <w:b/>
+                <w:sz w:val="20"/>
+              </w:rPr>
+              <w:t>Phase</w:t>
+            </w:r>
+          </w:p>
+        </w:tc>
+        <w:tc>
+          <w:tcPr>
+            <w:tcW w:type="dxa" w:w="1984"/>
+            <w:shd w:fill="D9E2F3"/>
+          </w:tcPr>
+          <w:p>
+            <w:pPr>
+              <w:jc w:val="center"/>
+            </w:pPr>
+            <w:r/>
+            <w:r>
+              <w:rPr>
+                <w:b/>
+                <w:sz w:val="20"/>
+              </w:rPr>
+              <w:t>Start – End Date</w:t>
+            </w:r>
+          </w:p>
+        </w:tc>
+        <w:tc>
+          <w:tcPr>
+            <w:tcW w:type="dxa" w:w="2835"/>
+            <w:shd w:fill="D9E2F3"/>
+          </w:tcPr>
+          <w:p>
+            <w:pPr>
+              <w:jc w:val="center"/>
+            </w:pPr>
+            <w:r/>
+            <w:r>
+              <w:rPr>
+                <w:b/>
+                <w:sz w:val="20"/>
+              </w:rPr>
+              <w:t>Work to be Done</w:t>
+            </w:r>
+          </w:p>
+        </w:tc>
+        <w:tc>
+          <w:tcPr>
+            <w:tcW w:type="dxa" w:w="1417"/>
+            <w:shd w:fill="D9E2F3"/>
+          </w:tcPr>
+          <w:p>
+            <w:pPr>
+              <w:jc w:val="center"/>
+            </w:pPr>
+            <w:r/>
             <w:r>
               <w:rPr>
                 <w:b/>
@@ -1949,35 +6108,66 @@
       <w:tr>
         <w:tc>
           <w:tcPr>
-            <w:tcW w:type="dxa" w:w="2880"/>
+            <w:tcW w:type="dxa" w:w="567"/>
           </w:tcPr>
           <w:p>
+            <w:r/>
             <w:r>
               <w:rPr>
                 <w:sz w:val="20"/>
               </w:rPr>
-              <w:t>Dataset preparation</w:t>
+              <w:t>1</w:t>
             </w:r>
           </w:p>
         </w:tc>
         <w:tc>
           <w:tcPr>
-            <w:tcW w:type="dxa" w:w="2880"/>
+            <w:tcW w:type="dxa" w:w="1984"/>
           </w:tcPr>
           <w:p>
+            <w:r/>
             <w:r>
               <w:rPr>
                 <w:sz w:val="20"/>
               </w:rPr>
-              <w:t>CNN/DM splits, corpus statistics</w:t>
+              <w:t>Outline &amp; Setup</w:t>
             </w:r>
           </w:p>
         </w:tc>
         <w:tc>
           <w:tcPr>
-            <w:tcW w:type="dxa" w:w="2880"/>
+            <w:tcW w:type="dxa" w:w="1984"/>
           </w:tcPr>
           <w:p>
+            <w:r/>
+            <w:r>
+              <w:rPr>
+                <w:sz w:val="20"/>
+              </w:rPr>
+              <w:t>25 Apr – 10 May 2026</w:t>
+            </w:r>
+          </w:p>
+        </w:tc>
+        <w:tc>
+          <w:tcPr>
+            <w:tcW w:type="dxa" w:w="2835"/>
+          </w:tcPr>
+          <w:p>
+            <w:r/>
+            <w:r>
+              <w:rPr>
+                <w:sz w:val="20"/>
+              </w:rPr>
+              <w:t>Literature review, environment setup, dataset identification</w:t>
+            </w:r>
+          </w:p>
+        </w:tc>
+        <w:tc>
+          <w:tcPr>
+            <w:tcW w:type="dxa" w:w="1417"/>
+          </w:tcPr>
+          <w:p>
+            <w:r/>
             <w:r>
               <w:rPr>
                 <w:sz w:val="20"/>
@@ -1990,35 +6180,66 @@
       <w:tr>
         <w:tc>
           <w:tcPr>
-            <w:tcW w:type="dxa" w:w="2880"/>
+            <w:tcW w:type="dxa" w:w="567"/>
           </w:tcPr>
           <w:p>
+            <w:r/>
             <w:r>
               <w:rPr>
                 <w:sz w:val="20"/>
               </w:rPr>
-              <w:t>Baseline implementation</w:t>
+              <w:t>2</w:t>
             </w:r>
           </w:p>
         </w:tc>
         <w:tc>
           <w:tcPr>
-            <w:tcW w:type="dxa" w:w="2880"/>
+            <w:tcW w:type="dxa" w:w="1984"/>
           </w:tcPr>
           <w:p>
+            <w:r/>
             <w:r>
               <w:rPr>
                 <w:sz w:val="20"/>
               </w:rPr>
-              <w:t>Lead-3, TextRank, zero-shot BART, pretrained BART</w:t>
+              <w:t>Baseline Development</w:t>
             </w:r>
           </w:p>
         </w:tc>
         <w:tc>
           <w:tcPr>
-            <w:tcW w:type="dxa" w:w="2880"/>
+            <w:tcW w:type="dxa" w:w="1984"/>
           </w:tcPr>
           <w:p>
+            <w:r/>
+            <w:r>
+              <w:rPr>
+                <w:sz w:val="20"/>
+              </w:rPr>
+              <w:t>11 May – 31 May 2026</w:t>
+            </w:r>
+          </w:p>
+        </w:tc>
+        <w:tc>
+          <w:tcPr>
+            <w:tcW w:type="dxa" w:w="2835"/>
+          </w:tcPr>
+          <w:p>
+            <w:r/>
+            <w:r>
+              <w:rPr>
+                <w:sz w:val="20"/>
+              </w:rPr>
+              <w:t>Pipeline design, baseline implementation, preprocessing</w:t>
+            </w:r>
+          </w:p>
+        </w:tc>
+        <w:tc>
+          <w:tcPr>
+            <w:tcW w:type="dxa" w:w="1417"/>
+          </w:tcPr>
+          <w:p>
+            <w:r/>
             <w:r>
               <w:rPr>
                 <w:sz w:val="20"/>
@@ -2031,35 +6252,66 @@
       <w:tr>
         <w:tc>
           <w:tcPr>
-            <w:tcW w:type="dxa" w:w="2880"/>
+            <w:tcW w:type="dxa" w:w="567"/>
           </w:tcPr>
           <w:p>
+            <w:r/>
             <w:r>
               <w:rPr>
                 <w:sz w:val="20"/>
               </w:rPr>
-              <w:t>Evidence retrieval module</w:t>
+              <w:t>3</w:t>
             </w:r>
           </w:p>
         </w:tc>
         <w:tc>
           <w:tcPr>
-            <w:tcW w:type="dxa" w:w="2880"/>
+            <w:tcW w:type="dxa" w:w="1984"/>
           </w:tcPr>
           <w:p>
+            <w:r/>
             <w:r>
               <w:rPr>
                 <w:sz w:val="20"/>
               </w:rPr>
-              <w:t>Hybrid BM25 + embedding scorer</w:t>
+              <w:t>Pipeline &amp; Mid-Sem</w:t>
             </w:r>
           </w:p>
         </w:tc>
         <w:tc>
           <w:tcPr>
-            <w:tcW w:type="dxa" w:w="2880"/>
+            <w:tcW w:type="dxa" w:w="1984"/>
           </w:tcPr>
           <w:p>
+            <w:r/>
+            <w:r>
+              <w:rPr>
+                <w:sz w:val="20"/>
+              </w:rPr>
+              <w:t>01 Jun – 21 Jun 2026</w:t>
+            </w:r>
+          </w:p>
+        </w:tc>
+        <w:tc>
+          <w:tcPr>
+            <w:tcW w:type="dxa" w:w="2835"/>
+          </w:tcPr>
+          <w:p>
+            <w:r/>
+            <w:r>
+              <w:rPr>
+                <w:sz w:val="20"/>
+              </w:rPr>
+              <w:t>Retrieval, generation, verification, reranking, mid-sem report</w:t>
+            </w:r>
+          </w:p>
+        </w:tc>
+        <w:tc>
+          <w:tcPr>
+            <w:tcW w:type="dxa" w:w="1417"/>
+          </w:tcPr>
+          <w:p>
+            <w:r/>
             <w:r>
               <w:rPr>
                 <w:sz w:val="20"/>
@@ -2072,35 +6324,66 @@
       <w:tr>
         <w:tc>
           <w:tcPr>
-            <w:tcW w:type="dxa" w:w="2880"/>
+            <w:tcW w:type="dxa" w:w="567"/>
           </w:tcPr>
           <w:p>
+            <w:r/>
             <w:r>
               <w:rPr>
                 <w:sz w:val="20"/>
               </w:rPr>
-              <w:t>Abstractive generation</w:t>
+              <w:t>4</w:t>
             </w:r>
           </w:p>
         </w:tc>
         <w:tc>
           <w:tcPr>
-            <w:tcW w:type="dxa" w:w="2880"/>
+            <w:tcW w:type="dxa" w:w="1984"/>
           </w:tcPr>
           <w:p>
+            <w:r/>
             <w:r>
               <w:rPr>
                 <w:sz w:val="20"/>
               </w:rPr>
-              <w:t>BART Best-of-N sampling</w:t>
+              <w:t>Novelty &amp; Evaluation</w:t>
             </w:r>
           </w:p>
         </w:tc>
         <w:tc>
           <w:tcPr>
-            <w:tcW w:type="dxa" w:w="2880"/>
+            <w:tcW w:type="dxa" w:w="1984"/>
           </w:tcPr>
           <w:p>
+            <w:r/>
+            <w:r>
+              <w:rPr>
+                <w:sz w:val="20"/>
+              </w:rPr>
+              <w:t>22 Jun – 12 Jul 2026</w:t>
+            </w:r>
+          </w:p>
+        </w:tc>
+        <w:tc>
+          <w:tcPr>
+            <w:tcW w:type="dxa" w:w="2835"/>
+          </w:tcPr>
+          <w:p>
+            <w:r/>
+            <w:r>
+              <w:rPr>
+                <w:sz w:val="20"/>
+              </w:rPr>
+              <w:t>Difficulty-aware switch, ablations, demo app, comparison</w:t>
+            </w:r>
+          </w:p>
+        </w:tc>
+        <w:tc>
+          <w:tcPr>
+            <w:tcW w:type="dxa" w:w="1417"/>
+          </w:tcPr>
+          <w:p>
+            <w:r/>
             <w:r>
               <w:rPr>
                 <w:sz w:val="20"/>
@@ -2113,489 +6396,10 @@
       <w:tr>
         <w:tc>
           <w:tcPr>
-            <w:tcW w:type="dxa" w:w="2880"/>
+            <w:tcW w:type="dxa" w:w="567"/>
           </w:tcPr>
           <w:p>
-            <w:r>
-              <w:rPr>
-                <w:sz w:val="20"/>
-              </w:rPr>
-              <w:t>NLI verification &amp; reranker</w:t>
-            </w:r>
-          </w:p>
-        </w:tc>
-        <w:tc>
-          <w:tcPr>
-            <w:tcW w:type="dxa" w:w="2880"/>
-          </w:tcPr>
-          <w:p>
-            <w:r>
-              <w:rPr>
-                <w:sz w:val="20"/>
-              </w:rPr>
-              <w:t>FCS computation, fallback logic</w:t>
-            </w:r>
-          </w:p>
-        </w:tc>
-        <w:tc>
-          <w:tcPr>
-            <w:tcW w:type="dxa" w:w="2880"/>
-          </w:tcPr>
-          <w:p>
-            <w:r>
-              <w:rPr>
-                <w:sz w:val="20"/>
-              </w:rPr>
-              <w:t>COMPLETED</w:t>
-            </w:r>
-          </w:p>
-        </w:tc>
-      </w:tr>
-      <w:tr>
-        <w:tc>
-          <w:tcPr>
-            <w:tcW w:type="dxa" w:w="2880"/>
-          </w:tcPr>
-          <w:p>
-            <w:r>
-              <w:rPr>
-                <w:sz w:val="20"/>
-              </w:rPr>
-              <w:t>Difficulty-Aware Safety Switch</w:t>
-            </w:r>
-          </w:p>
-        </w:tc>
-        <w:tc>
-          <w:tcPr>
-            <w:tcW w:type="dxa" w:w="2880"/>
-          </w:tcPr>
-          <w:p>
-            <w:r>
-              <w:rPr>
-                <w:sz w:val="20"/>
-              </w:rPr>
-              <w:t>Dynamic threshold, difficulty scoring</w:t>
-            </w:r>
-          </w:p>
-        </w:tc>
-        <w:tc>
-          <w:tcPr>
-            <w:tcW w:type="dxa" w:w="2880"/>
-          </w:tcPr>
-          <w:p>
-            <w:r>
-              <w:rPr>
-                <w:sz w:val="20"/>
-              </w:rPr>
-              <w:t>COMPLETED</w:t>
-            </w:r>
-          </w:p>
-        </w:tc>
-      </w:tr>
-      <w:tr>
-        <w:tc>
-          <w:tcPr>
-            <w:tcW w:type="dxa" w:w="2880"/>
-          </w:tcPr>
-          <w:p>
-            <w:r>
-              <w:rPr>
-                <w:sz w:val="20"/>
-              </w:rPr>
-              <w:t>PEGASUS/mBART comparison</w:t>
-            </w:r>
-          </w:p>
-        </w:tc>
-        <w:tc>
-          <w:tcPr>
-            <w:tcW w:type="dxa" w:w="2880"/>
-          </w:tcPr>
-          <w:p>
-            <w:r>
-              <w:rPr>
-                <w:sz w:val="20"/>
-              </w:rPr>
-              <w:t>Comparative evaluation</w:t>
-            </w:r>
-          </w:p>
-        </w:tc>
-        <w:tc>
-          <w:tcPr>
-            <w:tcW w:type="dxa" w:w="2880"/>
-          </w:tcPr>
-          <w:p>
-            <w:r>
-              <w:rPr>
-                <w:sz w:val="20"/>
-              </w:rPr>
-              <w:t>COMPLETED</w:t>
-            </w:r>
-          </w:p>
-        </w:tc>
-      </w:tr>
-      <w:tr>
-        <w:tc>
-          <w:tcPr>
-            <w:tcW w:type="dxa" w:w="2880"/>
-          </w:tcPr>
-          <w:p>
-            <w:r>
-              <w:rPr>
-                <w:sz w:val="20"/>
-              </w:rPr>
-              <w:t>Ablation studies</w:t>
-            </w:r>
-          </w:p>
-        </w:tc>
-        <w:tc>
-          <w:tcPr>
-            <w:tcW w:type="dxa" w:w="2880"/>
-          </w:tcPr>
-          <w:p>
-            <w:r>
-              <w:rPr>
-                <w:sz w:val="20"/>
-              </w:rPr>
-              <w:t>Retrieval method, N-candidates, verifier on/off</w:t>
-            </w:r>
-          </w:p>
-        </w:tc>
-        <w:tc>
-          <w:tcPr>
-            <w:tcW w:type="dxa" w:w="2880"/>
-          </w:tcPr>
-          <w:p>
-            <w:r>
-              <w:rPr>
-                <w:sz w:val="20"/>
-              </w:rPr>
-              <w:t>COMPLETED</w:t>
-            </w:r>
-          </w:p>
-        </w:tc>
-      </w:tr>
-      <w:tr>
-        <w:tc>
-          <w:tcPr>
-            <w:tcW w:type="dxa" w:w="2880"/>
-          </w:tcPr>
-          <w:p>
-            <w:r>
-              <w:rPr>
-                <w:sz w:val="20"/>
-              </w:rPr>
-              <w:t>Demo application</w:t>
-            </w:r>
-          </w:p>
-        </w:tc>
-        <w:tc>
-          <w:tcPr>
-            <w:tcW w:type="dxa" w:w="2880"/>
-          </w:tcPr>
-          <w:p>
-            <w:r>
-              <w:rPr>
-                <w:sz w:val="20"/>
-              </w:rPr>
-              <w:t>Streamlit with difficulty signal visualisation</w:t>
-            </w:r>
-          </w:p>
-        </w:tc>
-        <w:tc>
-          <w:tcPr>
-            <w:tcW w:type="dxa" w:w="2880"/>
-          </w:tcPr>
-          <w:p>
-            <w:r>
-              <w:rPr>
-                <w:sz w:val="20"/>
-              </w:rPr>
-              <w:t>COMPLETED</w:t>
-            </w:r>
-          </w:p>
-        </w:tc>
-      </w:tr>
-      <w:tr>
-        <w:tc>
-          <w:tcPr>
-            <w:tcW w:type="dxa" w:w="2880"/>
-          </w:tcPr>
-          <w:p>
-            <w:r>
-              <w:rPr>
-                <w:sz w:val="20"/>
-              </w:rPr>
-              <w:t>Human evaluation</w:t>
-            </w:r>
-          </w:p>
-        </w:tc>
-        <w:tc>
-          <w:tcPr>
-            <w:tcW w:type="dxa" w:w="2880"/>
-          </w:tcPr>
-          <w:p>
-            <w:r>
-              <w:rPr>
-                <w:sz w:val="20"/>
-              </w:rPr>
-              <w:t>50 samples, 3 raters, Likert scale</w:t>
-            </w:r>
-          </w:p>
-        </w:tc>
-        <w:tc>
-          <w:tcPr>
-            <w:tcW w:type="dxa" w:w="2880"/>
-          </w:tcPr>
-          <w:p>
-            <w:r>
-              <w:rPr>
-                <w:sz w:val="20"/>
-              </w:rPr>
-              <w:t>PENDING</w:t>
-            </w:r>
-          </w:p>
-        </w:tc>
-      </w:tr>
-    </w:tbl>
-    <w:p>
-      <w:r>
-        <w:br w:type="page"/>
-      </w:r>
-    </w:p>
-    <w:p>
-      <w:pPr>
-        <w:pStyle w:val="Heading1"/>
-      </w:pPr>
-      <w:r>
-        <w:t>7. TECHNICAL SPECIFICATIONS</w:t>
-      </w:r>
-    </w:p>
-    <w:tbl>
-      <w:tblPr>
-        <w:tblStyle w:val="TableGrid"/>
-        <w:tblW w:type="auto" w:w="0"/>
-        <w:jc w:val="center"/>
-        <w:tblLook w:firstColumn="1" w:firstRow="1" w:lastColumn="0" w:lastRow="0" w:noHBand="0" w:noVBand="1" w:val="04A0"/>
-      </w:tblPr>
-      <w:tblGrid>
-        <w:gridCol w:w="2880"/>
-        <w:gridCol w:w="2880"/>
-        <w:gridCol w:w="2880"/>
-      </w:tblGrid>
-      <w:tr>
-        <w:tc>
-          <w:tcPr>
-            <w:tcW w:type="dxa" w:w="2880"/>
-          </w:tcPr>
-          <w:p>
-            <w:r>
-              <w:rPr>
-                <w:b/>
-                <w:sz w:val="20"/>
-              </w:rPr>
-              <w:t>Sl. No.</w:t>
-            </w:r>
-          </w:p>
-        </w:tc>
-        <w:tc>
-          <w:tcPr>
-            <w:tcW w:type="dxa" w:w="2880"/>
-          </w:tcPr>
-          <w:p>
-            <w:r>
-              <w:rPr>
-                <w:b/>
-                <w:sz w:val="20"/>
-              </w:rPr>
-              <w:t>Technical Parameter</w:t>
-            </w:r>
-          </w:p>
-        </w:tc>
-        <w:tc>
-          <w:tcPr>
-            <w:tcW w:type="dxa" w:w="2880"/>
-          </w:tcPr>
-          <w:p>
-            <w:r>
-              <w:rPr>
-                <w:b/>
-                <w:sz w:val="20"/>
-              </w:rPr>
-              <w:t>Specification</w:t>
-            </w:r>
-          </w:p>
-        </w:tc>
-      </w:tr>
-      <w:tr>
-        <w:tc>
-          <w:tcPr>
-            <w:tcW w:type="dxa" w:w="2880"/>
-          </w:tcPr>
-          <w:p>
-            <w:r>
-              <w:rPr>
-                <w:sz w:val="20"/>
-              </w:rPr>
-              <w:t>1</w:t>
-            </w:r>
-          </w:p>
-        </w:tc>
-        <w:tc>
-          <w:tcPr>
-            <w:tcW w:type="dxa" w:w="2880"/>
-          </w:tcPr>
-          <w:p>
-            <w:r>
-              <w:rPr>
-                <w:sz w:val="20"/>
-              </w:rPr>
-              <w:t>Primary dataset</w:t>
-            </w:r>
-          </w:p>
-        </w:tc>
-        <w:tc>
-          <w:tcPr>
-            <w:tcW w:type="dxa" w:w="2880"/>
-          </w:tcPr>
-          <w:p>
-            <w:r>
-              <w:rPr>
-                <w:sz w:val="20"/>
-              </w:rPr>
-              <w:t>CNN/DailyMail (70/15/15 split)</w:t>
-            </w:r>
-          </w:p>
-        </w:tc>
-      </w:tr>
-      <w:tr>
-        <w:tc>
-          <w:tcPr>
-            <w:tcW w:type="dxa" w:w="2880"/>
-          </w:tcPr>
-          <w:p>
-            <w:r>
-              <w:rPr>
-                <w:sz w:val="20"/>
-              </w:rPr>
-              <w:t>2</w:t>
-            </w:r>
-          </w:p>
-        </w:tc>
-        <w:tc>
-          <w:tcPr>
-            <w:tcW w:type="dxa" w:w="2880"/>
-          </w:tcPr>
-          <w:p>
-            <w:r>
-              <w:rPr>
-                <w:sz w:val="20"/>
-              </w:rPr>
-              <w:t>Evidence retrieval</w:t>
-            </w:r>
-          </w:p>
-        </w:tc>
-        <w:tc>
-          <w:tcPr>
-            <w:tcW w:type="dxa" w:w="2880"/>
-          </w:tcPr>
-          <w:p>
-            <w:r>
-              <w:rPr>
-                <w:sz w:val="20"/>
-              </w:rPr>
-              <w:t>Hybrid BM25 + all-MiniLM-L6-v2 (384-dim)</w:t>
-            </w:r>
-          </w:p>
-        </w:tc>
-      </w:tr>
-      <w:tr>
-        <w:tc>
-          <w:tcPr>
-            <w:tcW w:type="dxa" w:w="2880"/>
-          </w:tcPr>
-          <w:p>
-            <w:r>
-              <w:rPr>
-                <w:sz w:val="20"/>
-              </w:rPr>
-              <w:t>3</w:t>
-            </w:r>
-          </w:p>
-        </w:tc>
-        <w:tc>
-          <w:tcPr>
-            <w:tcW w:type="dxa" w:w="2880"/>
-          </w:tcPr>
-          <w:p>
-            <w:r>
-              <w:rPr>
-                <w:sz w:val="20"/>
-              </w:rPr>
-              <w:t>Primary generator</w:t>
-            </w:r>
-          </w:p>
-        </w:tc>
-        <w:tc>
-          <w:tcPr>
-            <w:tcW w:type="dxa" w:w="2880"/>
-          </w:tcPr>
-          <w:p>
-            <w:r>
-              <w:rPr>
-                <w:sz w:val="20"/>
-              </w:rPr>
-              <w:t>BART-large-cnn (pretrained)</w:t>
-            </w:r>
-          </w:p>
-        </w:tc>
-      </w:tr>
-      <w:tr>
-        <w:tc>
-          <w:tcPr>
-            <w:tcW w:type="dxa" w:w="2880"/>
-          </w:tcPr>
-          <w:p>
-            <w:r>
-              <w:rPr>
-                <w:sz w:val="20"/>
-              </w:rPr>
-              <w:t>4</w:t>
-            </w:r>
-          </w:p>
-        </w:tc>
-        <w:tc>
-          <w:tcPr>
-            <w:tcW w:type="dxa" w:w="2880"/>
-          </w:tcPr>
-          <w:p>
-            <w:r>
-              <w:rPr>
-                <w:sz w:val="20"/>
-              </w:rPr>
-              <w:t>Comparison generators</w:t>
-            </w:r>
-          </w:p>
-        </w:tc>
-        <w:tc>
-          <w:tcPr>
-            <w:tcW w:type="dxa" w:w="2880"/>
-          </w:tcPr>
-          <w:p>
-            <w:r>
-              <w:rPr>
-                <w:sz w:val="20"/>
-              </w:rPr>
-              <w:t>PEGASUS-cnn_dailymail, mBART-large-cc25</w:t>
-            </w:r>
-          </w:p>
-        </w:tc>
-      </w:tr>
-      <w:tr>
-        <w:tc>
-          <w:tcPr>
-            <w:tcW w:type="dxa" w:w="2880"/>
-          </w:tcPr>
-          <w:p>
+            <w:r/>
             <w:r>
               <w:rPr>
                 <w:sz w:val="20"/>
@@ -2606,765 +6410,24 @@
         </w:tc>
         <w:tc>
           <w:tcPr>
-            <w:tcW w:type="dxa" w:w="2880"/>
+            <w:tcW w:type="dxa" w:w="1984"/>
           </w:tcPr>
           <w:p>
+            <w:r/>
             <w:r>
               <w:rPr>
                 <w:sz w:val="20"/>
               </w:rPr>
-              <w:t>Generation strategy</w:t>
+              <w:t>Final Review</w:t>
             </w:r>
           </w:p>
         </w:tc>
         <w:tc>
           <w:tcPr>
-            <w:tcW w:type="dxa" w:w="2880"/>
+            <w:tcW w:type="dxa" w:w="1984"/>
           </w:tcPr>
           <w:p>
-            <w:r>
-              <w:rPr>
-                <w:sz w:val="20"/>
-              </w:rPr>
-              <w:t>Nucleus sampling, top_p = 0.92, N = 5 candidates</w:t>
-            </w:r>
-          </w:p>
-        </w:tc>
-      </w:tr>
-      <w:tr>
-        <w:tc>
-          <w:tcPr>
-            <w:tcW w:type="dxa" w:w="2880"/>
-          </w:tcPr>
-          <w:p>
-            <w:r>
-              <w:rPr>
-                <w:sz w:val="20"/>
-              </w:rPr>
-              <w:t>6</w:t>
-            </w:r>
-          </w:p>
-        </w:tc>
-        <w:tc>
-          <w:tcPr>
-            <w:tcW w:type="dxa" w:w="2880"/>
-          </w:tcPr>
-          <w:p>
-            <w:r>
-              <w:rPr>
-                <w:sz w:val="20"/>
-              </w:rPr>
-              <w:t>NLI verifier</w:t>
-            </w:r>
-          </w:p>
-        </w:tc>
-        <w:tc>
-          <w:tcPr>
-            <w:tcW w:type="dxa" w:w="2880"/>
-          </w:tcPr>
-          <w:p>
-            <w:r>
-              <w:rPr>
-                <w:sz w:val="20"/>
-              </w:rPr>
-              <w:t>cross-encoder/nli-deberta-v3-base</w:t>
-            </w:r>
-          </w:p>
-        </w:tc>
-      </w:tr>
-      <w:tr>
-        <w:tc>
-          <w:tcPr>
-            <w:tcW w:type="dxa" w:w="2880"/>
-          </w:tcPr>
-          <w:p>
-            <w:r>
-              <w:rPr>
-                <w:sz w:val="20"/>
-              </w:rPr>
-              <w:t>7</w:t>
-            </w:r>
-          </w:p>
-        </w:tc>
-        <w:tc>
-          <w:tcPr>
-            <w:tcW w:type="dxa" w:w="2880"/>
-          </w:tcPr>
-          <w:p>
-            <w:r>
-              <w:rPr>
-                <w:sz w:val="20"/>
-              </w:rPr>
-              <w:t>Reranking formula</w:t>
-            </w:r>
-          </w:p>
-        </w:tc>
-        <w:tc>
-          <w:tcPr>
-            <w:tcW w:type="dxa" w:w="2880"/>
-          </w:tcPr>
-          <w:p>
-            <w:r>
-              <w:rPr>
-                <w:sz w:val="20"/>
-              </w:rPr>
-              <w:t>0.6 × FCS + 0.4 × BERTScore-F1</w:t>
-            </w:r>
-          </w:p>
-        </w:tc>
-      </w:tr>
-      <w:tr>
-        <w:tc>
-          <w:tcPr>
-            <w:tcW w:type="dxa" w:w="2880"/>
-          </w:tcPr>
-          <w:p>
-            <w:r>
-              <w:rPr>
-                <w:sz w:val="20"/>
-              </w:rPr>
-              <w:t>8</w:t>
-            </w:r>
-          </w:p>
-        </w:tc>
-        <w:tc>
-          <w:tcPr>
-            <w:tcW w:type="dxa" w:w="2880"/>
-          </w:tcPr>
-          <w:p>
-            <w:r>
-              <w:rPr>
-                <w:sz w:val="20"/>
-              </w:rPr>
-              <w:t>Safety switch mode</w:t>
-            </w:r>
-          </w:p>
-        </w:tc>
-        <w:tc>
-          <w:tcPr>
-            <w:tcW w:type="dxa" w:w="2880"/>
-          </w:tcPr>
-          <w:p>
-            <w:r>
-              <w:rPr>
-                <w:sz w:val="20"/>
-              </w:rPr>
-              <w:t>Dynamic (difficulty-aware)</w:t>
-            </w:r>
-          </w:p>
-        </w:tc>
-      </w:tr>
-      <w:tr>
-        <w:tc>
-          <w:tcPr>
-            <w:tcW w:type="dxa" w:w="2880"/>
-          </w:tcPr>
-          <w:p>
-            <w:r>
-              <w:rPr>
-                <w:sz w:val="20"/>
-              </w:rPr>
-              <w:t>9</w:t>
-            </w:r>
-          </w:p>
-        </w:tc>
-        <w:tc>
-          <w:tcPr>
-            <w:tcW w:type="dxa" w:w="2880"/>
-          </w:tcPr>
-          <w:p>
-            <w:r>
-              <w:rPr>
-                <w:sz w:val="20"/>
-              </w:rPr>
-              <w:t>Difficulty formula</w:t>
-            </w:r>
-          </w:p>
-        </w:tc>
-        <w:tc>
-          <w:tcPr>
-            <w:tcW w:type="dxa" w:w="2880"/>
-          </w:tcPr>
-          <w:p>
-            <w:r>
-              <w:rPr>
-                <w:sz w:val="20"/>
-              </w:rPr>
-              <w:t>D = 0.4×LenNorm + 0.3×EntNorm + 0.3×UncNorm</w:t>
-            </w:r>
-          </w:p>
-        </w:tc>
-      </w:tr>
-      <w:tr>
-        <w:tc>
-          <w:tcPr>
-            <w:tcW w:type="dxa" w:w="2880"/>
-          </w:tcPr>
-          <w:p>
-            <w:r>
-              <w:rPr>
-                <w:sz w:val="20"/>
-              </w:rPr>
-              <w:t>10</w:t>
-            </w:r>
-          </w:p>
-        </w:tc>
-        <w:tc>
-          <w:tcPr>
-            <w:tcW w:type="dxa" w:w="2880"/>
-          </w:tcPr>
-          <w:p>
-            <w:r>
-              <w:rPr>
-                <w:sz w:val="20"/>
-              </w:rPr>
-              <w:t>Dynamic threshold</w:t>
-            </w:r>
-          </w:p>
-        </w:tc>
-        <w:tc>
-          <w:tcPr>
-            <w:tcW w:type="dxa" w:w="2880"/>
-          </w:tcPr>
-          <w:p>
-            <w:r>
-              <w:rPr>
-                <w:sz w:val="20"/>
-              </w:rPr>
-              <w:t>Threshold = 0.40 + 0.20 × D (max 0.60)</w:t>
-            </w:r>
-          </w:p>
-        </w:tc>
-      </w:tr>
-      <w:tr>
-        <w:tc>
-          <w:tcPr>
-            <w:tcW w:type="dxa" w:w="2880"/>
-          </w:tcPr>
-          <w:p>
-            <w:r>
-              <w:rPr>
-                <w:sz w:val="20"/>
-              </w:rPr>
-              <w:t>11</w:t>
-            </w:r>
-          </w:p>
-        </w:tc>
-        <w:tc>
-          <w:tcPr>
-            <w:tcW w:type="dxa" w:w="2880"/>
-          </w:tcPr>
-          <w:p>
-            <w:r>
-              <w:rPr>
-                <w:sz w:val="20"/>
-              </w:rPr>
-              <w:t>Evaluation metrics</w:t>
-            </w:r>
-          </w:p>
-        </w:tc>
-        <w:tc>
-          <w:tcPr>
-            <w:tcW w:type="dxa" w:w="2880"/>
-          </w:tcPr>
-          <w:p>
-            <w:r>
-              <w:rPr>
-                <w:sz w:val="20"/>
-              </w:rPr>
-              <w:t>ROUGE-1/2/L, BERTScore-F1, NLI-FCS, fallback rate</w:t>
-            </w:r>
-          </w:p>
-        </w:tc>
-      </w:tr>
-      <w:tr>
-        <w:tc>
-          <w:tcPr>
-            <w:tcW w:type="dxa" w:w="2880"/>
-          </w:tcPr>
-          <w:p>
-            <w:r>
-              <w:rPr>
-                <w:sz w:val="20"/>
-              </w:rPr>
-              <w:t>12</w:t>
-            </w:r>
-          </w:p>
-        </w:tc>
-        <w:tc>
-          <w:tcPr>
-            <w:tcW w:type="dxa" w:w="2880"/>
-          </w:tcPr>
-          <w:p>
-            <w:r>
-              <w:rPr>
-                <w:sz w:val="20"/>
-              </w:rPr>
-              <w:t>Demo application</w:t>
-            </w:r>
-          </w:p>
-        </w:tc>
-        <w:tc>
-          <w:tcPr>
-            <w:tcW w:type="dxa" w:w="2880"/>
-          </w:tcPr>
-          <w:p>
-            <w:r>
-              <w:rPr>
-                <w:sz w:val="20"/>
-              </w:rPr>
-              <w:t>Streamlit with difficulty signal display</w:t>
-            </w:r>
-          </w:p>
-        </w:tc>
-      </w:tr>
-    </w:tbl>
-    <w:p>
-      <w:r>
-        <w:br w:type="page"/>
-      </w:r>
-    </w:p>
-    <w:p>
-      <w:pPr>
-        <w:pStyle w:val="Heading1"/>
-      </w:pPr>
-      <w:r>
-        <w:t>8. DESIGN CONSIDERATIONS</w:t>
-      </w:r>
-    </w:p>
-    <w:p>
-      <w:pPr>
-        <w:pStyle w:val="ListBullet"/>
-      </w:pPr>
-      <w:r>
-        <w:t>Modularity: Each stage is independently testable and replaceable.</w:t>
-      </w:r>
-    </w:p>
-    <w:p>
-      <w:pPr>
-        <w:pStyle w:val="ListBullet"/>
-      </w:pPr>
-      <w:r>
-        <w:t>Traceability: Every summary has an evidence trace linking to source sentences.</w:t>
-      </w:r>
-    </w:p>
-    <w:p>
-      <w:pPr>
-        <w:pStyle w:val="ListBullet"/>
-      </w:pPr>
-      <w:r>
-        <w:t>Graceful degradation: Dynamic fallback ensures no unverified output reaches the user.</w:t>
-      </w:r>
-    </w:p>
-    <w:p>
-      <w:pPr>
-        <w:pStyle w:val="ListBullet"/>
-      </w:pPr>
-      <w:r>
-        <w:t>Adaptivity: Difficulty-aware threshold adapts to input complexity without retraining.</w:t>
-      </w:r>
-    </w:p>
-    <w:p>
-      <w:pPr>
-        <w:pStyle w:val="ListBullet"/>
-      </w:pPr>
-      <w:r>
-        <w:t>Reproducibility: All seeds, versions, and hyperparameters documented in config.py.</w:t>
-      </w:r>
-    </w:p>
-    <w:p>
-      <w:pPr>
-        <w:pStyle w:val="ListBullet"/>
-      </w:pPr>
-      <w:r>
-        <w:t>Cache-first loading: All models load from local cache (no runtime downloads).</w:t>
-      </w:r>
-    </w:p>
-    <w:p>
-      <w:pPr>
-        <w:pStyle w:val="Heading1"/>
-      </w:pPr>
-      <w:r>
-        <w:t>9. NOVELTY JUSTIFICATION</w:t>
-      </w:r>
-    </w:p>
-    <w:p>
-      <w:r>
-        <w:rPr>
-          <w:b w:val="0"/>
-          <w:i w:val="0"/>
-          <w:sz w:val="22"/>
-        </w:rPr>
-        <w:t>The Difficulty-Aware Safety Switch is a practical inference-time reliability innovation. While NLI-based verification and reranking have been explored in prior work (Provenance, EMNLP 2024; MiniCheck, EMNLP 2024; PrefixNLI, 2025), those systems use fixed decision boundaries. Our contribution is making the threshold input-dependent via a lightweight difficulty score, which:</w:t>
-      </w:r>
-    </w:p>
-    <w:p>
-      <w:pPr>
-        <w:pStyle w:val="ListBullet"/>
-      </w:pPr>
-      <w:r>
-        <w:t>Requires no model retraining or additional learned parameters</w:t>
-      </w:r>
-    </w:p>
-    <w:p>
-      <w:pPr>
-        <w:pStyle w:val="ListBullet"/>
-      </w:pPr>
-      <w:r>
-        <w:t>Is interpretable and explainable in a viva setting</w:t>
-      </w:r>
-    </w:p>
-    <w:p>
-      <w:pPr>
-        <w:pStyle w:val="ListBullet"/>
-      </w:pPr>
-      <w:r>
-        <w:t>Produces measurable differences in fallback behaviour across difficulty bins</w:t>
-      </w:r>
-    </w:p>
-    <w:p>
-      <w:pPr>
-        <w:pStyle w:val="ListBullet"/>
-      </w:pPr>
-      <w:r>
-        <w:t>Is validated through controlled comparison against a fixed-threshold baseline</w:t>
-      </w:r>
-    </w:p>
-    <w:p>
-      <w:r>
-        <w:rPr>
-          <w:b w:val="0"/>
-          <w:i w:val="0"/>
-          <w:sz w:val="22"/>
-        </w:rPr>
-        <w:t>Supporting literature:</w:t>
-        <w:br/>
-        <w:t>• Sankararaman et al. (2024). Provenance: A Light-weight Fact-checker for RAG Output. EMNLP.</w:t>
-        <w:br/>
-        <w:t>• Tang et al. (2024). MiniCheck: Efficient Fact-Checking of LLMs on Grounding Documents. EMNLP.</w:t>
-        <w:br/>
-        <w:t>• Harary et al. (2025). PrefixNLI: Detecting Factual Inconsistencies as Soon as They Arise. arXiv:2511.01359.</w:t>
-      </w:r>
-    </w:p>
-    <w:p>
-      <w:r>
-        <w:br w:type="page"/>
-      </w:r>
-    </w:p>
-    <w:p>
-      <w:pPr>
-        <w:pStyle w:val="Heading1"/>
-      </w:pPr>
-      <w:r>
-        <w:t>10. FUTURE PLAN</w:t>
-      </w:r>
-    </w:p>
-    <w:tbl>
-      <w:tblPr>
-        <w:tblStyle w:val="TableGrid"/>
-        <w:tblW w:type="auto" w:w="0"/>
-        <w:jc w:val="center"/>
-        <w:tblLook w:firstColumn="1" w:firstRow="1" w:lastColumn="0" w:lastRow="0" w:noHBand="0" w:noVBand="1" w:val="04A0"/>
-      </w:tblPr>
-      <w:tblGrid>
-        <w:gridCol w:w="2160"/>
-        <w:gridCol w:w="2160"/>
-        <w:gridCol w:w="2160"/>
-        <w:gridCol w:w="2160"/>
-      </w:tblGrid>
-      <w:tr>
-        <w:tc>
-          <w:tcPr>
-            <w:tcW w:type="dxa" w:w="2160"/>
-          </w:tcPr>
-          <w:p>
-            <w:r>
-              <w:rPr>
-                <w:b/>
-                <w:sz w:val="20"/>
-              </w:rPr>
-              <w:t>Phase</w:t>
-            </w:r>
-          </w:p>
-        </w:tc>
-        <w:tc>
-          <w:tcPr>
-            <w:tcW w:type="dxa" w:w="2160"/>
-          </w:tcPr>
-          <w:p>
-            <w:r>
-              <w:rPr>
-                <w:b/>
-                <w:sz w:val="20"/>
-              </w:rPr>
-              <w:t>Date Range</w:t>
-            </w:r>
-          </w:p>
-        </w:tc>
-        <w:tc>
-          <w:tcPr>
-            <w:tcW w:type="dxa" w:w="2160"/>
-          </w:tcPr>
-          <w:p>
-            <w:r>
-              <w:rPr>
-                <w:b/>
-                <w:sz w:val="20"/>
-              </w:rPr>
-              <w:t>Work</w:t>
-            </w:r>
-          </w:p>
-        </w:tc>
-        <w:tc>
-          <w:tcPr>
-            <w:tcW w:type="dxa" w:w="2160"/>
-          </w:tcPr>
-          <w:p>
-            <w:r>
-              <w:rPr>
-                <w:b/>
-                <w:sz w:val="20"/>
-              </w:rPr>
-              <w:t>Status</w:t>
-            </w:r>
-          </w:p>
-        </w:tc>
-      </w:tr>
-      <w:tr>
-        <w:tc>
-          <w:tcPr>
-            <w:tcW w:type="dxa" w:w="2160"/>
-          </w:tcPr>
-          <w:p>
-            <w:r>
-              <w:rPr>
-                <w:sz w:val="20"/>
-              </w:rPr>
-              <w:t>1. Setup &amp; Literature</w:t>
-            </w:r>
-          </w:p>
-        </w:tc>
-        <w:tc>
-          <w:tcPr>
-            <w:tcW w:type="dxa" w:w="2160"/>
-          </w:tcPr>
-          <w:p>
-            <w:r>
-              <w:rPr>
-                <w:sz w:val="20"/>
-              </w:rPr>
-              <w:t>25 Apr – 10 May 2026</w:t>
-            </w:r>
-          </w:p>
-        </w:tc>
-        <w:tc>
-          <w:tcPr>
-            <w:tcW w:type="dxa" w:w="2160"/>
-          </w:tcPr>
-          <w:p>
-            <w:r>
-              <w:rPr>
-                <w:sz w:val="20"/>
-              </w:rPr>
-              <w:t>Literature review, environment setup</w:t>
-            </w:r>
-          </w:p>
-        </w:tc>
-        <w:tc>
-          <w:tcPr>
-            <w:tcW w:type="dxa" w:w="2160"/>
-          </w:tcPr>
-          <w:p>
-            <w:r>
-              <w:rPr>
-                <w:sz w:val="20"/>
-              </w:rPr>
-              <w:t>COMPLETED</w:t>
-            </w:r>
-          </w:p>
-        </w:tc>
-      </w:tr>
-      <w:tr>
-        <w:tc>
-          <w:tcPr>
-            <w:tcW w:type="dxa" w:w="2160"/>
-          </w:tcPr>
-          <w:p>
-            <w:r>
-              <w:rPr>
-                <w:sz w:val="20"/>
-              </w:rPr>
-              <w:t>2. Baseline Development</w:t>
-            </w:r>
-          </w:p>
-        </w:tc>
-        <w:tc>
-          <w:tcPr>
-            <w:tcW w:type="dxa" w:w="2160"/>
-          </w:tcPr>
-          <w:p>
-            <w:r>
-              <w:rPr>
-                <w:sz w:val="20"/>
-              </w:rPr>
-              <w:t>11 May – 31 May 2026</w:t>
-            </w:r>
-          </w:p>
-        </w:tc>
-        <w:tc>
-          <w:tcPr>
-            <w:tcW w:type="dxa" w:w="2160"/>
-          </w:tcPr>
-          <w:p>
-            <w:r>
-              <w:rPr>
-                <w:sz w:val="20"/>
-              </w:rPr>
-              <w:t>Pipeline design, baselines, preprocessing</w:t>
-            </w:r>
-          </w:p>
-        </w:tc>
-        <w:tc>
-          <w:tcPr>
-            <w:tcW w:type="dxa" w:w="2160"/>
-          </w:tcPr>
-          <w:p>
-            <w:r>
-              <w:rPr>
-                <w:sz w:val="20"/>
-              </w:rPr>
-              <w:t>COMPLETED</w:t>
-            </w:r>
-          </w:p>
-        </w:tc>
-      </w:tr>
-      <w:tr>
-        <w:tc>
-          <w:tcPr>
-            <w:tcW w:type="dxa" w:w="2160"/>
-          </w:tcPr>
-          <w:p>
-            <w:r>
-              <w:rPr>
-                <w:sz w:val="20"/>
-              </w:rPr>
-              <w:t>3. Pipeline &amp; Mid-Sem</w:t>
-            </w:r>
-          </w:p>
-        </w:tc>
-        <w:tc>
-          <w:tcPr>
-            <w:tcW w:type="dxa" w:w="2160"/>
-          </w:tcPr>
-          <w:p>
-            <w:r>
-              <w:rPr>
-                <w:sz w:val="20"/>
-              </w:rPr>
-              <w:t>01 Jun – 21 Jun 2026</w:t>
-            </w:r>
-          </w:p>
-        </w:tc>
-        <w:tc>
-          <w:tcPr>
-            <w:tcW w:type="dxa" w:w="2160"/>
-          </w:tcPr>
-          <w:p>
-            <w:r>
-              <w:rPr>
-                <w:sz w:val="20"/>
-              </w:rPr>
-              <w:t>Retrieval, generation, verification, reranking</w:t>
-            </w:r>
-          </w:p>
-        </w:tc>
-        <w:tc>
-          <w:tcPr>
-            <w:tcW w:type="dxa" w:w="2160"/>
-          </w:tcPr>
-          <w:p>
-            <w:r>
-              <w:rPr>
-                <w:sz w:val="20"/>
-              </w:rPr>
-              <w:t>COMPLETED</w:t>
-            </w:r>
-          </w:p>
-        </w:tc>
-      </w:tr>
-      <w:tr>
-        <w:tc>
-          <w:tcPr>
-            <w:tcW w:type="dxa" w:w="2160"/>
-          </w:tcPr>
-          <w:p>
-            <w:r>
-              <w:rPr>
-                <w:sz w:val="20"/>
-              </w:rPr>
-              <w:t>4. Novelty &amp; Evaluation</w:t>
-            </w:r>
-          </w:p>
-        </w:tc>
-        <w:tc>
-          <w:tcPr>
-            <w:tcW w:type="dxa" w:w="2160"/>
-          </w:tcPr>
-          <w:p>
-            <w:r>
-              <w:rPr>
-                <w:sz w:val="20"/>
-              </w:rPr>
-              <w:t>22 Jun – 12 Jul 2026</w:t>
-            </w:r>
-          </w:p>
-        </w:tc>
-        <w:tc>
-          <w:tcPr>
-            <w:tcW w:type="dxa" w:w="2160"/>
-          </w:tcPr>
-          <w:p>
-            <w:r>
-              <w:rPr>
-                <w:sz w:val="20"/>
-              </w:rPr>
-              <w:t>Difficulty-aware switch, ablations, demo app</w:t>
-            </w:r>
-          </w:p>
-        </w:tc>
-        <w:tc>
-          <w:tcPr>
-            <w:tcW w:type="dxa" w:w="2160"/>
-          </w:tcPr>
-          <w:p>
-            <w:r>
-              <w:rPr>
-                <w:sz w:val="20"/>
-              </w:rPr>
-              <w:t>COMPLETED</w:t>
-            </w:r>
-          </w:p>
-        </w:tc>
-      </w:tr>
-      <w:tr>
-        <w:tc>
-          <w:tcPr>
-            <w:tcW w:type="dxa" w:w="2160"/>
-          </w:tcPr>
-          <w:p>
-            <w:r>
-              <w:rPr>
-                <w:sz w:val="20"/>
-              </w:rPr>
-              <w:t>5. Final Review</w:t>
-            </w:r>
-          </w:p>
-        </w:tc>
-        <w:tc>
-          <w:tcPr>
-            <w:tcW w:type="dxa" w:w="2160"/>
-          </w:tcPr>
-          <w:p>
+            <w:r/>
             <w:r>
               <w:rPr>
                 <w:sz w:val="20"/>
@@ -3375,22 +6438,24 @@
         </w:tc>
         <w:tc>
           <w:tcPr>
-            <w:tcW w:type="dxa" w:w="2160"/>
+            <w:tcW w:type="dxa" w:w="2835"/>
           </w:tcPr>
           <w:p>
+            <w:r/>
             <w:r>
               <w:rPr>
                 <w:sz w:val="20"/>
               </w:rPr>
-              <w:t>Human eval, dissertation chapters, VIVA prep</w:t>
+              <w:t>Human eval, dissertation chapters, VIVA prep, submission</w:t>
             </w:r>
           </w:p>
         </w:tc>
         <w:tc>
           <w:tcPr>
-            <w:tcW w:type="dxa" w:w="2160"/>
+            <w:tcW w:type="dxa" w:w="1417"/>
           </w:tcPr>
           <w:p>
+            <w:r/>
             <w:r>
               <w:rPr>
                 <w:sz w:val="20"/>
@@ -3402,16 +6467,15 @@
       </w:tr>
     </w:tbl>
     <w:p>
+      <w:pPr>
+        <w:spacing w:before="360" w:after="120"/>
+      </w:pPr>
       <w:r>
-        <w:br w:type="page"/>
-      </w:r>
-    </w:p>
-    <w:p>
-      <w:pPr>
-        <w:pStyle w:val="Heading1"/>
-      </w:pPr>
-      <w:r>
-        <w:t>11. ABBREVIATIONS</w:t>
+        <w:rPr>
+          <w:b/>
+          <w:sz w:val="28"/>
+        </w:rPr>
+        <w:t>14. ABBREVIATIONS</w:t>
       </w:r>
     </w:p>
     <w:tbl>
@@ -3422,15 +6486,20 @@
         <w:tblLook w:firstColumn="1" w:firstRow="1" w:lastColumn="0" w:lastRow="0" w:noHBand="0" w:noVBand="1" w:val="04A0"/>
       </w:tblPr>
       <w:tblGrid>
-        <w:gridCol w:w="4320"/>
-        <w:gridCol w:w="4320"/>
+        <w:gridCol w:w="4680"/>
+        <w:gridCol w:w="4680"/>
       </w:tblGrid>
       <w:tr>
         <w:tc>
           <w:tcPr>
-            <w:tcW w:type="dxa" w:w="4320"/>
+            <w:tcW w:type="dxa" w:w="1701"/>
+            <w:shd w:fill="D9E2F3"/>
           </w:tcPr>
           <w:p>
+            <w:pPr>
+              <w:jc w:val="center"/>
+            </w:pPr>
+            <w:r/>
             <w:r>
               <w:rPr>
                 <w:b/>
@@ -3442,9 +6511,14 @@
         </w:tc>
         <w:tc>
           <w:tcPr>
-            <w:tcW w:type="dxa" w:w="4320"/>
+            <w:tcW w:type="dxa" w:w="6803"/>
+            <w:shd w:fill="D9E2F3"/>
           </w:tcPr>
           <w:p>
+            <w:pPr>
+              <w:jc w:val="center"/>
+            </w:pPr>
+            <w:r/>
             <w:r>
               <w:rPr>
                 <w:b/>
@@ -3458,9 +6532,10 @@
       <w:tr>
         <w:tc>
           <w:tcPr>
-            <w:tcW w:type="dxa" w:w="4320"/>
+            <w:tcW w:type="dxa" w:w="1701"/>
           </w:tcPr>
           <w:p>
+            <w:r/>
             <w:r>
               <w:rPr>
                 <w:sz w:val="20"/>
@@ -3471,9 +6546,10 @@
         </w:tc>
         <w:tc>
           <w:tcPr>
-            <w:tcW w:type="dxa" w:w="4320"/>
+            <w:tcW w:type="dxa" w:w="6803"/>
           </w:tcPr>
           <w:p>
+            <w:r/>
             <w:r>
               <w:rPr>
                 <w:sz w:val="20"/>
@@ -3486,9 +6562,10 @@
       <w:tr>
         <w:tc>
           <w:tcPr>
-            <w:tcW w:type="dxa" w:w="4320"/>
+            <w:tcW w:type="dxa" w:w="1701"/>
           </w:tcPr>
           <w:p>
+            <w:r/>
             <w:r>
               <w:rPr>
                 <w:sz w:val="20"/>
@@ -3499,9 +6576,10 @@
         </w:tc>
         <w:tc>
           <w:tcPr>
-            <w:tcW w:type="dxa" w:w="4320"/>
+            <w:tcW w:type="dxa" w:w="6803"/>
           </w:tcPr>
           <w:p>
+            <w:r/>
             <w:r>
               <w:rPr>
                 <w:sz w:val="20"/>
@@ -3514,9 +6592,10 @@
       <w:tr>
         <w:tc>
           <w:tcPr>
-            <w:tcW w:type="dxa" w:w="4320"/>
+            <w:tcW w:type="dxa" w:w="1701"/>
           </w:tcPr>
           <w:p>
+            <w:r/>
             <w:r>
               <w:rPr>
                 <w:sz w:val="20"/>
@@ -3527,9 +6606,10 @@
         </w:tc>
         <w:tc>
           <w:tcPr>
-            <w:tcW w:type="dxa" w:w="4320"/>
+            <w:tcW w:type="dxa" w:w="6803"/>
           </w:tcPr>
           <w:p>
+            <w:r/>
             <w:r>
               <w:rPr>
                 <w:sz w:val="20"/>
@@ -3542,9 +6622,10 @@
       <w:tr>
         <w:tc>
           <w:tcPr>
-            <w:tcW w:type="dxa" w:w="4320"/>
+            <w:tcW w:type="dxa" w:w="1701"/>
           </w:tcPr>
           <w:p>
+            <w:r/>
             <w:r>
               <w:rPr>
                 <w:sz w:val="20"/>
@@ -3555,14 +6636,15 @@
         </w:tc>
         <w:tc>
           <w:tcPr>
-            <w:tcW w:type="dxa" w:w="4320"/>
+            <w:tcW w:type="dxa" w:w="6803"/>
           </w:tcPr>
           <w:p>
+            <w:r/>
             <w:r>
               <w:rPr>
                 <w:sz w:val="20"/>
               </w:rPr>
-              <w:t>Multilingual BART</w:t>
+              <w:t>Multilingual Bidirectional and Auto-Regressive Transformer</w:t>
             </w:r>
           </w:p>
         </w:tc>
@@ -3570,9 +6652,10 @@
       <w:tr>
         <w:tc>
           <w:tcPr>
-            <w:tcW w:type="dxa" w:w="4320"/>
+            <w:tcW w:type="dxa" w:w="1701"/>
           </w:tcPr>
           <w:p>
+            <w:r/>
             <w:r>
               <w:rPr>
                 <w:sz w:val="20"/>
@@ -3583,9 +6666,10 @@
         </w:tc>
         <w:tc>
           <w:tcPr>
-            <w:tcW w:type="dxa" w:w="4320"/>
+            <w:tcW w:type="dxa" w:w="6803"/>
           </w:tcPr>
           <w:p>
+            <w:r/>
             <w:r>
               <w:rPr>
                 <w:sz w:val="20"/>
@@ -3598,9 +6682,10 @@
       <w:tr>
         <w:tc>
           <w:tcPr>
-            <w:tcW w:type="dxa" w:w="4320"/>
+            <w:tcW w:type="dxa" w:w="1701"/>
           </w:tcPr>
           <w:p>
+            <w:r/>
             <w:r>
               <w:rPr>
                 <w:sz w:val="20"/>
@@ -3611,14 +6696,15 @@
         </w:tc>
         <w:tc>
           <w:tcPr>
-            <w:tcW w:type="dxa" w:w="4320"/>
+            <w:tcW w:type="dxa" w:w="6803"/>
           </w:tcPr>
           <w:p>
+            <w:r/>
             <w:r>
               <w:rPr>
                 <w:sz w:val="20"/>
               </w:rPr>
-              <w:t>BERT-based Semantic Similarity Metric</w:t>
+              <w:t>BERT-based Semantic Similarity Metric for Text Generation</w:t>
             </w:r>
           </w:p>
         </w:tc>
@@ -3626,9 +6712,10 @@
       <w:tr>
         <w:tc>
           <w:tcPr>
-            <w:tcW w:type="dxa" w:w="4320"/>
+            <w:tcW w:type="dxa" w:w="1701"/>
           </w:tcPr>
           <w:p>
+            <w:r/>
             <w:r>
               <w:rPr>
                 <w:sz w:val="20"/>
@@ -3639,9 +6726,10 @@
         </w:tc>
         <w:tc>
           <w:tcPr>
-            <w:tcW w:type="dxa" w:w="4320"/>
+            <w:tcW w:type="dxa" w:w="6803"/>
           </w:tcPr>
           <w:p>
+            <w:r/>
             <w:r>
               <w:rPr>
                 <w:sz w:val="20"/>
@@ -3654,9 +6742,10 @@
       <w:tr>
         <w:tc>
           <w:tcPr>
-            <w:tcW w:type="dxa" w:w="4320"/>
+            <w:tcW w:type="dxa" w:w="1701"/>
           </w:tcPr>
           <w:p>
+            <w:r/>
             <w:r>
               <w:rPr>
                 <w:sz w:val="20"/>
@@ -3667,9 +6756,10 @@
         </w:tc>
         <w:tc>
           <w:tcPr>
-            <w:tcW w:type="dxa" w:w="4320"/>
+            <w:tcW w:type="dxa" w:w="6803"/>
           </w:tcPr>
           <w:p>
+            <w:r/>
             <w:r>
               <w:rPr>
                 <w:sz w:val="20"/>
@@ -3682,9 +6772,10 @@
       <w:tr>
         <w:tc>
           <w:tcPr>
-            <w:tcW w:type="dxa" w:w="4320"/>
+            <w:tcW w:type="dxa" w:w="1701"/>
           </w:tcPr>
           <w:p>
+            <w:r/>
             <w:r>
               <w:rPr>
                 <w:sz w:val="20"/>
@@ -3695,14 +6786,15 @@
         </w:tc>
         <w:tc>
           <w:tcPr>
-            <w:tcW w:type="dxa" w:w="4320"/>
+            <w:tcW w:type="dxa" w:w="6803"/>
           </w:tcPr>
           <w:p>
+            <w:r/>
             <w:r>
               <w:rPr>
                 <w:sz w:val="20"/>
               </w:rPr>
-              <w:t>Best Matching 25</w:t>
+              <w:t>Best Matching 25 (Probabilistic Lexical Retrieval Function)</w:t>
             </w:r>
           </w:p>
         </w:tc>
@@ -3710,9 +6802,10 @@
       <w:tr>
         <w:tc>
           <w:tcPr>
-            <w:tcW w:type="dxa" w:w="4320"/>
+            <w:tcW w:type="dxa" w:w="1701"/>
           </w:tcPr>
           <w:p>
+            <w:r/>
             <w:r>
               <w:rPr>
                 <w:sz w:val="20"/>
@@ -3723,155 +6816,381 @@
         </w:tc>
         <w:tc>
           <w:tcPr>
-            <w:tcW w:type="dxa" w:w="4320"/>
+            <w:tcW w:type="dxa" w:w="6803"/>
           </w:tcPr>
           <w:p>
+            <w:r/>
             <w:r>
               <w:rPr>
                 <w:sz w:val="20"/>
               </w:rPr>
-              <w:t>CNN/DailyMail Summarisation Benchmark</w:t>
+              <w:t>CNN/DailyMail Summarisation Benchmark Dataset</w:t>
+            </w:r>
+          </w:p>
+        </w:tc>
+      </w:tr>
+      <w:tr>
+        <w:tc>
+          <w:tcPr>
+            <w:tcW w:type="dxa" w:w="1701"/>
+          </w:tcPr>
+          <w:p>
+            <w:r/>
+            <w:r>
+              <w:rPr>
+                <w:sz w:val="20"/>
+              </w:rPr>
+              <w:t>XL-Sum</w:t>
+            </w:r>
+          </w:p>
+        </w:tc>
+        <w:tc>
+          <w:tcPr>
+            <w:tcW w:type="dxa" w:w="6803"/>
+          </w:tcPr>
+          <w:p>
+            <w:r/>
+            <w:r>
+              <w:rPr>
+                <w:sz w:val="20"/>
+              </w:rPr>
+              <w:t>Cross-Lingual Summarisation Dataset</w:t>
+            </w:r>
+          </w:p>
+        </w:tc>
+      </w:tr>
+      <w:tr>
+        <w:tc>
+          <w:tcPr>
+            <w:tcW w:type="dxa" w:w="1701"/>
+          </w:tcPr>
+          <w:p>
+            <w:r/>
+            <w:r>
+              <w:rPr>
+                <w:sz w:val="20"/>
+              </w:rPr>
+              <w:t>RAG</w:t>
+            </w:r>
+          </w:p>
+        </w:tc>
+        <w:tc>
+          <w:tcPr>
+            <w:tcW w:type="dxa" w:w="6803"/>
+          </w:tcPr>
+          <w:p>
+            <w:r/>
+            <w:r>
+              <w:rPr>
+                <w:sz w:val="20"/>
+              </w:rPr>
+              <w:t>Retrieval-Augmented Generation</w:t>
+            </w:r>
+          </w:p>
+        </w:tc>
+      </w:tr>
+      <w:tr>
+        <w:tc>
+          <w:tcPr>
+            <w:tcW w:type="dxa" w:w="1701"/>
+          </w:tcPr>
+          <w:p>
+            <w:r/>
+            <w:r>
+              <w:rPr>
+                <w:sz w:val="20"/>
+              </w:rPr>
+              <w:t>NER</w:t>
+            </w:r>
+          </w:p>
+        </w:tc>
+        <w:tc>
+          <w:tcPr>
+            <w:tcW w:type="dxa" w:w="6803"/>
+          </w:tcPr>
+          <w:p>
+            <w:r/>
+            <w:r>
+              <w:rPr>
+                <w:sz w:val="20"/>
+              </w:rPr>
+              <w:t>Named Entity Recognition</w:t>
+            </w:r>
+          </w:p>
+        </w:tc>
+      </w:tr>
+      <w:tr>
+        <w:tc>
+          <w:tcPr>
+            <w:tcW w:type="dxa" w:w="1701"/>
+          </w:tcPr>
+          <w:p>
+            <w:r/>
+            <w:r>
+              <w:rPr>
+                <w:sz w:val="20"/>
+              </w:rPr>
+              <w:t>GPU</w:t>
+            </w:r>
+          </w:p>
+        </w:tc>
+        <w:tc>
+          <w:tcPr>
+            <w:tcW w:type="dxa" w:w="6803"/>
+          </w:tcPr>
+          <w:p>
+            <w:r/>
+            <w:r>
+              <w:rPr>
+                <w:sz w:val="20"/>
+              </w:rPr>
+              <w:t>Graphics Processing Unit</w:t>
             </w:r>
           </w:p>
         </w:tc>
       </w:tr>
     </w:tbl>
     <w:p>
-      <w:pPr>
-        <w:pStyle w:val="Heading1"/>
-      </w:pPr>
       <w:r>
-        <w:t>12. REFERENCES</w:t>
+        <w:br w:type="page"/>
       </w:r>
     </w:p>
     <w:p>
+      <w:pPr>
+        <w:spacing w:before="360" w:after="120"/>
+      </w:pPr>
+      <w:r>
+        <w:rPr>
+          <w:b/>
+          <w:sz w:val="28"/>
+        </w:rPr>
+        <w:t>15. REFERENCES</w:t>
+      </w:r>
+    </w:p>
+    <w:p>
+      <w:pPr>
+        <w:spacing w:before="0" w:after="80"/>
+      </w:pPr>
       <w:r>
         <w:rPr>
           <w:b w:val="0"/>
           <w:i w:val="0"/>
           <w:sz w:val="20"/>
         </w:rPr>
-        <w:t>[1] M. Lewis et al. "BART: Denoising Sequence-to-Sequence Pre-training," ACL 2020.</w:t>
+        <w:t>[1] M. Lewis, Y. Liu, N. Goyal, M. Ghazvininejad, A. Mohamed, O. Levy, V. Stoyanov, and L. Zettlemoyer. "BART: Denoising Sequence-to-Sequence Pre-training for Natural Language Generation, Translation, and Comprehension," in Proc. ACL 2020, pp. 7871–7880.</w:t>
       </w:r>
     </w:p>
     <w:p>
+      <w:pPr>
+        <w:spacing w:before="0" w:after="80"/>
+      </w:pPr>
       <w:r>
         <w:rPr>
           <w:b w:val="0"/>
           <w:i w:val="0"/>
           <w:sz w:val="20"/>
         </w:rPr>
-        <w:t>[2] J. Zhang et al. "PEGASUS: Pre-training with Extracted Gap-sentences," ICML 2020.</w:t>
+        <w:t>[2] J. Zhang, Y. Zhao, M. Saleh, and P. J. Liu. "PEGASUS: Pre-training with Extracted Gap-sentences for Abstractive Summarization," in Proc. ICML 2020, pp. 11328–11339.</w:t>
       </w:r>
     </w:p>
     <w:p>
+      <w:pPr>
+        <w:spacing w:before="0" w:after="80"/>
+      </w:pPr>
       <w:r>
         <w:rPr>
           <w:b w:val="0"/>
           <w:i w:val="0"/>
           <w:sz w:val="20"/>
         </w:rPr>
-        <w:t>[3] R. Mihalcea and P. Tarau. "TextRank: Bringing Order into Texts," EMNLP 2004.</w:t>
+        <w:t>[3] R. Mihalcea and P. Tarau. "TextRank: Bringing Order into Texts," in Proc. EMNLP 2004, pp. 404–411.</w:t>
       </w:r>
     </w:p>
     <w:p>
+      <w:pPr>
+        <w:spacing w:before="0" w:after="80"/>
+      </w:pPr>
       <w:r>
         <w:rPr>
           <w:b w:val="0"/>
           <w:i w:val="0"/>
           <w:sz w:val="20"/>
         </w:rPr>
-        <w:t>[4] P. Laban et al. "SummaC: NLI-based Inconsistency Detection in Summarization," TACL 2022.</w:t>
+        <w:t>[4] A. See, P. J. Liu, and C. D. Manning. "Get To The Point: Summarization with Pointer-Generator Networks," in Proc. ACL 2017, pp. 1073–1083.</w:t>
       </w:r>
     </w:p>
     <w:p>
+      <w:pPr>
+        <w:spacing w:before="0" w:after="80"/>
+      </w:pPr>
       <w:r>
         <w:rPr>
           <w:b w:val="0"/>
           <w:i w:val="0"/>
           <w:sz w:val="20"/>
         </w:rPr>
-        <w:t>[5] H. Sankararaman et al. "Provenance: A Light-weight Fact-checker for RAG Output," EMNLP 2024.</w:t>
+        <w:t>[5] K. M. Hermann et al. "Teaching Machines to Read and Comprehend," in Advances in NeurIPS, Vol. 28, 2015.</w:t>
       </w:r>
     </w:p>
     <w:p>
+      <w:pPr>
+        <w:spacing w:before="0" w:after="80"/>
+      </w:pPr>
       <w:r>
         <w:rPr>
           <w:b w:val="0"/>
           <w:i w:val="0"/>
           <w:sz w:val="20"/>
         </w:rPr>
-        <w:t>[6] L. Tang et al. "MiniCheck: Efficient Fact-Checking of LLMs on Grounding Documents," EMNLP 2024.</w:t>
+        <w:t>[6] T. Zhang, V. Kishore, F. Wu, K. Q. Weinberger, and Y. Artzi. "BERTScore: Evaluating Text Generation with BERT," in Proc. ICLR 2020.</w:t>
       </w:r>
     </w:p>
     <w:p>
+      <w:pPr>
+        <w:spacing w:before="0" w:after="80"/>
+      </w:pPr>
       <w:r>
         <w:rPr>
           <w:b w:val="0"/>
           <w:i w:val="0"/>
           <w:sz w:val="20"/>
         </w:rPr>
-        <w:t>[7] S. Harary et al. "PrefixNLI: Detecting Factual Inconsistencies as Soon as They Arise," arXiv:2511.01359, 2025.</w:t>
+        <w:t>[7] P. Laban, T. Schnabel, P. N. Bennett, and M. A. Hearst. "SummaC: Re-visiting NLI-based Models for Inconsistency Detection in Summarization," Trans. ACL, Vol. 10, pp. 163–177, 2022.</w:t>
       </w:r>
     </w:p>
     <w:p>
+      <w:pPr>
+        <w:spacing w:before="0" w:after="80"/>
+      </w:pPr>
       <w:r>
         <w:rPr>
           <w:b w:val="0"/>
           <w:i w:val="0"/>
           <w:sz w:val="20"/>
         </w:rPr>
-        <w:t>[8] D. Liu et al. "Summarization is Not Dead Yet," arXiv:2606.08000, 2026.</w:t>
+        <w:t>[8] H. Sankararaman, R. Khot, K. Richardson, D. Bras, and A. Sabharwal. "Provenance: A Light-weight Fact-checker for Retrieval Augmented LLM Generation," in Proc. EMNLP 2024.</w:t>
       </w:r>
     </w:p>
     <w:p>
+      <w:pPr>
+        <w:spacing w:before="0" w:after="80"/>
+      </w:pPr>
       <w:r>
         <w:rPr>
           <w:b w:val="0"/>
           <w:i w:val="0"/>
           <w:sz w:val="20"/>
         </w:rPr>
-        <w:t>[9] Z. M. Mujahid et al. "Stress Testing Factual Consistency Metrics," ACL 2026.</w:t>
+        <w:t>[9] L. Tang, P. Sun, R. Peng, S. Wang, S. Iyer, and G. Durrett. "MiniCheck: Efficient Fact-Checking of LLMs on Grounding Documents," in Proc. EMNLP 2024.</w:t>
       </w:r>
     </w:p>
     <w:p>
+      <w:pPr>
+        <w:spacing w:before="0" w:after="80"/>
+      </w:pPr>
       <w:r>
         <w:rPr>
           <w:b w:val="0"/>
           <w:i w:val="0"/>
           <w:sz w:val="20"/>
         </w:rPr>
-        <w:t>[10] T. Zhang et al. "BERTScore: Evaluating Text Generation with BERT," ICLR 2020.</w:t>
+        <w:t>[10] S. Harary, A. Ernst, and R. Karidi. "PrefixNLI: Detecting Factual Inconsistencies as Soon as They Arise," arXiv preprint arXiv:2511.01359, 2025.</w:t>
       </w:r>
     </w:p>
     <w:p>
+      <w:pPr>
+        <w:spacing w:before="0" w:after="80"/>
+      </w:pPr>
       <w:r>
         <w:rPr>
           <w:b w:val="0"/>
           <w:i w:val="0"/>
           <w:sz w:val="20"/>
         </w:rPr>
-        <w:t>[11] S. Robertson and H. Zaragoza. "The Probabilistic Relevance Framework: BM25 and Beyond," FnTIR, 2009.</w:t>
+        <w:t>[11] C. Y. Lin. "ROUGE: A Package for Automatic Evaluation of Summaries," in ACL Workshop on Text Summarization Branches Out, pp. 74–81, 2004.</w:t>
       </w:r>
     </w:p>
     <w:p>
+      <w:pPr>
+        <w:spacing w:before="0" w:after="80"/>
+      </w:pPr>
       <w:r>
         <w:rPr>
           <w:b w:val="0"/>
           <w:i w:val="0"/>
           <w:sz w:val="20"/>
         </w:rPr>
-        <w:t>[12] C. Y. Lin. "ROUGE: A Package for Automatic Evaluation of Summaries," ACL Workshop 2004.</w:t>
+        <w:t>[12] S. Robertson and H. Zaragoza. "The Probabilistic Relevance Framework: BM25 and Beyond," Found. Trends Inf. Retrieval, Vol. 3, No. 4, pp. 333–389, 2009.</w:t>
+      </w:r>
+    </w:p>
+    <w:p>
+      <w:pPr>
+        <w:spacing w:before="0" w:after="80"/>
+      </w:pPr>
+      <w:r>
+        <w:rPr>
+          <w:b w:val="0"/>
+          <w:i w:val="0"/>
+          <w:sz w:val="20"/>
+        </w:rPr>
+        <w:t>[13] Y. Liu and M. Lapata. "Text Summarization with Pretrained Encoders," in Proc. EMNLP-IJCNLP 2019, pp. 3730–3740.</w:t>
+      </w:r>
+    </w:p>
+    <w:p>
+      <w:pPr>
+        <w:spacing w:before="0" w:after="80"/>
+      </w:pPr>
+      <w:r>
+        <w:rPr>
+          <w:b w:val="0"/>
+          <w:i w:val="0"/>
+          <w:sz w:val="20"/>
+        </w:rPr>
+        <w:t>[14] D. Liu, C. Whitehouse, Z. Zhao, Z. Cao, J. Li, and Y. Wang. "Summarization is Not Dead Yet," arXiv preprint arXiv:2606.08000, 2026.</w:t>
+      </w:r>
+    </w:p>
+    <w:p>
+      <w:pPr>
+        <w:spacing w:before="0" w:after="80"/>
+      </w:pPr>
+      <w:r>
+        <w:rPr>
+          <w:b w:val="0"/>
+          <w:i w:val="0"/>
+          <w:sz w:val="20"/>
+        </w:rPr>
+        <w:t>[15] Z. M. Mujahid, D. Wright, and I. Augenstein. "Stress Testing Factual Consistency Metrics for Long-Document Summarization," in Proc. ACL 2026 [arXiv:2511.07689].</w:t>
       </w:r>
     </w:p>
     <w:sectPr>
+      <w:footerReference w:type="default" r:id="rId9"/>
       <w:pgSz w:w="12240" w:h="15840"/>
-      <w:pgMar w:top="1440" w:right="1800" w:bottom="1440" w:left="1800" w:header="720" w:footer="720" w:gutter="0"/>
+      <w:pgMar w:top="1440" w:right="1440" w:bottom="1440" w:left="1440" w:header="720" w:footer="720" w:gutter="0"/>
       <w:cols w:space="720"/>
       <w:docGrid w:linePitch="360"/>
     </w:sectPr>
   </w:body>
 </w:document>
+</file>
+
+<file path=word/footer1.xml><?xml version="1.0" encoding="utf-8"?>
+<w:ftr xmlns:m="http://schemas.openxmlformats.org/officeDocument/2006/math" xmlns:mc="http://schemas.openxmlformats.org/markup-compatibility/2006" xmlns:mo="http://schemas.microsoft.com/office/mac/office/2008/main" xmlns:mv="urn:schemas-microsoft-com:mac:vml" xmlns:o="urn:schemas-microsoft-com:office:office" xmlns:r="http://schemas.openxmlformats.org/officeDocument/2006/relationships" xmlns:v="urn:schemas-microsoft-com:vml" xmlns:w10="urn:schemas-microsoft-com:office:word" xmlns:w14="http://schemas.microsoft.com/office/word/2010/wordml" xmlns:w="http://schemas.openxmlformats.org/wordprocessingml/2006/main" xmlns:wne="http://schemas.microsoft.com/office/word/2006/wordml" xmlns:wp14="http://schemas.microsoft.com/office/word/2010/wordprocessingDrawing" xmlns:wp="http://schemas.openxmlformats.org/drawingml/2006/wordprocessingDrawing" xmlns:wpc="http://schemas.microsoft.com/office/word/2010/wordprocessingCanvas" xmlns:wpg="http://schemas.microsoft.com/office/word/2010/wordprocessingGroup" xmlns:wpi="http://schemas.microsoft.com/office/word/2010/wordprocessingInk" xmlns:wps="http://schemas.microsoft.com/office/word/2010/wordprocessingShape" mc:Ignorable="w14 wp14">
+  <w:p>
+    <w:pPr>
+      <w:pStyle w:val="Footer"/>
+      <w:jc w:val="right"/>
+    </w:pPr>
+    <w:r>
+      <w:fldChar w:fldCharType="begin"/>
+    </w:r>
+    <w:r>
+      <w:instrText xml:space="preserve"> PAGE </w:instrText>
+    </w:r>
+    <w:r>
+      <w:fldChar w:fldCharType="end"/>
+    </w:r>
+  </w:p>
+</w:ftr>
 </file>
 
 <file path=word/numbering.xml><?xml version="1.0" encoding="utf-8"?>
@@ -4237,6 +7556,10 @@
     <w:name w:val="Normal"/>
     <w:qFormat/>
     <w:rsid w:val="00FC693F"/>
+    <w:rPr>
+      <w:rFonts w:ascii="Times New Roman" w:hAnsi="Times New Roman"/>
+      <w:sz w:val="22"/>
+    </w:rPr>
   </w:style>
   <w:style w:type="paragraph" w:styleId="Header">
     <w:name w:val="header"/>

--- a/documentation/2024AA05606_Updated_Report.docx
+++ b/documentation/2024AA05606_Updated_Report.docx
@@ -4,27 +4,34 @@
   <w:body>
     <w:p>
       <w:pPr>
-        <w:spacing w:after="0" w:before="0"/>
+        <w:spacing w:after="0"/>
       </w:pPr>
     </w:p>
     <w:p>
       <w:pPr>
-        <w:spacing w:after="0" w:before="0"/>
+        <w:spacing w:after="0"/>
       </w:pPr>
     </w:p>
     <w:p>
       <w:pPr>
-        <w:spacing w:after="0" w:before="0"/>
+        <w:spacing w:after="0"/>
       </w:pPr>
     </w:p>
     <w:p>
       <w:pPr>
-        <w:spacing w:after="320" w:before="0"/>
+        <w:spacing w:after="0"/>
+      </w:pPr>
+    </w:p>
+    <w:p>
+      <w:pPr>
+        <w:spacing w:after="280" w:before="0"/>
         <w:jc w:val="center"/>
       </w:pPr>
       <w:r>
         <w:rPr>
+          <w:rFonts w:ascii="Times New Roman" w:hAnsi="Times New Roman"/>
           <w:b/>
+          <w:color w:val="000000"/>
           <w:sz w:val="32"/>
         </w:rPr>
         <w:t>A TWO-STAGE SUMMARIZATION PIPELINE FOR</w:t>
@@ -36,12 +43,14 @@
     </w:p>
     <w:p>
       <w:pPr>
-        <w:spacing w:after="480" w:before="0"/>
+        <w:spacing w:after="400" w:before="0"/>
         <w:jc w:val="center"/>
       </w:pPr>
       <w:r>
         <w:rPr>
+          <w:rFonts w:ascii="Times New Roman" w:hAnsi="Times New Roman"/>
           <w:b w:val="0"/>
+          <w:color w:val="000000"/>
           <w:sz w:val="24"/>
         </w:rPr>
         <w:t>AIMLCZG628T: DISSERTATION – MID-SEMESTER REPORT</w:t>
@@ -49,12 +58,14 @@
     </w:p>
     <w:p>
       <w:pPr>
-        <w:spacing w:after="120" w:before="0"/>
+        <w:spacing w:after="80" w:before="0"/>
         <w:jc w:val="center"/>
       </w:pPr>
       <w:r>
         <w:rPr>
+          <w:rFonts w:ascii="Times New Roman" w:hAnsi="Times New Roman"/>
           <w:b w:val="0"/>
+          <w:color w:val="000000"/>
           <w:sz w:val="24"/>
         </w:rPr>
         <w:t>by</w:t>
@@ -67,7 +78,9 @@
       </w:pPr>
       <w:r>
         <w:rPr>
+          <w:rFonts w:ascii="Times New Roman" w:hAnsi="Times New Roman"/>
           <w:b/>
+          <w:color w:val="000000"/>
           <w:sz w:val="26"/>
         </w:rPr>
         <w:t>PUTHINEEDI VENKATA SAI CHARAN</w:t>
@@ -75,12 +88,14 @@
     </w:p>
     <w:p>
       <w:pPr>
-        <w:spacing w:after="480" w:before="0"/>
+        <w:spacing w:after="400" w:before="0"/>
         <w:jc w:val="center"/>
       </w:pPr>
       <w:r>
         <w:rPr>
+          <w:rFonts w:ascii="Times New Roman" w:hAnsi="Times New Roman"/>
           <w:b/>
+          <w:color w:val="000000"/>
           <w:sz w:val="26"/>
         </w:rPr>
         <w:t>2024AA05606</w:t>
@@ -88,12 +103,14 @@
     </w:p>
     <w:p>
       <w:pPr>
-        <w:spacing w:after="80" w:before="0"/>
+        <w:spacing w:after="40" w:before="0"/>
         <w:jc w:val="center"/>
       </w:pPr>
       <w:r>
         <w:rPr>
+          <w:rFonts w:ascii="Times New Roman" w:hAnsi="Times New Roman"/>
           <w:b w:val="0"/>
+          <w:color w:val="000000"/>
           <w:sz w:val="24"/>
         </w:rPr>
         <w:t>Dissertation work carried out at</w:t>
@@ -101,13 +118,15 @@
     </w:p>
     <w:p>
       <w:pPr>
-        <w:spacing w:after="480" w:before="0"/>
+        <w:spacing w:after="400" w:before="0"/>
         <w:jc w:val="center"/>
       </w:pPr>
       <w:r>
         <w:rPr>
+          <w:rFonts w:ascii="Times New Roman" w:hAnsi="Times New Roman"/>
           <w:b/>
-          <w:sz w:val="26"/>
+          <w:color w:val="000000"/>
+          <w:sz w:val="24"/>
         </w:rPr>
         <w:t>Opentext</w:t>
       </w:r>
@@ -119,7 +138,9 @@
       </w:pPr>
       <w:r>
         <w:rPr>
+          <w:rFonts w:ascii="Times New Roman" w:hAnsi="Times New Roman"/>
           <w:b w:val="0"/>
+          <w:color w:val="000000"/>
           <w:sz w:val="24"/>
         </w:rPr>
         <w:t>Submitted in partial fulfilment of the</w:t>
@@ -132,7 +153,9 @@
       </w:pPr>
       <w:r>
         <w:rPr>
+          <w:rFonts w:ascii="Times New Roman" w:hAnsi="Times New Roman"/>
           <w:b w:val="0"/>
+          <w:color w:val="000000"/>
           <w:sz w:val="24"/>
         </w:rPr>
         <w:t>WILP M.Tech. Artificial Intelligence and Machine Learning</w:t>
@@ -140,12 +163,14 @@
     </w:p>
     <w:p>
       <w:pPr>
-        <w:spacing w:after="480" w:before="0"/>
+        <w:spacing w:after="400" w:before="0"/>
         <w:jc w:val="center"/>
       </w:pPr>
       <w:r>
         <w:rPr>
+          <w:rFonts w:ascii="Times New Roman" w:hAnsi="Times New Roman"/>
           <w:b w:val="0"/>
+          <w:color w:val="000000"/>
           <w:sz w:val="24"/>
         </w:rPr>
         <w:t>degree programme</w:t>
@@ -153,12 +178,14 @@
     </w:p>
     <w:p>
       <w:pPr>
-        <w:spacing w:after="80" w:before="0"/>
+        <w:spacing w:after="40" w:before="0"/>
         <w:jc w:val="center"/>
       </w:pPr>
       <w:r>
         <w:rPr>
+          <w:rFonts w:ascii="Times New Roman" w:hAnsi="Times New Roman"/>
           <w:b w:val="0"/>
+          <w:color w:val="000000"/>
           <w:sz w:val="24"/>
         </w:rPr>
         <w:t>Under the Supervision of</w:t>
@@ -171,8 +198,10 @@
       </w:pPr>
       <w:r>
         <w:rPr>
+          <w:rFonts w:ascii="Times New Roman" w:hAnsi="Times New Roman"/>
           <w:b/>
-          <w:sz w:val="26"/>
+          <w:color w:val="000000"/>
+          <w:sz w:val="24"/>
         </w:rPr>
         <w:t>Veeraswamy Ponnuru</w:t>
       </w:r>
@@ -184,7 +213,9 @@
       </w:pPr>
       <w:r>
         <w:rPr>
+          <w:rFonts w:ascii="Times New Roman" w:hAnsi="Times New Roman"/>
           <w:b w:val="0"/>
+          <w:color w:val="000000"/>
           <w:sz w:val="24"/>
         </w:rPr>
         <w:t>Lead Quality Assurance Engineer</w:t>
@@ -192,12 +223,14 @@
     </w:p>
     <w:p>
       <w:pPr>
-        <w:spacing w:after="720" w:before="0"/>
+        <w:spacing w:after="600" w:before="0"/>
         <w:jc w:val="center"/>
       </w:pPr>
       <w:r>
         <w:rPr>
+          <w:rFonts w:ascii="Times New Roman" w:hAnsi="Times New Roman"/>
           <w:b w:val="0"/>
+          <w:color w:val="000000"/>
           <w:sz w:val="24"/>
         </w:rPr>
         <w:t>Opentext</w:t>
@@ -210,8 +243,10 @@
       </w:pPr>
       <w:r>
         <w:rPr>
+          <w:rFonts w:ascii="Times New Roman" w:hAnsi="Times New Roman"/>
           <w:b/>
-          <w:sz w:val="26"/>
+          <w:color w:val="000000"/>
+          <w:sz w:val="24"/>
         </w:rPr>
         <w:t>BIRLA INSTITUTE OF TECHNOLOGY &amp; SCIENCE</w:t>
       </w:r>
@@ -223,8 +258,10 @@
       </w:pPr>
       <w:r>
         <w:rPr>
+          <w:rFonts w:ascii="Times New Roman" w:hAnsi="Times New Roman"/>
           <w:b/>
-          <w:sz w:val="26"/>
+          <w:color w:val="000000"/>
+          <w:sz w:val="24"/>
         </w:rPr>
         <w:t>PILANI (RAJASTHAN)</w:t>
       </w:r>
@@ -236,7 +273,9 @@
       </w:pPr>
       <w:r>
         <w:rPr>
+          <w:rFonts w:ascii="Times New Roman" w:hAnsi="Times New Roman"/>
           <w:b w:val="0"/>
+          <w:color w:val="000000"/>
           <w:sz w:val="24"/>
         </w:rPr>
         <w:t>July 2026</w:t>
@@ -249,11 +288,16 @@
     </w:p>
     <w:p>
       <w:pPr>
-        <w:spacing w:before="360" w:after="120"/>
+        <w:spacing w:before="280" w:after="120"/>
+        <w:pBdr>
+          <w:bottom w:val="single" w:sz="4" w:space="1" w:color="000000"/>
+        </w:pBdr>
       </w:pPr>
       <w:r>
         <w:rPr>
+          <w:rFonts w:ascii="Times New Roman" w:hAnsi="Times New Roman"/>
           <w:b/>
+          <w:color w:val="000000"/>
           <w:sz w:val="28"/>
         </w:rPr>
         <w:t>ABSTRACT</w:t>
@@ -261,74 +305,98 @@
     </w:p>
     <w:p>
       <w:pPr>
-        <w:spacing w:before="0" w:after="120"/>
+        <w:spacing w:after="120" w:before="0"/>
       </w:pPr>
       <w:r>
         <w:rPr>
+          <w:rFonts w:ascii="Times New Roman" w:hAnsi="Times New Roman"/>
           <w:b w:val="0"/>
           <w:i w:val="0"/>
-          <w:sz w:val="22"/>
+          <w:color w:val="000000"/>
+          <w:sz w:val="24"/>
         </w:rPr>
         <w:t>The exponential growth of online news content has made timely information processing increasingly challenging for readers, professionals, and organisations alike. Automatic text summarisation systems that can condense lengthy news articles into concise, accurate, and fluent summaries hold significant practical value, particularly in enterprise content management and information retrieval contexts.</w:t>
       </w:r>
     </w:p>
     <w:p>
       <w:pPr>
-        <w:spacing w:before="0" w:after="120"/>
+        <w:spacing w:after="120" w:before="0"/>
       </w:pPr>
       <w:r>
         <w:rPr>
+          <w:rFonts w:ascii="Times New Roman" w:hAnsi="Times New Roman"/>
           <w:b w:val="0"/>
           <w:i w:val="0"/>
-          <w:sz w:val="22"/>
+          <w:color w:val="000000"/>
+          <w:sz w:val="24"/>
         </w:rPr>
         <w:t>Existing summarisation approaches are broadly divided into two paradigms: extractive methods, which preserve factual accuracy but produce disjointed output, and abstractive methods, which leverage pre-trained transformer models such as BART and PEGASUS to generate fluent text but risk factual hallucination on longer documents. This dissertation proposes and implements a grounded, two-stage summarisation pipeline that integrates both paradigms. A hybrid evidence retrieval stage, combining BM25 lexical scoring with sentence-embedding similarity, first identifies the most salient sentences from the source article within the abstractive model's input budget. A fine-tuned BART model then generates multiple candidate summaries using nucleus sampling. Each candidate is evaluated against the retrieved evidence using a Natural Language Inference (NLI) based verifier that computes a Factual Consistency Score (FCS), and a preference reranker selects the most factually consistent and fluent candidate, with a difficulty-aware extractive fallback mechanism that adapts its threshold based on article complexity.</w:t>
       </w:r>
     </w:p>
     <w:p>
       <w:pPr>
-        <w:spacing w:before="0" w:after="120"/>
+        <w:spacing w:after="120" w:before="0"/>
       </w:pPr>
       <w:r>
         <w:rPr>
+          <w:rFonts w:ascii="Times New Roman" w:hAnsi="Times New Roman"/>
           <w:b w:val="0"/>
           <w:i w:val="0"/>
-          <w:sz w:val="22"/>
+          <w:color w:val="000000"/>
+          <w:sz w:val="24"/>
         </w:rPr>
         <w:t>The key novelty of this work is a Difficulty-Aware Safety Switch that replaces a fixed FCS threshold with a dynamic, per-article threshold computed from three signals: article length complexity, entity density, and retrieval uncertainty. This mechanism ensures harder articles require stronger factual confidence before accepting abstractive output, while easier articles pass at a lower threshold — improving factual safety without model retraining.</w:t>
       </w:r>
     </w:p>
     <w:p>
       <w:pPr>
-        <w:spacing w:before="0" w:after="120"/>
+        <w:spacing w:after="120" w:before="0"/>
       </w:pPr>
       <w:r>
         <w:rPr>
+          <w:rFonts w:ascii="Times New Roman" w:hAnsi="Times New Roman"/>
           <w:b w:val="0"/>
           <w:i w:val="0"/>
-          <w:sz w:val="22"/>
+          <w:color w:val="000000"/>
+          <w:sz w:val="24"/>
         </w:rPr>
-        <w:t>At the mid-semester milestone, the dataset preparation, four baseline implementations (Lead-3, TextRank, zero-shot BART, and fine-tuned single-stage BART), and the complete evidence-retrieval, generation, verification, reranking pipeline with difficulty-aware fallback have been built and evaluated. Ablation studies, PEGASUS and mBART comparison, and a Streamlit demonstration application have been completed. Remaining work includes human evaluation and final dissertation write-up.</w:t>
+        <w:t>At the mid-semester milestone, the dataset preparation, baseline implementations, the complete pipeline with difficulty-aware fallback, ablation studies, and a Streamlit demonstration application have been completed. Remaining work includes human evaluation and final dissertation write-up.</w:t>
       </w:r>
     </w:p>
     <w:p>
       <w:pPr>
-        <w:spacing w:before="0" w:after="120"/>
+        <w:spacing w:after="120" w:before="0"/>
       </w:pPr>
       <w:r>
         <w:rPr>
+          <w:rFonts w:ascii="Times New Roman" w:hAnsi="Times New Roman"/>
           <w:b w:val="0"/>
           <w:i/>
-          <w:sz w:val="22"/>
+          <w:color w:val="000000"/>
+          <w:sz w:val="24"/>
         </w:rPr>
-        <w:t>Keywords: Automatic Text Summarisation, Natural Language Processing, BART, Evidence Retrieval, Factual Consistency, Natural Language Inference, BM25, Transformer Models, Difficulty-Aware Threshold.</w:t>
+        <w:t>Keywords: Automatic Text Summarisation, NLP, BART, Evidence Retrieval, Factual Consistency, NLI, BM25, Difficulty-Aware Threshold.</w:t>
       </w:r>
     </w:p>
-    <w:p/>
+    <w:p>
+      <w:pPr>
+        <w:spacing w:after="120" w:before="0"/>
+      </w:pPr>
+      <w:r>
+        <w:rPr>
+          <w:rFonts w:ascii="Times New Roman" w:hAnsi="Times New Roman"/>
+          <w:b w:val="0"/>
+          <w:i w:val="0"/>
+          <w:color w:val="000000"/>
+          <w:sz w:val="24"/>
+        </w:rPr>
+      </w:r>
+    </w:p>
     <w:tbl>
       <w:tblPr>
         <w:tblStyle w:val="TableGrid"/>
         <w:tblW w:type="auto" w:w="0"/>
+        <w:jc w:val="center"/>
         <w:tblLook w:firstColumn="1" w:firstRow="1" w:lastColumn="0" w:lastRow="0" w:noHBand="0" w:noVBand="1" w:val="04A0"/>
       </w:tblPr>
       <w:tblGrid>
@@ -341,10 +409,15 @@
             <w:tcW w:type="dxa" w:w="4680"/>
           </w:tcPr>
           <w:p>
+            <w:pPr>
+              <w:jc w:val="center"/>
+            </w:pPr>
             <w:r/>
             <w:r>
               <w:rPr>
+                <w:rFonts w:ascii="Times New Roman" w:hAnsi="Times New Roman"/>
                 <w:b/>
+                <w:color w:val="000000"/>
                 <w:sz w:val="20"/>
               </w:rPr>
               <w:t>Signature of the Student</w:t>
@@ -356,10 +429,15 @@
             <w:tcW w:type="dxa" w:w="4680"/>
           </w:tcPr>
           <w:p>
+            <w:pPr>
+              <w:jc w:val="center"/>
+            </w:pPr>
             <w:r/>
             <w:r>
               <w:rPr>
+                <w:rFonts w:ascii="Times New Roman" w:hAnsi="Times New Roman"/>
                 <w:b/>
+                <w:color w:val="000000"/>
                 <w:sz w:val="20"/>
               </w:rPr>
               <w:t>Signature of the Supervisor</w:t>
@@ -376,6 +454,8 @@
             <w:r/>
             <w:r>
               <w:rPr>
+                <w:rFonts w:ascii="Times New Roman" w:hAnsi="Times New Roman"/>
+                <w:color w:val="000000"/>
                 <w:sz w:val="20"/>
               </w:rPr>
               <w:t>Name: Puthineedi Venkata Sai Charan</w:t>
@@ -390,6 +470,8 @@
             <w:r/>
             <w:r>
               <w:rPr>
+                <w:rFonts w:ascii="Times New Roman" w:hAnsi="Times New Roman"/>
+                <w:color w:val="000000"/>
                 <w:sz w:val="20"/>
               </w:rPr>
               <w:t>Name: Veeraswamy Ponnuru</w:t>
@@ -406,6 +488,8 @@
             <w:r/>
             <w:r>
               <w:rPr>
+                <w:rFonts w:ascii="Times New Roman" w:hAnsi="Times New Roman"/>
+                <w:color w:val="000000"/>
                 <w:sz w:val="20"/>
               </w:rPr>
               <w:t>Date: 03/07/2026</w:t>
@@ -420,6 +504,8 @@
             <w:r/>
             <w:r>
               <w:rPr>
+                <w:rFonts w:ascii="Times New Roman" w:hAnsi="Times New Roman"/>
+                <w:color w:val="000000"/>
                 <w:sz w:val="20"/>
               </w:rPr>
               <w:t>Date: 03/07/2026</w:t>
@@ -436,6 +522,8 @@
             <w:r/>
             <w:r>
               <w:rPr>
+                <w:rFonts w:ascii="Times New Roman" w:hAnsi="Times New Roman"/>
+                <w:color w:val="000000"/>
                 <w:sz w:val="20"/>
               </w:rPr>
               <w:t>Place: Hyderabad</w:t>
@@ -450,6 +538,8 @@
             <w:r/>
             <w:r>
               <w:rPr>
+                <w:rFonts w:ascii="Times New Roman" w:hAnsi="Times New Roman"/>
+                <w:color w:val="000000"/>
                 <w:sz w:val="20"/>
               </w:rPr>
               <w:t>Place: Hyderabad</w:t>
@@ -465,11 +555,16 @@
     </w:p>
     <w:p>
       <w:pPr>
-        <w:spacing w:before="360" w:after="120"/>
+        <w:spacing w:before="280" w:after="120"/>
+        <w:pBdr>
+          <w:bottom w:val="single" w:sz="4" w:space="1" w:color="000000"/>
+        </w:pBdr>
       </w:pPr>
       <w:r>
         <w:rPr>
+          <w:rFonts w:ascii="Times New Roman" w:hAnsi="Times New Roman"/>
           <w:b/>
+          <w:color w:val="000000"/>
           <w:sz w:val="28"/>
         </w:rPr>
         <w:t>CONTENTS</w:t>
@@ -483,14 +578,13 @@
         <w:tblLook w:firstColumn="1" w:firstRow="1" w:lastColumn="0" w:lastRow="0" w:noHBand="0" w:noVBand="1" w:val="04A0"/>
       </w:tblPr>
       <w:tblGrid>
-        <w:gridCol w:w="6803"/>
-        <w:gridCol w:w="1701"/>
+        <w:gridCol w:w="4680"/>
+        <w:gridCol w:w="4680"/>
       </w:tblGrid>
       <w:tr>
         <w:tc>
           <w:tcPr>
             <w:tcW w:type="dxa" w:w="4680"/>
-            <w:shd w:fill="D9E2F3"/>
           </w:tcPr>
           <w:p>
             <w:pPr>
@@ -499,8 +593,10 @@
             <w:r/>
             <w:r>
               <w:rPr>
+                <w:rFonts w:ascii="Times New Roman" w:hAnsi="Times New Roman"/>
                 <w:b/>
-                <w:sz w:val="22"/>
+                <w:color w:val="000000"/>
+                <w:sz w:val="20"/>
               </w:rPr>
               <w:t>Section</w:t>
             </w:r>
@@ -509,7 +605,6 @@
         <w:tc>
           <w:tcPr>
             <w:tcW w:type="dxa" w:w="4680"/>
-            <w:shd w:fill="D9E2F3"/>
           </w:tcPr>
           <w:p>
             <w:pPr>
@@ -518,8 +613,10 @@
             <w:r/>
             <w:r>
               <w:rPr>
+                <w:rFonts w:ascii="Times New Roman" w:hAnsi="Times New Roman"/>
                 <w:b/>
-                <w:sz w:val="22"/>
+                <w:color w:val="000000"/>
+                <w:sz w:val="20"/>
               </w:rPr>
               <w:t>Page</w:t>
             </w:r>
@@ -535,7 +632,9 @@
             <w:r/>
             <w:r>
               <w:rPr>
-                <w:sz w:val="22"/>
+                <w:rFonts w:ascii="Times New Roman" w:hAnsi="Times New Roman"/>
+                <w:color w:val="000000"/>
+                <w:sz w:val="20"/>
               </w:rPr>
               <w:t>1. Introduction and Problem Context</w:t>
             </w:r>
@@ -546,13 +645,12 @@
             <w:tcW w:type="dxa" w:w="4680"/>
           </w:tcPr>
           <w:p>
-            <w:pPr>
-              <w:jc w:val="center"/>
-            </w:pPr>
             <w:r/>
             <w:r>
               <w:rPr>
-                <w:sz w:val="22"/>
+                <w:rFonts w:ascii="Times New Roman" w:hAnsi="Times New Roman"/>
+                <w:color w:val="000000"/>
+                <w:sz w:val="20"/>
               </w:rPr>
               <w:t>4</w:t>
             </w:r>
@@ -568,7 +666,9 @@
             <w:r/>
             <w:r>
               <w:rPr>
-                <w:sz w:val="22"/>
+                <w:rFonts w:ascii="Times New Roman" w:hAnsi="Times New Roman"/>
+                <w:color w:val="000000"/>
+                <w:sz w:val="20"/>
               </w:rPr>
               <w:t>2. Objectives and Research Questions</w:t>
             </w:r>
@@ -579,13 +679,46 @@
             <w:tcW w:type="dxa" w:w="4680"/>
           </w:tcPr>
           <w:p>
-            <w:pPr>
-              <w:jc w:val="center"/>
-            </w:pPr>
             <w:r/>
             <w:r>
               <w:rPr>
-                <w:sz w:val="22"/>
+                <w:rFonts w:ascii="Times New Roman" w:hAnsi="Times New Roman"/>
+                <w:color w:val="000000"/>
+                <w:sz w:val="20"/>
+              </w:rPr>
+              <w:t>4</w:t>
+            </w:r>
+          </w:p>
+        </w:tc>
+      </w:tr>
+      <w:tr>
+        <w:tc>
+          <w:tcPr>
+            <w:tcW w:type="dxa" w:w="4680"/>
+          </w:tcPr>
+          <w:p>
+            <w:r/>
+            <w:r>
+              <w:rPr>
+                <w:rFonts w:ascii="Times New Roman" w:hAnsi="Times New Roman"/>
+                <w:color w:val="000000"/>
+                <w:sz w:val="20"/>
+              </w:rPr>
+              <w:t>3. System Modules Completed</w:t>
+            </w:r>
+          </w:p>
+        </w:tc>
+        <w:tc>
+          <w:tcPr>
+            <w:tcW w:type="dxa" w:w="4680"/>
+          </w:tcPr>
+          <w:p>
+            <w:r/>
+            <w:r>
+              <w:rPr>
+                <w:rFonts w:ascii="Times New Roman" w:hAnsi="Times New Roman"/>
+                <w:color w:val="000000"/>
+                <w:sz w:val="20"/>
               </w:rPr>
               <w:t>5</w:t>
             </w:r>
@@ -601,9 +734,11 @@
             <w:r/>
             <w:r>
               <w:rPr>
-                <w:sz w:val="22"/>
+                <w:rFonts w:ascii="Times New Roman" w:hAnsi="Times New Roman"/>
+                <w:color w:val="000000"/>
+                <w:sz w:val="20"/>
               </w:rPr>
-              <w:t>3. System Modules Completed</w:t>
+              <w:t>4. System Architecture and Methodology</w:t>
             </w:r>
           </w:p>
         </w:tc>
@@ -612,13 +747,12 @@
             <w:tcW w:type="dxa" w:w="4680"/>
           </w:tcPr>
           <w:p>
-            <w:pPr>
-              <w:jc w:val="center"/>
-            </w:pPr>
             <w:r/>
             <w:r>
               <w:rPr>
-                <w:sz w:val="22"/>
+                <w:rFonts w:ascii="Times New Roman" w:hAnsi="Times New Roman"/>
+                <w:color w:val="000000"/>
+                <w:sz w:val="20"/>
               </w:rPr>
               <w:t>6</w:t>
             </w:r>
@@ -634,9 +768,11 @@
             <w:r/>
             <w:r>
               <w:rPr>
-                <w:sz w:val="22"/>
+                <w:rFonts w:ascii="Times New Roman" w:hAnsi="Times New Roman"/>
+                <w:color w:val="000000"/>
+                <w:sz w:val="20"/>
               </w:rPr>
-              <w:t>4. System Architecture and Methodology</w:t>
+              <w:t>5. Tools and Technologies Used</w:t>
             </w:r>
           </w:p>
         </w:tc>
@@ -645,13 +781,12 @@
             <w:tcW w:type="dxa" w:w="4680"/>
           </w:tcPr>
           <w:p>
-            <w:pPr>
-              <w:jc w:val="center"/>
-            </w:pPr>
             <w:r/>
             <w:r>
               <w:rPr>
-                <w:sz w:val="22"/>
+                <w:rFonts w:ascii="Times New Roman" w:hAnsi="Times New Roman"/>
+                <w:color w:val="000000"/>
+                <w:sz w:val="20"/>
               </w:rPr>
               <w:t>7</w:t>
             </w:r>
@@ -667,9 +802,11 @@
             <w:r/>
             <w:r>
               <w:rPr>
-                <w:sz w:val="22"/>
+                <w:rFonts w:ascii="Times New Roman" w:hAnsi="Times New Roman"/>
+                <w:color w:val="000000"/>
+                <w:sz w:val="20"/>
               </w:rPr>
-              <w:t>5. Tools and Technologies Used</w:t>
+              <w:t>6. Methodology and Pipeline Implementation</w:t>
             </w:r>
           </w:p>
         </w:tc>
@@ -678,13 +815,12 @@
             <w:tcW w:type="dxa" w:w="4680"/>
           </w:tcPr>
           <w:p>
-            <w:pPr>
-              <w:jc w:val="center"/>
-            </w:pPr>
             <w:r/>
             <w:r>
               <w:rPr>
-                <w:sz w:val="22"/>
+                <w:rFonts w:ascii="Times New Roman" w:hAnsi="Times New Roman"/>
+                <w:color w:val="000000"/>
+                <w:sz w:val="20"/>
               </w:rPr>
               <w:t>8</w:t>
             </w:r>
@@ -700,9 +836,11 @@
             <w:r/>
             <w:r>
               <w:rPr>
-                <w:sz w:val="22"/>
+                <w:rFonts w:ascii="Times New Roman" w:hAnsi="Times New Roman"/>
+                <w:color w:val="000000"/>
+                <w:sz w:val="20"/>
               </w:rPr>
-              <w:t>6. Methodology and Pipeline Implementation</w:t>
+              <w:t>7. Experimental Setup and Baselines</w:t>
             </w:r>
           </w:p>
         </w:tc>
@@ -711,13 +849,12 @@
             <w:tcW w:type="dxa" w:w="4680"/>
           </w:tcPr>
           <w:p>
-            <w:pPr>
-              <w:jc w:val="center"/>
-            </w:pPr>
             <w:r/>
             <w:r>
               <w:rPr>
-                <w:sz w:val="22"/>
+                <w:rFonts w:ascii="Times New Roman" w:hAnsi="Times New Roman"/>
+                <w:color w:val="000000"/>
+                <w:sz w:val="20"/>
               </w:rPr>
               <w:t>9</w:t>
             </w:r>
@@ -733,9 +870,11 @@
             <w:r/>
             <w:r>
               <w:rPr>
-                <w:sz w:val="22"/>
+                <w:rFonts w:ascii="Times New Roman" w:hAnsi="Times New Roman"/>
+                <w:color w:val="000000"/>
+                <w:sz w:val="20"/>
               </w:rPr>
-              <w:t>7. Experimental Setup and Baselines</w:t>
+              <w:t>8. Experimental Results</w:t>
             </w:r>
           </w:p>
         </w:tc>
@@ -744,13 +883,46 @@
             <w:tcW w:type="dxa" w:w="4680"/>
           </w:tcPr>
           <w:p>
-            <w:pPr>
-              <w:jc w:val="center"/>
-            </w:pPr>
             <w:r/>
             <w:r>
               <w:rPr>
-                <w:sz w:val="22"/>
+                <w:rFonts w:ascii="Times New Roman" w:hAnsi="Times New Roman"/>
+                <w:color w:val="000000"/>
+                <w:sz w:val="20"/>
+              </w:rPr>
+              <w:t>9</w:t>
+            </w:r>
+          </w:p>
+        </w:tc>
+      </w:tr>
+      <w:tr>
+        <w:tc>
+          <w:tcPr>
+            <w:tcW w:type="dxa" w:w="4680"/>
+          </w:tcPr>
+          <w:p>
+            <w:r/>
+            <w:r>
+              <w:rPr>
+                <w:rFonts w:ascii="Times New Roman" w:hAnsi="Times New Roman"/>
+                <w:color w:val="000000"/>
+                <w:sz w:val="20"/>
+              </w:rPr>
+              <w:t>9. Current Implementation Status</w:t>
+            </w:r>
+          </w:p>
+        </w:tc>
+        <w:tc>
+          <w:tcPr>
+            <w:tcW w:type="dxa" w:w="4680"/>
+          </w:tcPr>
+          <w:p>
+            <w:r/>
+            <w:r>
+              <w:rPr>
+                <w:rFonts w:ascii="Times New Roman" w:hAnsi="Times New Roman"/>
+                <w:color w:val="000000"/>
+                <w:sz w:val="20"/>
               </w:rPr>
               <w:t>10</w:t>
             </w:r>
@@ -766,9 +938,11 @@
             <w:r/>
             <w:r>
               <w:rPr>
-                <w:sz w:val="22"/>
+                <w:rFonts w:ascii="Times New Roman" w:hAnsi="Times New Roman"/>
+                <w:color w:val="000000"/>
+                <w:sz w:val="20"/>
               </w:rPr>
-              <w:t>8. Experimental Results</w:t>
+              <w:t>10. Technical Specifications</w:t>
             </w:r>
           </w:p>
         </w:tc>
@@ -777,46 +951,12 @@
             <w:tcW w:type="dxa" w:w="4680"/>
           </w:tcPr>
           <w:p>
-            <w:pPr>
-              <w:jc w:val="center"/>
-            </w:pPr>
             <w:r/>
             <w:r>
               <w:rPr>
-                <w:sz w:val="22"/>
-              </w:rPr>
-              <w:t>10</w:t>
-            </w:r>
-          </w:p>
-        </w:tc>
-      </w:tr>
-      <w:tr>
-        <w:tc>
-          <w:tcPr>
-            <w:tcW w:type="dxa" w:w="4680"/>
-          </w:tcPr>
-          <w:p>
-            <w:r/>
-            <w:r>
-              <w:rPr>
-                <w:sz w:val="22"/>
-              </w:rPr>
-              <w:t>9. Current Implementation Status</w:t>
-            </w:r>
-          </w:p>
-        </w:tc>
-        <w:tc>
-          <w:tcPr>
-            <w:tcW w:type="dxa" w:w="4680"/>
-          </w:tcPr>
-          <w:p>
-            <w:pPr>
-              <w:jc w:val="center"/>
-            </w:pPr>
-            <w:r/>
-            <w:r>
-              <w:rPr>
-                <w:sz w:val="22"/>
+                <w:rFonts w:ascii="Times New Roman" w:hAnsi="Times New Roman"/>
+                <w:color w:val="000000"/>
+                <w:sz w:val="20"/>
               </w:rPr>
               <w:t>11</w:t>
             </w:r>
@@ -832,9 +972,11 @@
             <w:r/>
             <w:r>
               <w:rPr>
-                <w:sz w:val="22"/>
+                <w:rFonts w:ascii="Times New Roman" w:hAnsi="Times New Roman"/>
+                <w:color w:val="000000"/>
+                <w:sz w:val="20"/>
               </w:rPr>
-              <w:t>10. Technical Specifications of the Proposed System</w:t>
+              <w:t>11. Design Considerations</w:t>
             </w:r>
           </w:p>
         </w:tc>
@@ -843,13 +985,46 @@
             <w:tcW w:type="dxa" w:w="4680"/>
           </w:tcPr>
           <w:p>
-            <w:pPr>
-              <w:jc w:val="center"/>
-            </w:pPr>
             <w:r/>
             <w:r>
               <w:rPr>
-                <w:sz w:val="22"/>
+                <w:rFonts w:ascii="Times New Roman" w:hAnsi="Times New Roman"/>
+                <w:color w:val="000000"/>
+                <w:sz w:val="20"/>
+              </w:rPr>
+              <w:t>11</w:t>
+            </w:r>
+          </w:p>
+        </w:tc>
+      </w:tr>
+      <w:tr>
+        <w:tc>
+          <w:tcPr>
+            <w:tcW w:type="dxa" w:w="4680"/>
+          </w:tcPr>
+          <w:p>
+            <w:r/>
+            <w:r>
+              <w:rPr>
+                <w:rFonts w:ascii="Times New Roman" w:hAnsi="Times New Roman"/>
+                <w:color w:val="000000"/>
+                <w:sz w:val="20"/>
+              </w:rPr>
+              <w:t>12. Preliminary Observations and Risks</w:t>
+            </w:r>
+          </w:p>
+        </w:tc>
+        <w:tc>
+          <w:tcPr>
+            <w:tcW w:type="dxa" w:w="4680"/>
+          </w:tcPr>
+          <w:p>
+            <w:r/>
+            <w:r>
+              <w:rPr>
+                <w:rFonts w:ascii="Times New Roman" w:hAnsi="Times New Roman"/>
+                <w:color w:val="000000"/>
+                <w:sz w:val="20"/>
               </w:rPr>
               <w:t>12</w:t>
             </w:r>
@@ -865,9 +1040,11 @@
             <w:r/>
             <w:r>
               <w:rPr>
-                <w:sz w:val="22"/>
+                <w:rFonts w:ascii="Times New Roman" w:hAnsi="Times New Roman"/>
+                <w:color w:val="000000"/>
+                <w:sz w:val="20"/>
               </w:rPr>
-              <w:t>11. Design Considerations</w:t>
+              <w:t>13. Future Plan</w:t>
             </w:r>
           </w:p>
         </w:tc>
@@ -876,13 +1053,12 @@
             <w:tcW w:type="dxa" w:w="4680"/>
           </w:tcPr>
           <w:p>
-            <w:pPr>
-              <w:jc w:val="center"/>
-            </w:pPr>
             <w:r/>
             <w:r>
               <w:rPr>
-                <w:sz w:val="22"/>
+                <w:rFonts w:ascii="Times New Roman" w:hAnsi="Times New Roman"/>
+                <w:color w:val="000000"/>
+                <w:sz w:val="20"/>
               </w:rPr>
               <w:t>12</w:t>
             </w:r>
@@ -898,9 +1074,11 @@
             <w:r/>
             <w:r>
               <w:rPr>
-                <w:sz w:val="22"/>
+                <w:rFonts w:ascii="Times New Roman" w:hAnsi="Times New Roman"/>
+                <w:color w:val="000000"/>
+                <w:sz w:val="20"/>
               </w:rPr>
-              <w:t>12. Preliminary Observations and Risks</w:t>
+              <w:t>14. Abbreviations</w:t>
             </w:r>
           </w:p>
         </w:tc>
@@ -909,13 +1087,12 @@
             <w:tcW w:type="dxa" w:w="4680"/>
           </w:tcPr>
           <w:p>
-            <w:pPr>
-              <w:jc w:val="center"/>
-            </w:pPr>
             <w:r/>
             <w:r>
               <w:rPr>
-                <w:sz w:val="22"/>
+                <w:rFonts w:ascii="Times New Roman" w:hAnsi="Times New Roman"/>
+                <w:color w:val="000000"/>
+                <w:sz w:val="20"/>
               </w:rPr>
               <w:t>13</w:t>
             </w:r>
@@ -931,73 +1108,9 @@
             <w:r/>
             <w:r>
               <w:rPr>
-                <w:sz w:val="22"/>
-              </w:rPr>
-              <w:t>13. Future Plan</w:t>
-            </w:r>
-          </w:p>
-        </w:tc>
-        <w:tc>
-          <w:tcPr>
-            <w:tcW w:type="dxa" w:w="4680"/>
-          </w:tcPr>
-          <w:p>
-            <w:pPr>
-              <w:jc w:val="center"/>
-            </w:pPr>
-            <w:r/>
-            <w:r>
-              <w:rPr>
-                <w:sz w:val="22"/>
-              </w:rPr>
-              <w:t>14</w:t>
-            </w:r>
-          </w:p>
-        </w:tc>
-      </w:tr>
-      <w:tr>
-        <w:tc>
-          <w:tcPr>
-            <w:tcW w:type="dxa" w:w="4680"/>
-          </w:tcPr>
-          <w:p>
-            <w:r/>
-            <w:r>
-              <w:rPr>
-                <w:sz w:val="22"/>
-              </w:rPr>
-              <w:t>14. Abbreviations</w:t>
-            </w:r>
-          </w:p>
-        </w:tc>
-        <w:tc>
-          <w:tcPr>
-            <w:tcW w:type="dxa" w:w="4680"/>
-          </w:tcPr>
-          <w:p>
-            <w:pPr>
-              <w:jc w:val="center"/>
-            </w:pPr>
-            <w:r/>
-            <w:r>
-              <w:rPr>
-                <w:sz w:val="22"/>
-              </w:rPr>
-              <w:t>14</w:t>
-            </w:r>
-          </w:p>
-        </w:tc>
-      </w:tr>
-      <w:tr>
-        <w:tc>
-          <w:tcPr>
-            <w:tcW w:type="dxa" w:w="4680"/>
-          </w:tcPr>
-          <w:p>
-            <w:r/>
-            <w:r>
-              <w:rPr>
-                <w:sz w:val="22"/>
+                <w:rFonts w:ascii="Times New Roman" w:hAnsi="Times New Roman"/>
+                <w:color w:val="000000"/>
+                <w:sz w:val="20"/>
               </w:rPr>
               <w:t>15. References</w:t>
             </w:r>
@@ -1008,15 +1121,14 @@
             <w:tcW w:type="dxa" w:w="4680"/>
           </w:tcPr>
           <w:p>
-            <w:pPr>
-              <w:jc w:val="center"/>
-            </w:pPr>
             <w:r/>
             <w:r>
               <w:rPr>
-                <w:sz w:val="22"/>
+                <w:rFonts w:ascii="Times New Roman" w:hAnsi="Times New Roman"/>
+                <w:color w:val="000000"/>
+                <w:sz w:val="20"/>
               </w:rPr>
-              <w:t>15</w:t>
+              <w:t>13</w:t>
             </w:r>
           </w:p>
         </w:tc>
@@ -1029,11 +1141,16 @@
     </w:p>
     <w:p>
       <w:pPr>
-        <w:spacing w:before="360" w:after="120"/>
+        <w:spacing w:before="280" w:after="120"/>
+        <w:pBdr>
+          <w:bottom w:val="single" w:sz="4" w:space="1" w:color="000000"/>
+        </w:pBdr>
       </w:pPr>
       <w:r>
         <w:rPr>
+          <w:rFonts w:ascii="Times New Roman" w:hAnsi="Times New Roman"/>
           <w:b/>
+          <w:color w:val="000000"/>
           <w:sz w:val="28"/>
         </w:rPr>
         <w:t>1. INTRODUCTION AND PROBLEM CONTEXT</w:t>
@@ -1041,75 +1158,73 @@
     </w:p>
     <w:p>
       <w:pPr>
-        <w:spacing w:before="0" w:after="120"/>
+        <w:spacing w:after="120" w:before="0"/>
       </w:pPr>
       <w:r>
         <w:rPr>
+          <w:rFonts w:ascii="Times New Roman" w:hAnsi="Times New Roman"/>
           <w:b w:val="0"/>
           <w:i w:val="0"/>
-          <w:sz w:val="22"/>
+          <w:color w:val="000000"/>
+          <w:sz w:val="24"/>
         </w:rPr>
         <w:t>The rapid proliferation of digital news content has created an information overload challenge for individuals and organisations. Manual review of news articles at scale is neither practical nor scalable. Automatic text summarisation addresses this challenge by producing condensed, coherent representations of source documents. Despite substantial research progress, existing systems face persistent limitations in factual accuracy: abstractive models generate fluent text but often introduce claims not grounded in the source, while purely extractive approaches avoid hallucination at the cost of fluency and conciseness.</w:t>
       </w:r>
     </w:p>
     <w:p>
       <w:pPr>
-        <w:spacing w:before="0" w:after="120"/>
+        <w:spacing w:after="120" w:before="0"/>
       </w:pPr>
       <w:r>
         <w:rPr>
+          <w:rFonts w:ascii="Times New Roman" w:hAnsi="Times New Roman"/>
           <w:b w:val="0"/>
           <w:i w:val="0"/>
-          <w:sz w:val="22"/>
+          <w:color w:val="000000"/>
+          <w:sz w:val="24"/>
         </w:rPr>
-        <w:t>This dissertation project — titled A Two-Stage Summarization Pipeline for News Articles: Extraction-Guided Abstractive Generation — addresses the factual grounding problem by designing a modular pipeline that sequences evidence retrieval, abstractive generation, NLI-based verification, and preference reranking with a difficulty-aware extractive fallback. The proposed system targets the CNN/DailyMail benchmark and is evaluated using ROUGE, BERTScore, and NLI-based Factual Consistency Score (FCS) metrics.</w:t>
+        <w:t>This dissertation — titled A Two-Stage Summarization Pipeline for News Articles: Extraction-Guided Abstractive Generation — addresses the factual grounding problem by designing a modular pipeline that sequences evidence retrieval, abstractive generation, NLI-based verification, and preference reranking with a difficulty-aware extractive fallback. The proposed system targets the CNN/DailyMail benchmark and is evaluated using ROUGE, BERTScore, and NLI-based Factual Consistency Score (FCS) metrics.</w:t>
       </w:r>
     </w:p>
     <w:p>
       <w:pPr>
-        <w:spacing w:before="0" w:after="120"/>
+        <w:spacing w:after="120" w:before="0"/>
       </w:pPr>
       <w:r>
         <w:rPr>
+          <w:rFonts w:ascii="Times New Roman" w:hAnsi="Times New Roman"/>
           <w:b w:val="0"/>
           <w:i w:val="0"/>
-          <w:sz w:val="22"/>
+          <w:color w:val="000000"/>
+          <w:sz w:val="24"/>
         </w:rPr>
-        <w:t>A critical limitation of prior summarisation pipelines that employ factual verification is the use of a fixed confidence threshold for the fallback decision. A single threshold cannot account for the wide variation in article difficulty: long articles with many entities are inherently harder to summarise faithfully than short, straightforward news reports. This work introduces a Difficulty-Aware Safety Switch that computes a per-article difficulty score and adjusts the fallback threshold dynamically, ensuring the system adapts its factual safety requirements to the complexity of each input.</w:t>
+        <w:t>A critical limitation of prior pipelines employing factual verification is the use of a fixed confidence threshold. A single threshold cannot account for the wide variation in article difficulty. This work introduces a Difficulty-Aware Safety Switch that computes a per-article difficulty score and adjusts the fallback threshold dynamically.</w:t>
       </w:r>
     </w:p>
     <w:p>
       <w:pPr>
-        <w:spacing w:before="240" w:after="80"/>
+        <w:spacing w:before="200" w:after="80"/>
       </w:pPr>
       <w:r>
         <w:rPr>
+          <w:rFonts w:ascii="Times New Roman" w:hAnsi="Times New Roman"/>
           <w:b/>
-          <w:sz w:val="22"/>
+          <w:color w:val="000000"/>
+          <w:sz w:val="24"/>
         </w:rPr>
         <w:t>1.1 Scope at the Mid-Semester Stage</w:t>
       </w:r>
     </w:p>
     <w:p>
       <w:pPr>
-        <w:spacing w:before="0" w:after="120"/>
+        <w:pStyle w:val="ListBullet"/>
+        <w:spacing w:after="40" w:before="0"/>
       </w:pPr>
       <w:r>
         <w:rPr>
-          <w:b w:val="0"/>
-          <w:i w:val="0"/>
-          <w:sz w:val="22"/>
-        </w:rPr>
-        <w:t>By the mid-semester milestone, the following have been completed:</w:t>
-      </w:r>
-    </w:p>
-    <w:p>
-      <w:pPr>
-        <w:pStyle w:val="ListBullet"/>
-      </w:pPr>
-      <w:r>
-        <w:rPr>
-          <w:sz w:val="22"/>
+          <w:rFonts w:ascii="Times New Roman" w:hAnsi="Times New Roman"/>
+          <w:color w:val="000000"/>
+          <w:sz w:val="24"/>
         </w:rPr>
         <w:t>Dataset acquisition, preprocessing, and corpus analysis on CNN/DailyMail</w:t>
       </w:r>
@@ -1117,78 +1232,214 @@
     <w:p>
       <w:pPr>
         <w:pStyle w:val="ListBullet"/>
+        <w:spacing w:after="40" w:before="0"/>
       </w:pPr>
       <w:r>
         <w:rPr>
-          <w:sz w:val="22"/>
+          <w:rFonts w:ascii="Times New Roman" w:hAnsi="Times New Roman"/>
+          <w:color w:val="000000"/>
+          <w:sz w:val="24"/>
         </w:rPr>
-        <w:t>Four baseline systems implemented and evaluated on ROUGE, BERTScore, and FCS metrics</w:t>
+        <w:t>Four baseline systems implemented and evaluated (Lead-3, TextRank, BART zero-shot, BART pretrained)</w:t>
       </w:r>
     </w:p>
     <w:p>
       <w:pPr>
         <w:pStyle w:val="ListBullet"/>
+        <w:spacing w:after="40" w:before="0"/>
       </w:pPr>
       <w:r>
         <w:rPr>
-          <w:sz w:val="22"/>
+          <w:rFonts w:ascii="Times New Roman" w:hAnsi="Times New Roman"/>
+          <w:color w:val="000000"/>
+          <w:sz w:val="24"/>
         </w:rPr>
-        <w:t>Evidence retrieval module developed using hybrid BM25 and sentence-embedding scoring</w:t>
+        <w:t>Complete pipeline: evidence retrieval, generation, NLI verification, difficulty-aware reranking</w:t>
       </w:r>
     </w:p>
     <w:p>
       <w:pPr>
         <w:pStyle w:val="ListBullet"/>
+        <w:spacing w:after="40" w:before="0"/>
       </w:pPr>
       <w:r>
         <w:rPr>
-          <w:sz w:val="22"/>
+          <w:rFonts w:ascii="Times New Roman" w:hAnsi="Times New Roman"/>
+          <w:color w:val="000000"/>
+          <w:sz w:val="24"/>
         </w:rPr>
-        <w:t>Best-of-N abstractive generation, NLI verification, and preference reranker with difficulty-aware extractive fallback implemented</w:t>
+        <w:t>Difficulty-Aware Safety Switch designed, implemented, and validated</w:t>
       </w:r>
     </w:p>
     <w:p>
       <w:pPr>
         <w:pStyle w:val="ListBullet"/>
+        <w:spacing w:after="40" w:before="0"/>
       </w:pPr>
       <w:r>
         <w:rPr>
-          <w:sz w:val="22"/>
+          <w:rFonts w:ascii="Times New Roman" w:hAnsi="Times New Roman"/>
+          <w:color w:val="000000"/>
+          <w:sz w:val="24"/>
         </w:rPr>
-        <w:t>Difficulty-Aware Safety Switch module designed, implemented, and validated</w:t>
+        <w:t>Ablation studies, PEGASUS/mBART comparison, and Streamlit demo completed</w:t>
+      </w:r>
+    </w:p>
+    <w:p>
+      <w:pPr>
+        <w:spacing w:before="280" w:after="120"/>
+        <w:pBdr>
+          <w:bottom w:val="single" w:sz="4" w:space="1" w:color="000000"/>
+        </w:pBdr>
+      </w:pPr>
+      <w:r>
+        <w:rPr>
+          <w:rFonts w:ascii="Times New Roman" w:hAnsi="Times New Roman"/>
+          <w:b/>
+          <w:color w:val="000000"/>
+          <w:sz w:val="28"/>
+        </w:rPr>
+        <w:t>2. OBJECTIVES AND RESEARCH QUESTIONS</w:t>
       </w:r>
     </w:p>
     <w:p>
       <w:pPr>
         <w:pStyle w:val="ListBullet"/>
+        <w:spacing w:after="40" w:before="0"/>
       </w:pPr>
       <w:r>
         <w:rPr>
-          <w:sz w:val="22"/>
+          <w:rFonts w:ascii="Times New Roman" w:hAnsi="Times New Roman"/>
+          <w:color w:val="000000"/>
+          <w:sz w:val="24"/>
         </w:rPr>
-        <w:t>Ablation studies (retrieval method, N-candidates, verifier on/off) completed</w:t>
+        <w:t>Achieve ROUGE-2 ≥ 18.0 on CNN/DailyMail, surpassing Lead-3 baseline</w:t>
       </w:r>
     </w:p>
     <w:p>
       <w:pPr>
         <w:pStyle w:val="ListBullet"/>
+        <w:spacing w:after="40" w:before="0"/>
       </w:pPr>
       <w:r>
         <w:rPr>
-          <w:sz w:val="22"/>
+          <w:rFonts w:ascii="Times New Roman" w:hAnsi="Times New Roman"/>
+          <w:color w:val="000000"/>
+          <w:sz w:val="24"/>
         </w:rPr>
-        <w:t>PEGASUS and mBART comparison evaluation completed</w:t>
+        <w:t>Achieve NLI-FCS ≥ 0.65, compared to ≤ 0.55 for single-stage BART</w:t>
       </w:r>
     </w:p>
     <w:p>
       <w:pPr>
         <w:pStyle w:val="ListBullet"/>
+        <w:spacing w:after="40" w:before="0"/>
       </w:pPr>
       <w:r>
         <w:rPr>
-          <w:sz w:val="22"/>
+          <w:rFonts w:ascii="Times New Roman" w:hAnsi="Times New Roman"/>
+          <w:color w:val="000000"/>
+          <w:sz w:val="24"/>
         </w:rPr>
-        <w:t>Streamlit demonstration application with difficulty signal visualisation developed</w:t>
+        <w:t>Maintain extractive fallback rate below 15%</w:t>
+      </w:r>
+    </w:p>
+    <w:p>
+      <w:pPr>
+        <w:pStyle w:val="ListBullet"/>
+        <w:spacing w:after="40" w:before="0"/>
+      </w:pPr>
+      <w:r>
+        <w:rPr>
+          <w:rFonts w:ascii="Times New Roman" w:hAnsi="Times New Roman"/>
+          <w:color w:val="000000"/>
+          <w:sz w:val="24"/>
+        </w:rPr>
+        <w:t>Demonstrate difficulty-aware threshold adapts to article complexity</w:t>
+      </w:r>
+    </w:p>
+    <w:p>
+      <w:pPr>
+        <w:pStyle w:val="ListBullet"/>
+        <w:spacing w:after="40" w:before="0"/>
+      </w:pPr>
+      <w:r>
+        <w:rPr>
+          <w:rFonts w:ascii="Times New Roman" w:hAnsi="Times New Roman"/>
+          <w:color w:val="000000"/>
+          <w:sz w:val="24"/>
+        </w:rPr>
+        <w:t>Achieve human evaluation mean factual accuracy ≥ 4.0/5.0</w:t>
+      </w:r>
+    </w:p>
+    <w:p>
+      <w:pPr>
+        <w:spacing w:before="200" w:after="80"/>
+      </w:pPr>
+      <w:r>
+        <w:rPr>
+          <w:rFonts w:ascii="Times New Roman" w:hAnsi="Times New Roman"/>
+          <w:b/>
+          <w:color w:val="000000"/>
+          <w:sz w:val="24"/>
+        </w:rPr>
+        <w:t>2.1 Research Questions</w:t>
+      </w:r>
+    </w:p>
+    <w:p>
+      <w:pPr>
+        <w:pStyle w:val="ListBullet"/>
+        <w:spacing w:after="40" w:before="0"/>
+      </w:pPr>
+      <w:r>
+        <w:rPr>
+          <w:rFonts w:ascii="Times New Roman" w:hAnsi="Times New Roman"/>
+          <w:color w:val="000000"/>
+          <w:sz w:val="24"/>
+        </w:rPr>
+        <w:t>RQ1: Does hybrid BM25 + embedding retrieval improve factual consistency over truncation?</w:t>
+      </w:r>
+    </w:p>
+    <w:p>
+      <w:pPr>
+        <w:pStyle w:val="ListBullet"/>
+        <w:spacing w:after="40" w:before="0"/>
+      </w:pPr>
+      <w:r>
+        <w:rPr>
+          <w:rFonts w:ascii="Times New Roman" w:hAnsi="Times New Roman"/>
+          <w:color w:val="000000"/>
+          <w:sz w:val="24"/>
+        </w:rPr>
+        <w:t>RQ2: Does Best-of-N with NLI reranking improve FCS over greedy decoding?</w:t>
+      </w:r>
+    </w:p>
+    <w:p>
+      <w:pPr>
+        <w:pStyle w:val="ListBullet"/>
+        <w:spacing w:after="40" w:before="0"/>
+      </w:pPr>
+      <w:r>
+        <w:rPr>
+          <w:rFonts w:ascii="Times New Roman" w:hAnsi="Times New Roman"/>
+          <w:color w:val="000000"/>
+          <w:sz w:val="24"/>
+        </w:rPr>
+        <w:t>RQ3: Does difficulty-aware dynamic threshold reduce factual risk vs. fixed threshold?</w:t>
+      </w:r>
+    </w:p>
+    <w:p>
+      <w:pPr>
+        <w:pStyle w:val="ListBullet"/>
+        <w:spacing w:after="40" w:before="0"/>
+      </w:pPr>
+      <w:r>
+        <w:rPr>
+          <w:rFonts w:ascii="Times New Roman" w:hAnsi="Times New Roman"/>
+          <w:color w:val="000000"/>
+          <w:sz w:val="24"/>
+        </w:rPr>
+        <w:t>RQ4: How does the pipeline compare to BART, PEGASUS, and mBART?</w:t>
       </w:r>
     </w:p>
     <w:p>
@@ -1198,184 +1449,309 @@
     </w:p>
     <w:p>
       <w:pPr>
-        <w:spacing w:before="360" w:after="120"/>
+        <w:spacing w:before="280" w:after="120"/>
+        <w:pBdr>
+          <w:bottom w:val="single" w:sz="4" w:space="1" w:color="000000"/>
+        </w:pBdr>
       </w:pPr>
       <w:r>
         <w:rPr>
+          <w:rFonts w:ascii="Times New Roman" w:hAnsi="Times New Roman"/>
           <w:b/>
+          <w:color w:val="000000"/>
           <w:sz w:val="28"/>
         </w:rPr>
-        <w:t>2. OBJECTIVES AND RESEARCH QUESTIONS</w:t>
+        <w:t>3. SYSTEM MODULES COMPLETED</w:t>
       </w:r>
     </w:p>
     <w:p>
       <w:pPr>
-        <w:spacing w:before="0" w:after="120"/>
+        <w:spacing w:before="200" w:after="80"/>
       </w:pPr>
       <w:r>
         <w:rPr>
-          <w:b w:val="0"/>
-          <w:i w:val="0"/>
-          <w:sz w:val="22"/>
+          <w:rFonts w:ascii="Times New Roman" w:hAnsi="Times New Roman"/>
+          <w:b/>
+          <w:color w:val="000000"/>
+          <w:sz w:val="24"/>
         </w:rPr>
-        <w:t>The primary objectives of this dissertation are as follows:</w:t>
+        <w:t>3.1 Dataset Preparation and Corpus Analysis</w:t>
       </w:r>
     </w:p>
     <w:p>
       <w:pPr>
-        <w:pStyle w:val="ListBullet"/>
+        <w:spacing w:after="120" w:before="0"/>
       </w:pPr>
       <w:r>
         <w:rPr>
-          <w:sz w:val="22"/>
+          <w:rFonts w:ascii="Times New Roman" w:hAnsi="Times New Roman"/>
+          <w:b w:val="0"/>
+          <w:i w:val="0"/>
+          <w:color w:val="000000"/>
+          <w:sz w:val="24"/>
         </w:rPr>
-        <w:t>Achieve ROUGE-2 ≥ 18.0 on the CNN/DailyMail test set, surpassing the Lead-3 extractive baseline</w:t>
+        <w:t>CNN/DailyMail dataset acquired and split (70/15/15). Corpus statistics computed. Hindi XL-Sum subset prepared for multilingual feasibility study.</w:t>
       </w:r>
     </w:p>
     <w:p>
       <w:pPr>
-        <w:pStyle w:val="ListBullet"/>
+        <w:spacing w:before="200" w:after="80"/>
       </w:pPr>
       <w:r>
         <w:rPr>
-          <w:sz w:val="22"/>
+          <w:rFonts w:ascii="Times New Roman" w:hAnsi="Times New Roman"/>
+          <w:b/>
+          <w:color w:val="000000"/>
+          <w:sz w:val="24"/>
         </w:rPr>
-        <w:t>Achieve NLI-FCS ≥ 0.65 for the proposed pipeline, compared to ≤ 0.55 for single-stage fine-tuned BART</w:t>
+        <w:t>3.2 Lead-3 Baseline</w:t>
       </w:r>
     </w:p>
     <w:p>
       <w:pPr>
-        <w:pStyle w:val="ListBullet"/>
+        <w:spacing w:after="120" w:before="0"/>
       </w:pPr>
       <w:r>
         <w:rPr>
-          <w:sz w:val="22"/>
+          <w:rFonts w:ascii="Times New Roman" w:hAnsi="Times New Roman"/>
+          <w:b w:val="0"/>
+          <w:i w:val="0"/>
+          <w:color w:val="000000"/>
+          <w:sz w:val="24"/>
         </w:rPr>
-        <w:t>Maintain extractive fallback rate below 15% of test documents</w:t>
+        <w:t>Returns the first three sentences, exploiting journalistic front-loading convention.</w:t>
       </w:r>
     </w:p>
     <w:p>
       <w:pPr>
-        <w:pStyle w:val="ListBullet"/>
+        <w:spacing w:before="200" w:after="80"/>
       </w:pPr>
       <w:r>
         <w:rPr>
-          <w:sz w:val="22"/>
+          <w:rFonts w:ascii="Times New Roman" w:hAnsi="Times New Roman"/>
+          <w:b/>
+          <w:color w:val="000000"/>
+          <w:sz w:val="24"/>
         </w:rPr>
-        <w:t>Demonstrate that difficulty-aware dynamic thresholding adapts fallback behaviour to article complexity</w:t>
+        <w:t>3.3 TextRank Baseline</w:t>
       </w:r>
     </w:p>
     <w:p>
       <w:pPr>
-        <w:pStyle w:val="ListBullet"/>
+        <w:spacing w:after="120" w:before="0"/>
       </w:pPr>
       <w:r>
         <w:rPr>
-          <w:sz w:val="22"/>
+          <w:rFonts w:ascii="Times New Roman" w:hAnsi="Times New Roman"/>
+          <w:b w:val="0"/>
+          <w:i w:val="0"/>
+          <w:color w:val="000000"/>
+          <w:sz w:val="24"/>
         </w:rPr>
-        <w:t>Achieve human evaluation mean factual accuracy ≥ 4.0/5.0 with Cohen's Kappa ≥ 0.6</w:t>
+        <w:t>Unsupervised graph-based extractive approach using eigenvector centrality ranking.</w:t>
       </w:r>
     </w:p>
     <w:p>
       <w:pPr>
-        <w:pStyle w:val="ListBullet"/>
+        <w:spacing w:before="200" w:after="80"/>
       </w:pPr>
       <w:r>
         <w:rPr>
-          <w:sz w:val="22"/>
+          <w:rFonts w:ascii="Times New Roman" w:hAnsi="Times New Roman"/>
+          <w:b/>
+          <w:color w:val="000000"/>
+          <w:sz w:val="24"/>
         </w:rPr>
-        <w:t>Survey and compare extractive and abstractive summarisation methods through a structured literature review</w:t>
+        <w:t>3.4 Zero-Shot BART Baseline</w:t>
       </w:r>
     </w:p>
     <w:p>
       <w:pPr>
-        <w:pStyle w:val="ListBullet"/>
+        <w:spacing w:after="120" w:before="0"/>
       </w:pPr>
       <w:r>
         <w:rPr>
-          <w:sz w:val="22"/>
+          <w:rFonts w:ascii="Times New Roman" w:hAnsi="Times New Roman"/>
+          <w:b w:val="0"/>
+          <w:i w:val="0"/>
+          <w:color w:val="000000"/>
+          <w:sz w:val="24"/>
         </w:rPr>
-        <w:t>Conduct a multilingual feasibility study on Hindi XL-Sum comparing translate-then-summarise versus direct mBART</w:t>
+        <w:t>Pre-trained BART-large-cnn applied without fine-tuning, isolating pre-training benefits.</w:t>
       </w:r>
     </w:p>
     <w:p>
       <w:pPr>
-        <w:spacing w:before="240" w:after="80"/>
+        <w:spacing w:before="200" w:after="80"/>
       </w:pPr>
       <w:r>
         <w:rPr>
+          <w:rFonts w:ascii="Times New Roman" w:hAnsi="Times New Roman"/>
           <w:b/>
-          <w:sz w:val="22"/>
+          <w:color w:val="000000"/>
+          <w:sz w:val="24"/>
         </w:rPr>
-        <w:t>2.1 Research Questions</w:t>
+        <w:t>3.5 Fine-Tuned BART Baseline</w:t>
       </w:r>
     </w:p>
     <w:p>
       <w:pPr>
-        <w:spacing w:before="0" w:after="120"/>
+        <w:spacing w:after="120" w:before="0"/>
       </w:pPr>
       <w:r>
         <w:rPr>
+          <w:rFonts w:ascii="Times New Roman" w:hAnsi="Times New Roman"/>
           <w:b w:val="0"/>
           <w:i w:val="0"/>
-          <w:sz w:val="22"/>
+          <w:color w:val="000000"/>
+          <w:sz w:val="24"/>
         </w:rPr>
-        <w:t>The following research questions guide the evaluation framework:</w:t>
+        <w:t>BART-large fine-tuned on CNN/DailyMail for 3 epochs. Standard single-stage abstractive pipeline.</w:t>
       </w:r>
     </w:p>
     <w:p>
       <w:pPr>
-        <w:pStyle w:val="ListBullet"/>
+        <w:spacing w:before="200" w:after="80"/>
       </w:pPr>
       <w:r>
         <w:rPr>
-          <w:sz w:val="22"/>
+          <w:rFonts w:ascii="Times New Roman" w:hAnsi="Times New Roman"/>
+          <w:b/>
+          <w:color w:val="000000"/>
+          <w:sz w:val="24"/>
         </w:rPr>
-        <w:t>1. Does hybrid BM25 and sentence-embedding retrieval improve factual consistency compared to truncation-based input selection?</w:t>
+        <w:t>3.6 Evidence Retrieval Module</w:t>
       </w:r>
     </w:p>
     <w:p>
       <w:pPr>
-        <w:pStyle w:val="ListBullet"/>
+        <w:spacing w:after="120" w:before="0"/>
       </w:pPr>
       <w:r>
         <w:rPr>
-          <w:sz w:val="22"/>
+          <w:rFonts w:ascii="Times New Roman" w:hAnsi="Times New Roman"/>
+          <w:b w:val="0"/>
+          <w:i w:val="0"/>
+          <w:color w:val="000000"/>
+          <w:sz w:val="24"/>
         </w:rPr>
-        <w:t>2. Does Best-of-N generation with NLI-based reranking improve FCS over single-candidate greedy decoding?</w:t>
+        <w:t>Hybrid BM25 + sentence-embedding cosine similarity. Top sentences within 1024-token budget form context and evidence pool.</w:t>
       </w:r>
     </w:p>
     <w:p>
       <w:pPr>
-        <w:pStyle w:val="ListBullet"/>
+        <w:spacing w:before="200" w:after="80"/>
       </w:pPr>
       <w:r>
         <w:rPr>
-          <w:sz w:val="22"/>
+          <w:rFonts w:ascii="Times New Roman" w:hAnsi="Times New Roman"/>
+          <w:b/>
+          <w:color w:val="000000"/>
+          <w:sz w:val="24"/>
         </w:rPr>
-        <w:t>3. Does the difficulty-aware dynamic threshold reduce factual risk compared to a fixed threshold?</w:t>
+        <w:t>3.7 Best-of-N Abstractive Generation</w:t>
       </w:r>
     </w:p>
     <w:p>
       <w:pPr>
-        <w:pStyle w:val="ListBullet"/>
+        <w:spacing w:after="120" w:before="0"/>
       </w:pPr>
       <w:r>
         <w:rPr>
-          <w:sz w:val="22"/>
+          <w:rFonts w:ascii="Times New Roman" w:hAnsi="Times New Roman"/>
+          <w:b w:val="0"/>
+          <w:i w:val="0"/>
+          <w:color w:val="000000"/>
+          <w:sz w:val="24"/>
         </w:rPr>
-        <w:t>4. What is the relationship between article difficulty score and optimal fallback threshold?</w:t>
+        <w:t>Fine-tuned BART generates N=5 diverse candidates via nucleus sampling (top_p=0.92).</w:t>
       </w:r>
     </w:p>
     <w:p>
       <w:pPr>
-        <w:pStyle w:val="ListBullet"/>
+        <w:spacing w:before="200" w:after="80"/>
       </w:pPr>
       <w:r>
         <w:rPr>
-          <w:sz w:val="22"/>
+          <w:rFonts w:ascii="Times New Roman" w:hAnsi="Times New Roman"/>
+          <w:b/>
+          <w:color w:val="000000"/>
+          <w:sz w:val="24"/>
         </w:rPr>
-        <w:t>5. How does the proposed pipeline compare to BART-large, PEGASUS, and mBART under matched conditions on CNN/DailyMail?</w:t>
+        <w:t>3.8 NLI Evidence Verification</w:t>
+      </w:r>
+    </w:p>
+    <w:p>
+      <w:pPr>
+        <w:spacing w:after="120" w:before="0"/>
+      </w:pPr>
+      <w:r>
+        <w:rPr>
+          <w:rFonts w:ascii="Times New Roman" w:hAnsi="Times New Roman"/>
+          <w:b w:val="0"/>
+          <w:i w:val="0"/>
+          <w:color w:val="000000"/>
+          <w:sz w:val="24"/>
+        </w:rPr>
+        <w:t>DeBERTa-based NLI model computes per-sentence entailment probability. Mean across candidate sentences forms the Factual Consistency Score (FCS).</w:t>
+      </w:r>
+    </w:p>
+    <w:p>
+      <w:pPr>
+        <w:spacing w:before="200" w:after="80"/>
+      </w:pPr>
+      <w:r>
+        <w:rPr>
+          <w:rFonts w:ascii="Times New Roman" w:hAnsi="Times New Roman"/>
+          <w:b/>
+          <w:color w:val="000000"/>
+          <w:sz w:val="24"/>
+        </w:rPr>
+        <w:t>3.9 Preference Reranker with Difficulty-Aware Fallback</w:t>
+      </w:r>
+    </w:p>
+    <w:p>
+      <w:pPr>
+        <w:spacing w:after="120" w:before="0"/>
+      </w:pPr>
+      <w:r>
+        <w:rPr>
+          <w:rFonts w:ascii="Times New Roman" w:hAnsi="Times New Roman"/>
+          <w:b w:val="0"/>
+          <w:i w:val="0"/>
+          <w:color w:val="000000"/>
+          <w:sz w:val="24"/>
+        </w:rPr>
+        <w:t>Candidates ranked by 0.6×FCS + 0.4×BERTScore-F1. If best candidate &lt; dynamic threshold → extractive fallback.</w:t>
+      </w:r>
+    </w:p>
+    <w:p>
+      <w:pPr>
+        <w:spacing w:before="200" w:after="80"/>
+      </w:pPr>
+      <w:r>
+        <w:rPr>
+          <w:rFonts w:ascii="Times New Roman" w:hAnsi="Times New Roman"/>
+          <w:b/>
+          <w:color w:val="000000"/>
+          <w:sz w:val="24"/>
+        </w:rPr>
+        <w:t>3.10 Difficulty-Aware Safety Switch (Novel Contribution)</w:t>
+      </w:r>
+    </w:p>
+    <w:p>
+      <w:pPr>
+        <w:spacing w:after="120" w:before="0"/>
+      </w:pPr>
+      <w:r>
+        <w:rPr>
+          <w:rFonts w:ascii="Times New Roman" w:hAnsi="Times New Roman"/>
+          <w:b w:val="0"/>
+          <w:i w:val="0"/>
+          <w:color w:val="000000"/>
+          <w:sz w:val="24"/>
+        </w:rPr>
+        <w:t>Computes per-article difficulty D from three signals. Dynamic threshold: Threshold = 0.40 + 0.20 × D. Adapts fallback to article complexity without model retraining.</w:t>
       </w:r>
     </w:p>
     <w:p>
@@ -1385,278 +1761,16 @@
     </w:p>
     <w:p>
       <w:pPr>
-        <w:spacing w:before="360" w:after="120"/>
+        <w:spacing w:before="280" w:after="120"/>
+        <w:pBdr>
+          <w:bottom w:val="single" w:sz="4" w:space="1" w:color="000000"/>
+        </w:pBdr>
       </w:pPr>
       <w:r>
         <w:rPr>
+          <w:rFonts w:ascii="Times New Roman" w:hAnsi="Times New Roman"/>
           <w:b/>
-          <w:sz w:val="28"/>
-        </w:rPr>
-        <w:t>3. SYSTEM MODULES COMPLETED</w:t>
-      </w:r>
-    </w:p>
-    <w:p>
-      <w:pPr>
-        <w:spacing w:before="240" w:after="80"/>
-      </w:pPr>
-      <w:r>
-        <w:rPr>
-          <w:b/>
-          <w:sz w:val="22"/>
-        </w:rPr>
-        <w:t>3.1 Dataset Preparation and Corpus Analysis</w:t>
-      </w:r>
-    </w:p>
-    <w:p>
-      <w:pPr>
-        <w:spacing w:before="0" w:after="120"/>
-      </w:pPr>
-      <w:r>
-        <w:rPr>
-          <w:b w:val="0"/>
-          <w:i w:val="0"/>
-          <w:sz w:val="22"/>
-        </w:rPr>
-        <w:t>The CNN/DailyMail benchmark dataset was acquired and split into training, validation, and test sets (70/15/15 ratio). Corpus statistics including average article length, summary length, and vocabulary coverage were computed. A smaller Hindi XL-Sum subset was also prepared for the multilingual feasibility study.</w:t>
-      </w:r>
-    </w:p>
-    <w:p>
-      <w:pPr>
-        <w:spacing w:before="240" w:after="80"/>
-      </w:pPr>
-      <w:r>
-        <w:rPr>
-          <w:b/>
-          <w:sz w:val="22"/>
-        </w:rPr>
-        <w:t>3.2 Lead-3 Baseline</w:t>
-      </w:r>
-    </w:p>
-    <w:p>
-      <w:pPr>
-        <w:spacing w:before="0" w:after="120"/>
-      </w:pPr>
-      <w:r>
-        <w:rPr>
-          <w:b w:val="0"/>
-          <w:i w:val="0"/>
-          <w:sz w:val="22"/>
-        </w:rPr>
-        <w:t>Returns the first three sentences of each article, exploiting the journalistic front-loading convention. This baseline establishes a practical lower bound that any meaningful summarisation system should surpass.</w:t>
-      </w:r>
-    </w:p>
-    <w:p>
-      <w:pPr>
-        <w:spacing w:before="240" w:after="80"/>
-      </w:pPr>
-      <w:r>
-        <w:rPr>
-          <w:b/>
-          <w:sz w:val="22"/>
-        </w:rPr>
-        <w:t>3.3 TextRank Baseline</w:t>
-      </w:r>
-    </w:p>
-    <w:p>
-      <w:pPr>
-        <w:spacing w:before="0" w:after="120"/>
-      </w:pPr>
-      <w:r>
-        <w:rPr>
-          <w:b w:val="0"/>
-          <w:i w:val="0"/>
-          <w:sz w:val="22"/>
-        </w:rPr>
-        <w:t>An unsupervised graph-based extractive approach in which sentences are modelled as nodes and edges are weighted by lexical similarity. Sentences are ranked by eigenvector centrality and the top-ranked sentences form the summary.</w:t>
-      </w:r>
-    </w:p>
-    <w:p>
-      <w:pPr>
-        <w:spacing w:before="240" w:after="80"/>
-      </w:pPr>
-      <w:r>
-        <w:rPr>
-          <w:b/>
-          <w:sz w:val="22"/>
-        </w:rPr>
-        <w:t>3.4 Zero-Shot BART Baseline</w:t>
-      </w:r>
-    </w:p>
-    <w:p>
-      <w:pPr>
-        <w:spacing w:before="0" w:after="120"/>
-      </w:pPr>
-      <w:r>
-        <w:rPr>
-          <w:b w:val="0"/>
-          <w:i w:val="0"/>
-          <w:sz w:val="22"/>
-        </w:rPr>
-        <w:t>A pre-trained BART-large-cnn model applied without domain-specific fine-tuning. This baseline isolates the contribution of fine-tuning on CNN/DailyMail from the architectural benefits.</w:t>
-      </w:r>
-    </w:p>
-    <w:p>
-      <w:pPr>
-        <w:spacing w:before="240" w:after="80"/>
-      </w:pPr>
-      <w:r>
-        <w:rPr>
-          <w:b/>
-          <w:sz w:val="22"/>
-        </w:rPr>
-        <w:t>3.5 Fine-Tuned Single-Stage BART Baseline</w:t>
-      </w:r>
-    </w:p>
-    <w:p>
-      <w:pPr>
-        <w:spacing w:before="0" w:after="120"/>
-      </w:pPr>
-      <w:r>
-        <w:rPr>
-          <w:b w:val="0"/>
-          <w:i w:val="0"/>
-          <w:sz w:val="22"/>
-        </w:rPr>
-        <w:t>BART-large fine-tuned on CNN/DailyMail for three epochs. The model encodes a truncated article prefix and decodes a single summary without any retrieval pre-filtering or NLI verification. This represents the standard single-stage abstractive pipeline.</w:t>
-      </w:r>
-    </w:p>
-    <w:p>
-      <w:pPr>
-        <w:spacing w:before="240" w:after="80"/>
-      </w:pPr>
-      <w:r>
-        <w:rPr>
-          <w:b/>
-          <w:sz w:val="22"/>
-        </w:rPr>
-        <w:t>3.6 Evidence Retrieval Module</w:t>
-      </w:r>
-    </w:p>
-    <w:p>
-      <w:pPr>
-        <w:spacing w:before="0" w:after="120"/>
-      </w:pPr>
-      <w:r>
-        <w:rPr>
-          <w:b w:val="0"/>
-          <w:i w:val="0"/>
-          <w:sz w:val="22"/>
-        </w:rPr>
-        <w:t>Sentences from the source article are scored using a hybrid combination of BM25 lexical scoring and sentence-embedding cosine similarity. The highest-scoring sentences within the abstractive model's 1024-token budget form both the selected context for generation and the evidence pool for downstream verification.</w:t>
-      </w:r>
-    </w:p>
-    <w:p>
-      <w:pPr>
-        <w:spacing w:before="240" w:after="80"/>
-      </w:pPr>
-      <w:r>
-        <w:rPr>
-          <w:b/>
-          <w:sz w:val="22"/>
-        </w:rPr>
-        <w:t>3.7 Best-of-N Abstractive Generation Module</w:t>
-      </w:r>
-    </w:p>
-    <w:p>
-      <w:pPr>
-        <w:spacing w:before="0" w:after="120"/>
-      </w:pPr>
-      <w:r>
-        <w:rPr>
-          <w:b w:val="0"/>
-          <w:i w:val="0"/>
-          <w:sz w:val="22"/>
-        </w:rPr>
-        <w:t>The fine-tuned BART model generates N = 5 diverse candidate summaries using nucleus sampling (top_p = 0.92), producing varied phrasings of the same content rather than a single greedy output.</w:t>
-      </w:r>
-    </w:p>
-    <w:p>
-      <w:pPr>
-        <w:spacing w:before="240" w:after="80"/>
-      </w:pPr>
-      <w:r>
-        <w:rPr>
-          <w:b/>
-          <w:sz w:val="22"/>
-        </w:rPr>
-        <w:t>3.8 NLI Evidence Verification Module</w:t>
-      </w:r>
-    </w:p>
-    <w:p>
-      <w:pPr>
-        <w:spacing w:before="0" w:after="120"/>
-      </w:pPr>
-      <w:r>
-        <w:rPr>
-          <w:b w:val="0"/>
-          <w:i w:val="0"/>
-          <w:sz w:val="22"/>
-        </w:rPr>
-        <w:t>Each candidate summary is decomposed into sentences. For each sentence, the best-matching evidence sentence from the retrieved pool is identified and an entailment probability is computed using a DeBERTa-based NLI model. The mean entailment probability across all sentences in a candidate forms its Factual Consistency Score (FCS).</w:t>
-      </w:r>
-    </w:p>
-    <w:p>
-      <w:pPr>
-        <w:spacing w:before="240" w:after="80"/>
-      </w:pPr>
-      <w:r>
-        <w:rPr>
-          <w:b/>
-          <w:sz w:val="22"/>
-        </w:rPr>
-        <w:t>3.9 Preference Reranker with Difficulty-Aware Fallback</w:t>
-      </w:r>
-    </w:p>
-    <w:p>
-      <w:pPr>
-        <w:spacing w:before="0" w:after="120"/>
-      </w:pPr>
-      <w:r>
-        <w:rPr>
-          <w:b w:val="0"/>
-          <w:i w:val="0"/>
-          <w:sz w:val="22"/>
-        </w:rPr>
-        <w:t>Candidates are ranked using a weighted combination of FCS and BERTScore-F1. The top-ranked candidate is selected as output. If no candidate exceeds the dynamic FCS threshold (computed from the article's difficulty score), the system falls back to an extractive summary derived from the retrieved evidence set.</w:t>
-      </w:r>
-    </w:p>
-    <w:p>
-      <w:pPr>
-        <w:spacing w:before="240" w:after="80"/>
-      </w:pPr>
-      <w:r>
-        <w:rPr>
-          <w:b/>
-          <w:sz w:val="22"/>
-        </w:rPr>
-        <w:t>3.10 Difficulty-Aware Safety Switch (Novel Contribution)</w:t>
-      </w:r>
-    </w:p>
-    <w:p>
-      <w:pPr>
-        <w:spacing w:before="0" w:after="120"/>
-      </w:pPr>
-      <w:r>
-        <w:rPr>
-          <w:b w:val="0"/>
-          <w:i w:val="0"/>
-          <w:sz w:val="22"/>
-        </w:rPr>
-        <w:t>A lightweight module that computes a per-article difficulty score D from three normalised signals: length complexity, entity density, and retrieval uncertainty. The dynamic threshold is: Threshold = 0.40 + 0.20 × D. This replaces the fixed threshold in the baseline pipeline, adapting fallback behaviour to article complexity without model retraining.</w:t>
-      </w:r>
-    </w:p>
-    <w:p>
-      <w:r>
-        <w:br w:type="page"/>
-      </w:r>
-    </w:p>
-    <w:p>
-      <w:pPr>
-        <w:spacing w:before="360" w:after="120"/>
-      </w:pPr>
-      <w:r>
-        <w:rPr>
-          <w:b/>
+          <w:color w:val="000000"/>
           <w:sz w:val="28"/>
         </w:rPr>
         <w:t>4. SYSTEM ARCHITECTURE AND METHODOLOGY</w:t>
@@ -1664,95 +1778,100 @@
     </w:p>
     <w:p>
       <w:pPr>
-        <w:spacing w:before="0" w:after="120"/>
+        <w:spacing w:after="120" w:before="0"/>
       </w:pPr>
       <w:r>
         <w:rPr>
+          <w:rFonts w:ascii="Times New Roman" w:hAnsi="Times New Roman"/>
           <w:b w:val="0"/>
           <w:i w:val="0"/>
-          <w:sz w:val="22"/>
+          <w:color w:val="000000"/>
+          <w:sz w:val="24"/>
         </w:rPr>
-        <w:t>The proposed system follows a modular, four-stage pipeline that extends conventional two-stage extractive–abstractive summarisation with an explicit verification and selection layer. Each stage is independently testable and replaceable, enabling controlled ablation and fair model comparisons.</w:t>
+        <w:t>The system follows a modular four-stage pipeline extending conventional extractive-abstractive summarisation with verification and selection layers.</w:t>
       </w:r>
     </w:p>
     <w:p>
       <w:pPr>
-        <w:spacing w:before="240" w:after="80"/>
+        <w:spacing w:before="200" w:after="80"/>
       </w:pPr>
       <w:r>
         <w:rPr>
+          <w:rFonts w:ascii="Times New Roman" w:hAnsi="Times New Roman"/>
           <w:b/>
-          <w:sz w:val="22"/>
+          <w:color w:val="000000"/>
+          <w:sz w:val="24"/>
         </w:rPr>
         <w:t>4.1 High-Level Architecture</w:t>
       </w:r>
     </w:p>
     <w:p>
       <w:pPr>
-        <w:spacing w:before="0" w:after="120"/>
+        <w:pStyle w:val="ListBullet"/>
+        <w:spacing w:after="40" w:before="0"/>
       </w:pPr>
       <w:r>
         <w:rPr>
-          <w:b w:val="0"/>
-          <w:i w:val="0"/>
-          <w:sz w:val="22"/>
+          <w:rFonts w:ascii="Times New Roman" w:hAnsi="Times New Roman"/>
+          <w:color w:val="000000"/>
+          <w:sz w:val="24"/>
         </w:rPr>
-        <w:t>The pipeline processes a source news article through four sequential stages:</w:t>
+        <w:t>Stage 1 – Evidence Retrieval: Hybrid BM25 + embedding scoring, top-K sentences within 1024-token budget.</w:t>
       </w:r>
     </w:p>
     <w:p>
       <w:pPr>
         <w:pStyle w:val="ListBullet"/>
+        <w:spacing w:after="40" w:before="0"/>
       </w:pPr>
       <w:r>
         <w:rPr>
-          <w:sz w:val="22"/>
+          <w:rFonts w:ascii="Times New Roman" w:hAnsi="Times New Roman"/>
+          <w:color w:val="000000"/>
+          <w:sz w:val="24"/>
         </w:rPr>
-        <w:t>Stage 1 – Evidence Retrieval: Sentences are scored using hybrid BM25 and sentence-embedding cosine similarity. The top-scoring sentences within the 1024-token budget constitute the selected context and evidence pool.</w:t>
+        <w:t>Stage 2 – Abstractive Generation: Fine-tuned BART, N=5 candidates via nucleus sampling.</w:t>
       </w:r>
     </w:p>
     <w:p>
       <w:pPr>
         <w:pStyle w:val="ListBullet"/>
+        <w:spacing w:after="40" w:before="0"/>
       </w:pPr>
       <w:r>
         <w:rPr>
-          <w:sz w:val="22"/>
+          <w:rFonts w:ascii="Times New Roman" w:hAnsi="Times New Roman"/>
+          <w:color w:val="000000"/>
+          <w:sz w:val="24"/>
         </w:rPr>
-        <w:t>Stage 2 – Abstractive Generation: The fine-tuned BART model generates multiple candidate summaries via nucleus sampling from the selected context.</w:t>
+        <w:t>Stage 3 – NLI Verification: Sentence-level entailment scoring → per-candidate FCS.</w:t>
       </w:r>
     </w:p>
     <w:p>
       <w:pPr>
         <w:pStyle w:val="ListBullet"/>
+        <w:spacing w:after="40" w:before="0"/>
       </w:pPr>
       <w:r>
         <w:rPr>
-          <w:sz w:val="22"/>
+          <w:rFonts w:ascii="Times New Roman" w:hAnsi="Times New Roman"/>
+          <w:color w:val="000000"/>
+          <w:sz w:val="24"/>
         </w:rPr>
-        <w:t>Stage 3 – NLI Evidence Verification: Each candidate sentence is verified against the evidence pool using a DeBERTa-based NLI model, producing a per-candidate FCS.</w:t>
+        <w:t>Stage 4 – Difficulty-Aware Reranking: Weighted rank + dynamic threshold + extractive guard.</w:t>
       </w:r>
     </w:p>
     <w:p>
       <w:pPr>
-        <w:pStyle w:val="ListBullet"/>
+        <w:spacing w:after="120" w:before="0"/>
       </w:pPr>
       <w:r>
         <w:rPr>
-          <w:sz w:val="22"/>
-        </w:rPr>
-        <w:t>Stage 4 – Difficulty-Aware Reranking and Fallback: Candidates are ranked by weighted FCS and BERTScore-F1. A dynamic threshold (driven by article difficulty) determines acceptance or extractive fallback.</w:t>
-      </w:r>
-    </w:p>
-    <w:p>
-      <w:pPr>
-        <w:spacing w:before="0" w:after="80"/>
-      </w:pPr>
-      <w:r>
-        <w:rPr>
+          <w:rFonts w:ascii="Times New Roman" w:hAnsi="Times New Roman"/>
           <w:b w:val="0"/>
           <w:i w:val="0"/>
-          <w:sz w:val="22"/>
+          <w:color w:val="000000"/>
+          <w:sz w:val="24"/>
         </w:rPr>
       </w:r>
     </w:p>
@@ -1781,7 +1900,6 @@
           <w:tcPr>
             <w:tcW w:type="dxa" w:w="9361"/>
             <w:gridSpan w:val="11"/>
-            <w:shd w:fill="D9E2F3"/>
           </w:tcPr>
           <w:p>
             <w:pPr>
@@ -1791,6 +1909,7 @@
             <w:r>
               <w:rPr>
                 <w:b/>
+                <w:color w:val="000000"/>
                 <w:sz w:val="20"/>
               </w:rPr>
               <w:t>Two-Stage Grounded Summarisation Pipeline — Architecture</w:t>
@@ -1802,7 +1921,6 @@
         <w:tc>
           <w:tcPr>
             <w:tcW w:type="dxa" w:w="851"/>
-            <w:shd w:fill="FFFFFF"/>
           </w:tcPr>
           <w:p>
             <w:pPr>
@@ -1812,6 +1930,7 @@
             <w:r>
               <w:rPr>
                 <w:b/>
+                <w:color w:val="000000"/>
                 <w:sz w:val="16"/>
               </w:rPr>
               <w:t>INPUT</w:t>
@@ -1825,7 +1944,6 @@
         <w:tc>
           <w:tcPr>
             <w:tcW w:type="dxa" w:w="851"/>
-            <w:shd w:fill="FFFFFF"/>
           </w:tcPr>
           <w:p>
             <w:pPr>
@@ -1835,6 +1953,7 @@
             <w:r>
               <w:rPr>
                 <w:b w:val="0"/>
+                <w:color w:val="000000"/>
                 <w:sz w:val="16"/>
               </w:rPr>
               <w:t>→</w:t>
@@ -1844,7 +1963,6 @@
         <w:tc>
           <w:tcPr>
             <w:tcW w:type="dxa" w:w="851"/>
-            <w:shd w:fill="E2EFDA"/>
           </w:tcPr>
           <w:p>
             <w:pPr>
@@ -1854,6 +1972,7 @@
             <w:r>
               <w:rPr>
                 <w:b w:val="0"/>
+                <w:color w:val="000000"/>
                 <w:sz w:val="16"/>
               </w:rPr>
               <w:t>Stage 1</w:t>
@@ -1867,7 +1986,6 @@
         <w:tc>
           <w:tcPr>
             <w:tcW w:type="dxa" w:w="851"/>
-            <w:shd w:fill="FFFFFF"/>
           </w:tcPr>
           <w:p>
             <w:pPr>
@@ -1877,6 +1995,7 @@
             <w:r>
               <w:rPr>
                 <w:b w:val="0"/>
+                <w:color w:val="000000"/>
                 <w:sz w:val="16"/>
               </w:rPr>
               <w:t>→</w:t>
@@ -1886,7 +2005,6 @@
         <w:tc>
           <w:tcPr>
             <w:tcW w:type="dxa" w:w="851"/>
-            <w:shd w:fill="E2EFDA"/>
           </w:tcPr>
           <w:p>
             <w:pPr>
@@ -1896,6 +2014,7 @@
             <w:r>
               <w:rPr>
                 <w:b w:val="0"/>
+                <w:color w:val="000000"/>
                 <w:sz w:val="16"/>
               </w:rPr>
               <w:t>Stage 2</w:t>
@@ -1909,7 +2028,6 @@
         <w:tc>
           <w:tcPr>
             <w:tcW w:type="dxa" w:w="851"/>
-            <w:shd w:fill="FFFFFF"/>
           </w:tcPr>
           <w:p>
             <w:pPr>
@@ -1919,6 +2037,7 @@
             <w:r>
               <w:rPr>
                 <w:b w:val="0"/>
+                <w:color w:val="000000"/>
                 <w:sz w:val="16"/>
               </w:rPr>
               <w:t>→</w:t>
@@ -1928,7 +2047,6 @@
         <w:tc>
           <w:tcPr>
             <w:tcW w:type="dxa" w:w="851"/>
-            <w:shd w:fill="E2EFDA"/>
           </w:tcPr>
           <w:p>
             <w:pPr>
@@ -1938,6 +2056,7 @@
             <w:r>
               <w:rPr>
                 <w:b w:val="0"/>
+                <w:color w:val="000000"/>
                 <w:sz w:val="16"/>
               </w:rPr>
               <w:t>Stage 3</w:t>
@@ -1951,7 +2070,6 @@
         <w:tc>
           <w:tcPr>
             <w:tcW w:type="dxa" w:w="851"/>
-            <w:shd w:fill="FFFFFF"/>
           </w:tcPr>
           <w:p>
             <w:pPr>
@@ -1961,6 +2079,7 @@
             <w:r>
               <w:rPr>
                 <w:b w:val="0"/>
+                <w:color w:val="000000"/>
                 <w:sz w:val="16"/>
               </w:rPr>
               <w:t>→</w:t>
@@ -1970,7 +2089,6 @@
         <w:tc>
           <w:tcPr>
             <w:tcW w:type="dxa" w:w="851"/>
-            <w:shd w:fill="E2EFDA"/>
           </w:tcPr>
           <w:p>
             <w:pPr>
@@ -1980,6 +2098,7 @@
             <w:r>
               <w:rPr>
                 <w:b w:val="0"/>
+                <w:color w:val="000000"/>
                 <w:sz w:val="16"/>
               </w:rPr>
               <w:t>Stage 4</w:t>
@@ -1993,7 +2112,6 @@
         <w:tc>
           <w:tcPr>
             <w:tcW w:type="dxa" w:w="851"/>
-            <w:shd w:fill="FFFFFF"/>
           </w:tcPr>
           <w:p>
             <w:pPr>
@@ -2003,6 +2121,7 @@
             <w:r>
               <w:rPr>
                 <w:b w:val="0"/>
+                <w:color w:val="000000"/>
                 <w:sz w:val="16"/>
               </w:rPr>
               <w:t>→</w:t>
@@ -2012,7 +2131,6 @@
         <w:tc>
           <w:tcPr>
             <w:tcW w:type="dxa" w:w="851"/>
-            <w:shd w:fill="FFFFFF"/>
           </w:tcPr>
           <w:p>
             <w:pPr>
@@ -2022,6 +2140,7 @@
             <w:r>
               <w:rPr>
                 <w:b/>
+                <w:color w:val="000000"/>
                 <w:sz w:val="16"/>
               </w:rPr>
               <w:t>OUTPUT</w:t>
@@ -2037,7 +2156,6 @@
         <w:tc>
           <w:tcPr>
             <w:tcW w:type="dxa" w:w="851"/>
-            <w:shd w:fill="FFFFFF"/>
           </w:tcPr>
           <w:p>
             <w:pPr>
@@ -2047,6 +2165,7 @@
             <w:r>
               <w:rPr>
                 <w:i/>
+                <w:color w:val="000000"/>
                 <w:sz w:val="14"/>
               </w:rPr>
             </w:r>
@@ -2055,7 +2174,6 @@
         <w:tc>
           <w:tcPr>
             <w:tcW w:type="dxa" w:w="851"/>
-            <w:shd w:fill="FFFFFF"/>
           </w:tcPr>
           <w:p>
             <w:pPr>
@@ -2065,6 +2183,7 @@
             <w:r>
               <w:rPr>
                 <w:i/>
+                <w:color w:val="000000"/>
                 <w:sz w:val="14"/>
               </w:rPr>
             </w:r>
@@ -2073,7 +2192,6 @@
         <w:tc>
           <w:tcPr>
             <w:tcW w:type="dxa" w:w="851"/>
-            <w:shd w:fill="F2F2F2"/>
           </w:tcPr>
           <w:p>
             <w:pPr>
@@ -2083,20 +2201,18 @@
             <w:r>
               <w:rPr>
                 <w:i/>
+                <w:color w:val="000000"/>
                 <w:sz w:val="14"/>
               </w:rPr>
               <w:t>Hybrid BM25</w:t>
               <w:br/>
               <w:t>+ embedding</w:t>
-              <w:br/>
-              <w:t>scoring</w:t>
             </w:r>
           </w:p>
         </w:tc>
         <w:tc>
           <w:tcPr>
             <w:tcW w:type="dxa" w:w="851"/>
-            <w:shd w:fill="FFFFFF"/>
           </w:tcPr>
           <w:p>
             <w:pPr>
@@ -2106,6 +2222,7 @@
             <w:r>
               <w:rPr>
                 <w:i/>
+                <w:color w:val="000000"/>
                 <w:sz w:val="14"/>
               </w:rPr>
             </w:r>
@@ -2114,7 +2231,6 @@
         <w:tc>
           <w:tcPr>
             <w:tcW w:type="dxa" w:w="851"/>
-            <w:shd w:fill="F2F2F2"/>
           </w:tcPr>
           <w:p>
             <w:pPr>
@@ -2124,20 +2240,18 @@
             <w:r>
               <w:rPr>
                 <w:i/>
+                <w:color w:val="000000"/>
                 <w:sz w:val="14"/>
               </w:rPr>
               <w:t>N-candidate</w:t>
               <w:br/>
-              <w:t>nucleus</w:t>
-              <w:br/>
-              <w:t>sampling</w:t>
+              <w:t>nucleus sampling</w:t>
             </w:r>
           </w:p>
         </w:tc>
         <w:tc>
           <w:tcPr>
             <w:tcW w:type="dxa" w:w="851"/>
-            <w:shd w:fill="FFFFFF"/>
           </w:tcPr>
           <w:p>
             <w:pPr>
@@ -2147,6 +2261,7 @@
             <w:r>
               <w:rPr>
                 <w:i/>
+                <w:color w:val="000000"/>
                 <w:sz w:val="14"/>
               </w:rPr>
             </w:r>
@@ -2155,7 +2270,6 @@
         <w:tc>
           <w:tcPr>
             <w:tcW w:type="dxa" w:w="851"/>
-            <w:shd w:fill="F2F2F2"/>
           </w:tcPr>
           <w:p>
             <w:pPr>
@@ -2165,20 +2279,18 @@
             <w:r>
               <w:rPr>
                 <w:i/>
+                <w:color w:val="000000"/>
                 <w:sz w:val="14"/>
               </w:rPr>
               <w:t>Sentence-level</w:t>
               <w:br/>
-              <w:t>entailment</w:t>
-              <w:br/>
-              <w:t>score (FCS)</w:t>
+              <w:t>FCS scoring</w:t>
             </w:r>
           </w:p>
         </w:tc>
         <w:tc>
           <w:tcPr>
             <w:tcW w:type="dxa" w:w="851"/>
-            <w:shd w:fill="FFFFFF"/>
           </w:tcPr>
           <w:p>
             <w:pPr>
@@ -2188,6 +2300,7 @@
             <w:r>
               <w:rPr>
                 <w:i/>
+                <w:color w:val="000000"/>
                 <w:sz w:val="14"/>
               </w:rPr>
             </w:r>
@@ -2196,7 +2309,6 @@
         <w:tc>
           <w:tcPr>
             <w:tcW w:type="dxa" w:w="851"/>
-            <w:shd w:fill="F2F2F2"/>
           </w:tcPr>
           <w:p>
             <w:pPr>
@@ -2206,20 +2318,18 @@
             <w:r>
               <w:rPr>
                 <w:i/>
+                <w:color w:val="000000"/>
                 <w:sz w:val="14"/>
               </w:rPr>
               <w:t>Dynamic threshold</w:t>
               <w:br/>
-              <w:t>+ extractive</w:t>
-              <w:br/>
-              <w:t>guard</w:t>
+              <w:t>+ extractive guard</w:t>
             </w:r>
           </w:p>
         </w:tc>
         <w:tc>
           <w:tcPr>
             <w:tcW w:type="dxa" w:w="851"/>
-            <w:shd w:fill="FFFFFF"/>
           </w:tcPr>
           <w:p>
             <w:pPr>
@@ -2229,6 +2339,7 @@
             <w:r>
               <w:rPr>
                 <w:i/>
+                <w:color w:val="000000"/>
                 <w:sz w:val="14"/>
               </w:rPr>
             </w:r>
@@ -2237,7 +2348,6 @@
         <w:tc>
           <w:tcPr>
             <w:tcW w:type="dxa" w:w="851"/>
-            <w:shd w:fill="FFFFFF"/>
           </w:tcPr>
           <w:p>
             <w:pPr>
@@ -2247,6 +2357,7 @@
             <w:r>
               <w:rPr>
                 <w:i/>
+                <w:color w:val="000000"/>
                 <w:sz w:val="14"/>
               </w:rPr>
             </w:r>
@@ -2256,117 +2367,101 @@
     </w:tbl>
     <w:p>
       <w:pPr>
-        <w:spacing w:before="80" w:after="120"/>
+        <w:spacing w:after="160" w:before="0"/>
       </w:pPr>
       <w:r>
         <w:rPr>
+          <w:rFonts w:ascii="Times New Roman" w:hAnsi="Times New Roman"/>
           <w:b w:val="0"/>
           <w:i/>
-          <w:sz w:val="20"/>
+          <w:color w:val="000000"/>
+          <w:sz w:val="24"/>
         </w:rPr>
-        <w:t>Figure 1: High-level architecture of the proposed grounded summarisation pipeline.</w:t>
+        <w:t>Figure 1: High-level architecture of the proposed pipeline.</w:t>
       </w:r>
     </w:p>
     <w:p>
       <w:pPr>
-        <w:spacing w:before="240" w:after="80"/>
+        <w:spacing w:before="200" w:after="80"/>
       </w:pPr>
       <w:r>
         <w:rPr>
+          <w:rFonts w:ascii="Times New Roman" w:hAnsi="Times New Roman"/>
           <w:b/>
-          <w:sz w:val="22"/>
+          <w:color w:val="000000"/>
+          <w:sz w:val="24"/>
         </w:rPr>
-        <w:t>4.2 Background and Literature Review</w:t>
-      </w:r>
-    </w:p>
-    <w:p>
-      <w:pPr>
-        <w:spacing w:before="0" w:after="120"/>
-      </w:pPr>
-      <w:r>
-        <w:rPr>
-          <w:b w:val="0"/>
-          <w:i w:val="0"/>
-          <w:sz w:val="22"/>
-        </w:rPr>
-        <w:t>The project sits at the intersection of Natural Language Processing, Information Retrieval, and Deep Learning. Key prior works informing the design include:</w:t>
+        <w:t>4.2 Literature Context</w:t>
       </w:r>
     </w:p>
     <w:p>
       <w:pPr>
         <w:pStyle w:val="ListBullet"/>
+        <w:spacing w:after="40" w:before="0"/>
       </w:pPr>
       <w:r>
         <w:rPr>
-          <w:sz w:val="22"/>
+          <w:rFonts w:ascii="Times New Roman" w:hAnsi="Times New Roman"/>
+          <w:color w:val="000000"/>
+          <w:sz w:val="24"/>
         </w:rPr>
-        <w:t>TextRank (Mihalcea &amp; Tarau, 2004): Unsupervised graph-based extractive summarisation — retained as an ablation baseline for the evidence retrieval stage.</w:t>
+        <w:t>BART (Lewis et al., ACL 2020): Primary abstractive generator, fine-tuned on CNN/DailyMail.</w:t>
       </w:r>
     </w:p>
     <w:p>
       <w:pPr>
         <w:pStyle w:val="ListBullet"/>
+        <w:spacing w:after="40" w:before="0"/>
       </w:pPr>
       <w:r>
         <w:rPr>
-          <w:sz w:val="22"/>
+          <w:rFonts w:ascii="Times New Roman" w:hAnsi="Times New Roman"/>
+          <w:color w:val="000000"/>
+          <w:sz w:val="24"/>
         </w:rPr>
-        <w:t>BART (Lewis et al., 2020): Denoising autoencoder pre-trained on span corruption, fine-tuned on CNN/DailyMail achieving approximately ROUGE-2 of 21. Serves as the primary abstractive generator.</w:t>
+        <w:t>PEGASUS (Zhang et al., ICML 2020): Domain-pretrained comparison baseline.</w:t>
       </w:r>
     </w:p>
     <w:p>
       <w:pPr>
         <w:pStyle w:val="ListBullet"/>
+        <w:spacing w:after="40" w:before="0"/>
       </w:pPr>
       <w:r>
         <w:rPr>
-          <w:sz w:val="22"/>
+          <w:rFonts w:ascii="Times New Roman" w:hAnsi="Times New Roman"/>
+          <w:color w:val="000000"/>
+          <w:sz w:val="24"/>
         </w:rPr>
-        <w:t>PEGASUS (Zhang et al., 2020): Gap-sentence generation pre-training, included as a domain-pretrained comparison baseline.</w:t>
+        <w:t>SummaC (Laban et al., TACL 2022): NLI-based inconsistency detection, informs FCS design.</w:t>
       </w:r>
     </w:p>
     <w:p>
       <w:pPr>
         <w:pStyle w:val="ListBullet"/>
+        <w:spacing w:after="40" w:before="0"/>
       </w:pPr>
       <w:r>
         <w:rPr>
-          <w:sz w:val="22"/>
+          <w:rFonts w:ascii="Times New Roman" w:hAnsi="Times New Roman"/>
+          <w:color w:val="000000"/>
+          <w:sz w:val="24"/>
         </w:rPr>
-        <w:t>mBART (Liu et al., 2020): Multilingual denoising pre-training across 25 languages supports the Hindi XL-Sum multilingual feasibility study.</w:t>
+        <w:t>Provenance (Sankararaman et al., EMNLP 2024): Light-weight RAG fact-checking, motivates verification stage.</w:t>
       </w:r>
     </w:p>
     <w:p>
       <w:pPr>
         <w:pStyle w:val="ListBullet"/>
+        <w:spacing w:after="40" w:before="0"/>
       </w:pPr>
       <w:r>
         <w:rPr>
-          <w:sz w:val="22"/>
+          <w:rFonts w:ascii="Times New Roman" w:hAnsi="Times New Roman"/>
+          <w:color w:val="000000"/>
+          <w:sz w:val="24"/>
         </w:rPr>
-        <w:t>BERTScore (Zhang et al., 2020): Semantic similarity metric using contextual embeddings, used as the fluency/relevance component of the reranking score.</w:t>
-      </w:r>
-    </w:p>
-    <w:p>
-      <w:pPr>
-        <w:pStyle w:val="ListBullet"/>
-      </w:pPr>
-      <w:r>
-        <w:rPr>
-          <w:sz w:val="22"/>
-        </w:rPr>
-        <w:t>SummaC (Laban et al., 2022): NLI-based inconsistency detection framework, informs the sentence-level FCS design.</w:t>
-      </w:r>
-    </w:p>
-    <w:p>
-      <w:pPr>
-        <w:pStyle w:val="ListBullet"/>
-      </w:pPr>
-      <w:r>
-        <w:rPr>
-          <w:sz w:val="22"/>
-        </w:rPr>
-        <w:t>Provenance (Sankararaman et al., 2024): Light-weight fact-checking for RAG output using NLI — motivates our verification stage design.</w:t>
+        <w:t>MiniCheck (Tang et al., EMNLP 2024): Efficient grounding verification — validates NLI approach at scale.</w:t>
       </w:r>
     </w:p>
     <w:p>
@@ -2376,27 +2471,19 @@
     </w:p>
     <w:p>
       <w:pPr>
-        <w:spacing w:before="360" w:after="120"/>
+        <w:spacing w:before="280" w:after="120"/>
+        <w:pBdr>
+          <w:bottom w:val="single" w:sz="4" w:space="1" w:color="000000"/>
+        </w:pBdr>
       </w:pPr>
       <w:r>
         <w:rPr>
+          <w:rFonts w:ascii="Times New Roman" w:hAnsi="Times New Roman"/>
           <w:b/>
+          <w:color w:val="000000"/>
           <w:sz w:val="28"/>
         </w:rPr>
         <w:t>5. TOOLS AND TECHNOLOGIES USED</w:t>
-      </w:r>
-    </w:p>
-    <w:p>
-      <w:pPr>
-        <w:spacing w:before="0" w:after="120"/>
-      </w:pPr>
-      <w:r>
-        <w:rPr>
-          <w:b w:val="0"/>
-          <w:i w:val="0"/>
-          <w:sz w:val="22"/>
-        </w:rPr>
-        <w:t>The following components and libraries are employed across the pipeline stages:</w:t>
       </w:r>
     </w:p>
     <w:tbl>
@@ -2414,7 +2501,6 @@
         <w:tc>
           <w:tcPr>
             <w:tcW w:type="dxa" w:w="4680"/>
-            <w:shd w:fill="D9E2F3"/>
           </w:tcPr>
           <w:p>
             <w:pPr>
@@ -2423,7 +2509,9 @@
             <w:r/>
             <w:r>
               <w:rPr>
+                <w:rFonts w:ascii="Times New Roman" w:hAnsi="Times New Roman"/>
                 <w:b/>
+                <w:color w:val="000000"/>
                 <w:sz w:val="20"/>
               </w:rPr>
               <w:t>Component</w:t>
@@ -2433,7 +2521,6 @@
         <w:tc>
           <w:tcPr>
             <w:tcW w:type="dxa" w:w="4680"/>
-            <w:shd w:fill="D9E2F3"/>
           </w:tcPr>
           <w:p>
             <w:pPr>
@@ -2442,7 +2529,9 @@
             <w:r/>
             <w:r>
               <w:rPr>
+                <w:rFonts w:ascii="Times New Roman" w:hAnsi="Times New Roman"/>
                 <w:b/>
+                <w:color w:val="000000"/>
                 <w:sz w:val="20"/>
               </w:rPr>
               <w:t>Technology / Library</w:t>
@@ -2459,6 +2548,8 @@
             <w:r/>
             <w:r>
               <w:rPr>
+                <w:rFonts w:ascii="Times New Roman" w:hAnsi="Times New Roman"/>
+                <w:color w:val="000000"/>
                 <w:sz w:val="20"/>
               </w:rPr>
               <w:t>Dataset &amp; Preprocessing</w:t>
@@ -2473,6 +2564,8 @@
             <w:r/>
             <w:r>
               <w:rPr>
+                <w:rFonts w:ascii="Times New Roman" w:hAnsi="Times New Roman"/>
+                <w:color w:val="000000"/>
                 <w:sz w:val="20"/>
               </w:rPr>
               <w:t>HuggingFace Datasets, NLTK</w:t>
@@ -2489,6 +2582,8 @@
             <w:r/>
             <w:r>
               <w:rPr>
+                <w:rFonts w:ascii="Times New Roman" w:hAnsi="Times New Roman"/>
+                <w:color w:val="000000"/>
                 <w:sz w:val="20"/>
               </w:rPr>
               <w:t>Evidence Retrieval</w:t>
@@ -2503,6 +2598,8 @@
             <w:r/>
             <w:r>
               <w:rPr>
+                <w:rFonts w:ascii="Times New Roman" w:hAnsi="Times New Roman"/>
+                <w:color w:val="000000"/>
                 <w:sz w:val="20"/>
               </w:rPr>
               <w:t>rank_bm25, sentence-transformers (all-MiniLM-L6-v2)</w:t>
@@ -2519,6 +2616,8 @@
             <w:r/>
             <w:r>
               <w:rPr>
+                <w:rFonts w:ascii="Times New Roman" w:hAnsi="Times New Roman"/>
+                <w:color w:val="000000"/>
                 <w:sz w:val="20"/>
               </w:rPr>
               <w:t>Abstractive Generation</w:t>
@@ -2533,6 +2632,8 @@
             <w:r/>
             <w:r>
               <w:rPr>
+                <w:rFonts w:ascii="Times New Roman" w:hAnsi="Times New Roman"/>
+                <w:color w:val="000000"/>
                 <w:sz w:val="20"/>
               </w:rPr>
               <w:t>HuggingFace Transformers (BART-large, PEGASUS, mBART), PyTorch</w:t>
@@ -2549,6 +2650,8 @@
             <w:r/>
             <w:r>
               <w:rPr>
+                <w:rFonts w:ascii="Times New Roman" w:hAnsi="Times New Roman"/>
+                <w:color w:val="000000"/>
                 <w:sz w:val="20"/>
               </w:rPr>
               <w:t>NLI Verification</w:t>
@@ -2563,6 +2666,8 @@
             <w:r/>
             <w:r>
               <w:rPr>
+                <w:rFonts w:ascii="Times New Roman" w:hAnsi="Times New Roman"/>
+                <w:color w:val="000000"/>
                 <w:sz w:val="20"/>
               </w:rPr>
               <w:t>cross-encoder/nli-deberta-v3-base</w:t>
@@ -2579,6 +2684,8 @@
             <w:r/>
             <w:r>
               <w:rPr>
+                <w:rFonts w:ascii="Times New Roman" w:hAnsi="Times New Roman"/>
+                <w:color w:val="000000"/>
                 <w:sz w:val="20"/>
               </w:rPr>
               <w:t>Difficulty Scoring</w:t>
@@ -2593,9 +2700,11 @@
             <w:r/>
             <w:r>
               <w:rPr>
+                <w:rFonts w:ascii="Times New Roman" w:hAnsi="Times New Roman"/>
+                <w:color w:val="000000"/>
                 <w:sz w:val="20"/>
               </w:rPr>
-              <w:t>Custom module (pipeline/difficulty.py) — regex-based signals</w:t>
+              <w:t>Custom module (pipeline/difficulty.py)</w:t>
             </w:r>
           </w:p>
         </w:tc>
@@ -2609,6 +2718,8 @@
             <w:r/>
             <w:r>
               <w:rPr>
+                <w:rFonts w:ascii="Times New Roman" w:hAnsi="Times New Roman"/>
+                <w:color w:val="000000"/>
                 <w:sz w:val="20"/>
               </w:rPr>
               <w:t>Reranking &amp; Evaluation</w:t>
@@ -2623,6 +2734,8 @@
             <w:r/>
             <w:r>
               <w:rPr>
+                <w:rFonts w:ascii="Times New Roman" w:hAnsi="Times New Roman"/>
+                <w:color w:val="000000"/>
                 <w:sz w:val="20"/>
               </w:rPr>
               <w:t>bert-score, rouge-score, NumPy</w:t>
@@ -2639,6 +2752,8 @@
             <w:r/>
             <w:r>
               <w:rPr>
+                <w:rFonts w:ascii="Times New Roman" w:hAnsi="Times New Roman"/>
+                <w:color w:val="000000"/>
                 <w:sz w:val="20"/>
               </w:rPr>
               <w:t>Demo Application</w:t>
@@ -2653,6 +2768,8 @@
             <w:r/>
             <w:r>
               <w:rPr>
+                <w:rFonts w:ascii="Times New Roman" w:hAnsi="Times New Roman"/>
+                <w:color w:val="000000"/>
                 <w:sz w:val="20"/>
               </w:rPr>
               <w:t>Streamlit</w:t>
@@ -2668,11 +2785,16 @@
     </w:p>
     <w:p>
       <w:pPr>
-        <w:spacing w:before="360" w:after="120"/>
+        <w:spacing w:before="280" w:after="120"/>
+        <w:pBdr>
+          <w:bottom w:val="single" w:sz="4" w:space="1" w:color="000000"/>
+        </w:pBdr>
       </w:pPr>
       <w:r>
         <w:rPr>
+          <w:rFonts w:ascii="Times New Roman" w:hAnsi="Times New Roman"/>
           <w:b/>
+          <w:color w:val="000000"/>
           <w:sz w:val="28"/>
         </w:rPr>
         <w:t>6. METHODOLOGY AND PIPELINE IMPLEMENTATION</w:t>
@@ -2680,251 +2802,234 @@
     </w:p>
     <w:p>
       <w:pPr>
-        <w:spacing w:before="240" w:after="80"/>
+        <w:spacing w:before="200" w:after="80"/>
       </w:pPr>
       <w:r>
         <w:rPr>
+          <w:rFonts w:ascii="Times New Roman" w:hAnsi="Times New Roman"/>
           <w:b/>
-          <w:sz w:val="22"/>
+          <w:color w:val="000000"/>
+          <w:sz w:val="24"/>
         </w:rPr>
-        <w:t>6.1 Evidence Retrieval Module</w:t>
+        <w:t>6.1 Evidence Retrieval</w:t>
       </w:r>
     </w:p>
     <w:p>
       <w:pPr>
-        <w:spacing w:before="0" w:after="120"/>
+        <w:spacing w:after="120" w:before="0"/>
       </w:pPr>
       <w:r>
         <w:rPr>
+          <w:rFonts w:ascii="Times New Roman" w:hAnsi="Times New Roman"/>
           <w:b w:val="0"/>
           <w:i w:val="0"/>
-          <w:sz w:val="22"/>
+          <w:color w:val="000000"/>
+          <w:sz w:val="24"/>
         </w:rPr>
-        <w:t>Each sentence in the source article is scored using a hybrid of BM25 lexical scoring and sentence-embedding cosine similarity against the document's overall information density. The two scores are linearly combined. The top-K sentences within the abstractive model's 1024-token input budget are selected, forming both the generation context and the verification evidence pool. TextRank is retained as an ablation comparator to quantify the benefit of the hybrid approach.</w:t>
+        <w:t>Each sentence is scored using hybrid BM25 + sentence-embedding cosine similarity. Top-K sentences within 1024-token budget form both generation context and verification evidence pool.</w:t>
       </w:r>
     </w:p>
     <w:p>
       <w:pPr>
-        <w:spacing w:before="240" w:after="80"/>
+        <w:spacing w:before="200" w:after="80"/>
       </w:pPr>
       <w:r>
         <w:rPr>
+          <w:rFonts w:ascii="Times New Roman" w:hAnsi="Times New Roman"/>
           <w:b/>
-          <w:sz w:val="22"/>
+          <w:color w:val="000000"/>
+          <w:sz w:val="24"/>
         </w:rPr>
         <w:t>6.2 Abstractive Generation</w:t>
       </w:r>
     </w:p>
     <w:p>
       <w:pPr>
-        <w:spacing w:before="0" w:after="120"/>
+        <w:spacing w:after="120" w:before="0"/>
       </w:pPr>
       <w:r>
         <w:rPr>
+          <w:rFonts w:ascii="Times New Roman" w:hAnsi="Times New Roman"/>
           <w:b w:val="0"/>
           <w:i w:val="0"/>
-          <w:sz w:val="22"/>
+          <w:color w:val="000000"/>
+          <w:sz w:val="24"/>
         </w:rPr>
-        <w:t>BART-large is fine-tuned on the CNN/DailyMail training split for three epochs with a learning rate of 3×10⁻⁵ and a batch size of 2 with gradient accumulation of 8 steps. At inference time, N = 5 diverse candidate summaries are generated using nucleus sampling (top_p = 0.92). This Best-of-N approach broadens the hypothesis space, providing the downstream verification and reranking stages with meaningful alternatives to discriminate between.</w:t>
+        <w:t>BART-large fine-tuned for 3 epochs (lr=3e-5, batch 2, grad accum 8). At inference, N=5 diverse candidates generated via nucleus sampling (top_p=0.92).</w:t>
       </w:r>
     </w:p>
     <w:p>
       <w:pPr>
-        <w:spacing w:before="240" w:after="80"/>
+        <w:spacing w:before="200" w:after="80"/>
       </w:pPr>
       <w:r>
         <w:rPr>
+          <w:rFonts w:ascii="Times New Roman" w:hAnsi="Times New Roman"/>
           <w:b/>
-          <w:sz w:val="22"/>
+          <w:color w:val="000000"/>
+          <w:sz w:val="24"/>
         </w:rPr>
         <w:t>6.3 NLI Evidence Verification</w:t>
       </w:r>
     </w:p>
     <w:p>
       <w:pPr>
-        <w:spacing w:before="0" w:after="120"/>
+        <w:spacing w:after="120" w:before="0"/>
       </w:pPr>
       <w:r>
         <w:rPr>
+          <w:rFonts w:ascii="Times New Roman" w:hAnsi="Times New Roman"/>
           <w:b w:val="0"/>
           <w:i w:val="0"/>
-          <w:sz w:val="22"/>
+          <w:color w:val="000000"/>
+          <w:sz w:val="24"/>
         </w:rPr>
-        <w:t>For each candidate summary, individual sentences are verified against the evidence pool using a compact NLI model. Each summary sentence is matched to its best-supporting evidence sentence, and an entailment probability is computed. The mean entailment probability across all sentences in a candidate constitutes its Factual Consistency Score (FCS).</w:t>
+        <w:t>Each summary sentence matched to best evidence sentence; entailment probability computed via DeBERTa NLI. Mean probability = FCS.</w:t>
       </w:r>
     </w:p>
     <w:p>
       <w:pPr>
-        <w:spacing w:before="240" w:after="80"/>
+        <w:spacing w:before="200" w:after="80"/>
       </w:pPr>
       <w:r>
         <w:rPr>
+          <w:rFonts w:ascii="Times New Roman" w:hAnsi="Times New Roman"/>
           <w:b/>
-          <w:sz w:val="22"/>
+          <w:color w:val="000000"/>
+          <w:sz w:val="24"/>
         </w:rPr>
-        <w:t>6.4 Preference Reranking and Extractive Fallback</w:t>
+        <w:t>6.4 Preference Reranking</w:t>
       </w:r>
     </w:p>
     <w:p>
       <w:pPr>
-        <w:spacing w:before="0" w:after="120"/>
+        <w:spacing w:after="120" w:before="0"/>
       </w:pPr>
       <w:r>
         <w:rPr>
-          <w:b w:val="0"/>
+          <w:rFonts w:ascii="Times New Roman" w:hAnsi="Times New Roman"/>
+          <w:b/>
           <w:i w:val="0"/>
-          <w:sz w:val="22"/>
+          <w:color w:val="000000"/>
+          <w:sz w:val="24"/>
         </w:rPr>
-        <w:t>Candidates are ranked using a weighted score:</w:t>
+        <w:t>final_score = 0.6 × FCS + 0.4 × BERTScore_F1</w:t>
       </w:r>
     </w:p>
     <w:p>
       <w:pPr>
-        <w:spacing w:before="0" w:after="120"/>
+        <w:spacing w:after="120" w:before="0"/>
       </w:pPr>
       <w:r>
         <w:rPr>
-          <w:b/>
+          <w:rFonts w:ascii="Times New Roman" w:hAnsi="Times New Roman"/>
+          <w:b w:val="0"/>
           <w:i w:val="0"/>
-          <w:sz w:val="22"/>
+          <w:color w:val="000000"/>
+          <w:sz w:val="24"/>
         </w:rPr>
-        <w:t xml:space="preserve">        final_score = 0.6 × FCS + 0.4 × BERTScore_F1</w:t>
+        <w:t>Top candidate selected. If below dynamic threshold → extractive fallback from evidence set.</w:t>
       </w:r>
     </w:p>
     <w:p>
       <w:pPr>
-        <w:spacing w:before="0" w:after="120"/>
+        <w:spacing w:before="200" w:after="80"/>
       </w:pPr>
       <w:r>
         <w:rPr>
-          <w:b w:val="0"/>
-          <w:i w:val="0"/>
-          <w:sz w:val="22"/>
-        </w:rPr>
-        <w:t>The candidate with the highest combined score is selected. If even the top-ranked candidate falls below the dynamic FCS threshold, the system falls back to the extractive summary produced directly from the retrieved evidence set. The fallback activation rate is tracked as a system-health metric.</w:t>
-      </w:r>
-    </w:p>
-    <w:p>
-      <w:pPr>
-        <w:spacing w:before="240" w:after="80"/>
-      </w:pPr>
-      <w:r>
-        <w:rPr>
+          <w:rFonts w:ascii="Times New Roman" w:hAnsi="Times New Roman"/>
           <w:b/>
-          <w:sz w:val="22"/>
+          <w:color w:val="000000"/>
+          <w:sz w:val="24"/>
         </w:rPr>
         <w:t>6.5 Difficulty-Aware Safety Switch (Novel Contribution)</w:t>
       </w:r>
     </w:p>
     <w:p>
       <w:pPr>
-        <w:spacing w:before="0" w:after="120"/>
+        <w:spacing w:after="120" w:before="0"/>
       </w:pPr>
       <w:r>
         <w:rPr>
-          <w:b w:val="0"/>
-          <w:i w:val="0"/>
-          <w:sz w:val="22"/>
-        </w:rPr>
-        <w:t>The difficulty score D for each article is computed as a weighted combination of three normalised signals:</w:t>
-      </w:r>
-    </w:p>
-    <w:p>
-      <w:pPr>
-        <w:spacing w:before="0" w:after="120"/>
-      </w:pPr>
-      <w:r>
-        <w:rPr>
+          <w:rFonts w:ascii="Times New Roman" w:hAnsi="Times New Roman"/>
           <w:b/>
           <w:i w:val="0"/>
-          <w:sz w:val="22"/>
+          <w:color w:val="000000"/>
+          <w:sz w:val="24"/>
         </w:rPr>
-        <w:t xml:space="preserve">        D = 0.4 × LengthNorm + 0.3 × EntityNorm + 0.3 × UncertaintyNorm</w:t>
-      </w:r>
-    </w:p>
-    <w:p>
-      <w:pPr>
-        <w:spacing w:before="0" w:after="120"/>
-      </w:pPr>
-      <w:r>
-        <w:rPr>
-          <w:b w:val="0"/>
-          <w:i w:val="0"/>
-          <w:sz w:val="22"/>
-        </w:rPr>
-        <w:t>where:</w:t>
+        <w:t>D = 0.4 × LengthNorm + 0.3 × EntityNorm + 0.3 × UncertaintyNorm</w:t>
       </w:r>
     </w:p>
     <w:p>
       <w:pPr>
         <w:pStyle w:val="ListBullet"/>
+        <w:spacing w:after="40" w:before="0"/>
       </w:pPr>
       <w:r>
         <w:rPr>
-          <w:sz w:val="22"/>
+          <w:rFonts w:ascii="Times New Roman" w:hAnsi="Times New Roman"/>
+          <w:color w:val="000000"/>
+          <w:sz w:val="24"/>
         </w:rPr>
-        <w:t>LengthNorm = min(word_count / 800, 1.0) — normalised article length</w:t>
+        <w:t>LengthNorm = min(word_count / 800, 1.0)</w:t>
       </w:r>
     </w:p>
     <w:p>
       <w:pPr>
         <w:pStyle w:val="ListBullet"/>
+        <w:spacing w:after="40" w:before="0"/>
       </w:pPr>
       <w:r>
         <w:rPr>
-          <w:sz w:val="22"/>
+          <w:rFonts w:ascii="Times New Roman" w:hAnsi="Times New Roman"/>
+          <w:color w:val="000000"/>
+          <w:sz w:val="24"/>
         </w:rPr>
-        <w:t>EntityNorm = min(entity_count / 20, 1.0) — normalised named entity density</w:t>
+        <w:t>EntityNorm = min(entity_count / 20, 1.0)</w:t>
       </w:r>
     </w:p>
     <w:p>
       <w:pPr>
         <w:pStyle w:val="ListBullet"/>
+        <w:spacing w:after="40" w:before="0"/>
       </w:pPr>
       <w:r>
         <w:rPr>
-          <w:sz w:val="22"/>
+          <w:rFonts w:ascii="Times New Roman" w:hAnsi="Times New Roman"/>
+          <w:color w:val="000000"/>
+          <w:sz w:val="24"/>
         </w:rPr>
-        <w:t>UncertaintyNorm = 1.0 − margin between top-2 evidence scores — retrieval ambiguity</w:t>
+        <w:t>UncertaintyNorm = 1.0 − margin between top-2 evidence scores</w:t>
       </w:r>
     </w:p>
     <w:p>
       <w:pPr>
-        <w:spacing w:before="0" w:after="120"/>
+        <w:spacing w:after="120" w:before="0"/>
       </w:pPr>
       <w:r>
         <w:rPr>
-          <w:b w:val="0"/>
+          <w:rFonts w:ascii="Times New Roman" w:hAnsi="Times New Roman"/>
+          <w:b/>
           <w:i w:val="0"/>
-          <w:sz w:val="22"/>
+          <w:color w:val="000000"/>
+          <w:sz w:val="24"/>
         </w:rPr>
-        <w:t>The dynamic threshold is then:</w:t>
+        <w:t>Threshold_dynamic = 0.40 + 0.20 × D</w:t>
       </w:r>
     </w:p>
     <w:p>
       <w:pPr>
-        <w:spacing w:before="0" w:after="120"/>
+        <w:spacing w:after="120" w:before="0"/>
       </w:pPr>
       <w:r>
         <w:rPr>
-          <w:b/>
-          <w:i w:val="0"/>
-          <w:sz w:val="22"/>
-        </w:rPr>
-        <w:t xml:space="preserve">        Threshold_dynamic = 0.40 + 0.20 × D</w:t>
-      </w:r>
-    </w:p>
-    <w:p>
-      <w:pPr>
-        <w:spacing w:before="0" w:after="120"/>
-      </w:pPr>
-      <w:r>
-        <w:rPr>
+          <w:rFonts w:ascii="Times New Roman" w:hAnsi="Times New Roman"/>
           <w:b w:val="0"/>
           <w:i w:val="0"/>
-          <w:sz w:val="22"/>
+          <w:color w:val="000000"/>
+          <w:sz w:val="24"/>
         </w:rPr>
-        <w:t>This yields a threshold range of [0.40, 0.60]. Harder articles (high D) require stronger factual confidence before accepting abstractive output. The mechanism requires no model retraining and adds negligible computation overhead.</w:t>
+        <w:t>Range: [0.40, 0.60]. Harder articles need stronger confidence. No model retraining required.</w:t>
       </w:r>
     </w:p>
     <w:p>
@@ -2934,11 +3039,16 @@
     </w:p>
     <w:p>
       <w:pPr>
-        <w:spacing w:before="360" w:after="120"/>
+        <w:spacing w:before="280" w:after="120"/>
+        <w:pBdr>
+          <w:bottom w:val="single" w:sz="4" w:space="1" w:color="000000"/>
+        </w:pBdr>
       </w:pPr>
       <w:r>
         <w:rPr>
+          <w:rFonts w:ascii="Times New Roman" w:hAnsi="Times New Roman"/>
           <w:b/>
+          <w:color w:val="000000"/>
           <w:sz w:val="28"/>
         </w:rPr>
         <w:t>7. EXPERIMENTAL SETUP AND BASELINES</w:t>
@@ -2946,79 +3056,31 @@
     </w:p>
     <w:p>
       <w:pPr>
-        <w:spacing w:before="0" w:after="120"/>
+        <w:spacing w:after="120" w:before="0"/>
       </w:pPr>
       <w:r>
         <w:rPr>
+          <w:rFonts w:ascii="Times New Roman" w:hAnsi="Times New Roman"/>
           <w:b w:val="0"/>
           <w:i w:val="0"/>
-          <w:sz w:val="22"/>
+          <w:color w:val="000000"/>
+          <w:sz w:val="24"/>
         </w:rPr>
-        <w:t>All systems are evaluated on the same CNN/DailyMail test split. Automatic evaluation uses ROUGE-1, ROUGE-2, ROUGE-L, BERTScore-F1, and NLI-FCS. Test samples are selected using difficulty-stratified sampling to ensure representation of easy, medium, and hard articles.</w:t>
+        <w:t>All systems evaluated on CNN/DailyMail test split with difficulty-stratified sampling. Metrics: ROUGE-1/2/L, BERTScore-F1, NLI-FCS.</w:t>
       </w:r>
     </w:p>
     <w:p>
       <w:pPr>
-        <w:pStyle w:val="ListBullet"/>
+        <w:spacing w:before="280" w:after="120"/>
+        <w:pBdr>
+          <w:bottom w:val="single" w:sz="4" w:space="1" w:color="000000"/>
+        </w:pBdr>
       </w:pPr>
       <w:r>
         <w:rPr>
-          <w:sz w:val="22"/>
-        </w:rPr>
-        <w:t>Lead-3 Baseline: First three sentences of the article.</w:t>
-      </w:r>
-    </w:p>
-    <w:p>
-      <w:pPr>
-        <w:pStyle w:val="ListBullet"/>
-      </w:pPr>
-      <w:r>
-        <w:rPr>
-          <w:sz w:val="22"/>
-        </w:rPr>
-        <w:t>TextRank Baseline: Unsupervised graph-based extractive approach.</w:t>
-      </w:r>
-    </w:p>
-    <w:p>
-      <w:pPr>
-        <w:pStyle w:val="ListBullet"/>
-      </w:pPr>
-      <w:r>
-        <w:rPr>
-          <w:sz w:val="22"/>
-        </w:rPr>
-        <w:t>Zero-Shot BART Baseline: Pre-trained BART-large-cnn without fine-tuning.</w:t>
-      </w:r>
-    </w:p>
-    <w:p>
-      <w:pPr>
-        <w:pStyle w:val="ListBullet"/>
-      </w:pPr>
-      <w:r>
-        <w:rPr>
-          <w:sz w:val="22"/>
-        </w:rPr>
-        <w:t>Fine-Tuned BART Baseline: BART-large fine-tuned on CNN/DailyMail for 3 epochs.</w:t>
-      </w:r>
-    </w:p>
-    <w:p>
-      <w:pPr>
-        <w:pStyle w:val="ListBullet"/>
-      </w:pPr>
-      <w:r>
-        <w:rPr>
-          <w:sz w:val="22"/>
-        </w:rPr>
-        <w:t>PEGASUS Baseline: Pre-trained PEGASUS-cnn_dailymail.</w:t>
-      </w:r>
-    </w:p>
-    <w:p>
-      <w:pPr>
-        <w:spacing w:before="360" w:after="120"/>
-      </w:pPr>
-      <w:r>
-        <w:rPr>
+          <w:rFonts w:ascii="Times New Roman" w:hAnsi="Times New Roman"/>
           <w:b/>
+          <w:color w:val="000000"/>
           <w:sz w:val="28"/>
         </w:rPr>
         <w:t>8. EXPERIMENTAL RESULTS</w:t>
@@ -3026,14 +3088,16 @@
     </w:p>
     <w:p>
       <w:pPr>
-        <w:spacing w:before="240" w:after="80"/>
+        <w:spacing w:before="200" w:after="80"/>
       </w:pPr>
       <w:r>
         <w:rPr>
+          <w:rFonts w:ascii="Times New Roman" w:hAnsi="Times New Roman"/>
           <w:b/>
-          <w:sz w:val="22"/>
+          <w:color w:val="000000"/>
+          <w:sz w:val="24"/>
         </w:rPr>
-        <w:t>8.1 Baseline Comparison (n = 15, difficulty-stratified)</w:t>
+        <w:t>8.1 Baseline Comparison (n=15, difficulty-stratified)</w:t>
       </w:r>
     </w:p>
     <w:tbl>
@@ -3054,7 +3118,6 @@
         <w:tc>
           <w:tcPr>
             <w:tcW w:type="dxa" w:w="1872"/>
-            <w:shd w:fill="D9E2F3"/>
           </w:tcPr>
           <w:p>
             <w:pPr>
@@ -3063,7 +3126,9 @@
             <w:r/>
             <w:r>
               <w:rPr>
+                <w:rFonts w:ascii="Times New Roman" w:hAnsi="Times New Roman"/>
                 <w:b/>
+                <w:color w:val="000000"/>
                 <w:sz w:val="20"/>
               </w:rPr>
               <w:t>System</w:t>
@@ -3073,7 +3138,6 @@
         <w:tc>
           <w:tcPr>
             <w:tcW w:type="dxa" w:w="1872"/>
-            <w:shd w:fill="D9E2F3"/>
           </w:tcPr>
           <w:p>
             <w:pPr>
@@ -3082,7 +3146,9 @@
             <w:r/>
             <w:r>
               <w:rPr>
+                <w:rFonts w:ascii="Times New Roman" w:hAnsi="Times New Roman"/>
                 <w:b/>
+                <w:color w:val="000000"/>
                 <w:sz w:val="20"/>
               </w:rPr>
               <w:t>ROUGE-1</w:t>
@@ -3092,7 +3158,6 @@
         <w:tc>
           <w:tcPr>
             <w:tcW w:type="dxa" w:w="1872"/>
-            <w:shd w:fill="D9E2F3"/>
           </w:tcPr>
           <w:p>
             <w:pPr>
@@ -3101,7 +3166,9 @@
             <w:r/>
             <w:r>
               <w:rPr>
+                <w:rFonts w:ascii="Times New Roman" w:hAnsi="Times New Roman"/>
                 <w:b/>
+                <w:color w:val="000000"/>
                 <w:sz w:val="20"/>
               </w:rPr>
               <w:t>ROUGE-2</w:t>
@@ -3111,7 +3178,6 @@
         <w:tc>
           <w:tcPr>
             <w:tcW w:type="dxa" w:w="1872"/>
-            <w:shd w:fill="D9E2F3"/>
           </w:tcPr>
           <w:p>
             <w:pPr>
@@ -3120,7 +3186,9 @@
             <w:r/>
             <w:r>
               <w:rPr>
+                <w:rFonts w:ascii="Times New Roman" w:hAnsi="Times New Roman"/>
                 <w:b/>
+                <w:color w:val="000000"/>
                 <w:sz w:val="20"/>
               </w:rPr>
               <w:t>ROUGE-L</w:t>
@@ -3130,7 +3198,6 @@
         <w:tc>
           <w:tcPr>
             <w:tcW w:type="dxa" w:w="1872"/>
-            <w:shd w:fill="D9E2F3"/>
           </w:tcPr>
           <w:p>
             <w:pPr>
@@ -3139,7 +3206,9 @@
             <w:r/>
             <w:r>
               <w:rPr>
+                <w:rFonts w:ascii="Times New Roman" w:hAnsi="Times New Roman"/>
                 <w:b/>
+                <w:color w:val="000000"/>
                 <w:sz w:val="20"/>
               </w:rPr>
               <w:t>BERTScore F1</w:t>
@@ -3156,6 +3225,8 @@
             <w:r/>
             <w:r>
               <w:rPr>
+                <w:rFonts w:ascii="Times New Roman" w:hAnsi="Times New Roman"/>
+                <w:color w:val="000000"/>
                 <w:sz w:val="20"/>
               </w:rPr>
               <w:t>Lead-3</w:t>
@@ -3170,6 +3241,8 @@
             <w:r/>
             <w:r>
               <w:rPr>
+                <w:rFonts w:ascii="Times New Roman" w:hAnsi="Times New Roman"/>
+                <w:color w:val="000000"/>
                 <w:sz w:val="20"/>
               </w:rPr>
               <w:t>44.68</w:t>
@@ -3184,6 +3257,8 @@
             <w:r/>
             <w:r>
               <w:rPr>
+                <w:rFonts w:ascii="Times New Roman" w:hAnsi="Times New Roman"/>
+                <w:color w:val="000000"/>
                 <w:sz w:val="20"/>
               </w:rPr>
               <w:t>23.47</w:t>
@@ -3198,6 +3273,8 @@
             <w:r/>
             <w:r>
               <w:rPr>
+                <w:rFonts w:ascii="Times New Roman" w:hAnsi="Times New Roman"/>
+                <w:color w:val="000000"/>
                 <w:sz w:val="20"/>
               </w:rPr>
               <w:t>29.84</w:t>
@@ -3212,6 +3289,8 @@
             <w:r/>
             <w:r>
               <w:rPr>
+                <w:rFonts w:ascii="Times New Roman" w:hAnsi="Times New Roman"/>
+                <w:color w:val="000000"/>
                 <w:sz w:val="20"/>
               </w:rPr>
               <w:t>87.84</w:t>
@@ -3228,6 +3307,8 @@
             <w:r/>
             <w:r>
               <w:rPr>
+                <w:rFonts w:ascii="Times New Roman" w:hAnsi="Times New Roman"/>
+                <w:color w:val="000000"/>
                 <w:sz w:val="20"/>
               </w:rPr>
               <w:t>TextRank</w:t>
@@ -3242,6 +3323,8 @@
             <w:r/>
             <w:r>
               <w:rPr>
+                <w:rFonts w:ascii="Times New Roman" w:hAnsi="Times New Roman"/>
+                <w:color w:val="000000"/>
                 <w:sz w:val="20"/>
               </w:rPr>
               <w:t>26.77</w:t>
@@ -3256,6 +3339,8 @@
             <w:r/>
             <w:r>
               <w:rPr>
+                <w:rFonts w:ascii="Times New Roman" w:hAnsi="Times New Roman"/>
+                <w:color w:val="000000"/>
                 <w:sz w:val="20"/>
               </w:rPr>
               <w:t>12.28</w:t>
@@ -3270,6 +3355,8 @@
             <w:r/>
             <w:r>
               <w:rPr>
+                <w:rFonts w:ascii="Times New Roman" w:hAnsi="Times New Roman"/>
+                <w:color w:val="000000"/>
                 <w:sz w:val="20"/>
               </w:rPr>
               <w:t>18.63</w:t>
@@ -3284,6 +3371,8 @@
             <w:r/>
             <w:r>
               <w:rPr>
+                <w:rFonts w:ascii="Times New Roman" w:hAnsi="Times New Roman"/>
+                <w:color w:val="000000"/>
                 <w:sz w:val="20"/>
               </w:rPr>
               <w:t>85.72</w:t>
@@ -3300,6 +3389,8 @@
             <w:r/>
             <w:r>
               <w:rPr>
+                <w:rFonts w:ascii="Times New Roman" w:hAnsi="Times New Roman"/>
+                <w:color w:val="000000"/>
                 <w:sz w:val="20"/>
               </w:rPr>
               <w:t>BART-zero-shot</w:t>
@@ -3314,6 +3405,8 @@
             <w:r/>
             <w:r>
               <w:rPr>
+                <w:rFonts w:ascii="Times New Roman" w:hAnsi="Times New Roman"/>
+                <w:color w:val="000000"/>
                 <w:sz w:val="20"/>
               </w:rPr>
               <w:t>40.19</w:t>
@@ -3328,6 +3421,8 @@
             <w:r/>
             <w:r>
               <w:rPr>
+                <w:rFonts w:ascii="Times New Roman" w:hAnsi="Times New Roman"/>
+                <w:color w:val="000000"/>
                 <w:sz w:val="20"/>
               </w:rPr>
               <w:t>21.21</w:t>
@@ -3342,6 +3437,8 @@
             <w:r/>
             <w:r>
               <w:rPr>
+                <w:rFonts w:ascii="Times New Roman" w:hAnsi="Times New Roman"/>
+                <w:color w:val="000000"/>
                 <w:sz w:val="20"/>
               </w:rPr>
               <w:t>26.48</w:t>
@@ -3356,6 +3453,8 @@
             <w:r/>
             <w:r>
               <w:rPr>
+                <w:rFonts w:ascii="Times New Roman" w:hAnsi="Times New Roman"/>
+                <w:color w:val="000000"/>
                 <w:sz w:val="20"/>
               </w:rPr>
               <w:t>87.07</w:t>
@@ -3372,6 +3471,8 @@
             <w:r/>
             <w:r>
               <w:rPr>
+                <w:rFonts w:ascii="Times New Roman" w:hAnsi="Times New Roman"/>
+                <w:color w:val="000000"/>
                 <w:sz w:val="20"/>
               </w:rPr>
               <w:t>BART-pretrained</w:t>
@@ -3386,6 +3487,8 @@
             <w:r/>
             <w:r>
               <w:rPr>
+                <w:rFonts w:ascii="Times New Roman" w:hAnsi="Times New Roman"/>
+                <w:color w:val="000000"/>
                 <w:sz w:val="20"/>
               </w:rPr>
               <w:t>47.46</w:t>
@@ -3400,6 +3503,8 @@
             <w:r/>
             <w:r>
               <w:rPr>
+                <w:rFonts w:ascii="Times New Roman" w:hAnsi="Times New Roman"/>
+                <w:color w:val="000000"/>
                 <w:sz w:val="20"/>
               </w:rPr>
               <w:t>26.62</w:t>
@@ -3414,6 +3519,8 @@
             <w:r/>
             <w:r>
               <w:rPr>
+                <w:rFonts w:ascii="Times New Roman" w:hAnsi="Times New Roman"/>
+                <w:color w:val="000000"/>
                 <w:sz w:val="20"/>
               </w:rPr>
               <w:t>37.14</w:t>
@@ -3428,6 +3535,8 @@
             <w:r/>
             <w:r>
               <w:rPr>
+                <w:rFonts w:ascii="Times New Roman" w:hAnsi="Times New Roman"/>
+                <w:color w:val="000000"/>
                 <w:sz w:val="20"/>
               </w:rPr>
               <w:t>88.99</w:t>
@@ -3438,14 +3547,16 @@
     </w:tbl>
     <w:p>
       <w:pPr>
-        <w:spacing w:before="240" w:after="80"/>
+        <w:spacing w:before="200" w:after="80"/>
       </w:pPr>
       <w:r>
         <w:rPr>
+          <w:rFonts w:ascii="Times New Roman" w:hAnsi="Times New Roman"/>
           <w:b/>
-          <w:sz w:val="22"/>
+          <w:color w:val="000000"/>
+          <w:sz w:val="24"/>
         </w:rPr>
-        <w:t>8.2 Pipeline with Difficulty-Aware Safety Switch (n = 15)</w:t>
+        <w:t>8.2 Pipeline with Difficulty-Aware Safety Switch (n=15)</w:t>
       </w:r>
     </w:p>
     <w:tbl>
@@ -3470,7 +3581,6 @@
         <w:tc>
           <w:tcPr>
             <w:tcW w:type="dxa" w:w="1040"/>
-            <w:shd w:fill="D9E2F3"/>
           </w:tcPr>
           <w:p>
             <w:pPr>
@@ -3479,7 +3589,9 @@
             <w:r/>
             <w:r>
               <w:rPr>
+                <w:rFonts w:ascii="Times New Roman" w:hAnsi="Times New Roman"/>
                 <w:b/>
+                <w:color w:val="000000"/>
                 <w:sz w:val="20"/>
               </w:rPr>
               <w:t>System</w:t>
@@ -3489,7 +3601,6 @@
         <w:tc>
           <w:tcPr>
             <w:tcW w:type="dxa" w:w="1040"/>
-            <w:shd w:fill="D9E2F3"/>
           </w:tcPr>
           <w:p>
             <w:pPr>
@@ -3498,7 +3609,9 @@
             <w:r/>
             <w:r>
               <w:rPr>
+                <w:rFonts w:ascii="Times New Roman" w:hAnsi="Times New Roman"/>
                 <w:b/>
+                <w:color w:val="000000"/>
                 <w:sz w:val="20"/>
               </w:rPr>
               <w:t>R-1</w:t>
@@ -3508,7 +3621,6 @@
         <w:tc>
           <w:tcPr>
             <w:tcW w:type="dxa" w:w="1040"/>
-            <w:shd w:fill="D9E2F3"/>
           </w:tcPr>
           <w:p>
             <w:pPr>
@@ -3517,7 +3629,9 @@
             <w:r/>
             <w:r>
               <w:rPr>
+                <w:rFonts w:ascii="Times New Roman" w:hAnsi="Times New Roman"/>
                 <w:b/>
+                <w:color w:val="000000"/>
                 <w:sz w:val="20"/>
               </w:rPr>
               <w:t>R-2</w:t>
@@ -3527,7 +3641,6 @@
         <w:tc>
           <w:tcPr>
             <w:tcW w:type="dxa" w:w="1040"/>
-            <w:shd w:fill="D9E2F3"/>
           </w:tcPr>
           <w:p>
             <w:pPr>
@@ -3536,7 +3649,9 @@
             <w:r/>
             <w:r>
               <w:rPr>
+                <w:rFonts w:ascii="Times New Roman" w:hAnsi="Times New Roman"/>
                 <w:b/>
+                <w:color w:val="000000"/>
                 <w:sz w:val="20"/>
               </w:rPr>
               <w:t>R-L</w:t>
@@ -3546,7 +3661,6 @@
         <w:tc>
           <w:tcPr>
             <w:tcW w:type="dxa" w:w="1040"/>
-            <w:shd w:fill="D9E2F3"/>
           </w:tcPr>
           <w:p>
             <w:pPr>
@@ -3555,7 +3669,9 @@
             <w:r/>
             <w:r>
               <w:rPr>
+                <w:rFonts w:ascii="Times New Roman" w:hAnsi="Times New Roman"/>
                 <w:b/>
+                <w:color w:val="000000"/>
                 <w:sz w:val="20"/>
               </w:rPr>
               <w:t>BERT</w:t>
@@ -3565,7 +3681,6 @@
         <w:tc>
           <w:tcPr>
             <w:tcW w:type="dxa" w:w="1040"/>
-            <w:shd w:fill="D9E2F3"/>
           </w:tcPr>
           <w:p>
             <w:pPr>
@@ -3574,7 +3689,9 @@
             <w:r/>
             <w:r>
               <w:rPr>
+                <w:rFonts w:ascii="Times New Roman" w:hAnsi="Times New Roman"/>
                 <w:b/>
+                <w:color w:val="000000"/>
                 <w:sz w:val="20"/>
               </w:rPr>
               <w:t>FCS</w:t>
@@ -3584,7 +3701,6 @@
         <w:tc>
           <w:tcPr>
             <w:tcW w:type="dxa" w:w="1040"/>
-            <w:shd w:fill="D9E2F3"/>
           </w:tcPr>
           <w:p>
             <w:pPr>
@@ -3593,7 +3709,9 @@
             <w:r/>
             <w:r>
               <w:rPr>
+                <w:rFonts w:ascii="Times New Roman" w:hAnsi="Times New Roman"/>
                 <w:b/>
+                <w:color w:val="000000"/>
                 <w:sz w:val="20"/>
               </w:rPr>
               <w:t>Fallback</w:t>
@@ -3603,7 +3721,6 @@
         <w:tc>
           <w:tcPr>
             <w:tcW w:type="dxa" w:w="1040"/>
-            <w:shd w:fill="D9E2F3"/>
           </w:tcPr>
           <w:p>
             <w:pPr>
@@ -3612,7 +3729,9 @@
             <w:r/>
             <w:r>
               <w:rPr>
+                <w:rFonts w:ascii="Times New Roman" w:hAnsi="Times New Roman"/>
                 <w:b/>
+                <w:color w:val="000000"/>
                 <w:sz w:val="20"/>
               </w:rPr>
               <w:t>Thresh.</w:t>
@@ -3622,7 +3741,6 @@
         <w:tc>
           <w:tcPr>
             <w:tcW w:type="dxa" w:w="1040"/>
-            <w:shd w:fill="D9E2F3"/>
           </w:tcPr>
           <w:p>
             <w:pPr>
@@ -3631,10 +3749,12 @@
             <w:r/>
             <w:r>
               <w:rPr>
+                <w:rFonts w:ascii="Times New Roman" w:hAnsi="Times New Roman"/>
                 <w:b/>
+                <w:color w:val="000000"/>
                 <w:sz w:val="20"/>
               </w:rPr>
-              <w:t>Diff.</w:t>
+              <w:t>Difficulty</w:t>
             </w:r>
           </w:p>
         </w:tc>
@@ -3648,6 +3768,8 @@
             <w:r/>
             <w:r>
               <w:rPr>
+                <w:rFonts w:ascii="Times New Roman" w:hAnsi="Times New Roman"/>
+                <w:color w:val="000000"/>
                 <w:sz w:val="20"/>
               </w:rPr>
               <w:t>Pipeline (dynamic)</w:t>
@@ -3662,6 +3784,8 @@
             <w:r/>
             <w:r>
               <w:rPr>
+                <w:rFonts w:ascii="Times New Roman" w:hAnsi="Times New Roman"/>
+                <w:color w:val="000000"/>
                 <w:sz w:val="20"/>
               </w:rPr>
               <w:t>38.69</w:t>
@@ -3676,6 +3800,8 @@
             <w:r/>
             <w:r>
               <w:rPr>
+                <w:rFonts w:ascii="Times New Roman" w:hAnsi="Times New Roman"/>
+                <w:color w:val="000000"/>
                 <w:sz w:val="20"/>
               </w:rPr>
               <w:t>17.57</w:t>
@@ -3690,6 +3816,8 @@
             <w:r/>
             <w:r>
               <w:rPr>
+                <w:rFonts w:ascii="Times New Roman" w:hAnsi="Times New Roman"/>
+                <w:color w:val="000000"/>
                 <w:sz w:val="20"/>
               </w:rPr>
               <w:t>27.18</w:t>
@@ -3704,6 +3832,8 @@
             <w:r/>
             <w:r>
               <w:rPr>
+                <w:rFonts w:ascii="Times New Roman" w:hAnsi="Times New Roman"/>
+                <w:color w:val="000000"/>
                 <w:sz w:val="20"/>
               </w:rPr>
               <w:t>87.40</w:t>
@@ -3718,6 +3848,8 @@
             <w:r/>
             <w:r>
               <w:rPr>
+                <w:rFonts w:ascii="Times New Roman" w:hAnsi="Times New Roman"/>
+                <w:color w:val="000000"/>
                 <w:sz w:val="20"/>
               </w:rPr>
               <w:t>0.9998</w:t>
@@ -3732,6 +3864,8 @@
             <w:r/>
             <w:r>
               <w:rPr>
+                <w:rFonts w:ascii="Times New Roman" w:hAnsi="Times New Roman"/>
+                <w:color w:val="000000"/>
                 <w:sz w:val="20"/>
               </w:rPr>
               <w:t>0.0%</w:t>
@@ -3746,6 +3880,8 @@
             <w:r/>
             <w:r>
               <w:rPr>
+                <w:rFonts w:ascii="Times New Roman" w:hAnsi="Times New Roman"/>
+                <w:color w:val="000000"/>
                 <w:sz w:val="20"/>
               </w:rPr>
               <w:t>0.555</w:t>
@@ -3760,6 +3896,8 @@
             <w:r/>
             <w:r>
               <w:rPr>
+                <w:rFonts w:ascii="Times New Roman" w:hAnsi="Times New Roman"/>
+                <w:color w:val="000000"/>
                 <w:sz w:val="20"/>
               </w:rPr>
               <w:t>0.777</w:t>
@@ -3770,14 +3908,16 @@
     </w:tbl>
     <w:p>
       <w:pPr>
-        <w:spacing w:before="240" w:after="80"/>
+        <w:spacing w:before="200" w:after="80"/>
       </w:pPr>
       <w:r>
         <w:rPr>
+          <w:rFonts w:ascii="Times New Roman" w:hAnsi="Times New Roman"/>
           <w:b/>
-          <w:sz w:val="22"/>
+          <w:color w:val="000000"/>
+          <w:sz w:val="24"/>
         </w:rPr>
-        <w:t>8.3 Large-Scale Evaluation (n = 300)</w:t>
+        <w:t>8.3 Large-Scale Evaluation (n=300)</w:t>
       </w:r>
     </w:p>
     <w:tbl>
@@ -3801,7 +3941,6 @@
         <w:tc>
           <w:tcPr>
             <w:tcW w:type="dxa" w:w="1170"/>
-            <w:shd w:fill="D9E2F3"/>
           </w:tcPr>
           <w:p>
             <w:pPr>
@@ -3810,7 +3949,9 @@
             <w:r/>
             <w:r>
               <w:rPr>
+                <w:rFonts w:ascii="Times New Roman" w:hAnsi="Times New Roman"/>
                 <w:b/>
+                <w:color w:val="000000"/>
                 <w:sz w:val="20"/>
               </w:rPr>
               <w:t>System</w:t>
@@ -3820,7 +3961,6 @@
         <w:tc>
           <w:tcPr>
             <w:tcW w:type="dxa" w:w="1170"/>
-            <w:shd w:fill="D9E2F3"/>
           </w:tcPr>
           <w:p>
             <w:pPr>
@@ -3829,7 +3969,9 @@
             <w:r/>
             <w:r>
               <w:rPr>
+                <w:rFonts w:ascii="Times New Roman" w:hAnsi="Times New Roman"/>
                 <w:b/>
+                <w:color w:val="000000"/>
                 <w:sz w:val="20"/>
               </w:rPr>
               <w:t>R-1</w:t>
@@ -3839,7 +3981,6 @@
         <w:tc>
           <w:tcPr>
             <w:tcW w:type="dxa" w:w="1170"/>
-            <w:shd w:fill="D9E2F3"/>
           </w:tcPr>
           <w:p>
             <w:pPr>
@@ -3848,7 +3989,9 @@
             <w:r/>
             <w:r>
               <w:rPr>
+                <w:rFonts w:ascii="Times New Roman" w:hAnsi="Times New Roman"/>
                 <w:b/>
+                <w:color w:val="000000"/>
                 <w:sz w:val="20"/>
               </w:rPr>
               <w:t>R-2</w:t>
@@ -3858,7 +4001,6 @@
         <w:tc>
           <w:tcPr>
             <w:tcW w:type="dxa" w:w="1170"/>
-            <w:shd w:fill="D9E2F3"/>
           </w:tcPr>
           <w:p>
             <w:pPr>
@@ -3867,7 +4009,9 @@
             <w:r/>
             <w:r>
               <w:rPr>
+                <w:rFonts w:ascii="Times New Roman" w:hAnsi="Times New Roman"/>
                 <w:b/>
+                <w:color w:val="000000"/>
                 <w:sz w:val="20"/>
               </w:rPr>
               <w:t>R-L</w:t>
@@ -3877,7 +4021,6 @@
         <w:tc>
           <w:tcPr>
             <w:tcW w:type="dxa" w:w="1170"/>
-            <w:shd w:fill="D9E2F3"/>
           </w:tcPr>
           <w:p>
             <w:pPr>
@@ -3886,7 +4029,9 @@
             <w:r/>
             <w:r>
               <w:rPr>
+                <w:rFonts w:ascii="Times New Roman" w:hAnsi="Times New Roman"/>
                 <w:b/>
+                <w:color w:val="000000"/>
                 <w:sz w:val="20"/>
               </w:rPr>
               <w:t>BERT</w:t>
@@ -3896,7 +4041,6 @@
         <w:tc>
           <w:tcPr>
             <w:tcW w:type="dxa" w:w="1170"/>
-            <w:shd w:fill="D9E2F3"/>
           </w:tcPr>
           <w:p>
             <w:pPr>
@@ -3905,7 +4049,9 @@
             <w:r/>
             <w:r>
               <w:rPr>
+                <w:rFonts w:ascii="Times New Roman" w:hAnsi="Times New Roman"/>
                 <w:b/>
+                <w:color w:val="000000"/>
                 <w:sz w:val="20"/>
               </w:rPr>
               <w:t>FCS</w:t>
@@ -3915,7 +4061,6 @@
         <w:tc>
           <w:tcPr>
             <w:tcW w:type="dxa" w:w="1170"/>
-            <w:shd w:fill="D9E2F3"/>
           </w:tcPr>
           <w:p>
             <w:pPr>
@@ -3924,7 +4069,9 @@
             <w:r/>
             <w:r>
               <w:rPr>
+                <w:rFonts w:ascii="Times New Roman" w:hAnsi="Times New Roman"/>
                 <w:b/>
+                <w:color w:val="000000"/>
                 <w:sz w:val="20"/>
               </w:rPr>
               <w:t>Halluc.</w:t>
@@ -3934,7 +4081,6 @@
         <w:tc>
           <w:tcPr>
             <w:tcW w:type="dxa" w:w="1170"/>
-            <w:shd w:fill="D9E2F3"/>
           </w:tcPr>
           <w:p>
             <w:pPr>
@@ -3943,7 +4089,9 @@
             <w:r/>
             <w:r>
               <w:rPr>
+                <w:rFonts w:ascii="Times New Roman" w:hAnsi="Times New Roman"/>
                 <w:b/>
+                <w:color w:val="000000"/>
                 <w:sz w:val="20"/>
               </w:rPr>
               <w:t>Latency</w:t>
@@ -3960,6 +4108,8 @@
             <w:r/>
             <w:r>
               <w:rPr>
+                <w:rFonts w:ascii="Times New Roman" w:hAnsi="Times New Roman"/>
+                <w:color w:val="000000"/>
                 <w:sz w:val="20"/>
               </w:rPr>
               <w:t>Pipeline (hybrid+verify+rerank)</w:t>
@@ -3974,6 +4124,8 @@
             <w:r/>
             <w:r>
               <w:rPr>
+                <w:rFonts w:ascii="Times New Roman" w:hAnsi="Times New Roman"/>
+                <w:color w:val="000000"/>
                 <w:sz w:val="20"/>
               </w:rPr>
               <w:t>30.72</w:t>
@@ -3988,6 +4140,8 @@
             <w:r/>
             <w:r>
               <w:rPr>
+                <w:rFonts w:ascii="Times New Roman" w:hAnsi="Times New Roman"/>
+                <w:color w:val="000000"/>
                 <w:sz w:val="20"/>
               </w:rPr>
               <w:t>10.10</w:t>
@@ -4002,6 +4156,8 @@
             <w:r/>
             <w:r>
               <w:rPr>
+                <w:rFonts w:ascii="Times New Roman" w:hAnsi="Times New Roman"/>
+                <w:color w:val="000000"/>
                 <w:sz w:val="20"/>
               </w:rPr>
               <w:t>20.55</w:t>
@@ -4016,6 +4172,8 @@
             <w:r/>
             <w:r>
               <w:rPr>
+                <w:rFonts w:ascii="Times New Roman" w:hAnsi="Times New Roman"/>
+                <w:color w:val="000000"/>
                 <w:sz w:val="20"/>
               </w:rPr>
               <w:t>87.00</w:t>
@@ -4030,6 +4188,8 @@
             <w:r/>
             <w:r>
               <w:rPr>
+                <w:rFonts w:ascii="Times New Roman" w:hAnsi="Times New Roman"/>
+                <w:color w:val="000000"/>
                 <w:sz w:val="20"/>
               </w:rPr>
               <w:t>0.9997</w:t>
@@ -4044,6 +4204,8 @@
             <w:r/>
             <w:r>
               <w:rPr>
+                <w:rFonts w:ascii="Times New Roman" w:hAnsi="Times New Roman"/>
+                <w:color w:val="000000"/>
                 <w:sz w:val="20"/>
               </w:rPr>
               <w:t>0.0%</w:t>
@@ -4058,6 +4220,8 @@
             <w:r/>
             <w:r>
               <w:rPr>
+                <w:rFonts w:ascii="Times New Roman" w:hAnsi="Times New Roman"/>
+                <w:color w:val="000000"/>
                 <w:sz w:val="20"/>
               </w:rPr>
               <w:t>34.5s</w:t>
@@ -4074,6 +4238,8 @@
             <w:r/>
             <w:r>
               <w:rPr>
+                <w:rFonts w:ascii="Times New Roman" w:hAnsi="Times New Roman"/>
+                <w:color w:val="000000"/>
                 <w:sz w:val="20"/>
               </w:rPr>
               <w:t>PEGASUS-pretrained</w:t>
@@ -4088,6 +4254,8 @@
             <w:r/>
             <w:r>
               <w:rPr>
+                <w:rFonts w:ascii="Times New Roman" w:hAnsi="Times New Roman"/>
+                <w:color w:val="000000"/>
                 <w:sz w:val="20"/>
               </w:rPr>
               <w:t>35.34</w:t>
@@ -4102,6 +4270,8 @@
             <w:r/>
             <w:r>
               <w:rPr>
+                <w:rFonts w:ascii="Times New Roman" w:hAnsi="Times New Roman"/>
+                <w:color w:val="000000"/>
                 <w:sz w:val="20"/>
               </w:rPr>
               <w:t>14.74</w:t>
@@ -4116,6 +4286,8 @@
             <w:r/>
             <w:r>
               <w:rPr>
+                <w:rFonts w:ascii="Times New Roman" w:hAnsi="Times New Roman"/>
+                <w:color w:val="000000"/>
                 <w:sz w:val="20"/>
               </w:rPr>
               <w:t>25.74</w:t>
@@ -4130,6 +4302,8 @@
             <w:r/>
             <w:r>
               <w:rPr>
+                <w:rFonts w:ascii="Times New Roman" w:hAnsi="Times New Roman"/>
+                <w:color w:val="000000"/>
                 <w:sz w:val="20"/>
               </w:rPr>
               <w:t>87.38</w:t>
@@ -4144,6 +4318,8 @@
             <w:r/>
             <w:r>
               <w:rPr>
+                <w:rFonts w:ascii="Times New Roman" w:hAnsi="Times New Roman"/>
+                <w:color w:val="000000"/>
                 <w:sz w:val="20"/>
               </w:rPr>
               <w:t>0.9997</w:t>
@@ -4158,6 +4334,8 @@
             <w:r/>
             <w:r>
               <w:rPr>
+                <w:rFonts w:ascii="Times New Roman" w:hAnsi="Times New Roman"/>
+                <w:color w:val="000000"/>
                 <w:sz w:val="20"/>
               </w:rPr>
               <w:t>0.0%</w:t>
@@ -4172,6 +4350,8 @@
             <w:r/>
             <w:r>
               <w:rPr>
+                <w:rFonts w:ascii="Times New Roman" w:hAnsi="Times New Roman"/>
+                <w:color w:val="000000"/>
                 <w:sz w:val="20"/>
               </w:rPr>
               <w:t>—</w:t>
@@ -4182,69 +4362,72 @@
     </w:tbl>
     <w:p>
       <w:pPr>
-        <w:spacing w:before="240" w:after="80"/>
+        <w:spacing w:before="200" w:after="80"/>
       </w:pPr>
       <w:r>
         <w:rPr>
+          <w:rFonts w:ascii="Times New Roman" w:hAnsi="Times New Roman"/>
           <w:b/>
-          <w:sz w:val="22"/>
+          <w:color w:val="000000"/>
+          <w:sz w:val="24"/>
         </w:rPr>
-        <w:t>8.4 Key Observations from Results</w:t>
+        <w:t>8.4 Key Observations</w:t>
       </w:r>
     </w:p>
     <w:p>
       <w:pPr>
         <w:pStyle w:val="ListBullet"/>
+        <w:spacing w:after="40" w:before="0"/>
       </w:pPr>
       <w:r>
         <w:rPr>
-          <w:sz w:val="22"/>
+          <w:rFonts w:ascii="Times New Roman" w:hAnsi="Times New Roman"/>
+          <w:color w:val="000000"/>
+          <w:sz w:val="24"/>
         </w:rPr>
-        <w:t>The pipeline with dynamic safety switch achieves NLI-FCS of 0.9998 with 0% hallucination rate, exceeding the target of 0.65.</w:t>
+        <w:t>Pipeline achieves FCS=0.9998 with 0% hallucination rate (exceeds target of 0.65).</w:t>
       </w:r>
     </w:p>
     <w:p>
       <w:pPr>
         <w:pStyle w:val="ListBullet"/>
+        <w:spacing w:after="40" w:before="0"/>
       </w:pPr>
       <w:r>
         <w:rPr>
-          <w:sz w:val="22"/>
+          <w:rFonts w:ascii="Times New Roman" w:hAnsi="Times New Roman"/>
+          <w:color w:val="000000"/>
+          <w:sz w:val="24"/>
         </w:rPr>
-        <w:t>Mean difficulty score of 0.777 indicates the stratified test subset contains predominantly moderate-to-hard articles.</w:t>
+        <w:t>Dynamic threshold averaged 0.555 vs. fixed 0.40, confirming adaptation to complexity.</w:t>
       </w:r>
     </w:p>
     <w:p>
       <w:pPr>
         <w:pStyle w:val="ListBullet"/>
+        <w:spacing w:after="40" w:before="0"/>
       </w:pPr>
       <w:r>
         <w:rPr>
-          <w:sz w:val="22"/>
+          <w:rFonts w:ascii="Times New Roman" w:hAnsi="Times New Roman"/>
+          <w:color w:val="000000"/>
+          <w:sz w:val="24"/>
         </w:rPr>
-        <w:t>Dynamic threshold averaged 0.555 (higher than fixed 0.40), confirming the system adapts to article complexity.</w:t>
+        <w:t>ROUGE-2 of 17.57 approaches target of 18.0.</w:t>
       </w:r>
     </w:p>
     <w:p>
       <w:pPr>
         <w:pStyle w:val="ListBullet"/>
+        <w:spacing w:after="40" w:before="0"/>
       </w:pPr>
       <w:r>
         <w:rPr>
-          <w:sz w:val="22"/>
+          <w:rFonts w:ascii="Times New Roman" w:hAnsi="Times New Roman"/>
+          <w:color w:val="000000"/>
+          <w:sz w:val="24"/>
         </w:rPr>
-        <w:t>ROUGE-2 of 17.57 approaches the target of 18.0, with competitive performance against baselines.</w:t>
-      </w:r>
-    </w:p>
-    <w:p>
-      <w:pPr>
-        <w:pStyle w:val="ListBullet"/>
-      </w:pPr>
-      <w:r>
-        <w:rPr>
-          <w:sz w:val="22"/>
-        </w:rPr>
-        <w:t>Zero hallucination rate across all pipeline runs (n=15 and n=300) demonstrates the safety switch is effective.</w:t>
+        <w:t>Zero hallucinations across all runs (n=15 and n=300).</w:t>
       </w:r>
     </w:p>
     <w:p>
@@ -4254,11 +4437,16 @@
     </w:p>
     <w:p>
       <w:pPr>
-        <w:spacing w:before="360" w:after="120"/>
+        <w:spacing w:before="280" w:after="120"/>
+        <w:pBdr>
+          <w:bottom w:val="single" w:sz="4" w:space="1" w:color="000000"/>
+        </w:pBdr>
       </w:pPr>
       <w:r>
         <w:rPr>
+          <w:rFonts w:ascii="Times New Roman" w:hAnsi="Times New Roman"/>
           <w:b/>
+          <w:color w:val="000000"/>
           <w:sz w:val="28"/>
         </w:rPr>
         <w:t>9. CURRENT IMPLEMENTATION STATUS</w:t>
@@ -4280,8 +4468,7 @@
       <w:tr>
         <w:tc>
           <w:tcPr>
-            <w:tcW w:type="dxa" w:w="2268"/>
-            <w:shd w:fill="D9E2F3"/>
+            <w:tcW w:type="dxa" w:w="2340"/>
           </w:tcPr>
           <w:p>
             <w:pPr>
@@ -4290,7 +4477,9 @@
             <w:r/>
             <w:r>
               <w:rPr>
+                <w:rFonts w:ascii="Times New Roman" w:hAnsi="Times New Roman"/>
                 <w:b/>
+                <w:color w:val="000000"/>
                 <w:sz w:val="20"/>
               </w:rPr>
               <w:t>Work Package</w:t>
@@ -4299,8 +4488,7 @@
         </w:tc>
         <w:tc>
           <w:tcPr>
-            <w:tcW w:type="dxa" w:w="2551"/>
-            <w:shd w:fill="D9E2F3"/>
+            <w:tcW w:type="dxa" w:w="2340"/>
           </w:tcPr>
           <w:p>
             <w:pPr>
@@ -4309,7 +4497,9 @@
             <w:r/>
             <w:r>
               <w:rPr>
+                <w:rFonts w:ascii="Times New Roman" w:hAnsi="Times New Roman"/>
                 <w:b/>
+                <w:color w:val="000000"/>
                 <w:sz w:val="20"/>
               </w:rPr>
               <w:t>Deliverable</w:t>
@@ -4318,8 +4508,7 @@
         </w:tc>
         <w:tc>
           <w:tcPr>
-            <w:tcW w:type="dxa" w:w="1417"/>
-            <w:shd w:fill="D9E2F3"/>
+            <w:tcW w:type="dxa" w:w="2340"/>
           </w:tcPr>
           <w:p>
             <w:pPr>
@@ -4328,7 +4517,9 @@
             <w:r/>
             <w:r>
               <w:rPr>
+                <w:rFonts w:ascii="Times New Roman" w:hAnsi="Times New Roman"/>
                 <w:b/>
+                <w:color w:val="000000"/>
                 <w:sz w:val="20"/>
               </w:rPr>
               <w:t>Status</w:t>
@@ -4337,8 +4528,7 @@
         </w:tc>
         <w:tc>
           <w:tcPr>
-            <w:tcW w:type="dxa" w:w="1984"/>
-            <w:shd w:fill="D9E2F3"/>
+            <w:tcW w:type="dxa" w:w="2340"/>
           </w:tcPr>
           <w:p>
             <w:pPr>
@@ -4347,7 +4537,9 @@
             <w:r/>
             <w:r>
               <w:rPr>
+                <w:rFonts w:ascii="Times New Roman" w:hAnsi="Times New Roman"/>
                 <w:b/>
+                <w:color w:val="000000"/>
                 <w:sz w:val="20"/>
               </w:rPr>
               <w:t>Evidence</w:t>
@@ -4358,12 +4550,14 @@
       <w:tr>
         <w:tc>
           <w:tcPr>
-            <w:tcW w:type="dxa" w:w="2268"/>
+            <w:tcW w:type="dxa" w:w="2340"/>
           </w:tcPr>
           <w:p>
             <w:r/>
             <w:r>
               <w:rPr>
+                <w:rFonts w:ascii="Times New Roman" w:hAnsi="Times New Roman"/>
+                <w:color w:val="000000"/>
                 <w:sz w:val="20"/>
               </w:rPr>
               <w:t>Dataset preparation</w:t>
@@ -4372,26 +4566,30 @@
         </w:tc>
         <w:tc>
           <w:tcPr>
-            <w:tcW w:type="dxa" w:w="2551"/>
+            <w:tcW w:type="dxa" w:w="2340"/>
           </w:tcPr>
           <w:p>
             <w:r/>
             <w:r>
               <w:rPr>
+                <w:rFonts w:ascii="Times New Roman" w:hAnsi="Times New Roman"/>
+                <w:color w:val="000000"/>
                 <w:sz w:val="20"/>
               </w:rPr>
-              <w:t>CNN/DM splits, corpus statistics</w:t>
+              <w:t>CNN/DM splits, stats</w:t>
             </w:r>
           </w:p>
         </w:tc>
         <w:tc>
           <w:tcPr>
-            <w:tcW w:type="dxa" w:w="1417"/>
+            <w:tcW w:type="dxa" w:w="2340"/>
           </w:tcPr>
           <w:p>
             <w:r/>
             <w:r>
               <w:rPr>
+                <w:rFonts w:ascii="Times New Roman" w:hAnsi="Times New Roman"/>
+                <w:color w:val="000000"/>
                 <w:sz w:val="20"/>
               </w:rPr>
               <w:t>COMPLETED</w:t>
@@ -4400,15 +4598,17 @@
         </w:tc>
         <w:tc>
           <w:tcPr>
-            <w:tcW w:type="dxa" w:w="1984"/>
+            <w:tcW w:type="dxa" w:w="2340"/>
           </w:tcPr>
           <w:p>
             <w:r/>
             <w:r>
               <w:rPr>
+                <w:rFonts w:ascii="Times New Roman" w:hAnsi="Times New Roman"/>
+                <w:color w:val="000000"/>
                 <w:sz w:val="20"/>
               </w:rPr>
-              <w:t>Corpus stats report</w:t>
+              <w:t>Corpus stats</w:t>
             </w:r>
           </w:p>
         </w:tc>
@@ -4416,12 +4616,14 @@
       <w:tr>
         <w:tc>
           <w:tcPr>
-            <w:tcW w:type="dxa" w:w="2268"/>
+            <w:tcW w:type="dxa" w:w="2340"/>
           </w:tcPr>
           <w:p>
             <w:r/>
             <w:r>
               <w:rPr>
+                <w:rFonts w:ascii="Times New Roman" w:hAnsi="Times New Roman"/>
+                <w:color w:val="000000"/>
                 <w:sz w:val="20"/>
               </w:rPr>
               <w:t>Baseline implementation</w:t>
@@ -4430,12 +4632,14 @@
         </w:tc>
         <w:tc>
           <w:tcPr>
-            <w:tcW w:type="dxa" w:w="2551"/>
+            <w:tcW w:type="dxa" w:w="2340"/>
           </w:tcPr>
           <w:p>
             <w:r/>
             <w:r>
               <w:rPr>
+                <w:rFonts w:ascii="Times New Roman" w:hAnsi="Times New Roman"/>
+                <w:color w:val="000000"/>
                 <w:sz w:val="20"/>
               </w:rPr>
               <w:t>Lead-3, TextRank, BART, PEGASUS</w:t>
@@ -4444,12 +4648,14 @@
         </w:tc>
         <w:tc>
           <w:tcPr>
-            <w:tcW w:type="dxa" w:w="1417"/>
+            <w:tcW w:type="dxa" w:w="2340"/>
           </w:tcPr>
           <w:p>
             <w:r/>
             <w:r>
               <w:rPr>
+                <w:rFonts w:ascii="Times New Roman" w:hAnsi="Times New Roman"/>
+                <w:color w:val="000000"/>
                 <w:sz w:val="20"/>
               </w:rPr>
               <w:t>COMPLETED</w:t>
@@ -4458,15 +4664,17 @@
         </w:tc>
         <w:tc>
           <w:tcPr>
-            <w:tcW w:type="dxa" w:w="1984"/>
+            <w:tcW w:type="dxa" w:w="2340"/>
           </w:tcPr>
           <w:p>
             <w:r/>
             <w:r>
               <w:rPr>
+                <w:rFonts w:ascii="Times New Roman" w:hAnsi="Times New Roman"/>
+                <w:color w:val="000000"/>
                 <w:sz w:val="20"/>
               </w:rPr>
-              <w:t>ROUGE/BERTScore tables</w:t>
+              <w:t>Metric tables</w:t>
             </w:r>
           </w:p>
         </w:tc>
@@ -4474,40 +4682,46 @@
       <w:tr>
         <w:tc>
           <w:tcPr>
-            <w:tcW w:type="dxa" w:w="2268"/>
+            <w:tcW w:type="dxa" w:w="2340"/>
           </w:tcPr>
           <w:p>
             <w:r/>
             <w:r>
               <w:rPr>
+                <w:rFonts w:ascii="Times New Roman" w:hAnsi="Times New Roman"/>
+                <w:color w:val="000000"/>
                 <w:sz w:val="20"/>
               </w:rPr>
-              <w:t>Evidence retrieval module</w:t>
+              <w:t>Evidence retrieval</w:t>
             </w:r>
           </w:p>
         </w:tc>
         <w:tc>
           <w:tcPr>
-            <w:tcW w:type="dxa" w:w="2551"/>
+            <w:tcW w:type="dxa" w:w="2340"/>
           </w:tcPr>
           <w:p>
             <w:r/>
             <w:r>
               <w:rPr>
+                <w:rFonts w:ascii="Times New Roman" w:hAnsi="Times New Roman"/>
+                <w:color w:val="000000"/>
                 <w:sz w:val="20"/>
               </w:rPr>
-              <w:t>Hybrid BM25 + embedding scorer</w:t>
+              <w:t>Hybrid BM25 + embedding</w:t>
             </w:r>
           </w:p>
         </w:tc>
         <w:tc>
           <w:tcPr>
-            <w:tcW w:type="dxa" w:w="1417"/>
+            <w:tcW w:type="dxa" w:w="2340"/>
           </w:tcPr>
           <w:p>
             <w:r/>
             <w:r>
               <w:rPr>
+                <w:rFonts w:ascii="Times New Roman" w:hAnsi="Times New Roman"/>
+                <w:color w:val="000000"/>
                 <w:sz w:val="20"/>
               </w:rPr>
               <w:t>COMPLETED</w:t>
@@ -4516,12 +4730,14 @@
         </w:tc>
         <w:tc>
           <w:tcPr>
-            <w:tcW w:type="dxa" w:w="1984"/>
+            <w:tcW w:type="dxa" w:w="2340"/>
           </w:tcPr>
           <w:p>
             <w:r/>
             <w:r>
               <w:rPr>
+                <w:rFonts w:ascii="Times New Roman" w:hAnsi="Times New Roman"/>
+                <w:color w:val="000000"/>
                 <w:sz w:val="20"/>
               </w:rPr>
               <w:t>Ablation results</w:t>
@@ -4532,12 +4748,14 @@
       <w:tr>
         <w:tc>
           <w:tcPr>
-            <w:tcW w:type="dxa" w:w="2268"/>
+            <w:tcW w:type="dxa" w:w="2340"/>
           </w:tcPr>
           <w:p>
             <w:r/>
             <w:r>
               <w:rPr>
+                <w:rFonts w:ascii="Times New Roman" w:hAnsi="Times New Roman"/>
+                <w:color w:val="000000"/>
                 <w:sz w:val="20"/>
               </w:rPr>
               <w:t>Abstractive generation</w:t>
@@ -4546,26 +4764,30 @@
         </w:tc>
         <w:tc>
           <w:tcPr>
-            <w:tcW w:type="dxa" w:w="2551"/>
+            <w:tcW w:type="dxa" w:w="2340"/>
           </w:tcPr>
           <w:p>
             <w:r/>
             <w:r>
               <w:rPr>
+                <w:rFonts w:ascii="Times New Roman" w:hAnsi="Times New Roman"/>
+                <w:color w:val="000000"/>
                 <w:sz w:val="20"/>
               </w:rPr>
-              <w:t>Fine-tuned BART, Best-of-N</w:t>
+              <w:t>BART Best-of-N sampling</w:t>
             </w:r>
           </w:p>
         </w:tc>
         <w:tc>
           <w:tcPr>
-            <w:tcW w:type="dxa" w:w="1417"/>
+            <w:tcW w:type="dxa" w:w="2340"/>
           </w:tcPr>
           <w:p>
             <w:r/>
             <w:r>
               <w:rPr>
+                <w:rFonts w:ascii="Times New Roman" w:hAnsi="Times New Roman"/>
+                <w:color w:val="000000"/>
                 <w:sz w:val="20"/>
               </w:rPr>
               <w:t>COMPLETED</w:t>
@@ -4574,15 +4796,17 @@
         </w:tc>
         <w:tc>
           <w:tcPr>
-            <w:tcW w:type="dxa" w:w="1984"/>
+            <w:tcW w:type="dxa" w:w="2340"/>
           </w:tcPr>
           <w:p>
             <w:r/>
             <w:r>
               <w:rPr>
+                <w:rFonts w:ascii="Times New Roman" w:hAnsi="Times New Roman"/>
+                <w:color w:val="000000"/>
                 <w:sz w:val="20"/>
               </w:rPr>
-              <w:t>Generation outputs</w:t>
+              <w:t>Outputs</w:t>
             </w:r>
           </w:p>
         </w:tc>
@@ -4590,12 +4814,14 @@
       <w:tr>
         <w:tc>
           <w:tcPr>
-            <w:tcW w:type="dxa" w:w="2268"/>
+            <w:tcW w:type="dxa" w:w="2340"/>
           </w:tcPr>
           <w:p>
             <w:r/>
             <w:r>
               <w:rPr>
+                <w:rFonts w:ascii="Times New Roman" w:hAnsi="Times New Roman"/>
+                <w:color w:val="000000"/>
                 <w:sz w:val="20"/>
               </w:rPr>
               <w:t>NLI verification &amp; reranker</w:t>
@@ -4604,26 +4830,30 @@
         </w:tc>
         <w:tc>
           <w:tcPr>
-            <w:tcW w:type="dxa" w:w="2551"/>
+            <w:tcW w:type="dxa" w:w="2340"/>
           </w:tcPr>
           <w:p>
             <w:r/>
             <w:r>
               <w:rPr>
+                <w:rFonts w:ascii="Times New Roman" w:hAnsi="Times New Roman"/>
+                <w:color w:val="000000"/>
                 <w:sz w:val="20"/>
               </w:rPr>
-              <w:t>FCS computation, fallback logic</w:t>
+              <w:t>FCS + fallback logic</w:t>
             </w:r>
           </w:p>
         </w:tc>
         <w:tc>
           <w:tcPr>
-            <w:tcW w:type="dxa" w:w="1417"/>
+            <w:tcW w:type="dxa" w:w="2340"/>
           </w:tcPr>
           <w:p>
             <w:r/>
             <w:r>
               <w:rPr>
+                <w:rFonts w:ascii="Times New Roman" w:hAnsi="Times New Roman"/>
+                <w:color w:val="000000"/>
                 <w:sz w:val="20"/>
               </w:rPr>
               <w:t>COMPLETED</w:t>
@@ -4632,15 +4862,17 @@
         </w:tc>
         <w:tc>
           <w:tcPr>
-            <w:tcW w:type="dxa" w:w="1984"/>
+            <w:tcW w:type="dxa" w:w="2340"/>
           </w:tcPr>
           <w:p>
             <w:r/>
             <w:r>
               <w:rPr>
+                <w:rFonts w:ascii="Times New Roman" w:hAnsi="Times New Roman"/>
+                <w:color w:val="000000"/>
                 <w:sz w:val="20"/>
               </w:rPr>
-              <w:t>FCS distribution</w:t>
+              <w:t>FCS analysis</w:t>
             </w:r>
           </w:p>
         </w:tc>
@@ -4648,12 +4880,14 @@
       <w:tr>
         <w:tc>
           <w:tcPr>
-            <w:tcW w:type="dxa" w:w="2268"/>
+            <w:tcW w:type="dxa" w:w="2340"/>
           </w:tcPr>
           <w:p>
             <w:r/>
             <w:r>
               <w:rPr>
+                <w:rFonts w:ascii="Times New Roman" w:hAnsi="Times New Roman"/>
+                <w:color w:val="000000"/>
                 <w:sz w:val="20"/>
               </w:rPr>
               <w:t>Difficulty-Aware Switch</w:t>
@@ -4662,26 +4896,30 @@
         </w:tc>
         <w:tc>
           <w:tcPr>
-            <w:tcW w:type="dxa" w:w="2551"/>
+            <w:tcW w:type="dxa" w:w="2340"/>
           </w:tcPr>
           <w:p>
             <w:r/>
             <w:r>
               <w:rPr>
+                <w:rFonts w:ascii="Times New Roman" w:hAnsi="Times New Roman"/>
+                <w:color w:val="000000"/>
                 <w:sz w:val="20"/>
               </w:rPr>
-              <w:t>Dynamic threshold module</w:t>
+              <w:t>Dynamic threshold</w:t>
             </w:r>
           </w:p>
         </w:tc>
         <w:tc>
           <w:tcPr>
-            <w:tcW w:type="dxa" w:w="1417"/>
+            <w:tcW w:type="dxa" w:w="2340"/>
           </w:tcPr>
           <w:p>
             <w:r/>
             <w:r>
               <w:rPr>
+                <w:rFonts w:ascii="Times New Roman" w:hAnsi="Times New Roman"/>
+                <w:color w:val="000000"/>
                 <w:sz w:val="20"/>
               </w:rPr>
               <w:t>COMPLETED</w:t>
@@ -4690,12 +4928,14 @@
         </w:tc>
         <w:tc>
           <w:tcPr>
-            <w:tcW w:type="dxa" w:w="1984"/>
+            <w:tcW w:type="dxa" w:w="2340"/>
           </w:tcPr>
           <w:p>
             <w:r/>
             <w:r>
               <w:rPr>
+                <w:rFonts w:ascii="Times New Roman" w:hAnsi="Times New Roman"/>
+                <w:color w:val="000000"/>
                 <w:sz w:val="20"/>
               </w:rPr>
               <w:t>Threshold analysis</w:t>
@@ -4706,12 +4946,14 @@
       <w:tr>
         <w:tc>
           <w:tcPr>
-            <w:tcW w:type="dxa" w:w="2268"/>
+            <w:tcW w:type="dxa" w:w="2340"/>
           </w:tcPr>
           <w:p>
             <w:r/>
             <w:r>
               <w:rPr>
+                <w:rFonts w:ascii="Times New Roman" w:hAnsi="Times New Roman"/>
+                <w:color w:val="000000"/>
                 <w:sz w:val="20"/>
               </w:rPr>
               <w:t>PEGASUS/mBART comparison</w:t>
@@ -4720,12 +4962,14 @@
         </w:tc>
         <w:tc>
           <w:tcPr>
-            <w:tcW w:type="dxa" w:w="2551"/>
+            <w:tcW w:type="dxa" w:w="2340"/>
           </w:tcPr>
           <w:p>
             <w:r/>
             <w:r>
               <w:rPr>
+                <w:rFonts w:ascii="Times New Roman" w:hAnsi="Times New Roman"/>
+                <w:color w:val="000000"/>
                 <w:sz w:val="20"/>
               </w:rPr>
               <w:t>Comparative evaluation</w:t>
@@ -4734,12 +4978,14 @@
         </w:tc>
         <w:tc>
           <w:tcPr>
-            <w:tcW w:type="dxa" w:w="1417"/>
+            <w:tcW w:type="dxa" w:w="2340"/>
           </w:tcPr>
           <w:p>
             <w:r/>
             <w:r>
               <w:rPr>
+                <w:rFonts w:ascii="Times New Roman" w:hAnsi="Times New Roman"/>
+                <w:color w:val="000000"/>
                 <w:sz w:val="20"/>
               </w:rPr>
               <w:t>COMPLETED</w:t>
@@ -4748,12 +4994,14 @@
         </w:tc>
         <w:tc>
           <w:tcPr>
-            <w:tcW w:type="dxa" w:w="1984"/>
+            <w:tcW w:type="dxa" w:w="2340"/>
           </w:tcPr>
           <w:p>
             <w:r/>
             <w:r>
               <w:rPr>
+                <w:rFonts w:ascii="Times New Roman" w:hAnsi="Times New Roman"/>
+                <w:color w:val="000000"/>
                 <w:sz w:val="20"/>
               </w:rPr>
               <w:t>Metric tables</w:t>
@@ -4764,12 +5012,14 @@
       <w:tr>
         <w:tc>
           <w:tcPr>
-            <w:tcW w:type="dxa" w:w="2268"/>
+            <w:tcW w:type="dxa" w:w="2340"/>
           </w:tcPr>
           <w:p>
             <w:r/>
             <w:r>
               <w:rPr>
+                <w:rFonts w:ascii="Times New Roman" w:hAnsi="Times New Roman"/>
+                <w:color w:val="000000"/>
                 <w:sz w:val="20"/>
               </w:rPr>
               <w:t>Ablation studies</w:t>
@@ -4778,26 +5028,30 @@
         </w:tc>
         <w:tc>
           <w:tcPr>
-            <w:tcW w:type="dxa" w:w="2551"/>
+            <w:tcW w:type="dxa" w:w="2340"/>
           </w:tcPr>
           <w:p>
             <w:r/>
             <w:r>
               <w:rPr>
+                <w:rFonts w:ascii="Times New Roman" w:hAnsi="Times New Roman"/>
+                <w:color w:val="000000"/>
                 <w:sz w:val="20"/>
               </w:rPr>
-              <w:t>Retrieval, N-candidates, verifier</w:t>
+              <w:t>Retrieval, N-cands, verifier</w:t>
             </w:r>
           </w:p>
         </w:tc>
         <w:tc>
           <w:tcPr>
-            <w:tcW w:type="dxa" w:w="1417"/>
+            <w:tcW w:type="dxa" w:w="2340"/>
           </w:tcPr>
           <w:p>
             <w:r/>
             <w:r>
               <w:rPr>
+                <w:rFonts w:ascii="Times New Roman" w:hAnsi="Times New Roman"/>
+                <w:color w:val="000000"/>
                 <w:sz w:val="20"/>
               </w:rPr>
               <w:t>COMPLETED</w:t>
@@ -4806,12 +5060,14 @@
         </w:tc>
         <w:tc>
           <w:tcPr>
-            <w:tcW w:type="dxa" w:w="1984"/>
+            <w:tcW w:type="dxa" w:w="2340"/>
           </w:tcPr>
           <w:p>
             <w:r/>
             <w:r>
               <w:rPr>
+                <w:rFonts w:ascii="Times New Roman" w:hAnsi="Times New Roman"/>
+                <w:color w:val="000000"/>
                 <w:sz w:val="20"/>
               </w:rPr>
               <w:t>Ablation tables</w:t>
@@ -4822,12 +5078,14 @@
       <w:tr>
         <w:tc>
           <w:tcPr>
-            <w:tcW w:type="dxa" w:w="2268"/>
+            <w:tcW w:type="dxa" w:w="2340"/>
           </w:tcPr>
           <w:p>
             <w:r/>
             <w:r>
               <w:rPr>
+                <w:rFonts w:ascii="Times New Roman" w:hAnsi="Times New Roman"/>
+                <w:color w:val="000000"/>
                 <w:sz w:val="20"/>
               </w:rPr>
               <w:t>Demo application</w:t>
@@ -4836,26 +5094,30 @@
         </w:tc>
         <w:tc>
           <w:tcPr>
-            <w:tcW w:type="dxa" w:w="2551"/>
+            <w:tcW w:type="dxa" w:w="2340"/>
           </w:tcPr>
           <w:p>
             <w:r/>
             <w:r>
               <w:rPr>
+                <w:rFonts w:ascii="Times New Roman" w:hAnsi="Times New Roman"/>
+                <w:color w:val="000000"/>
                 <w:sz w:val="20"/>
               </w:rPr>
-              <w:t>Streamlit with difficulty display</w:t>
+              <w:t>Streamlit + difficulty viz</w:t>
             </w:r>
           </w:p>
         </w:tc>
         <w:tc>
           <w:tcPr>
-            <w:tcW w:type="dxa" w:w="1417"/>
+            <w:tcW w:type="dxa" w:w="2340"/>
           </w:tcPr>
           <w:p>
             <w:r/>
             <w:r>
               <w:rPr>
+                <w:rFonts w:ascii="Times New Roman" w:hAnsi="Times New Roman"/>
+                <w:color w:val="000000"/>
                 <w:sz w:val="20"/>
               </w:rPr>
               <w:t>COMPLETED</w:t>
@@ -4864,12 +5126,14 @@
         </w:tc>
         <w:tc>
           <w:tcPr>
-            <w:tcW w:type="dxa" w:w="1984"/>
+            <w:tcW w:type="dxa" w:w="2340"/>
           </w:tcPr>
           <w:p>
             <w:r/>
             <w:r>
               <w:rPr>
+                <w:rFonts w:ascii="Times New Roman" w:hAnsi="Times New Roman"/>
+                <w:color w:val="000000"/>
                 <w:sz w:val="20"/>
               </w:rPr>
               <w:t>Working demo</w:t>
@@ -4880,12 +5144,14 @@
       <w:tr>
         <w:tc>
           <w:tcPr>
-            <w:tcW w:type="dxa" w:w="2268"/>
+            <w:tcW w:type="dxa" w:w="2340"/>
           </w:tcPr>
           <w:p>
             <w:r/>
             <w:r>
               <w:rPr>
+                <w:rFonts w:ascii="Times New Roman" w:hAnsi="Times New Roman"/>
+                <w:color w:val="000000"/>
                 <w:sz w:val="20"/>
               </w:rPr>
               <w:t>Human evaluation</w:t>
@@ -4894,26 +5160,30 @@
         </w:tc>
         <w:tc>
           <w:tcPr>
-            <w:tcW w:type="dxa" w:w="2551"/>
+            <w:tcW w:type="dxa" w:w="2340"/>
           </w:tcPr>
           <w:p>
             <w:r/>
             <w:r>
               <w:rPr>
+                <w:rFonts w:ascii="Times New Roman" w:hAnsi="Times New Roman"/>
+                <w:color w:val="000000"/>
                 <w:sz w:val="20"/>
               </w:rPr>
-              <w:t>50 samples, 3 raters, Likert</w:t>
+              <w:t>50 samples, 3 raters</w:t>
             </w:r>
           </w:p>
         </w:tc>
         <w:tc>
           <w:tcPr>
-            <w:tcW w:type="dxa" w:w="1417"/>
+            <w:tcW w:type="dxa" w:w="2340"/>
           </w:tcPr>
           <w:p>
             <w:r/>
             <w:r>
               <w:rPr>
+                <w:rFonts w:ascii="Times New Roman" w:hAnsi="Times New Roman"/>
+                <w:color w:val="000000"/>
                 <w:sz w:val="20"/>
               </w:rPr>
               <w:t>PENDING</w:t>
@@ -4922,15 +5192,17 @@
         </w:tc>
         <w:tc>
           <w:tcPr>
-            <w:tcW w:type="dxa" w:w="1984"/>
+            <w:tcW w:type="dxa" w:w="2340"/>
           </w:tcPr>
           <w:p>
             <w:r/>
             <w:r>
               <w:rPr>
+                <w:rFonts w:ascii="Times New Roman" w:hAnsi="Times New Roman"/>
+                <w:color w:val="000000"/>
                 <w:sz w:val="20"/>
               </w:rPr>
-              <w:t>Inter-rater agreement</w:t>
+              <w:t>Inter-rater stats</w:t>
             </w:r>
           </w:p>
         </w:tc>
@@ -4943,14 +5215,19 @@
     </w:p>
     <w:p>
       <w:pPr>
-        <w:spacing w:before="360" w:after="120"/>
+        <w:spacing w:before="280" w:after="120"/>
+        <w:pBdr>
+          <w:bottom w:val="single" w:sz="4" w:space="1" w:color="000000"/>
+        </w:pBdr>
       </w:pPr>
       <w:r>
         <w:rPr>
+          <w:rFonts w:ascii="Times New Roman" w:hAnsi="Times New Roman"/>
           <w:b/>
+          <w:color w:val="000000"/>
           <w:sz w:val="28"/>
         </w:rPr>
-        <w:t>10. TECHNICAL SPECIFICATIONS OF THE PROPOSED SYSTEM</w:t>
+        <w:t>10. TECHNICAL SPECIFICATIONS</w:t>
       </w:r>
     </w:p>
     <w:tbl>
@@ -4968,8 +5245,7 @@
       <w:tr>
         <w:tc>
           <w:tcPr>
-            <w:tcW w:type="dxa" w:w="567"/>
-            <w:shd w:fill="D9E2F3"/>
+            <w:tcW w:type="dxa" w:w="3120"/>
           </w:tcPr>
           <w:p>
             <w:pPr>
@@ -4978,17 +5254,18 @@
             <w:r/>
             <w:r>
               <w:rPr>
+                <w:rFonts w:ascii="Times New Roman" w:hAnsi="Times New Roman"/>
                 <w:b/>
+                <w:color w:val="000000"/>
                 <w:sz w:val="20"/>
               </w:rPr>
-              <w:t>Sl.</w:t>
+              <w:t>#</w:t>
             </w:r>
           </w:p>
         </w:tc>
         <w:tc>
           <w:tcPr>
-            <w:tcW w:type="dxa" w:w="2268"/>
-            <w:shd w:fill="D9E2F3"/>
+            <w:tcW w:type="dxa" w:w="3120"/>
           </w:tcPr>
           <w:p>
             <w:pPr>
@@ -4997,17 +5274,18 @@
             <w:r/>
             <w:r>
               <w:rPr>
+                <w:rFonts w:ascii="Times New Roman" w:hAnsi="Times New Roman"/>
                 <w:b/>
+                <w:color w:val="000000"/>
                 <w:sz w:val="20"/>
               </w:rPr>
-              <w:t>Technical Parameter</w:t>
+              <w:t>Parameter</w:t>
             </w:r>
           </w:p>
         </w:tc>
         <w:tc>
           <w:tcPr>
-            <w:tcW w:type="dxa" w:w="5669"/>
-            <w:shd w:fill="D9E2F3"/>
+            <w:tcW w:type="dxa" w:w="3120"/>
           </w:tcPr>
           <w:p>
             <w:pPr>
@@ -5016,10 +5294,12 @@
             <w:r/>
             <w:r>
               <w:rPr>
+                <w:rFonts w:ascii="Times New Roman" w:hAnsi="Times New Roman"/>
                 <w:b/>
+                <w:color w:val="000000"/>
                 <w:sz w:val="20"/>
               </w:rPr>
-              <w:t>Proposed Specification</w:t>
+              <w:t>Specification</w:t>
             </w:r>
           </w:p>
         </w:tc>
@@ -5027,12 +5307,14 @@
       <w:tr>
         <w:tc>
           <w:tcPr>
-            <w:tcW w:type="dxa" w:w="567"/>
+            <w:tcW w:type="dxa" w:w="3120"/>
           </w:tcPr>
           <w:p>
             <w:r/>
             <w:r>
               <w:rPr>
+                <w:rFonts w:ascii="Times New Roman" w:hAnsi="Times New Roman"/>
+                <w:color w:val="000000"/>
                 <w:sz w:val="20"/>
               </w:rPr>
               <w:t>1</w:t>
@@ -5041,12 +5323,14 @@
         </w:tc>
         <w:tc>
           <w:tcPr>
-            <w:tcW w:type="dxa" w:w="2268"/>
+            <w:tcW w:type="dxa" w:w="3120"/>
           </w:tcPr>
           <w:p>
             <w:r/>
             <w:r>
               <w:rPr>
+                <w:rFonts w:ascii="Times New Roman" w:hAnsi="Times New Roman"/>
+                <w:color w:val="000000"/>
                 <w:sz w:val="20"/>
               </w:rPr>
               <w:t>Primary dataset</w:t>
@@ -5055,12 +5339,14 @@
         </w:tc>
         <w:tc>
           <w:tcPr>
-            <w:tcW w:type="dxa" w:w="5669"/>
+            <w:tcW w:type="dxa" w:w="3120"/>
           </w:tcPr>
           <w:p>
             <w:r/>
             <w:r>
               <w:rPr>
+                <w:rFonts w:ascii="Times New Roman" w:hAnsi="Times New Roman"/>
+                <w:color w:val="000000"/>
                 <w:sz w:val="20"/>
               </w:rPr>
               <w:t>CNN/DailyMail (70/15/15 split)</w:t>
@@ -5071,12 +5357,14 @@
       <w:tr>
         <w:tc>
           <w:tcPr>
-            <w:tcW w:type="dxa" w:w="567"/>
+            <w:tcW w:type="dxa" w:w="3120"/>
           </w:tcPr>
           <w:p>
             <w:r/>
             <w:r>
               <w:rPr>
+                <w:rFonts w:ascii="Times New Roman" w:hAnsi="Times New Roman"/>
+                <w:color w:val="000000"/>
                 <w:sz w:val="20"/>
               </w:rPr>
               <w:t>2</w:t>
@@ -5085,56 +5373,14 @@
         </w:tc>
         <w:tc>
           <w:tcPr>
-            <w:tcW w:type="dxa" w:w="2268"/>
+            <w:tcW w:type="dxa" w:w="3120"/>
           </w:tcPr>
           <w:p>
             <w:r/>
             <w:r>
               <w:rPr>
-                <w:sz w:val="20"/>
-              </w:rPr>
-              <w:t>Secondary dataset</w:t>
-            </w:r>
-          </w:p>
-        </w:tc>
-        <w:tc>
-          <w:tcPr>
-            <w:tcW w:type="dxa" w:w="5669"/>
-          </w:tcPr>
-          <w:p>
-            <w:r/>
-            <w:r>
-              <w:rPr>
-                <w:sz w:val="20"/>
-              </w:rPr>
-              <w:t>Hindi XL-Sum subset (multilingual feasibility)</w:t>
-            </w:r>
-          </w:p>
-        </w:tc>
-      </w:tr>
-      <w:tr>
-        <w:tc>
-          <w:tcPr>
-            <w:tcW w:type="dxa" w:w="567"/>
-          </w:tcPr>
-          <w:p>
-            <w:r/>
-            <w:r>
-              <w:rPr>
-                <w:sz w:val="20"/>
-              </w:rPr>
-              <w:t>3</w:t>
-            </w:r>
-          </w:p>
-        </w:tc>
-        <w:tc>
-          <w:tcPr>
-            <w:tcW w:type="dxa" w:w="2268"/>
-          </w:tcPr>
-          <w:p>
-            <w:r/>
-            <w:r>
-              <w:rPr>
+                <w:rFonts w:ascii="Times New Roman" w:hAnsi="Times New Roman"/>
+                <w:color w:val="000000"/>
                 <w:sz w:val="20"/>
               </w:rPr>
               <w:t>Evidence retrieval</w:t>
@@ -5143,12 +5389,14 @@
         </w:tc>
         <w:tc>
           <w:tcPr>
-            <w:tcW w:type="dxa" w:w="5669"/>
+            <w:tcW w:type="dxa" w:w="3120"/>
           </w:tcPr>
           <w:p>
             <w:r/>
             <w:r>
               <w:rPr>
+                <w:rFonts w:ascii="Times New Roman" w:hAnsi="Times New Roman"/>
+                <w:color w:val="000000"/>
                 <w:sz w:val="20"/>
               </w:rPr>
               <w:t>Hybrid BM25 + all-MiniLM-L6-v2 (384-dim)</w:t>
@@ -5159,12 +5407,64 @@
       <w:tr>
         <w:tc>
           <w:tcPr>
-            <w:tcW w:type="dxa" w:w="567"/>
+            <w:tcW w:type="dxa" w:w="3120"/>
           </w:tcPr>
           <w:p>
             <w:r/>
             <w:r>
               <w:rPr>
+                <w:rFonts w:ascii="Times New Roman" w:hAnsi="Times New Roman"/>
+                <w:color w:val="000000"/>
+                <w:sz w:val="20"/>
+              </w:rPr>
+              <w:t>3</w:t>
+            </w:r>
+          </w:p>
+        </w:tc>
+        <w:tc>
+          <w:tcPr>
+            <w:tcW w:type="dxa" w:w="3120"/>
+          </w:tcPr>
+          <w:p>
+            <w:r/>
+            <w:r>
+              <w:rPr>
+                <w:rFonts w:ascii="Times New Roman" w:hAnsi="Times New Roman"/>
+                <w:color w:val="000000"/>
+                <w:sz w:val="20"/>
+              </w:rPr>
+              <w:t>Primary generator</w:t>
+            </w:r>
+          </w:p>
+        </w:tc>
+        <w:tc>
+          <w:tcPr>
+            <w:tcW w:type="dxa" w:w="3120"/>
+          </w:tcPr>
+          <w:p>
+            <w:r/>
+            <w:r>
+              <w:rPr>
+                <w:rFonts w:ascii="Times New Roman" w:hAnsi="Times New Roman"/>
+                <w:color w:val="000000"/>
+                <w:sz w:val="20"/>
+              </w:rPr>
+              <w:t>BART-large-cnn, 3 epochs, lr=3e-5</w:t>
+            </w:r>
+          </w:p>
+        </w:tc>
+      </w:tr>
+      <w:tr>
+        <w:tc>
+          <w:tcPr>
+            <w:tcW w:type="dxa" w:w="3120"/>
+          </w:tcPr>
+          <w:p>
+            <w:r/>
+            <w:r>
+              <w:rPr>
+                <w:rFonts w:ascii="Times New Roman" w:hAnsi="Times New Roman"/>
+                <w:color w:val="000000"/>
                 <w:sz w:val="20"/>
               </w:rPr>
               <w:t>4</w:t>
@@ -5173,56 +5473,14 @@
         </w:tc>
         <w:tc>
           <w:tcPr>
-            <w:tcW w:type="dxa" w:w="2268"/>
+            <w:tcW w:type="dxa" w:w="3120"/>
           </w:tcPr>
           <w:p>
             <w:r/>
             <w:r>
               <w:rPr>
-                <w:sz w:val="20"/>
-              </w:rPr>
-              <w:t>Primary generator</w:t>
-            </w:r>
-          </w:p>
-        </w:tc>
-        <w:tc>
-          <w:tcPr>
-            <w:tcW w:type="dxa" w:w="5669"/>
-          </w:tcPr>
-          <w:p>
-            <w:r/>
-            <w:r>
-              <w:rPr>
-                <w:sz w:val="20"/>
-              </w:rPr>
-              <w:t>BART-large-cnn, fine-tuned 3 epochs, lr=3e-5, batch 2, grad accum 8</w:t>
-            </w:r>
-          </w:p>
-        </w:tc>
-      </w:tr>
-      <w:tr>
-        <w:tc>
-          <w:tcPr>
-            <w:tcW w:type="dxa" w:w="567"/>
-          </w:tcPr>
-          <w:p>
-            <w:r/>
-            <w:r>
-              <w:rPr>
-                <w:sz w:val="20"/>
-              </w:rPr>
-              <w:t>5</w:t>
-            </w:r>
-          </w:p>
-        </w:tc>
-        <w:tc>
-          <w:tcPr>
-            <w:tcW w:type="dxa" w:w="2268"/>
-          </w:tcPr>
-          <w:p>
-            <w:r/>
-            <w:r>
-              <w:rPr>
+                <w:rFonts w:ascii="Times New Roman" w:hAnsi="Times New Roman"/>
+                <w:color w:val="000000"/>
                 <w:sz w:val="20"/>
               </w:rPr>
               <w:t>Comparison generators</w:t>
@@ -5231,12 +5489,14 @@
         </w:tc>
         <w:tc>
           <w:tcPr>
-            <w:tcW w:type="dxa" w:w="5669"/>
+            <w:tcW w:type="dxa" w:w="3120"/>
           </w:tcPr>
           <w:p>
             <w:r/>
             <w:r>
               <w:rPr>
+                <w:rFonts w:ascii="Times New Roman" w:hAnsi="Times New Roman"/>
+                <w:color w:val="000000"/>
                 <w:sz w:val="20"/>
               </w:rPr>
               <w:t>PEGASUS-cnn_dailymail, mBART-large-cc25</w:t>
@@ -5247,12 +5507,64 @@
       <w:tr>
         <w:tc>
           <w:tcPr>
-            <w:tcW w:type="dxa" w:w="567"/>
+            <w:tcW w:type="dxa" w:w="3120"/>
           </w:tcPr>
           <w:p>
             <w:r/>
             <w:r>
               <w:rPr>
+                <w:rFonts w:ascii="Times New Roman" w:hAnsi="Times New Roman"/>
+                <w:color w:val="000000"/>
+                <w:sz w:val="20"/>
+              </w:rPr>
+              <w:t>5</w:t>
+            </w:r>
+          </w:p>
+        </w:tc>
+        <w:tc>
+          <w:tcPr>
+            <w:tcW w:type="dxa" w:w="3120"/>
+          </w:tcPr>
+          <w:p>
+            <w:r/>
+            <w:r>
+              <w:rPr>
+                <w:rFonts w:ascii="Times New Roman" w:hAnsi="Times New Roman"/>
+                <w:color w:val="000000"/>
+                <w:sz w:val="20"/>
+              </w:rPr>
+              <w:t>Generation strategy</w:t>
+            </w:r>
+          </w:p>
+        </w:tc>
+        <w:tc>
+          <w:tcPr>
+            <w:tcW w:type="dxa" w:w="3120"/>
+          </w:tcPr>
+          <w:p>
+            <w:r/>
+            <w:r>
+              <w:rPr>
+                <w:rFonts w:ascii="Times New Roman" w:hAnsi="Times New Roman"/>
+                <w:color w:val="000000"/>
+                <w:sz w:val="20"/>
+              </w:rPr>
+              <w:t>Nucleus sampling, top_p=0.92, N=5</w:t>
+            </w:r>
+          </w:p>
+        </w:tc>
+      </w:tr>
+      <w:tr>
+        <w:tc>
+          <w:tcPr>
+            <w:tcW w:type="dxa" w:w="3120"/>
+          </w:tcPr>
+          <w:p>
+            <w:r/>
+            <w:r>
+              <w:rPr>
+                <w:rFonts w:ascii="Times New Roman" w:hAnsi="Times New Roman"/>
+                <w:color w:val="000000"/>
                 <w:sz w:val="20"/>
               </w:rPr>
               <w:t>6</w:t>
@@ -5261,29 +5573,33 @@
         </w:tc>
         <w:tc>
           <w:tcPr>
-            <w:tcW w:type="dxa" w:w="2268"/>
+            <w:tcW w:type="dxa" w:w="3120"/>
           </w:tcPr>
           <w:p>
             <w:r/>
             <w:r>
               <w:rPr>
+                <w:rFonts w:ascii="Times New Roman" w:hAnsi="Times New Roman"/>
+                <w:color w:val="000000"/>
                 <w:sz w:val="20"/>
               </w:rPr>
-              <w:t>Generation strategy</w:t>
+              <w:t>NLI verifier</w:t>
             </w:r>
           </w:p>
         </w:tc>
         <w:tc>
           <w:tcPr>
-            <w:tcW w:type="dxa" w:w="5669"/>
+            <w:tcW w:type="dxa" w:w="3120"/>
           </w:tcPr>
           <w:p>
             <w:r/>
             <w:r>
               <w:rPr>
+                <w:rFonts w:ascii="Times New Roman" w:hAnsi="Times New Roman"/>
+                <w:color w:val="000000"/>
                 <w:sz w:val="20"/>
               </w:rPr>
-              <w:t>Nucleus sampling, top_p = 0.92, N = 5 candidates</w:t>
+              <w:t>cross-encoder/nli-deberta-v3-base</w:t>
             </w:r>
           </w:p>
         </w:tc>
@@ -5291,12 +5607,14 @@
       <w:tr>
         <w:tc>
           <w:tcPr>
-            <w:tcW w:type="dxa" w:w="567"/>
+            <w:tcW w:type="dxa" w:w="3120"/>
           </w:tcPr>
           <w:p>
             <w:r/>
             <w:r>
               <w:rPr>
+                <w:rFonts w:ascii="Times New Roman" w:hAnsi="Times New Roman"/>
+                <w:color w:val="000000"/>
                 <w:sz w:val="20"/>
               </w:rPr>
               <w:t>7</w:t>
@@ -5305,29 +5623,33 @@
         </w:tc>
         <w:tc>
           <w:tcPr>
-            <w:tcW w:type="dxa" w:w="2268"/>
+            <w:tcW w:type="dxa" w:w="3120"/>
           </w:tcPr>
           <w:p>
             <w:r/>
             <w:r>
               <w:rPr>
+                <w:rFonts w:ascii="Times New Roman" w:hAnsi="Times New Roman"/>
+                <w:color w:val="000000"/>
                 <w:sz w:val="20"/>
               </w:rPr>
-              <w:t>NLI verifier</w:t>
+              <w:t>Reranking formula</w:t>
             </w:r>
           </w:p>
         </w:tc>
         <w:tc>
           <w:tcPr>
-            <w:tcW w:type="dxa" w:w="5669"/>
+            <w:tcW w:type="dxa" w:w="3120"/>
           </w:tcPr>
           <w:p>
             <w:r/>
             <w:r>
               <w:rPr>
+                <w:rFonts w:ascii="Times New Roman" w:hAnsi="Times New Roman"/>
+                <w:color w:val="000000"/>
                 <w:sz w:val="20"/>
               </w:rPr>
-              <w:t>cross-encoder/nli-deberta-v3-base (sentence-level entailment)</w:t>
+              <w:t>0.6×FCS + 0.4×BERTScore-F1</w:t>
             </w:r>
           </w:p>
         </w:tc>
@@ -5335,12 +5657,14 @@
       <w:tr>
         <w:tc>
           <w:tcPr>
-            <w:tcW w:type="dxa" w:w="567"/>
+            <w:tcW w:type="dxa" w:w="3120"/>
           </w:tcPr>
           <w:p>
             <w:r/>
             <w:r>
               <w:rPr>
+                <w:rFonts w:ascii="Times New Roman" w:hAnsi="Times New Roman"/>
+                <w:color w:val="000000"/>
                 <w:sz w:val="20"/>
               </w:rPr>
               <w:t>8</w:t>
@@ -5349,29 +5673,33 @@
         </w:tc>
         <w:tc>
           <w:tcPr>
-            <w:tcW w:type="dxa" w:w="2268"/>
+            <w:tcW w:type="dxa" w:w="3120"/>
           </w:tcPr>
           <w:p>
             <w:r/>
             <w:r>
               <w:rPr>
+                <w:rFonts w:ascii="Times New Roman" w:hAnsi="Times New Roman"/>
+                <w:color w:val="000000"/>
                 <w:sz w:val="20"/>
               </w:rPr>
-              <w:t>Reranking formula</w:t>
+              <w:t>Safety switch</w:t>
             </w:r>
           </w:p>
         </w:tc>
         <w:tc>
           <w:tcPr>
-            <w:tcW w:type="dxa" w:w="5669"/>
+            <w:tcW w:type="dxa" w:w="3120"/>
           </w:tcPr>
           <w:p>
             <w:r/>
             <w:r>
               <w:rPr>
+                <w:rFonts w:ascii="Times New Roman" w:hAnsi="Times New Roman"/>
+                <w:color w:val="000000"/>
                 <w:sz w:val="20"/>
               </w:rPr>
-              <w:t>0.6 × FCS + 0.4 × BERTScore-F1</w:t>
+              <w:t>Threshold = 0.40 + 0.20 × D</w:t>
             </w:r>
           </w:p>
         </w:tc>
@@ -5379,12 +5707,14 @@
       <w:tr>
         <w:tc>
           <w:tcPr>
-            <w:tcW w:type="dxa" w:w="567"/>
+            <w:tcW w:type="dxa" w:w="3120"/>
           </w:tcPr>
           <w:p>
             <w:r/>
             <w:r>
               <w:rPr>
+                <w:rFonts w:ascii="Times New Roman" w:hAnsi="Times New Roman"/>
+                <w:color w:val="000000"/>
                 <w:sz w:val="20"/>
               </w:rPr>
               <w:t>9</w:t>
@@ -5393,29 +5723,33 @@
         </w:tc>
         <w:tc>
           <w:tcPr>
-            <w:tcW w:type="dxa" w:w="2268"/>
+            <w:tcW w:type="dxa" w:w="3120"/>
           </w:tcPr>
           <w:p>
             <w:r/>
             <w:r>
               <w:rPr>
+                <w:rFonts w:ascii="Times New Roman" w:hAnsi="Times New Roman"/>
+                <w:color w:val="000000"/>
                 <w:sz w:val="20"/>
               </w:rPr>
-              <w:t>Safety switch mode</w:t>
+              <w:t>Difficulty weights</w:t>
             </w:r>
           </w:p>
         </w:tc>
         <w:tc>
           <w:tcPr>
-            <w:tcW w:type="dxa" w:w="5669"/>
+            <w:tcW w:type="dxa" w:w="3120"/>
           </w:tcPr>
           <w:p>
             <w:r/>
             <w:r>
               <w:rPr>
+                <w:rFonts w:ascii="Times New Roman" w:hAnsi="Times New Roman"/>
+                <w:color w:val="000000"/>
                 <w:sz w:val="20"/>
               </w:rPr>
-              <w:t>Dynamic: Threshold = 0.40 + 0.20 × D</w:t>
+              <w:t>Len:0.4, Entity:0.3, Uncertainty:0.3</w:t>
             </w:r>
           </w:p>
         </w:tc>
@@ -5423,12 +5757,14 @@
       <w:tr>
         <w:tc>
           <w:tcPr>
-            <w:tcW w:type="dxa" w:w="567"/>
+            <w:tcW w:type="dxa" w:w="3120"/>
           </w:tcPr>
           <w:p>
             <w:r/>
             <w:r>
               <w:rPr>
+                <w:rFonts w:ascii="Times New Roman" w:hAnsi="Times New Roman"/>
+                <w:color w:val="000000"/>
                 <w:sz w:val="20"/>
               </w:rPr>
               <w:t>10</w:t>
@@ -5437,29 +5773,33 @@
         </w:tc>
         <w:tc>
           <w:tcPr>
-            <w:tcW w:type="dxa" w:w="2268"/>
+            <w:tcW w:type="dxa" w:w="3120"/>
           </w:tcPr>
           <w:p>
             <w:r/>
             <w:r>
               <w:rPr>
+                <w:rFonts w:ascii="Times New Roman" w:hAnsi="Times New Roman"/>
+                <w:color w:val="000000"/>
                 <w:sz w:val="20"/>
               </w:rPr>
-              <w:t>Difficulty weights</w:t>
+              <w:t>Evaluation metrics</w:t>
             </w:r>
           </w:p>
         </w:tc>
         <w:tc>
           <w:tcPr>
-            <w:tcW w:type="dxa" w:w="5669"/>
+            <w:tcW w:type="dxa" w:w="3120"/>
           </w:tcPr>
           <w:p>
             <w:r/>
             <w:r>
               <w:rPr>
+                <w:rFonts w:ascii="Times New Roman" w:hAnsi="Times New Roman"/>
+                <w:color w:val="000000"/>
                 <w:sz w:val="20"/>
               </w:rPr>
-              <w:t>Length: 0.4, Entity: 0.3, Uncertainty: 0.3</w:t>
+              <w:t>ROUGE-1/2/L, BERTScore, NLI-FCS</w:t>
             </w:r>
           </w:p>
         </w:tc>
@@ -5467,12 +5807,14 @@
       <w:tr>
         <w:tc>
           <w:tcPr>
-            <w:tcW w:type="dxa" w:w="567"/>
+            <w:tcW w:type="dxa" w:w="3120"/>
           </w:tcPr>
           <w:p>
             <w:r/>
             <w:r>
               <w:rPr>
+                <w:rFonts w:ascii="Times New Roman" w:hAnsi="Times New Roman"/>
+                <w:color w:val="000000"/>
                 <w:sz w:val="20"/>
               </w:rPr>
               <w:t>11</w:t>
@@ -5481,73 +5823,33 @@
         </w:tc>
         <w:tc>
           <w:tcPr>
-            <w:tcW w:type="dxa" w:w="2268"/>
+            <w:tcW w:type="dxa" w:w="3120"/>
           </w:tcPr>
           <w:p>
             <w:r/>
             <w:r>
               <w:rPr>
+                <w:rFonts w:ascii="Times New Roman" w:hAnsi="Times New Roman"/>
+                <w:color w:val="000000"/>
                 <w:sz w:val="20"/>
               </w:rPr>
-              <w:t>Evaluation metrics</w:t>
+              <w:t>Demo</w:t>
             </w:r>
           </w:p>
         </w:tc>
         <w:tc>
           <w:tcPr>
-            <w:tcW w:type="dxa" w:w="5669"/>
+            <w:tcW w:type="dxa" w:w="3120"/>
           </w:tcPr>
           <w:p>
             <w:r/>
             <w:r>
               <w:rPr>
+                <w:rFonts w:ascii="Times New Roman" w:hAnsi="Times New Roman"/>
+                <w:color w:val="000000"/>
                 <w:sz w:val="20"/>
               </w:rPr>
-              <w:t>ROUGE-1/2/L, BERTScore-F1, NLI-FCS, fallback rate</w:t>
-            </w:r>
-          </w:p>
-        </w:tc>
-      </w:tr>
-      <w:tr>
-        <w:tc>
-          <w:tcPr>
-            <w:tcW w:type="dxa" w:w="567"/>
-          </w:tcPr>
-          <w:p>
-            <w:r/>
-            <w:r>
-              <w:rPr>
-                <w:sz w:val="20"/>
-              </w:rPr>
-              <w:t>12</w:t>
-            </w:r>
-          </w:p>
-        </w:tc>
-        <w:tc>
-          <w:tcPr>
-            <w:tcW w:type="dxa" w:w="2268"/>
-          </w:tcPr>
-          <w:p>
-            <w:r/>
-            <w:r>
-              <w:rPr>
-                <w:sz w:val="20"/>
-              </w:rPr>
-              <w:t>Demo application</w:t>
-            </w:r>
-          </w:p>
-        </w:tc>
-        <w:tc>
-          <w:tcPr>
-            <w:tcW w:type="dxa" w:w="5669"/>
-          </w:tcPr>
-          <w:p>
-            <w:r/>
-            <w:r>
-              <w:rPr>
-                <w:sz w:val="20"/>
-              </w:rPr>
-              <w:t>Streamlit — summary, evidence trace, difficulty signals</w:t>
+              <w:t>Streamlit (local)</w:t>
             </w:r>
           </w:p>
         </w:tc>
@@ -5555,11 +5857,16 @@
     </w:tbl>
     <w:p>
       <w:pPr>
-        <w:spacing w:before="360" w:after="120"/>
+        <w:spacing w:before="280" w:after="120"/>
+        <w:pBdr>
+          <w:bottom w:val="single" w:sz="4" w:space="1" w:color="000000"/>
+        </w:pBdr>
       </w:pPr>
       <w:r>
         <w:rPr>
+          <w:rFonts w:ascii="Times New Roman" w:hAnsi="Times New Roman"/>
           <w:b/>
+          <w:color w:val="000000"/>
           <w:sz w:val="28"/>
         </w:rPr>
         <w:t>11. DESIGN CONSIDERATIONS</w:t>
@@ -5567,92 +5874,86 @@
     </w:p>
     <w:p>
       <w:pPr>
-        <w:spacing w:before="0" w:after="120"/>
+        <w:pStyle w:val="ListBullet"/>
+        <w:spacing w:after="40" w:before="0"/>
       </w:pPr>
       <w:r>
         <w:rPr>
-          <w:b w:val="0"/>
-          <w:i w:val="0"/>
-          <w:sz w:val="22"/>
+          <w:rFonts w:ascii="Times New Roman" w:hAnsi="Times New Roman"/>
+          <w:color w:val="000000"/>
+          <w:sz w:val="24"/>
         </w:rPr>
-        <w:t>The following principles guide the architectural and implementation choices:</w:t>
+        <w:t>Modularity: Each stage independently testable and replaceable.</w:t>
       </w:r>
     </w:p>
     <w:p>
       <w:pPr>
         <w:pStyle w:val="ListBullet"/>
+        <w:spacing w:after="40" w:before="0"/>
       </w:pPr>
       <w:r>
         <w:rPr>
-          <w:sz w:val="22"/>
+          <w:rFonts w:ascii="Times New Roman" w:hAnsi="Times New Roman"/>
+          <w:color w:val="000000"/>
+          <w:sz w:val="24"/>
         </w:rPr>
-        <w:t>Modularity: Each stage (retrieval, generation, verification, reranking) is independently testable and replaceable, enabling controlled ablation.</w:t>
+        <w:t>Traceability: Every summary has evidence trace to source sentences.</w:t>
       </w:r>
     </w:p>
     <w:p>
       <w:pPr>
         <w:pStyle w:val="ListBullet"/>
+        <w:spacing w:after="40" w:before="0"/>
       </w:pPr>
       <w:r>
         <w:rPr>
-          <w:sz w:val="22"/>
+          <w:rFonts w:ascii="Times New Roman" w:hAnsi="Times New Roman"/>
+          <w:color w:val="000000"/>
+          <w:sz w:val="24"/>
         </w:rPr>
-        <w:t>Traceability: Every generated summary is accompanied by an evidence trace linking it to specific source sentences.</w:t>
+        <w:t>Graceful degradation: Difficulty-aware fallback prevents unverified output.</w:t>
       </w:r>
     </w:p>
     <w:p>
       <w:pPr>
         <w:pStyle w:val="ListBullet"/>
+        <w:spacing w:after="40" w:before="0"/>
       </w:pPr>
       <w:r>
         <w:rPr>
-          <w:sz w:val="22"/>
+          <w:rFonts w:ascii="Times New Roman" w:hAnsi="Times New Roman"/>
+          <w:color w:val="000000"/>
+          <w:sz w:val="24"/>
         </w:rPr>
-        <w:t>Graceful degradation: The difficulty-aware fallback ensures the system never silently returns a low-confidence or potentially hallucinated abstractive summary.</w:t>
+        <w:t>Adaptivity: Dynamic threshold adapts without retraining.</w:t>
       </w:r>
     </w:p>
     <w:p>
       <w:pPr>
         <w:pStyle w:val="ListBullet"/>
+        <w:spacing w:after="40" w:before="0"/>
       </w:pPr>
       <w:r>
         <w:rPr>
-          <w:sz w:val="22"/>
+          <w:rFonts w:ascii="Times New Roman" w:hAnsi="Times New Roman"/>
+          <w:color w:val="000000"/>
+          <w:sz w:val="24"/>
         </w:rPr>
-        <w:t>Adaptivity: The dynamic threshold adapts to input complexity without requiring model retraining or additional learned parameters.</w:t>
+        <w:t>Reproducibility: All hyperparameters, seeds, and splits documented.</w:t>
       </w:r>
     </w:p>
     <w:p>
       <w:pPr>
         <w:pStyle w:val="ListBullet"/>
+        <w:spacing w:after="40" w:before="0"/>
       </w:pPr>
       <w:r>
         <w:rPr>
-          <w:sz w:val="22"/>
+          <w:rFonts w:ascii="Times New Roman" w:hAnsi="Times New Roman"/>
+          <w:color w:val="000000"/>
+          <w:sz w:val="24"/>
         </w:rPr>
-        <w:t>Evaluation rigour: The evaluation harness accepts BART, PEGASUS, or mBART under identical conditions, enabling fair comparison.</w:t>
-      </w:r>
-    </w:p>
-    <w:p>
-      <w:pPr>
-        <w:pStyle w:val="ListBullet"/>
-      </w:pPr>
-      <w:r>
-        <w:rPr>
-          <w:sz w:val="22"/>
-        </w:rPr>
-        <w:t>Reproducibility: All model versions, hyperparameters, and random seeds are documented; dataset splits are fixed and versioned.</w:t>
-      </w:r>
-    </w:p>
-    <w:p>
-      <w:pPr>
-        <w:pStyle w:val="ListBullet"/>
-      </w:pPr>
-      <w:r>
-        <w:rPr>
-          <w:sz w:val="22"/>
-        </w:rPr>
-        <w:t>Scope management: Production deployment is out of scope; a local Streamlit demonstration satisfies presentability requirements.</w:t>
+        <w:t>Scope management: Local Streamlit demo; production deployment out of scope.</w:t>
       </w:r>
     </w:p>
     <w:p>
@@ -5662,11 +5963,16 @@
     </w:p>
     <w:p>
       <w:pPr>
-        <w:spacing w:before="360" w:after="120"/>
+        <w:spacing w:before="280" w:after="120"/>
+        <w:pBdr>
+          <w:bottom w:val="single" w:sz="4" w:space="1" w:color="000000"/>
+        </w:pBdr>
       </w:pPr>
       <w:r>
         <w:rPr>
+          <w:rFonts w:ascii="Times New Roman" w:hAnsi="Times New Roman"/>
           <w:b/>
+          <w:color w:val="000000"/>
           <w:sz w:val="28"/>
         </w:rPr>
         <w:t>12. PRELIMINARY OBSERVATIONS AND RISKS</w:t>
@@ -5674,92 +5980,86 @@
     </w:p>
     <w:p>
       <w:pPr>
-        <w:spacing w:before="240" w:after="80"/>
+        <w:spacing w:before="200" w:after="80"/>
       </w:pPr>
       <w:r>
         <w:rPr>
+          <w:rFonts w:ascii="Times New Roman" w:hAnsi="Times New Roman"/>
           <w:b/>
-          <w:sz w:val="22"/>
+          <w:color w:val="000000"/>
+          <w:sz w:val="24"/>
         </w:rPr>
-        <w:t>12.1 Preliminary Observations</w:t>
+        <w:t>12.1 Observations</w:t>
       </w:r>
     </w:p>
     <w:p>
       <w:pPr>
         <w:pStyle w:val="ListBullet"/>
+        <w:spacing w:after="40" w:before="0"/>
       </w:pPr>
       <w:r>
         <w:rPr>
-          <w:sz w:val="22"/>
+          <w:rFonts w:ascii="Times New Roman" w:hAnsi="Times New Roman"/>
+          <w:color w:val="000000"/>
+          <w:sz w:val="24"/>
         </w:rPr>
-        <w:t>Hybrid BM25 and embedding retrieval consistently selects semantically coherent evidence sentences that are not always captured by pure keyword overlap.</w:t>
+        <w:t>Hybrid retrieval selects coherent evidence not captured by keyword overlap alone.</w:t>
       </w:r>
     </w:p>
     <w:p>
       <w:pPr>
         <w:pStyle w:val="ListBullet"/>
+        <w:spacing w:after="40" w:before="0"/>
       </w:pPr>
       <w:r>
         <w:rPr>
-          <w:sz w:val="22"/>
+          <w:rFonts w:ascii="Times New Roman" w:hAnsi="Times New Roman"/>
+          <w:color w:val="000000"/>
+          <w:sz w:val="24"/>
         </w:rPr>
-        <w:t>Best-of-N sampling with nucleus decoding (top_p = 0.92) produces candidates with meaningfully different phrasings for the reranker to discriminate between.</w:t>
+        <w:t>Dynamic threshold averaged 0.555 (vs. fixed 0.40); most articles are moderately difficult.</w:t>
       </w:r>
     </w:p>
     <w:p>
       <w:pPr>
         <w:pStyle w:val="ListBullet"/>
+        <w:spacing w:after="40" w:before="0"/>
       </w:pPr>
       <w:r>
         <w:rPr>
-          <w:sz w:val="22"/>
+          <w:rFonts w:ascii="Times New Roman" w:hAnsi="Times New Roman"/>
+          <w:color w:val="000000"/>
+          <w:sz w:val="24"/>
         </w:rPr>
-        <w:t>The difficulty-aware threshold averaged 0.555 on the stratified test set (vs. fixed 0.40), indicating most test articles are moderately difficult.</w:t>
+        <w:t>Zero hallucination rate across all pipeline evaluations.</w:t>
       </w:r>
     </w:p>
     <w:p>
       <w:pPr>
         <w:pStyle w:val="ListBullet"/>
+        <w:spacing w:after="40" w:before="0"/>
       </w:pPr>
       <w:r>
         <w:rPr>
-          <w:sz w:val="22"/>
+          <w:rFonts w:ascii="Times New Roman" w:hAnsi="Times New Roman"/>
+          <w:color w:val="000000"/>
+          <w:sz w:val="24"/>
         </w:rPr>
-        <w:t>Zero hallucination rate (0.0%) was observed across all pipeline evaluations (n=15 and n=300), confirming the safety switch is effective.</w:t>
+        <w:t>Mean latency 34.5s/article — acceptable for batch, needs optimisation for real-time.</w:t>
       </w:r>
     </w:p>
     <w:p>
       <w:pPr>
-        <w:pStyle w:val="ListBullet"/>
+        <w:spacing w:before="200" w:after="80"/>
       </w:pPr>
       <w:r>
         <w:rPr>
-          <w:sz w:val="22"/>
+          <w:rFonts w:ascii="Times New Roman" w:hAnsi="Times New Roman"/>
+          <w:b/>
+          <w:color w:val="000000"/>
+          <w:sz w:val="24"/>
         </w:rPr>
-        <w:t>The extractive fallback was not activated in current runs (0% fallback rate), suggesting the NLI-verified candidates consistently exceed the dynamic threshold.</w:t>
-      </w:r>
-    </w:p>
-    <w:p>
-      <w:pPr>
-        <w:pStyle w:val="ListBullet"/>
-      </w:pPr>
-      <w:r>
-        <w:rPr>
-          <w:sz w:val="22"/>
-        </w:rPr>
-        <w:t>Mean pipeline latency of 34.5 seconds per article (n=300) is acceptable for offline batch processing but requires optimisation for real-time use.</w:t>
-      </w:r>
-    </w:p>
-    <w:p>
-      <w:pPr>
-        <w:spacing w:before="240" w:after="80"/>
-      </w:pPr>
-      <w:r>
-        <w:rPr>
-          <w:b/>
-          <w:sz w:val="22"/>
-        </w:rPr>
-        <w:t>12.2 Current Risks and Mitigations</w:t>
+        <w:t>12.2 Risks and Mitigations</w:t>
       </w:r>
     </w:p>
     <w:tbl>
@@ -5776,8 +6076,7 @@
       <w:tr>
         <w:tc>
           <w:tcPr>
-            <w:tcW w:type="dxa" w:w="3118"/>
-            <w:shd w:fill="D9E2F3"/>
+            <w:tcW w:type="dxa" w:w="4680"/>
           </w:tcPr>
           <w:p>
             <w:pPr>
@@ -5786,7 +6085,9 @@
             <w:r/>
             <w:r>
               <w:rPr>
+                <w:rFonts w:ascii="Times New Roman" w:hAnsi="Times New Roman"/>
                 <w:b/>
+                <w:color w:val="000000"/>
                 <w:sz w:val="20"/>
               </w:rPr>
               <w:t>Risk</w:t>
@@ -5795,8 +6096,7 @@
         </w:tc>
         <w:tc>
           <w:tcPr>
-            <w:tcW w:type="dxa" w:w="5386"/>
-            <w:shd w:fill="D9E2F3"/>
+            <w:tcW w:type="dxa" w:w="4680"/>
           </w:tcPr>
           <w:p>
             <w:pPr>
@@ -5805,7 +6105,9 @@
             <w:r/>
             <w:r>
               <w:rPr>
+                <w:rFonts w:ascii="Times New Roman" w:hAnsi="Times New Roman"/>
                 <w:b/>
+                <w:color w:val="000000"/>
                 <w:sz w:val="20"/>
               </w:rPr>
               <w:t>Mitigation</w:t>
@@ -5816,29 +6118,33 @@
       <w:tr>
         <w:tc>
           <w:tcPr>
-            <w:tcW w:type="dxa" w:w="3118"/>
+            <w:tcW w:type="dxa" w:w="4680"/>
           </w:tcPr>
           <w:p>
             <w:r/>
             <w:r>
               <w:rPr>
+                <w:rFonts w:ascii="Times New Roman" w:hAnsi="Times New Roman"/>
+                <w:color w:val="000000"/>
                 <w:sz w:val="20"/>
               </w:rPr>
-              <w:t>NLI metric reliability on longer documents</w:t>
+              <w:t>NLI reliability on long docs</w:t>
             </w:r>
           </w:p>
         </w:tc>
         <w:tc>
           <w:tcPr>
-            <w:tcW w:type="dxa" w:w="5386"/>
+            <w:tcW w:type="dxa" w:w="4680"/>
           </w:tcPr>
           <w:p>
             <w:r/>
             <w:r>
               <w:rPr>
+                <w:rFonts w:ascii="Times New Roman" w:hAnsi="Times New Roman"/>
+                <w:color w:val="000000"/>
                 <w:sz w:val="20"/>
               </w:rPr>
-              <w:t>Primary evaluation restricted to CNN/DailyMail (short-document setting).</w:t>
+              <w:t>Evaluation restricted to CNN/DM (short docs)</w:t>
             </w:r>
           </w:p>
         </w:tc>
@@ -5846,29 +6152,33 @@
       <w:tr>
         <w:tc>
           <w:tcPr>
-            <w:tcW w:type="dxa" w:w="3118"/>
+            <w:tcW w:type="dxa" w:w="4680"/>
           </w:tcPr>
           <w:p>
             <w:r/>
             <w:r>
               <w:rPr>
+                <w:rFonts w:ascii="Times New Roman" w:hAnsi="Times New Roman"/>
+                <w:color w:val="000000"/>
                 <w:sz w:val="20"/>
               </w:rPr>
-              <w:t>Fine-tuning compute cost</w:t>
+              <w:t>Compute cost</w:t>
             </w:r>
           </w:p>
         </w:tc>
         <w:tc>
           <w:tcPr>
-            <w:tcW w:type="dxa" w:w="5386"/>
+            <w:tcW w:type="dxa" w:w="4680"/>
           </w:tcPr>
           <w:p>
             <w:r/>
             <w:r>
               <w:rPr>
+                <w:rFonts w:ascii="Times New Roman" w:hAnsi="Times New Roman"/>
+                <w:color w:val="000000"/>
                 <w:sz w:val="20"/>
               </w:rPr>
-              <w:t>Colab Pro+ and Kaggle A100 GPU; gradient accumulation reduces memory.</w:t>
+              <w:t>Colab Pro+/Kaggle A100; gradient accumulation</w:t>
             </w:r>
           </w:p>
         </w:tc>
@@ -5876,29 +6186,33 @@
       <w:tr>
         <w:tc>
           <w:tcPr>
-            <w:tcW w:type="dxa" w:w="3118"/>
+            <w:tcW w:type="dxa" w:w="4680"/>
           </w:tcPr>
           <w:p>
             <w:r/>
             <w:r>
               <w:rPr>
+                <w:rFonts w:ascii="Times New Roman" w:hAnsi="Times New Roman"/>
+                <w:color w:val="000000"/>
                 <w:sz w:val="20"/>
               </w:rPr>
-              <w:t>Human evaluation annotator availability</w:t>
+              <w:t>Annotator availability</w:t>
             </w:r>
           </w:p>
         </w:tc>
         <w:tc>
           <w:tcPr>
-            <w:tcW w:type="dxa" w:w="5386"/>
+            <w:tcW w:type="dxa" w:w="4680"/>
           </w:tcPr>
           <w:p>
             <w:r/>
             <w:r>
               <w:rPr>
+                <w:rFonts w:ascii="Times New Roman" w:hAnsi="Times New Roman"/>
+                <w:color w:val="000000"/>
                 <w:sz w:val="20"/>
               </w:rPr>
-              <w:t>Limited to 50 samples across 3 raters to control effort.</w:t>
+              <w:t>Limited to 50 samples, 3 raters</w:t>
             </w:r>
           </w:p>
         </w:tc>
@@ -5906,42 +6220,14 @@
       <w:tr>
         <w:tc>
           <w:tcPr>
-            <w:tcW w:type="dxa" w:w="3118"/>
+            <w:tcW w:type="dxa" w:w="4680"/>
           </w:tcPr>
           <w:p>
             <w:r/>
             <w:r>
               <w:rPr>
-                <w:sz w:val="20"/>
-              </w:rPr>
-              <w:t>Multilingual quality degradation</w:t>
-            </w:r>
-          </w:p>
-        </w:tc>
-        <w:tc>
-          <w:tcPr>
-            <w:tcW w:type="dxa" w:w="5386"/>
-          </w:tcPr>
-          <w:p>
-            <w:r/>
-            <w:r>
-              <w:rPr>
-                <w:sz w:val="20"/>
-              </w:rPr>
-              <w:t>Direct mBART fine-tuning provides fallback; framed as exploratory.</w:t>
-            </w:r>
-          </w:p>
-        </w:tc>
-      </w:tr>
-      <w:tr>
-        <w:tc>
-          <w:tcPr>
-            <w:tcW w:type="dxa" w:w="3118"/>
-          </w:tcPr>
-          <w:p>
-            <w:r/>
-            <w:r>
-              <w:rPr>
+                <w:rFonts w:ascii="Times New Roman" w:hAnsi="Times New Roman"/>
+                <w:color w:val="000000"/>
                 <w:sz w:val="20"/>
               </w:rPr>
               <w:t>Threshold sensitivity</w:t>
@@ -5950,15 +6236,460 @@
         </w:tc>
         <w:tc>
           <w:tcPr>
-            <w:tcW w:type="dxa" w:w="5386"/>
+            <w:tcW w:type="dxa" w:w="4680"/>
           </w:tcPr>
           <w:p>
             <w:r/>
             <w:r>
               <w:rPr>
+                <w:rFonts w:ascii="Times New Roman" w:hAnsi="Times New Roman"/>
+                <w:color w:val="000000"/>
                 <w:sz w:val="20"/>
               </w:rPr>
-              <w:t>Threshold treated as ablation variable; results reported across range.</w:t>
+              <w:t>Ablation across threshold range</w:t>
+            </w:r>
+          </w:p>
+        </w:tc>
+      </w:tr>
+    </w:tbl>
+    <w:p>
+      <w:pPr>
+        <w:spacing w:before="280" w:after="120"/>
+        <w:pBdr>
+          <w:bottom w:val="single" w:sz="4" w:space="1" w:color="000000"/>
+        </w:pBdr>
+      </w:pPr>
+      <w:r>
+        <w:rPr>
+          <w:rFonts w:ascii="Times New Roman" w:hAnsi="Times New Roman"/>
+          <w:b/>
+          <w:color w:val="000000"/>
+          <w:sz w:val="28"/>
+        </w:rPr>
+        <w:t>13. FUTURE PLAN</w:t>
+      </w:r>
+    </w:p>
+    <w:tbl>
+      <w:tblPr>
+        <w:tblStyle w:val="TableGrid"/>
+        <w:tblW w:type="auto" w:w="0"/>
+        <w:jc w:val="center"/>
+        <w:tblLook w:firstColumn="1" w:firstRow="1" w:lastColumn="0" w:lastRow="0" w:noHBand="0" w:noVBand="1" w:val="04A0"/>
+      </w:tblPr>
+      <w:tblGrid>
+        <w:gridCol w:w="2340"/>
+        <w:gridCol w:w="2340"/>
+        <w:gridCol w:w="2340"/>
+        <w:gridCol w:w="2340"/>
+      </w:tblGrid>
+      <w:tr>
+        <w:tc>
+          <w:tcPr>
+            <w:tcW w:type="dxa" w:w="2340"/>
+          </w:tcPr>
+          <w:p>
+            <w:pPr>
+              <w:jc w:val="center"/>
+            </w:pPr>
+            <w:r/>
+            <w:r>
+              <w:rPr>
+                <w:rFonts w:ascii="Times New Roman" w:hAnsi="Times New Roman"/>
+                <w:b/>
+                <w:color w:val="000000"/>
+                <w:sz w:val="20"/>
+              </w:rPr>
+              <w:t>Phase</w:t>
+            </w:r>
+          </w:p>
+        </w:tc>
+        <w:tc>
+          <w:tcPr>
+            <w:tcW w:type="dxa" w:w="2340"/>
+          </w:tcPr>
+          <w:p>
+            <w:pPr>
+              <w:jc w:val="center"/>
+            </w:pPr>
+            <w:r/>
+            <w:r>
+              <w:rPr>
+                <w:rFonts w:ascii="Times New Roman" w:hAnsi="Times New Roman"/>
+                <w:b/>
+                <w:color w:val="000000"/>
+                <w:sz w:val="20"/>
+              </w:rPr>
+              <w:t>Dates</w:t>
+            </w:r>
+          </w:p>
+        </w:tc>
+        <w:tc>
+          <w:tcPr>
+            <w:tcW w:type="dxa" w:w="2340"/>
+          </w:tcPr>
+          <w:p>
+            <w:pPr>
+              <w:jc w:val="center"/>
+            </w:pPr>
+            <w:r/>
+            <w:r>
+              <w:rPr>
+                <w:rFonts w:ascii="Times New Roman" w:hAnsi="Times New Roman"/>
+                <w:b/>
+                <w:color w:val="000000"/>
+                <w:sz w:val="20"/>
+              </w:rPr>
+              <w:t>Work</w:t>
+            </w:r>
+          </w:p>
+        </w:tc>
+        <w:tc>
+          <w:tcPr>
+            <w:tcW w:type="dxa" w:w="2340"/>
+          </w:tcPr>
+          <w:p>
+            <w:pPr>
+              <w:jc w:val="center"/>
+            </w:pPr>
+            <w:r/>
+            <w:r>
+              <w:rPr>
+                <w:rFonts w:ascii="Times New Roman" w:hAnsi="Times New Roman"/>
+                <w:b/>
+                <w:color w:val="000000"/>
+                <w:sz w:val="20"/>
+              </w:rPr>
+              <w:t>Status</w:t>
+            </w:r>
+          </w:p>
+        </w:tc>
+      </w:tr>
+      <w:tr>
+        <w:tc>
+          <w:tcPr>
+            <w:tcW w:type="dxa" w:w="2340"/>
+          </w:tcPr>
+          <w:p>
+            <w:r/>
+            <w:r>
+              <w:rPr>
+                <w:rFonts w:ascii="Times New Roman" w:hAnsi="Times New Roman"/>
+                <w:color w:val="000000"/>
+                <w:sz w:val="20"/>
+              </w:rPr>
+              <w:t>1. Setup</w:t>
+            </w:r>
+          </w:p>
+        </w:tc>
+        <w:tc>
+          <w:tcPr>
+            <w:tcW w:type="dxa" w:w="2340"/>
+          </w:tcPr>
+          <w:p>
+            <w:r/>
+            <w:r>
+              <w:rPr>
+                <w:rFonts w:ascii="Times New Roman" w:hAnsi="Times New Roman"/>
+                <w:color w:val="000000"/>
+                <w:sz w:val="20"/>
+              </w:rPr>
+              <w:t>25 Apr – 10 May</w:t>
+            </w:r>
+          </w:p>
+        </w:tc>
+        <w:tc>
+          <w:tcPr>
+            <w:tcW w:type="dxa" w:w="2340"/>
+          </w:tcPr>
+          <w:p>
+            <w:r/>
+            <w:r>
+              <w:rPr>
+                <w:rFonts w:ascii="Times New Roman" w:hAnsi="Times New Roman"/>
+                <w:color w:val="000000"/>
+                <w:sz w:val="20"/>
+              </w:rPr>
+              <w:t>Literature review, environment</w:t>
+            </w:r>
+          </w:p>
+        </w:tc>
+        <w:tc>
+          <w:tcPr>
+            <w:tcW w:type="dxa" w:w="2340"/>
+          </w:tcPr>
+          <w:p>
+            <w:r/>
+            <w:r>
+              <w:rPr>
+                <w:rFonts w:ascii="Times New Roman" w:hAnsi="Times New Roman"/>
+                <w:color w:val="000000"/>
+                <w:sz w:val="20"/>
+              </w:rPr>
+              <w:t>COMPLETED</w:t>
+            </w:r>
+          </w:p>
+        </w:tc>
+      </w:tr>
+      <w:tr>
+        <w:tc>
+          <w:tcPr>
+            <w:tcW w:type="dxa" w:w="2340"/>
+          </w:tcPr>
+          <w:p>
+            <w:r/>
+            <w:r>
+              <w:rPr>
+                <w:rFonts w:ascii="Times New Roman" w:hAnsi="Times New Roman"/>
+                <w:color w:val="000000"/>
+                <w:sz w:val="20"/>
+              </w:rPr>
+              <w:t>2. Baselines</w:t>
+            </w:r>
+          </w:p>
+        </w:tc>
+        <w:tc>
+          <w:tcPr>
+            <w:tcW w:type="dxa" w:w="2340"/>
+          </w:tcPr>
+          <w:p>
+            <w:r/>
+            <w:r>
+              <w:rPr>
+                <w:rFonts w:ascii="Times New Roman" w:hAnsi="Times New Roman"/>
+                <w:color w:val="000000"/>
+                <w:sz w:val="20"/>
+              </w:rPr>
+              <w:t>11 May – 31 May</w:t>
+            </w:r>
+          </w:p>
+        </w:tc>
+        <w:tc>
+          <w:tcPr>
+            <w:tcW w:type="dxa" w:w="2340"/>
+          </w:tcPr>
+          <w:p>
+            <w:r/>
+            <w:r>
+              <w:rPr>
+                <w:rFonts w:ascii="Times New Roman" w:hAnsi="Times New Roman"/>
+                <w:color w:val="000000"/>
+                <w:sz w:val="20"/>
+              </w:rPr>
+              <w:t>Pipeline design, baselines</w:t>
+            </w:r>
+          </w:p>
+        </w:tc>
+        <w:tc>
+          <w:tcPr>
+            <w:tcW w:type="dxa" w:w="2340"/>
+          </w:tcPr>
+          <w:p>
+            <w:r/>
+            <w:r>
+              <w:rPr>
+                <w:rFonts w:ascii="Times New Roman" w:hAnsi="Times New Roman"/>
+                <w:color w:val="000000"/>
+                <w:sz w:val="20"/>
+              </w:rPr>
+              <w:t>COMPLETED</w:t>
+            </w:r>
+          </w:p>
+        </w:tc>
+      </w:tr>
+      <w:tr>
+        <w:tc>
+          <w:tcPr>
+            <w:tcW w:type="dxa" w:w="2340"/>
+          </w:tcPr>
+          <w:p>
+            <w:r/>
+            <w:r>
+              <w:rPr>
+                <w:rFonts w:ascii="Times New Roman" w:hAnsi="Times New Roman"/>
+                <w:color w:val="000000"/>
+                <w:sz w:val="20"/>
+              </w:rPr>
+              <w:t>3. Pipeline</w:t>
+            </w:r>
+          </w:p>
+        </w:tc>
+        <w:tc>
+          <w:tcPr>
+            <w:tcW w:type="dxa" w:w="2340"/>
+          </w:tcPr>
+          <w:p>
+            <w:r/>
+            <w:r>
+              <w:rPr>
+                <w:rFonts w:ascii="Times New Roman" w:hAnsi="Times New Roman"/>
+                <w:color w:val="000000"/>
+                <w:sz w:val="20"/>
+              </w:rPr>
+              <w:t>01 Jun – 21 Jun</w:t>
+            </w:r>
+          </w:p>
+        </w:tc>
+        <w:tc>
+          <w:tcPr>
+            <w:tcW w:type="dxa" w:w="2340"/>
+          </w:tcPr>
+          <w:p>
+            <w:r/>
+            <w:r>
+              <w:rPr>
+                <w:rFonts w:ascii="Times New Roman" w:hAnsi="Times New Roman"/>
+                <w:color w:val="000000"/>
+                <w:sz w:val="20"/>
+              </w:rPr>
+              <w:t>Retrieval, generation, verification</w:t>
+            </w:r>
+          </w:p>
+        </w:tc>
+        <w:tc>
+          <w:tcPr>
+            <w:tcW w:type="dxa" w:w="2340"/>
+          </w:tcPr>
+          <w:p>
+            <w:r/>
+            <w:r>
+              <w:rPr>
+                <w:rFonts w:ascii="Times New Roman" w:hAnsi="Times New Roman"/>
+                <w:color w:val="000000"/>
+                <w:sz w:val="20"/>
+              </w:rPr>
+              <w:t>COMPLETED</w:t>
+            </w:r>
+          </w:p>
+        </w:tc>
+      </w:tr>
+      <w:tr>
+        <w:tc>
+          <w:tcPr>
+            <w:tcW w:type="dxa" w:w="2340"/>
+          </w:tcPr>
+          <w:p>
+            <w:r/>
+            <w:r>
+              <w:rPr>
+                <w:rFonts w:ascii="Times New Roman" w:hAnsi="Times New Roman"/>
+                <w:color w:val="000000"/>
+                <w:sz w:val="20"/>
+              </w:rPr>
+              <w:t>4. Novelty</w:t>
+            </w:r>
+          </w:p>
+        </w:tc>
+        <w:tc>
+          <w:tcPr>
+            <w:tcW w:type="dxa" w:w="2340"/>
+          </w:tcPr>
+          <w:p>
+            <w:r/>
+            <w:r>
+              <w:rPr>
+                <w:rFonts w:ascii="Times New Roman" w:hAnsi="Times New Roman"/>
+                <w:color w:val="000000"/>
+                <w:sz w:val="20"/>
+              </w:rPr>
+              <w:t>22 Jun – 12 Jul</w:t>
+            </w:r>
+          </w:p>
+        </w:tc>
+        <w:tc>
+          <w:tcPr>
+            <w:tcW w:type="dxa" w:w="2340"/>
+          </w:tcPr>
+          <w:p>
+            <w:r/>
+            <w:r>
+              <w:rPr>
+                <w:rFonts w:ascii="Times New Roman" w:hAnsi="Times New Roman"/>
+                <w:color w:val="000000"/>
+                <w:sz w:val="20"/>
+              </w:rPr>
+              <w:t>Difficulty switch, ablations, demo</w:t>
+            </w:r>
+          </w:p>
+        </w:tc>
+        <w:tc>
+          <w:tcPr>
+            <w:tcW w:type="dxa" w:w="2340"/>
+          </w:tcPr>
+          <w:p>
+            <w:r/>
+            <w:r>
+              <w:rPr>
+                <w:rFonts w:ascii="Times New Roman" w:hAnsi="Times New Roman"/>
+                <w:color w:val="000000"/>
+                <w:sz w:val="20"/>
+              </w:rPr>
+              <w:t>COMPLETED</w:t>
+            </w:r>
+          </w:p>
+        </w:tc>
+      </w:tr>
+      <w:tr>
+        <w:tc>
+          <w:tcPr>
+            <w:tcW w:type="dxa" w:w="2340"/>
+          </w:tcPr>
+          <w:p>
+            <w:r/>
+            <w:r>
+              <w:rPr>
+                <w:rFonts w:ascii="Times New Roman" w:hAnsi="Times New Roman"/>
+                <w:color w:val="000000"/>
+                <w:sz w:val="20"/>
+              </w:rPr>
+              <w:t>5. Final</w:t>
+            </w:r>
+          </w:p>
+        </w:tc>
+        <w:tc>
+          <w:tcPr>
+            <w:tcW w:type="dxa" w:w="2340"/>
+          </w:tcPr>
+          <w:p>
+            <w:r/>
+            <w:r>
+              <w:rPr>
+                <w:rFonts w:ascii="Times New Roman" w:hAnsi="Times New Roman"/>
+                <w:color w:val="000000"/>
+                <w:sz w:val="20"/>
+              </w:rPr>
+              <w:t>13 Jul – 02 Aug</w:t>
+            </w:r>
+          </w:p>
+        </w:tc>
+        <w:tc>
+          <w:tcPr>
+            <w:tcW w:type="dxa" w:w="2340"/>
+          </w:tcPr>
+          <w:p>
+            <w:r/>
+            <w:r>
+              <w:rPr>
+                <w:rFonts w:ascii="Times New Roman" w:hAnsi="Times New Roman"/>
+                <w:color w:val="000000"/>
+                <w:sz w:val="20"/>
+              </w:rPr>
+              <w:t>Human eval, dissertation, VIVA</w:t>
+            </w:r>
+          </w:p>
+        </w:tc>
+        <w:tc>
+          <w:tcPr>
+            <w:tcW w:type="dxa" w:w="2340"/>
+          </w:tcPr>
+          <w:p>
+            <w:r/>
+            <w:r>
+              <w:rPr>
+                <w:rFonts w:ascii="Times New Roman" w:hAnsi="Times New Roman"/>
+                <w:color w:val="000000"/>
+                <w:sz w:val="20"/>
+              </w:rPr>
+              <w:t>IN PROGRESS</w:t>
             </w:r>
           </w:p>
         </w:tc>
@@ -5971,508 +6702,16 @@
     </w:p>
     <w:p>
       <w:pPr>
-        <w:spacing w:before="360" w:after="120"/>
+        <w:spacing w:before="280" w:after="120"/>
+        <w:pBdr>
+          <w:bottom w:val="single" w:sz="4" w:space="1" w:color="000000"/>
+        </w:pBdr>
       </w:pPr>
       <w:r>
         <w:rPr>
+          <w:rFonts w:ascii="Times New Roman" w:hAnsi="Times New Roman"/>
           <w:b/>
-          <w:sz w:val="28"/>
-        </w:rPr>
-        <w:t>13. FUTURE PLAN</w:t>
-      </w:r>
-    </w:p>
-    <w:p>
-      <w:pPr>
-        <w:spacing w:before="0" w:after="120"/>
-      </w:pPr>
-      <w:r>
-        <w:rPr>
-          <w:b w:val="0"/>
-          <w:i w:val="0"/>
-          <w:sz w:val="22"/>
-        </w:rPr>
-        <w:t>The plan below follows the approved dissertation schedule. Phases 1 through 4 are completed. The remaining phase focuses on human evaluation, final review, and submission.</w:t>
-      </w:r>
-    </w:p>
-    <w:tbl>
-      <w:tblPr>
-        <w:tblStyle w:val="TableGrid"/>
-        <w:tblW w:type="auto" w:w="0"/>
-        <w:jc w:val="center"/>
-        <w:tblLook w:firstColumn="1" w:firstRow="1" w:lastColumn="0" w:lastRow="0" w:noHBand="0" w:noVBand="1" w:val="04A0"/>
-      </w:tblPr>
-      <w:tblGrid>
-        <w:gridCol w:w="1872"/>
-        <w:gridCol w:w="1872"/>
-        <w:gridCol w:w="1872"/>
-        <w:gridCol w:w="1872"/>
-        <w:gridCol w:w="1872"/>
-      </w:tblGrid>
-      <w:tr>
-        <w:tc>
-          <w:tcPr>
-            <w:tcW w:type="dxa" w:w="567"/>
-            <w:shd w:fill="D9E2F3"/>
-          </w:tcPr>
-          <w:p>
-            <w:pPr>
-              <w:jc w:val="center"/>
-            </w:pPr>
-            <w:r/>
-            <w:r>
-              <w:rPr>
-                <w:b/>
-                <w:sz w:val="20"/>
-              </w:rPr>
-              <w:t>Sl.</w:t>
-            </w:r>
-          </w:p>
-        </w:tc>
-        <w:tc>
-          <w:tcPr>
-            <w:tcW w:type="dxa" w:w="1984"/>
-            <w:shd w:fill="D9E2F3"/>
-          </w:tcPr>
-          <w:p>
-            <w:pPr>
-              <w:jc w:val="center"/>
-            </w:pPr>
-            <w:r/>
-            <w:r>
-              <w:rPr>
-                <w:b/>
-                <w:sz w:val="20"/>
-              </w:rPr>
-              <w:t>Phase</w:t>
-            </w:r>
-          </w:p>
-        </w:tc>
-        <w:tc>
-          <w:tcPr>
-            <w:tcW w:type="dxa" w:w="1984"/>
-            <w:shd w:fill="D9E2F3"/>
-          </w:tcPr>
-          <w:p>
-            <w:pPr>
-              <w:jc w:val="center"/>
-            </w:pPr>
-            <w:r/>
-            <w:r>
-              <w:rPr>
-                <w:b/>
-                <w:sz w:val="20"/>
-              </w:rPr>
-              <w:t>Start – End Date</w:t>
-            </w:r>
-          </w:p>
-        </w:tc>
-        <w:tc>
-          <w:tcPr>
-            <w:tcW w:type="dxa" w:w="2835"/>
-            <w:shd w:fill="D9E2F3"/>
-          </w:tcPr>
-          <w:p>
-            <w:pPr>
-              <w:jc w:val="center"/>
-            </w:pPr>
-            <w:r/>
-            <w:r>
-              <w:rPr>
-                <w:b/>
-                <w:sz w:val="20"/>
-              </w:rPr>
-              <w:t>Work to be Done</w:t>
-            </w:r>
-          </w:p>
-        </w:tc>
-        <w:tc>
-          <w:tcPr>
-            <w:tcW w:type="dxa" w:w="1417"/>
-            <w:shd w:fill="D9E2F3"/>
-          </w:tcPr>
-          <w:p>
-            <w:pPr>
-              <w:jc w:val="center"/>
-            </w:pPr>
-            <w:r/>
-            <w:r>
-              <w:rPr>
-                <w:b/>
-                <w:sz w:val="20"/>
-              </w:rPr>
-              <w:t>Status</w:t>
-            </w:r>
-          </w:p>
-        </w:tc>
-      </w:tr>
-      <w:tr>
-        <w:tc>
-          <w:tcPr>
-            <w:tcW w:type="dxa" w:w="567"/>
-          </w:tcPr>
-          <w:p>
-            <w:r/>
-            <w:r>
-              <w:rPr>
-                <w:sz w:val="20"/>
-              </w:rPr>
-              <w:t>1</w:t>
-            </w:r>
-          </w:p>
-        </w:tc>
-        <w:tc>
-          <w:tcPr>
-            <w:tcW w:type="dxa" w:w="1984"/>
-          </w:tcPr>
-          <w:p>
-            <w:r/>
-            <w:r>
-              <w:rPr>
-                <w:sz w:val="20"/>
-              </w:rPr>
-              <w:t>Outline &amp; Setup</w:t>
-            </w:r>
-          </w:p>
-        </w:tc>
-        <w:tc>
-          <w:tcPr>
-            <w:tcW w:type="dxa" w:w="1984"/>
-          </w:tcPr>
-          <w:p>
-            <w:r/>
-            <w:r>
-              <w:rPr>
-                <w:sz w:val="20"/>
-              </w:rPr>
-              <w:t>25 Apr – 10 May 2026</w:t>
-            </w:r>
-          </w:p>
-        </w:tc>
-        <w:tc>
-          <w:tcPr>
-            <w:tcW w:type="dxa" w:w="2835"/>
-          </w:tcPr>
-          <w:p>
-            <w:r/>
-            <w:r>
-              <w:rPr>
-                <w:sz w:val="20"/>
-              </w:rPr>
-              <w:t>Literature review, environment setup, dataset identification</w:t>
-            </w:r>
-          </w:p>
-        </w:tc>
-        <w:tc>
-          <w:tcPr>
-            <w:tcW w:type="dxa" w:w="1417"/>
-          </w:tcPr>
-          <w:p>
-            <w:r/>
-            <w:r>
-              <w:rPr>
-                <w:sz w:val="20"/>
-              </w:rPr>
-              <w:t>COMPLETED</w:t>
-            </w:r>
-          </w:p>
-        </w:tc>
-      </w:tr>
-      <w:tr>
-        <w:tc>
-          <w:tcPr>
-            <w:tcW w:type="dxa" w:w="567"/>
-          </w:tcPr>
-          <w:p>
-            <w:r/>
-            <w:r>
-              <w:rPr>
-                <w:sz w:val="20"/>
-              </w:rPr>
-              <w:t>2</w:t>
-            </w:r>
-          </w:p>
-        </w:tc>
-        <w:tc>
-          <w:tcPr>
-            <w:tcW w:type="dxa" w:w="1984"/>
-          </w:tcPr>
-          <w:p>
-            <w:r/>
-            <w:r>
-              <w:rPr>
-                <w:sz w:val="20"/>
-              </w:rPr>
-              <w:t>Baseline Development</w:t>
-            </w:r>
-          </w:p>
-        </w:tc>
-        <w:tc>
-          <w:tcPr>
-            <w:tcW w:type="dxa" w:w="1984"/>
-          </w:tcPr>
-          <w:p>
-            <w:r/>
-            <w:r>
-              <w:rPr>
-                <w:sz w:val="20"/>
-              </w:rPr>
-              <w:t>11 May – 31 May 2026</w:t>
-            </w:r>
-          </w:p>
-        </w:tc>
-        <w:tc>
-          <w:tcPr>
-            <w:tcW w:type="dxa" w:w="2835"/>
-          </w:tcPr>
-          <w:p>
-            <w:r/>
-            <w:r>
-              <w:rPr>
-                <w:sz w:val="20"/>
-              </w:rPr>
-              <w:t>Pipeline design, baseline implementation, preprocessing</w:t>
-            </w:r>
-          </w:p>
-        </w:tc>
-        <w:tc>
-          <w:tcPr>
-            <w:tcW w:type="dxa" w:w="1417"/>
-          </w:tcPr>
-          <w:p>
-            <w:r/>
-            <w:r>
-              <w:rPr>
-                <w:sz w:val="20"/>
-              </w:rPr>
-              <w:t>COMPLETED</w:t>
-            </w:r>
-          </w:p>
-        </w:tc>
-      </w:tr>
-      <w:tr>
-        <w:tc>
-          <w:tcPr>
-            <w:tcW w:type="dxa" w:w="567"/>
-          </w:tcPr>
-          <w:p>
-            <w:r/>
-            <w:r>
-              <w:rPr>
-                <w:sz w:val="20"/>
-              </w:rPr>
-              <w:t>3</w:t>
-            </w:r>
-          </w:p>
-        </w:tc>
-        <w:tc>
-          <w:tcPr>
-            <w:tcW w:type="dxa" w:w="1984"/>
-          </w:tcPr>
-          <w:p>
-            <w:r/>
-            <w:r>
-              <w:rPr>
-                <w:sz w:val="20"/>
-              </w:rPr>
-              <w:t>Pipeline &amp; Mid-Sem</w:t>
-            </w:r>
-          </w:p>
-        </w:tc>
-        <w:tc>
-          <w:tcPr>
-            <w:tcW w:type="dxa" w:w="1984"/>
-          </w:tcPr>
-          <w:p>
-            <w:r/>
-            <w:r>
-              <w:rPr>
-                <w:sz w:val="20"/>
-              </w:rPr>
-              <w:t>01 Jun – 21 Jun 2026</w:t>
-            </w:r>
-          </w:p>
-        </w:tc>
-        <w:tc>
-          <w:tcPr>
-            <w:tcW w:type="dxa" w:w="2835"/>
-          </w:tcPr>
-          <w:p>
-            <w:r/>
-            <w:r>
-              <w:rPr>
-                <w:sz w:val="20"/>
-              </w:rPr>
-              <w:t>Retrieval, generation, verification, reranking, mid-sem report</w:t>
-            </w:r>
-          </w:p>
-        </w:tc>
-        <w:tc>
-          <w:tcPr>
-            <w:tcW w:type="dxa" w:w="1417"/>
-          </w:tcPr>
-          <w:p>
-            <w:r/>
-            <w:r>
-              <w:rPr>
-                <w:sz w:val="20"/>
-              </w:rPr>
-              <w:t>COMPLETED</w:t>
-            </w:r>
-          </w:p>
-        </w:tc>
-      </w:tr>
-      <w:tr>
-        <w:tc>
-          <w:tcPr>
-            <w:tcW w:type="dxa" w:w="567"/>
-          </w:tcPr>
-          <w:p>
-            <w:r/>
-            <w:r>
-              <w:rPr>
-                <w:sz w:val="20"/>
-              </w:rPr>
-              <w:t>4</w:t>
-            </w:r>
-          </w:p>
-        </w:tc>
-        <w:tc>
-          <w:tcPr>
-            <w:tcW w:type="dxa" w:w="1984"/>
-          </w:tcPr>
-          <w:p>
-            <w:r/>
-            <w:r>
-              <w:rPr>
-                <w:sz w:val="20"/>
-              </w:rPr>
-              <w:t>Novelty &amp; Evaluation</w:t>
-            </w:r>
-          </w:p>
-        </w:tc>
-        <w:tc>
-          <w:tcPr>
-            <w:tcW w:type="dxa" w:w="1984"/>
-          </w:tcPr>
-          <w:p>
-            <w:r/>
-            <w:r>
-              <w:rPr>
-                <w:sz w:val="20"/>
-              </w:rPr>
-              <w:t>22 Jun – 12 Jul 2026</w:t>
-            </w:r>
-          </w:p>
-        </w:tc>
-        <w:tc>
-          <w:tcPr>
-            <w:tcW w:type="dxa" w:w="2835"/>
-          </w:tcPr>
-          <w:p>
-            <w:r/>
-            <w:r>
-              <w:rPr>
-                <w:sz w:val="20"/>
-              </w:rPr>
-              <w:t>Difficulty-aware switch, ablations, demo app, comparison</w:t>
-            </w:r>
-          </w:p>
-        </w:tc>
-        <w:tc>
-          <w:tcPr>
-            <w:tcW w:type="dxa" w:w="1417"/>
-          </w:tcPr>
-          <w:p>
-            <w:r/>
-            <w:r>
-              <w:rPr>
-                <w:sz w:val="20"/>
-              </w:rPr>
-              <w:t>COMPLETED</w:t>
-            </w:r>
-          </w:p>
-        </w:tc>
-      </w:tr>
-      <w:tr>
-        <w:tc>
-          <w:tcPr>
-            <w:tcW w:type="dxa" w:w="567"/>
-          </w:tcPr>
-          <w:p>
-            <w:r/>
-            <w:r>
-              <w:rPr>
-                <w:sz w:val="20"/>
-              </w:rPr>
-              <w:t>5</w:t>
-            </w:r>
-          </w:p>
-        </w:tc>
-        <w:tc>
-          <w:tcPr>
-            <w:tcW w:type="dxa" w:w="1984"/>
-          </w:tcPr>
-          <w:p>
-            <w:r/>
-            <w:r>
-              <w:rPr>
-                <w:sz w:val="20"/>
-              </w:rPr>
-              <w:t>Final Review</w:t>
-            </w:r>
-          </w:p>
-        </w:tc>
-        <w:tc>
-          <w:tcPr>
-            <w:tcW w:type="dxa" w:w="1984"/>
-          </w:tcPr>
-          <w:p>
-            <w:r/>
-            <w:r>
-              <w:rPr>
-                <w:sz w:val="20"/>
-              </w:rPr>
-              <w:t>13 Jul – 02 Aug 2026</w:t>
-            </w:r>
-          </w:p>
-        </w:tc>
-        <w:tc>
-          <w:tcPr>
-            <w:tcW w:type="dxa" w:w="2835"/>
-          </w:tcPr>
-          <w:p>
-            <w:r/>
-            <w:r>
-              <w:rPr>
-                <w:sz w:val="20"/>
-              </w:rPr>
-              <w:t>Human eval, dissertation chapters, VIVA prep, submission</w:t>
-            </w:r>
-          </w:p>
-        </w:tc>
-        <w:tc>
-          <w:tcPr>
-            <w:tcW w:type="dxa" w:w="1417"/>
-          </w:tcPr>
-          <w:p>
-            <w:r/>
-            <w:r>
-              <w:rPr>
-                <w:sz w:val="20"/>
-              </w:rPr>
-              <w:t>IN PROGRESS</w:t>
-            </w:r>
-          </w:p>
-        </w:tc>
-      </w:tr>
-    </w:tbl>
-    <w:p>
-      <w:pPr>
-        <w:spacing w:before="360" w:after="120"/>
-      </w:pPr>
-      <w:r>
-        <w:rPr>
-          <w:b/>
+          <w:color w:val="000000"/>
           <w:sz w:val="28"/>
         </w:rPr>
         <w:t>14. ABBREVIATIONS</w:t>
@@ -6492,8 +6731,7 @@
       <w:tr>
         <w:tc>
           <w:tcPr>
-            <w:tcW w:type="dxa" w:w="1701"/>
-            <w:shd w:fill="D9E2F3"/>
+            <w:tcW w:type="dxa" w:w="4680"/>
           </w:tcPr>
           <w:p>
             <w:pPr>
@@ -6502,7 +6740,9 @@
             <w:r/>
             <w:r>
               <w:rPr>
+                <w:rFonts w:ascii="Times New Roman" w:hAnsi="Times New Roman"/>
                 <w:b/>
+                <w:color w:val="000000"/>
                 <w:sz w:val="20"/>
               </w:rPr>
               <w:t>Abbreviation</w:t>
@@ -6511,8 +6751,7 @@
         </w:tc>
         <w:tc>
           <w:tcPr>
-            <w:tcW w:type="dxa" w:w="6803"/>
-            <w:shd w:fill="D9E2F3"/>
+            <w:tcW w:type="dxa" w:w="4680"/>
           </w:tcPr>
           <w:p>
             <w:pPr>
@@ -6521,7 +6760,9 @@
             <w:r/>
             <w:r>
               <w:rPr>
+                <w:rFonts w:ascii="Times New Roman" w:hAnsi="Times New Roman"/>
                 <w:b/>
+                <w:color w:val="000000"/>
                 <w:sz w:val="20"/>
               </w:rPr>
               <w:t>Full Form</w:t>
@@ -6532,12 +6773,14 @@
       <w:tr>
         <w:tc>
           <w:tcPr>
-            <w:tcW w:type="dxa" w:w="1701"/>
+            <w:tcW w:type="dxa" w:w="4680"/>
           </w:tcPr>
           <w:p>
             <w:r/>
             <w:r>
               <w:rPr>
+                <w:rFonts w:ascii="Times New Roman" w:hAnsi="Times New Roman"/>
+                <w:color w:val="000000"/>
                 <w:sz w:val="20"/>
               </w:rPr>
               <w:t>NLP</w:t>
@@ -6546,12 +6789,14 @@
         </w:tc>
         <w:tc>
           <w:tcPr>
-            <w:tcW w:type="dxa" w:w="6803"/>
+            <w:tcW w:type="dxa" w:w="4680"/>
           </w:tcPr>
           <w:p>
             <w:r/>
             <w:r>
               <w:rPr>
+                <w:rFonts w:ascii="Times New Roman" w:hAnsi="Times New Roman"/>
+                <w:color w:val="000000"/>
                 <w:sz w:val="20"/>
               </w:rPr>
               <w:t>Natural Language Processing</w:t>
@@ -6562,12 +6807,14 @@
       <w:tr>
         <w:tc>
           <w:tcPr>
-            <w:tcW w:type="dxa" w:w="1701"/>
+            <w:tcW w:type="dxa" w:w="4680"/>
           </w:tcPr>
           <w:p>
             <w:r/>
             <w:r>
               <w:rPr>
+                <w:rFonts w:ascii="Times New Roman" w:hAnsi="Times New Roman"/>
+                <w:color w:val="000000"/>
                 <w:sz w:val="20"/>
               </w:rPr>
               <w:t>BART</w:t>
@@ -6576,12 +6823,14 @@
         </w:tc>
         <w:tc>
           <w:tcPr>
-            <w:tcW w:type="dxa" w:w="6803"/>
+            <w:tcW w:type="dxa" w:w="4680"/>
           </w:tcPr>
           <w:p>
             <w:r/>
             <w:r>
               <w:rPr>
+                <w:rFonts w:ascii="Times New Roman" w:hAnsi="Times New Roman"/>
+                <w:color w:val="000000"/>
                 <w:sz w:val="20"/>
               </w:rPr>
               <w:t>Bidirectional and Auto-Regressive Transformer</w:t>
@@ -6592,12 +6841,14 @@
       <w:tr>
         <w:tc>
           <w:tcPr>
-            <w:tcW w:type="dxa" w:w="1701"/>
+            <w:tcW w:type="dxa" w:w="4680"/>
           </w:tcPr>
           <w:p>
             <w:r/>
             <w:r>
               <w:rPr>
+                <w:rFonts w:ascii="Times New Roman" w:hAnsi="Times New Roman"/>
+                <w:color w:val="000000"/>
                 <w:sz w:val="20"/>
               </w:rPr>
               <w:t>PEGASUS</w:t>
@@ -6606,15 +6857,17 @@
         </w:tc>
         <w:tc>
           <w:tcPr>
-            <w:tcW w:type="dxa" w:w="6803"/>
+            <w:tcW w:type="dxa" w:w="4680"/>
           </w:tcPr>
           <w:p>
             <w:r/>
             <w:r>
               <w:rPr>
+                <w:rFonts w:ascii="Times New Roman" w:hAnsi="Times New Roman"/>
+                <w:color w:val="000000"/>
                 <w:sz w:val="20"/>
               </w:rPr>
-              <w:t>Pre-training with Extracted Gap-Sentences for Abstractive SUmmarization</w:t>
+              <w:t>Pre-training with Extracted Gap-Sentences for Abstractive Summarization</w:t>
             </w:r>
           </w:p>
         </w:tc>
@@ -6622,42 +6875,14 @@
       <w:tr>
         <w:tc>
           <w:tcPr>
-            <w:tcW w:type="dxa" w:w="1701"/>
+            <w:tcW w:type="dxa" w:w="4680"/>
           </w:tcPr>
           <w:p>
             <w:r/>
             <w:r>
               <w:rPr>
-                <w:sz w:val="20"/>
-              </w:rPr>
-              <w:t>mBART</w:t>
-            </w:r>
-          </w:p>
-        </w:tc>
-        <w:tc>
-          <w:tcPr>
-            <w:tcW w:type="dxa" w:w="6803"/>
-          </w:tcPr>
-          <w:p>
-            <w:r/>
-            <w:r>
-              <w:rPr>
-                <w:sz w:val="20"/>
-              </w:rPr>
-              <w:t>Multilingual Bidirectional and Auto-Regressive Transformer</w:t>
-            </w:r>
-          </w:p>
-        </w:tc>
-      </w:tr>
-      <w:tr>
-        <w:tc>
-          <w:tcPr>
-            <w:tcW w:type="dxa" w:w="1701"/>
-          </w:tcPr>
-          <w:p>
-            <w:r/>
-            <w:r>
-              <w:rPr>
+                <w:rFonts w:ascii="Times New Roman" w:hAnsi="Times New Roman"/>
+                <w:color w:val="000000"/>
                 <w:sz w:val="20"/>
               </w:rPr>
               <w:t>ROUGE</w:t>
@@ -6666,12 +6891,14 @@
         </w:tc>
         <w:tc>
           <w:tcPr>
-            <w:tcW w:type="dxa" w:w="6803"/>
+            <w:tcW w:type="dxa" w:w="4680"/>
           </w:tcPr>
           <w:p>
             <w:r/>
             <w:r>
               <w:rPr>
+                <w:rFonts w:ascii="Times New Roman" w:hAnsi="Times New Roman"/>
+                <w:color w:val="000000"/>
                 <w:sz w:val="20"/>
               </w:rPr>
               <w:t>Recall-Oriented Understudy for Gisting Evaluation</w:t>
@@ -6682,12 +6909,14 @@
       <w:tr>
         <w:tc>
           <w:tcPr>
-            <w:tcW w:type="dxa" w:w="1701"/>
+            <w:tcW w:type="dxa" w:w="4680"/>
           </w:tcPr>
           <w:p>
             <w:r/>
             <w:r>
               <w:rPr>
+                <w:rFonts w:ascii="Times New Roman" w:hAnsi="Times New Roman"/>
+                <w:color w:val="000000"/>
                 <w:sz w:val="20"/>
               </w:rPr>
               <w:t>BERTScore</w:t>
@@ -6696,15 +6925,17 @@
         </w:tc>
         <w:tc>
           <w:tcPr>
-            <w:tcW w:type="dxa" w:w="6803"/>
+            <w:tcW w:type="dxa" w:w="4680"/>
           </w:tcPr>
           <w:p>
             <w:r/>
             <w:r>
               <w:rPr>
+                <w:rFonts w:ascii="Times New Roman" w:hAnsi="Times New Roman"/>
+                <w:color w:val="000000"/>
                 <w:sz w:val="20"/>
               </w:rPr>
-              <w:t>BERT-based Semantic Similarity Metric for Text Generation</w:t>
+              <w:t>BERT-based Semantic Similarity Metric</w:t>
             </w:r>
           </w:p>
         </w:tc>
@@ -6712,12 +6943,14 @@
       <w:tr>
         <w:tc>
           <w:tcPr>
-            <w:tcW w:type="dxa" w:w="1701"/>
+            <w:tcW w:type="dxa" w:w="4680"/>
           </w:tcPr>
           <w:p>
             <w:r/>
             <w:r>
               <w:rPr>
+                <w:rFonts w:ascii="Times New Roman" w:hAnsi="Times New Roman"/>
+                <w:color w:val="000000"/>
                 <w:sz w:val="20"/>
               </w:rPr>
               <w:t>NLI</w:t>
@@ -6726,12 +6959,14 @@
         </w:tc>
         <w:tc>
           <w:tcPr>
-            <w:tcW w:type="dxa" w:w="6803"/>
+            <w:tcW w:type="dxa" w:w="4680"/>
           </w:tcPr>
           <w:p>
             <w:r/>
             <w:r>
               <w:rPr>
+                <w:rFonts w:ascii="Times New Roman" w:hAnsi="Times New Roman"/>
+                <w:color w:val="000000"/>
                 <w:sz w:val="20"/>
               </w:rPr>
               <w:t>Natural Language Inference</w:t>
@@ -6742,12 +6977,14 @@
       <w:tr>
         <w:tc>
           <w:tcPr>
-            <w:tcW w:type="dxa" w:w="1701"/>
+            <w:tcW w:type="dxa" w:w="4680"/>
           </w:tcPr>
           <w:p>
             <w:r/>
             <w:r>
               <w:rPr>
+                <w:rFonts w:ascii="Times New Roman" w:hAnsi="Times New Roman"/>
+                <w:color w:val="000000"/>
                 <w:sz w:val="20"/>
               </w:rPr>
               <w:t>FCS</w:t>
@@ -6756,12 +6993,14 @@
         </w:tc>
         <w:tc>
           <w:tcPr>
-            <w:tcW w:type="dxa" w:w="6803"/>
+            <w:tcW w:type="dxa" w:w="4680"/>
           </w:tcPr>
           <w:p>
             <w:r/>
             <w:r>
               <w:rPr>
+                <w:rFonts w:ascii="Times New Roman" w:hAnsi="Times New Roman"/>
+                <w:color w:val="000000"/>
                 <w:sz w:val="20"/>
               </w:rPr>
               <w:t>Factual Consistency Score</w:t>
@@ -6772,12 +7011,14 @@
       <w:tr>
         <w:tc>
           <w:tcPr>
-            <w:tcW w:type="dxa" w:w="1701"/>
+            <w:tcW w:type="dxa" w:w="4680"/>
           </w:tcPr>
           <w:p>
             <w:r/>
             <w:r>
               <w:rPr>
+                <w:rFonts w:ascii="Times New Roman" w:hAnsi="Times New Roman"/>
+                <w:color w:val="000000"/>
                 <w:sz w:val="20"/>
               </w:rPr>
               <w:t>BM25</w:t>
@@ -6786,15 +7027,17 @@
         </w:tc>
         <w:tc>
           <w:tcPr>
-            <w:tcW w:type="dxa" w:w="6803"/>
+            <w:tcW w:type="dxa" w:w="4680"/>
           </w:tcPr>
           <w:p>
             <w:r/>
             <w:r>
               <w:rPr>
+                <w:rFonts w:ascii="Times New Roman" w:hAnsi="Times New Roman"/>
+                <w:color w:val="000000"/>
                 <w:sz w:val="20"/>
               </w:rPr>
-              <w:t>Best Matching 25 (Probabilistic Lexical Retrieval Function)</w:t>
+              <w:t>Best Matching 25</w:t>
             </w:r>
           </w:p>
         </w:tc>
@@ -6802,12 +7045,14 @@
       <w:tr>
         <w:tc>
           <w:tcPr>
-            <w:tcW w:type="dxa" w:w="1701"/>
+            <w:tcW w:type="dxa" w:w="4680"/>
           </w:tcPr>
           <w:p>
             <w:r/>
             <w:r>
               <w:rPr>
+                <w:rFonts w:ascii="Times New Roman" w:hAnsi="Times New Roman"/>
+                <w:color w:val="000000"/>
                 <w:sz w:val="20"/>
               </w:rPr>
               <w:t>CNN/DM</w:t>
@@ -6816,152 +7061,34 @@
         </w:tc>
         <w:tc>
           <w:tcPr>
-            <w:tcW w:type="dxa" w:w="6803"/>
+            <w:tcW w:type="dxa" w:w="4680"/>
           </w:tcPr>
           <w:p>
             <w:r/>
             <w:r>
               <w:rPr>
+                <w:rFonts w:ascii="Times New Roman" w:hAnsi="Times New Roman"/>
+                <w:color w:val="000000"/>
                 <w:sz w:val="20"/>
               </w:rPr>
-              <w:t>CNN/DailyMail Summarisation Benchmark Dataset</w:t>
-            </w:r>
-          </w:p>
-        </w:tc>
-      </w:tr>
-      <w:tr>
-        <w:tc>
-          <w:tcPr>
-            <w:tcW w:type="dxa" w:w="1701"/>
-          </w:tcPr>
-          <w:p>
-            <w:r/>
-            <w:r>
-              <w:rPr>
-                <w:sz w:val="20"/>
-              </w:rPr>
-              <w:t>XL-Sum</w:t>
-            </w:r>
-          </w:p>
-        </w:tc>
-        <w:tc>
-          <w:tcPr>
-            <w:tcW w:type="dxa" w:w="6803"/>
-          </w:tcPr>
-          <w:p>
-            <w:r/>
-            <w:r>
-              <w:rPr>
-                <w:sz w:val="20"/>
-              </w:rPr>
-              <w:t>Cross-Lingual Summarisation Dataset</w:t>
-            </w:r>
-          </w:p>
-        </w:tc>
-      </w:tr>
-      <w:tr>
-        <w:tc>
-          <w:tcPr>
-            <w:tcW w:type="dxa" w:w="1701"/>
-          </w:tcPr>
-          <w:p>
-            <w:r/>
-            <w:r>
-              <w:rPr>
-                <w:sz w:val="20"/>
-              </w:rPr>
-              <w:t>RAG</w:t>
-            </w:r>
-          </w:p>
-        </w:tc>
-        <w:tc>
-          <w:tcPr>
-            <w:tcW w:type="dxa" w:w="6803"/>
-          </w:tcPr>
-          <w:p>
-            <w:r/>
-            <w:r>
-              <w:rPr>
-                <w:sz w:val="20"/>
-              </w:rPr>
-              <w:t>Retrieval-Augmented Generation</w:t>
-            </w:r>
-          </w:p>
-        </w:tc>
-      </w:tr>
-      <w:tr>
-        <w:tc>
-          <w:tcPr>
-            <w:tcW w:type="dxa" w:w="1701"/>
-          </w:tcPr>
-          <w:p>
-            <w:r/>
-            <w:r>
-              <w:rPr>
-                <w:sz w:val="20"/>
-              </w:rPr>
-              <w:t>NER</w:t>
-            </w:r>
-          </w:p>
-        </w:tc>
-        <w:tc>
-          <w:tcPr>
-            <w:tcW w:type="dxa" w:w="6803"/>
-          </w:tcPr>
-          <w:p>
-            <w:r/>
-            <w:r>
-              <w:rPr>
-                <w:sz w:val="20"/>
-              </w:rPr>
-              <w:t>Named Entity Recognition</w:t>
-            </w:r>
-          </w:p>
-        </w:tc>
-      </w:tr>
-      <w:tr>
-        <w:tc>
-          <w:tcPr>
-            <w:tcW w:type="dxa" w:w="1701"/>
-          </w:tcPr>
-          <w:p>
-            <w:r/>
-            <w:r>
-              <w:rPr>
-                <w:sz w:val="20"/>
-              </w:rPr>
-              <w:t>GPU</w:t>
-            </w:r>
-          </w:p>
-        </w:tc>
-        <w:tc>
-          <w:tcPr>
-            <w:tcW w:type="dxa" w:w="6803"/>
-          </w:tcPr>
-          <w:p>
-            <w:r/>
-            <w:r>
-              <w:rPr>
-                <w:sz w:val="20"/>
-              </w:rPr>
-              <w:t>Graphics Processing Unit</w:t>
+              <w:t>CNN/DailyMail Benchmark Dataset</w:t>
             </w:r>
           </w:p>
         </w:tc>
       </w:tr>
     </w:tbl>
     <w:p>
-      <w:r>
-        <w:br w:type="page"/>
-      </w:r>
-    </w:p>
-    <w:p>
       <w:pPr>
-        <w:spacing w:before="360" w:after="120"/>
+        <w:spacing w:before="280" w:after="120"/>
+        <w:pBdr>
+          <w:bottom w:val="single" w:sz="4" w:space="1" w:color="000000"/>
+        </w:pBdr>
       </w:pPr>
       <w:r>
         <w:rPr>
+          <w:rFonts w:ascii="Times New Roman" w:hAnsi="Times New Roman"/>
           <w:b/>
+          <w:color w:val="000000"/>
           <w:sz w:val="28"/>
         </w:rPr>
         <w:t>15. REFERENCES</w:t>
@@ -6969,197 +7096,77 @@
     </w:p>
     <w:p>
       <w:pPr>
-        <w:spacing w:before="0" w:after="80"/>
+        <w:spacing w:after="80" w:before="0"/>
       </w:pPr>
       <w:r>
         <w:rPr>
+          <w:rFonts w:ascii="Times New Roman" w:hAnsi="Times New Roman"/>
           <w:b w:val="0"/>
           <w:i w:val="0"/>
-          <w:sz w:val="20"/>
+          <w:color w:val="000000"/>
+          <w:sz w:val="24"/>
         </w:rPr>
-        <w:t>[1] M. Lewis, Y. Liu, N. Goyal, M. Ghazvininejad, A. Mohamed, O. Levy, V. Stoyanov, and L. Zettlemoyer. "BART: Denoising Sequence-to-Sequence Pre-training for Natural Language Generation, Translation, and Comprehension," in Proc. ACL 2020, pp. 7871–7880.</w:t>
+        <w:t>[1] M. Lewis et al. "BART: Denoising Sequence-to-Sequence Pre-training for NLG, Translation, and Comprehension," Proc. ACL 2020, pp. 7871–7880.</w:t>
       </w:r>
     </w:p>
     <w:p>
       <w:pPr>
-        <w:spacing w:before="0" w:after="80"/>
+        <w:spacing w:after="80" w:before="0"/>
       </w:pPr>
       <w:r>
         <w:rPr>
+          <w:rFonts w:ascii="Times New Roman" w:hAnsi="Times New Roman"/>
           <w:b w:val="0"/>
           <w:i w:val="0"/>
-          <w:sz w:val="20"/>
+          <w:color w:val="000000"/>
+          <w:sz w:val="24"/>
         </w:rPr>
-        <w:t>[2] J. Zhang, Y. Zhao, M. Saleh, and P. J. Liu. "PEGASUS: Pre-training with Extracted Gap-sentences for Abstractive Summarization," in Proc. ICML 2020, pp. 11328–11339.</w:t>
+        <w:t>[2] J. Zhang et al. "PEGASUS: Pre-training with Extracted Gap-sentences for Abstractive Summarization," Proc. ICML 2020, pp. 11328–11339.</w:t>
       </w:r>
     </w:p>
     <w:p>
       <w:pPr>
-        <w:spacing w:before="0" w:after="80"/>
+        <w:spacing w:after="80" w:before="0"/>
       </w:pPr>
       <w:r>
         <w:rPr>
+          <w:rFonts w:ascii="Times New Roman" w:hAnsi="Times New Roman"/>
           <w:b w:val="0"/>
           <w:i w:val="0"/>
-          <w:sz w:val="20"/>
+          <w:color w:val="000000"/>
+          <w:sz w:val="24"/>
         </w:rPr>
-        <w:t>[3] R. Mihalcea and P. Tarau. "TextRank: Bringing Order into Texts," in Proc. EMNLP 2004, pp. 404–411.</w:t>
+        <w:t>[3] P. Laban et al. "SummaC: Re-visiting NLI-based Models for Inconsistency Detection in Summarization," Trans. ACL, Vol. 10, pp. 163–177, 2022.</w:t>
       </w:r>
     </w:p>
     <w:p>
       <w:pPr>
-        <w:spacing w:before="0" w:after="80"/>
+        <w:spacing w:after="80" w:before="0"/>
       </w:pPr>
       <w:r>
         <w:rPr>
+          <w:rFonts w:ascii="Times New Roman" w:hAnsi="Times New Roman"/>
           <w:b w:val="0"/>
           <w:i w:val="0"/>
-          <w:sz w:val="20"/>
+          <w:color w:val="000000"/>
+          <w:sz w:val="24"/>
         </w:rPr>
-        <w:t>[4] A. See, P. J. Liu, and C. D. Manning. "Get To The Point: Summarization with Pointer-Generator Networks," in Proc. ACL 2017, pp. 1073–1083.</w:t>
+        <w:t>[4] H. Sankararaman et al. "Provenance: A Light-weight Fact-checker for Retrieval Augmented LLM Generation," Proc. EMNLP 2024.</w:t>
       </w:r>
     </w:p>
     <w:p>
       <w:pPr>
-        <w:spacing w:before="0" w:after="80"/>
+        <w:spacing w:after="80" w:before="0"/>
       </w:pPr>
       <w:r>
         <w:rPr>
+          <w:rFonts w:ascii="Times New Roman" w:hAnsi="Times New Roman"/>
           <w:b w:val="0"/>
           <w:i w:val="0"/>
-          <w:sz w:val="20"/>
+          <w:color w:val="000000"/>
+          <w:sz w:val="24"/>
         </w:rPr>
-        <w:t>[5] K. M. Hermann et al. "Teaching Machines to Read and Comprehend," in Advances in NeurIPS, Vol. 28, 2015.</w:t>
-      </w:r>
-    </w:p>
-    <w:p>
-      <w:pPr>
-        <w:spacing w:before="0" w:after="80"/>
-      </w:pPr>
-      <w:r>
-        <w:rPr>
-          <w:b w:val="0"/>
-          <w:i w:val="0"/>
-          <w:sz w:val="20"/>
-        </w:rPr>
-        <w:t>[6] T. Zhang, V. Kishore, F. Wu, K. Q. Weinberger, and Y. Artzi. "BERTScore: Evaluating Text Generation with BERT," in Proc. ICLR 2020.</w:t>
-      </w:r>
-    </w:p>
-    <w:p>
-      <w:pPr>
-        <w:spacing w:before="0" w:after="80"/>
-      </w:pPr>
-      <w:r>
-        <w:rPr>
-          <w:b w:val="0"/>
-          <w:i w:val="0"/>
-          <w:sz w:val="20"/>
-        </w:rPr>
-        <w:t>[7] P. Laban, T. Schnabel, P. N. Bennett, and M. A. Hearst. "SummaC: Re-visiting NLI-based Models for Inconsistency Detection in Summarization," Trans. ACL, Vol. 10, pp. 163–177, 2022.</w:t>
-      </w:r>
-    </w:p>
-    <w:p>
-      <w:pPr>
-        <w:spacing w:before="0" w:after="80"/>
-      </w:pPr>
-      <w:r>
-        <w:rPr>
-          <w:b w:val="0"/>
-          <w:i w:val="0"/>
-          <w:sz w:val="20"/>
-        </w:rPr>
-        <w:t>[8] H. Sankararaman, R. Khot, K. Richardson, D. Bras, and A. Sabharwal. "Provenance: A Light-weight Fact-checker for Retrieval Augmented LLM Generation," in Proc. EMNLP 2024.</w:t>
-      </w:r>
-    </w:p>
-    <w:p>
-      <w:pPr>
-        <w:spacing w:before="0" w:after="80"/>
-      </w:pPr>
-      <w:r>
-        <w:rPr>
-          <w:b w:val="0"/>
-          <w:i w:val="0"/>
-          <w:sz w:val="20"/>
-        </w:rPr>
-        <w:t>[9] L. Tang, P. Sun, R. Peng, S. Wang, S. Iyer, and G. Durrett. "MiniCheck: Efficient Fact-Checking of LLMs on Grounding Documents," in Proc. EMNLP 2024.</w:t>
-      </w:r>
-    </w:p>
-    <w:p>
-      <w:pPr>
-        <w:spacing w:before="0" w:after="80"/>
-      </w:pPr>
-      <w:r>
-        <w:rPr>
-          <w:b w:val="0"/>
-          <w:i w:val="0"/>
-          <w:sz w:val="20"/>
-        </w:rPr>
-        <w:t>[10] S. Harary, A. Ernst, and R. Karidi. "PrefixNLI: Detecting Factual Inconsistencies as Soon as They Arise," arXiv preprint arXiv:2511.01359, 2025.</w:t>
-      </w:r>
-    </w:p>
-    <w:p>
-      <w:pPr>
-        <w:spacing w:before="0" w:after="80"/>
-      </w:pPr>
-      <w:r>
-        <w:rPr>
-          <w:b w:val="0"/>
-          <w:i w:val="0"/>
-          <w:sz w:val="20"/>
-        </w:rPr>
-        <w:t>[11] C. Y. Lin. "ROUGE: A Package for Automatic Evaluation of Summaries," in ACL Workshop on Text Summarization Branches Out, pp. 74–81, 2004.</w:t>
-      </w:r>
-    </w:p>
-    <w:p>
-      <w:pPr>
-        <w:spacing w:before="0" w:after="80"/>
-      </w:pPr>
-      <w:r>
-        <w:rPr>
-          <w:b w:val="0"/>
-          <w:i w:val="0"/>
-          <w:sz w:val="20"/>
-        </w:rPr>
-        <w:t>[12] S. Robertson and H. Zaragoza. "The Probabilistic Relevance Framework: BM25 and Beyond," Found. Trends Inf. Retrieval, Vol. 3, No. 4, pp. 333–389, 2009.</w:t>
-      </w:r>
-    </w:p>
-    <w:p>
-      <w:pPr>
-        <w:spacing w:before="0" w:after="80"/>
-      </w:pPr>
-      <w:r>
-        <w:rPr>
-          <w:b w:val="0"/>
-          <w:i w:val="0"/>
-          <w:sz w:val="20"/>
-        </w:rPr>
-        <w:t>[13] Y. Liu and M. Lapata. "Text Summarization with Pretrained Encoders," in Proc. EMNLP-IJCNLP 2019, pp. 3730–3740.</w:t>
-      </w:r>
-    </w:p>
-    <w:p>
-      <w:pPr>
-        <w:spacing w:before="0" w:after="80"/>
-      </w:pPr>
-      <w:r>
-        <w:rPr>
-          <w:b w:val="0"/>
-          <w:i w:val="0"/>
-          <w:sz w:val="20"/>
-        </w:rPr>
-        <w:t>[14] D. Liu, C. Whitehouse, Z. Zhao, Z. Cao, J. Li, and Y. Wang. "Summarization is Not Dead Yet," arXiv preprint arXiv:2606.08000, 2026.</w:t>
-      </w:r>
-    </w:p>
-    <w:p>
-      <w:pPr>
-        <w:spacing w:before="0" w:after="80"/>
-      </w:pPr>
-      <w:r>
-        <w:rPr>
-          <w:b w:val="0"/>
-          <w:i w:val="0"/>
-          <w:sz w:val="20"/>
-        </w:rPr>
-        <w:t>[15] Z. M. Mujahid, D. Wright, and I. Augenstein. "Stress Testing Factual Consistency Metrics for Long-Document Summarization," in Proc. ACL 2026 [arXiv:2511.07689].</w:t>
+        <w:t>[5] L. Tang et al. "MiniCheck: Efficient Fact-Checking of LLMs on Grounding Documents," Proc. EMNLP 2024.</w:t>
       </w:r>
     </w:p>
     <w:sectPr>
@@ -7556,9 +7563,13 @@
     <w:name w:val="Normal"/>
     <w:qFormat/>
     <w:rsid w:val="00FC693F"/>
+    <w:pPr>
+      <w:spacing w:after="120" w:before="0" w:line="276" w:lineRule="auto"/>
+    </w:pPr>
     <w:rPr>
       <w:rFonts w:ascii="Times New Roman" w:hAnsi="Times New Roman"/>
-      <w:sz w:val="22"/>
+      <w:color w:val="000000"/>
+      <w:sz w:val="24"/>
     </w:rPr>
   </w:style>
   <w:style w:type="paragraph" w:styleId="Header">

--- a/documentation/2024AA05606_Updated_Report.docx
+++ b/documentation/2024AA05606_Updated_Report.docx
@@ -29,9 +29,9 @@
       </w:pPr>
       <w:r>
         <w:rPr>
-          <w:rFonts w:ascii="Times New Roman" w:hAnsi="Times New Roman"/>
+          <w:rFonts w:ascii="Calibri" w:hAnsi="Calibri"/>
           <w:b/>
-          <w:color w:val="000000"/>
+          <w:color w:val="1F497D"/>
           <w:sz w:val="32"/>
         </w:rPr>
         <w:t>A TWO-STAGE SUMMARIZATION PIPELINE FOR</w:t>
@@ -48,10 +48,10 @@
       </w:pPr>
       <w:r>
         <w:rPr>
-          <w:rFonts w:ascii="Times New Roman" w:hAnsi="Times New Roman"/>
+          <w:rFonts w:ascii="Calibri" w:hAnsi="Calibri"/>
           <w:b w:val="0"/>
           <w:color w:val="000000"/>
-          <w:sz w:val="24"/>
+          <w:sz w:val="22"/>
         </w:rPr>
         <w:t>AIMLCZG628T: DISSERTATION – MID-SEMESTER REPORT</w:t>
       </w:r>
@@ -63,10 +63,10 @@
       </w:pPr>
       <w:r>
         <w:rPr>
-          <w:rFonts w:ascii="Times New Roman" w:hAnsi="Times New Roman"/>
+          <w:rFonts w:ascii="Calibri" w:hAnsi="Calibri"/>
           <w:b w:val="0"/>
           <w:color w:val="000000"/>
-          <w:sz w:val="24"/>
+          <w:sz w:val="22"/>
         </w:rPr>
         <w:t>by</w:t>
       </w:r>
@@ -78,7 +78,7 @@
       </w:pPr>
       <w:r>
         <w:rPr>
-          <w:rFonts w:ascii="Times New Roman" w:hAnsi="Times New Roman"/>
+          <w:rFonts w:ascii="Calibri" w:hAnsi="Calibri"/>
           <w:b/>
           <w:color w:val="000000"/>
           <w:sz w:val="26"/>
@@ -93,7 +93,7 @@
       </w:pPr>
       <w:r>
         <w:rPr>
-          <w:rFonts w:ascii="Times New Roman" w:hAnsi="Times New Roman"/>
+          <w:rFonts w:ascii="Calibri" w:hAnsi="Calibri"/>
           <w:b/>
           <w:color w:val="000000"/>
           <w:sz w:val="26"/>
@@ -108,10 +108,10 @@
       </w:pPr>
       <w:r>
         <w:rPr>
-          <w:rFonts w:ascii="Times New Roman" w:hAnsi="Times New Roman"/>
+          <w:rFonts w:ascii="Calibri" w:hAnsi="Calibri"/>
           <w:b w:val="0"/>
           <w:color w:val="000000"/>
-          <w:sz w:val="24"/>
+          <w:sz w:val="22"/>
         </w:rPr>
         <w:t>Dissertation work carried out at</w:t>
       </w:r>
@@ -123,10 +123,10 @@
       </w:pPr>
       <w:r>
         <w:rPr>
-          <w:rFonts w:ascii="Times New Roman" w:hAnsi="Times New Roman"/>
+          <w:rFonts w:ascii="Calibri" w:hAnsi="Calibri"/>
           <w:b/>
           <w:color w:val="000000"/>
-          <w:sz w:val="24"/>
+          <w:sz w:val="22"/>
         </w:rPr>
         <w:t>Opentext</w:t>
       </w:r>
@@ -138,10 +138,10 @@
       </w:pPr>
       <w:r>
         <w:rPr>
-          <w:rFonts w:ascii="Times New Roman" w:hAnsi="Times New Roman"/>
+          <w:rFonts w:ascii="Calibri" w:hAnsi="Calibri"/>
           <w:b w:val="0"/>
           <w:color w:val="000000"/>
-          <w:sz w:val="24"/>
+          <w:sz w:val="22"/>
         </w:rPr>
         <w:t>Submitted in partial fulfilment of the</w:t>
       </w:r>
@@ -153,10 +153,10 @@
       </w:pPr>
       <w:r>
         <w:rPr>
-          <w:rFonts w:ascii="Times New Roman" w:hAnsi="Times New Roman"/>
+          <w:rFonts w:ascii="Calibri" w:hAnsi="Calibri"/>
           <w:b w:val="0"/>
           <w:color w:val="000000"/>
-          <w:sz w:val="24"/>
+          <w:sz w:val="22"/>
         </w:rPr>
         <w:t>WILP M.Tech. Artificial Intelligence and Machine Learning</w:t>
       </w:r>
@@ -168,10 +168,10 @@
       </w:pPr>
       <w:r>
         <w:rPr>
-          <w:rFonts w:ascii="Times New Roman" w:hAnsi="Times New Roman"/>
+          <w:rFonts w:ascii="Calibri" w:hAnsi="Calibri"/>
           <w:b w:val="0"/>
           <w:color w:val="000000"/>
-          <w:sz w:val="24"/>
+          <w:sz w:val="22"/>
         </w:rPr>
         <w:t>degree programme</w:t>
       </w:r>
@@ -183,10 +183,10 @@
       </w:pPr>
       <w:r>
         <w:rPr>
-          <w:rFonts w:ascii="Times New Roman" w:hAnsi="Times New Roman"/>
+          <w:rFonts w:ascii="Calibri" w:hAnsi="Calibri"/>
           <w:b w:val="0"/>
           <w:color w:val="000000"/>
-          <w:sz w:val="24"/>
+          <w:sz w:val="22"/>
         </w:rPr>
         <w:t>Under the Supervision of</w:t>
       </w:r>
@@ -198,10 +198,10 @@
       </w:pPr>
       <w:r>
         <w:rPr>
-          <w:rFonts w:ascii="Times New Roman" w:hAnsi="Times New Roman"/>
+          <w:rFonts w:ascii="Calibri" w:hAnsi="Calibri"/>
           <w:b/>
           <w:color w:val="000000"/>
-          <w:sz w:val="24"/>
+          <w:sz w:val="22"/>
         </w:rPr>
         <w:t>Veeraswamy Ponnuru</w:t>
       </w:r>
@@ -213,10 +213,10 @@
       </w:pPr>
       <w:r>
         <w:rPr>
-          <w:rFonts w:ascii="Times New Roman" w:hAnsi="Times New Roman"/>
+          <w:rFonts w:ascii="Calibri" w:hAnsi="Calibri"/>
           <w:b w:val="0"/>
           <w:color w:val="000000"/>
-          <w:sz w:val="24"/>
+          <w:sz w:val="22"/>
         </w:rPr>
         <w:t>Lead Quality Assurance Engineer</w:t>
       </w:r>
@@ -228,10 +228,10 @@
       </w:pPr>
       <w:r>
         <w:rPr>
-          <w:rFonts w:ascii="Times New Roman" w:hAnsi="Times New Roman"/>
+          <w:rFonts w:ascii="Calibri" w:hAnsi="Calibri"/>
           <w:b w:val="0"/>
           <w:color w:val="000000"/>
-          <w:sz w:val="24"/>
+          <w:sz w:val="22"/>
         </w:rPr>
         <w:t>Opentext</w:t>
       </w:r>
@@ -243,10 +243,10 @@
       </w:pPr>
       <w:r>
         <w:rPr>
-          <w:rFonts w:ascii="Times New Roman" w:hAnsi="Times New Roman"/>
+          <w:rFonts w:ascii="Calibri" w:hAnsi="Calibri"/>
           <w:b/>
           <w:color w:val="000000"/>
-          <w:sz w:val="24"/>
+          <w:sz w:val="22"/>
         </w:rPr>
         <w:t>BIRLA INSTITUTE OF TECHNOLOGY &amp; SCIENCE</w:t>
       </w:r>
@@ -258,10 +258,10 @@
       </w:pPr>
       <w:r>
         <w:rPr>
-          <w:rFonts w:ascii="Times New Roman" w:hAnsi="Times New Roman"/>
+          <w:rFonts w:ascii="Calibri" w:hAnsi="Calibri"/>
           <w:b/>
           <w:color w:val="000000"/>
-          <w:sz w:val="24"/>
+          <w:sz w:val="22"/>
         </w:rPr>
         <w:t>PILANI (RAJASTHAN)</w:t>
       </w:r>
@@ -273,10 +273,10 @@
       </w:pPr>
       <w:r>
         <w:rPr>
-          <w:rFonts w:ascii="Times New Roman" w:hAnsi="Times New Roman"/>
+          <w:rFonts w:ascii="Calibri" w:hAnsi="Calibri"/>
           <w:b w:val="0"/>
           <w:color w:val="000000"/>
-          <w:sz w:val="24"/>
+          <w:sz w:val="22"/>
         </w:rPr>
         <w:t>July 2026</w:t>
       </w:r>
@@ -290,14 +290,14 @@
       <w:pPr>
         <w:spacing w:before="280" w:after="120"/>
         <w:pBdr>
-          <w:bottom w:val="single" w:sz="4" w:space="1" w:color="000000"/>
+          <w:bottom w:val="single" w:sz="8" w:space="1" w:color="1F497D"/>
         </w:pBdr>
       </w:pPr>
       <w:r>
         <w:rPr>
-          <w:rFonts w:ascii="Times New Roman" w:hAnsi="Times New Roman"/>
+          <w:rFonts w:ascii="Calibri" w:hAnsi="Calibri"/>
           <w:b/>
-          <w:color w:val="000000"/>
+          <w:color w:val="1F497D"/>
           <w:sz w:val="28"/>
         </w:rPr>
         <w:t>ABSTRACT</w:t>
@@ -309,11 +309,11 @@
       </w:pPr>
       <w:r>
         <w:rPr>
-          <w:rFonts w:ascii="Times New Roman" w:hAnsi="Times New Roman"/>
+          <w:rFonts w:ascii="Calibri" w:hAnsi="Calibri"/>
           <w:b w:val="0"/>
           <w:i w:val="0"/>
           <w:color w:val="000000"/>
-          <w:sz w:val="24"/>
+          <w:sz w:val="22"/>
         </w:rPr>
         <w:t>The exponential growth of online news content has made timely information processing increasingly challenging for readers, professionals, and organisations alike. Automatic text summarisation systems that can condense lengthy news articles into concise, accurate, and fluent summaries hold significant practical value, particularly in enterprise content management and information retrieval contexts.</w:t>
       </w:r>
@@ -324,11 +324,11 @@
       </w:pPr>
       <w:r>
         <w:rPr>
-          <w:rFonts w:ascii="Times New Roman" w:hAnsi="Times New Roman"/>
+          <w:rFonts w:ascii="Calibri" w:hAnsi="Calibri"/>
           <w:b w:val="0"/>
           <w:i w:val="0"/>
           <w:color w:val="000000"/>
-          <w:sz w:val="24"/>
+          <w:sz w:val="22"/>
         </w:rPr>
         <w:t>Existing summarisation approaches are broadly divided into two paradigms: extractive methods, which preserve factual accuracy but produce disjointed output, and abstractive methods, which leverage pre-trained transformer models such as BART and PEGASUS to generate fluent text but risk factual hallucination on longer documents. This dissertation proposes and implements a grounded, two-stage summarisation pipeline that integrates both paradigms. A hybrid evidence retrieval stage, combining BM25 lexical scoring with sentence-embedding similarity, first identifies the most salient sentences from the source article within the abstractive model's input budget. A fine-tuned BART model then generates multiple candidate summaries using nucleus sampling. Each candidate is evaluated against the retrieved evidence using a Natural Language Inference (NLI) based verifier that computes a Factual Consistency Score (FCS), and a preference reranker selects the most factually consistent and fluent candidate, with a difficulty-aware extractive fallback mechanism that adapts its threshold based on article complexity.</w:t>
       </w:r>
@@ -339,11 +339,11 @@
       </w:pPr>
       <w:r>
         <w:rPr>
-          <w:rFonts w:ascii="Times New Roman" w:hAnsi="Times New Roman"/>
+          <w:rFonts w:ascii="Calibri" w:hAnsi="Calibri"/>
           <w:b w:val="0"/>
           <w:i w:val="0"/>
           <w:color w:val="000000"/>
-          <w:sz w:val="24"/>
+          <w:sz w:val="22"/>
         </w:rPr>
         <w:t>The key novelty of this work is a Difficulty-Aware Safety Switch that replaces a fixed FCS threshold with a dynamic, per-article threshold computed from three signals: article length complexity, entity density, and retrieval uncertainty. This mechanism ensures harder articles require stronger factual confidence before accepting abstractive output, while easier articles pass at a lower threshold — improving factual safety without model retraining.</w:t>
       </w:r>
@@ -354,13 +354,13 @@
       </w:pPr>
       <w:r>
         <w:rPr>
-          <w:rFonts w:ascii="Times New Roman" w:hAnsi="Times New Roman"/>
+          <w:rFonts w:ascii="Calibri" w:hAnsi="Calibri"/>
           <w:b w:val="0"/>
           <w:i w:val="0"/>
           <w:color w:val="000000"/>
-          <w:sz w:val="24"/>
+          <w:sz w:val="22"/>
         </w:rPr>
-        <w:t>At the mid-semester milestone, the dataset preparation, baseline implementations, the complete pipeline with difficulty-aware fallback, ablation studies, and a Streamlit demonstration application have been completed. Remaining work includes human evaluation and final dissertation write-up.</w:t>
+        <w:t>At the mid-semester milestone, the dataset preparation, baseline implementations, the complete pipeline with difficulty-aware fallback, and a Streamlit demonstration application have been completed. Remaining work includes ablation studies, PEGASUS/mBART comparison, human evaluation, and final dissertation write-up.</w:t>
       </w:r>
     </w:p>
     <w:p>
@@ -369,11 +369,11 @@
       </w:pPr>
       <w:r>
         <w:rPr>
-          <w:rFonts w:ascii="Times New Roman" w:hAnsi="Times New Roman"/>
+          <w:rFonts w:ascii="Calibri" w:hAnsi="Calibri"/>
           <w:b w:val="0"/>
           <w:i/>
           <w:color w:val="000000"/>
-          <w:sz w:val="24"/>
+          <w:sz w:val="22"/>
         </w:rPr>
         <w:t>Keywords: Automatic Text Summarisation, NLP, BART, Evidence Retrieval, Factual Consistency, NLI, BM25, Difficulty-Aware Threshold.</w:t>
       </w:r>
@@ -384,11 +384,11 @@
       </w:pPr>
       <w:r>
         <w:rPr>
-          <w:rFonts w:ascii="Times New Roman" w:hAnsi="Times New Roman"/>
+          <w:rFonts w:ascii="Calibri" w:hAnsi="Calibri"/>
           <w:b w:val="0"/>
           <w:i w:val="0"/>
           <w:color w:val="000000"/>
-          <w:sz w:val="24"/>
+          <w:sz w:val="22"/>
         </w:rPr>
       </w:r>
     </w:p>
@@ -407,6 +407,7 @@
         <w:tc>
           <w:tcPr>
             <w:tcW w:type="dxa" w:w="4680"/>
+            <w:shd w:fill="1F497D" w:val="clear"/>
           </w:tcPr>
           <w:p>
             <w:pPr>
@@ -415,9 +416,9 @@
             <w:r/>
             <w:r>
               <w:rPr>
-                <w:rFonts w:ascii="Times New Roman" w:hAnsi="Times New Roman"/>
+                <w:rFonts w:ascii="Calibri" w:hAnsi="Calibri"/>
                 <w:b/>
-                <w:color w:val="000000"/>
+                <w:color w:val="FFFFFF"/>
                 <w:sz w:val="20"/>
               </w:rPr>
               <w:t>Signature of the Student</w:t>
@@ -427,6 +428,7 @@
         <w:tc>
           <w:tcPr>
             <w:tcW w:type="dxa" w:w="4680"/>
+            <w:shd w:fill="1F497D" w:val="clear"/>
           </w:tcPr>
           <w:p>
             <w:pPr>
@@ -435,9 +437,9 @@
             <w:r/>
             <w:r>
               <w:rPr>
-                <w:rFonts w:ascii="Times New Roman" w:hAnsi="Times New Roman"/>
+                <w:rFonts w:ascii="Calibri" w:hAnsi="Calibri"/>
                 <w:b/>
-                <w:color w:val="000000"/>
+                <w:color w:val="FFFFFF"/>
                 <w:sz w:val="20"/>
               </w:rPr>
               <w:t>Signature of the Supervisor</w:t>
@@ -454,7 +456,7 @@
             <w:r/>
             <w:r>
               <w:rPr>
-                <w:rFonts w:ascii="Times New Roman" w:hAnsi="Times New Roman"/>
+                <w:rFonts w:ascii="Calibri" w:hAnsi="Calibri"/>
                 <w:color w:val="000000"/>
                 <w:sz w:val="20"/>
               </w:rPr>
@@ -470,7 +472,7 @@
             <w:r/>
             <w:r>
               <w:rPr>
-                <w:rFonts w:ascii="Times New Roman" w:hAnsi="Times New Roman"/>
+                <w:rFonts w:ascii="Calibri" w:hAnsi="Calibri"/>
                 <w:color w:val="000000"/>
                 <w:sz w:val="20"/>
               </w:rPr>
@@ -483,12 +485,13 @@
         <w:tc>
           <w:tcPr>
             <w:tcW w:type="dxa" w:w="4680"/>
+            <w:shd w:fill="D6E4F0" w:val="clear"/>
           </w:tcPr>
           <w:p>
             <w:r/>
             <w:r>
               <w:rPr>
-                <w:rFonts w:ascii="Times New Roman" w:hAnsi="Times New Roman"/>
+                <w:rFonts w:ascii="Calibri" w:hAnsi="Calibri"/>
                 <w:color w:val="000000"/>
                 <w:sz w:val="20"/>
               </w:rPr>
@@ -499,12 +502,13 @@
         <w:tc>
           <w:tcPr>
             <w:tcW w:type="dxa" w:w="4680"/>
+            <w:shd w:fill="D6E4F0" w:val="clear"/>
           </w:tcPr>
           <w:p>
             <w:r/>
             <w:r>
               <w:rPr>
-                <w:rFonts w:ascii="Times New Roman" w:hAnsi="Times New Roman"/>
+                <w:rFonts w:ascii="Calibri" w:hAnsi="Calibri"/>
                 <w:color w:val="000000"/>
                 <w:sz w:val="20"/>
               </w:rPr>
@@ -522,7 +526,7 @@
             <w:r/>
             <w:r>
               <w:rPr>
-                <w:rFonts w:ascii="Times New Roman" w:hAnsi="Times New Roman"/>
+                <w:rFonts w:ascii="Calibri" w:hAnsi="Calibri"/>
                 <w:color w:val="000000"/>
                 <w:sz w:val="20"/>
               </w:rPr>
@@ -538,7 +542,7 @@
             <w:r/>
             <w:r>
               <w:rPr>
-                <w:rFonts w:ascii="Times New Roman" w:hAnsi="Times New Roman"/>
+                <w:rFonts w:ascii="Calibri" w:hAnsi="Calibri"/>
                 <w:color w:val="000000"/>
                 <w:sz w:val="20"/>
               </w:rPr>
@@ -557,14 +561,14 @@
       <w:pPr>
         <w:spacing w:before="280" w:after="120"/>
         <w:pBdr>
-          <w:bottom w:val="single" w:sz="4" w:space="1" w:color="000000"/>
+          <w:bottom w:val="single" w:sz="8" w:space="1" w:color="1F497D"/>
         </w:pBdr>
       </w:pPr>
       <w:r>
         <w:rPr>
-          <w:rFonts w:ascii="Times New Roman" w:hAnsi="Times New Roman"/>
+          <w:rFonts w:ascii="Calibri" w:hAnsi="Calibri"/>
           <w:b/>
-          <w:color w:val="000000"/>
+          <w:color w:val="1F497D"/>
           <w:sz w:val="28"/>
         </w:rPr>
         <w:t>CONTENTS</w:t>
@@ -585,6 +589,7 @@
         <w:tc>
           <w:tcPr>
             <w:tcW w:type="dxa" w:w="4680"/>
+            <w:shd w:fill="1F497D" w:val="clear"/>
           </w:tcPr>
           <w:p>
             <w:pPr>
@@ -593,9 +598,9 @@
             <w:r/>
             <w:r>
               <w:rPr>
-                <w:rFonts w:ascii="Times New Roman" w:hAnsi="Times New Roman"/>
+                <w:rFonts w:ascii="Calibri" w:hAnsi="Calibri"/>
                 <w:b/>
-                <w:color w:val="000000"/>
+                <w:color w:val="FFFFFF"/>
                 <w:sz w:val="20"/>
               </w:rPr>
               <w:t>Section</w:t>
@@ -605,6 +610,7 @@
         <w:tc>
           <w:tcPr>
             <w:tcW w:type="dxa" w:w="4680"/>
+            <w:shd w:fill="1F497D" w:val="clear"/>
           </w:tcPr>
           <w:p>
             <w:pPr>
@@ -613,9 +619,9 @@
             <w:r/>
             <w:r>
               <w:rPr>
-                <w:rFonts w:ascii="Times New Roman" w:hAnsi="Times New Roman"/>
+                <w:rFonts w:ascii="Calibri" w:hAnsi="Calibri"/>
                 <w:b/>
-                <w:color w:val="000000"/>
+                <w:color w:val="FFFFFF"/>
                 <w:sz w:val="20"/>
               </w:rPr>
               <w:t>Page</w:t>
@@ -632,7 +638,7 @@
             <w:r/>
             <w:r>
               <w:rPr>
-                <w:rFonts w:ascii="Times New Roman" w:hAnsi="Times New Roman"/>
+                <w:rFonts w:ascii="Calibri" w:hAnsi="Calibri"/>
                 <w:color w:val="000000"/>
                 <w:sz w:val="20"/>
               </w:rPr>
@@ -648,7 +654,43 @@
             <w:r/>
             <w:r>
               <w:rPr>
-                <w:rFonts w:ascii="Times New Roman" w:hAnsi="Times New Roman"/>
+                <w:rFonts w:ascii="Calibri" w:hAnsi="Calibri"/>
+                <w:color w:val="000000"/>
+                <w:sz w:val="20"/>
+              </w:rPr>
+              <w:t>4</w:t>
+            </w:r>
+          </w:p>
+        </w:tc>
+      </w:tr>
+      <w:tr>
+        <w:tc>
+          <w:tcPr>
+            <w:tcW w:type="dxa" w:w="4680"/>
+            <w:shd w:fill="D6E4F0" w:val="clear"/>
+          </w:tcPr>
+          <w:p>
+            <w:r/>
+            <w:r>
+              <w:rPr>
+                <w:rFonts w:ascii="Calibri" w:hAnsi="Calibri"/>
+                <w:color w:val="000000"/>
+                <w:sz w:val="20"/>
+              </w:rPr>
+              <w:t>2. Objectives and Research Questions</w:t>
+            </w:r>
+          </w:p>
+        </w:tc>
+        <w:tc>
+          <w:tcPr>
+            <w:tcW w:type="dxa" w:w="4680"/>
+            <w:shd w:fill="D6E4F0" w:val="clear"/>
+          </w:tcPr>
+          <w:p>
+            <w:r/>
+            <w:r>
+              <w:rPr>
+                <w:rFonts w:ascii="Calibri" w:hAnsi="Calibri"/>
                 <w:color w:val="000000"/>
                 <w:sz w:val="20"/>
               </w:rPr>
@@ -666,41 +708,7 @@
             <w:r/>
             <w:r>
               <w:rPr>
-                <w:rFonts w:ascii="Times New Roman" w:hAnsi="Times New Roman"/>
-                <w:color w:val="000000"/>
-                <w:sz w:val="20"/>
-              </w:rPr>
-              <w:t>2. Objectives and Research Questions</w:t>
-            </w:r>
-          </w:p>
-        </w:tc>
-        <w:tc>
-          <w:tcPr>
-            <w:tcW w:type="dxa" w:w="4680"/>
-          </w:tcPr>
-          <w:p>
-            <w:r/>
-            <w:r>
-              <w:rPr>
-                <w:rFonts w:ascii="Times New Roman" w:hAnsi="Times New Roman"/>
-                <w:color w:val="000000"/>
-                <w:sz w:val="20"/>
-              </w:rPr>
-              <w:t>4</w:t>
-            </w:r>
-          </w:p>
-        </w:tc>
-      </w:tr>
-      <w:tr>
-        <w:tc>
-          <w:tcPr>
-            <w:tcW w:type="dxa" w:w="4680"/>
-          </w:tcPr>
-          <w:p>
-            <w:r/>
-            <w:r>
-              <w:rPr>
-                <w:rFonts w:ascii="Times New Roman" w:hAnsi="Times New Roman"/>
+                <w:rFonts w:ascii="Calibri" w:hAnsi="Calibri"/>
                 <w:color w:val="000000"/>
                 <w:sz w:val="20"/>
               </w:rPr>
@@ -716,7 +724,7 @@
             <w:r/>
             <w:r>
               <w:rPr>
-                <w:rFonts w:ascii="Times New Roman" w:hAnsi="Times New Roman"/>
+                <w:rFonts w:ascii="Calibri" w:hAnsi="Calibri"/>
                 <w:color w:val="000000"/>
                 <w:sz w:val="20"/>
               </w:rPr>
@@ -729,12 +737,13 @@
         <w:tc>
           <w:tcPr>
             <w:tcW w:type="dxa" w:w="4680"/>
+            <w:shd w:fill="D6E4F0" w:val="clear"/>
           </w:tcPr>
           <w:p>
             <w:r/>
             <w:r>
               <w:rPr>
-                <w:rFonts w:ascii="Times New Roman" w:hAnsi="Times New Roman"/>
+                <w:rFonts w:ascii="Calibri" w:hAnsi="Calibri"/>
                 <w:color w:val="000000"/>
                 <w:sz w:val="20"/>
               </w:rPr>
@@ -745,12 +754,13 @@
         <w:tc>
           <w:tcPr>
             <w:tcW w:type="dxa" w:w="4680"/>
+            <w:shd w:fill="D6E4F0" w:val="clear"/>
           </w:tcPr>
           <w:p>
             <w:r/>
             <w:r>
               <w:rPr>
-                <w:rFonts w:ascii="Times New Roman" w:hAnsi="Times New Roman"/>
+                <w:rFonts w:ascii="Calibri" w:hAnsi="Calibri"/>
                 <w:color w:val="000000"/>
                 <w:sz w:val="20"/>
               </w:rPr>
@@ -768,7 +778,7 @@
             <w:r/>
             <w:r>
               <w:rPr>
-                <w:rFonts w:ascii="Times New Roman" w:hAnsi="Times New Roman"/>
+                <w:rFonts w:ascii="Calibri" w:hAnsi="Calibri"/>
                 <w:color w:val="000000"/>
                 <w:sz w:val="20"/>
               </w:rPr>
@@ -784,7 +794,7 @@
             <w:r/>
             <w:r>
               <w:rPr>
-                <w:rFonts w:ascii="Times New Roman" w:hAnsi="Times New Roman"/>
+                <w:rFonts w:ascii="Calibri" w:hAnsi="Calibri"/>
                 <w:color w:val="000000"/>
                 <w:sz w:val="20"/>
               </w:rPr>
@@ -797,12 +807,13 @@
         <w:tc>
           <w:tcPr>
             <w:tcW w:type="dxa" w:w="4680"/>
+            <w:shd w:fill="D6E4F0" w:val="clear"/>
           </w:tcPr>
           <w:p>
             <w:r/>
             <w:r>
               <w:rPr>
-                <w:rFonts w:ascii="Times New Roman" w:hAnsi="Times New Roman"/>
+                <w:rFonts w:ascii="Calibri" w:hAnsi="Calibri"/>
                 <w:color w:val="000000"/>
                 <w:sz w:val="20"/>
               </w:rPr>
@@ -813,12 +824,13 @@
         <w:tc>
           <w:tcPr>
             <w:tcW w:type="dxa" w:w="4680"/>
+            <w:shd w:fill="D6E4F0" w:val="clear"/>
           </w:tcPr>
           <w:p>
             <w:r/>
             <w:r>
               <w:rPr>
-                <w:rFonts w:ascii="Times New Roman" w:hAnsi="Times New Roman"/>
+                <w:rFonts w:ascii="Calibri" w:hAnsi="Calibri"/>
                 <w:color w:val="000000"/>
                 <w:sz w:val="20"/>
               </w:rPr>
@@ -836,7 +848,7 @@
             <w:r/>
             <w:r>
               <w:rPr>
-                <w:rFonts w:ascii="Times New Roman" w:hAnsi="Times New Roman"/>
+                <w:rFonts w:ascii="Calibri" w:hAnsi="Calibri"/>
                 <w:color w:val="000000"/>
                 <w:sz w:val="20"/>
               </w:rPr>
@@ -852,7 +864,43 @@
             <w:r/>
             <w:r>
               <w:rPr>
-                <w:rFonts w:ascii="Times New Roman" w:hAnsi="Times New Roman"/>
+                <w:rFonts w:ascii="Calibri" w:hAnsi="Calibri"/>
+                <w:color w:val="000000"/>
+                <w:sz w:val="20"/>
+              </w:rPr>
+              <w:t>9</w:t>
+            </w:r>
+          </w:p>
+        </w:tc>
+      </w:tr>
+      <w:tr>
+        <w:tc>
+          <w:tcPr>
+            <w:tcW w:type="dxa" w:w="4680"/>
+            <w:shd w:fill="D6E4F0" w:val="clear"/>
+          </w:tcPr>
+          <w:p>
+            <w:r/>
+            <w:r>
+              <w:rPr>
+                <w:rFonts w:ascii="Calibri" w:hAnsi="Calibri"/>
+                <w:color w:val="000000"/>
+                <w:sz w:val="20"/>
+              </w:rPr>
+              <w:t>8. Experimental Results</w:t>
+            </w:r>
+          </w:p>
+        </w:tc>
+        <w:tc>
+          <w:tcPr>
+            <w:tcW w:type="dxa" w:w="4680"/>
+            <w:shd w:fill="D6E4F0" w:val="clear"/>
+          </w:tcPr>
+          <w:p>
+            <w:r/>
+            <w:r>
+              <w:rPr>
+                <w:rFonts w:ascii="Calibri" w:hAnsi="Calibri"/>
                 <w:color w:val="000000"/>
                 <w:sz w:val="20"/>
               </w:rPr>
@@ -870,41 +918,7 @@
             <w:r/>
             <w:r>
               <w:rPr>
-                <w:rFonts w:ascii="Times New Roman" w:hAnsi="Times New Roman"/>
-                <w:color w:val="000000"/>
-                <w:sz w:val="20"/>
-              </w:rPr>
-              <w:t>8. Experimental Results</w:t>
-            </w:r>
-          </w:p>
-        </w:tc>
-        <w:tc>
-          <w:tcPr>
-            <w:tcW w:type="dxa" w:w="4680"/>
-          </w:tcPr>
-          <w:p>
-            <w:r/>
-            <w:r>
-              <w:rPr>
-                <w:rFonts w:ascii="Times New Roman" w:hAnsi="Times New Roman"/>
-                <w:color w:val="000000"/>
-                <w:sz w:val="20"/>
-              </w:rPr>
-              <w:t>9</w:t>
-            </w:r>
-          </w:p>
-        </w:tc>
-      </w:tr>
-      <w:tr>
-        <w:tc>
-          <w:tcPr>
-            <w:tcW w:type="dxa" w:w="4680"/>
-          </w:tcPr>
-          <w:p>
-            <w:r/>
-            <w:r>
-              <w:rPr>
-                <w:rFonts w:ascii="Times New Roman" w:hAnsi="Times New Roman"/>
+                <w:rFonts w:ascii="Calibri" w:hAnsi="Calibri"/>
                 <w:color w:val="000000"/>
                 <w:sz w:val="20"/>
               </w:rPr>
@@ -920,7 +934,7 @@
             <w:r/>
             <w:r>
               <w:rPr>
-                <w:rFonts w:ascii="Times New Roman" w:hAnsi="Times New Roman"/>
+                <w:rFonts w:ascii="Calibri" w:hAnsi="Calibri"/>
                 <w:color w:val="000000"/>
                 <w:sz w:val="20"/>
               </w:rPr>
@@ -933,12 +947,13 @@
         <w:tc>
           <w:tcPr>
             <w:tcW w:type="dxa" w:w="4680"/>
+            <w:shd w:fill="D6E4F0" w:val="clear"/>
           </w:tcPr>
           <w:p>
             <w:r/>
             <w:r>
               <w:rPr>
-                <w:rFonts w:ascii="Times New Roman" w:hAnsi="Times New Roman"/>
+                <w:rFonts w:ascii="Calibri" w:hAnsi="Calibri"/>
                 <w:color w:val="000000"/>
                 <w:sz w:val="20"/>
               </w:rPr>
@@ -949,12 +964,13 @@
         <w:tc>
           <w:tcPr>
             <w:tcW w:type="dxa" w:w="4680"/>
+            <w:shd w:fill="D6E4F0" w:val="clear"/>
           </w:tcPr>
           <w:p>
             <w:r/>
             <w:r>
               <w:rPr>
-                <w:rFonts w:ascii="Times New Roman" w:hAnsi="Times New Roman"/>
+                <w:rFonts w:ascii="Calibri" w:hAnsi="Calibri"/>
                 <w:color w:val="000000"/>
                 <w:sz w:val="20"/>
               </w:rPr>
@@ -972,7 +988,7 @@
             <w:r/>
             <w:r>
               <w:rPr>
-                <w:rFonts w:ascii="Times New Roman" w:hAnsi="Times New Roman"/>
+                <w:rFonts w:ascii="Calibri" w:hAnsi="Calibri"/>
                 <w:color w:val="000000"/>
                 <w:sz w:val="20"/>
               </w:rPr>
@@ -988,7 +1004,7 @@
             <w:r/>
             <w:r>
               <w:rPr>
-                <w:rFonts w:ascii="Times New Roman" w:hAnsi="Times New Roman"/>
+                <w:rFonts w:ascii="Calibri" w:hAnsi="Calibri"/>
                 <w:color w:val="000000"/>
                 <w:sz w:val="20"/>
               </w:rPr>
@@ -1001,12 +1017,13 @@
         <w:tc>
           <w:tcPr>
             <w:tcW w:type="dxa" w:w="4680"/>
+            <w:shd w:fill="D6E4F0" w:val="clear"/>
           </w:tcPr>
           <w:p>
             <w:r/>
             <w:r>
               <w:rPr>
-                <w:rFonts w:ascii="Times New Roman" w:hAnsi="Times New Roman"/>
+                <w:rFonts w:ascii="Calibri" w:hAnsi="Calibri"/>
                 <w:color w:val="000000"/>
                 <w:sz w:val="20"/>
               </w:rPr>
@@ -1017,12 +1034,13 @@
         <w:tc>
           <w:tcPr>
             <w:tcW w:type="dxa" w:w="4680"/>
+            <w:shd w:fill="D6E4F0" w:val="clear"/>
           </w:tcPr>
           <w:p>
             <w:r/>
             <w:r>
               <w:rPr>
-                <w:rFonts w:ascii="Times New Roman" w:hAnsi="Times New Roman"/>
+                <w:rFonts w:ascii="Calibri" w:hAnsi="Calibri"/>
                 <w:color w:val="000000"/>
                 <w:sz w:val="20"/>
               </w:rPr>
@@ -1040,7 +1058,7 @@
             <w:r/>
             <w:r>
               <w:rPr>
-                <w:rFonts w:ascii="Times New Roman" w:hAnsi="Times New Roman"/>
+                <w:rFonts w:ascii="Calibri" w:hAnsi="Calibri"/>
                 <w:color w:val="000000"/>
                 <w:sz w:val="20"/>
               </w:rPr>
@@ -1056,7 +1074,7 @@
             <w:r/>
             <w:r>
               <w:rPr>
-                <w:rFonts w:ascii="Times New Roman" w:hAnsi="Times New Roman"/>
+                <w:rFonts w:ascii="Calibri" w:hAnsi="Calibri"/>
                 <w:color w:val="000000"/>
                 <w:sz w:val="20"/>
               </w:rPr>
@@ -1069,12 +1087,13 @@
         <w:tc>
           <w:tcPr>
             <w:tcW w:type="dxa" w:w="4680"/>
+            <w:shd w:fill="D6E4F0" w:val="clear"/>
           </w:tcPr>
           <w:p>
             <w:r/>
             <w:r>
               <w:rPr>
-                <w:rFonts w:ascii="Times New Roman" w:hAnsi="Times New Roman"/>
+                <w:rFonts w:ascii="Calibri" w:hAnsi="Calibri"/>
                 <w:color w:val="000000"/>
                 <w:sz w:val="20"/>
               </w:rPr>
@@ -1085,12 +1104,13 @@
         <w:tc>
           <w:tcPr>
             <w:tcW w:type="dxa" w:w="4680"/>
+            <w:shd w:fill="D6E4F0" w:val="clear"/>
           </w:tcPr>
           <w:p>
             <w:r/>
             <w:r>
               <w:rPr>
-                <w:rFonts w:ascii="Times New Roman" w:hAnsi="Times New Roman"/>
+                <w:rFonts w:ascii="Calibri" w:hAnsi="Calibri"/>
                 <w:color w:val="000000"/>
                 <w:sz w:val="20"/>
               </w:rPr>
@@ -1108,7 +1128,7 @@
             <w:r/>
             <w:r>
               <w:rPr>
-                <w:rFonts w:ascii="Times New Roman" w:hAnsi="Times New Roman"/>
+                <w:rFonts w:ascii="Calibri" w:hAnsi="Calibri"/>
                 <w:color w:val="000000"/>
                 <w:sz w:val="20"/>
               </w:rPr>
@@ -1124,7 +1144,7 @@
             <w:r/>
             <w:r>
               <w:rPr>
-                <w:rFonts w:ascii="Times New Roman" w:hAnsi="Times New Roman"/>
+                <w:rFonts w:ascii="Calibri" w:hAnsi="Calibri"/>
                 <w:color w:val="000000"/>
                 <w:sz w:val="20"/>
               </w:rPr>
@@ -1143,14 +1163,14 @@
       <w:pPr>
         <w:spacing w:before="280" w:after="120"/>
         <w:pBdr>
-          <w:bottom w:val="single" w:sz="4" w:space="1" w:color="000000"/>
+          <w:bottom w:val="single" w:sz="8" w:space="1" w:color="1F497D"/>
         </w:pBdr>
       </w:pPr>
       <w:r>
         <w:rPr>
-          <w:rFonts w:ascii="Times New Roman" w:hAnsi="Times New Roman"/>
+          <w:rFonts w:ascii="Calibri" w:hAnsi="Calibri"/>
           <w:b/>
-          <w:color w:val="000000"/>
+          <w:color w:val="1F497D"/>
           <w:sz w:val="28"/>
         </w:rPr>
         <w:t>1. INTRODUCTION AND PROBLEM CONTEXT</w:t>
@@ -1162,11 +1182,11 @@
       </w:pPr>
       <w:r>
         <w:rPr>
-          <w:rFonts w:ascii="Times New Roman" w:hAnsi="Times New Roman"/>
+          <w:rFonts w:ascii="Calibri" w:hAnsi="Calibri"/>
           <w:b w:val="0"/>
           <w:i w:val="0"/>
           <w:color w:val="000000"/>
-          <w:sz w:val="24"/>
+          <w:sz w:val="22"/>
         </w:rPr>
         <w:t>The rapid proliferation of digital news content has created an information overload challenge for individuals and organisations. Manual review of news articles at scale is neither practical nor scalable. Automatic text summarisation addresses this challenge by producing condensed, coherent representations of source documents. Despite substantial research progress, existing systems face persistent limitations in factual accuracy: abstractive models generate fluent text but often introduce claims not grounded in the source, while purely extractive approaches avoid hallucination at the cost of fluency and conciseness.</w:t>
       </w:r>
@@ -1177,11 +1197,11 @@
       </w:pPr>
       <w:r>
         <w:rPr>
-          <w:rFonts w:ascii="Times New Roman" w:hAnsi="Times New Roman"/>
+          <w:rFonts w:ascii="Calibri" w:hAnsi="Calibri"/>
           <w:b w:val="0"/>
           <w:i w:val="0"/>
           <w:color w:val="000000"/>
-          <w:sz w:val="24"/>
+          <w:sz w:val="22"/>
         </w:rPr>
         <w:t>This dissertation — titled A Two-Stage Summarization Pipeline for News Articles: Extraction-Guided Abstractive Generation — addresses the factual grounding problem by designing a modular pipeline that sequences evidence retrieval, abstractive generation, NLI-based verification, and preference reranking with a difficulty-aware extractive fallback. The proposed system targets the CNN/DailyMail benchmark and is evaluated using ROUGE, BERTScore, and NLI-based Factual Consistency Score (FCS) metrics.</w:t>
       </w:r>
@@ -1192,11 +1212,11 @@
       </w:pPr>
       <w:r>
         <w:rPr>
-          <w:rFonts w:ascii="Times New Roman" w:hAnsi="Times New Roman"/>
+          <w:rFonts w:ascii="Calibri" w:hAnsi="Calibri"/>
           <w:b w:val="0"/>
           <w:i w:val="0"/>
           <w:color w:val="000000"/>
-          <w:sz w:val="24"/>
+          <w:sz w:val="22"/>
         </w:rPr>
         <w:t>A critical limitation of prior pipelines employing factual verification is the use of a fixed confidence threshold. A single threshold cannot account for the wide variation in article difficulty. This work introduces a Difficulty-Aware Safety Switch that computes a per-article difficulty score and adjusts the fallback threshold dynamically.</w:t>
       </w:r>
@@ -1207,9 +1227,9 @@
       </w:pPr>
       <w:r>
         <w:rPr>
-          <w:rFonts w:ascii="Times New Roman" w:hAnsi="Times New Roman"/>
+          <w:rFonts w:ascii="Calibri" w:hAnsi="Calibri"/>
           <w:b/>
-          <w:color w:val="000000"/>
+          <w:color w:val="2E75B6"/>
           <w:sz w:val="24"/>
         </w:rPr>
         <w:t>1.1 Scope at the Mid-Semester Stage</w:t>
@@ -1222,9 +1242,9 @@
       </w:pPr>
       <w:r>
         <w:rPr>
-          <w:rFonts w:ascii="Times New Roman" w:hAnsi="Times New Roman"/>
+          <w:rFonts w:ascii="Calibri" w:hAnsi="Calibri"/>
           <w:color w:val="000000"/>
-          <w:sz w:val="24"/>
+          <w:sz w:val="22"/>
         </w:rPr>
         <w:t>Dataset acquisition, preprocessing, and corpus analysis on CNN/DailyMail</w:t>
       </w:r>
@@ -1236,9 +1256,9 @@
       </w:pPr>
       <w:r>
         <w:rPr>
-          <w:rFonts w:ascii="Times New Roman" w:hAnsi="Times New Roman"/>
+          <w:rFonts w:ascii="Calibri" w:hAnsi="Calibri"/>
           <w:color w:val="000000"/>
-          <w:sz w:val="24"/>
+          <w:sz w:val="22"/>
         </w:rPr>
         <w:t>Four baseline systems implemented and evaluated (Lead-3, TextRank, BART zero-shot, BART pretrained)</w:t>
       </w:r>
@@ -1250,9 +1270,9 @@
       </w:pPr>
       <w:r>
         <w:rPr>
-          <w:rFonts w:ascii="Times New Roman" w:hAnsi="Times New Roman"/>
+          <w:rFonts w:ascii="Calibri" w:hAnsi="Calibri"/>
           <w:color w:val="000000"/>
-          <w:sz w:val="24"/>
+          <w:sz w:val="22"/>
         </w:rPr>
         <w:t>Complete pipeline: evidence retrieval, generation, NLI verification, difficulty-aware reranking</w:t>
       </w:r>
@@ -1264,9 +1284,9 @@
       </w:pPr>
       <w:r>
         <w:rPr>
-          <w:rFonts w:ascii="Times New Roman" w:hAnsi="Times New Roman"/>
+          <w:rFonts w:ascii="Calibri" w:hAnsi="Calibri"/>
           <w:color w:val="000000"/>
-          <w:sz w:val="24"/>
+          <w:sz w:val="22"/>
         </w:rPr>
         <w:t>Difficulty-Aware Safety Switch designed, implemented, and validated</w:t>
       </w:r>
@@ -1278,25 +1298,25 @@
       </w:pPr>
       <w:r>
         <w:rPr>
-          <w:rFonts w:ascii="Times New Roman" w:hAnsi="Times New Roman"/>
+          <w:rFonts w:ascii="Calibri" w:hAnsi="Calibri"/>
           <w:color w:val="000000"/>
-          <w:sz w:val="24"/>
+          <w:sz w:val="22"/>
         </w:rPr>
-        <w:t>Ablation studies, PEGASUS/mBART comparison, and Streamlit demo completed</w:t>
+        <w:t>Streamlit demonstration application with difficulty signal visualisation developed</w:t>
       </w:r>
     </w:p>
     <w:p>
       <w:pPr>
         <w:spacing w:before="280" w:after="120"/>
         <w:pBdr>
-          <w:bottom w:val="single" w:sz="4" w:space="1" w:color="000000"/>
+          <w:bottom w:val="single" w:sz="8" w:space="1" w:color="1F497D"/>
         </w:pBdr>
       </w:pPr>
       <w:r>
         <w:rPr>
-          <w:rFonts w:ascii="Times New Roman" w:hAnsi="Times New Roman"/>
+          <w:rFonts w:ascii="Calibri" w:hAnsi="Calibri"/>
           <w:b/>
-          <w:color w:val="000000"/>
+          <w:color w:val="1F497D"/>
           <w:sz w:val="28"/>
         </w:rPr>
         <w:t>2. OBJECTIVES AND RESEARCH QUESTIONS</w:t>
@@ -1309,9 +1329,9 @@
       </w:pPr>
       <w:r>
         <w:rPr>
-          <w:rFonts w:ascii="Times New Roman" w:hAnsi="Times New Roman"/>
+          <w:rFonts w:ascii="Calibri" w:hAnsi="Calibri"/>
           <w:color w:val="000000"/>
-          <w:sz w:val="24"/>
+          <w:sz w:val="22"/>
         </w:rPr>
         <w:t>Achieve ROUGE-2 ≥ 18.0 on CNN/DailyMail, surpassing Lead-3 baseline</w:t>
       </w:r>
@@ -1323,9 +1343,9 @@
       </w:pPr>
       <w:r>
         <w:rPr>
-          <w:rFonts w:ascii="Times New Roman" w:hAnsi="Times New Roman"/>
+          <w:rFonts w:ascii="Calibri" w:hAnsi="Calibri"/>
           <w:color w:val="000000"/>
-          <w:sz w:val="24"/>
+          <w:sz w:val="22"/>
         </w:rPr>
         <w:t>Achieve NLI-FCS ≥ 0.65, compared to ≤ 0.55 for single-stage BART</w:t>
       </w:r>
@@ -1337,9 +1357,9 @@
       </w:pPr>
       <w:r>
         <w:rPr>
-          <w:rFonts w:ascii="Times New Roman" w:hAnsi="Times New Roman"/>
+          <w:rFonts w:ascii="Calibri" w:hAnsi="Calibri"/>
           <w:color w:val="000000"/>
-          <w:sz w:val="24"/>
+          <w:sz w:val="22"/>
         </w:rPr>
         <w:t>Maintain extractive fallback rate below 15%</w:t>
       </w:r>
@@ -1351,9 +1371,9 @@
       </w:pPr>
       <w:r>
         <w:rPr>
-          <w:rFonts w:ascii="Times New Roman" w:hAnsi="Times New Roman"/>
+          <w:rFonts w:ascii="Calibri" w:hAnsi="Calibri"/>
           <w:color w:val="000000"/>
-          <w:sz w:val="24"/>
+          <w:sz w:val="22"/>
         </w:rPr>
         <w:t>Demonstrate difficulty-aware threshold adapts to article complexity</w:t>
       </w:r>
@@ -1365,9 +1385,9 @@
       </w:pPr>
       <w:r>
         <w:rPr>
-          <w:rFonts w:ascii="Times New Roman" w:hAnsi="Times New Roman"/>
+          <w:rFonts w:ascii="Calibri" w:hAnsi="Calibri"/>
           <w:color w:val="000000"/>
-          <w:sz w:val="24"/>
+          <w:sz w:val="22"/>
         </w:rPr>
         <w:t>Achieve human evaluation mean factual accuracy ≥ 4.0/5.0</w:t>
       </w:r>
@@ -1378,9 +1398,9 @@
       </w:pPr>
       <w:r>
         <w:rPr>
-          <w:rFonts w:ascii="Times New Roman" w:hAnsi="Times New Roman"/>
+          <w:rFonts w:ascii="Calibri" w:hAnsi="Calibri"/>
           <w:b/>
-          <w:color w:val="000000"/>
+          <w:color w:val="2E75B6"/>
           <w:sz w:val="24"/>
         </w:rPr>
         <w:t>2.1 Research Questions</w:t>
@@ -1393,9 +1413,9 @@
       </w:pPr>
       <w:r>
         <w:rPr>
-          <w:rFonts w:ascii="Times New Roman" w:hAnsi="Times New Roman"/>
+          <w:rFonts w:ascii="Calibri" w:hAnsi="Calibri"/>
           <w:color w:val="000000"/>
-          <w:sz w:val="24"/>
+          <w:sz w:val="22"/>
         </w:rPr>
         <w:t>RQ1: Does hybrid BM25 + embedding retrieval improve factual consistency over truncation?</w:t>
       </w:r>
@@ -1407,9 +1427,9 @@
       </w:pPr>
       <w:r>
         <w:rPr>
-          <w:rFonts w:ascii="Times New Roman" w:hAnsi="Times New Roman"/>
+          <w:rFonts w:ascii="Calibri" w:hAnsi="Calibri"/>
           <w:color w:val="000000"/>
-          <w:sz w:val="24"/>
+          <w:sz w:val="22"/>
         </w:rPr>
         <w:t>RQ2: Does Best-of-N with NLI reranking improve FCS over greedy decoding?</w:t>
       </w:r>
@@ -1421,9 +1441,9 @@
       </w:pPr>
       <w:r>
         <w:rPr>
-          <w:rFonts w:ascii="Times New Roman" w:hAnsi="Times New Roman"/>
+          <w:rFonts w:ascii="Calibri" w:hAnsi="Calibri"/>
           <w:color w:val="000000"/>
-          <w:sz w:val="24"/>
+          <w:sz w:val="22"/>
         </w:rPr>
         <w:t>RQ3: Does difficulty-aware dynamic threshold reduce factual risk vs. fixed threshold?</w:t>
       </w:r>
@@ -1435,9 +1455,9 @@
       </w:pPr>
       <w:r>
         <w:rPr>
-          <w:rFonts w:ascii="Times New Roman" w:hAnsi="Times New Roman"/>
+          <w:rFonts w:ascii="Calibri" w:hAnsi="Calibri"/>
           <w:color w:val="000000"/>
-          <w:sz w:val="24"/>
+          <w:sz w:val="22"/>
         </w:rPr>
         <w:t>RQ4: How does the pipeline compare to BART, PEGASUS, and mBART?</w:t>
       </w:r>
@@ -1451,14 +1471,14 @@
       <w:pPr>
         <w:spacing w:before="280" w:after="120"/>
         <w:pBdr>
-          <w:bottom w:val="single" w:sz="4" w:space="1" w:color="000000"/>
+          <w:bottom w:val="single" w:sz="8" w:space="1" w:color="1F497D"/>
         </w:pBdr>
       </w:pPr>
       <w:r>
         <w:rPr>
-          <w:rFonts w:ascii="Times New Roman" w:hAnsi="Times New Roman"/>
+          <w:rFonts w:ascii="Calibri" w:hAnsi="Calibri"/>
           <w:b/>
-          <w:color w:val="000000"/>
+          <w:color w:val="1F497D"/>
           <w:sz w:val="28"/>
         </w:rPr>
         <w:t>3. SYSTEM MODULES COMPLETED</w:t>
@@ -1470,9 +1490,9 @@
       </w:pPr>
       <w:r>
         <w:rPr>
-          <w:rFonts w:ascii="Times New Roman" w:hAnsi="Times New Roman"/>
+          <w:rFonts w:ascii="Calibri" w:hAnsi="Calibri"/>
           <w:b/>
-          <w:color w:val="000000"/>
+          <w:color w:val="2E75B6"/>
           <w:sz w:val="24"/>
         </w:rPr>
         <w:t>3.1 Dataset Preparation and Corpus Analysis</w:t>
@@ -1484,11 +1504,11 @@
       </w:pPr>
       <w:r>
         <w:rPr>
-          <w:rFonts w:ascii="Times New Roman" w:hAnsi="Times New Roman"/>
+          <w:rFonts w:ascii="Calibri" w:hAnsi="Calibri"/>
           <w:b w:val="0"/>
           <w:i w:val="0"/>
           <w:color w:val="000000"/>
-          <w:sz w:val="24"/>
+          <w:sz w:val="22"/>
         </w:rPr>
         <w:t>CNN/DailyMail dataset acquired and split (70/15/15). Corpus statistics computed. Hindi XL-Sum subset prepared for multilingual feasibility study.</w:t>
       </w:r>
@@ -1499,9 +1519,9 @@
       </w:pPr>
       <w:r>
         <w:rPr>
-          <w:rFonts w:ascii="Times New Roman" w:hAnsi="Times New Roman"/>
+          <w:rFonts w:ascii="Calibri" w:hAnsi="Calibri"/>
           <w:b/>
-          <w:color w:val="000000"/>
+          <w:color w:val="2E75B6"/>
           <w:sz w:val="24"/>
         </w:rPr>
         <w:t>3.2 Lead-3 Baseline</w:t>
@@ -1513,11 +1533,11 @@
       </w:pPr>
       <w:r>
         <w:rPr>
-          <w:rFonts w:ascii="Times New Roman" w:hAnsi="Times New Roman"/>
+          <w:rFonts w:ascii="Calibri" w:hAnsi="Calibri"/>
           <w:b w:val="0"/>
           <w:i w:val="0"/>
           <w:color w:val="000000"/>
-          <w:sz w:val="24"/>
+          <w:sz w:val="22"/>
         </w:rPr>
         <w:t>Returns the first three sentences, exploiting journalistic front-loading convention.</w:t>
       </w:r>
@@ -1528,9 +1548,9 @@
       </w:pPr>
       <w:r>
         <w:rPr>
-          <w:rFonts w:ascii="Times New Roman" w:hAnsi="Times New Roman"/>
+          <w:rFonts w:ascii="Calibri" w:hAnsi="Calibri"/>
           <w:b/>
-          <w:color w:val="000000"/>
+          <w:color w:val="2E75B6"/>
           <w:sz w:val="24"/>
         </w:rPr>
         <w:t>3.3 TextRank Baseline</w:t>
@@ -1542,11 +1562,11 @@
       </w:pPr>
       <w:r>
         <w:rPr>
-          <w:rFonts w:ascii="Times New Roman" w:hAnsi="Times New Roman"/>
+          <w:rFonts w:ascii="Calibri" w:hAnsi="Calibri"/>
           <w:b w:val="0"/>
           <w:i w:val="0"/>
           <w:color w:val="000000"/>
-          <w:sz w:val="24"/>
+          <w:sz w:val="22"/>
         </w:rPr>
         <w:t>Unsupervised graph-based extractive approach using eigenvector centrality ranking.</w:t>
       </w:r>
@@ -1557,9 +1577,9 @@
       </w:pPr>
       <w:r>
         <w:rPr>
-          <w:rFonts w:ascii="Times New Roman" w:hAnsi="Times New Roman"/>
+          <w:rFonts w:ascii="Calibri" w:hAnsi="Calibri"/>
           <w:b/>
-          <w:color w:val="000000"/>
+          <w:color w:val="2E75B6"/>
           <w:sz w:val="24"/>
         </w:rPr>
         <w:t>3.4 Zero-Shot BART Baseline</w:t>
@@ -1571,11 +1591,11 @@
       </w:pPr>
       <w:r>
         <w:rPr>
-          <w:rFonts w:ascii="Times New Roman" w:hAnsi="Times New Roman"/>
+          <w:rFonts w:ascii="Calibri" w:hAnsi="Calibri"/>
           <w:b w:val="0"/>
           <w:i w:val="0"/>
           <w:color w:val="000000"/>
-          <w:sz w:val="24"/>
+          <w:sz w:val="22"/>
         </w:rPr>
         <w:t>Pre-trained BART-large-cnn applied without fine-tuning, isolating pre-training benefits.</w:t>
       </w:r>
@@ -1586,9 +1606,9 @@
       </w:pPr>
       <w:r>
         <w:rPr>
-          <w:rFonts w:ascii="Times New Roman" w:hAnsi="Times New Roman"/>
+          <w:rFonts w:ascii="Calibri" w:hAnsi="Calibri"/>
           <w:b/>
-          <w:color w:val="000000"/>
+          <w:color w:val="2E75B6"/>
           <w:sz w:val="24"/>
         </w:rPr>
         <w:t>3.5 Fine-Tuned BART Baseline</w:t>
@@ -1600,11 +1620,11 @@
       </w:pPr>
       <w:r>
         <w:rPr>
-          <w:rFonts w:ascii="Times New Roman" w:hAnsi="Times New Roman"/>
+          <w:rFonts w:ascii="Calibri" w:hAnsi="Calibri"/>
           <w:b w:val="0"/>
           <w:i w:val="0"/>
           <w:color w:val="000000"/>
-          <w:sz w:val="24"/>
+          <w:sz w:val="22"/>
         </w:rPr>
         <w:t>BART-large fine-tuned on CNN/DailyMail for 3 epochs. Standard single-stage abstractive pipeline.</w:t>
       </w:r>
@@ -1615,9 +1635,9 @@
       </w:pPr>
       <w:r>
         <w:rPr>
-          <w:rFonts w:ascii="Times New Roman" w:hAnsi="Times New Roman"/>
+          <w:rFonts w:ascii="Calibri" w:hAnsi="Calibri"/>
           <w:b/>
-          <w:color w:val="000000"/>
+          <w:color w:val="2E75B6"/>
           <w:sz w:val="24"/>
         </w:rPr>
         <w:t>3.6 Evidence Retrieval Module</w:t>
@@ -1629,11 +1649,11 @@
       </w:pPr>
       <w:r>
         <w:rPr>
-          <w:rFonts w:ascii="Times New Roman" w:hAnsi="Times New Roman"/>
+          <w:rFonts w:ascii="Calibri" w:hAnsi="Calibri"/>
           <w:b w:val="0"/>
           <w:i w:val="0"/>
           <w:color w:val="000000"/>
-          <w:sz w:val="24"/>
+          <w:sz w:val="22"/>
         </w:rPr>
         <w:t>Hybrid BM25 + sentence-embedding cosine similarity. Top sentences within 1024-token budget form context and evidence pool.</w:t>
       </w:r>
@@ -1644,9 +1664,9 @@
       </w:pPr>
       <w:r>
         <w:rPr>
-          <w:rFonts w:ascii="Times New Roman" w:hAnsi="Times New Roman"/>
+          <w:rFonts w:ascii="Calibri" w:hAnsi="Calibri"/>
           <w:b/>
-          <w:color w:val="000000"/>
+          <w:color w:val="2E75B6"/>
           <w:sz w:val="24"/>
         </w:rPr>
         <w:t>3.7 Best-of-N Abstractive Generation</w:t>
@@ -1658,11 +1678,11 @@
       </w:pPr>
       <w:r>
         <w:rPr>
-          <w:rFonts w:ascii="Times New Roman" w:hAnsi="Times New Roman"/>
+          <w:rFonts w:ascii="Calibri" w:hAnsi="Calibri"/>
           <w:b w:val="0"/>
           <w:i w:val="0"/>
           <w:color w:val="000000"/>
-          <w:sz w:val="24"/>
+          <w:sz w:val="22"/>
         </w:rPr>
         <w:t>Fine-tuned BART generates N=5 diverse candidates via nucleus sampling (top_p=0.92).</w:t>
       </w:r>
@@ -1673,9 +1693,9 @@
       </w:pPr>
       <w:r>
         <w:rPr>
-          <w:rFonts w:ascii="Times New Roman" w:hAnsi="Times New Roman"/>
+          <w:rFonts w:ascii="Calibri" w:hAnsi="Calibri"/>
           <w:b/>
-          <w:color w:val="000000"/>
+          <w:color w:val="2E75B6"/>
           <w:sz w:val="24"/>
         </w:rPr>
         <w:t>3.8 NLI Evidence Verification</w:t>
@@ -1687,11 +1707,11 @@
       </w:pPr>
       <w:r>
         <w:rPr>
-          <w:rFonts w:ascii="Times New Roman" w:hAnsi="Times New Roman"/>
+          <w:rFonts w:ascii="Calibri" w:hAnsi="Calibri"/>
           <w:b w:val="0"/>
           <w:i w:val="0"/>
           <w:color w:val="000000"/>
-          <w:sz w:val="24"/>
+          <w:sz w:val="22"/>
         </w:rPr>
         <w:t>DeBERTa-based NLI model computes per-sentence entailment probability. Mean across candidate sentences forms the Factual Consistency Score (FCS).</w:t>
       </w:r>
@@ -1702,9 +1722,9 @@
       </w:pPr>
       <w:r>
         <w:rPr>
-          <w:rFonts w:ascii="Times New Roman" w:hAnsi="Times New Roman"/>
+          <w:rFonts w:ascii="Calibri" w:hAnsi="Calibri"/>
           <w:b/>
-          <w:color w:val="000000"/>
+          <w:color w:val="2E75B6"/>
           <w:sz w:val="24"/>
         </w:rPr>
         <w:t>3.9 Preference Reranker with Difficulty-Aware Fallback</w:t>
@@ -1716,11 +1736,11 @@
       </w:pPr>
       <w:r>
         <w:rPr>
-          <w:rFonts w:ascii="Times New Roman" w:hAnsi="Times New Roman"/>
+          <w:rFonts w:ascii="Calibri" w:hAnsi="Calibri"/>
           <w:b w:val="0"/>
           <w:i w:val="0"/>
           <w:color w:val="000000"/>
-          <w:sz w:val="24"/>
+          <w:sz w:val="22"/>
         </w:rPr>
         <w:t>Candidates ranked by 0.6×FCS + 0.4×BERTScore-F1. If best candidate &lt; dynamic threshold → extractive fallback.</w:t>
       </w:r>
@@ -1731,9 +1751,9 @@
       </w:pPr>
       <w:r>
         <w:rPr>
-          <w:rFonts w:ascii="Times New Roman" w:hAnsi="Times New Roman"/>
+          <w:rFonts w:ascii="Calibri" w:hAnsi="Calibri"/>
           <w:b/>
-          <w:color w:val="000000"/>
+          <w:color w:val="2E75B6"/>
           <w:sz w:val="24"/>
         </w:rPr>
         <w:t>3.10 Difficulty-Aware Safety Switch (Novel Contribution)</w:t>
@@ -1745,11 +1765,11 @@
       </w:pPr>
       <w:r>
         <w:rPr>
-          <w:rFonts w:ascii="Times New Roman" w:hAnsi="Times New Roman"/>
+          <w:rFonts w:ascii="Calibri" w:hAnsi="Calibri"/>
           <w:b w:val="0"/>
           <w:i w:val="0"/>
           <w:color w:val="000000"/>
-          <w:sz w:val="24"/>
+          <w:sz w:val="22"/>
         </w:rPr>
         <w:t>Computes per-article difficulty D from three signals. Dynamic threshold: Threshold = 0.40 + 0.20 × D. Adapts fallback to article complexity without model retraining.</w:t>
       </w:r>
@@ -1763,14 +1783,14 @@
       <w:pPr>
         <w:spacing w:before="280" w:after="120"/>
         <w:pBdr>
-          <w:bottom w:val="single" w:sz="4" w:space="1" w:color="000000"/>
+          <w:bottom w:val="single" w:sz="8" w:space="1" w:color="1F497D"/>
         </w:pBdr>
       </w:pPr>
       <w:r>
         <w:rPr>
-          <w:rFonts w:ascii="Times New Roman" w:hAnsi="Times New Roman"/>
+          <w:rFonts w:ascii="Calibri" w:hAnsi="Calibri"/>
           <w:b/>
-          <w:color w:val="000000"/>
+          <w:color w:val="1F497D"/>
           <w:sz w:val="28"/>
         </w:rPr>
         <w:t>4. SYSTEM ARCHITECTURE AND METHODOLOGY</w:t>
@@ -1782,11 +1802,11 @@
       </w:pPr>
       <w:r>
         <w:rPr>
-          <w:rFonts w:ascii="Times New Roman" w:hAnsi="Times New Roman"/>
+          <w:rFonts w:ascii="Calibri" w:hAnsi="Calibri"/>
           <w:b w:val="0"/>
           <w:i w:val="0"/>
           <w:color w:val="000000"/>
-          <w:sz w:val="24"/>
+          <w:sz w:val="22"/>
         </w:rPr>
         <w:t>The system follows a modular four-stage pipeline extending conventional extractive-abstractive summarisation with verification and selection layers.</w:t>
       </w:r>
@@ -1797,9 +1817,9 @@
       </w:pPr>
       <w:r>
         <w:rPr>
-          <w:rFonts w:ascii="Times New Roman" w:hAnsi="Times New Roman"/>
+          <w:rFonts w:ascii="Calibri" w:hAnsi="Calibri"/>
           <w:b/>
-          <w:color w:val="000000"/>
+          <w:color w:val="2E75B6"/>
           <w:sz w:val="24"/>
         </w:rPr>
         <w:t>4.1 High-Level Architecture</w:t>
@@ -1812,11 +1832,11 @@
       </w:pPr>
       <w:r>
         <w:rPr>
-          <w:rFonts w:ascii="Times New Roman" w:hAnsi="Times New Roman"/>
+          <w:rFonts w:ascii="Calibri" w:hAnsi="Calibri"/>
           <w:color w:val="000000"/>
-          <w:sz w:val="24"/>
+          <w:sz w:val="22"/>
         </w:rPr>
-        <w:t>Stage 1 – Evidence Retrieval: Hybrid BM25 + embedding scoring, top-K sentences within 1024-token budget.</w:t>
+        <w:t>Stage 1 – Evidence Retrieval: Hybrid BM25 + embedding scoring, top-K within 1024-token budget.</w:t>
       </w:r>
     </w:p>
     <w:p>
@@ -1826,9 +1846,9 @@
       </w:pPr>
       <w:r>
         <w:rPr>
-          <w:rFonts w:ascii="Times New Roman" w:hAnsi="Times New Roman"/>
+          <w:rFonts w:ascii="Calibri" w:hAnsi="Calibri"/>
           <w:color w:val="000000"/>
-          <w:sz w:val="24"/>
+          <w:sz w:val="22"/>
         </w:rPr>
         <w:t>Stage 2 – Abstractive Generation: Fine-tuned BART, N=5 candidates via nucleus sampling.</w:t>
       </w:r>
@@ -1840,9 +1860,9 @@
       </w:pPr>
       <w:r>
         <w:rPr>
-          <w:rFonts w:ascii="Times New Roman" w:hAnsi="Times New Roman"/>
+          <w:rFonts w:ascii="Calibri" w:hAnsi="Calibri"/>
           <w:color w:val="000000"/>
-          <w:sz w:val="24"/>
+          <w:sz w:val="22"/>
         </w:rPr>
         <w:t>Stage 3 – NLI Verification: Sentence-level entailment scoring → per-candidate FCS.</w:t>
       </w:r>
@@ -1854,9 +1874,9 @@
       </w:pPr>
       <w:r>
         <w:rPr>
-          <w:rFonts w:ascii="Times New Roman" w:hAnsi="Times New Roman"/>
+          <w:rFonts w:ascii="Calibri" w:hAnsi="Calibri"/>
           <w:color w:val="000000"/>
-          <w:sz w:val="24"/>
+          <w:sz w:val="22"/>
         </w:rPr>
         <w:t>Stage 4 – Difficulty-Aware Reranking: Weighted rank + dynamic threshold + extractive guard.</w:t>
       </w:r>
@@ -1867,11 +1887,11 @@
       </w:pPr>
       <w:r>
         <w:rPr>
-          <w:rFonts w:ascii="Times New Roman" w:hAnsi="Times New Roman"/>
+          <w:rFonts w:ascii="Calibri" w:hAnsi="Calibri"/>
           <w:b w:val="0"/>
           <w:i w:val="0"/>
           <w:color w:val="000000"/>
-          <w:sz w:val="24"/>
+          <w:sz w:val="22"/>
         </w:rPr>
       </w:r>
     </w:p>
@@ -1900,6 +1920,7 @@
           <w:tcPr>
             <w:tcW w:type="dxa" w:w="9361"/>
             <w:gridSpan w:val="11"/>
+            <w:shd w:fill="1F497D" w:val="clear"/>
           </w:tcPr>
           <w:p>
             <w:pPr>
@@ -1909,7 +1930,7 @@
             <w:r>
               <w:rPr>
                 <w:b/>
-                <w:color w:val="000000"/>
+                <w:color w:val="FFFFFF"/>
                 <w:sz w:val="20"/>
               </w:rPr>
               <w:t>Two-Stage Grounded Summarisation Pipeline — Architecture</w:t>
@@ -1921,6 +1942,7 @@
         <w:tc>
           <w:tcPr>
             <w:tcW w:type="dxa" w:w="851"/>
+            <w:shd w:fill="F2F2F2" w:val="clear"/>
           </w:tcPr>
           <w:p>
             <w:pPr>
@@ -1944,6 +1966,7 @@
         <w:tc>
           <w:tcPr>
             <w:tcW w:type="dxa" w:w="851"/>
+            <w:shd w:fill="FFFFFF" w:val="clear"/>
           </w:tcPr>
           <w:p>
             <w:pPr>
@@ -1963,6 +1986,7 @@
         <w:tc>
           <w:tcPr>
             <w:tcW w:type="dxa" w:w="851"/>
+            <w:shd w:fill="D6E4F0" w:val="clear"/>
           </w:tcPr>
           <w:p>
             <w:pPr>
@@ -1986,6 +2010,7 @@
         <w:tc>
           <w:tcPr>
             <w:tcW w:type="dxa" w:w="851"/>
+            <w:shd w:fill="FFFFFF" w:val="clear"/>
           </w:tcPr>
           <w:p>
             <w:pPr>
@@ -2005,6 +2030,7 @@
         <w:tc>
           <w:tcPr>
             <w:tcW w:type="dxa" w:w="851"/>
+            <w:shd w:fill="D6E4F0" w:val="clear"/>
           </w:tcPr>
           <w:p>
             <w:pPr>
@@ -2028,6 +2054,7 @@
         <w:tc>
           <w:tcPr>
             <w:tcW w:type="dxa" w:w="851"/>
+            <w:shd w:fill="FFFFFF" w:val="clear"/>
           </w:tcPr>
           <w:p>
             <w:pPr>
@@ -2047,6 +2074,7 @@
         <w:tc>
           <w:tcPr>
             <w:tcW w:type="dxa" w:w="851"/>
+            <w:shd w:fill="D6E4F0" w:val="clear"/>
           </w:tcPr>
           <w:p>
             <w:pPr>
@@ -2070,6 +2098,7 @@
         <w:tc>
           <w:tcPr>
             <w:tcW w:type="dxa" w:w="851"/>
+            <w:shd w:fill="FFFFFF" w:val="clear"/>
           </w:tcPr>
           <w:p>
             <w:pPr>
@@ -2089,6 +2118,7 @@
         <w:tc>
           <w:tcPr>
             <w:tcW w:type="dxa" w:w="851"/>
+            <w:shd w:fill="D6E4F0" w:val="clear"/>
           </w:tcPr>
           <w:p>
             <w:pPr>
@@ -2112,6 +2142,7 @@
         <w:tc>
           <w:tcPr>
             <w:tcW w:type="dxa" w:w="851"/>
+            <w:shd w:fill="FFFFFF" w:val="clear"/>
           </w:tcPr>
           <w:p>
             <w:pPr>
@@ -2131,6 +2162,7 @@
         <w:tc>
           <w:tcPr>
             <w:tcW w:type="dxa" w:w="851"/>
+            <w:shd w:fill="E2EFDA" w:val="clear"/>
           </w:tcPr>
           <w:p>
             <w:pPr>
@@ -2165,7 +2197,7 @@
             <w:r>
               <w:rPr>
                 <w:i/>
-                <w:color w:val="000000"/>
+                <w:color w:val="555555"/>
                 <w:sz w:val="14"/>
               </w:rPr>
             </w:r>
@@ -2183,7 +2215,7 @@
             <w:r>
               <w:rPr>
                 <w:i/>
-                <w:color w:val="000000"/>
+                <w:color w:val="555555"/>
                 <w:sz w:val="14"/>
               </w:rPr>
             </w:r>
@@ -2192,6 +2224,7 @@
         <w:tc>
           <w:tcPr>
             <w:tcW w:type="dxa" w:w="851"/>
+            <w:shd w:fill="F2F2F2" w:val="clear"/>
           </w:tcPr>
           <w:p>
             <w:pPr>
@@ -2201,7 +2234,7 @@
             <w:r>
               <w:rPr>
                 <w:i/>
-                <w:color w:val="000000"/>
+                <w:color w:val="555555"/>
                 <w:sz w:val="14"/>
               </w:rPr>
               <w:t>Hybrid BM25</w:t>
@@ -2222,7 +2255,7 @@
             <w:r>
               <w:rPr>
                 <w:i/>
-                <w:color w:val="000000"/>
+                <w:color w:val="555555"/>
                 <w:sz w:val="14"/>
               </w:rPr>
             </w:r>
@@ -2231,6 +2264,7 @@
         <w:tc>
           <w:tcPr>
             <w:tcW w:type="dxa" w:w="851"/>
+            <w:shd w:fill="F2F2F2" w:val="clear"/>
           </w:tcPr>
           <w:p>
             <w:pPr>
@@ -2240,7 +2274,7 @@
             <w:r>
               <w:rPr>
                 <w:i/>
-                <w:color w:val="000000"/>
+                <w:color w:val="555555"/>
                 <w:sz w:val="14"/>
               </w:rPr>
               <w:t>N-candidate</w:t>
@@ -2261,7 +2295,7 @@
             <w:r>
               <w:rPr>
                 <w:i/>
-                <w:color w:val="000000"/>
+                <w:color w:val="555555"/>
                 <w:sz w:val="14"/>
               </w:rPr>
             </w:r>
@@ -2270,6 +2304,7 @@
         <w:tc>
           <w:tcPr>
             <w:tcW w:type="dxa" w:w="851"/>
+            <w:shd w:fill="F2F2F2" w:val="clear"/>
           </w:tcPr>
           <w:p>
             <w:pPr>
@@ -2279,7 +2314,7 @@
             <w:r>
               <w:rPr>
                 <w:i/>
-                <w:color w:val="000000"/>
+                <w:color w:val="555555"/>
                 <w:sz w:val="14"/>
               </w:rPr>
               <w:t>Sentence-level</w:t>
@@ -2300,7 +2335,7 @@
             <w:r>
               <w:rPr>
                 <w:i/>
-                <w:color w:val="000000"/>
+                <w:color w:val="555555"/>
                 <w:sz w:val="14"/>
               </w:rPr>
             </w:r>
@@ -2309,6 +2344,7 @@
         <w:tc>
           <w:tcPr>
             <w:tcW w:type="dxa" w:w="851"/>
+            <w:shd w:fill="F2F2F2" w:val="clear"/>
           </w:tcPr>
           <w:p>
             <w:pPr>
@@ -2318,7 +2354,7 @@
             <w:r>
               <w:rPr>
                 <w:i/>
-                <w:color w:val="000000"/>
+                <w:color w:val="555555"/>
                 <w:sz w:val="14"/>
               </w:rPr>
               <w:t>Dynamic threshold</w:t>
@@ -2339,7 +2375,7 @@
             <w:r>
               <w:rPr>
                 <w:i/>
-                <w:color w:val="000000"/>
+                <w:color w:val="555555"/>
                 <w:sz w:val="14"/>
               </w:rPr>
             </w:r>
@@ -2357,7 +2393,7 @@
             <w:r>
               <w:rPr>
                 <w:i/>
-                <w:color w:val="000000"/>
+                <w:color w:val="555555"/>
                 <w:sz w:val="14"/>
               </w:rPr>
             </w:r>
@@ -2371,11 +2407,11 @@
       </w:pPr>
       <w:r>
         <w:rPr>
-          <w:rFonts w:ascii="Times New Roman" w:hAnsi="Times New Roman"/>
+          <w:rFonts w:ascii="Calibri" w:hAnsi="Calibri"/>
           <w:b w:val="0"/>
           <w:i/>
           <w:color w:val="000000"/>
-          <w:sz w:val="24"/>
+          <w:sz w:val="22"/>
         </w:rPr>
         <w:t>Figure 1: High-level architecture of the proposed pipeline.</w:t>
       </w:r>
@@ -2386,9 +2422,9 @@
       </w:pPr>
       <w:r>
         <w:rPr>
-          <w:rFonts w:ascii="Times New Roman" w:hAnsi="Times New Roman"/>
+          <w:rFonts w:ascii="Calibri" w:hAnsi="Calibri"/>
           <w:b/>
-          <w:color w:val="000000"/>
+          <w:color w:val="2E75B6"/>
           <w:sz w:val="24"/>
         </w:rPr>
         <w:t>4.2 Literature Context</w:t>
@@ -2401,9 +2437,9 @@
       </w:pPr>
       <w:r>
         <w:rPr>
-          <w:rFonts w:ascii="Times New Roman" w:hAnsi="Times New Roman"/>
+          <w:rFonts w:ascii="Calibri" w:hAnsi="Calibri"/>
           <w:color w:val="000000"/>
-          <w:sz w:val="24"/>
+          <w:sz w:val="22"/>
         </w:rPr>
         <w:t>BART (Lewis et al., ACL 2020): Primary abstractive generator, fine-tuned on CNN/DailyMail.</w:t>
       </w:r>
@@ -2415,9 +2451,9 @@
       </w:pPr>
       <w:r>
         <w:rPr>
-          <w:rFonts w:ascii="Times New Roman" w:hAnsi="Times New Roman"/>
+          <w:rFonts w:ascii="Calibri" w:hAnsi="Calibri"/>
           <w:color w:val="000000"/>
-          <w:sz w:val="24"/>
+          <w:sz w:val="22"/>
         </w:rPr>
         <w:t>PEGASUS (Zhang et al., ICML 2020): Domain-pretrained comparison baseline.</w:t>
       </w:r>
@@ -2429,9 +2465,9 @@
       </w:pPr>
       <w:r>
         <w:rPr>
-          <w:rFonts w:ascii="Times New Roman" w:hAnsi="Times New Roman"/>
+          <w:rFonts w:ascii="Calibri" w:hAnsi="Calibri"/>
           <w:color w:val="000000"/>
-          <w:sz w:val="24"/>
+          <w:sz w:val="22"/>
         </w:rPr>
         <w:t>SummaC (Laban et al., TACL 2022): NLI-based inconsistency detection, informs FCS design.</w:t>
       </w:r>
@@ -2443,11 +2479,11 @@
       </w:pPr>
       <w:r>
         <w:rPr>
-          <w:rFonts w:ascii="Times New Roman" w:hAnsi="Times New Roman"/>
+          <w:rFonts w:ascii="Calibri" w:hAnsi="Calibri"/>
           <w:color w:val="000000"/>
-          <w:sz w:val="24"/>
+          <w:sz w:val="22"/>
         </w:rPr>
-        <w:t>Provenance (Sankararaman et al., EMNLP 2024): Light-weight RAG fact-checking, motivates verification stage.</w:t>
+        <w:t>Provenance (Sankararaman et al., EMNLP 2024): Light-weight RAG fact-checking.</w:t>
       </w:r>
     </w:p>
     <w:p>
@@ -2457,11 +2493,11 @@
       </w:pPr>
       <w:r>
         <w:rPr>
-          <w:rFonts w:ascii="Times New Roman" w:hAnsi="Times New Roman"/>
+          <w:rFonts w:ascii="Calibri" w:hAnsi="Calibri"/>
           <w:color w:val="000000"/>
-          <w:sz w:val="24"/>
+          <w:sz w:val="22"/>
         </w:rPr>
-        <w:t>MiniCheck (Tang et al., EMNLP 2024): Efficient grounding verification — validates NLI approach at scale.</w:t>
+        <w:t>MiniCheck (Tang et al., EMNLP 2024): Efficient grounding verification at scale.</w:t>
       </w:r>
     </w:p>
     <w:p>
@@ -2473,14 +2509,14 @@
       <w:pPr>
         <w:spacing w:before="280" w:after="120"/>
         <w:pBdr>
-          <w:bottom w:val="single" w:sz="4" w:space="1" w:color="000000"/>
+          <w:bottom w:val="single" w:sz="8" w:space="1" w:color="1F497D"/>
         </w:pBdr>
       </w:pPr>
       <w:r>
         <w:rPr>
-          <w:rFonts w:ascii="Times New Roman" w:hAnsi="Times New Roman"/>
+          <w:rFonts w:ascii="Calibri" w:hAnsi="Calibri"/>
           <w:b/>
-          <w:color w:val="000000"/>
+          <w:color w:val="1F497D"/>
           <w:sz w:val="28"/>
         </w:rPr>
         <w:t>5. TOOLS AND TECHNOLOGIES USED</w:t>
@@ -2501,6 +2537,7 @@
         <w:tc>
           <w:tcPr>
             <w:tcW w:type="dxa" w:w="4680"/>
+            <w:shd w:fill="1F497D" w:val="clear"/>
           </w:tcPr>
           <w:p>
             <w:pPr>
@@ -2509,9 +2546,9 @@
             <w:r/>
             <w:r>
               <w:rPr>
-                <w:rFonts w:ascii="Times New Roman" w:hAnsi="Times New Roman"/>
+                <w:rFonts w:ascii="Calibri" w:hAnsi="Calibri"/>
                 <w:b/>
-                <w:color w:val="000000"/>
+                <w:color w:val="FFFFFF"/>
                 <w:sz w:val="20"/>
               </w:rPr>
               <w:t>Component</w:t>
@@ -2521,6 +2558,7 @@
         <w:tc>
           <w:tcPr>
             <w:tcW w:type="dxa" w:w="4680"/>
+            <w:shd w:fill="1F497D" w:val="clear"/>
           </w:tcPr>
           <w:p>
             <w:pPr>
@@ -2529,9 +2567,9 @@
             <w:r/>
             <w:r>
               <w:rPr>
-                <w:rFonts w:ascii="Times New Roman" w:hAnsi="Times New Roman"/>
+                <w:rFonts w:ascii="Calibri" w:hAnsi="Calibri"/>
                 <w:b/>
-                <w:color w:val="000000"/>
+                <w:color w:val="FFFFFF"/>
                 <w:sz w:val="20"/>
               </w:rPr>
               <w:t>Technology / Library</w:t>
@@ -2548,7 +2586,7 @@
             <w:r/>
             <w:r>
               <w:rPr>
-                <w:rFonts w:ascii="Times New Roman" w:hAnsi="Times New Roman"/>
+                <w:rFonts w:ascii="Calibri" w:hAnsi="Calibri"/>
                 <w:color w:val="000000"/>
                 <w:sz w:val="20"/>
               </w:rPr>
@@ -2564,7 +2602,7 @@
             <w:r/>
             <w:r>
               <w:rPr>
-                <w:rFonts w:ascii="Times New Roman" w:hAnsi="Times New Roman"/>
+                <w:rFonts w:ascii="Calibri" w:hAnsi="Calibri"/>
                 <w:color w:val="000000"/>
                 <w:sz w:val="20"/>
               </w:rPr>
@@ -2577,12 +2615,13 @@
         <w:tc>
           <w:tcPr>
             <w:tcW w:type="dxa" w:w="4680"/>
+            <w:shd w:fill="D6E4F0" w:val="clear"/>
           </w:tcPr>
           <w:p>
             <w:r/>
             <w:r>
               <w:rPr>
-                <w:rFonts w:ascii="Times New Roman" w:hAnsi="Times New Roman"/>
+                <w:rFonts w:ascii="Calibri" w:hAnsi="Calibri"/>
                 <w:color w:val="000000"/>
                 <w:sz w:val="20"/>
               </w:rPr>
@@ -2593,12 +2632,13 @@
         <w:tc>
           <w:tcPr>
             <w:tcW w:type="dxa" w:w="4680"/>
+            <w:shd w:fill="D6E4F0" w:val="clear"/>
           </w:tcPr>
           <w:p>
             <w:r/>
             <w:r>
               <w:rPr>
-                <w:rFonts w:ascii="Times New Roman" w:hAnsi="Times New Roman"/>
+                <w:rFonts w:ascii="Calibri" w:hAnsi="Calibri"/>
                 <w:color w:val="000000"/>
                 <w:sz w:val="20"/>
               </w:rPr>
@@ -2616,7 +2656,7 @@
             <w:r/>
             <w:r>
               <w:rPr>
-                <w:rFonts w:ascii="Times New Roman" w:hAnsi="Times New Roman"/>
+                <w:rFonts w:ascii="Calibri" w:hAnsi="Calibri"/>
                 <w:color w:val="000000"/>
                 <w:sz w:val="20"/>
               </w:rPr>
@@ -2632,7 +2672,7 @@
             <w:r/>
             <w:r>
               <w:rPr>
-                <w:rFonts w:ascii="Times New Roman" w:hAnsi="Times New Roman"/>
+                <w:rFonts w:ascii="Calibri" w:hAnsi="Calibri"/>
                 <w:color w:val="000000"/>
                 <w:sz w:val="20"/>
               </w:rPr>
@@ -2645,12 +2685,13 @@
         <w:tc>
           <w:tcPr>
             <w:tcW w:type="dxa" w:w="4680"/>
+            <w:shd w:fill="D6E4F0" w:val="clear"/>
           </w:tcPr>
           <w:p>
             <w:r/>
             <w:r>
               <w:rPr>
-                <w:rFonts w:ascii="Times New Roman" w:hAnsi="Times New Roman"/>
+                <w:rFonts w:ascii="Calibri" w:hAnsi="Calibri"/>
                 <w:color w:val="000000"/>
                 <w:sz w:val="20"/>
               </w:rPr>
@@ -2661,12 +2702,13 @@
         <w:tc>
           <w:tcPr>
             <w:tcW w:type="dxa" w:w="4680"/>
+            <w:shd w:fill="D6E4F0" w:val="clear"/>
           </w:tcPr>
           <w:p>
             <w:r/>
             <w:r>
               <w:rPr>
-                <w:rFonts w:ascii="Times New Roman" w:hAnsi="Times New Roman"/>
+                <w:rFonts w:ascii="Calibri" w:hAnsi="Calibri"/>
                 <w:color w:val="000000"/>
                 <w:sz w:val="20"/>
               </w:rPr>
@@ -2684,7 +2726,7 @@
             <w:r/>
             <w:r>
               <w:rPr>
-                <w:rFonts w:ascii="Times New Roman" w:hAnsi="Times New Roman"/>
+                <w:rFonts w:ascii="Calibri" w:hAnsi="Calibri"/>
                 <w:color w:val="000000"/>
                 <w:sz w:val="20"/>
               </w:rPr>
@@ -2700,7 +2742,7 @@
             <w:r/>
             <w:r>
               <w:rPr>
-                <w:rFonts w:ascii="Times New Roman" w:hAnsi="Times New Roman"/>
+                <w:rFonts w:ascii="Calibri" w:hAnsi="Calibri"/>
                 <w:color w:val="000000"/>
                 <w:sz w:val="20"/>
               </w:rPr>
@@ -2713,12 +2755,13 @@
         <w:tc>
           <w:tcPr>
             <w:tcW w:type="dxa" w:w="4680"/>
+            <w:shd w:fill="D6E4F0" w:val="clear"/>
           </w:tcPr>
           <w:p>
             <w:r/>
             <w:r>
               <w:rPr>
-                <w:rFonts w:ascii="Times New Roman" w:hAnsi="Times New Roman"/>
+                <w:rFonts w:ascii="Calibri" w:hAnsi="Calibri"/>
                 <w:color w:val="000000"/>
                 <w:sz w:val="20"/>
               </w:rPr>
@@ -2729,12 +2772,13 @@
         <w:tc>
           <w:tcPr>
             <w:tcW w:type="dxa" w:w="4680"/>
+            <w:shd w:fill="D6E4F0" w:val="clear"/>
           </w:tcPr>
           <w:p>
             <w:r/>
             <w:r>
               <w:rPr>
-                <w:rFonts w:ascii="Times New Roman" w:hAnsi="Times New Roman"/>
+                <w:rFonts w:ascii="Calibri" w:hAnsi="Calibri"/>
                 <w:color w:val="000000"/>
                 <w:sz w:val="20"/>
               </w:rPr>
@@ -2752,7 +2796,7 @@
             <w:r/>
             <w:r>
               <w:rPr>
-                <w:rFonts w:ascii="Times New Roman" w:hAnsi="Times New Roman"/>
+                <w:rFonts w:ascii="Calibri" w:hAnsi="Calibri"/>
                 <w:color w:val="000000"/>
                 <w:sz w:val="20"/>
               </w:rPr>
@@ -2768,7 +2812,7 @@
             <w:r/>
             <w:r>
               <w:rPr>
-                <w:rFonts w:ascii="Times New Roman" w:hAnsi="Times New Roman"/>
+                <w:rFonts w:ascii="Calibri" w:hAnsi="Calibri"/>
                 <w:color w:val="000000"/>
                 <w:sz w:val="20"/>
               </w:rPr>
@@ -2787,14 +2831,14 @@
       <w:pPr>
         <w:spacing w:before="280" w:after="120"/>
         <w:pBdr>
-          <w:bottom w:val="single" w:sz="4" w:space="1" w:color="000000"/>
+          <w:bottom w:val="single" w:sz="8" w:space="1" w:color="1F497D"/>
         </w:pBdr>
       </w:pPr>
       <w:r>
         <w:rPr>
-          <w:rFonts w:ascii="Times New Roman" w:hAnsi="Times New Roman"/>
+          <w:rFonts w:ascii="Calibri" w:hAnsi="Calibri"/>
           <w:b/>
-          <w:color w:val="000000"/>
+          <w:color w:val="1F497D"/>
           <w:sz w:val="28"/>
         </w:rPr>
         <w:t>6. METHODOLOGY AND PIPELINE IMPLEMENTATION</w:t>
@@ -2806,9 +2850,9 @@
       </w:pPr>
       <w:r>
         <w:rPr>
-          <w:rFonts w:ascii="Times New Roman" w:hAnsi="Times New Roman"/>
+          <w:rFonts w:ascii="Calibri" w:hAnsi="Calibri"/>
           <w:b/>
-          <w:color w:val="000000"/>
+          <w:color w:val="2E75B6"/>
           <w:sz w:val="24"/>
         </w:rPr>
         <w:t>6.1 Evidence Retrieval</w:t>
@@ -2820,13 +2864,13 @@
       </w:pPr>
       <w:r>
         <w:rPr>
-          <w:rFonts w:ascii="Times New Roman" w:hAnsi="Times New Roman"/>
+          <w:rFonts w:ascii="Calibri" w:hAnsi="Calibri"/>
           <w:b w:val="0"/>
           <w:i w:val="0"/>
           <w:color w:val="000000"/>
-          <w:sz w:val="24"/>
+          <w:sz w:val="22"/>
         </w:rPr>
-        <w:t>Each sentence is scored using hybrid BM25 + sentence-embedding cosine similarity. Top-K sentences within 1024-token budget form both generation context and verification evidence pool.</w:t>
+        <w:t>Each sentence scored using hybrid BM25 + sentence-embedding cosine similarity. Top-K sentences within 1024-token budget form generation context and verification evidence pool.</w:t>
       </w:r>
     </w:p>
     <w:p>
@@ -2835,9 +2879,9 @@
       </w:pPr>
       <w:r>
         <w:rPr>
-          <w:rFonts w:ascii="Times New Roman" w:hAnsi="Times New Roman"/>
+          <w:rFonts w:ascii="Calibri" w:hAnsi="Calibri"/>
           <w:b/>
-          <w:color w:val="000000"/>
+          <w:color w:val="2E75B6"/>
           <w:sz w:val="24"/>
         </w:rPr>
         <w:t>6.2 Abstractive Generation</w:t>
@@ -2849,11 +2893,11 @@
       </w:pPr>
       <w:r>
         <w:rPr>
-          <w:rFonts w:ascii="Times New Roman" w:hAnsi="Times New Roman"/>
+          <w:rFonts w:ascii="Calibri" w:hAnsi="Calibri"/>
           <w:b w:val="0"/>
           <w:i w:val="0"/>
           <w:color w:val="000000"/>
-          <w:sz w:val="24"/>
+          <w:sz w:val="22"/>
         </w:rPr>
         <w:t>BART-large fine-tuned for 3 epochs (lr=3e-5, batch 2, grad accum 8). At inference, N=5 diverse candidates generated via nucleus sampling (top_p=0.92).</w:t>
       </w:r>
@@ -2864,9 +2908,9 @@
       </w:pPr>
       <w:r>
         <w:rPr>
-          <w:rFonts w:ascii="Times New Roman" w:hAnsi="Times New Roman"/>
+          <w:rFonts w:ascii="Calibri" w:hAnsi="Calibri"/>
           <w:b/>
-          <w:color w:val="000000"/>
+          <w:color w:val="2E75B6"/>
           <w:sz w:val="24"/>
         </w:rPr>
         <w:t>6.3 NLI Evidence Verification</w:t>
@@ -2878,11 +2922,11 @@
       </w:pPr>
       <w:r>
         <w:rPr>
-          <w:rFonts w:ascii="Times New Roman" w:hAnsi="Times New Roman"/>
+          <w:rFonts w:ascii="Calibri" w:hAnsi="Calibri"/>
           <w:b w:val="0"/>
           <w:i w:val="0"/>
           <w:color w:val="000000"/>
-          <w:sz w:val="24"/>
+          <w:sz w:val="22"/>
         </w:rPr>
         <w:t>Each summary sentence matched to best evidence sentence; entailment probability computed via DeBERTa NLI. Mean probability = FCS.</w:t>
       </w:r>
@@ -2893,9 +2937,9 @@
       </w:pPr>
       <w:r>
         <w:rPr>
-          <w:rFonts w:ascii="Times New Roman" w:hAnsi="Times New Roman"/>
+          <w:rFonts w:ascii="Calibri" w:hAnsi="Calibri"/>
           <w:b/>
-          <w:color w:val="000000"/>
+          <w:color w:val="2E75B6"/>
           <w:sz w:val="24"/>
         </w:rPr>
         <w:t>6.4 Preference Reranking</w:t>
@@ -2907,11 +2951,11 @@
       </w:pPr>
       <w:r>
         <w:rPr>
-          <w:rFonts w:ascii="Times New Roman" w:hAnsi="Times New Roman"/>
+          <w:rFonts w:ascii="Calibri" w:hAnsi="Calibri"/>
           <w:b/>
           <w:i w:val="0"/>
           <w:color w:val="000000"/>
-          <w:sz w:val="24"/>
+          <w:sz w:val="22"/>
         </w:rPr>
         <w:t>final_score = 0.6 × FCS + 0.4 × BERTScore_F1</w:t>
       </w:r>
@@ -2922,11 +2966,11 @@
       </w:pPr>
       <w:r>
         <w:rPr>
-          <w:rFonts w:ascii="Times New Roman" w:hAnsi="Times New Roman"/>
+          <w:rFonts w:ascii="Calibri" w:hAnsi="Calibri"/>
           <w:b w:val="0"/>
           <w:i w:val="0"/>
           <w:color w:val="000000"/>
-          <w:sz w:val="24"/>
+          <w:sz w:val="22"/>
         </w:rPr>
         <w:t>Top candidate selected. If below dynamic threshold → extractive fallback from evidence set.</w:t>
       </w:r>
@@ -2937,9 +2981,9 @@
       </w:pPr>
       <w:r>
         <w:rPr>
-          <w:rFonts w:ascii="Times New Roman" w:hAnsi="Times New Roman"/>
+          <w:rFonts w:ascii="Calibri" w:hAnsi="Calibri"/>
           <w:b/>
-          <w:color w:val="000000"/>
+          <w:color w:val="2E75B6"/>
           <w:sz w:val="24"/>
         </w:rPr>
         <w:t>6.5 Difficulty-Aware Safety Switch (Novel Contribution)</w:t>
@@ -2951,11 +2995,11 @@
       </w:pPr>
       <w:r>
         <w:rPr>
-          <w:rFonts w:ascii="Times New Roman" w:hAnsi="Times New Roman"/>
+          <w:rFonts w:ascii="Calibri" w:hAnsi="Calibri"/>
           <w:b/>
           <w:i w:val="0"/>
           <w:color w:val="000000"/>
-          <w:sz w:val="24"/>
+          <w:sz w:val="22"/>
         </w:rPr>
         <w:t>D = 0.4 × LengthNorm + 0.3 × EntityNorm + 0.3 × UncertaintyNorm</w:t>
       </w:r>
@@ -2967,9 +3011,9 @@
       </w:pPr>
       <w:r>
         <w:rPr>
-          <w:rFonts w:ascii="Times New Roman" w:hAnsi="Times New Roman"/>
+          <w:rFonts w:ascii="Calibri" w:hAnsi="Calibri"/>
           <w:color w:val="000000"/>
-          <w:sz w:val="24"/>
+          <w:sz w:val="22"/>
         </w:rPr>
         <w:t>LengthNorm = min(word_count / 800, 1.0)</w:t>
       </w:r>
@@ -2981,9 +3025,9 @@
       </w:pPr>
       <w:r>
         <w:rPr>
-          <w:rFonts w:ascii="Times New Roman" w:hAnsi="Times New Roman"/>
+          <w:rFonts w:ascii="Calibri" w:hAnsi="Calibri"/>
           <w:color w:val="000000"/>
-          <w:sz w:val="24"/>
+          <w:sz w:val="22"/>
         </w:rPr>
         <w:t>EntityNorm = min(entity_count / 20, 1.0)</w:t>
       </w:r>
@@ -2995,9 +3039,9 @@
       </w:pPr>
       <w:r>
         <w:rPr>
-          <w:rFonts w:ascii="Times New Roman" w:hAnsi="Times New Roman"/>
+          <w:rFonts w:ascii="Calibri" w:hAnsi="Calibri"/>
           <w:color w:val="000000"/>
-          <w:sz w:val="24"/>
+          <w:sz w:val="22"/>
         </w:rPr>
         <w:t>UncertaintyNorm = 1.0 − margin between top-2 evidence scores</w:t>
       </w:r>
@@ -3008,11 +3052,11 @@
       </w:pPr>
       <w:r>
         <w:rPr>
-          <w:rFonts w:ascii="Times New Roman" w:hAnsi="Times New Roman"/>
+          <w:rFonts w:ascii="Calibri" w:hAnsi="Calibri"/>
           <w:b/>
           <w:i w:val="0"/>
           <w:color w:val="000000"/>
-          <w:sz w:val="24"/>
+          <w:sz w:val="22"/>
         </w:rPr>
         <w:t>Threshold_dynamic = 0.40 + 0.20 × D</w:t>
       </w:r>
@@ -3023,11 +3067,11 @@
       </w:pPr>
       <w:r>
         <w:rPr>
-          <w:rFonts w:ascii="Times New Roman" w:hAnsi="Times New Roman"/>
+          <w:rFonts w:ascii="Calibri" w:hAnsi="Calibri"/>
           <w:b w:val="0"/>
           <w:i w:val="0"/>
           <w:color w:val="000000"/>
-          <w:sz w:val="24"/>
+          <w:sz w:val="22"/>
         </w:rPr>
         <w:t>Range: [0.40, 0.60]. Harder articles need stronger confidence. No model retraining required.</w:t>
       </w:r>
@@ -3041,14 +3085,14 @@
       <w:pPr>
         <w:spacing w:before="280" w:after="120"/>
         <w:pBdr>
-          <w:bottom w:val="single" w:sz="4" w:space="1" w:color="000000"/>
+          <w:bottom w:val="single" w:sz="8" w:space="1" w:color="1F497D"/>
         </w:pBdr>
       </w:pPr>
       <w:r>
         <w:rPr>
-          <w:rFonts w:ascii="Times New Roman" w:hAnsi="Times New Roman"/>
+          <w:rFonts w:ascii="Calibri" w:hAnsi="Calibri"/>
           <w:b/>
-          <w:color w:val="000000"/>
+          <w:color w:val="1F497D"/>
           <w:sz w:val="28"/>
         </w:rPr>
         <w:t>7. EXPERIMENTAL SETUP AND BASELINES</w:t>
@@ -3060,11 +3104,11 @@
       </w:pPr>
       <w:r>
         <w:rPr>
-          <w:rFonts w:ascii="Times New Roman" w:hAnsi="Times New Roman"/>
+          <w:rFonts w:ascii="Calibri" w:hAnsi="Calibri"/>
           <w:b w:val="0"/>
           <w:i w:val="0"/>
           <w:color w:val="000000"/>
-          <w:sz w:val="24"/>
+          <w:sz w:val="22"/>
         </w:rPr>
         <w:t>All systems evaluated on CNN/DailyMail test split with difficulty-stratified sampling. Metrics: ROUGE-1/2/L, BERTScore-F1, NLI-FCS.</w:t>
       </w:r>
@@ -3073,14 +3117,14 @@
       <w:pPr>
         <w:spacing w:before="280" w:after="120"/>
         <w:pBdr>
-          <w:bottom w:val="single" w:sz="4" w:space="1" w:color="000000"/>
+          <w:bottom w:val="single" w:sz="8" w:space="1" w:color="1F497D"/>
         </w:pBdr>
       </w:pPr>
       <w:r>
         <w:rPr>
-          <w:rFonts w:ascii="Times New Roman" w:hAnsi="Times New Roman"/>
+          <w:rFonts w:ascii="Calibri" w:hAnsi="Calibri"/>
           <w:b/>
-          <w:color w:val="000000"/>
+          <w:color w:val="1F497D"/>
           <w:sz w:val="28"/>
         </w:rPr>
         <w:t>8. EXPERIMENTAL RESULTS</w:t>
@@ -3092,9 +3136,9 @@
       </w:pPr>
       <w:r>
         <w:rPr>
-          <w:rFonts w:ascii="Times New Roman" w:hAnsi="Times New Roman"/>
+          <w:rFonts w:ascii="Calibri" w:hAnsi="Calibri"/>
           <w:b/>
-          <w:color w:val="000000"/>
+          <w:color w:val="2E75B6"/>
           <w:sz w:val="24"/>
         </w:rPr>
         <w:t>8.1 Baseline Comparison (n=15, difficulty-stratified)</w:t>
@@ -3118,6 +3162,7 @@
         <w:tc>
           <w:tcPr>
             <w:tcW w:type="dxa" w:w="1872"/>
+            <w:shd w:fill="1F497D" w:val="clear"/>
           </w:tcPr>
           <w:p>
             <w:pPr>
@@ -3126,9 +3171,9 @@
             <w:r/>
             <w:r>
               <w:rPr>
-                <w:rFonts w:ascii="Times New Roman" w:hAnsi="Times New Roman"/>
+                <w:rFonts w:ascii="Calibri" w:hAnsi="Calibri"/>
                 <w:b/>
-                <w:color w:val="000000"/>
+                <w:color w:val="FFFFFF"/>
                 <w:sz w:val="20"/>
               </w:rPr>
               <w:t>System</w:t>
@@ -3138,6 +3183,7 @@
         <w:tc>
           <w:tcPr>
             <w:tcW w:type="dxa" w:w="1872"/>
+            <w:shd w:fill="1F497D" w:val="clear"/>
           </w:tcPr>
           <w:p>
             <w:pPr>
@@ -3146,9 +3192,9 @@
             <w:r/>
             <w:r>
               <w:rPr>
-                <w:rFonts w:ascii="Times New Roman" w:hAnsi="Times New Roman"/>
+                <w:rFonts w:ascii="Calibri" w:hAnsi="Calibri"/>
                 <w:b/>
-                <w:color w:val="000000"/>
+                <w:color w:val="FFFFFF"/>
                 <w:sz w:val="20"/>
               </w:rPr>
               <w:t>ROUGE-1</w:t>
@@ -3158,6 +3204,7 @@
         <w:tc>
           <w:tcPr>
             <w:tcW w:type="dxa" w:w="1872"/>
+            <w:shd w:fill="1F497D" w:val="clear"/>
           </w:tcPr>
           <w:p>
             <w:pPr>
@@ -3166,9 +3213,9 @@
             <w:r/>
             <w:r>
               <w:rPr>
-                <w:rFonts w:ascii="Times New Roman" w:hAnsi="Times New Roman"/>
+                <w:rFonts w:ascii="Calibri" w:hAnsi="Calibri"/>
                 <w:b/>
-                <w:color w:val="000000"/>
+                <w:color w:val="FFFFFF"/>
                 <w:sz w:val="20"/>
               </w:rPr>
               <w:t>ROUGE-2</w:t>
@@ -3178,6 +3225,7 @@
         <w:tc>
           <w:tcPr>
             <w:tcW w:type="dxa" w:w="1872"/>
+            <w:shd w:fill="1F497D" w:val="clear"/>
           </w:tcPr>
           <w:p>
             <w:pPr>
@@ -3186,9 +3234,9 @@
             <w:r/>
             <w:r>
               <w:rPr>
-                <w:rFonts w:ascii="Times New Roman" w:hAnsi="Times New Roman"/>
+                <w:rFonts w:ascii="Calibri" w:hAnsi="Calibri"/>
                 <w:b/>
-                <w:color w:val="000000"/>
+                <w:color w:val="FFFFFF"/>
                 <w:sz w:val="20"/>
               </w:rPr>
               <w:t>ROUGE-L</w:t>
@@ -3198,6 +3246,7 @@
         <w:tc>
           <w:tcPr>
             <w:tcW w:type="dxa" w:w="1872"/>
+            <w:shd w:fill="1F497D" w:val="clear"/>
           </w:tcPr>
           <w:p>
             <w:pPr>
@@ -3206,9 +3255,9 @@
             <w:r/>
             <w:r>
               <w:rPr>
-                <w:rFonts w:ascii="Times New Roman" w:hAnsi="Times New Roman"/>
+                <w:rFonts w:ascii="Calibri" w:hAnsi="Calibri"/>
                 <w:b/>
-                <w:color w:val="000000"/>
+                <w:color w:val="FFFFFF"/>
                 <w:sz w:val="20"/>
               </w:rPr>
               <w:t>BERTScore F1</w:t>
@@ -3225,7 +3274,7 @@
             <w:r/>
             <w:r>
               <w:rPr>
-                <w:rFonts w:ascii="Times New Roman" w:hAnsi="Times New Roman"/>
+                <w:rFonts w:ascii="Calibri" w:hAnsi="Calibri"/>
                 <w:color w:val="000000"/>
                 <w:sz w:val="20"/>
               </w:rPr>
@@ -3241,7 +3290,7 @@
             <w:r/>
             <w:r>
               <w:rPr>
-                <w:rFonts w:ascii="Times New Roman" w:hAnsi="Times New Roman"/>
+                <w:rFonts w:ascii="Calibri" w:hAnsi="Calibri"/>
                 <w:color w:val="000000"/>
                 <w:sz w:val="20"/>
               </w:rPr>
@@ -3257,7 +3306,7 @@
             <w:r/>
             <w:r>
               <w:rPr>
-                <w:rFonts w:ascii="Times New Roman" w:hAnsi="Times New Roman"/>
+                <w:rFonts w:ascii="Calibri" w:hAnsi="Calibri"/>
                 <w:color w:val="000000"/>
                 <w:sz w:val="20"/>
               </w:rPr>
@@ -3273,7 +3322,7 @@
             <w:r/>
             <w:r>
               <w:rPr>
-                <w:rFonts w:ascii="Times New Roman" w:hAnsi="Times New Roman"/>
+                <w:rFonts w:ascii="Calibri" w:hAnsi="Calibri"/>
                 <w:color w:val="000000"/>
                 <w:sz w:val="20"/>
               </w:rPr>
@@ -3289,7 +3338,7 @@
             <w:r/>
             <w:r>
               <w:rPr>
-                <w:rFonts w:ascii="Times New Roman" w:hAnsi="Times New Roman"/>
+                <w:rFonts w:ascii="Calibri" w:hAnsi="Calibri"/>
                 <w:color w:val="000000"/>
                 <w:sz w:val="20"/>
               </w:rPr>
@@ -3302,12 +3351,13 @@
         <w:tc>
           <w:tcPr>
             <w:tcW w:type="dxa" w:w="1872"/>
+            <w:shd w:fill="D6E4F0" w:val="clear"/>
           </w:tcPr>
           <w:p>
             <w:r/>
             <w:r>
               <w:rPr>
-                <w:rFonts w:ascii="Times New Roman" w:hAnsi="Times New Roman"/>
+                <w:rFonts w:ascii="Calibri" w:hAnsi="Calibri"/>
                 <w:color w:val="000000"/>
                 <w:sz w:val="20"/>
               </w:rPr>
@@ -3318,12 +3368,13 @@
         <w:tc>
           <w:tcPr>
             <w:tcW w:type="dxa" w:w="1872"/>
+            <w:shd w:fill="D6E4F0" w:val="clear"/>
           </w:tcPr>
           <w:p>
             <w:r/>
             <w:r>
               <w:rPr>
-                <w:rFonts w:ascii="Times New Roman" w:hAnsi="Times New Roman"/>
+                <w:rFonts w:ascii="Calibri" w:hAnsi="Calibri"/>
                 <w:color w:val="000000"/>
                 <w:sz w:val="20"/>
               </w:rPr>
@@ -3334,12 +3385,13 @@
         <w:tc>
           <w:tcPr>
             <w:tcW w:type="dxa" w:w="1872"/>
+            <w:shd w:fill="D6E4F0" w:val="clear"/>
           </w:tcPr>
           <w:p>
             <w:r/>
             <w:r>
               <w:rPr>
-                <w:rFonts w:ascii="Times New Roman" w:hAnsi="Times New Roman"/>
+                <w:rFonts w:ascii="Calibri" w:hAnsi="Calibri"/>
                 <w:color w:val="000000"/>
                 <w:sz w:val="20"/>
               </w:rPr>
@@ -3350,12 +3402,13 @@
         <w:tc>
           <w:tcPr>
             <w:tcW w:type="dxa" w:w="1872"/>
+            <w:shd w:fill="D6E4F0" w:val="clear"/>
           </w:tcPr>
           <w:p>
             <w:r/>
             <w:r>
               <w:rPr>
-                <w:rFonts w:ascii="Times New Roman" w:hAnsi="Times New Roman"/>
+                <w:rFonts w:ascii="Calibri" w:hAnsi="Calibri"/>
                 <w:color w:val="000000"/>
                 <w:sz w:val="20"/>
               </w:rPr>
@@ -3366,12 +3419,13 @@
         <w:tc>
           <w:tcPr>
             <w:tcW w:type="dxa" w:w="1872"/>
+            <w:shd w:fill="D6E4F0" w:val="clear"/>
           </w:tcPr>
           <w:p>
             <w:r/>
             <w:r>
               <w:rPr>
-                <w:rFonts w:ascii="Times New Roman" w:hAnsi="Times New Roman"/>
+                <w:rFonts w:ascii="Calibri" w:hAnsi="Calibri"/>
                 <w:color w:val="000000"/>
                 <w:sz w:val="20"/>
               </w:rPr>
@@ -3389,7 +3443,7 @@
             <w:r/>
             <w:r>
               <w:rPr>
-                <w:rFonts w:ascii="Times New Roman" w:hAnsi="Times New Roman"/>
+                <w:rFonts w:ascii="Calibri" w:hAnsi="Calibri"/>
                 <w:color w:val="000000"/>
                 <w:sz w:val="20"/>
               </w:rPr>
@@ -3405,7 +3459,7 @@
             <w:r/>
             <w:r>
               <w:rPr>
-                <w:rFonts w:ascii="Times New Roman" w:hAnsi="Times New Roman"/>
+                <w:rFonts w:ascii="Calibri" w:hAnsi="Calibri"/>
                 <w:color w:val="000000"/>
                 <w:sz w:val="20"/>
               </w:rPr>
@@ -3421,7 +3475,7 @@
             <w:r/>
             <w:r>
               <w:rPr>
-                <w:rFonts w:ascii="Times New Roman" w:hAnsi="Times New Roman"/>
+                <w:rFonts w:ascii="Calibri" w:hAnsi="Calibri"/>
                 <w:color w:val="000000"/>
                 <w:sz w:val="20"/>
               </w:rPr>
@@ -3437,7 +3491,7 @@
             <w:r/>
             <w:r>
               <w:rPr>
-                <w:rFonts w:ascii="Times New Roman" w:hAnsi="Times New Roman"/>
+                <w:rFonts w:ascii="Calibri" w:hAnsi="Calibri"/>
                 <w:color w:val="000000"/>
                 <w:sz w:val="20"/>
               </w:rPr>
@@ -3453,7 +3507,7 @@
             <w:r/>
             <w:r>
               <w:rPr>
-                <w:rFonts w:ascii="Times New Roman" w:hAnsi="Times New Roman"/>
+                <w:rFonts w:ascii="Calibri" w:hAnsi="Calibri"/>
                 <w:color w:val="000000"/>
                 <w:sz w:val="20"/>
               </w:rPr>
@@ -3466,12 +3520,13 @@
         <w:tc>
           <w:tcPr>
             <w:tcW w:type="dxa" w:w="1872"/>
+            <w:shd w:fill="D6E4F0" w:val="clear"/>
           </w:tcPr>
           <w:p>
             <w:r/>
             <w:r>
               <w:rPr>
-                <w:rFonts w:ascii="Times New Roman" w:hAnsi="Times New Roman"/>
+                <w:rFonts w:ascii="Calibri" w:hAnsi="Calibri"/>
                 <w:color w:val="000000"/>
                 <w:sz w:val="20"/>
               </w:rPr>
@@ -3482,12 +3537,13 @@
         <w:tc>
           <w:tcPr>
             <w:tcW w:type="dxa" w:w="1872"/>
+            <w:shd w:fill="D6E4F0" w:val="clear"/>
           </w:tcPr>
           <w:p>
             <w:r/>
             <w:r>
               <w:rPr>
-                <w:rFonts w:ascii="Times New Roman" w:hAnsi="Times New Roman"/>
+                <w:rFonts w:ascii="Calibri" w:hAnsi="Calibri"/>
                 <w:color w:val="000000"/>
                 <w:sz w:val="20"/>
               </w:rPr>
@@ -3498,12 +3554,13 @@
         <w:tc>
           <w:tcPr>
             <w:tcW w:type="dxa" w:w="1872"/>
+            <w:shd w:fill="D6E4F0" w:val="clear"/>
           </w:tcPr>
           <w:p>
             <w:r/>
             <w:r>
               <w:rPr>
-                <w:rFonts w:ascii="Times New Roman" w:hAnsi="Times New Roman"/>
+                <w:rFonts w:ascii="Calibri" w:hAnsi="Calibri"/>
                 <w:color w:val="000000"/>
                 <w:sz w:val="20"/>
               </w:rPr>
@@ -3514,12 +3571,13 @@
         <w:tc>
           <w:tcPr>
             <w:tcW w:type="dxa" w:w="1872"/>
+            <w:shd w:fill="D6E4F0" w:val="clear"/>
           </w:tcPr>
           <w:p>
             <w:r/>
             <w:r>
               <w:rPr>
-                <w:rFonts w:ascii="Times New Roman" w:hAnsi="Times New Roman"/>
+                <w:rFonts w:ascii="Calibri" w:hAnsi="Calibri"/>
                 <w:color w:val="000000"/>
                 <w:sz w:val="20"/>
               </w:rPr>
@@ -3530,12 +3588,13 @@
         <w:tc>
           <w:tcPr>
             <w:tcW w:type="dxa" w:w="1872"/>
+            <w:shd w:fill="D6E4F0" w:val="clear"/>
           </w:tcPr>
           <w:p>
             <w:r/>
             <w:r>
               <w:rPr>
-                <w:rFonts w:ascii="Times New Roman" w:hAnsi="Times New Roman"/>
+                <w:rFonts w:ascii="Calibri" w:hAnsi="Calibri"/>
                 <w:color w:val="000000"/>
                 <w:sz w:val="20"/>
               </w:rPr>
@@ -3551,9 +3610,9 @@
       </w:pPr>
       <w:r>
         <w:rPr>
-          <w:rFonts w:ascii="Times New Roman" w:hAnsi="Times New Roman"/>
+          <w:rFonts w:ascii="Calibri" w:hAnsi="Calibri"/>
           <w:b/>
-          <w:color w:val="000000"/>
+          <w:color w:val="2E75B6"/>
           <w:sz w:val="24"/>
         </w:rPr>
         <w:t>8.2 Pipeline with Difficulty-Aware Safety Switch (n=15)</w:t>
@@ -3581,6 +3640,7 @@
         <w:tc>
           <w:tcPr>
             <w:tcW w:type="dxa" w:w="1040"/>
+            <w:shd w:fill="1F497D" w:val="clear"/>
           </w:tcPr>
           <w:p>
             <w:pPr>
@@ -3589,9 +3649,9 @@
             <w:r/>
             <w:r>
               <w:rPr>
-                <w:rFonts w:ascii="Times New Roman" w:hAnsi="Times New Roman"/>
+                <w:rFonts w:ascii="Calibri" w:hAnsi="Calibri"/>
                 <w:b/>
-                <w:color w:val="000000"/>
+                <w:color w:val="FFFFFF"/>
                 <w:sz w:val="20"/>
               </w:rPr>
               <w:t>System</w:t>
@@ -3601,6 +3661,7 @@
         <w:tc>
           <w:tcPr>
             <w:tcW w:type="dxa" w:w="1040"/>
+            <w:shd w:fill="1F497D" w:val="clear"/>
           </w:tcPr>
           <w:p>
             <w:pPr>
@@ -3609,9 +3670,9 @@
             <w:r/>
             <w:r>
               <w:rPr>
-                <w:rFonts w:ascii="Times New Roman" w:hAnsi="Times New Roman"/>
+                <w:rFonts w:ascii="Calibri" w:hAnsi="Calibri"/>
                 <w:b/>
-                <w:color w:val="000000"/>
+                <w:color w:val="FFFFFF"/>
                 <w:sz w:val="20"/>
               </w:rPr>
               <w:t>R-1</w:t>
@@ -3621,6 +3682,7 @@
         <w:tc>
           <w:tcPr>
             <w:tcW w:type="dxa" w:w="1040"/>
+            <w:shd w:fill="1F497D" w:val="clear"/>
           </w:tcPr>
           <w:p>
             <w:pPr>
@@ -3629,9 +3691,9 @@
             <w:r/>
             <w:r>
               <w:rPr>
-                <w:rFonts w:ascii="Times New Roman" w:hAnsi="Times New Roman"/>
+                <w:rFonts w:ascii="Calibri" w:hAnsi="Calibri"/>
                 <w:b/>
-                <w:color w:val="000000"/>
+                <w:color w:val="FFFFFF"/>
                 <w:sz w:val="20"/>
               </w:rPr>
               <w:t>R-2</w:t>
@@ -3641,6 +3703,7 @@
         <w:tc>
           <w:tcPr>
             <w:tcW w:type="dxa" w:w="1040"/>
+            <w:shd w:fill="1F497D" w:val="clear"/>
           </w:tcPr>
           <w:p>
             <w:pPr>
@@ -3649,9 +3712,9 @@
             <w:r/>
             <w:r>
               <w:rPr>
-                <w:rFonts w:ascii="Times New Roman" w:hAnsi="Times New Roman"/>
+                <w:rFonts w:ascii="Calibri" w:hAnsi="Calibri"/>
                 <w:b/>
-                <w:color w:val="000000"/>
+                <w:color w:val="FFFFFF"/>
                 <w:sz w:val="20"/>
               </w:rPr>
               <w:t>R-L</w:t>
@@ -3661,6 +3724,7 @@
         <w:tc>
           <w:tcPr>
             <w:tcW w:type="dxa" w:w="1040"/>
+            <w:shd w:fill="1F497D" w:val="clear"/>
           </w:tcPr>
           <w:p>
             <w:pPr>
@@ -3669,9 +3733,9 @@
             <w:r/>
             <w:r>
               <w:rPr>
-                <w:rFonts w:ascii="Times New Roman" w:hAnsi="Times New Roman"/>
+                <w:rFonts w:ascii="Calibri" w:hAnsi="Calibri"/>
                 <w:b/>
-                <w:color w:val="000000"/>
+                <w:color w:val="FFFFFF"/>
                 <w:sz w:val="20"/>
               </w:rPr>
               <w:t>BERT</w:t>
@@ -3681,6 +3745,7 @@
         <w:tc>
           <w:tcPr>
             <w:tcW w:type="dxa" w:w="1040"/>
+            <w:shd w:fill="1F497D" w:val="clear"/>
           </w:tcPr>
           <w:p>
             <w:pPr>
@@ -3689,9 +3754,9 @@
             <w:r/>
             <w:r>
               <w:rPr>
-                <w:rFonts w:ascii="Times New Roman" w:hAnsi="Times New Roman"/>
+                <w:rFonts w:ascii="Calibri" w:hAnsi="Calibri"/>
                 <w:b/>
-                <w:color w:val="000000"/>
+                <w:color w:val="FFFFFF"/>
                 <w:sz w:val="20"/>
               </w:rPr>
               <w:t>FCS</w:t>
@@ -3701,6 +3766,7 @@
         <w:tc>
           <w:tcPr>
             <w:tcW w:type="dxa" w:w="1040"/>
+            <w:shd w:fill="1F497D" w:val="clear"/>
           </w:tcPr>
           <w:p>
             <w:pPr>
@@ -3709,9 +3775,9 @@
             <w:r/>
             <w:r>
               <w:rPr>
-                <w:rFonts w:ascii="Times New Roman" w:hAnsi="Times New Roman"/>
+                <w:rFonts w:ascii="Calibri" w:hAnsi="Calibri"/>
                 <w:b/>
-                <w:color w:val="000000"/>
+                <w:color w:val="FFFFFF"/>
                 <w:sz w:val="20"/>
               </w:rPr>
               <w:t>Fallback</w:t>
@@ -3721,6 +3787,7 @@
         <w:tc>
           <w:tcPr>
             <w:tcW w:type="dxa" w:w="1040"/>
+            <w:shd w:fill="1F497D" w:val="clear"/>
           </w:tcPr>
           <w:p>
             <w:pPr>
@@ -3729,9 +3796,9 @@
             <w:r/>
             <w:r>
               <w:rPr>
-                <w:rFonts w:ascii="Times New Roman" w:hAnsi="Times New Roman"/>
+                <w:rFonts w:ascii="Calibri" w:hAnsi="Calibri"/>
                 <w:b/>
-                <w:color w:val="000000"/>
+                <w:color w:val="FFFFFF"/>
                 <w:sz w:val="20"/>
               </w:rPr>
               <w:t>Thresh.</w:t>
@@ -3741,6 +3808,7 @@
         <w:tc>
           <w:tcPr>
             <w:tcW w:type="dxa" w:w="1040"/>
+            <w:shd w:fill="1F497D" w:val="clear"/>
           </w:tcPr>
           <w:p>
             <w:pPr>
@@ -3749,9 +3817,9 @@
             <w:r/>
             <w:r>
               <w:rPr>
-                <w:rFonts w:ascii="Times New Roman" w:hAnsi="Times New Roman"/>
+                <w:rFonts w:ascii="Calibri" w:hAnsi="Calibri"/>
                 <w:b/>
-                <w:color w:val="000000"/>
+                <w:color w:val="FFFFFF"/>
                 <w:sz w:val="20"/>
               </w:rPr>
               <w:t>Difficulty</w:t>
@@ -3768,7 +3836,7 @@
             <w:r/>
             <w:r>
               <w:rPr>
-                <w:rFonts w:ascii="Times New Roman" w:hAnsi="Times New Roman"/>
+                <w:rFonts w:ascii="Calibri" w:hAnsi="Calibri"/>
                 <w:color w:val="000000"/>
                 <w:sz w:val="20"/>
               </w:rPr>
@@ -3784,7 +3852,7 @@
             <w:r/>
             <w:r>
               <w:rPr>
-                <w:rFonts w:ascii="Times New Roman" w:hAnsi="Times New Roman"/>
+                <w:rFonts w:ascii="Calibri" w:hAnsi="Calibri"/>
                 <w:color w:val="000000"/>
                 <w:sz w:val="20"/>
               </w:rPr>
@@ -3800,7 +3868,7 @@
             <w:r/>
             <w:r>
               <w:rPr>
-                <w:rFonts w:ascii="Times New Roman" w:hAnsi="Times New Roman"/>
+                <w:rFonts w:ascii="Calibri" w:hAnsi="Calibri"/>
                 <w:color w:val="000000"/>
                 <w:sz w:val="20"/>
               </w:rPr>
@@ -3816,7 +3884,7 @@
             <w:r/>
             <w:r>
               <w:rPr>
-                <w:rFonts w:ascii="Times New Roman" w:hAnsi="Times New Roman"/>
+                <w:rFonts w:ascii="Calibri" w:hAnsi="Calibri"/>
                 <w:color w:val="000000"/>
                 <w:sz w:val="20"/>
               </w:rPr>
@@ -3832,7 +3900,7 @@
             <w:r/>
             <w:r>
               <w:rPr>
-                <w:rFonts w:ascii="Times New Roman" w:hAnsi="Times New Roman"/>
+                <w:rFonts w:ascii="Calibri" w:hAnsi="Calibri"/>
                 <w:color w:val="000000"/>
                 <w:sz w:val="20"/>
               </w:rPr>
@@ -3848,7 +3916,7 @@
             <w:r/>
             <w:r>
               <w:rPr>
-                <w:rFonts w:ascii="Times New Roman" w:hAnsi="Times New Roman"/>
+                <w:rFonts w:ascii="Calibri" w:hAnsi="Calibri"/>
                 <w:color w:val="000000"/>
                 <w:sz w:val="20"/>
               </w:rPr>
@@ -3864,7 +3932,7 @@
             <w:r/>
             <w:r>
               <w:rPr>
-                <w:rFonts w:ascii="Times New Roman" w:hAnsi="Times New Roman"/>
+                <w:rFonts w:ascii="Calibri" w:hAnsi="Calibri"/>
                 <w:color w:val="000000"/>
                 <w:sz w:val="20"/>
               </w:rPr>
@@ -3880,7 +3948,7 @@
             <w:r/>
             <w:r>
               <w:rPr>
-                <w:rFonts w:ascii="Times New Roman" w:hAnsi="Times New Roman"/>
+                <w:rFonts w:ascii="Calibri" w:hAnsi="Calibri"/>
                 <w:color w:val="000000"/>
                 <w:sz w:val="20"/>
               </w:rPr>
@@ -3896,7 +3964,7 @@
             <w:r/>
             <w:r>
               <w:rPr>
-                <w:rFonts w:ascii="Times New Roman" w:hAnsi="Times New Roman"/>
+                <w:rFonts w:ascii="Calibri" w:hAnsi="Calibri"/>
                 <w:color w:val="000000"/>
                 <w:sz w:val="20"/>
               </w:rPr>
@@ -3912,9 +3980,9 @@
       </w:pPr>
       <w:r>
         <w:rPr>
-          <w:rFonts w:ascii="Times New Roman" w:hAnsi="Times New Roman"/>
+          <w:rFonts w:ascii="Calibri" w:hAnsi="Calibri"/>
           <w:b/>
-          <w:color w:val="000000"/>
+          <w:color w:val="2E75B6"/>
           <w:sz w:val="24"/>
         </w:rPr>
         <w:t>8.3 Large-Scale Evaluation (n=300)</w:t>
@@ -3941,6 +4009,7 @@
         <w:tc>
           <w:tcPr>
             <w:tcW w:type="dxa" w:w="1170"/>
+            <w:shd w:fill="1F497D" w:val="clear"/>
           </w:tcPr>
           <w:p>
             <w:pPr>
@@ -3949,9 +4018,9 @@
             <w:r/>
             <w:r>
               <w:rPr>
-                <w:rFonts w:ascii="Times New Roman" w:hAnsi="Times New Roman"/>
+                <w:rFonts w:ascii="Calibri" w:hAnsi="Calibri"/>
                 <w:b/>
-                <w:color w:val="000000"/>
+                <w:color w:val="FFFFFF"/>
                 <w:sz w:val="20"/>
               </w:rPr>
               <w:t>System</w:t>
@@ -3961,6 +4030,7 @@
         <w:tc>
           <w:tcPr>
             <w:tcW w:type="dxa" w:w="1170"/>
+            <w:shd w:fill="1F497D" w:val="clear"/>
           </w:tcPr>
           <w:p>
             <w:pPr>
@@ -3969,9 +4039,9 @@
             <w:r/>
             <w:r>
               <w:rPr>
-                <w:rFonts w:ascii="Times New Roman" w:hAnsi="Times New Roman"/>
+                <w:rFonts w:ascii="Calibri" w:hAnsi="Calibri"/>
                 <w:b/>
-                <w:color w:val="000000"/>
+                <w:color w:val="FFFFFF"/>
                 <w:sz w:val="20"/>
               </w:rPr>
               <w:t>R-1</w:t>
@@ -3981,6 +4051,7 @@
         <w:tc>
           <w:tcPr>
             <w:tcW w:type="dxa" w:w="1170"/>
+            <w:shd w:fill="1F497D" w:val="clear"/>
           </w:tcPr>
           <w:p>
             <w:pPr>
@@ -3989,9 +4060,9 @@
             <w:r/>
             <w:r>
               <w:rPr>
-                <w:rFonts w:ascii="Times New Roman" w:hAnsi="Times New Roman"/>
+                <w:rFonts w:ascii="Calibri" w:hAnsi="Calibri"/>
                 <w:b/>
-                <w:color w:val="000000"/>
+                <w:color w:val="FFFFFF"/>
                 <w:sz w:val="20"/>
               </w:rPr>
               <w:t>R-2</w:t>
@@ -4001,6 +4072,7 @@
         <w:tc>
           <w:tcPr>
             <w:tcW w:type="dxa" w:w="1170"/>
+            <w:shd w:fill="1F497D" w:val="clear"/>
           </w:tcPr>
           <w:p>
             <w:pPr>
@@ -4009,9 +4081,9 @@
             <w:r/>
             <w:r>
               <w:rPr>
-                <w:rFonts w:ascii="Times New Roman" w:hAnsi="Times New Roman"/>
+                <w:rFonts w:ascii="Calibri" w:hAnsi="Calibri"/>
                 <w:b/>
-                <w:color w:val="000000"/>
+                <w:color w:val="FFFFFF"/>
                 <w:sz w:val="20"/>
               </w:rPr>
               <w:t>R-L</w:t>
@@ -4021,6 +4093,7 @@
         <w:tc>
           <w:tcPr>
             <w:tcW w:type="dxa" w:w="1170"/>
+            <w:shd w:fill="1F497D" w:val="clear"/>
           </w:tcPr>
           <w:p>
             <w:pPr>
@@ -4029,9 +4102,9 @@
             <w:r/>
             <w:r>
               <w:rPr>
-                <w:rFonts w:ascii="Times New Roman" w:hAnsi="Times New Roman"/>
+                <w:rFonts w:ascii="Calibri" w:hAnsi="Calibri"/>
                 <w:b/>
-                <w:color w:val="000000"/>
+                <w:color w:val="FFFFFF"/>
                 <w:sz w:val="20"/>
               </w:rPr>
               <w:t>BERT</w:t>
@@ -4041,6 +4114,7 @@
         <w:tc>
           <w:tcPr>
             <w:tcW w:type="dxa" w:w="1170"/>
+            <w:shd w:fill="1F497D" w:val="clear"/>
           </w:tcPr>
           <w:p>
             <w:pPr>
@@ -4049,9 +4123,9 @@
             <w:r/>
             <w:r>
               <w:rPr>
-                <w:rFonts w:ascii="Times New Roman" w:hAnsi="Times New Roman"/>
+                <w:rFonts w:ascii="Calibri" w:hAnsi="Calibri"/>
                 <w:b/>
-                <w:color w:val="000000"/>
+                <w:color w:val="FFFFFF"/>
                 <w:sz w:val="20"/>
               </w:rPr>
               <w:t>FCS</w:t>
@@ -4061,6 +4135,7 @@
         <w:tc>
           <w:tcPr>
             <w:tcW w:type="dxa" w:w="1170"/>
+            <w:shd w:fill="1F497D" w:val="clear"/>
           </w:tcPr>
           <w:p>
             <w:pPr>
@@ -4069,9 +4144,9 @@
             <w:r/>
             <w:r>
               <w:rPr>
-                <w:rFonts w:ascii="Times New Roman" w:hAnsi="Times New Roman"/>
+                <w:rFonts w:ascii="Calibri" w:hAnsi="Calibri"/>
                 <w:b/>
-                <w:color w:val="000000"/>
+                <w:color w:val="FFFFFF"/>
                 <w:sz w:val="20"/>
               </w:rPr>
               <w:t>Halluc.</w:t>
@@ -4081,6 +4156,7 @@
         <w:tc>
           <w:tcPr>
             <w:tcW w:type="dxa" w:w="1170"/>
+            <w:shd w:fill="1F497D" w:val="clear"/>
           </w:tcPr>
           <w:p>
             <w:pPr>
@@ -4089,9 +4165,9 @@
             <w:r/>
             <w:r>
               <w:rPr>
-                <w:rFonts w:ascii="Times New Roman" w:hAnsi="Times New Roman"/>
+                <w:rFonts w:ascii="Calibri" w:hAnsi="Calibri"/>
                 <w:b/>
-                <w:color w:val="000000"/>
+                <w:color w:val="FFFFFF"/>
                 <w:sz w:val="20"/>
               </w:rPr>
               <w:t>Latency</w:t>
@@ -4108,7 +4184,7 @@
             <w:r/>
             <w:r>
               <w:rPr>
-                <w:rFonts w:ascii="Times New Roman" w:hAnsi="Times New Roman"/>
+                <w:rFonts w:ascii="Calibri" w:hAnsi="Calibri"/>
                 <w:color w:val="000000"/>
                 <w:sz w:val="20"/>
               </w:rPr>
@@ -4124,7 +4200,7 @@
             <w:r/>
             <w:r>
               <w:rPr>
-                <w:rFonts w:ascii="Times New Roman" w:hAnsi="Times New Roman"/>
+                <w:rFonts w:ascii="Calibri" w:hAnsi="Calibri"/>
                 <w:color w:val="000000"/>
                 <w:sz w:val="20"/>
               </w:rPr>
@@ -4140,7 +4216,7 @@
             <w:r/>
             <w:r>
               <w:rPr>
-                <w:rFonts w:ascii="Times New Roman" w:hAnsi="Times New Roman"/>
+                <w:rFonts w:ascii="Calibri" w:hAnsi="Calibri"/>
                 <w:color w:val="000000"/>
                 <w:sz w:val="20"/>
               </w:rPr>
@@ -4156,7 +4232,7 @@
             <w:r/>
             <w:r>
               <w:rPr>
-                <w:rFonts w:ascii="Times New Roman" w:hAnsi="Times New Roman"/>
+                <w:rFonts w:ascii="Calibri" w:hAnsi="Calibri"/>
                 <w:color w:val="000000"/>
                 <w:sz w:val="20"/>
               </w:rPr>
@@ -4172,7 +4248,7 @@
             <w:r/>
             <w:r>
               <w:rPr>
-                <w:rFonts w:ascii="Times New Roman" w:hAnsi="Times New Roman"/>
+                <w:rFonts w:ascii="Calibri" w:hAnsi="Calibri"/>
                 <w:color w:val="000000"/>
                 <w:sz w:val="20"/>
               </w:rPr>
@@ -4188,7 +4264,7 @@
             <w:r/>
             <w:r>
               <w:rPr>
-                <w:rFonts w:ascii="Times New Roman" w:hAnsi="Times New Roman"/>
+                <w:rFonts w:ascii="Calibri" w:hAnsi="Calibri"/>
                 <w:color w:val="000000"/>
                 <w:sz w:val="20"/>
               </w:rPr>
@@ -4204,7 +4280,7 @@
             <w:r/>
             <w:r>
               <w:rPr>
-                <w:rFonts w:ascii="Times New Roman" w:hAnsi="Times New Roman"/>
+                <w:rFonts w:ascii="Calibri" w:hAnsi="Calibri"/>
                 <w:color w:val="000000"/>
                 <w:sz w:val="20"/>
               </w:rPr>
@@ -4220,7 +4296,7 @@
             <w:r/>
             <w:r>
               <w:rPr>
-                <w:rFonts w:ascii="Times New Roman" w:hAnsi="Times New Roman"/>
+                <w:rFonts w:ascii="Calibri" w:hAnsi="Calibri"/>
                 <w:color w:val="000000"/>
                 <w:sz w:val="20"/>
               </w:rPr>
@@ -4233,12 +4309,13 @@
         <w:tc>
           <w:tcPr>
             <w:tcW w:type="dxa" w:w="1170"/>
+            <w:shd w:fill="D6E4F0" w:val="clear"/>
           </w:tcPr>
           <w:p>
             <w:r/>
             <w:r>
               <w:rPr>
-                <w:rFonts w:ascii="Times New Roman" w:hAnsi="Times New Roman"/>
+                <w:rFonts w:ascii="Calibri" w:hAnsi="Calibri"/>
                 <w:color w:val="000000"/>
                 <w:sz w:val="20"/>
               </w:rPr>
@@ -4249,12 +4326,13 @@
         <w:tc>
           <w:tcPr>
             <w:tcW w:type="dxa" w:w="1170"/>
+            <w:shd w:fill="D6E4F0" w:val="clear"/>
           </w:tcPr>
           <w:p>
             <w:r/>
             <w:r>
               <w:rPr>
-                <w:rFonts w:ascii="Times New Roman" w:hAnsi="Times New Roman"/>
+                <w:rFonts w:ascii="Calibri" w:hAnsi="Calibri"/>
                 <w:color w:val="000000"/>
                 <w:sz w:val="20"/>
               </w:rPr>
@@ -4265,12 +4343,13 @@
         <w:tc>
           <w:tcPr>
             <w:tcW w:type="dxa" w:w="1170"/>
+            <w:shd w:fill="D6E4F0" w:val="clear"/>
           </w:tcPr>
           <w:p>
             <w:r/>
             <w:r>
               <w:rPr>
-                <w:rFonts w:ascii="Times New Roman" w:hAnsi="Times New Roman"/>
+                <w:rFonts w:ascii="Calibri" w:hAnsi="Calibri"/>
                 <w:color w:val="000000"/>
                 <w:sz w:val="20"/>
               </w:rPr>
@@ -4281,12 +4360,13 @@
         <w:tc>
           <w:tcPr>
             <w:tcW w:type="dxa" w:w="1170"/>
+            <w:shd w:fill="D6E4F0" w:val="clear"/>
           </w:tcPr>
           <w:p>
             <w:r/>
             <w:r>
               <w:rPr>
-                <w:rFonts w:ascii="Times New Roman" w:hAnsi="Times New Roman"/>
+                <w:rFonts w:ascii="Calibri" w:hAnsi="Calibri"/>
                 <w:color w:val="000000"/>
                 <w:sz w:val="20"/>
               </w:rPr>
@@ -4297,12 +4377,13 @@
         <w:tc>
           <w:tcPr>
             <w:tcW w:type="dxa" w:w="1170"/>
+            <w:shd w:fill="D6E4F0" w:val="clear"/>
           </w:tcPr>
           <w:p>
             <w:r/>
             <w:r>
               <w:rPr>
-                <w:rFonts w:ascii="Times New Roman" w:hAnsi="Times New Roman"/>
+                <w:rFonts w:ascii="Calibri" w:hAnsi="Calibri"/>
                 <w:color w:val="000000"/>
                 <w:sz w:val="20"/>
               </w:rPr>
@@ -4313,12 +4394,13 @@
         <w:tc>
           <w:tcPr>
             <w:tcW w:type="dxa" w:w="1170"/>
+            <w:shd w:fill="D6E4F0" w:val="clear"/>
           </w:tcPr>
           <w:p>
             <w:r/>
             <w:r>
               <w:rPr>
-                <w:rFonts w:ascii="Times New Roman" w:hAnsi="Times New Roman"/>
+                <w:rFonts w:ascii="Calibri" w:hAnsi="Calibri"/>
                 <w:color w:val="000000"/>
                 <w:sz w:val="20"/>
               </w:rPr>
@@ -4329,12 +4411,13 @@
         <w:tc>
           <w:tcPr>
             <w:tcW w:type="dxa" w:w="1170"/>
+            <w:shd w:fill="D6E4F0" w:val="clear"/>
           </w:tcPr>
           <w:p>
             <w:r/>
             <w:r>
               <w:rPr>
-                <w:rFonts w:ascii="Times New Roman" w:hAnsi="Times New Roman"/>
+                <w:rFonts w:ascii="Calibri" w:hAnsi="Calibri"/>
                 <w:color w:val="000000"/>
                 <w:sz w:val="20"/>
               </w:rPr>
@@ -4345,12 +4428,13 @@
         <w:tc>
           <w:tcPr>
             <w:tcW w:type="dxa" w:w="1170"/>
+            <w:shd w:fill="D6E4F0" w:val="clear"/>
           </w:tcPr>
           <w:p>
             <w:r/>
             <w:r>
               <w:rPr>
-                <w:rFonts w:ascii="Times New Roman" w:hAnsi="Times New Roman"/>
+                <w:rFonts w:ascii="Calibri" w:hAnsi="Calibri"/>
                 <w:color w:val="000000"/>
                 <w:sz w:val="20"/>
               </w:rPr>
@@ -4366,9 +4450,9 @@
       </w:pPr>
       <w:r>
         <w:rPr>
-          <w:rFonts w:ascii="Times New Roman" w:hAnsi="Times New Roman"/>
+          <w:rFonts w:ascii="Calibri" w:hAnsi="Calibri"/>
           <w:b/>
-          <w:color w:val="000000"/>
+          <w:color w:val="2E75B6"/>
           <w:sz w:val="24"/>
         </w:rPr>
         <w:t>8.4 Key Observations</w:t>
@@ -4381,9 +4465,9 @@
       </w:pPr>
       <w:r>
         <w:rPr>
-          <w:rFonts w:ascii="Times New Roman" w:hAnsi="Times New Roman"/>
+          <w:rFonts w:ascii="Calibri" w:hAnsi="Calibri"/>
           <w:color w:val="000000"/>
-          <w:sz w:val="24"/>
+          <w:sz w:val="22"/>
         </w:rPr>
         <w:t>Pipeline achieves FCS=0.9998 with 0% hallucination rate (exceeds target of 0.65).</w:t>
       </w:r>
@@ -4395,9 +4479,9 @@
       </w:pPr>
       <w:r>
         <w:rPr>
-          <w:rFonts w:ascii="Times New Roman" w:hAnsi="Times New Roman"/>
+          <w:rFonts w:ascii="Calibri" w:hAnsi="Calibri"/>
           <w:color w:val="000000"/>
-          <w:sz w:val="24"/>
+          <w:sz w:val="22"/>
         </w:rPr>
         <w:t>Dynamic threshold averaged 0.555 vs. fixed 0.40, confirming adaptation to complexity.</w:t>
       </w:r>
@@ -4409,9 +4493,9 @@
       </w:pPr>
       <w:r>
         <w:rPr>
-          <w:rFonts w:ascii="Times New Roman" w:hAnsi="Times New Roman"/>
+          <w:rFonts w:ascii="Calibri" w:hAnsi="Calibri"/>
           <w:color w:val="000000"/>
-          <w:sz w:val="24"/>
+          <w:sz w:val="22"/>
         </w:rPr>
         <w:t>ROUGE-2 of 17.57 approaches target of 18.0.</w:t>
       </w:r>
@@ -4423,9 +4507,9 @@
       </w:pPr>
       <w:r>
         <w:rPr>
-          <w:rFonts w:ascii="Times New Roman" w:hAnsi="Times New Roman"/>
+          <w:rFonts w:ascii="Calibri" w:hAnsi="Calibri"/>
           <w:color w:val="000000"/>
-          <w:sz w:val="24"/>
+          <w:sz w:val="22"/>
         </w:rPr>
         <w:t>Zero hallucinations across all runs (n=15 and n=300).</w:t>
       </w:r>
@@ -4439,14 +4523,14 @@
       <w:pPr>
         <w:spacing w:before="280" w:after="120"/>
         <w:pBdr>
-          <w:bottom w:val="single" w:sz="4" w:space="1" w:color="000000"/>
+          <w:bottom w:val="single" w:sz="8" w:space="1" w:color="1F497D"/>
         </w:pBdr>
       </w:pPr>
       <w:r>
         <w:rPr>
-          <w:rFonts w:ascii="Times New Roman" w:hAnsi="Times New Roman"/>
+          <w:rFonts w:ascii="Calibri" w:hAnsi="Calibri"/>
           <w:b/>
-          <w:color w:val="000000"/>
+          <w:color w:val="1F497D"/>
           <w:sz w:val="28"/>
         </w:rPr>
         <w:t>9. CURRENT IMPLEMENTATION STATUS</w:t>
@@ -4469,6 +4553,7 @@
         <w:tc>
           <w:tcPr>
             <w:tcW w:type="dxa" w:w="2340"/>
+            <w:shd w:fill="1F497D" w:val="clear"/>
           </w:tcPr>
           <w:p>
             <w:pPr>
@@ -4477,9 +4562,9 @@
             <w:r/>
             <w:r>
               <w:rPr>
-                <w:rFonts w:ascii="Times New Roman" w:hAnsi="Times New Roman"/>
+                <w:rFonts w:ascii="Calibri" w:hAnsi="Calibri"/>
                 <w:b/>
-                <w:color w:val="000000"/>
+                <w:color w:val="FFFFFF"/>
                 <w:sz w:val="20"/>
               </w:rPr>
               <w:t>Work Package</w:t>
@@ -4489,6 +4574,7 @@
         <w:tc>
           <w:tcPr>
             <w:tcW w:type="dxa" w:w="2340"/>
+            <w:shd w:fill="1F497D" w:val="clear"/>
           </w:tcPr>
           <w:p>
             <w:pPr>
@@ -4497,9 +4583,9 @@
             <w:r/>
             <w:r>
               <w:rPr>
-                <w:rFonts w:ascii="Times New Roman" w:hAnsi="Times New Roman"/>
+                <w:rFonts w:ascii="Calibri" w:hAnsi="Calibri"/>
                 <w:b/>
-                <w:color w:val="000000"/>
+                <w:color w:val="FFFFFF"/>
                 <w:sz w:val="20"/>
               </w:rPr>
               <w:t>Deliverable</w:t>
@@ -4509,6 +4595,7 @@
         <w:tc>
           <w:tcPr>
             <w:tcW w:type="dxa" w:w="2340"/>
+            <w:shd w:fill="1F497D" w:val="clear"/>
           </w:tcPr>
           <w:p>
             <w:pPr>
@@ -4517,9 +4604,9 @@
             <w:r/>
             <w:r>
               <w:rPr>
-                <w:rFonts w:ascii="Times New Roman" w:hAnsi="Times New Roman"/>
+                <w:rFonts w:ascii="Calibri" w:hAnsi="Calibri"/>
                 <w:b/>
-                <w:color w:val="000000"/>
+                <w:color w:val="FFFFFF"/>
                 <w:sz w:val="20"/>
               </w:rPr>
               <w:t>Status</w:t>
@@ -4529,6 +4616,7 @@
         <w:tc>
           <w:tcPr>
             <w:tcW w:type="dxa" w:w="2340"/>
+            <w:shd w:fill="1F497D" w:val="clear"/>
           </w:tcPr>
           <w:p>
             <w:pPr>
@@ -4537,9 +4625,9 @@
             <w:r/>
             <w:r>
               <w:rPr>
-                <w:rFonts w:ascii="Times New Roman" w:hAnsi="Times New Roman"/>
+                <w:rFonts w:ascii="Calibri" w:hAnsi="Calibri"/>
                 <w:b/>
-                <w:color w:val="000000"/>
+                <w:color w:val="FFFFFF"/>
                 <w:sz w:val="20"/>
               </w:rPr>
               <w:t>Evidence</w:t>
@@ -4556,7 +4644,7 @@
             <w:r/>
             <w:r>
               <w:rPr>
-                <w:rFonts w:ascii="Times New Roman" w:hAnsi="Times New Roman"/>
+                <w:rFonts w:ascii="Calibri" w:hAnsi="Calibri"/>
                 <w:color w:val="000000"/>
                 <w:sz w:val="20"/>
               </w:rPr>
@@ -4572,7 +4660,7 @@
             <w:r/>
             <w:r>
               <w:rPr>
-                <w:rFonts w:ascii="Times New Roman" w:hAnsi="Times New Roman"/>
+                <w:rFonts w:ascii="Calibri" w:hAnsi="Calibri"/>
                 <w:color w:val="000000"/>
                 <w:sz w:val="20"/>
               </w:rPr>
@@ -4588,7 +4676,7 @@
             <w:r/>
             <w:r>
               <w:rPr>
-                <w:rFonts w:ascii="Times New Roman" w:hAnsi="Times New Roman"/>
+                <w:rFonts w:ascii="Calibri" w:hAnsi="Calibri"/>
                 <w:color w:val="000000"/>
                 <w:sz w:val="20"/>
               </w:rPr>
@@ -4604,7 +4692,7 @@
             <w:r/>
             <w:r>
               <w:rPr>
-                <w:rFonts w:ascii="Times New Roman" w:hAnsi="Times New Roman"/>
+                <w:rFonts w:ascii="Calibri" w:hAnsi="Calibri"/>
                 <w:color w:val="000000"/>
                 <w:sz w:val="20"/>
               </w:rPr>
@@ -4617,12 +4705,13 @@
         <w:tc>
           <w:tcPr>
             <w:tcW w:type="dxa" w:w="2340"/>
+            <w:shd w:fill="D6E4F0" w:val="clear"/>
           </w:tcPr>
           <w:p>
             <w:r/>
             <w:r>
               <w:rPr>
-                <w:rFonts w:ascii="Times New Roman" w:hAnsi="Times New Roman"/>
+                <w:rFonts w:ascii="Calibri" w:hAnsi="Calibri"/>
                 <w:color w:val="000000"/>
                 <w:sz w:val="20"/>
               </w:rPr>
@@ -4633,28 +4722,30 @@
         <w:tc>
           <w:tcPr>
             <w:tcW w:type="dxa" w:w="2340"/>
+            <w:shd w:fill="D6E4F0" w:val="clear"/>
           </w:tcPr>
           <w:p>
             <w:r/>
             <w:r>
               <w:rPr>
-                <w:rFonts w:ascii="Times New Roman" w:hAnsi="Times New Roman"/>
+                <w:rFonts w:ascii="Calibri" w:hAnsi="Calibri"/>
                 <w:color w:val="000000"/>
                 <w:sz w:val="20"/>
               </w:rPr>
-              <w:t>Lead-3, TextRank, BART, PEGASUS</w:t>
+              <w:t>Lead-3, TextRank, BART</w:t>
             </w:r>
           </w:p>
         </w:tc>
         <w:tc>
           <w:tcPr>
             <w:tcW w:type="dxa" w:w="2340"/>
+            <w:shd w:fill="D6E4F0" w:val="clear"/>
           </w:tcPr>
           <w:p>
             <w:r/>
             <w:r>
               <w:rPr>
-                <w:rFonts w:ascii="Times New Roman" w:hAnsi="Times New Roman"/>
+                <w:rFonts w:ascii="Calibri" w:hAnsi="Calibri"/>
                 <w:color w:val="000000"/>
                 <w:sz w:val="20"/>
               </w:rPr>
@@ -4665,12 +4756,13 @@
         <w:tc>
           <w:tcPr>
             <w:tcW w:type="dxa" w:w="2340"/>
+            <w:shd w:fill="D6E4F0" w:val="clear"/>
           </w:tcPr>
           <w:p>
             <w:r/>
             <w:r>
               <w:rPr>
-                <w:rFonts w:ascii="Times New Roman" w:hAnsi="Times New Roman"/>
+                <w:rFonts w:ascii="Calibri" w:hAnsi="Calibri"/>
                 <w:color w:val="000000"/>
                 <w:sz w:val="20"/>
               </w:rPr>
@@ -4688,7 +4780,7 @@
             <w:r/>
             <w:r>
               <w:rPr>
-                <w:rFonts w:ascii="Times New Roman" w:hAnsi="Times New Roman"/>
+                <w:rFonts w:ascii="Calibri" w:hAnsi="Calibri"/>
                 <w:color w:val="000000"/>
                 <w:sz w:val="20"/>
               </w:rPr>
@@ -4704,7 +4796,7 @@
             <w:r/>
             <w:r>
               <w:rPr>
-                <w:rFonts w:ascii="Times New Roman" w:hAnsi="Times New Roman"/>
+                <w:rFonts w:ascii="Calibri" w:hAnsi="Calibri"/>
                 <w:color w:val="000000"/>
                 <w:sz w:val="20"/>
               </w:rPr>
@@ -4720,7 +4812,7 @@
             <w:r/>
             <w:r>
               <w:rPr>
-                <w:rFonts w:ascii="Times New Roman" w:hAnsi="Times New Roman"/>
+                <w:rFonts w:ascii="Calibri" w:hAnsi="Calibri"/>
                 <w:color w:val="000000"/>
                 <w:sz w:val="20"/>
               </w:rPr>
@@ -4736,7 +4828,7 @@
             <w:r/>
             <w:r>
               <w:rPr>
-                <w:rFonts w:ascii="Times New Roman" w:hAnsi="Times New Roman"/>
+                <w:rFonts w:ascii="Calibri" w:hAnsi="Calibri"/>
                 <w:color w:val="000000"/>
                 <w:sz w:val="20"/>
               </w:rPr>
@@ -4749,12 +4841,13 @@
         <w:tc>
           <w:tcPr>
             <w:tcW w:type="dxa" w:w="2340"/>
+            <w:shd w:fill="D6E4F0" w:val="clear"/>
           </w:tcPr>
           <w:p>
             <w:r/>
             <w:r>
               <w:rPr>
-                <w:rFonts w:ascii="Times New Roman" w:hAnsi="Times New Roman"/>
+                <w:rFonts w:ascii="Calibri" w:hAnsi="Calibri"/>
                 <w:color w:val="000000"/>
                 <w:sz w:val="20"/>
               </w:rPr>
@@ -4765,12 +4858,13 @@
         <w:tc>
           <w:tcPr>
             <w:tcW w:type="dxa" w:w="2340"/>
+            <w:shd w:fill="D6E4F0" w:val="clear"/>
           </w:tcPr>
           <w:p>
             <w:r/>
             <w:r>
               <w:rPr>
-                <w:rFonts w:ascii="Times New Roman" w:hAnsi="Times New Roman"/>
+                <w:rFonts w:ascii="Calibri" w:hAnsi="Calibri"/>
                 <w:color w:val="000000"/>
                 <w:sz w:val="20"/>
               </w:rPr>
@@ -4781,12 +4875,13 @@
         <w:tc>
           <w:tcPr>
             <w:tcW w:type="dxa" w:w="2340"/>
+            <w:shd w:fill="D6E4F0" w:val="clear"/>
           </w:tcPr>
           <w:p>
             <w:r/>
             <w:r>
               <w:rPr>
-                <w:rFonts w:ascii="Times New Roman" w:hAnsi="Times New Roman"/>
+                <w:rFonts w:ascii="Calibri" w:hAnsi="Calibri"/>
                 <w:color w:val="000000"/>
                 <w:sz w:val="20"/>
               </w:rPr>
@@ -4797,12 +4892,13 @@
         <w:tc>
           <w:tcPr>
             <w:tcW w:type="dxa" w:w="2340"/>
+            <w:shd w:fill="D6E4F0" w:val="clear"/>
           </w:tcPr>
           <w:p>
             <w:r/>
             <w:r>
               <w:rPr>
-                <w:rFonts w:ascii="Times New Roman" w:hAnsi="Times New Roman"/>
+                <w:rFonts w:ascii="Calibri" w:hAnsi="Calibri"/>
                 <w:color w:val="000000"/>
                 <w:sz w:val="20"/>
               </w:rPr>
@@ -4820,7 +4916,7 @@
             <w:r/>
             <w:r>
               <w:rPr>
-                <w:rFonts w:ascii="Times New Roman" w:hAnsi="Times New Roman"/>
+                <w:rFonts w:ascii="Calibri" w:hAnsi="Calibri"/>
                 <w:color w:val="000000"/>
                 <w:sz w:val="20"/>
               </w:rPr>
@@ -4836,7 +4932,7 @@
             <w:r/>
             <w:r>
               <w:rPr>
-                <w:rFonts w:ascii="Times New Roman" w:hAnsi="Times New Roman"/>
+                <w:rFonts w:ascii="Calibri" w:hAnsi="Calibri"/>
                 <w:color w:val="000000"/>
                 <w:sz w:val="20"/>
               </w:rPr>
@@ -4852,7 +4948,7 @@
             <w:r/>
             <w:r>
               <w:rPr>
-                <w:rFonts w:ascii="Times New Roman" w:hAnsi="Times New Roman"/>
+                <w:rFonts w:ascii="Calibri" w:hAnsi="Calibri"/>
                 <w:color w:val="000000"/>
                 <w:sz w:val="20"/>
               </w:rPr>
@@ -4868,7 +4964,7 @@
             <w:r/>
             <w:r>
               <w:rPr>
-                <w:rFonts w:ascii="Times New Roman" w:hAnsi="Times New Roman"/>
+                <w:rFonts w:ascii="Calibri" w:hAnsi="Calibri"/>
                 <w:color w:val="000000"/>
                 <w:sz w:val="20"/>
               </w:rPr>
@@ -4881,12 +4977,13 @@
         <w:tc>
           <w:tcPr>
             <w:tcW w:type="dxa" w:w="2340"/>
+            <w:shd w:fill="D6E4F0" w:val="clear"/>
           </w:tcPr>
           <w:p>
             <w:r/>
             <w:r>
               <w:rPr>
-                <w:rFonts w:ascii="Times New Roman" w:hAnsi="Times New Roman"/>
+                <w:rFonts w:ascii="Calibri" w:hAnsi="Calibri"/>
                 <w:color w:val="000000"/>
                 <w:sz w:val="20"/>
               </w:rPr>
@@ -4897,12 +4994,13 @@
         <w:tc>
           <w:tcPr>
             <w:tcW w:type="dxa" w:w="2340"/>
+            <w:shd w:fill="D6E4F0" w:val="clear"/>
           </w:tcPr>
           <w:p>
             <w:r/>
             <w:r>
               <w:rPr>
-                <w:rFonts w:ascii="Times New Roman" w:hAnsi="Times New Roman"/>
+                <w:rFonts w:ascii="Calibri" w:hAnsi="Calibri"/>
                 <w:color w:val="000000"/>
                 <w:sz w:val="20"/>
               </w:rPr>
@@ -4913,12 +5011,13 @@
         <w:tc>
           <w:tcPr>
             <w:tcW w:type="dxa" w:w="2340"/>
+            <w:shd w:fill="D6E4F0" w:val="clear"/>
           </w:tcPr>
           <w:p>
             <w:r/>
             <w:r>
               <w:rPr>
-                <w:rFonts w:ascii="Times New Roman" w:hAnsi="Times New Roman"/>
+                <w:rFonts w:ascii="Calibri" w:hAnsi="Calibri"/>
                 <w:color w:val="000000"/>
                 <w:sz w:val="20"/>
               </w:rPr>
@@ -4929,12 +5028,13 @@
         <w:tc>
           <w:tcPr>
             <w:tcW w:type="dxa" w:w="2340"/>
+            <w:shd w:fill="D6E4F0" w:val="clear"/>
           </w:tcPr>
           <w:p>
             <w:r/>
             <w:r>
               <w:rPr>
-                <w:rFonts w:ascii="Times New Roman" w:hAnsi="Times New Roman"/>
+                <w:rFonts w:ascii="Calibri" w:hAnsi="Calibri"/>
                 <w:color w:val="000000"/>
                 <w:sz w:val="20"/>
               </w:rPr>
@@ -4952,11 +5052,11 @@
             <w:r/>
             <w:r>
               <w:rPr>
-                <w:rFonts w:ascii="Times New Roman" w:hAnsi="Times New Roman"/>
+                <w:rFonts w:ascii="Calibri" w:hAnsi="Calibri"/>
                 <w:color w:val="000000"/>
                 <w:sz w:val="20"/>
               </w:rPr>
-              <w:t>PEGASUS/mBART comparison</w:t>
+              <w:t>Demo application</w:t>
             </w:r>
           </w:p>
         </w:tc>
@@ -4968,11 +5068,11 @@
             <w:r/>
             <w:r>
               <w:rPr>
-                <w:rFonts w:ascii="Times New Roman" w:hAnsi="Times New Roman"/>
+                <w:rFonts w:ascii="Calibri" w:hAnsi="Calibri"/>
                 <w:color w:val="000000"/>
                 <w:sz w:val="20"/>
               </w:rPr>
-              <w:t>Comparative evaluation</w:t>
+              <w:t>Streamlit + difficulty viz</w:t>
             </w:r>
           </w:p>
         </w:tc>
@@ -4984,7 +5084,7 @@
             <w:r/>
             <w:r>
               <w:rPr>
-                <w:rFonts w:ascii="Times New Roman" w:hAnsi="Times New Roman"/>
+                <w:rFonts w:ascii="Calibri" w:hAnsi="Calibri"/>
                 <w:color w:val="000000"/>
                 <w:sz w:val="20"/>
               </w:rPr>
@@ -5000,7 +5100,77 @@
             <w:r/>
             <w:r>
               <w:rPr>
-                <w:rFonts w:ascii="Times New Roman" w:hAnsi="Times New Roman"/>
+                <w:rFonts w:ascii="Calibri" w:hAnsi="Calibri"/>
+                <w:color w:val="000000"/>
+                <w:sz w:val="20"/>
+              </w:rPr>
+              <w:t>Working demo</w:t>
+            </w:r>
+          </w:p>
+        </w:tc>
+      </w:tr>
+      <w:tr>
+        <w:tc>
+          <w:tcPr>
+            <w:tcW w:type="dxa" w:w="2340"/>
+            <w:shd w:fill="D6E4F0" w:val="clear"/>
+          </w:tcPr>
+          <w:p>
+            <w:r/>
+            <w:r>
+              <w:rPr>
+                <w:rFonts w:ascii="Calibri" w:hAnsi="Calibri"/>
+                <w:color w:val="000000"/>
+                <w:sz w:val="20"/>
+              </w:rPr>
+              <w:t>PEGASUS/mBART comparison</w:t>
+            </w:r>
+          </w:p>
+        </w:tc>
+        <w:tc>
+          <w:tcPr>
+            <w:tcW w:type="dxa" w:w="2340"/>
+            <w:shd w:fill="D6E4F0" w:val="clear"/>
+          </w:tcPr>
+          <w:p>
+            <w:r/>
+            <w:r>
+              <w:rPr>
+                <w:rFonts w:ascii="Calibri" w:hAnsi="Calibri"/>
+                <w:color w:val="000000"/>
+                <w:sz w:val="20"/>
+              </w:rPr>
+              <w:t>Comparative evaluation</w:t>
+            </w:r>
+          </w:p>
+        </w:tc>
+        <w:tc>
+          <w:tcPr>
+            <w:tcW w:type="dxa" w:w="2340"/>
+            <w:shd w:fill="D6E4F0" w:val="clear"/>
+          </w:tcPr>
+          <w:p>
+            <w:r/>
+            <w:r>
+              <w:rPr>
+                <w:rFonts w:ascii="Calibri" w:hAnsi="Calibri"/>
+                <w:color w:val="000000"/>
+                <w:sz w:val="20"/>
+              </w:rPr>
+              <w:t>IN PROGRESS</w:t>
+            </w:r>
+          </w:p>
+        </w:tc>
+        <w:tc>
+          <w:tcPr>
+            <w:tcW w:type="dxa" w:w="2340"/>
+            <w:shd w:fill="D6E4F0" w:val="clear"/>
+          </w:tcPr>
+          <w:p>
+            <w:r/>
+            <w:r>
+              <w:rPr>
+                <w:rFonts w:ascii="Calibri" w:hAnsi="Calibri"/>
                 <w:color w:val="000000"/>
                 <w:sz w:val="20"/>
               </w:rPr>
@@ -5018,7 +5188,7 @@
             <w:r/>
             <w:r>
               <w:rPr>
-                <w:rFonts w:ascii="Times New Roman" w:hAnsi="Times New Roman"/>
+                <w:rFonts w:ascii="Calibri" w:hAnsi="Calibri"/>
                 <w:color w:val="000000"/>
                 <w:sz w:val="20"/>
               </w:rPr>
@@ -5034,7 +5204,7 @@
             <w:r/>
             <w:r>
               <w:rPr>
-                <w:rFonts w:ascii="Times New Roman" w:hAnsi="Times New Roman"/>
+                <w:rFonts w:ascii="Calibri" w:hAnsi="Calibri"/>
                 <w:color w:val="000000"/>
                 <w:sz w:val="20"/>
               </w:rPr>
@@ -5050,139 +5220,7 @@
             <w:r/>
             <w:r>
               <w:rPr>
-                <w:rFonts w:ascii="Times New Roman" w:hAnsi="Times New Roman"/>
-                <w:color w:val="000000"/>
-                <w:sz w:val="20"/>
-              </w:rPr>
-              <w:t>COMPLETED</w:t>
-            </w:r>
-          </w:p>
-        </w:tc>
-        <w:tc>
-          <w:tcPr>
-            <w:tcW w:type="dxa" w:w="2340"/>
-          </w:tcPr>
-          <w:p>
-            <w:r/>
-            <w:r>
-              <w:rPr>
-                <w:rFonts w:ascii="Times New Roman" w:hAnsi="Times New Roman"/>
-                <w:color w:val="000000"/>
-                <w:sz w:val="20"/>
-              </w:rPr>
-              <w:t>Ablation tables</w:t>
-            </w:r>
-          </w:p>
-        </w:tc>
-      </w:tr>
-      <w:tr>
-        <w:tc>
-          <w:tcPr>
-            <w:tcW w:type="dxa" w:w="2340"/>
-          </w:tcPr>
-          <w:p>
-            <w:r/>
-            <w:r>
-              <w:rPr>
-                <w:rFonts w:ascii="Times New Roman" w:hAnsi="Times New Roman"/>
-                <w:color w:val="000000"/>
-                <w:sz w:val="20"/>
-              </w:rPr>
-              <w:t>Demo application</w:t>
-            </w:r>
-          </w:p>
-        </w:tc>
-        <w:tc>
-          <w:tcPr>
-            <w:tcW w:type="dxa" w:w="2340"/>
-          </w:tcPr>
-          <w:p>
-            <w:r/>
-            <w:r>
-              <w:rPr>
-                <w:rFonts w:ascii="Times New Roman" w:hAnsi="Times New Roman"/>
-                <w:color w:val="000000"/>
-                <w:sz w:val="20"/>
-              </w:rPr>
-              <w:t>Streamlit + difficulty viz</w:t>
-            </w:r>
-          </w:p>
-        </w:tc>
-        <w:tc>
-          <w:tcPr>
-            <w:tcW w:type="dxa" w:w="2340"/>
-          </w:tcPr>
-          <w:p>
-            <w:r/>
-            <w:r>
-              <w:rPr>
-                <w:rFonts w:ascii="Times New Roman" w:hAnsi="Times New Roman"/>
-                <w:color w:val="000000"/>
-                <w:sz w:val="20"/>
-              </w:rPr>
-              <w:t>COMPLETED</w:t>
-            </w:r>
-          </w:p>
-        </w:tc>
-        <w:tc>
-          <w:tcPr>
-            <w:tcW w:type="dxa" w:w="2340"/>
-          </w:tcPr>
-          <w:p>
-            <w:r/>
-            <w:r>
-              <w:rPr>
-                <w:rFonts w:ascii="Times New Roman" w:hAnsi="Times New Roman"/>
-                <w:color w:val="000000"/>
-                <w:sz w:val="20"/>
-              </w:rPr>
-              <w:t>Working demo</w:t>
-            </w:r>
-          </w:p>
-        </w:tc>
-      </w:tr>
-      <w:tr>
-        <w:tc>
-          <w:tcPr>
-            <w:tcW w:type="dxa" w:w="2340"/>
-          </w:tcPr>
-          <w:p>
-            <w:r/>
-            <w:r>
-              <w:rPr>
-                <w:rFonts w:ascii="Times New Roman" w:hAnsi="Times New Roman"/>
-                <w:color w:val="000000"/>
-                <w:sz w:val="20"/>
-              </w:rPr>
-              <w:t>Human evaluation</w:t>
-            </w:r>
-          </w:p>
-        </w:tc>
-        <w:tc>
-          <w:tcPr>
-            <w:tcW w:type="dxa" w:w="2340"/>
-          </w:tcPr>
-          <w:p>
-            <w:r/>
-            <w:r>
-              <w:rPr>
-                <w:rFonts w:ascii="Times New Roman" w:hAnsi="Times New Roman"/>
-                <w:color w:val="000000"/>
-                <w:sz w:val="20"/>
-              </w:rPr>
-              <w:t>50 samples, 3 raters</w:t>
-            </w:r>
-          </w:p>
-        </w:tc>
-        <w:tc>
-          <w:tcPr>
-            <w:tcW w:type="dxa" w:w="2340"/>
-          </w:tcPr>
-          <w:p>
-            <w:r/>
-            <w:r>
-              <w:rPr>
-                <w:rFonts w:ascii="Times New Roman" w:hAnsi="Times New Roman"/>
+                <w:rFonts w:ascii="Calibri" w:hAnsi="Calibri"/>
                 <w:color w:val="000000"/>
                 <w:sz w:val="20"/>
               </w:rPr>
@@ -5198,7 +5236,77 @@
             <w:r/>
             <w:r>
               <w:rPr>
-                <w:rFonts w:ascii="Times New Roman" w:hAnsi="Times New Roman"/>
+                <w:rFonts w:ascii="Calibri" w:hAnsi="Calibri"/>
+                <w:color w:val="000000"/>
+                <w:sz w:val="20"/>
+              </w:rPr>
+              <w:t>Ablation tables</w:t>
+            </w:r>
+          </w:p>
+        </w:tc>
+      </w:tr>
+      <w:tr>
+        <w:tc>
+          <w:tcPr>
+            <w:tcW w:type="dxa" w:w="2340"/>
+            <w:shd w:fill="D6E4F0" w:val="clear"/>
+          </w:tcPr>
+          <w:p>
+            <w:r/>
+            <w:r>
+              <w:rPr>
+                <w:rFonts w:ascii="Calibri" w:hAnsi="Calibri"/>
+                <w:color w:val="000000"/>
+                <w:sz w:val="20"/>
+              </w:rPr>
+              <w:t>Human evaluation</w:t>
+            </w:r>
+          </w:p>
+        </w:tc>
+        <w:tc>
+          <w:tcPr>
+            <w:tcW w:type="dxa" w:w="2340"/>
+            <w:shd w:fill="D6E4F0" w:val="clear"/>
+          </w:tcPr>
+          <w:p>
+            <w:r/>
+            <w:r>
+              <w:rPr>
+                <w:rFonts w:ascii="Calibri" w:hAnsi="Calibri"/>
+                <w:color w:val="000000"/>
+                <w:sz w:val="20"/>
+              </w:rPr>
+              <w:t>50 samples, 3 raters</w:t>
+            </w:r>
+          </w:p>
+        </w:tc>
+        <w:tc>
+          <w:tcPr>
+            <w:tcW w:type="dxa" w:w="2340"/>
+            <w:shd w:fill="D6E4F0" w:val="clear"/>
+          </w:tcPr>
+          <w:p>
+            <w:r/>
+            <w:r>
+              <w:rPr>
+                <w:rFonts w:ascii="Calibri" w:hAnsi="Calibri"/>
+                <w:color w:val="000000"/>
+                <w:sz w:val="20"/>
+              </w:rPr>
+              <w:t>PENDING</w:t>
+            </w:r>
+          </w:p>
+        </w:tc>
+        <w:tc>
+          <w:tcPr>
+            <w:tcW w:type="dxa" w:w="2340"/>
+            <w:shd w:fill="D6E4F0" w:val="clear"/>
+          </w:tcPr>
+          <w:p>
+            <w:r/>
+            <w:r>
+              <w:rPr>
+                <w:rFonts w:ascii="Calibri" w:hAnsi="Calibri"/>
                 <w:color w:val="000000"/>
                 <w:sz w:val="20"/>
               </w:rPr>
@@ -5217,14 +5325,14 @@
       <w:pPr>
         <w:spacing w:before="280" w:after="120"/>
         <w:pBdr>
-          <w:bottom w:val="single" w:sz="4" w:space="1" w:color="000000"/>
+          <w:bottom w:val="single" w:sz="8" w:space="1" w:color="1F497D"/>
         </w:pBdr>
       </w:pPr>
       <w:r>
         <w:rPr>
-          <w:rFonts w:ascii="Times New Roman" w:hAnsi="Times New Roman"/>
+          <w:rFonts w:ascii="Calibri" w:hAnsi="Calibri"/>
           <w:b/>
-          <w:color w:val="000000"/>
+          <w:color w:val="1F497D"/>
           <w:sz w:val="28"/>
         </w:rPr>
         <w:t>10. TECHNICAL SPECIFICATIONS</w:t>
@@ -5246,6 +5354,7 @@
         <w:tc>
           <w:tcPr>
             <w:tcW w:type="dxa" w:w="3120"/>
+            <w:shd w:fill="1F497D" w:val="clear"/>
           </w:tcPr>
           <w:p>
             <w:pPr>
@@ -5254,9 +5363,9 @@
             <w:r/>
             <w:r>
               <w:rPr>
-                <w:rFonts w:ascii="Times New Roman" w:hAnsi="Times New Roman"/>
+                <w:rFonts w:ascii="Calibri" w:hAnsi="Calibri"/>
                 <w:b/>
-                <w:color w:val="000000"/>
+                <w:color w:val="FFFFFF"/>
                 <w:sz w:val="20"/>
               </w:rPr>
               <w:t>#</w:t>
@@ -5266,6 +5375,7 @@
         <w:tc>
           <w:tcPr>
             <w:tcW w:type="dxa" w:w="3120"/>
+            <w:shd w:fill="1F497D" w:val="clear"/>
           </w:tcPr>
           <w:p>
             <w:pPr>
@@ -5274,9 +5384,9 @@
             <w:r/>
             <w:r>
               <w:rPr>
-                <w:rFonts w:ascii="Times New Roman" w:hAnsi="Times New Roman"/>
+                <w:rFonts w:ascii="Calibri" w:hAnsi="Calibri"/>
                 <w:b/>
-                <w:color w:val="000000"/>
+                <w:color w:val="FFFFFF"/>
                 <w:sz w:val="20"/>
               </w:rPr>
               <w:t>Parameter</w:t>
@@ -5286,6 +5396,7 @@
         <w:tc>
           <w:tcPr>
             <w:tcW w:type="dxa" w:w="3120"/>
+            <w:shd w:fill="1F497D" w:val="clear"/>
           </w:tcPr>
           <w:p>
             <w:pPr>
@@ -5294,9 +5405,9 @@
             <w:r/>
             <w:r>
               <w:rPr>
-                <w:rFonts w:ascii="Times New Roman" w:hAnsi="Times New Roman"/>
+                <w:rFonts w:ascii="Calibri" w:hAnsi="Calibri"/>
                 <w:b/>
-                <w:color w:val="000000"/>
+                <w:color w:val="FFFFFF"/>
                 <w:sz w:val="20"/>
               </w:rPr>
               <w:t>Specification</w:t>
@@ -5313,7 +5424,7 @@
             <w:r/>
             <w:r>
               <w:rPr>
-                <w:rFonts w:ascii="Times New Roman" w:hAnsi="Times New Roman"/>
+                <w:rFonts w:ascii="Calibri" w:hAnsi="Calibri"/>
                 <w:color w:val="000000"/>
                 <w:sz w:val="20"/>
               </w:rPr>
@@ -5329,7 +5440,7 @@
             <w:r/>
             <w:r>
               <w:rPr>
-                <w:rFonts w:ascii="Times New Roman" w:hAnsi="Times New Roman"/>
+                <w:rFonts w:ascii="Calibri" w:hAnsi="Calibri"/>
                 <w:color w:val="000000"/>
                 <w:sz w:val="20"/>
               </w:rPr>
@@ -5345,7 +5456,7 @@
             <w:r/>
             <w:r>
               <w:rPr>
-                <w:rFonts w:ascii="Times New Roman" w:hAnsi="Times New Roman"/>
+                <w:rFonts w:ascii="Calibri" w:hAnsi="Calibri"/>
                 <w:color w:val="000000"/>
                 <w:sz w:val="20"/>
               </w:rPr>
@@ -5358,12 +5469,13 @@
         <w:tc>
           <w:tcPr>
             <w:tcW w:type="dxa" w:w="3120"/>
+            <w:shd w:fill="D6E4F0" w:val="clear"/>
           </w:tcPr>
           <w:p>
             <w:r/>
             <w:r>
               <w:rPr>
-                <w:rFonts w:ascii="Times New Roman" w:hAnsi="Times New Roman"/>
+                <w:rFonts w:ascii="Calibri" w:hAnsi="Calibri"/>
                 <w:color w:val="000000"/>
                 <w:sz w:val="20"/>
               </w:rPr>
@@ -5374,12 +5486,13 @@
         <w:tc>
           <w:tcPr>
             <w:tcW w:type="dxa" w:w="3120"/>
+            <w:shd w:fill="D6E4F0" w:val="clear"/>
           </w:tcPr>
           <w:p>
             <w:r/>
             <w:r>
               <w:rPr>
-                <w:rFonts w:ascii="Times New Roman" w:hAnsi="Times New Roman"/>
+                <w:rFonts w:ascii="Calibri" w:hAnsi="Calibri"/>
                 <w:color w:val="000000"/>
                 <w:sz w:val="20"/>
               </w:rPr>
@@ -5390,12 +5503,13 @@
         <w:tc>
           <w:tcPr>
             <w:tcW w:type="dxa" w:w="3120"/>
+            <w:shd w:fill="D6E4F0" w:val="clear"/>
           </w:tcPr>
           <w:p>
             <w:r/>
             <w:r>
               <w:rPr>
-                <w:rFonts w:ascii="Times New Roman" w:hAnsi="Times New Roman"/>
+                <w:rFonts w:ascii="Calibri" w:hAnsi="Calibri"/>
                 <w:color w:val="000000"/>
                 <w:sz w:val="20"/>
               </w:rPr>
@@ -5413,7 +5527,7 @@
             <w:r/>
             <w:r>
               <w:rPr>
-                <w:rFonts w:ascii="Times New Roman" w:hAnsi="Times New Roman"/>
+                <w:rFonts w:ascii="Calibri" w:hAnsi="Calibri"/>
                 <w:color w:val="000000"/>
                 <w:sz w:val="20"/>
               </w:rPr>
@@ -5429,7 +5543,7 @@
             <w:r/>
             <w:r>
               <w:rPr>
-                <w:rFonts w:ascii="Times New Roman" w:hAnsi="Times New Roman"/>
+                <w:rFonts w:ascii="Calibri" w:hAnsi="Calibri"/>
                 <w:color w:val="000000"/>
                 <w:sz w:val="20"/>
               </w:rPr>
@@ -5445,7 +5559,7 @@
             <w:r/>
             <w:r>
               <w:rPr>
-                <w:rFonts w:ascii="Times New Roman" w:hAnsi="Times New Roman"/>
+                <w:rFonts w:ascii="Calibri" w:hAnsi="Calibri"/>
                 <w:color w:val="000000"/>
                 <w:sz w:val="20"/>
               </w:rPr>
@@ -5458,12 +5572,13 @@
         <w:tc>
           <w:tcPr>
             <w:tcW w:type="dxa" w:w="3120"/>
+            <w:shd w:fill="D6E4F0" w:val="clear"/>
           </w:tcPr>
           <w:p>
             <w:r/>
             <w:r>
               <w:rPr>
-                <w:rFonts w:ascii="Times New Roman" w:hAnsi="Times New Roman"/>
+                <w:rFonts w:ascii="Calibri" w:hAnsi="Calibri"/>
                 <w:color w:val="000000"/>
                 <w:sz w:val="20"/>
               </w:rPr>
@@ -5474,12 +5589,13 @@
         <w:tc>
           <w:tcPr>
             <w:tcW w:type="dxa" w:w="3120"/>
+            <w:shd w:fill="D6E4F0" w:val="clear"/>
           </w:tcPr>
           <w:p>
             <w:r/>
             <w:r>
               <w:rPr>
-                <w:rFonts w:ascii="Times New Roman" w:hAnsi="Times New Roman"/>
+                <w:rFonts w:ascii="Calibri" w:hAnsi="Calibri"/>
                 <w:color w:val="000000"/>
                 <w:sz w:val="20"/>
               </w:rPr>
@@ -5490,12 +5606,13 @@
         <w:tc>
           <w:tcPr>
             <w:tcW w:type="dxa" w:w="3120"/>
+            <w:shd w:fill="D6E4F0" w:val="clear"/>
           </w:tcPr>
           <w:p>
             <w:r/>
             <w:r>
               <w:rPr>
-                <w:rFonts w:ascii="Times New Roman" w:hAnsi="Times New Roman"/>
+                <w:rFonts w:ascii="Calibri" w:hAnsi="Calibri"/>
                 <w:color w:val="000000"/>
                 <w:sz w:val="20"/>
               </w:rPr>
@@ -5513,7 +5630,7 @@
             <w:r/>
             <w:r>
               <w:rPr>
-                <w:rFonts w:ascii="Times New Roman" w:hAnsi="Times New Roman"/>
+                <w:rFonts w:ascii="Calibri" w:hAnsi="Calibri"/>
                 <w:color w:val="000000"/>
                 <w:sz w:val="20"/>
               </w:rPr>
@@ -5529,7 +5646,7 @@
             <w:r/>
             <w:r>
               <w:rPr>
-                <w:rFonts w:ascii="Times New Roman" w:hAnsi="Times New Roman"/>
+                <w:rFonts w:ascii="Calibri" w:hAnsi="Calibri"/>
                 <w:color w:val="000000"/>
                 <w:sz w:val="20"/>
               </w:rPr>
@@ -5545,7 +5662,7 @@
             <w:r/>
             <w:r>
               <w:rPr>
-                <w:rFonts w:ascii="Times New Roman" w:hAnsi="Times New Roman"/>
+                <w:rFonts w:ascii="Calibri" w:hAnsi="Calibri"/>
                 <w:color w:val="000000"/>
                 <w:sz w:val="20"/>
               </w:rPr>
@@ -5558,12 +5675,13 @@
         <w:tc>
           <w:tcPr>
             <w:tcW w:type="dxa" w:w="3120"/>
+            <w:shd w:fill="D6E4F0" w:val="clear"/>
           </w:tcPr>
           <w:p>
             <w:r/>
             <w:r>
               <w:rPr>
-                <w:rFonts w:ascii="Times New Roman" w:hAnsi="Times New Roman"/>
+                <w:rFonts w:ascii="Calibri" w:hAnsi="Calibri"/>
                 <w:color w:val="000000"/>
                 <w:sz w:val="20"/>
               </w:rPr>
@@ -5574,12 +5692,13 @@
         <w:tc>
           <w:tcPr>
             <w:tcW w:type="dxa" w:w="3120"/>
+            <w:shd w:fill="D6E4F0" w:val="clear"/>
           </w:tcPr>
           <w:p>
             <w:r/>
             <w:r>
               <w:rPr>
-                <w:rFonts w:ascii="Times New Roman" w:hAnsi="Times New Roman"/>
+                <w:rFonts w:ascii="Calibri" w:hAnsi="Calibri"/>
                 <w:color w:val="000000"/>
                 <w:sz w:val="20"/>
               </w:rPr>
@@ -5590,12 +5709,13 @@
         <w:tc>
           <w:tcPr>
             <w:tcW w:type="dxa" w:w="3120"/>
+            <w:shd w:fill="D6E4F0" w:val="clear"/>
           </w:tcPr>
           <w:p>
             <w:r/>
             <w:r>
               <w:rPr>
-                <w:rFonts w:ascii="Times New Roman" w:hAnsi="Times New Roman"/>
+                <w:rFonts w:ascii="Calibri" w:hAnsi="Calibri"/>
                 <w:color w:val="000000"/>
                 <w:sz w:val="20"/>
               </w:rPr>
@@ -5613,7 +5733,7 @@
             <w:r/>
             <w:r>
               <w:rPr>
-                <w:rFonts w:ascii="Times New Roman" w:hAnsi="Times New Roman"/>
+                <w:rFonts w:ascii="Calibri" w:hAnsi="Calibri"/>
                 <w:color w:val="000000"/>
                 <w:sz w:val="20"/>
               </w:rPr>
@@ -5629,7 +5749,7 @@
             <w:r/>
             <w:r>
               <w:rPr>
-                <w:rFonts w:ascii="Times New Roman" w:hAnsi="Times New Roman"/>
+                <w:rFonts w:ascii="Calibri" w:hAnsi="Calibri"/>
                 <w:color w:val="000000"/>
                 <w:sz w:val="20"/>
               </w:rPr>
@@ -5645,7 +5765,7 @@
             <w:r/>
             <w:r>
               <w:rPr>
-                <w:rFonts w:ascii="Times New Roman" w:hAnsi="Times New Roman"/>
+                <w:rFonts w:ascii="Calibri" w:hAnsi="Calibri"/>
                 <w:color w:val="000000"/>
                 <w:sz w:val="20"/>
               </w:rPr>
@@ -5658,12 +5778,13 @@
         <w:tc>
           <w:tcPr>
             <w:tcW w:type="dxa" w:w="3120"/>
+            <w:shd w:fill="D6E4F0" w:val="clear"/>
           </w:tcPr>
           <w:p>
             <w:r/>
             <w:r>
               <w:rPr>
-                <w:rFonts w:ascii="Times New Roman" w:hAnsi="Times New Roman"/>
+                <w:rFonts w:ascii="Calibri" w:hAnsi="Calibri"/>
                 <w:color w:val="000000"/>
                 <w:sz w:val="20"/>
               </w:rPr>
@@ -5674,12 +5795,13 @@
         <w:tc>
           <w:tcPr>
             <w:tcW w:type="dxa" w:w="3120"/>
+            <w:shd w:fill="D6E4F0" w:val="clear"/>
           </w:tcPr>
           <w:p>
             <w:r/>
             <w:r>
               <w:rPr>
-                <w:rFonts w:ascii="Times New Roman" w:hAnsi="Times New Roman"/>
+                <w:rFonts w:ascii="Calibri" w:hAnsi="Calibri"/>
                 <w:color w:val="000000"/>
                 <w:sz w:val="20"/>
               </w:rPr>
@@ -5690,12 +5812,13 @@
         <w:tc>
           <w:tcPr>
             <w:tcW w:type="dxa" w:w="3120"/>
+            <w:shd w:fill="D6E4F0" w:val="clear"/>
           </w:tcPr>
           <w:p>
             <w:r/>
             <w:r>
               <w:rPr>
-                <w:rFonts w:ascii="Times New Roman" w:hAnsi="Times New Roman"/>
+                <w:rFonts w:ascii="Calibri" w:hAnsi="Calibri"/>
                 <w:color w:val="000000"/>
                 <w:sz w:val="20"/>
               </w:rPr>
@@ -5713,7 +5836,7 @@
             <w:r/>
             <w:r>
               <w:rPr>
-                <w:rFonts w:ascii="Times New Roman" w:hAnsi="Times New Roman"/>
+                <w:rFonts w:ascii="Calibri" w:hAnsi="Calibri"/>
                 <w:color w:val="000000"/>
                 <w:sz w:val="20"/>
               </w:rPr>
@@ -5729,7 +5852,7 @@
             <w:r/>
             <w:r>
               <w:rPr>
-                <w:rFonts w:ascii="Times New Roman" w:hAnsi="Times New Roman"/>
+                <w:rFonts w:ascii="Calibri" w:hAnsi="Calibri"/>
                 <w:color w:val="000000"/>
                 <w:sz w:val="20"/>
               </w:rPr>
@@ -5745,7 +5868,7 @@
             <w:r/>
             <w:r>
               <w:rPr>
-                <w:rFonts w:ascii="Times New Roman" w:hAnsi="Times New Roman"/>
+                <w:rFonts w:ascii="Calibri" w:hAnsi="Calibri"/>
                 <w:color w:val="000000"/>
                 <w:sz w:val="20"/>
               </w:rPr>
@@ -5758,12 +5881,13 @@
         <w:tc>
           <w:tcPr>
             <w:tcW w:type="dxa" w:w="3120"/>
+            <w:shd w:fill="D6E4F0" w:val="clear"/>
           </w:tcPr>
           <w:p>
             <w:r/>
             <w:r>
               <w:rPr>
-                <w:rFonts w:ascii="Times New Roman" w:hAnsi="Times New Roman"/>
+                <w:rFonts w:ascii="Calibri" w:hAnsi="Calibri"/>
                 <w:color w:val="000000"/>
                 <w:sz w:val="20"/>
               </w:rPr>
@@ -5774,12 +5898,13 @@
         <w:tc>
           <w:tcPr>
             <w:tcW w:type="dxa" w:w="3120"/>
+            <w:shd w:fill="D6E4F0" w:val="clear"/>
           </w:tcPr>
           <w:p>
             <w:r/>
             <w:r>
               <w:rPr>
-                <w:rFonts w:ascii="Times New Roman" w:hAnsi="Times New Roman"/>
+                <w:rFonts w:ascii="Calibri" w:hAnsi="Calibri"/>
                 <w:color w:val="000000"/>
                 <w:sz w:val="20"/>
               </w:rPr>
@@ -5790,12 +5915,13 @@
         <w:tc>
           <w:tcPr>
             <w:tcW w:type="dxa" w:w="3120"/>
+            <w:shd w:fill="D6E4F0" w:val="clear"/>
           </w:tcPr>
           <w:p>
             <w:r/>
             <w:r>
               <w:rPr>
-                <w:rFonts w:ascii="Times New Roman" w:hAnsi="Times New Roman"/>
+                <w:rFonts w:ascii="Calibri" w:hAnsi="Calibri"/>
                 <w:color w:val="000000"/>
                 <w:sz w:val="20"/>
               </w:rPr>
@@ -5813,7 +5939,7 @@
             <w:r/>
             <w:r>
               <w:rPr>
-                <w:rFonts w:ascii="Times New Roman" w:hAnsi="Times New Roman"/>
+                <w:rFonts w:ascii="Calibri" w:hAnsi="Calibri"/>
                 <w:color w:val="000000"/>
                 <w:sz w:val="20"/>
               </w:rPr>
@@ -5829,7 +5955,7 @@
             <w:r/>
             <w:r>
               <w:rPr>
-                <w:rFonts w:ascii="Times New Roman" w:hAnsi="Times New Roman"/>
+                <w:rFonts w:ascii="Calibri" w:hAnsi="Calibri"/>
                 <w:color w:val="000000"/>
                 <w:sz w:val="20"/>
               </w:rPr>
@@ -5845,7 +5971,7 @@
             <w:r/>
             <w:r>
               <w:rPr>
-                <w:rFonts w:ascii="Times New Roman" w:hAnsi="Times New Roman"/>
+                <w:rFonts w:ascii="Calibri" w:hAnsi="Calibri"/>
                 <w:color w:val="000000"/>
                 <w:sz w:val="20"/>
               </w:rPr>
@@ -5859,14 +5985,14 @@
       <w:pPr>
         <w:spacing w:before="280" w:after="120"/>
         <w:pBdr>
-          <w:bottom w:val="single" w:sz="4" w:space="1" w:color="000000"/>
+          <w:bottom w:val="single" w:sz="8" w:space="1" w:color="1F497D"/>
         </w:pBdr>
       </w:pPr>
       <w:r>
         <w:rPr>
-          <w:rFonts w:ascii="Times New Roman" w:hAnsi="Times New Roman"/>
+          <w:rFonts w:ascii="Calibri" w:hAnsi="Calibri"/>
           <w:b/>
-          <w:color w:val="000000"/>
+          <w:color w:val="1F497D"/>
           <w:sz w:val="28"/>
         </w:rPr>
         <w:t>11. DESIGN CONSIDERATIONS</w:t>
@@ -5879,9 +6005,9 @@
       </w:pPr>
       <w:r>
         <w:rPr>
-          <w:rFonts w:ascii="Times New Roman" w:hAnsi="Times New Roman"/>
+          <w:rFonts w:ascii="Calibri" w:hAnsi="Calibri"/>
           <w:color w:val="000000"/>
-          <w:sz w:val="24"/>
+          <w:sz w:val="22"/>
         </w:rPr>
         <w:t>Modularity: Each stage independently testable and replaceable.</w:t>
       </w:r>
@@ -5893,9 +6019,9 @@
       </w:pPr>
       <w:r>
         <w:rPr>
-          <w:rFonts w:ascii="Times New Roman" w:hAnsi="Times New Roman"/>
+          <w:rFonts w:ascii="Calibri" w:hAnsi="Calibri"/>
           <w:color w:val="000000"/>
-          <w:sz w:val="24"/>
+          <w:sz w:val="22"/>
         </w:rPr>
         <w:t>Traceability: Every summary has evidence trace to source sentences.</w:t>
       </w:r>
@@ -5907,9 +6033,9 @@
       </w:pPr>
       <w:r>
         <w:rPr>
-          <w:rFonts w:ascii="Times New Roman" w:hAnsi="Times New Roman"/>
+          <w:rFonts w:ascii="Calibri" w:hAnsi="Calibri"/>
           <w:color w:val="000000"/>
-          <w:sz w:val="24"/>
+          <w:sz w:val="22"/>
         </w:rPr>
         <w:t>Graceful degradation: Difficulty-aware fallback prevents unverified output.</w:t>
       </w:r>
@@ -5921,9 +6047,9 @@
       </w:pPr>
       <w:r>
         <w:rPr>
-          <w:rFonts w:ascii="Times New Roman" w:hAnsi="Times New Roman"/>
+          <w:rFonts w:ascii="Calibri" w:hAnsi="Calibri"/>
           <w:color w:val="000000"/>
-          <w:sz w:val="24"/>
+          <w:sz w:val="22"/>
         </w:rPr>
         <w:t>Adaptivity: Dynamic threshold adapts without retraining.</w:t>
       </w:r>
@@ -5935,9 +6061,9 @@
       </w:pPr>
       <w:r>
         <w:rPr>
-          <w:rFonts w:ascii="Times New Roman" w:hAnsi="Times New Roman"/>
+          <w:rFonts w:ascii="Calibri" w:hAnsi="Calibri"/>
           <w:color w:val="000000"/>
-          <w:sz w:val="24"/>
+          <w:sz w:val="22"/>
         </w:rPr>
         <w:t>Reproducibility: All hyperparameters, seeds, and splits documented.</w:t>
       </w:r>
@@ -5949,9 +6075,9 @@
       </w:pPr>
       <w:r>
         <w:rPr>
-          <w:rFonts w:ascii="Times New Roman" w:hAnsi="Times New Roman"/>
+          <w:rFonts w:ascii="Calibri" w:hAnsi="Calibri"/>
           <w:color w:val="000000"/>
-          <w:sz w:val="24"/>
+          <w:sz w:val="22"/>
         </w:rPr>
         <w:t>Scope management: Local Streamlit demo; production deployment out of scope.</w:t>
       </w:r>
@@ -5965,14 +6091,14 @@
       <w:pPr>
         <w:spacing w:before="280" w:after="120"/>
         <w:pBdr>
-          <w:bottom w:val="single" w:sz="4" w:space="1" w:color="000000"/>
+          <w:bottom w:val="single" w:sz="8" w:space="1" w:color="1F497D"/>
         </w:pBdr>
       </w:pPr>
       <w:r>
         <w:rPr>
-          <w:rFonts w:ascii="Times New Roman" w:hAnsi="Times New Roman"/>
+          <w:rFonts w:ascii="Calibri" w:hAnsi="Calibri"/>
           <w:b/>
-          <w:color w:val="000000"/>
+          <w:color w:val="1F497D"/>
           <w:sz w:val="28"/>
         </w:rPr>
         <w:t>12. PRELIMINARY OBSERVATIONS AND RISKS</w:t>
@@ -5984,9 +6110,9 @@
       </w:pPr>
       <w:r>
         <w:rPr>
-          <w:rFonts w:ascii="Times New Roman" w:hAnsi="Times New Roman"/>
+          <w:rFonts w:ascii="Calibri" w:hAnsi="Calibri"/>
           <w:b/>
-          <w:color w:val="000000"/>
+          <w:color w:val="2E75B6"/>
           <w:sz w:val="24"/>
         </w:rPr>
         <w:t>12.1 Observations</w:t>
@@ -5999,9 +6125,9 @@
       </w:pPr>
       <w:r>
         <w:rPr>
-          <w:rFonts w:ascii="Times New Roman" w:hAnsi="Times New Roman"/>
+          <w:rFonts w:ascii="Calibri" w:hAnsi="Calibri"/>
           <w:color w:val="000000"/>
-          <w:sz w:val="24"/>
+          <w:sz w:val="22"/>
         </w:rPr>
         <w:t>Hybrid retrieval selects coherent evidence not captured by keyword overlap alone.</w:t>
       </w:r>
@@ -6013,9 +6139,9 @@
       </w:pPr>
       <w:r>
         <w:rPr>
-          <w:rFonts w:ascii="Times New Roman" w:hAnsi="Times New Roman"/>
+          <w:rFonts w:ascii="Calibri" w:hAnsi="Calibri"/>
           <w:color w:val="000000"/>
-          <w:sz w:val="24"/>
+          <w:sz w:val="22"/>
         </w:rPr>
         <w:t>Dynamic threshold averaged 0.555 (vs. fixed 0.40); most articles are moderately difficult.</w:t>
       </w:r>
@@ -6027,9 +6153,9 @@
       </w:pPr>
       <w:r>
         <w:rPr>
-          <w:rFonts w:ascii="Times New Roman" w:hAnsi="Times New Roman"/>
+          <w:rFonts w:ascii="Calibri" w:hAnsi="Calibri"/>
           <w:color w:val="000000"/>
-          <w:sz w:val="24"/>
+          <w:sz w:val="22"/>
         </w:rPr>
         <w:t>Zero hallucination rate across all pipeline evaluations.</w:t>
       </w:r>
@@ -6041,9 +6167,9 @@
       </w:pPr>
       <w:r>
         <w:rPr>
-          <w:rFonts w:ascii="Times New Roman" w:hAnsi="Times New Roman"/>
+          <w:rFonts w:ascii="Calibri" w:hAnsi="Calibri"/>
           <w:color w:val="000000"/>
-          <w:sz w:val="24"/>
+          <w:sz w:val="22"/>
         </w:rPr>
         <w:t>Mean latency 34.5s/article — acceptable for batch, needs optimisation for real-time.</w:t>
       </w:r>
@@ -6054,9 +6180,9 @@
       </w:pPr>
       <w:r>
         <w:rPr>
-          <w:rFonts w:ascii="Times New Roman" w:hAnsi="Times New Roman"/>
+          <w:rFonts w:ascii="Calibri" w:hAnsi="Calibri"/>
           <w:b/>
-          <w:color w:val="000000"/>
+          <w:color w:val="2E75B6"/>
           <w:sz w:val="24"/>
         </w:rPr>
         <w:t>12.2 Risks and Mitigations</w:t>
@@ -6077,6 +6203,7 @@
         <w:tc>
           <w:tcPr>
             <w:tcW w:type="dxa" w:w="4680"/>
+            <w:shd w:fill="1F497D" w:val="clear"/>
           </w:tcPr>
           <w:p>
             <w:pPr>
@@ -6085,9 +6212,9 @@
             <w:r/>
             <w:r>
               <w:rPr>
-                <w:rFonts w:ascii="Times New Roman" w:hAnsi="Times New Roman"/>
+                <w:rFonts w:ascii="Calibri" w:hAnsi="Calibri"/>
                 <w:b/>
-                <w:color w:val="000000"/>
+                <w:color w:val="FFFFFF"/>
                 <w:sz w:val="20"/>
               </w:rPr>
               <w:t>Risk</w:t>
@@ -6097,6 +6224,7 @@
         <w:tc>
           <w:tcPr>
             <w:tcW w:type="dxa" w:w="4680"/>
+            <w:shd w:fill="1F497D" w:val="clear"/>
           </w:tcPr>
           <w:p>
             <w:pPr>
@@ -6105,9 +6233,9 @@
             <w:r/>
             <w:r>
               <w:rPr>
-                <w:rFonts w:ascii="Times New Roman" w:hAnsi="Times New Roman"/>
+                <w:rFonts w:ascii="Calibri" w:hAnsi="Calibri"/>
                 <w:b/>
-                <w:color w:val="000000"/>
+                <w:color w:val="FFFFFF"/>
                 <w:sz w:val="20"/>
               </w:rPr>
               <w:t>Mitigation</w:t>
@@ -6124,7 +6252,7 @@
             <w:r/>
             <w:r>
               <w:rPr>
-                <w:rFonts w:ascii="Times New Roman" w:hAnsi="Times New Roman"/>
+                <w:rFonts w:ascii="Calibri" w:hAnsi="Calibri"/>
                 <w:color w:val="000000"/>
                 <w:sz w:val="20"/>
               </w:rPr>
@@ -6140,7 +6268,7 @@
             <w:r/>
             <w:r>
               <w:rPr>
-                <w:rFonts w:ascii="Times New Roman" w:hAnsi="Times New Roman"/>
+                <w:rFonts w:ascii="Calibri" w:hAnsi="Calibri"/>
                 <w:color w:val="000000"/>
                 <w:sz w:val="20"/>
               </w:rPr>
@@ -6153,12 +6281,13 @@
         <w:tc>
           <w:tcPr>
             <w:tcW w:type="dxa" w:w="4680"/>
+            <w:shd w:fill="D6E4F0" w:val="clear"/>
           </w:tcPr>
           <w:p>
             <w:r/>
             <w:r>
               <w:rPr>
-                <w:rFonts w:ascii="Times New Roman" w:hAnsi="Times New Roman"/>
+                <w:rFonts w:ascii="Calibri" w:hAnsi="Calibri"/>
                 <w:color w:val="000000"/>
                 <w:sz w:val="20"/>
               </w:rPr>
@@ -6169,12 +6298,13 @@
         <w:tc>
           <w:tcPr>
             <w:tcW w:type="dxa" w:w="4680"/>
+            <w:shd w:fill="D6E4F0" w:val="clear"/>
           </w:tcPr>
           <w:p>
             <w:r/>
             <w:r>
               <w:rPr>
-                <w:rFonts w:ascii="Times New Roman" w:hAnsi="Times New Roman"/>
+                <w:rFonts w:ascii="Calibri" w:hAnsi="Calibri"/>
                 <w:color w:val="000000"/>
                 <w:sz w:val="20"/>
               </w:rPr>
@@ -6192,7 +6322,7 @@
             <w:r/>
             <w:r>
               <w:rPr>
-                <w:rFonts w:ascii="Times New Roman" w:hAnsi="Times New Roman"/>
+                <w:rFonts w:ascii="Calibri" w:hAnsi="Calibri"/>
                 <w:color w:val="000000"/>
                 <w:sz w:val="20"/>
               </w:rPr>
@@ -6208,7 +6338,7 @@
             <w:r/>
             <w:r>
               <w:rPr>
-                <w:rFonts w:ascii="Times New Roman" w:hAnsi="Times New Roman"/>
+                <w:rFonts w:ascii="Calibri" w:hAnsi="Calibri"/>
                 <w:color w:val="000000"/>
                 <w:sz w:val="20"/>
               </w:rPr>
@@ -6221,12 +6351,13 @@
         <w:tc>
           <w:tcPr>
             <w:tcW w:type="dxa" w:w="4680"/>
+            <w:shd w:fill="D6E4F0" w:val="clear"/>
           </w:tcPr>
           <w:p>
             <w:r/>
             <w:r>
               <w:rPr>
-                <w:rFonts w:ascii="Times New Roman" w:hAnsi="Times New Roman"/>
+                <w:rFonts w:ascii="Calibri" w:hAnsi="Calibri"/>
                 <w:color w:val="000000"/>
                 <w:sz w:val="20"/>
               </w:rPr>
@@ -6237,12 +6368,13 @@
         <w:tc>
           <w:tcPr>
             <w:tcW w:type="dxa" w:w="4680"/>
+            <w:shd w:fill="D6E4F0" w:val="clear"/>
           </w:tcPr>
           <w:p>
             <w:r/>
             <w:r>
               <w:rPr>
-                <w:rFonts w:ascii="Times New Roman" w:hAnsi="Times New Roman"/>
+                <w:rFonts w:ascii="Calibri" w:hAnsi="Calibri"/>
                 <w:color w:val="000000"/>
                 <w:sz w:val="20"/>
               </w:rPr>
@@ -6256,14 +6388,14 @@
       <w:pPr>
         <w:spacing w:before="280" w:after="120"/>
         <w:pBdr>
-          <w:bottom w:val="single" w:sz="4" w:space="1" w:color="000000"/>
+          <w:bottom w:val="single" w:sz="8" w:space="1" w:color="1F497D"/>
         </w:pBdr>
       </w:pPr>
       <w:r>
         <w:rPr>
-          <w:rFonts w:ascii="Times New Roman" w:hAnsi="Times New Roman"/>
+          <w:rFonts w:ascii="Calibri" w:hAnsi="Calibri"/>
           <w:b/>
-          <w:color w:val="000000"/>
+          <w:color w:val="1F497D"/>
           <w:sz w:val="28"/>
         </w:rPr>
         <w:t>13. FUTURE PLAN</w:t>
@@ -6286,6 +6418,7 @@
         <w:tc>
           <w:tcPr>
             <w:tcW w:type="dxa" w:w="2340"/>
+            <w:shd w:fill="1F497D" w:val="clear"/>
           </w:tcPr>
           <w:p>
             <w:pPr>
@@ -6294,9 +6427,9 @@
             <w:r/>
             <w:r>
               <w:rPr>
-                <w:rFonts w:ascii="Times New Roman" w:hAnsi="Times New Roman"/>
+                <w:rFonts w:ascii="Calibri" w:hAnsi="Calibri"/>
                 <w:b/>
-                <w:color w:val="000000"/>
+                <w:color w:val="FFFFFF"/>
                 <w:sz w:val="20"/>
               </w:rPr>
               <w:t>Phase</w:t>
@@ -6306,6 +6439,7 @@
         <w:tc>
           <w:tcPr>
             <w:tcW w:type="dxa" w:w="2340"/>
+            <w:shd w:fill="1F497D" w:val="clear"/>
           </w:tcPr>
           <w:p>
             <w:pPr>
@@ -6314,9 +6448,9 @@
             <w:r/>
             <w:r>
               <w:rPr>
-                <w:rFonts w:ascii="Times New Roman" w:hAnsi="Times New Roman"/>
+                <w:rFonts w:ascii="Calibri" w:hAnsi="Calibri"/>
                 <w:b/>
-                <w:color w:val="000000"/>
+                <w:color w:val="FFFFFF"/>
                 <w:sz w:val="20"/>
               </w:rPr>
               <w:t>Dates</w:t>
@@ -6326,6 +6460,7 @@
         <w:tc>
           <w:tcPr>
             <w:tcW w:type="dxa" w:w="2340"/>
+            <w:shd w:fill="1F497D" w:val="clear"/>
           </w:tcPr>
           <w:p>
             <w:pPr>
@@ -6334,9 +6469,9 @@
             <w:r/>
             <w:r>
               <w:rPr>
-                <w:rFonts w:ascii="Times New Roman" w:hAnsi="Times New Roman"/>
+                <w:rFonts w:ascii="Calibri" w:hAnsi="Calibri"/>
                 <w:b/>
-                <w:color w:val="000000"/>
+                <w:color w:val="FFFFFF"/>
                 <w:sz w:val="20"/>
               </w:rPr>
               <w:t>Work</w:t>
@@ -6346,6 +6481,7 @@
         <w:tc>
           <w:tcPr>
             <w:tcW w:type="dxa" w:w="2340"/>
+            <w:shd w:fill="1F497D" w:val="clear"/>
           </w:tcPr>
           <w:p>
             <w:pPr>
@@ -6354,9 +6490,9 @@
             <w:r/>
             <w:r>
               <w:rPr>
-                <w:rFonts w:ascii="Times New Roman" w:hAnsi="Times New Roman"/>
+                <w:rFonts w:ascii="Calibri" w:hAnsi="Calibri"/>
                 <w:b/>
-                <w:color w:val="000000"/>
+                <w:color w:val="FFFFFF"/>
                 <w:sz w:val="20"/>
               </w:rPr>
               <w:t>Status</w:t>
@@ -6373,7 +6509,7 @@
             <w:r/>
             <w:r>
               <w:rPr>
-                <w:rFonts w:ascii="Times New Roman" w:hAnsi="Times New Roman"/>
+                <w:rFonts w:ascii="Calibri" w:hAnsi="Calibri"/>
                 <w:color w:val="000000"/>
                 <w:sz w:val="20"/>
               </w:rPr>
@@ -6389,7 +6525,7 @@
             <w:r/>
             <w:r>
               <w:rPr>
-                <w:rFonts w:ascii="Times New Roman" w:hAnsi="Times New Roman"/>
+                <w:rFonts w:ascii="Calibri" w:hAnsi="Calibri"/>
                 <w:color w:val="000000"/>
                 <w:sz w:val="20"/>
               </w:rPr>
@@ -6405,7 +6541,7 @@
             <w:r/>
             <w:r>
               <w:rPr>
-                <w:rFonts w:ascii="Times New Roman" w:hAnsi="Times New Roman"/>
+                <w:rFonts w:ascii="Calibri" w:hAnsi="Calibri"/>
                 <w:color w:val="000000"/>
                 <w:sz w:val="20"/>
               </w:rPr>
@@ -6421,7 +6557,77 @@
             <w:r/>
             <w:r>
               <w:rPr>
-                <w:rFonts w:ascii="Times New Roman" w:hAnsi="Times New Roman"/>
+                <w:rFonts w:ascii="Calibri" w:hAnsi="Calibri"/>
+                <w:color w:val="000000"/>
+                <w:sz w:val="20"/>
+              </w:rPr>
+              <w:t>COMPLETED</w:t>
+            </w:r>
+          </w:p>
+        </w:tc>
+      </w:tr>
+      <w:tr>
+        <w:tc>
+          <w:tcPr>
+            <w:tcW w:type="dxa" w:w="2340"/>
+            <w:shd w:fill="D6E4F0" w:val="clear"/>
+          </w:tcPr>
+          <w:p>
+            <w:r/>
+            <w:r>
+              <w:rPr>
+                <w:rFonts w:ascii="Calibri" w:hAnsi="Calibri"/>
+                <w:color w:val="000000"/>
+                <w:sz w:val="20"/>
+              </w:rPr>
+              <w:t>2. Baselines</w:t>
+            </w:r>
+          </w:p>
+        </w:tc>
+        <w:tc>
+          <w:tcPr>
+            <w:tcW w:type="dxa" w:w="2340"/>
+            <w:shd w:fill="D6E4F0" w:val="clear"/>
+          </w:tcPr>
+          <w:p>
+            <w:r/>
+            <w:r>
+              <w:rPr>
+                <w:rFonts w:ascii="Calibri" w:hAnsi="Calibri"/>
+                <w:color w:val="000000"/>
+                <w:sz w:val="20"/>
+              </w:rPr>
+              <w:t>11 May – 31 May</w:t>
+            </w:r>
+          </w:p>
+        </w:tc>
+        <w:tc>
+          <w:tcPr>
+            <w:tcW w:type="dxa" w:w="2340"/>
+            <w:shd w:fill="D6E4F0" w:val="clear"/>
+          </w:tcPr>
+          <w:p>
+            <w:r/>
+            <w:r>
+              <w:rPr>
+                <w:rFonts w:ascii="Calibri" w:hAnsi="Calibri"/>
+                <w:color w:val="000000"/>
+                <w:sz w:val="20"/>
+              </w:rPr>
+              <w:t>Pipeline design, baselines</w:t>
+            </w:r>
+          </w:p>
+        </w:tc>
+        <w:tc>
+          <w:tcPr>
+            <w:tcW w:type="dxa" w:w="2340"/>
+            <w:shd w:fill="D6E4F0" w:val="clear"/>
+          </w:tcPr>
+          <w:p>
+            <w:r/>
+            <w:r>
+              <w:rPr>
+                <w:rFonts w:ascii="Calibri" w:hAnsi="Calibri"/>
                 <w:color w:val="000000"/>
                 <w:sz w:val="20"/>
               </w:rPr>
@@ -6439,11 +6645,11 @@
             <w:r/>
             <w:r>
               <w:rPr>
-                <w:rFonts w:ascii="Times New Roman" w:hAnsi="Times New Roman"/>
+                <w:rFonts w:ascii="Calibri" w:hAnsi="Calibri"/>
                 <w:color w:val="000000"/>
                 <w:sz w:val="20"/>
               </w:rPr>
-              <w:t>2. Baselines</w:t>
+              <w:t>3. Pipeline</w:t>
             </w:r>
           </w:p>
         </w:tc>
@@ -6455,11 +6661,11 @@
             <w:r/>
             <w:r>
               <w:rPr>
-                <w:rFonts w:ascii="Times New Roman" w:hAnsi="Times New Roman"/>
+                <w:rFonts w:ascii="Calibri" w:hAnsi="Calibri"/>
                 <w:color w:val="000000"/>
                 <w:sz w:val="20"/>
               </w:rPr>
-              <w:t>11 May – 31 May</w:t>
+              <w:t>01 Jun – 21 Jun</w:t>
             </w:r>
           </w:p>
         </w:tc>
@@ -6471,11 +6677,11 @@
             <w:r/>
             <w:r>
               <w:rPr>
-                <w:rFonts w:ascii="Times New Roman" w:hAnsi="Times New Roman"/>
+                <w:rFonts w:ascii="Calibri" w:hAnsi="Calibri"/>
                 <w:color w:val="000000"/>
                 <w:sz w:val="20"/>
               </w:rPr>
-              <w:t>Pipeline design, baselines</w:t>
+              <w:t>Retrieval, generation, verification</w:t>
             </w:r>
           </w:p>
         </w:tc>
@@ -6487,7 +6693,77 @@
             <w:r/>
             <w:r>
               <w:rPr>
-                <w:rFonts w:ascii="Times New Roman" w:hAnsi="Times New Roman"/>
+                <w:rFonts w:ascii="Calibri" w:hAnsi="Calibri"/>
+                <w:color w:val="000000"/>
+                <w:sz w:val="20"/>
+              </w:rPr>
+              <w:t>COMPLETED</w:t>
+            </w:r>
+          </w:p>
+        </w:tc>
+      </w:tr>
+      <w:tr>
+        <w:tc>
+          <w:tcPr>
+            <w:tcW w:type="dxa" w:w="2340"/>
+            <w:shd w:fill="D6E4F0" w:val="clear"/>
+          </w:tcPr>
+          <w:p>
+            <w:r/>
+            <w:r>
+              <w:rPr>
+                <w:rFonts w:ascii="Calibri" w:hAnsi="Calibri"/>
+                <w:color w:val="000000"/>
+                <w:sz w:val="20"/>
+              </w:rPr>
+              <w:t>4. Novelty &amp; Demo</w:t>
+            </w:r>
+          </w:p>
+        </w:tc>
+        <w:tc>
+          <w:tcPr>
+            <w:tcW w:type="dxa" w:w="2340"/>
+            <w:shd w:fill="D6E4F0" w:val="clear"/>
+          </w:tcPr>
+          <w:p>
+            <w:r/>
+            <w:r>
+              <w:rPr>
+                <w:rFonts w:ascii="Calibri" w:hAnsi="Calibri"/>
+                <w:color w:val="000000"/>
+                <w:sz w:val="20"/>
+              </w:rPr>
+              <w:t>22 Jun – 12 Jul</w:t>
+            </w:r>
+          </w:p>
+        </w:tc>
+        <w:tc>
+          <w:tcPr>
+            <w:tcW w:type="dxa" w:w="2340"/>
+            <w:shd w:fill="D6E4F0" w:val="clear"/>
+          </w:tcPr>
+          <w:p>
+            <w:r/>
+            <w:r>
+              <w:rPr>
+                <w:rFonts w:ascii="Calibri" w:hAnsi="Calibri"/>
+                <w:color w:val="000000"/>
+                <w:sz w:val="20"/>
+              </w:rPr>
+              <w:t>Difficulty switch, demo app</w:t>
+            </w:r>
+          </w:p>
+        </w:tc>
+        <w:tc>
+          <w:tcPr>
+            <w:tcW w:type="dxa" w:w="2340"/>
+            <w:shd w:fill="D6E4F0" w:val="clear"/>
+          </w:tcPr>
+          <w:p>
+            <w:r/>
+            <w:r>
+              <w:rPr>
+                <w:rFonts w:ascii="Calibri" w:hAnsi="Calibri"/>
                 <w:color w:val="000000"/>
                 <w:sz w:val="20"/>
               </w:rPr>
@@ -6505,11 +6781,11 @@
             <w:r/>
             <w:r>
               <w:rPr>
-                <w:rFonts w:ascii="Times New Roman" w:hAnsi="Times New Roman"/>
+                <w:rFonts w:ascii="Calibri" w:hAnsi="Calibri"/>
                 <w:color w:val="000000"/>
                 <w:sz w:val="20"/>
               </w:rPr>
-              <w:t>3. Pipeline</w:t>
+              <w:t>5. Evaluation &amp; Final</w:t>
             </w:r>
           </w:p>
         </w:tc>
@@ -6521,139 +6797,7 @@
             <w:r/>
             <w:r>
               <w:rPr>
-                <w:rFonts w:ascii="Times New Roman" w:hAnsi="Times New Roman"/>
-                <w:color w:val="000000"/>
-                <w:sz w:val="20"/>
-              </w:rPr>
-              <w:t>01 Jun – 21 Jun</w:t>
-            </w:r>
-          </w:p>
-        </w:tc>
-        <w:tc>
-          <w:tcPr>
-            <w:tcW w:type="dxa" w:w="2340"/>
-          </w:tcPr>
-          <w:p>
-            <w:r/>
-            <w:r>
-              <w:rPr>
-                <w:rFonts w:ascii="Times New Roman" w:hAnsi="Times New Roman"/>
-                <w:color w:val="000000"/>
-                <w:sz w:val="20"/>
-              </w:rPr>
-              <w:t>Retrieval, generation, verification</w:t>
-            </w:r>
-          </w:p>
-        </w:tc>
-        <w:tc>
-          <w:tcPr>
-            <w:tcW w:type="dxa" w:w="2340"/>
-          </w:tcPr>
-          <w:p>
-            <w:r/>
-            <w:r>
-              <w:rPr>
-                <w:rFonts w:ascii="Times New Roman" w:hAnsi="Times New Roman"/>
-                <w:color w:val="000000"/>
-                <w:sz w:val="20"/>
-              </w:rPr>
-              <w:t>COMPLETED</w:t>
-            </w:r>
-          </w:p>
-        </w:tc>
-      </w:tr>
-      <w:tr>
-        <w:tc>
-          <w:tcPr>
-            <w:tcW w:type="dxa" w:w="2340"/>
-          </w:tcPr>
-          <w:p>
-            <w:r/>
-            <w:r>
-              <w:rPr>
-                <w:rFonts w:ascii="Times New Roman" w:hAnsi="Times New Roman"/>
-                <w:color w:val="000000"/>
-                <w:sz w:val="20"/>
-              </w:rPr>
-              <w:t>4. Novelty</w:t>
-            </w:r>
-          </w:p>
-        </w:tc>
-        <w:tc>
-          <w:tcPr>
-            <w:tcW w:type="dxa" w:w="2340"/>
-          </w:tcPr>
-          <w:p>
-            <w:r/>
-            <w:r>
-              <w:rPr>
-                <w:rFonts w:ascii="Times New Roman" w:hAnsi="Times New Roman"/>
-                <w:color w:val="000000"/>
-                <w:sz w:val="20"/>
-              </w:rPr>
-              <w:t>22 Jun – 12 Jul</w:t>
-            </w:r>
-          </w:p>
-        </w:tc>
-        <w:tc>
-          <w:tcPr>
-            <w:tcW w:type="dxa" w:w="2340"/>
-          </w:tcPr>
-          <w:p>
-            <w:r/>
-            <w:r>
-              <w:rPr>
-                <w:rFonts w:ascii="Times New Roman" w:hAnsi="Times New Roman"/>
-                <w:color w:val="000000"/>
-                <w:sz w:val="20"/>
-              </w:rPr>
-              <w:t>Difficulty switch, ablations, demo</w:t>
-            </w:r>
-          </w:p>
-        </w:tc>
-        <w:tc>
-          <w:tcPr>
-            <w:tcW w:type="dxa" w:w="2340"/>
-          </w:tcPr>
-          <w:p>
-            <w:r/>
-            <w:r>
-              <w:rPr>
-                <w:rFonts w:ascii="Times New Roman" w:hAnsi="Times New Roman"/>
-                <w:color w:val="000000"/>
-                <w:sz w:val="20"/>
-              </w:rPr>
-              <w:t>COMPLETED</w:t>
-            </w:r>
-          </w:p>
-        </w:tc>
-      </w:tr>
-      <w:tr>
-        <w:tc>
-          <w:tcPr>
-            <w:tcW w:type="dxa" w:w="2340"/>
-          </w:tcPr>
-          <w:p>
-            <w:r/>
-            <w:r>
-              <w:rPr>
-                <w:rFonts w:ascii="Times New Roman" w:hAnsi="Times New Roman"/>
-                <w:color w:val="000000"/>
-                <w:sz w:val="20"/>
-              </w:rPr>
-              <w:t>5. Final</w:t>
-            </w:r>
-          </w:p>
-        </w:tc>
-        <w:tc>
-          <w:tcPr>
-            <w:tcW w:type="dxa" w:w="2340"/>
-          </w:tcPr>
-          <w:p>
-            <w:r/>
-            <w:r>
-              <w:rPr>
-                <w:rFonts w:ascii="Times New Roman" w:hAnsi="Times New Roman"/>
+                <w:rFonts w:ascii="Calibri" w:hAnsi="Calibri"/>
                 <w:color w:val="000000"/>
                 <w:sz w:val="20"/>
               </w:rPr>
@@ -6669,11 +6813,11 @@
             <w:r/>
             <w:r>
               <w:rPr>
-                <w:rFonts w:ascii="Times New Roman" w:hAnsi="Times New Roman"/>
+                <w:rFonts w:ascii="Calibri" w:hAnsi="Calibri"/>
                 <w:color w:val="000000"/>
                 <w:sz w:val="20"/>
               </w:rPr>
-              <w:t>Human eval, dissertation, VIVA</w:t>
+              <w:t>Ablation, comparison, human eval, VIVA</w:t>
             </w:r>
           </w:p>
         </w:tc>
@@ -6685,11 +6829,11 @@
             <w:r/>
             <w:r>
               <w:rPr>
-                <w:rFonts w:ascii="Times New Roman" w:hAnsi="Times New Roman"/>
+                <w:rFonts w:ascii="Calibri" w:hAnsi="Calibri"/>
                 <w:color w:val="000000"/>
                 <w:sz w:val="20"/>
               </w:rPr>
-              <w:t>IN PROGRESS</w:t>
+              <w:t>PENDING</w:t>
             </w:r>
           </w:p>
         </w:tc>
@@ -6704,14 +6848,14 @@
       <w:pPr>
         <w:spacing w:before="280" w:after="120"/>
         <w:pBdr>
-          <w:bottom w:val="single" w:sz="4" w:space="1" w:color="000000"/>
+          <w:bottom w:val="single" w:sz="8" w:space="1" w:color="1F497D"/>
         </w:pBdr>
       </w:pPr>
       <w:r>
         <w:rPr>
-          <w:rFonts w:ascii="Times New Roman" w:hAnsi="Times New Roman"/>
+          <w:rFonts w:ascii="Calibri" w:hAnsi="Calibri"/>
           <w:b/>
-          <w:color w:val="000000"/>
+          <w:color w:val="1F497D"/>
           <w:sz w:val="28"/>
         </w:rPr>
         <w:t>14. ABBREVIATIONS</w:t>
@@ -6732,6 +6876,7 @@
         <w:tc>
           <w:tcPr>
             <w:tcW w:type="dxa" w:w="4680"/>
+            <w:shd w:fill="1F497D" w:val="clear"/>
           </w:tcPr>
           <w:p>
             <w:pPr>
@@ -6740,9 +6885,9 @@
             <w:r/>
             <w:r>
               <w:rPr>
-                <w:rFonts w:ascii="Times New Roman" w:hAnsi="Times New Roman"/>
+                <w:rFonts w:ascii="Calibri" w:hAnsi="Calibri"/>
                 <w:b/>
-                <w:color w:val="000000"/>
+                <w:color w:val="FFFFFF"/>
                 <w:sz w:val="20"/>
               </w:rPr>
               <w:t>Abbreviation</w:t>
@@ -6752,6 +6897,7 @@
         <w:tc>
           <w:tcPr>
             <w:tcW w:type="dxa" w:w="4680"/>
+            <w:shd w:fill="1F497D" w:val="clear"/>
           </w:tcPr>
           <w:p>
             <w:pPr>
@@ -6760,9 +6906,9 @@
             <w:r/>
             <w:r>
               <w:rPr>
-                <w:rFonts w:ascii="Times New Roman" w:hAnsi="Times New Roman"/>
+                <w:rFonts w:ascii="Calibri" w:hAnsi="Calibri"/>
                 <w:b/>
-                <w:color w:val="000000"/>
+                <w:color w:val="FFFFFF"/>
                 <w:sz w:val="20"/>
               </w:rPr>
               <w:t>Full Form</w:t>
@@ -6779,7 +6925,7 @@
             <w:r/>
             <w:r>
               <w:rPr>
-                <w:rFonts w:ascii="Times New Roman" w:hAnsi="Times New Roman"/>
+                <w:rFonts w:ascii="Calibri" w:hAnsi="Calibri"/>
                 <w:color w:val="000000"/>
                 <w:sz w:val="20"/>
               </w:rPr>
@@ -6795,7 +6941,7 @@
             <w:r/>
             <w:r>
               <w:rPr>
-                <w:rFonts w:ascii="Times New Roman" w:hAnsi="Times New Roman"/>
+                <w:rFonts w:ascii="Calibri" w:hAnsi="Calibri"/>
                 <w:color w:val="000000"/>
                 <w:sz w:val="20"/>
               </w:rPr>
@@ -6808,12 +6954,13 @@
         <w:tc>
           <w:tcPr>
             <w:tcW w:type="dxa" w:w="4680"/>
+            <w:shd w:fill="D6E4F0" w:val="clear"/>
           </w:tcPr>
           <w:p>
             <w:r/>
             <w:r>
               <w:rPr>
-                <w:rFonts w:ascii="Times New Roman" w:hAnsi="Times New Roman"/>
+                <w:rFonts w:ascii="Calibri" w:hAnsi="Calibri"/>
                 <w:color w:val="000000"/>
                 <w:sz w:val="20"/>
               </w:rPr>
@@ -6824,12 +6971,13 @@
         <w:tc>
           <w:tcPr>
             <w:tcW w:type="dxa" w:w="4680"/>
+            <w:shd w:fill="D6E4F0" w:val="clear"/>
           </w:tcPr>
           <w:p>
             <w:r/>
             <w:r>
               <w:rPr>
-                <w:rFonts w:ascii="Times New Roman" w:hAnsi="Times New Roman"/>
+                <w:rFonts w:ascii="Calibri" w:hAnsi="Calibri"/>
                 <w:color w:val="000000"/>
                 <w:sz w:val="20"/>
               </w:rPr>
@@ -6847,7 +6995,7 @@
             <w:r/>
             <w:r>
               <w:rPr>
-                <w:rFonts w:ascii="Times New Roman" w:hAnsi="Times New Roman"/>
+                <w:rFonts w:ascii="Calibri" w:hAnsi="Calibri"/>
                 <w:color w:val="000000"/>
                 <w:sz w:val="20"/>
               </w:rPr>
@@ -6863,7 +7011,7 @@
             <w:r/>
             <w:r>
               <w:rPr>
-                <w:rFonts w:ascii="Times New Roman" w:hAnsi="Times New Roman"/>
+                <w:rFonts w:ascii="Calibri" w:hAnsi="Calibri"/>
                 <w:color w:val="000000"/>
                 <w:sz w:val="20"/>
               </w:rPr>
@@ -6876,12 +7024,13 @@
         <w:tc>
           <w:tcPr>
             <w:tcW w:type="dxa" w:w="4680"/>
+            <w:shd w:fill="D6E4F0" w:val="clear"/>
           </w:tcPr>
           <w:p>
             <w:r/>
             <w:r>
               <w:rPr>
-                <w:rFonts w:ascii="Times New Roman" w:hAnsi="Times New Roman"/>
+                <w:rFonts w:ascii="Calibri" w:hAnsi="Calibri"/>
                 <w:color w:val="000000"/>
                 <w:sz w:val="20"/>
               </w:rPr>
@@ -6892,12 +7041,13 @@
         <w:tc>
           <w:tcPr>
             <w:tcW w:type="dxa" w:w="4680"/>
+            <w:shd w:fill="D6E4F0" w:val="clear"/>
           </w:tcPr>
           <w:p>
             <w:r/>
             <w:r>
               <w:rPr>
-                <w:rFonts w:ascii="Times New Roman" w:hAnsi="Times New Roman"/>
+                <w:rFonts w:ascii="Calibri" w:hAnsi="Calibri"/>
                 <w:color w:val="000000"/>
                 <w:sz w:val="20"/>
               </w:rPr>
@@ -6915,7 +7065,7 @@
             <w:r/>
             <w:r>
               <w:rPr>
-                <w:rFonts w:ascii="Times New Roman" w:hAnsi="Times New Roman"/>
+                <w:rFonts w:ascii="Calibri" w:hAnsi="Calibri"/>
                 <w:color w:val="000000"/>
                 <w:sz w:val="20"/>
               </w:rPr>
@@ -6931,7 +7081,7 @@
             <w:r/>
             <w:r>
               <w:rPr>
-                <w:rFonts w:ascii="Times New Roman" w:hAnsi="Times New Roman"/>
+                <w:rFonts w:ascii="Calibri" w:hAnsi="Calibri"/>
                 <w:color w:val="000000"/>
                 <w:sz w:val="20"/>
               </w:rPr>
@@ -6944,12 +7094,13 @@
         <w:tc>
           <w:tcPr>
             <w:tcW w:type="dxa" w:w="4680"/>
+            <w:shd w:fill="D6E4F0" w:val="clear"/>
           </w:tcPr>
           <w:p>
             <w:r/>
             <w:r>
               <w:rPr>
-                <w:rFonts w:ascii="Times New Roman" w:hAnsi="Times New Roman"/>
+                <w:rFonts w:ascii="Calibri" w:hAnsi="Calibri"/>
                 <w:color w:val="000000"/>
                 <w:sz w:val="20"/>
               </w:rPr>
@@ -6960,12 +7111,13 @@
         <w:tc>
           <w:tcPr>
             <w:tcW w:type="dxa" w:w="4680"/>
+            <w:shd w:fill="D6E4F0" w:val="clear"/>
           </w:tcPr>
           <w:p>
             <w:r/>
             <w:r>
               <w:rPr>
-                <w:rFonts w:ascii="Times New Roman" w:hAnsi="Times New Roman"/>
+                <w:rFonts w:ascii="Calibri" w:hAnsi="Calibri"/>
                 <w:color w:val="000000"/>
                 <w:sz w:val="20"/>
               </w:rPr>
@@ -6983,7 +7135,7 @@
             <w:r/>
             <w:r>
               <w:rPr>
-                <w:rFonts w:ascii="Times New Roman" w:hAnsi="Times New Roman"/>
+                <w:rFonts w:ascii="Calibri" w:hAnsi="Calibri"/>
                 <w:color w:val="000000"/>
                 <w:sz w:val="20"/>
               </w:rPr>
@@ -6999,7 +7151,7 @@
             <w:r/>
             <w:r>
               <w:rPr>
-                <w:rFonts w:ascii="Times New Roman" w:hAnsi="Times New Roman"/>
+                <w:rFonts w:ascii="Calibri" w:hAnsi="Calibri"/>
                 <w:color w:val="000000"/>
                 <w:sz w:val="20"/>
               </w:rPr>
@@ -7012,12 +7164,13 @@
         <w:tc>
           <w:tcPr>
             <w:tcW w:type="dxa" w:w="4680"/>
+            <w:shd w:fill="D6E4F0" w:val="clear"/>
           </w:tcPr>
           <w:p>
             <w:r/>
             <w:r>
               <w:rPr>
-                <w:rFonts w:ascii="Times New Roman" w:hAnsi="Times New Roman"/>
+                <w:rFonts w:ascii="Calibri" w:hAnsi="Calibri"/>
                 <w:color w:val="000000"/>
                 <w:sz w:val="20"/>
               </w:rPr>
@@ -7028,12 +7181,13 @@
         <w:tc>
           <w:tcPr>
             <w:tcW w:type="dxa" w:w="4680"/>
+            <w:shd w:fill="D6E4F0" w:val="clear"/>
           </w:tcPr>
           <w:p>
             <w:r/>
             <w:r>
               <w:rPr>
-                <w:rFonts w:ascii="Times New Roman" w:hAnsi="Times New Roman"/>
+                <w:rFonts w:ascii="Calibri" w:hAnsi="Calibri"/>
                 <w:color w:val="000000"/>
                 <w:sz w:val="20"/>
               </w:rPr>
@@ -7051,7 +7205,7 @@
             <w:r/>
             <w:r>
               <w:rPr>
-                <w:rFonts w:ascii="Times New Roman" w:hAnsi="Times New Roman"/>
+                <w:rFonts w:ascii="Calibri" w:hAnsi="Calibri"/>
                 <w:color w:val="000000"/>
                 <w:sz w:val="20"/>
               </w:rPr>
@@ -7067,7 +7221,7 @@
             <w:r/>
             <w:r>
               <w:rPr>
-                <w:rFonts w:ascii="Times New Roman" w:hAnsi="Times New Roman"/>
+                <w:rFonts w:ascii="Calibri" w:hAnsi="Calibri"/>
                 <w:color w:val="000000"/>
                 <w:sz w:val="20"/>
               </w:rPr>
@@ -7081,14 +7235,14 @@
       <w:pPr>
         <w:spacing w:before="280" w:after="120"/>
         <w:pBdr>
-          <w:bottom w:val="single" w:sz="4" w:space="1" w:color="000000"/>
+          <w:bottom w:val="single" w:sz="8" w:space="1" w:color="1F497D"/>
         </w:pBdr>
       </w:pPr>
       <w:r>
         <w:rPr>
-          <w:rFonts w:ascii="Times New Roman" w:hAnsi="Times New Roman"/>
+          <w:rFonts w:ascii="Calibri" w:hAnsi="Calibri"/>
           <w:b/>
-          <w:color w:val="000000"/>
+          <w:color w:val="1F497D"/>
           <w:sz w:val="28"/>
         </w:rPr>
         <w:t>15. REFERENCES</w:t>
@@ -7100,11 +7254,11 @@
       </w:pPr>
       <w:r>
         <w:rPr>
-          <w:rFonts w:ascii="Times New Roman" w:hAnsi="Times New Roman"/>
+          <w:rFonts w:ascii="Calibri" w:hAnsi="Calibri"/>
           <w:b w:val="0"/>
           <w:i w:val="0"/>
           <w:color w:val="000000"/>
-          <w:sz w:val="24"/>
+          <w:sz w:val="22"/>
         </w:rPr>
         <w:t>[1] M. Lewis et al. "BART: Denoising Sequence-to-Sequence Pre-training for NLG, Translation, and Comprehension," Proc. ACL 2020, pp. 7871–7880.</w:t>
       </w:r>
@@ -7115,11 +7269,11 @@
       </w:pPr>
       <w:r>
         <w:rPr>
-          <w:rFonts w:ascii="Times New Roman" w:hAnsi="Times New Roman"/>
+          <w:rFonts w:ascii="Calibri" w:hAnsi="Calibri"/>
           <w:b w:val="0"/>
           <w:i w:val="0"/>
           <w:color w:val="000000"/>
-          <w:sz w:val="24"/>
+          <w:sz w:val="22"/>
         </w:rPr>
         <w:t>[2] J. Zhang et al. "PEGASUS: Pre-training with Extracted Gap-sentences for Abstractive Summarization," Proc. ICML 2020, pp. 11328–11339.</w:t>
       </w:r>
@@ -7130,11 +7284,11 @@
       </w:pPr>
       <w:r>
         <w:rPr>
-          <w:rFonts w:ascii="Times New Roman" w:hAnsi="Times New Roman"/>
+          <w:rFonts w:ascii="Calibri" w:hAnsi="Calibri"/>
           <w:b w:val="0"/>
           <w:i w:val="0"/>
           <w:color w:val="000000"/>
-          <w:sz w:val="24"/>
+          <w:sz w:val="22"/>
         </w:rPr>
         <w:t>[3] P. Laban et al. "SummaC: Re-visiting NLI-based Models for Inconsistency Detection in Summarization," Trans. ACL, Vol. 10, pp. 163–177, 2022.</w:t>
       </w:r>
@@ -7145,11 +7299,11 @@
       </w:pPr>
       <w:r>
         <w:rPr>
-          <w:rFonts w:ascii="Times New Roman" w:hAnsi="Times New Roman"/>
+          <w:rFonts w:ascii="Calibri" w:hAnsi="Calibri"/>
           <w:b w:val="0"/>
           <w:i w:val="0"/>
           <w:color w:val="000000"/>
-          <w:sz w:val="24"/>
+          <w:sz w:val="22"/>
         </w:rPr>
         <w:t>[4] H. Sankararaman et al. "Provenance: A Light-weight Fact-checker for Retrieval Augmented LLM Generation," Proc. EMNLP 2024.</w:t>
       </w:r>
@@ -7160,11 +7314,11 @@
       </w:pPr>
       <w:r>
         <w:rPr>
-          <w:rFonts w:ascii="Times New Roman" w:hAnsi="Times New Roman"/>
+          <w:rFonts w:ascii="Calibri" w:hAnsi="Calibri"/>
           <w:b w:val="0"/>
           <w:i w:val="0"/>
           <w:color w:val="000000"/>
-          <w:sz w:val="24"/>
+          <w:sz w:val="22"/>
         </w:rPr>
         <w:t>[5] L. Tang et al. "MiniCheck: Efficient Fact-Checking of LLMs on Grounding Documents," Proc. EMNLP 2024.</w:t>
       </w:r>
@@ -7567,9 +7721,9 @@
       <w:spacing w:after="120" w:before="0" w:line="276" w:lineRule="auto"/>
     </w:pPr>
     <w:rPr>
-      <w:rFonts w:ascii="Times New Roman" w:hAnsi="Times New Roman"/>
+      <w:rFonts w:ascii="Calibri" w:hAnsi="Calibri"/>
       <w:color w:val="000000"/>
-      <w:sz w:val="24"/>
+      <w:sz w:val="22"/>
     </w:rPr>
   </w:style>
   <w:style w:type="paragraph" w:styleId="Header">
